--- a/theory/Конспекты/lection_lessons.docx
+++ b/theory/Конспекты/lection_lessons.docx
@@ -8654,19 +8654,66 @@
         <w:rPr>
           <w:b w:val="0"/>
           <w:bCs w:val="0"/>
+          <w:highlight w:val="none"/>
+          <w:vertAlign w:val="baseline"/>
+          <w:lang w:val="ru-RU"/>
+        </w:rPr>
+      </w:r>
+      <w:r>
+        <w:rPr>
+          <w:b w:val="0"/>
+          <w:bCs w:val="0"/>
+          <w:highlight w:val="none"/>
+          <w:vertAlign w:val="baseline"/>
+          <w:lang w:val="ru-RU"/>
+        </w:rPr>
+      </w:r>
+    </w:p>
+    <w:p>
+      <w:pPr>
+        <w:pStyle w:val="944"/>
+        <w:pBdr/>
+        <w:bidi w:val="false"/>
+        <w:spacing/>
+        <w:ind/>
+        <w:jc w:val="both"/>
+        <w:rPr>
+          <w:b w:val="0"/>
+          <w:bCs w:val="0"/>
           <w:sz w:val="28"/>
           <w:szCs w:val="28"/>
           <w:highlight w:val="none"/>
           <w:vertAlign w:val="subscript"/>
         </w:rPr>
-      </w:r>
-      <w:r>
-        <w:rPr>
-          <w:b w:val="0"/>
-          <w:bCs w:val="0"/>
-          <w:highlight w:val="none"/>
-          <w:vertAlign w:val="baseline"/>
-          <w:lang w:val="ru-RU"/>
+      </w:pPr>
+      <w:r>
+        <w:rPr>
+          <w:b w:val="0"/>
+          <w:bCs w:val="0"/>
+          <w:sz w:val="28"/>
+          <w:szCs w:val="28"/>
+          <w:highlight w:val="none"/>
+          <w:vertAlign w:val="subscript"/>
+        </w:rPr>
+      </w:r>
+      <w:r>
+        <w:rPr>
+          <w:b w:val="0"/>
+          <w:bCs w:val="0"/>
+          <w:sz w:val="28"/>
+          <w:szCs w:val="28"/>
+          <w:highlight w:val="none"/>
+          <w:vertAlign w:val="subscript"/>
+        </w:rPr>
+      </w:r>
+      <w:r>
+        <w:rPr>
+          <w:b w:val="0"/>
+          <w:bCs w:val="0"/>
+          <w:sz w:val="28"/>
+          <w:szCs w:val="28"/>
+          <w:highlight w:val="none"/>
+          <w:vertAlign w:val="subscript"/>
         </w:rPr>
       </w:r>
     </w:p>
@@ -8681,10 +8728,265 @@
         <w:rPr>
           <w:b w:val="0"/>
           <w:bCs w:val="0"/>
+          <w:highlight w:val="none"/>
+          <w:vertAlign w:val="baseline"/>
+          <w:lang w:val="en-US"/>
+        </w:rPr>
+      </w:pPr>
+      <w:r>
+        <w:rPr>
+          <w:b w:val="0"/>
+          <w:bCs w:val="0"/>
+          <w:highlight w:val="none"/>
+          <w:vertAlign w:val="baseline"/>
+          <w:lang w:val="ru-RU"/>
+        </w:rPr>
+        <w:t xml:space="preserve">Величина шага </w:t>
+      </w:r>
+      <w:r>
+        <w:rPr>
+          <w:b w:val="0"/>
+          <w:bCs w:val="0"/>
+          <w:highlight w:val="none"/>
+          <w:vertAlign w:val="baseline"/>
+          <w:lang w:val="en-US"/>
+        </w:rPr>
+        <w:t xml:space="preserve">t</w:t>
+      </w:r>
+      <w:r>
+        <w:rPr>
+          <w:b w:val="0"/>
+          <w:bCs w:val="0"/>
+          <w:highlight w:val="none"/>
+          <w:vertAlign w:val="subscript"/>
+          <w:lang w:val="en-US"/>
+        </w:rPr>
+        <w:t xml:space="preserve">k</w:t>
+      </w:r>
+      <w:r>
+        <w:rPr>
+          <w:b w:val="0"/>
+          <w:bCs w:val="0"/>
+          <w:highlight w:val="none"/>
+          <w:vertAlign w:val="baseline"/>
+          <w:lang w:val="ru-RU"/>
+        </w:rPr>
+        <w:t xml:space="preserve"> остаётся постоянной до тех пор, пока функция убывает в точках последовательности. Проверяется это выполнением условия: </w:t>
+      </w:r>
+      <w:r>
+        <w:rPr>
+          <w:b w:val="0"/>
+          <w:bCs w:val="0"/>
+          <w:highlight w:val="none"/>
+          <w:vertAlign w:val="baseline"/>
+          <w:lang w:val="en-US"/>
+        </w:rPr>
+        <w:t xml:space="preserve">|</w:t>
+      </w:r>
+      <w:r>
+        <w:rPr>
+          <w:b w:val="0"/>
+          <w:bCs w:val="0"/>
+          <w:highlight w:val="none"/>
+          <w:vertAlign w:val="baseline"/>
+          <w:lang w:val="en-US"/>
+        </w:rPr>
+        <w:t xml:space="preserve">f(x</w:t>
+      </w:r>
+      <w:r>
+        <w:rPr>
+          <w:b w:val="0"/>
+          <w:bCs w:val="0"/>
+          <w:highlight w:val="none"/>
+          <w:vertAlign w:val="superscript"/>
+          <w:lang w:val="en-US"/>
+        </w:rPr>
+        <w:t xml:space="preserve">k+1</w:t>
+      </w:r>
+      <w:r>
+        <w:rPr>
+          <w:b w:val="0"/>
+          <w:bCs w:val="0"/>
+          <w:highlight w:val="none"/>
+          <w:vertAlign w:val="baseline"/>
+          <w:lang w:val="en-US"/>
+        </w:rPr>
+        <w:t xml:space="preserve">) - f(x</w:t>
+      </w:r>
+      <w:r>
+        <w:rPr>
+          <w:b w:val="0"/>
+          <w:bCs w:val="0"/>
+          <w:highlight w:val="none"/>
+          <w:vertAlign w:val="superscript"/>
+          <w:lang w:val="en-US"/>
+        </w:rPr>
+        <w:t xml:space="preserve">k</w:t>
+      </w:r>
+      <w:r>
+        <w:rPr>
+          <w:b w:val="0"/>
+          <w:bCs w:val="0"/>
+          <w:highlight w:val="none"/>
+          <w:vertAlign w:val="baseline"/>
+          <w:lang w:val="en-US"/>
+        </w:rPr>
+        <w:t xml:space="preserve">)</w:t>
+      </w:r>
+      <w:r>
+        <w:rPr>
+          <w:b w:val="0"/>
+          <w:bCs w:val="0"/>
+          <w:highlight w:val="none"/>
+          <w:vertAlign w:val="baseline"/>
+          <w:lang w:val="en-US"/>
+        </w:rPr>
+        <w:t xml:space="preserve">| &lt; e * ||</w:t>
+      </w:r>
+      <w:r>
+        <w:rPr>
+          <w:b w:val="0"/>
+          <w:bCs w:val="0"/>
+          <w:highlight w:val="none"/>
+          <w:vertAlign w:val="baseline"/>
+          <w:lang w:val="en-US"/>
+        </w:rPr>
+        <w:t xml:space="preserve">grad f(x</w:t>
+      </w:r>
+      <w:r>
+        <w:rPr>
+          <w:b w:val="0"/>
+          <w:bCs w:val="0"/>
+          <w:highlight w:val="none"/>
+          <w:vertAlign w:val="superscript"/>
+          <w:lang w:val="en-US"/>
+        </w:rPr>
+        <w:t xml:space="preserve">k</w:t>
+      </w:r>
+      <w:r>
+        <w:rPr>
+          <w:b w:val="0"/>
+          <w:bCs w:val="0"/>
+          <w:highlight w:val="none"/>
+          <w:vertAlign w:val="baseline"/>
+          <w:lang w:val="en-US"/>
+        </w:rPr>
+        <w:t xml:space="preserve">)</w:t>
+      </w:r>
+      <w:r>
+        <w:rPr>
+          <w:b w:val="0"/>
+          <w:bCs w:val="0"/>
+          <w:highlight w:val="none"/>
+          <w:vertAlign w:val="baseline"/>
+          <w:lang w:val="en-US"/>
+        </w:rPr>
+        <w:t xml:space="preserve">||</w:t>
+      </w:r>
+      <w:r>
+        <w:rPr>
+          <w:b w:val="0"/>
+          <w:bCs w:val="0"/>
+          <w:highlight w:val="none"/>
+          <w:vertAlign w:val="superscript"/>
+          <w:lang w:val="en-US"/>
+        </w:rPr>
+        <w:t xml:space="preserve">2</w:t>
+      </w:r>
+      <w:r>
+        <w:rPr>
+          <w:b w:val="0"/>
+          <w:bCs w:val="0"/>
+          <w:highlight w:val="none"/>
+          <w:vertAlign w:val="baseline"/>
+          <w:lang w:val="en-US"/>
+        </w:rPr>
+        <w:t xml:space="preserve"> &lt;=&gt; </w:t>
+      </w:r>
+      <w:r>
+        <w:rPr>
+          <w:b w:val="0"/>
+          <w:bCs w:val="0"/>
+          <w:highlight w:val="none"/>
+          <w:vertAlign w:val="baseline"/>
+          <w:lang w:val="en-US"/>
+        </w:rPr>
+        <w:t xml:space="preserve">f(x</w:t>
+      </w:r>
+      <w:r>
+        <w:rPr>
+          <w:b w:val="0"/>
+          <w:bCs w:val="0"/>
+          <w:highlight w:val="none"/>
+          <w:vertAlign w:val="superscript"/>
+          <w:lang w:val="en-US"/>
+        </w:rPr>
+        <w:t xml:space="preserve">k+1</w:t>
+      </w:r>
+      <w:r>
+        <w:rPr>
+          <w:b w:val="0"/>
+          <w:bCs w:val="0"/>
+          <w:highlight w:val="none"/>
+          <w:vertAlign w:val="baseline"/>
+          <w:lang w:val="en-US"/>
+        </w:rPr>
+        <w:t xml:space="preserve">)&lt;f(x</w:t>
+      </w:r>
+      <w:r>
+        <w:rPr>
+          <w:b w:val="0"/>
+          <w:bCs w:val="0"/>
+          <w:highlight w:val="none"/>
+          <w:vertAlign w:val="superscript"/>
+          <w:lang w:val="en-US"/>
+        </w:rPr>
+        <w:t xml:space="preserve">k</w:t>
+      </w:r>
+      <w:r>
+        <w:rPr>
+          <w:b w:val="0"/>
+          <w:bCs w:val="0"/>
+          <w:highlight w:val="none"/>
+          <w:vertAlign w:val="baseline"/>
+          <w:lang w:val="en-US"/>
+        </w:rPr>
+        <w:t xml:space="preserve">)</w:t>
+      </w:r>
+      <w:r>
+        <w:rPr>
+          <w:b w:val="0"/>
+          <w:bCs w:val="0"/>
+          <w:highlight w:val="none"/>
+          <w:vertAlign w:val="baseline"/>
+          <w:lang w:val="en-US"/>
+        </w:rPr>
+      </w:r>
+      <w:r>
+        <w:rPr>
+          <w:b w:val="0"/>
+          <w:bCs w:val="0"/>
+          <w:highlight w:val="none"/>
+          <w:vertAlign w:val="baseline"/>
+          <w:lang w:val="en-US"/>
+        </w:rPr>
+      </w:r>
+    </w:p>
+    <w:p>
+      <w:pPr>
+        <w:pStyle w:val="944"/>
+        <w:pBdr/>
+        <w:bidi w:val="false"/>
+        <w:spacing/>
+        <w:ind/>
+        <w:jc w:val="both"/>
+        <w:rPr>
+          <w:b w:val="0"/>
+          <w:bCs w:val="0"/>
           <w:sz w:val="28"/>
           <w:szCs w:val="28"/>
           <w:highlight w:val="none"/>
-          <w:vertAlign w:val="subscript"/>
+          <w:vertAlign w:val="baseline"/>
         </w:rPr>
       </w:pPr>
       <w:r>
@@ -8694,7 +8996,7 @@
           <w:sz w:val="28"/>
           <w:szCs w:val="28"/>
           <w:highlight w:val="none"/>
-          <w:vertAlign w:val="subscript"/>
+          <w:vertAlign w:val="baseline"/>
         </w:rPr>
       </w:r>
       <w:r>
@@ -8704,7 +9006,7 @@
           <w:sz w:val="28"/>
           <w:szCs w:val="28"/>
           <w:highlight w:val="none"/>
-          <w:vertAlign w:val="subscript"/>
+          <w:vertAlign w:val="baseline"/>
         </w:rPr>
       </w:r>
       <w:r>
@@ -8714,7 +9016,7 @@
           <w:sz w:val="28"/>
           <w:szCs w:val="28"/>
           <w:highlight w:val="none"/>
-          <w:vertAlign w:val="subscript"/>
+          <w:vertAlign w:val="baseline"/>
         </w:rPr>
       </w:r>
     </w:p>
@@ -8727,13 +9029,39 @@
         <w:ind/>
         <w:jc w:val="both"/>
         <w:rPr>
+          <w:highlight w:val="none"/>
+        </w:rPr>
+      </w:pPr>
+      <w:r>
+        <w:rPr>
+          <w:b w:val="0"/>
+          <w:bCs w:val="0"/>
+          <w:highlight w:val="none"/>
+          <w:vertAlign w:val="baseline"/>
+          <w:lang w:val="ru-RU"/>
+        </w:rPr>
+        <w:t xml:space="preserve">Построение точек </w:t>
+      </w:r>
+      <w:r>
+        <w:rPr>
           <w:b w:val="0"/>
           <w:bCs w:val="0"/>
           <w:highlight w:val="none"/>
           <w:vertAlign w:val="baseline"/>
           <w:lang w:val="en-US"/>
         </w:rPr>
-      </w:pPr>
+        <w:t xml:space="preserve">x</w:t>
+      </w:r>
+      <w:r>
+        <w:rPr>
+          <w:b w:val="0"/>
+          <w:bCs w:val="0"/>
+          <w:highlight w:val="none"/>
+          <w:vertAlign w:val="superscript"/>
+          <w:lang w:val="en-US"/>
+        </w:rPr>
+        <w:t xml:space="preserve">k</w:t>
+      </w:r>
       <w:r>
         <w:rPr>
           <w:b w:val="0"/>
@@ -8742,7 +9070,7 @@
           <w:vertAlign w:val="baseline"/>
           <w:lang w:val="ru-RU"/>
         </w:rPr>
-        <w:t xml:space="preserve">Величина шага </w:t>
+        <w:t xml:space="preserve"> заканчивается в той точке, для которой выполняется условие точности: </w:t>
       </w:r>
       <w:r>
         <w:rPr>
@@ -8752,7 +9080,97 @@
           <w:vertAlign w:val="baseline"/>
           <w:lang w:val="en-US"/>
         </w:rPr>
-        <w:t xml:space="preserve">t</w:t>
+        <w:t xml:space="preserve">x</w:t>
+      </w:r>
+      <w:r>
+        <w:rPr>
+          <w:b w:val="0"/>
+          <w:bCs w:val="0"/>
+          <w:highlight w:val="none"/>
+          <w:vertAlign w:val="superscript"/>
+          <w:lang w:val="en-US"/>
+        </w:rPr>
+        <w:t xml:space="preserve">k</w:t>
+      </w:r>
+      <w:r>
+        <w:rPr>
+          <w:b w:val="0"/>
+          <w:bCs w:val="0"/>
+          <w:highlight w:val="none"/>
+          <w:vertAlign w:val="baseline"/>
+          <w:lang w:val="ru-RU"/>
+        </w:rPr>
+        <w:t xml:space="preserve"> : </w:t>
+      </w:r>
+      <w:r>
+        <w:rPr>
+          <w:b w:val="0"/>
+          <w:bCs w:val="0"/>
+          <w:highlight w:val="none"/>
+          <w:vertAlign w:val="baseline"/>
+          <w:lang w:val="en-US"/>
+        </w:rPr>
+        <w:t xml:space="preserve">||</w:t>
+      </w:r>
+      <w:r>
+        <w:rPr>
+          <w:b w:val="0"/>
+          <w:bCs w:val="0"/>
+          <w:highlight w:val="none"/>
+          <w:vertAlign w:val="baseline"/>
+          <w:lang w:val="en-US"/>
+        </w:rPr>
+        <w:t xml:space="preserve">grad f(x</w:t>
+      </w:r>
+      <w:r>
+        <w:rPr>
+          <w:b w:val="0"/>
+          <w:bCs w:val="0"/>
+          <w:highlight w:val="none"/>
+          <w:vertAlign w:val="superscript"/>
+          <w:lang w:val="en-US"/>
+        </w:rPr>
+        <w:t xml:space="preserve">k</w:t>
+      </w:r>
+      <w:r>
+        <w:rPr>
+          <w:b w:val="0"/>
+          <w:bCs w:val="0"/>
+          <w:highlight w:val="none"/>
+          <w:vertAlign w:val="baseline"/>
+          <w:lang w:val="en-US"/>
+        </w:rPr>
+        <w:t xml:space="preserve">)</w:t>
+      </w:r>
+      <w:r>
+        <w:rPr>
+          <w:b w:val="0"/>
+          <w:bCs w:val="0"/>
+          <w:highlight w:val="none"/>
+          <w:vertAlign w:val="baseline"/>
+          <w:lang w:val="en-US"/>
+        </w:rPr>
+        <w:t xml:space="preserve">||</w:t>
+      </w:r>
+      <w:r>
+        <w:rPr>
+          <w:b w:val="0"/>
+          <w:bCs w:val="0"/>
+          <w:highlight w:val="none"/>
+          <w:vertAlign w:val="baseline"/>
+          <w:lang w:val="ru-RU"/>
+        </w:rPr>
+        <w:t xml:space="preserve"> </w:t>
+      </w:r>
+      <w:r>
+        <w:rPr>
+          <w:b w:val="0"/>
+          <w:bCs w:val="0"/>
+          <w:highlight w:val="none"/>
+          <w:vertAlign w:val="baseline"/>
+          <w:lang w:val="en-US"/>
+        </w:rPr>
+        <w:t xml:space="preserve">&lt; e</w:t>
       </w:r>
       <w:r>
         <w:rPr>
@@ -8762,7 +9180,7 @@
           <w:vertAlign w:val="subscript"/>
           <w:lang w:val="en-US"/>
         </w:rPr>
-        <w:t xml:space="preserve">k</w:t>
+        <w:t xml:space="preserve">1 </w:t>
       </w:r>
       <w:r>
         <w:rPr>
@@ -8772,7 +9190,7 @@
           <w:vertAlign w:val="baseline"/>
           <w:lang w:val="ru-RU"/>
         </w:rPr>
-        <w:t xml:space="preserve"> остаётся постоянной до тех пор, пока функция убывает в точках последовательности. Проверяется это выполнением условия: </w:t>
+        <w:t xml:space="preserve">либо по числу итераций </w:t>
       </w:r>
       <w:r>
         <w:rPr>
@@ -8782,7 +9200,17 @@
           <w:vertAlign w:val="baseline"/>
           <w:lang w:val="en-US"/>
         </w:rPr>
-        <w:t xml:space="preserve">|</w:t>
+        <w:t xml:space="preserve">k &gt;= M, </w:t>
+      </w:r>
+      <w:r>
+        <w:rPr>
+          <w:b w:val="0"/>
+          <w:bCs w:val="0"/>
+          <w:highlight w:val="none"/>
+          <w:vertAlign w:val="baseline"/>
+          <w:lang w:val="ru-RU"/>
+        </w:rPr>
+        <w:t xml:space="preserve">где k</w:t>
       </w:r>
       <w:r>
         <w:rPr>
@@ -8792,7 +9220,57 @@
           <w:vertAlign w:val="baseline"/>
           <w:lang w:val="en-US"/>
         </w:rPr>
-        <w:t xml:space="preserve">f(x</w:t>
+        <w:t xml:space="preserve"> – </w:t>
+      </w:r>
+      <w:r>
+        <w:rPr>
+          <w:b w:val="0"/>
+          <w:bCs w:val="0"/>
+          <w:highlight w:val="none"/>
+          <w:vertAlign w:val="baseline"/>
+          <w:lang w:val="ru-RU"/>
+        </w:rPr>
+        <w:t xml:space="preserve">число итераций, </w:t>
+      </w:r>
+      <w:r>
+        <w:rPr>
+          <w:b w:val="0"/>
+          <w:bCs w:val="0"/>
+          <w:highlight w:val="none"/>
+          <w:vertAlign w:val="baseline"/>
+          <w:lang w:val="en-US"/>
+        </w:rPr>
+        <w:t xml:space="preserve">M –</w:t>
+      </w:r>
+      <w:r>
+        <w:rPr>
+          <w:b w:val="0"/>
+          <w:bCs w:val="0"/>
+          <w:highlight w:val="none"/>
+          <w:vertAlign w:val="baseline"/>
+          <w:lang w:val="ru-RU"/>
+        </w:rPr>
+        <w:t xml:space="preserve"> предельная величина. Либо при одновременном выполнении: </w:t>
+      </w:r>
+      <w:r>
+        <w:rPr>
+          <w:b w:val="0"/>
+          <w:bCs w:val="0"/>
+          <w:highlight w:val="none"/>
+          <w:vertAlign w:val="baseline"/>
+          <w:lang w:val="en-US"/>
+        </w:rPr>
+        <w:t xml:space="preserve">||</w:t>
+      </w:r>
+      <w:r>
+        <w:rPr>
+          <w:b w:val="0"/>
+          <w:bCs w:val="0"/>
+          <w:highlight w:val="none"/>
+          <w:vertAlign w:val="baseline"/>
+          <w:lang w:val="en-US"/>
+        </w:rPr>
+        <w:t xml:space="preserve">x</w:t>
       </w:r>
       <w:r>
         <w:rPr>
@@ -8810,9 +9288,19 @@
           <w:bCs w:val="0"/>
           <w:highlight w:val="none"/>
           <w:vertAlign w:val="baseline"/>
+          <w:lang w:val="ru-RU"/>
+        </w:rPr>
+        <w:t xml:space="preserve"> </w:t>
+      </w:r>
+      <w:r>
+        <w:rPr>
+          <w:b w:val="0"/>
+          <w:bCs w:val="0"/>
+          <w:highlight w:val="none"/>
+          <w:vertAlign w:val="baseline"/>
           <w:lang w:val="en-US"/>
         </w:rPr>
-        <w:t xml:space="preserve">) - f(x</w:t>
+        <w:t xml:space="preserve">- x</w:t>
       </w:r>
       <w:r>
         <w:rPr>
@@ -8832,17 +9320,17 @@
           <w:vertAlign w:val="baseline"/>
           <w:lang w:val="en-US"/>
         </w:rPr>
-        <w:t xml:space="preserve">)</w:t>
-      </w:r>
-      <w:r>
-        <w:rPr>
-          <w:b w:val="0"/>
-          <w:bCs w:val="0"/>
-          <w:highlight w:val="none"/>
-          <w:vertAlign w:val="baseline"/>
+        <w:t xml:space="preserve">|| &lt; e</w:t>
+      </w:r>
+      <w:r>
+        <w:rPr>
+          <w:b w:val="0"/>
+          <w:bCs w:val="0"/>
+          <w:highlight w:val="none"/>
+          <w:vertAlign w:val="subscript"/>
           <w:lang w:val="en-US"/>
         </w:rPr>
-        <w:t xml:space="preserve">| &lt; e * ||</w:t>
+        <w:t xml:space="preserve">2</w:t>
       </w:r>
       <w:r>
         <w:rPr>
@@ -8852,7 +9340,37 @@
           <w:vertAlign w:val="baseline"/>
           <w:lang w:val="en-US"/>
         </w:rPr>
-        <w:t xml:space="preserve">grad f(x</w:t>
+        <w:t xml:space="preserve"> </w:t>
+      </w:r>
+      <w:r>
+        <w:rPr>
+          <w:b w:val="0"/>
+          <w:bCs w:val="0"/>
+          <w:highlight w:val="none"/>
+          <w:vertAlign w:val="baseline"/>
+          <w:lang w:val="ru-RU"/>
+        </w:rPr>
+        <w:t xml:space="preserve">и </w:t>
+      </w:r>
+      <w:r>
+        <w:rPr>
+          <w:b w:val="0"/>
+          <w:bCs w:val="0"/>
+          <w:highlight w:val="none"/>
+          <w:vertAlign w:val="baseline"/>
+          <w:lang w:val="en-US"/>
+        </w:rPr>
+        <w:t xml:space="preserve">|</w:t>
+      </w:r>
+      <w:r>
+        <w:rPr>
+          <w:b w:val="0"/>
+          <w:bCs w:val="0"/>
+          <w:highlight w:val="none"/>
+          <w:vertAlign w:val="baseline"/>
+          <w:lang w:val="en-US"/>
+        </w:rPr>
+        <w:t xml:space="preserve">f(x</w:t>
       </w:r>
       <w:r>
         <w:rPr>
@@ -8862,7 +9380,7 @@
           <w:vertAlign w:val="superscript"/>
           <w:lang w:val="en-US"/>
         </w:rPr>
-        <w:t xml:space="preserve">k</w:t>
+        <w:t xml:space="preserve">k+1</w:t>
       </w:r>
       <w:r>
         <w:rPr>
@@ -8872,17 +9390,7 @@
           <w:vertAlign w:val="baseline"/>
           <w:lang w:val="en-US"/>
         </w:rPr>
-        <w:t xml:space="preserve">)</w:t>
-      </w:r>
-      <w:r>
-        <w:rPr>
-          <w:b w:val="0"/>
-          <w:bCs w:val="0"/>
-          <w:highlight w:val="none"/>
-          <w:vertAlign w:val="baseline"/>
-          <w:lang w:val="en-US"/>
-        </w:rPr>
-        <w:t xml:space="preserve">||</w:t>
+        <w:t xml:space="preserve">) - f(x</w:t>
       </w:r>
       <w:r>
         <w:rPr>
@@ -8892,85 +9400,56 @@
           <w:vertAlign w:val="superscript"/>
           <w:lang w:val="en-US"/>
         </w:rPr>
+        <w:t xml:space="preserve">k</w:t>
+      </w:r>
+      <w:r>
+        <w:rPr>
+          <w:b w:val="0"/>
+          <w:bCs w:val="0"/>
+          <w:highlight w:val="none"/>
+          <w:vertAlign w:val="baseline"/>
+          <w:lang w:val="en-US"/>
+        </w:rPr>
+        <w:t xml:space="preserve">)</w:t>
+      </w:r>
+      <w:r>
+        <w:rPr>
+          <w:b w:val="0"/>
+          <w:bCs w:val="0"/>
+          <w:highlight w:val="none"/>
+          <w:vertAlign w:val="baseline"/>
+          <w:lang w:val="en-US"/>
+        </w:rPr>
+        <w:t xml:space="preserve">| &lt; </w:t>
+      </w:r>
+      <w:r>
+        <w:rPr>
+          <w:b w:val="0"/>
+          <w:bCs w:val="0"/>
+          <w:highlight w:val="none"/>
+          <w:vertAlign w:val="baseline"/>
+          <w:lang w:val="en-US"/>
+        </w:rPr>
+        <w:t xml:space="preserve">e</w:t>
+      </w:r>
+      <w:r>
+        <w:rPr>
+          <w:b w:val="0"/>
+          <w:bCs w:val="0"/>
+          <w:highlight w:val="none"/>
+          <w:vertAlign w:val="subscript"/>
+          <w:lang w:val="en-US"/>
+        </w:rPr>
         <w:t xml:space="preserve">2</w:t>
       </w:r>
       <w:r>
         <w:rPr>
-          <w:b w:val="0"/>
-          <w:bCs w:val="0"/>
-          <w:highlight w:val="none"/>
-          <w:vertAlign w:val="baseline"/>
-          <w:lang w:val="en-US"/>
-        </w:rPr>
-        <w:t xml:space="preserve"> &lt;=&gt; </w:t>
-      </w:r>
-      <w:r>
-        <w:rPr>
-          <w:b w:val="0"/>
-          <w:bCs w:val="0"/>
-          <w:highlight w:val="none"/>
-          <w:vertAlign w:val="baseline"/>
-          <w:lang w:val="en-US"/>
-        </w:rPr>
-        <w:t xml:space="preserve">f(x</w:t>
-      </w:r>
-      <w:r>
-        <w:rPr>
-          <w:b w:val="0"/>
-          <w:bCs w:val="0"/>
-          <w:highlight w:val="none"/>
-          <w:vertAlign w:val="superscript"/>
-          <w:lang w:val="en-US"/>
-        </w:rPr>
-        <w:t xml:space="preserve">k+1</w:t>
-      </w:r>
-      <w:r>
-        <w:rPr>
-          <w:b w:val="0"/>
-          <w:bCs w:val="0"/>
-          <w:highlight w:val="none"/>
-          <w:vertAlign w:val="baseline"/>
-          <w:lang w:val="en-US"/>
-        </w:rPr>
-        <w:t xml:space="preserve">)&lt;f(x</w:t>
-      </w:r>
-      <w:r>
-        <w:rPr>
-          <w:b w:val="0"/>
-          <w:bCs w:val="0"/>
-          <w:highlight w:val="none"/>
-          <w:vertAlign w:val="superscript"/>
-          <w:lang w:val="en-US"/>
-        </w:rPr>
-        <w:t xml:space="preserve">k</w:t>
-      </w:r>
-      <w:r>
-        <w:rPr>
-          <w:b w:val="0"/>
-          <w:bCs w:val="0"/>
-          <w:highlight w:val="none"/>
-          <w:vertAlign w:val="baseline"/>
-          <w:lang w:val="en-US"/>
-        </w:rPr>
-        <w:t xml:space="preserve">)</w:t>
-      </w:r>
-      <w:r>
-        <w:rPr>
-          <w:b w:val="0"/>
-          <w:bCs w:val="0"/>
-          <w:sz w:val="28"/>
-          <w:szCs w:val="28"/>
-          <w:highlight w:val="none"/>
-          <w:vertAlign w:val="baseline"/>
-        </w:rPr>
-      </w:r>
-      <w:r>
-        <w:rPr>
-          <w:b w:val="0"/>
-          <w:bCs w:val="0"/>
-          <w:highlight w:val="none"/>
-          <w:vertAlign w:val="baseline"/>
-          <w:lang w:val="en-US"/>
+          <w:highlight w:val="none"/>
+        </w:rPr>
+      </w:r>
+      <w:r>
+        <w:rPr>
+          <w:highlight w:val="none"/>
         </w:rPr>
       </w:r>
     </w:p>
@@ -8985,38 +9464,30 @@
         <w:rPr>
           <w:b w:val="0"/>
           <w:bCs w:val="0"/>
-          <w:sz w:val="28"/>
-          <w:szCs w:val="28"/>
-          <w:highlight w:val="none"/>
-          <w:vertAlign w:val="baseline"/>
-        </w:rPr>
-      </w:pPr>
-      <w:r>
-        <w:rPr>
-          <w:b w:val="0"/>
-          <w:bCs w:val="0"/>
-          <w:sz w:val="28"/>
-          <w:szCs w:val="28"/>
-          <w:highlight w:val="none"/>
-          <w:vertAlign w:val="baseline"/>
-        </w:rPr>
-      </w:r>
-      <w:r>
-        <w:rPr>
-          <w:b w:val="0"/>
-          <w:bCs w:val="0"/>
-          <w:sz w:val="28"/>
-          <w:szCs w:val="28"/>
-          <w:highlight w:val="none"/>
-          <w:vertAlign w:val="baseline"/>
-        </w:rPr>
-      </w:r>
-      <w:r>
-        <w:rPr>
-          <w:b w:val="0"/>
-          <w:bCs w:val="0"/>
-          <w:sz w:val="28"/>
-          <w:szCs w:val="28"/>
+          <w:highlight w:val="none"/>
+          <w:vertAlign w:val="baseline"/>
+        </w:rPr>
+      </w:pPr>
+      <w:r>
+        <w:rPr>
+          <w:b w:val="0"/>
+          <w:bCs w:val="0"/>
+          <w:highlight w:val="none"/>
+          <w:vertAlign w:val="baseline"/>
+        </w:rPr>
+      </w:r>
+      <w:r>
+        <w:rPr>
+          <w:b w:val="0"/>
+          <w:bCs w:val="0"/>
+          <w:highlight w:val="none"/>
+          <w:vertAlign w:val="baseline"/>
+        </w:rPr>
+      </w:r>
+      <w:r>
+        <w:rPr>
+          <w:b w:val="0"/>
+          <w:bCs w:val="0"/>
           <w:highlight w:val="none"/>
           <w:vertAlign w:val="baseline"/>
         </w:rPr>
@@ -9031,430 +9502,34 @@
         <w:ind/>
         <w:jc w:val="both"/>
         <w:rPr>
-          <w:highlight w:val="none"/>
-        </w:rPr>
-      </w:pPr>
-      <w:r>
-        <w:rPr>
-          <w:b w:val="0"/>
-          <w:bCs w:val="0"/>
-          <w:highlight w:val="none"/>
-          <w:vertAlign w:val="baseline"/>
-          <w:lang w:val="ru-RU"/>
-        </w:rPr>
-        <w:t xml:space="preserve">Построение точек </w:t>
-      </w:r>
-      <w:r>
-        <w:rPr>
-          <w:b w:val="0"/>
-          <w:bCs w:val="0"/>
-          <w:highlight w:val="none"/>
-          <w:vertAlign w:val="baseline"/>
-          <w:lang w:val="en-US"/>
-        </w:rPr>
-        <w:t xml:space="preserve">x</w:t>
-      </w:r>
-      <w:r>
-        <w:rPr>
-          <w:b w:val="0"/>
-          <w:bCs w:val="0"/>
-          <w:highlight w:val="none"/>
-          <w:vertAlign w:val="superscript"/>
-          <w:lang w:val="en-US"/>
-        </w:rPr>
-        <w:t xml:space="preserve">k</w:t>
-      </w:r>
-      <w:r>
-        <w:rPr>
-          <w:b w:val="0"/>
-          <w:bCs w:val="0"/>
-          <w:highlight w:val="none"/>
-          <w:vertAlign w:val="baseline"/>
-          <w:lang w:val="ru-RU"/>
-        </w:rPr>
-        <w:t xml:space="preserve"> заканчивается в той точке, для которой выполняется условие точности: </w:t>
-      </w:r>
-      <w:r>
-        <w:rPr>
-          <w:b w:val="0"/>
-          <w:bCs w:val="0"/>
-          <w:highlight w:val="none"/>
-          <w:vertAlign w:val="baseline"/>
-          <w:lang w:val="en-US"/>
-        </w:rPr>
-        <w:t xml:space="preserve">x</w:t>
-      </w:r>
-      <w:r>
-        <w:rPr>
-          <w:b w:val="0"/>
-          <w:bCs w:val="0"/>
-          <w:highlight w:val="none"/>
-          <w:vertAlign w:val="superscript"/>
-          <w:lang w:val="en-US"/>
-        </w:rPr>
-        <w:t xml:space="preserve">k</w:t>
-      </w:r>
-      <w:r>
-        <w:rPr>
-          <w:b w:val="0"/>
-          <w:bCs w:val="0"/>
-          <w:highlight w:val="none"/>
-          <w:vertAlign w:val="baseline"/>
-          <w:lang w:val="ru-RU"/>
-        </w:rPr>
-        <w:t xml:space="preserve"> : </w:t>
-      </w:r>
-      <w:r>
-        <w:rPr>
-          <w:b w:val="0"/>
-          <w:bCs w:val="0"/>
-          <w:highlight w:val="none"/>
-          <w:vertAlign w:val="baseline"/>
-          <w:lang w:val="en-US"/>
-        </w:rPr>
-        <w:t xml:space="preserve">||</w:t>
-      </w:r>
-      <w:r>
-        <w:rPr>
-          <w:b w:val="0"/>
-          <w:bCs w:val="0"/>
-          <w:highlight w:val="none"/>
-          <w:vertAlign w:val="baseline"/>
-          <w:lang w:val="en-US"/>
-        </w:rPr>
-        <w:t xml:space="preserve">grad f(x</w:t>
-      </w:r>
-      <w:r>
-        <w:rPr>
-          <w:b w:val="0"/>
-          <w:bCs w:val="0"/>
-          <w:highlight w:val="none"/>
-          <w:vertAlign w:val="superscript"/>
-          <w:lang w:val="en-US"/>
-        </w:rPr>
-        <w:t xml:space="preserve">k</w:t>
-      </w:r>
-      <w:r>
-        <w:rPr>
-          <w:b w:val="0"/>
-          <w:bCs w:val="0"/>
-          <w:highlight w:val="none"/>
-          <w:vertAlign w:val="baseline"/>
-          <w:lang w:val="en-US"/>
-        </w:rPr>
-        <w:t xml:space="preserve">)</w:t>
-      </w:r>
-      <w:r>
-        <w:rPr>
-          <w:b w:val="0"/>
-          <w:bCs w:val="0"/>
-          <w:highlight w:val="none"/>
-          <w:vertAlign w:val="baseline"/>
-          <w:lang w:val="en-US"/>
-        </w:rPr>
-        <w:t xml:space="preserve">||</w:t>
-      </w:r>
-      <w:r>
-        <w:rPr>
-          <w:b w:val="0"/>
-          <w:bCs w:val="0"/>
-          <w:highlight w:val="none"/>
-          <w:vertAlign w:val="baseline"/>
-          <w:lang w:val="ru-RU"/>
-        </w:rPr>
-        <w:t xml:space="preserve"> </w:t>
-      </w:r>
-      <w:r>
-        <w:rPr>
-          <w:b w:val="0"/>
-          <w:bCs w:val="0"/>
-          <w:highlight w:val="none"/>
-          <w:vertAlign w:val="baseline"/>
-          <w:lang w:val="en-US"/>
-        </w:rPr>
-        <w:t xml:space="preserve">&lt; e</w:t>
-      </w:r>
-      <w:r>
-        <w:rPr>
-          <w:b w:val="0"/>
-          <w:bCs w:val="0"/>
-          <w:highlight w:val="none"/>
-          <w:vertAlign w:val="subscript"/>
-          <w:lang w:val="en-US"/>
-        </w:rPr>
-        <w:t xml:space="preserve">1 </w:t>
-      </w:r>
-      <w:r>
-        <w:rPr>
-          <w:b w:val="0"/>
-          <w:bCs w:val="0"/>
-          <w:highlight w:val="none"/>
-          <w:vertAlign w:val="baseline"/>
-          <w:lang w:val="ru-RU"/>
-        </w:rPr>
-        <w:t xml:space="preserve">либо по числу итераций </w:t>
-      </w:r>
-      <w:r>
-        <w:rPr>
-          <w:b w:val="0"/>
-          <w:bCs w:val="0"/>
-          <w:highlight w:val="none"/>
-          <w:vertAlign w:val="baseline"/>
-          <w:lang w:val="en-US"/>
-        </w:rPr>
-        <w:t xml:space="preserve">k &gt;= M, </w:t>
-      </w:r>
-      <w:r>
-        <w:rPr>
-          <w:b w:val="0"/>
-          <w:bCs w:val="0"/>
-          <w:highlight w:val="none"/>
-          <w:vertAlign w:val="baseline"/>
-          <w:lang w:val="ru-RU"/>
-        </w:rPr>
-        <w:t xml:space="preserve">где k</w:t>
-      </w:r>
-      <w:r>
-        <w:rPr>
-          <w:b w:val="0"/>
-          <w:bCs w:val="0"/>
-          <w:highlight w:val="none"/>
-          <w:vertAlign w:val="baseline"/>
-          <w:lang w:val="en-US"/>
-        </w:rPr>
-        <w:t xml:space="preserve"> – </w:t>
-      </w:r>
-      <w:r>
-        <w:rPr>
-          <w:b w:val="0"/>
-          <w:bCs w:val="0"/>
-          <w:highlight w:val="none"/>
-          <w:vertAlign w:val="baseline"/>
-          <w:lang w:val="ru-RU"/>
-        </w:rPr>
-        <w:t xml:space="preserve">число итераций, </w:t>
-      </w:r>
-      <w:r>
-        <w:rPr>
-          <w:b w:val="0"/>
-          <w:bCs w:val="0"/>
-          <w:highlight w:val="none"/>
-          <w:vertAlign w:val="baseline"/>
-          <w:lang w:val="en-US"/>
-        </w:rPr>
-        <w:t xml:space="preserve">M –</w:t>
-      </w:r>
-      <w:r>
-        <w:rPr>
-          <w:b w:val="0"/>
-          <w:bCs w:val="0"/>
-          <w:highlight w:val="none"/>
-          <w:vertAlign w:val="baseline"/>
-          <w:lang w:val="ru-RU"/>
-        </w:rPr>
-        <w:t xml:space="preserve"> предельная величина. Либо при одновременном выполнении: </w:t>
-      </w:r>
-      <w:r>
-        <w:rPr>
-          <w:b w:val="0"/>
-          <w:bCs w:val="0"/>
-          <w:highlight w:val="none"/>
-          <w:vertAlign w:val="baseline"/>
-          <w:lang w:val="en-US"/>
-        </w:rPr>
-        <w:t xml:space="preserve">||</w:t>
-      </w:r>
-      <w:r>
-        <w:rPr>
-          <w:b w:val="0"/>
-          <w:bCs w:val="0"/>
-          <w:highlight w:val="none"/>
-          <w:vertAlign w:val="baseline"/>
-          <w:lang w:val="en-US"/>
-        </w:rPr>
-        <w:t xml:space="preserve">x</w:t>
-      </w:r>
-      <w:r>
-        <w:rPr>
-          <w:b w:val="0"/>
-          <w:bCs w:val="0"/>
-          <w:highlight w:val="none"/>
-          <w:vertAlign w:val="superscript"/>
-          <w:lang w:val="en-US"/>
-        </w:rPr>
-        <w:t xml:space="preserve">k+1</w:t>
-      </w:r>
-      <w:r>
-        <w:rPr>
-          <w:b w:val="0"/>
-          <w:bCs w:val="0"/>
-          <w:highlight w:val="none"/>
-          <w:vertAlign w:val="baseline"/>
-          <w:lang w:val="ru-RU"/>
-        </w:rPr>
-        <w:t xml:space="preserve"> </w:t>
-      </w:r>
-      <w:r>
-        <w:rPr>
-          <w:b w:val="0"/>
-          <w:bCs w:val="0"/>
-          <w:highlight w:val="none"/>
-          <w:vertAlign w:val="baseline"/>
-          <w:lang w:val="en-US"/>
-        </w:rPr>
-        <w:t xml:space="preserve">- x</w:t>
-      </w:r>
-      <w:r>
-        <w:rPr>
-          <w:b w:val="0"/>
-          <w:bCs w:val="0"/>
-          <w:highlight w:val="none"/>
-          <w:vertAlign w:val="superscript"/>
-          <w:lang w:val="en-US"/>
-        </w:rPr>
-        <w:t xml:space="preserve">k</w:t>
-      </w:r>
-      <w:r>
-        <w:rPr>
-          <w:b w:val="0"/>
-          <w:bCs w:val="0"/>
-          <w:highlight w:val="none"/>
-          <w:vertAlign w:val="baseline"/>
-          <w:lang w:val="en-US"/>
-        </w:rPr>
-        <w:t xml:space="preserve">|| &lt; e</w:t>
-      </w:r>
-      <w:r>
-        <w:rPr>
-          <w:b w:val="0"/>
-          <w:bCs w:val="0"/>
-          <w:highlight w:val="none"/>
-          <w:vertAlign w:val="subscript"/>
-          <w:lang w:val="en-US"/>
-        </w:rPr>
-        <w:t xml:space="preserve">2</w:t>
-      </w:r>
-      <w:r>
-        <w:rPr>
-          <w:b w:val="0"/>
-          <w:bCs w:val="0"/>
-          <w:highlight w:val="none"/>
-          <w:vertAlign w:val="baseline"/>
-          <w:lang w:val="en-US"/>
-        </w:rPr>
-        <w:t xml:space="preserve"> </w:t>
-      </w:r>
-      <w:r>
-        <w:rPr>
-          <w:b w:val="0"/>
-          <w:bCs w:val="0"/>
-          <w:highlight w:val="none"/>
-          <w:vertAlign w:val="baseline"/>
-          <w:lang w:val="ru-RU"/>
-        </w:rPr>
-        <w:t xml:space="preserve">и </w:t>
-      </w:r>
-      <w:r>
-        <w:rPr>
-          <w:b w:val="0"/>
-          <w:bCs w:val="0"/>
-          <w:highlight w:val="none"/>
-          <w:vertAlign w:val="baseline"/>
-          <w:lang w:val="en-US"/>
-        </w:rPr>
-        <w:t xml:space="preserve">|</w:t>
-      </w:r>
-      <w:r>
-        <w:rPr>
-          <w:b w:val="0"/>
-          <w:bCs w:val="0"/>
-          <w:highlight w:val="none"/>
-          <w:vertAlign w:val="baseline"/>
-          <w:lang w:val="en-US"/>
-        </w:rPr>
-        <w:t xml:space="preserve">f(x</w:t>
-      </w:r>
-      <w:r>
-        <w:rPr>
-          <w:b w:val="0"/>
-          <w:bCs w:val="0"/>
-          <w:highlight w:val="none"/>
-          <w:vertAlign w:val="superscript"/>
-          <w:lang w:val="en-US"/>
-        </w:rPr>
-        <w:t xml:space="preserve">k+1</w:t>
-      </w:r>
-      <w:r>
-        <w:rPr>
-          <w:b w:val="0"/>
-          <w:bCs w:val="0"/>
-          <w:highlight w:val="none"/>
-          <w:vertAlign w:val="baseline"/>
-          <w:lang w:val="en-US"/>
-        </w:rPr>
-        <w:t xml:space="preserve">) - f(x</w:t>
-      </w:r>
-      <w:r>
-        <w:rPr>
-          <w:b w:val="0"/>
-          <w:bCs w:val="0"/>
-          <w:highlight w:val="none"/>
-          <w:vertAlign w:val="superscript"/>
-          <w:lang w:val="en-US"/>
-        </w:rPr>
-        <w:t xml:space="preserve">k</w:t>
-      </w:r>
-      <w:r>
-        <w:rPr>
-          <w:b w:val="0"/>
-          <w:bCs w:val="0"/>
-          <w:highlight w:val="none"/>
-          <w:vertAlign w:val="baseline"/>
-          <w:lang w:val="en-US"/>
-        </w:rPr>
-        <w:t xml:space="preserve">)</w:t>
-      </w:r>
-      <w:r>
-        <w:rPr>
-          <w:b w:val="0"/>
-          <w:bCs w:val="0"/>
-          <w:highlight w:val="none"/>
-          <w:vertAlign w:val="baseline"/>
-          <w:lang w:val="en-US"/>
-        </w:rPr>
-        <w:t xml:space="preserve">| &lt; </w:t>
-      </w:r>
-      <w:r>
-        <w:rPr>
-          <w:b w:val="0"/>
-          <w:bCs w:val="0"/>
-          <w:highlight w:val="none"/>
-          <w:vertAlign w:val="baseline"/>
-          <w:lang w:val="en-US"/>
-        </w:rPr>
-        <w:t xml:space="preserve">e</w:t>
-      </w:r>
-      <w:r>
-        <w:rPr>
-          <w:b w:val="0"/>
-          <w:bCs w:val="0"/>
-          <w:highlight w:val="none"/>
-          <w:vertAlign w:val="subscript"/>
-          <w:lang w:val="en-US"/>
-        </w:rPr>
-        <w:t xml:space="preserve">2</w:t>
-      </w:r>
-      <w:r>
-        <w:rPr>
-          <w:b w:val="0"/>
-          <w:bCs w:val="0"/>
-          <w:highlight w:val="none"/>
-          <w:vertAlign w:val="baseline"/>
-        </w:rPr>
-      </w:r>
-      <w:r>
-        <w:rPr>
-          <w:highlight w:val="none"/>
+          <w:b w:val="0"/>
+          <w:bCs w:val="0"/>
+          <w:highlight w:val="none"/>
+          <w:vertAlign w:val="baseline"/>
+        </w:rPr>
+      </w:pPr>
+      <w:r>
+        <w:rPr>
+          <w:b w:val="0"/>
+          <w:bCs w:val="0"/>
+          <w:highlight w:val="none"/>
+          <w:vertAlign w:val="baseline"/>
+        </w:rPr>
+      </w:r>
+      <w:r>
+        <w:rPr>
+          <w:b w:val="0"/>
+          <w:bCs w:val="0"/>
+          <w:highlight w:val="none"/>
+          <w:vertAlign w:val="baseline"/>
+        </w:rPr>
+      </w:r>
+      <w:r>
+        <w:rPr>
+          <w:b w:val="0"/>
+          <w:bCs w:val="0"/>
+          <w:highlight w:val="none"/>
+          <w:vertAlign w:val="baseline"/>
         </w:rPr>
       </w:r>
     </w:p>
@@ -9467,86 +9542,6 @@
         <w:ind/>
         <w:jc w:val="both"/>
         <w:rPr>
-          <w:b w:val="0"/>
-          <w:bCs w:val="0"/>
-          <w:highlight w:val="none"/>
-          <w:vertAlign w:val="baseline"/>
-        </w:rPr>
-      </w:pPr>
-      <w:r>
-        <w:rPr>
-          <w:b w:val="0"/>
-          <w:bCs w:val="0"/>
-          <w:highlight w:val="none"/>
-          <w:vertAlign w:val="baseline"/>
-        </w:rPr>
-      </w:r>
-      <w:r>
-        <w:rPr>
-          <w:b w:val="0"/>
-          <w:bCs w:val="0"/>
-          <w:highlight w:val="none"/>
-          <w:vertAlign w:val="baseline"/>
-        </w:rPr>
-      </w:r>
-      <w:r>
-        <w:rPr>
-          <w:b w:val="0"/>
-          <w:bCs w:val="0"/>
-          <w:highlight w:val="none"/>
-          <w:vertAlign w:val="baseline"/>
-        </w:rPr>
-      </w:r>
-    </w:p>
-    <w:p>
-      <w:pPr>
-        <w:pStyle w:val="944"/>
-        <w:pBdr/>
-        <w:bidi w:val="false"/>
-        <w:spacing/>
-        <w:ind/>
-        <w:jc w:val="both"/>
-        <w:rPr>
-          <w:b w:val="0"/>
-          <w:bCs w:val="0"/>
-          <w:highlight w:val="none"/>
-          <w:vertAlign w:val="baseline"/>
-        </w:rPr>
-      </w:pPr>
-      <w:r>
-        <w:rPr>
-          <w:b w:val="0"/>
-          <w:bCs w:val="0"/>
-          <w:highlight w:val="none"/>
-          <w:vertAlign w:val="baseline"/>
-        </w:rPr>
-      </w:r>
-      <w:r>
-        <w:rPr>
-          <w:b w:val="0"/>
-          <w:bCs w:val="0"/>
-          <w:highlight w:val="none"/>
-          <w:vertAlign w:val="baseline"/>
-        </w:rPr>
-      </w:r>
-      <w:r>
-        <w:rPr>
-          <w:b w:val="0"/>
-          <w:bCs w:val="0"/>
-          <w:highlight w:val="none"/>
-          <w:vertAlign w:val="baseline"/>
-        </w:rPr>
-      </w:r>
-    </w:p>
-    <w:p>
-      <w:pPr>
-        <w:pStyle w:val="944"/>
-        <w:pBdr/>
-        <w:bidi w:val="false"/>
-        <w:spacing/>
-        <w:ind/>
-        <w:jc w:val="both"/>
-        <w:rPr>
           <w:highlight w:val="none"/>
           <w:lang w:val="ru-RU"/>
         </w:rPr>
@@ -9560,10 +9555,8 @@
       </w:r>
       <w:r>
         <w:rPr>
-          <w:b w:val="0"/>
-          <w:bCs w:val="0"/>
-          <w:highlight w:val="none"/>
-          <w:vertAlign w:val="baseline"/>
+          <w:highlight w:val="none"/>
+          <w:lang w:val="ru-RU"/>
         </w:rPr>
       </w:r>
       <w:r>
@@ -9846,10 +9839,9 @@
       </w:r>
       <w:r>
         <w:rPr>
-          <w:b w:val="0"/>
-          <w:bCs w:val="0"/>
-          <w:highlight w:val="none"/>
-          <w:vertAlign w:val="baseline"/>
+          <w:highlight w:val="none"/>
+          <w:vertAlign w:val="baseline"/>
+          <w:lang w:val="en-US"/>
         </w:rPr>
       </w:r>
       <w:r>
@@ -9943,10 +9935,9 @@
       </w:r>
       <w:r>
         <w:rPr>
-          <w:b w:val="0"/>
-          <w:bCs w:val="0"/>
-          <w:highlight w:val="none"/>
-          <w:vertAlign w:val="baseline"/>
+          <w:highlight w:val="none"/>
+          <w:vertAlign w:val="baseline"/>
+          <w:lang w:val="en-US"/>
         </w:rPr>
       </w:r>
       <w:r>
@@ -10120,7 +10111,7 @@
         <w:rPr>
           <w:highlight w:val="none"/>
           <w:vertAlign w:val="baseline"/>
-          <w:lang w:val="ru-RU"/>
+          <w:lang w:val="ru-RU" w:bidi="ru-RU"/>
         </w:rPr>
       </w:r>
       <w:r>
@@ -10208,10 +10199,9 @@
       </w:r>
       <w:r>
         <w:rPr>
-          <w:b w:val="0"/>
-          <w:bCs w:val="0"/>
-          <w:highlight w:val="none"/>
-          <w:vertAlign w:val="baseline"/>
+          <w:highlight w:val="none"/>
+          <w:vertAlign w:val="baseline"/>
+          <w:lang w:val="ru-RU"/>
         </w:rPr>
       </w:r>
       <w:r>
@@ -10302,6 +10292,7 @@
         <w:rPr>
           <w:highlight w:val="none"/>
           <w:vertAlign w:val="baseline"/>
+          <w:lang w:val="ru-RU"/>
         </w:rPr>
       </w:r>
       <w:r>
@@ -10362,6 +10353,7 @@
         <w:rPr>
           <w:highlight w:val="none"/>
           <w:vertAlign w:val="baseline"/>
+          <w:lang w:val="ru-RU"/>
         </w:rPr>
       </w:r>
       <w:r>
@@ -10529,8 +10521,11 @@
       </w:r>
       <w:r>
         <w:rPr>
-          <w:highlight w:val="none"/>
-          <w:vertAlign w:val="superscript"/>
+          <w:b w:val="0"/>
+          <w:bCs w:val="0"/>
+          <w:highlight w:val="none"/>
+          <w:vertAlign w:val="baseline"/>
+          <w:lang w:val="en-US"/>
         </w:rPr>
       </w:r>
       <w:r>
@@ -10571,8 +10566,11 @@
       </w:r>
       <w:r>
         <w:rPr>
-          <w:highlight w:val="none"/>
-          <w:vertAlign w:val="superscript"/>
+          <w:b w:val="0"/>
+          <w:bCs w:val="0"/>
+          <w:highlight w:val="none"/>
+          <w:vertAlign w:val="baseline"/>
+          <w:lang w:val="ru-RU"/>
         </w:rPr>
       </w:r>
       <w:r>
@@ -10613,8 +10611,11 @@
       </w:r>
       <w:r>
         <w:rPr>
-          <w:highlight w:val="none"/>
-          <w:vertAlign w:val="superscript"/>
+          <w:b w:val="0"/>
+          <w:bCs w:val="0"/>
+          <w:highlight w:val="none"/>
+          <w:vertAlign w:val="baseline"/>
+          <w:lang w:val="ru-RU"/>
         </w:rPr>
       </w:r>
       <w:r>
@@ -10681,8 +10682,11 @@
       </w:r>
       <w:r>
         <w:rPr>
-          <w:highlight w:val="none"/>
-          <w:vertAlign w:val="superscript"/>
+          <w:b w:val="0"/>
+          <w:bCs w:val="0"/>
+          <w:highlight w:val="none"/>
+          <w:vertAlign w:val="baseline"/>
+          <w:lang w:val="ru-RU"/>
         </w:rPr>
       </w:r>
       <w:r>
@@ -10773,8 +10777,11 @@
       </w:r>
       <w:r>
         <w:rPr>
-          <w:highlight w:val="none"/>
-          <w:vertAlign w:val="baseline"/>
+          <w:b w:val="0"/>
+          <w:bCs w:val="0"/>
+          <w:highlight w:val="none"/>
+          <w:vertAlign w:val="baseline"/>
+          <w:lang w:val="ru-RU"/>
         </w:rPr>
       </w:r>
       <w:r>
@@ -10879,12 +10886,6 @@
       </w:r>
       <w:r>
         <w:rPr>
-          <w:highlight w:val="none"/>
-          <w:vertAlign w:val="baseline"/>
-        </w:rPr>
-      </w:r>
-      <w:r>
-        <w:rPr>
           <w:b/>
           <w:bCs/>
           <w:highlight w:val="none"/>
@@ -10892,6 +10893,15 @@
           <w:lang w:val="ru-RU"/>
         </w:rPr>
       </w:r>
+      <w:r>
+        <w:rPr>
+          <w:b/>
+          <w:bCs/>
+          <w:highlight w:val="none"/>
+          <w:vertAlign w:val="baseline"/>
+          <w:lang w:val="ru-RU"/>
+        </w:rPr>
+      </w:r>
     </w:p>
     <w:p>
       <w:pPr>
@@ -10973,14 +10983,6 @@
       </w:r>
       <w:r>
         <w:rPr>
-          <w:b w:val="0"/>
-          <w:bCs w:val="0"/>
-          <w:highlight w:val="none"/>
-          <w:vertAlign w:val="baseline"/>
-        </w:rPr>
-      </w:r>
-      <w:r>
-        <w:rPr>
           <w:b/>
           <w:bCs/>
           <w:highlight w:val="none"/>
@@ -10988,6 +10990,15 @@
           <w:lang w:val="ru-RU"/>
         </w:rPr>
       </w:r>
+      <w:r>
+        <w:rPr>
+          <w:b/>
+          <w:bCs/>
+          <w:highlight w:val="none"/>
+          <w:vertAlign w:val="baseline"/>
+          <w:lang w:val="ru-RU"/>
+        </w:rPr>
+      </w:r>
     </w:p>
     <w:p>
       <w:pPr>
@@ -11271,6 +11282,7 @@
           <w:bCs w:val="0"/>
           <w:highlight w:val="none"/>
           <w:vertAlign w:val="baseline"/>
+          <w:lang w:val="ru-RU"/>
         </w:rPr>
       </w:r>
       <w:r>
@@ -11395,6 +11407,7 @@
           <w:bCs w:val="0"/>
           <w:highlight w:val="none"/>
           <w:vertAlign w:val="baseline"/>
+          <w:lang w:val="ru-RU"/>
         </w:rPr>
       </w:r>
       <w:r>
@@ -11529,6 +11542,7 @@
           <w:bCs w:val="0"/>
           <w:highlight w:val="none"/>
           <w:vertAlign w:val="baseline"/>
+          <w:lang w:val="en-US"/>
         </w:rPr>
       </w:r>
       <w:r>
@@ -11653,6 +11667,7 @@
           <w:bCs w:val="0"/>
           <w:highlight w:val="none"/>
           <w:vertAlign w:val="baseline"/>
+          <w:lang w:val="ru-RU"/>
         </w:rPr>
       </w:r>
       <w:r>
@@ -11767,6 +11782,7 @@
           <w:bCs w:val="0"/>
           <w:highlight w:val="none"/>
           <w:vertAlign w:val="baseline"/>
+          <w:lang w:val="ru-RU"/>
         </w:rPr>
       </w:r>
       <w:r>
@@ -11853,6 +11869,7 @@
           <w:bCs w:val="0"/>
           <w:highlight w:val="none"/>
           <w:vertAlign w:val="baseline"/>
+          <w:lang w:val="ru-RU"/>
         </w:rPr>
       </w:r>
       <w:r>
@@ -11937,6 +11954,7 @@
           <w:bCs w:val="0"/>
           <w:highlight w:val="none"/>
           <w:vertAlign w:val="baseline"/>
+          <w:lang w:val="ru-RU"/>
         </w:rPr>
       </w:r>
       <w:r>
@@ -12031,6 +12049,7 @@
           <w:bCs w:val="0"/>
           <w:highlight w:val="none"/>
           <w:vertAlign w:val="baseline"/>
+          <w:lang w:val="ru-RU"/>
         </w:rPr>
       </w:r>
       <w:r>
@@ -13285,7 +13304,7 @@
           <w:bCs w:val="0"/>
           <w:highlight w:val="none"/>
           <w:vertAlign w:val="baseline"/>
-          <w:lang w:val="en-US"/>
+          <w:lang w:val="ru-RU"/>
         </w:rPr>
       </w:r>
       <w:r>
@@ -13396,7 +13415,7 @@
                 <w:bCs w:val="0"/>
                 <w:highlight w:val="none"/>
                 <w:vertAlign w:val="baseline"/>
-                <w:lang w:val="en-US"/>
+                <w:lang w:val="en-US" w:bidi="en-US"/>
               </w:rPr>
             </w:r>
             <w:r>
@@ -13555,7 +13574,7 @@
                 <w:bCs w:val="0"/>
                 <w:highlight w:val="none"/>
                 <w:vertAlign w:val="baseline"/>
-                <w:lang w:val="en-US"/>
+                <w:lang w:val="en-US" w:bidi="en-US"/>
               </w:rPr>
             </w:r>
             <w:r>
@@ -13750,7 +13769,6 @@
                 <w:color w:val="c99c00" w:themeColor="accent5"/>
                 <w:highlight w:val="none"/>
                 <w:vertAlign w:val="baseline"/>
-                <w:lang w:val="en-US" w:bidi="en-US"/>
               </w:rPr>
             </w:r>
             <w:r>
@@ -13821,7 +13839,7 @@
                 <w:bCs w:val="0"/>
                 <w:highlight w:val="none"/>
                 <w:vertAlign w:val="baseline"/>
-                <w:lang w:val="en-US"/>
+                <w:lang w:val="en-US" w:bidi="en-US"/>
               </w:rPr>
             </w:r>
             <w:r>
@@ -13872,7 +13890,7 @@
                 <w:bCs w:val="0"/>
                 <w:highlight w:val="none"/>
                 <w:vertAlign w:val="baseline"/>
-                <w:lang w:val="en-US"/>
+                <w:lang w:val="en-US" w:bidi="en-US"/>
               </w:rPr>
             </w:r>
             <w:r>
@@ -13923,7 +13941,7 @@
                 <w:bCs w:val="0"/>
                 <w:highlight w:val="none"/>
                 <w:vertAlign w:val="baseline"/>
-                <w:lang w:val="en-US"/>
+                <w:lang w:val="en-US" w:bidi="en-US"/>
               </w:rPr>
             </w:r>
             <w:r>
@@ -13987,7 +14005,6 @@
                 <w:color w:val="000000" w:themeColor="text1"/>
                 <w:highlight w:val="magenta"/>
                 <w:vertAlign w:val="baseline"/>
-                <w:lang w:val="en-US"/>
               </w:rPr>
             </w:r>
             <w:r>
@@ -14037,7 +14054,7 @@
                 <w:bCs w:val="0"/>
                 <w:highlight w:val="none"/>
                 <w:vertAlign w:val="baseline"/>
-                <w:lang w:val="en-US"/>
+                <w:lang w:val="en-US" w:bidi="en-US"/>
               </w:rPr>
             </w:r>
             <w:r>
@@ -14091,7 +14108,7 @@
                 <w:bCs w:val="0"/>
                 <w:highlight w:val="none"/>
                 <w:vertAlign w:val="baseline"/>
-                <w:lang w:val="en-US"/>
+                <w:lang w:val="en-US" w:bidi="en-US"/>
               </w:rPr>
             </w:r>
             <w:r>
@@ -14142,7 +14159,7 @@
                 <w:bCs w:val="0"/>
                 <w:highlight w:val="none"/>
                 <w:vertAlign w:val="baseline"/>
-                <w:lang w:val="en-US"/>
+                <w:lang w:val="en-US" w:bidi="en-US"/>
               </w:rPr>
             </w:r>
             <w:r>
@@ -14193,7 +14210,7 @@
                 <w:bCs w:val="0"/>
                 <w:highlight w:val="none"/>
                 <w:vertAlign w:val="baseline"/>
-                <w:lang w:val="en-US"/>
+                <w:lang w:val="en-US" w:bidi="en-US"/>
               </w:rPr>
             </w:r>
             <w:r>
@@ -14246,7 +14263,6 @@
                 <w:color w:val="c99c00" w:themeColor="accent5"/>
                 <w:highlight w:val="none"/>
                 <w:vertAlign w:val="baseline"/>
-                <w:lang w:val="en-US"/>
               </w:rPr>
             </w:r>
             <w:r>
@@ -14296,7 +14312,7 @@
                 <w:bCs w:val="0"/>
                 <w:highlight w:val="none"/>
                 <w:vertAlign w:val="baseline"/>
-                <w:lang w:val="en-US"/>
+                <w:lang w:val="en-US" w:bidi="en-US"/>
               </w:rPr>
             </w:r>
             <w:r>
@@ -14350,7 +14366,7 @@
                 <w:bCs w:val="0"/>
                 <w:highlight w:val="none"/>
                 <w:vertAlign w:val="baseline"/>
-                <w:lang w:val="en-US"/>
+                <w:lang w:val="en-US" w:bidi="en-US"/>
               </w:rPr>
             </w:r>
             <w:r>
@@ -14401,7 +14417,7 @@
                 <w:bCs w:val="0"/>
                 <w:highlight w:val="none"/>
                 <w:vertAlign w:val="baseline"/>
-                <w:lang w:val="en-US"/>
+                <w:lang w:val="en-US" w:bidi="en-US"/>
               </w:rPr>
             </w:r>
             <w:r>
@@ -14452,7 +14468,7 @@
                 <w:bCs w:val="0"/>
                 <w:highlight w:val="none"/>
                 <w:vertAlign w:val="baseline"/>
-                <w:lang w:val="en-US"/>
+                <w:lang w:val="en-US" w:bidi="en-US"/>
               </w:rPr>
             </w:r>
             <w:r>
@@ -14505,7 +14521,6 @@
                 <w:color w:val="c99c00" w:themeColor="accent5"/>
                 <w:highlight w:val="none"/>
                 <w:vertAlign w:val="baseline"/>
-                <w:lang w:val="en-US"/>
               </w:rPr>
             </w:r>
             <w:r>
@@ -14555,7 +14570,7 @@
                 <w:bCs w:val="0"/>
                 <w:highlight w:val="none"/>
                 <w:vertAlign w:val="baseline"/>
-                <w:lang w:val="en-US"/>
+                <w:lang w:val="en-US" w:bidi="en-US"/>
               </w:rPr>
             </w:r>
             <w:r>
@@ -14609,7 +14624,7 @@
                 <w:bCs w:val="0"/>
                 <w:highlight w:val="none"/>
                 <w:vertAlign w:val="baseline"/>
-                <w:lang w:val="en-US"/>
+                <w:lang w:val="en-US" w:bidi="en-US"/>
               </w:rPr>
             </w:r>
             <w:r>
@@ -14660,7 +14675,7 @@
                 <w:bCs w:val="0"/>
                 <w:highlight w:val="none"/>
                 <w:vertAlign w:val="baseline"/>
-                <w:lang w:val="en-US"/>
+                <w:lang w:val="en-US" w:bidi="en-US"/>
               </w:rPr>
             </w:r>
             <w:r>
@@ -14711,7 +14726,7 @@
                 <w:bCs w:val="0"/>
                 <w:highlight w:val="none"/>
                 <w:vertAlign w:val="baseline"/>
-                <w:lang w:val="en-US"/>
+                <w:lang w:val="en-US" w:bidi="en-US"/>
               </w:rPr>
             </w:r>
             <w:r>
@@ -14764,7 +14779,6 @@
                 <w:color w:val="c99c00" w:themeColor="accent5"/>
                 <w:highlight w:val="none"/>
                 <w:vertAlign w:val="baseline"/>
-                <w:lang w:val="en-US"/>
               </w:rPr>
             </w:r>
             <w:r>
@@ -14814,7 +14828,7 @@
                 <w:bCs w:val="0"/>
                 <w:highlight w:val="none"/>
                 <w:vertAlign w:val="baseline"/>
-                <w:lang w:val="en-US"/>
+                <w:lang w:val="en-US" w:bidi="en-US"/>
               </w:rPr>
             </w:r>
             <w:r>
@@ -14868,7 +14882,7 @@
                 <w:bCs w:val="0"/>
                 <w:highlight w:val="none"/>
                 <w:vertAlign w:val="baseline"/>
-                <w:lang w:val="en-US"/>
+                <w:lang w:val="en-US" w:bidi="en-US"/>
               </w:rPr>
             </w:r>
             <w:r>
@@ -14919,7 +14933,7 @@
                 <w:bCs w:val="0"/>
                 <w:highlight w:val="none"/>
                 <w:vertAlign w:val="baseline"/>
-                <w:lang w:val="en-US"/>
+                <w:lang w:val="en-US" w:bidi="en-US"/>
               </w:rPr>
             </w:r>
             <w:r>
@@ -14970,7 +14984,7 @@
                 <w:bCs w:val="0"/>
                 <w:highlight w:val="none"/>
                 <w:vertAlign w:val="baseline"/>
-                <w:lang w:val="en-US"/>
+                <w:lang w:val="en-US" w:bidi="en-US"/>
               </w:rPr>
             </w:r>
             <w:r>
@@ -15023,7 +15037,6 @@
                 <w:color w:val="c99c00" w:themeColor="accent5"/>
                 <w:highlight w:val="yellow"/>
                 <w:vertAlign w:val="baseline"/>
-                <w:lang w:val="en-US"/>
               </w:rPr>
             </w:r>
             <w:r>
@@ -15073,7 +15086,7 @@
                 <w:bCs w:val="0"/>
                 <w:highlight w:val="none"/>
                 <w:vertAlign w:val="baseline"/>
-                <w:lang w:val="en-US"/>
+                <w:lang w:val="en-US" w:bidi="en-US"/>
               </w:rPr>
             </w:r>
             <w:r>
@@ -15248,6 +15261,15 @@
           <w:lang w:val="ru-RU"/>
         </w:rPr>
       </w:r>
+      <w:r>
+        <w:rPr>
+          <w:b w:val="0"/>
+          <w:bCs w:val="0"/>
+          <w:highlight w:val="none"/>
+          <w:vertAlign w:val="baseline"/>
+          <w:lang w:val="ru-RU"/>
+        </w:rPr>
+      </w:r>
     </w:p>
     <w:p>
       <w:pPr>
@@ -15309,6 +15331,15 @@
           <w:lang w:val="ru-RU"/>
         </w:rPr>
       </w:pPr>
+      <w:r>
+        <w:rPr>
+          <w:b w:val="0"/>
+          <w:bCs w:val="0"/>
+          <w:highlight w:val="none"/>
+          <w:vertAlign w:val="baseline"/>
+          <w:lang w:val="ru-RU"/>
+        </w:rPr>
+      </w:r>
       <w:r>
         <w:rPr>
           <w:b w:val="0"/>
@@ -15733,7 +15764,6 @@
             </w:pPr>
             <w:r/>
             <w:r/>
-            <w:r/>
           </w:p>
         </w:tc>
         <w:tc>
@@ -15749,7 +15779,6 @@
               <w:ind/>
               <w:rPr/>
             </w:pPr>
-            <w:r/>
             <w:r/>
             <w:r/>
           </w:p>
@@ -15874,7 +15903,6 @@
             </w:pPr>
             <w:r/>
             <w:r/>
-            <w:r/>
           </w:p>
         </w:tc>
       </w:tr>
@@ -15961,6 +15989,15 @@
                 <w:lang w:val="ru-RU"/>
               </w:rPr>
               <w:t xml:space="preserve">1</w:t>
+            </w:r>
+            <w:r>
+              <w:rPr>
+                <w:b w:val="0"/>
+                <w:bCs w:val="0"/>
+                <w:highlight w:val="none"/>
+                <w:vertAlign w:val="baseline"/>
+                <w:lang w:val="en-US" w:bidi="en-US"/>
+              </w:rPr>
             </w:r>
             <w:r>
               <w:rPr>
@@ -16094,7 +16131,6 @@
                 <w:color w:val="000000" w:themeColor="text1"/>
                 <w:highlight w:val="none"/>
                 <w:vertAlign w:val="baseline"/>
-                <w:lang w:val="ru-RU"/>
               </w:rPr>
             </w:r>
             <w:r>
@@ -16323,6 +16359,15 @@
                 <w:lang w:val="en-US" w:bidi="en-US"/>
               </w:rPr>
             </w:r>
+            <w:r>
+              <w:rPr>
+                <w:b w:val="0"/>
+                <w:bCs w:val="0"/>
+                <w:highlight w:val="none"/>
+                <w:vertAlign w:val="baseline"/>
+                <w:lang w:val="en-US" w:bidi="en-US"/>
+              </w:rPr>
+            </w:r>
           </w:p>
         </w:tc>
         <w:tc>
@@ -16533,6 +16578,15 @@
                 <w:lang w:val="en-US" w:bidi="en-US"/>
               </w:rPr>
             </w:r>
+            <w:r>
+              <w:rPr>
+                <w:b w:val="0"/>
+                <w:bCs w:val="0"/>
+                <w:highlight w:val="none"/>
+                <w:vertAlign w:val="baseline"/>
+                <w:lang w:val="en-US" w:bidi="en-US"/>
+              </w:rPr>
+            </w:r>
           </w:p>
         </w:tc>
         <w:tc>
@@ -16575,6 +16629,15 @@
                 <w:lang w:val="en-US" w:bidi="en-US"/>
               </w:rPr>
             </w:r>
+            <w:r>
+              <w:rPr>
+                <w:b w:val="0"/>
+                <w:bCs w:val="0"/>
+                <w:highlight w:val="none"/>
+                <w:vertAlign w:val="baseline"/>
+                <w:lang w:val="en-US" w:bidi="en-US"/>
+              </w:rPr>
+            </w:r>
           </w:p>
         </w:tc>
         <w:tc>
@@ -16607,6 +16670,15 @@
                 <w:vertAlign w:val="baseline"/>
               </w:rPr>
               <w:t xml:space="preserve">-1/2</w:t>
+            </w:r>
+            <w:r>
+              <w:rPr>
+                <w:b w:val="0"/>
+                <w:bCs w:val="0"/>
+                <w:color w:val="000000" w:themeColor="text1"/>
+                <w:highlight w:val="none"/>
+                <w:vertAlign w:val="baseline"/>
+              </w:rPr>
             </w:r>
             <w:r>
               <w:rPr>
@@ -16764,6 +16836,15 @@
                 <w:lang w:val="en-US" w:bidi="en-US"/>
               </w:rPr>
             </w:r>
+            <w:r>
+              <w:rPr>
+                <w:b w:val="0"/>
+                <w:bCs w:val="0"/>
+                <w:highlight w:val="none"/>
+                <w:vertAlign w:val="baseline"/>
+                <w:lang w:val="en-US" w:bidi="en-US"/>
+              </w:rPr>
+            </w:r>
           </w:p>
         </w:tc>
         <w:tc>
@@ -16796,6 +16877,15 @@
                 <w:lang w:val="en-US" w:bidi="en-US"/>
               </w:rPr>
               <w:t xml:space="preserve">1/2</w:t>
+            </w:r>
+            <w:r>
+              <w:rPr>
+                <w:b w:val="0"/>
+                <w:bCs w:val="0"/>
+                <w:highlight w:val="none"/>
+                <w:vertAlign w:val="baseline"/>
+                <w:lang w:val="en-US" w:bidi="en-US"/>
+              </w:rPr>
             </w:r>
             <w:r>
               <w:rPr>
@@ -16911,6 +17001,15 @@
                 <w:lang w:val="en-US" w:bidi="en-US"/>
               </w:rPr>
             </w:r>
+            <w:r>
+              <w:rPr>
+                <w:b w:val="0"/>
+                <w:bCs w:val="0"/>
+                <w:highlight w:val="none"/>
+                <w:vertAlign w:val="baseline"/>
+                <w:lang w:val="en-US" w:bidi="en-US"/>
+              </w:rPr>
+            </w:r>
           </w:p>
         </w:tc>
       </w:tr>
@@ -16999,6 +17098,15 @@
                 <w:lang w:val="en-US" w:bidi="en-US"/>
               </w:rPr>
               <w:t xml:space="preserve">2</w:t>
+            </w:r>
+            <w:r>
+              <w:rPr>
+                <w:b w:val="0"/>
+                <w:bCs w:val="0"/>
+                <w:highlight w:val="none"/>
+                <w:vertAlign w:val="baseline"/>
+                <w:lang w:val="en-US" w:bidi="en-US"/>
+              </w:rPr>
             </w:r>
             <w:r>
               <w:rPr>
@@ -17286,24 +17394,6 @@
           <w:lang w:val="ru-RU" w:bidi="ru-RU"/>
         </w:rPr>
       </w:r>
-      <w:r>
-        <w:rPr>
-          <w:b w:val="0"/>
-          <w:bCs w:val="0"/>
-          <w:highlight w:val="none"/>
-          <w:vertAlign w:val="baseline"/>
-          <w:lang w:val="ru-RU" w:bidi="ru-RU"/>
-        </w:rPr>
-      </w:r>
-      <w:r>
-        <w:rPr>
-          <w:b w:val="0"/>
-          <w:bCs w:val="0"/>
-          <w:highlight w:val="none"/>
-          <w:vertAlign w:val="baseline"/>
-          <w:lang w:val="ru-RU" w:bidi="ru-RU"/>
-        </w:rPr>
-      </w:r>
     </w:p>
     <w:p>
       <w:pPr>
@@ -17384,6 +17474,15 @@
           <w:lang w:val="ru-RU"/>
         </w:rPr>
       </w:r>
+      <w:r>
+        <w:rPr>
+          <w:b w:val="0"/>
+          <w:bCs w:val="0"/>
+          <w:highlight w:val="none"/>
+          <w:vertAlign w:val="baseline"/>
+          <w:lang w:val="en-US"/>
+        </w:rPr>
+      </w:r>
     </w:p>
     <w:p>
       <w:pPr>
@@ -17490,6 +17589,15 @@
           <w:lang w:val="ru-RU"/>
         </w:rPr>
       </w:pPr>
+      <w:r>
+        <w:rPr>
+          <w:b w:val="0"/>
+          <w:bCs w:val="0"/>
+          <w:highlight w:val="none"/>
+          <w:vertAlign w:val="baseline"/>
+          <w:lang w:val="ru-RU"/>
+        </w:rPr>
+      </w:r>
       <w:r>
         <w:rPr>
           <w:b w:val="0"/>
@@ -17610,6 +17718,15 @@
           <w:lang w:val="ru-RU" w:bidi="ru-RU"/>
         </w:rPr>
       </w:r>
+      <w:r>
+        <w:rPr>
+          <w:b/>
+          <w:bCs/>
+          <w:highlight w:val="none"/>
+          <w:vertAlign w:val="baseline"/>
+          <w:lang w:val="ru-RU" w:bidi="ru-RU"/>
+        </w:rPr>
+      </w:r>
     </w:p>
     <w:p>
       <w:pPr>
@@ -17685,14 +17802,33 @@
           <w:vertAlign w:val="baseline"/>
           <w:lang w:val="ru-RU" w:bidi="ru-RU"/>
         </w:rPr>
-        <w:t xml:space="preserve"> Суть парадигмы эволюционных алгоритмов состоит в использовании базовых принципов теории биологической эволюции, то есть отбора, мутации и воспроизведения особей. Эволюционные алгоритмы являются частью более широкой технологии так называемых мягких вычислений, включающих в себя нечёткую логику, нейронные сети, вероятностные рассуждения, а также сети доверия. Наиболее развитый класс эволюционных алгоритмов — это ГА (генетические алгоритмы).</w:t>
-      </w:r>
-      <w:r>
-        <w:rPr>
-          <w:b w:val="0"/>
-          <w:bCs w:val="0"/>
-          <w:highlight w:val="none"/>
-          <w:vertAlign w:val="baseline"/>
+        <w:t xml:space="preserve"> Суть парадигмы эволюционных алгоритмов состоит в использовании базовых принципов теории биологической эволюции, то есть отбора, мутации и воспроизведения особей. Эволюционные алгоритмы я</w:t>
+      </w:r>
+      <w:r>
+        <w:rPr>
+          <w:b w:val="0"/>
+          <w:bCs w:val="0"/>
+          <w:highlight w:val="none"/>
+          <w:vertAlign w:val="baseline"/>
+          <w:lang w:val="ru-RU" w:bidi="ru-RU"/>
+        </w:rPr>
+        <w:t xml:space="preserve">вляются частью более широкой технологии так называемых мягких вычислений, включающих в себя нечёткую логику, нейронные сети, вероятностные рассуждения, а также сети доверия. Наиболее развитый класс эволюционных алгоритмов — это ГА (генетические алгоритмы).</w:t>
+      </w:r>
+      <w:r>
+        <w:rPr>
+          <w:b w:val="0"/>
+          <w:bCs w:val="0"/>
+          <w:highlight w:val="none"/>
+          <w:vertAlign w:val="baseline"/>
+        </w:rPr>
+      </w:r>
+      <w:r>
+        <w:rPr>
+          <w:b w:val="0"/>
+          <w:bCs w:val="0"/>
+          <w:highlight w:val="none"/>
+          <w:vertAlign w:val="baseline"/>
+          <w:lang w:val="ru-RU" w:bidi="ru-RU"/>
         </w:rPr>
       </w:r>
     </w:p>
@@ -17735,7 +17871,6 @@
           <w:bCs w:val="0"/>
           <w:highlight w:val="none"/>
           <w:vertAlign w:val="baseline"/>
-          <w:lang w:val="ru-RU" w:bidi="ru-RU"/>
         </w:rPr>
       </w:r>
     </w:p>
@@ -17774,6 +17909,15 @@
           <w:lang w:val="ru-RU" w:bidi="ru-RU"/>
         </w:rPr>
       </w:r>
+      <w:r>
+        <w:rPr>
+          <w:b w:val="0"/>
+          <w:bCs w:val="0"/>
+          <w:highlight w:val="none"/>
+          <w:vertAlign w:val="baseline"/>
+          <w:lang w:val="ru-RU" w:bidi="ru-RU"/>
+        </w:rPr>
+      </w:r>
     </w:p>
     <w:p>
       <w:pPr>
@@ -17854,6 +17998,15 @@
           <w:lang w:val="ru-RU" w:bidi="ru-RU"/>
         </w:rPr>
       </w:r>
+      <w:r>
+        <w:rPr>
+          <w:b w:val="0"/>
+          <w:bCs w:val="0"/>
+          <w:highlight w:val="none"/>
+          <w:vertAlign w:val="baseline"/>
+          <w:lang w:val="ru-RU" w:bidi="ru-RU"/>
+        </w:rPr>
+      </w:r>
     </w:p>
     <w:p>
       <w:pPr>
@@ -17932,7 +18085,26 @@
           <w:vertAlign w:val="baseline"/>
           <w:lang w:val="ru-RU" w:bidi="ru-RU"/>
         </w:rPr>
-        <w:t xml:space="preserve">Доступно чрезвычайно большое число источников, посвящённых различным аспектам эволюционных алгоритмов. Наиболее популярна работа Чарльза Дарвина «Происхождение видов». Движущей силой эволюции по Дарвину являются наследственность, изменчивость и естественный отбор.</w:t>
+        <w:t xml:space="preserve">Доступно</w:t>
+      </w:r>
+      <w:r>
+        <w:rPr>
+          <w:b w:val="0"/>
+          <w:bCs w:val="0"/>
+          <w:highlight w:val="none"/>
+          <w:vertAlign w:val="baseline"/>
+          <w:lang w:val="ru-RU" w:bidi="ru-RU"/>
+        </w:rPr>
+        <w:t xml:space="preserve"> чрезвычайно большое число источников, посвящённых различным аспектам эволюционных алгоритмов. Наиболее популярна работа Чарльза Дарвина «Происхождение видов». Движущей силой эволюции по Дарвину являются наследственность, изменчивость и естественный отбор.</w:t>
+      </w:r>
+      <w:r>
+        <w:rPr>
+          <w:b w:val="0"/>
+          <w:bCs w:val="0"/>
+          <w:highlight w:val="none"/>
+          <w:vertAlign w:val="baseline"/>
+          <w:lang w:val="ru-RU" w:bidi="ru-RU"/>
+        </w:rPr>
       </w:r>
       <w:r>
         <w:rPr>
@@ -18023,6 +18195,15 @@
           <w:lang w:val="ru-RU" w:bidi="ru-RU"/>
         </w:rPr>
       </w:r>
+      <w:r>
+        <w:rPr>
+          <w:b w:val="0"/>
+          <w:bCs w:val="0"/>
+          <w:highlight w:val="none"/>
+          <w:vertAlign w:val="baseline"/>
+          <w:lang w:val="ru-RU" w:bidi="ru-RU"/>
+        </w:rPr>
+      </w:r>
     </w:p>
     <w:p>
       <w:pPr>
@@ -18103,6 +18284,15 @@
           <w:lang w:val="ru-RU" w:bidi="ru-RU"/>
         </w:rPr>
       </w:r>
+      <w:r>
+        <w:rPr>
+          <w:b w:val="0"/>
+          <w:bCs w:val="0"/>
+          <w:highlight w:val="none"/>
+          <w:vertAlign w:val="baseline"/>
+          <w:lang w:val="ru-RU" w:bidi="ru-RU"/>
+        </w:rPr>
+      </w:r>
     </w:p>
     <w:p>
       <w:pPr>
@@ -18183,6 +18373,15 @@
           <w:lang w:val="ru-RU" w:bidi="ru-RU"/>
         </w:rPr>
       </w:r>
+      <w:r>
+        <w:rPr>
+          <w:b w:val="0"/>
+          <w:bCs w:val="0"/>
+          <w:highlight w:val="none"/>
+          <w:vertAlign w:val="baseline"/>
+          <w:lang w:val="ru-RU" w:bidi="ru-RU"/>
+        </w:rPr>
+      </w:r>
     </w:p>
     <w:p>
       <w:pPr>
@@ -18264,6 +18463,15 @@
           <w:lang w:val="ru-RU" w:bidi="ru-RU"/>
         </w:rPr>
       </w:r>
+      <w:r>
+        <w:rPr>
+          <w:b w:val="0"/>
+          <w:bCs w:val="0"/>
+          <w:highlight w:val="none"/>
+          <w:vertAlign w:val="baseline"/>
+          <w:lang w:val="ru-RU" w:bidi="ru-RU"/>
+        </w:rPr>
+      </w:r>
     </w:p>
     <w:p>
       <w:pPr>
@@ -18310,6 +18518,15 @@
           <w:lang w:val="ru-RU" w:bidi="ru-RU"/>
         </w:rPr>
       </w:r>
+      <w:r>
+        <w:rPr>
+          <w:b w:val="0"/>
+          <w:bCs w:val="0"/>
+          <w:highlight w:val="none"/>
+          <w:vertAlign w:val="baseline"/>
+          <w:lang w:val="ru-RU" w:bidi="ru-RU"/>
+        </w:rPr>
+      </w:r>
     </w:p>
     <w:p>
       <w:pPr>
@@ -18390,6 +18607,15 @@
           <w:lang w:val="ru-RU" w:bidi="ru-RU"/>
         </w:rPr>
       </w:r>
+      <w:r>
+        <w:rPr>
+          <w:b w:val="0"/>
+          <w:bCs w:val="0"/>
+          <w:highlight w:val="none"/>
+          <w:vertAlign w:val="baseline"/>
+          <w:lang w:val="ru-RU" w:bidi="ru-RU"/>
+        </w:rPr>
+      </w:r>
     </w:p>
     <w:p>
       <w:pPr>
@@ -18470,6 +18696,15 @@
           <w:lang w:val="ru-RU" w:bidi="ru-RU"/>
         </w:rPr>
       </w:r>
+      <w:r>
+        <w:rPr>
+          <w:b w:val="0"/>
+          <w:bCs w:val="0"/>
+          <w:highlight w:val="none"/>
+          <w:vertAlign w:val="baseline"/>
+          <w:lang w:val="ru-RU" w:bidi="ru-RU"/>
+        </w:rPr>
+      </w:r>
     </w:p>
     <w:p>
       <w:pPr>
@@ -18550,6 +18785,15 @@
           <w:lang w:val="ru-RU" w:bidi="ru-RU"/>
         </w:rPr>
       </w:r>
+      <w:r>
+        <w:rPr>
+          <w:b w:val="0"/>
+          <w:bCs w:val="0"/>
+          <w:highlight w:val="none"/>
+          <w:vertAlign w:val="baseline"/>
+          <w:lang w:val="ru-RU" w:bidi="ru-RU"/>
+        </w:rPr>
+      </w:r>
     </w:p>
     <w:p>
       <w:pPr>
@@ -18640,6 +18884,15 @@
           <w:lang w:val="ru-RU" w:bidi="ru-RU"/>
         </w:rPr>
       </w:r>
+      <w:r>
+        <w:rPr>
+          <w:b w:val="0"/>
+          <w:bCs w:val="0"/>
+          <w:highlight w:val="none"/>
+          <w:vertAlign w:val="baseline"/>
+          <w:lang w:val="ru-RU" w:bidi="ru-RU"/>
+        </w:rPr>
+      </w:r>
     </w:p>
     <w:p>
       <w:pPr>
@@ -18720,6 +18973,15 @@
           <w:lang w:val="ru-RU" w:bidi="ru-RU"/>
         </w:rPr>
       </w:r>
+      <w:r>
+        <w:rPr>
+          <w:b w:val="0"/>
+          <w:bCs w:val="0"/>
+          <w:highlight w:val="none"/>
+          <w:vertAlign w:val="baseline"/>
+          <w:lang w:val="ru-RU" w:bidi="ru-RU"/>
+        </w:rPr>
+      </w:r>
     </w:p>
     <w:p>
       <w:pPr>
@@ -18765,33 +19027,6 @@
           <w:lang w:val="ru-RU" w:bidi="ru-RU"/>
         </w:rPr>
       </w:r>
-      <w:r>
-        <w:rPr>
-          <w:b w:val="0"/>
-          <w:bCs w:val="0"/>
-          <w:highlight w:val="none"/>
-          <w:vertAlign w:val="baseline"/>
-          <w:lang w:val="ru-RU" w:bidi="ru-RU"/>
-        </w:rPr>
-      </w:r>
-      <w:r>
-        <w:rPr>
-          <w:b w:val="0"/>
-          <w:bCs w:val="0"/>
-          <w:highlight w:val="none"/>
-          <w:vertAlign w:val="baseline"/>
-          <w:lang w:val="ru-RU" w:bidi="ru-RU"/>
-        </w:rPr>
-      </w:r>
-      <w:r>
-        <w:rPr>
-          <w:b w:val="0"/>
-          <w:bCs w:val="0"/>
-          <w:highlight w:val="none"/>
-          <w:vertAlign w:val="baseline"/>
-          <w:lang w:val="ru-RU" w:bidi="ru-RU"/>
-        </w:rPr>
-      </w:r>
     </w:p>
     <w:p>
       <w:pPr>
@@ -18828,6 +19063,15 @@
           <w:lang w:val="ru-RU" w:bidi="ru-RU"/>
         </w:rPr>
       </w:r>
+      <w:r>
+        <w:rPr>
+          <w:b w:val="0"/>
+          <w:bCs w:val="0"/>
+          <w:highlight w:val="none"/>
+          <w:vertAlign w:val="baseline"/>
+          <w:lang w:val="ru-RU" w:bidi="ru-RU"/>
+        </w:rPr>
+      </w:r>
     </w:p>
     <w:p>
       <w:pPr>
@@ -18863,6 +19107,7 @@
           <w:vertAlign w:val="baseline"/>
           <w:lang w:val="ru-RU" w:bidi="ru-RU"/>
         </w:rPr>
+        <w:t xml:space="preserve"> К хромосомам этих особей применяем генетические операторы (кроссовер, мутация, транспозиция, транслокация, инверсия, усечение и т.д.), создавая следующее поколение особей.</w:t>
       </w:r>
       <w:r>
         <w:rPr>
@@ -18872,7 +19117,6 @@
           <w:vertAlign w:val="baseline"/>
           <w:lang w:val="ru-RU" w:bidi="ru-RU"/>
         </w:rPr>
-        <w:t xml:space="preserve"> К хромосомам этих особей применяем генетические операторы (кроссовер, мутация, транспозиция, транслокация, инверсия, усечение и т.д.), создавая следующее поколение особей.</w:t>
       </w:r>
       <w:r>
         <w:rPr>
@@ -18919,6 +19163,15 @@
           <w:lang w:val="ru-RU" w:bidi="ru-RU"/>
         </w:rPr>
       </w:r>
+      <w:r>
+        <w:rPr>
+          <w:b w:val="0"/>
+          <w:bCs w:val="0"/>
+          <w:highlight w:val="none"/>
+          <w:vertAlign w:val="baseline"/>
+          <w:lang w:val="ru-RU" w:bidi="ru-RU"/>
+        </w:rPr>
+      </w:r>
     </w:p>
     <w:p>
       <w:pPr>
@@ -18945,6 +19198,15 @@
           <w:lang w:val="ru-RU" w:bidi="ru-RU"/>
         </w:rPr>
         <w:t xml:space="preserve">6. Повторяем 3, 4, 5 до достижения критерия остановки.</w:t>
+      </w:r>
+      <w:r>
+        <w:rPr>
+          <w:b w:val="0"/>
+          <w:bCs w:val="0"/>
+          <w:highlight w:val="none"/>
+          <w:vertAlign w:val="baseline"/>
+          <w:lang w:val="ru-RU" w:bidi="ru-RU"/>
+        </w:rPr>
       </w:r>
       <w:r>
         <w:rPr>
@@ -19046,6 +19308,3464 @@
           <w:highlight w:val="none"/>
           <w:vertAlign w:val="baseline"/>
           <w:lang w:val="ru-RU" w:bidi="ru-RU"/>
+        </w:rPr>
+      </w:r>
+      <w:r>
+        <w:rPr>
+          <w:b w:val="0"/>
+          <w:bCs w:val="0"/>
+          <w:highlight w:val="none"/>
+          <w:vertAlign w:val="baseline"/>
+          <w:lang w:val="ru-RU" w:bidi="ru-RU"/>
+        </w:rPr>
+      </w:r>
+    </w:p>
+    <w:p>
+      <w:pPr>
+        <w:pStyle w:val="944"/>
+        <w:pBdr/>
+        <w:tabs>
+          <w:tab w:val="center" w:leader="none" w:pos="4819"/>
+        </w:tabs>
+        <w:bidi w:val="false"/>
+        <w:spacing/>
+        <w:ind w:firstLine="0" w:left="0"/>
+        <w:jc w:val="both"/>
+        <w:rPr>
+          <w:b w:val="0"/>
+          <w:bCs w:val="0"/>
+          <w:highlight w:val="none"/>
+          <w:vertAlign w:val="baseline"/>
+          <w:lang w:val="ru-RU" w:bidi="ru-RU"/>
+        </w:rPr>
+      </w:pPr>
+      <w:r>
+        <w:rPr>
+          <w:b w:val="0"/>
+          <w:bCs w:val="0"/>
+          <w:highlight w:val="none"/>
+          <w:vertAlign w:val="baseline"/>
+          <w:lang w:val="ru-RU" w:bidi="ru-RU"/>
+        </w:rPr>
+      </w:r>
+      <w:r>
+        <w:rPr>
+          <w:b w:val="0"/>
+          <w:bCs w:val="0"/>
+          <w:highlight w:val="none"/>
+          <w:vertAlign w:val="baseline"/>
+          <w:lang w:val="ru-RU" w:bidi="ru-RU"/>
+        </w:rPr>
+      </w:r>
+      <w:r>
+        <w:rPr>
+          <w:b w:val="0"/>
+          <w:bCs w:val="0"/>
+          <w:highlight w:val="none"/>
+          <w:vertAlign w:val="baseline"/>
+          <w:lang w:val="ru-RU" w:bidi="ru-RU"/>
+        </w:rPr>
+      </w:r>
+    </w:p>
+    <w:p>
+      <w:pPr>
+        <w:pStyle w:val="944"/>
+        <w:pBdr/>
+        <w:tabs>
+          <w:tab w:val="center" w:leader="none" w:pos="4819"/>
+        </w:tabs>
+        <w:bidi w:val="false"/>
+        <w:spacing/>
+        <w:ind w:firstLine="0" w:left="0"/>
+        <w:jc w:val="both"/>
+        <w:rPr>
+          <w:b w:val="0"/>
+          <w:bCs w:val="0"/>
+          <w:highlight w:val="none"/>
+          <w:vertAlign w:val="baseline"/>
+          <w:lang w:val="ru-RU" w:bidi="ru-RU"/>
+        </w:rPr>
+      </w:pPr>
+      <w:r>
+        <w:rPr>
+          <w:b w:val="0"/>
+          <w:bCs w:val="0"/>
+          <w:highlight w:val="none"/>
+          <w:vertAlign w:val="baseline"/>
+          <w:lang w:val="ru-RU" w:bidi="ru-RU"/>
+        </w:rPr>
+        <w:t xml:space="preserve">Основными являются следующие генетические операторы:</w:t>
+      </w:r>
+      <w:r>
+        <w:rPr>
+          <w:b w:val="0"/>
+          <w:bCs w:val="0"/>
+          <w:highlight w:val="none"/>
+          <w:vertAlign w:val="baseline"/>
+          <w:lang w:val="ru-RU" w:bidi="ru-RU"/>
+        </w:rPr>
+      </w:r>
+    </w:p>
+    <w:p>
+      <w:pPr>
+        <w:pStyle w:val="944"/>
+        <w:pBdr/>
+        <w:tabs>
+          <w:tab w:val="center" w:leader="none" w:pos="4819"/>
+        </w:tabs>
+        <w:bidi w:val="false"/>
+        <w:spacing/>
+        <w:ind w:firstLine="0" w:left="0"/>
+        <w:jc w:val="both"/>
+        <w:rPr>
+          <w:b w:val="0"/>
+          <w:bCs w:val="0"/>
+          <w:highlight w:val="none"/>
+          <w:vertAlign w:val="baseline"/>
+          <w:lang w:val="ru-RU" w:bidi="ru-RU"/>
+        </w:rPr>
+      </w:pPr>
+      <w:r>
+        <w:rPr>
+          <w:b w:val="0"/>
+          <w:bCs w:val="0"/>
+          <w:highlight w:val="none"/>
+          <w:vertAlign w:val="baseline"/>
+          <w:lang w:val="ru-RU" w:bidi="ru-RU"/>
+        </w:rPr>
+      </w:r>
+      <w:r>
+        <w:rPr>
+          <w:b w:val="0"/>
+          <w:bCs w:val="0"/>
+          <w:highlight w:val="none"/>
+          <w:vertAlign w:val="baseline"/>
+          <w:lang w:val="ru-RU" w:bidi="ru-RU"/>
+        </w:rPr>
+      </w:r>
+      <w:r>
+        <w:rPr>
+          <w:b w:val="0"/>
+          <w:bCs w:val="0"/>
+          <w:highlight w:val="none"/>
+          <w:vertAlign w:val="baseline"/>
+          <w:lang w:val="ru-RU" w:bidi="ru-RU"/>
+        </w:rPr>
+      </w:r>
+    </w:p>
+    <w:p>
+      <w:pPr>
+        <w:pStyle w:val="944"/>
+        <w:pBdr/>
+        <w:tabs>
+          <w:tab w:val="center" w:leader="none" w:pos="4819"/>
+        </w:tabs>
+        <w:bidi w:val="false"/>
+        <w:spacing/>
+        <w:ind w:firstLine="0" w:left="0"/>
+        <w:jc w:val="both"/>
+        <w:rPr>
+          <w:b w:val="0"/>
+          <w:bCs w:val="0"/>
+          <w:highlight w:val="none"/>
+          <w:vertAlign w:val="baseline"/>
+          <w:lang w:val="ru-RU" w:bidi="ru-RU"/>
+        </w:rPr>
+      </w:pPr>
+      <w:r>
+        <w:rPr>
+          <w:b w:val="0"/>
+          <w:bCs w:val="0"/>
+          <w:highlight w:val="none"/>
+          <w:vertAlign w:val="baseline"/>
+          <w:lang w:val="ru-RU" w:bidi="ru-RU"/>
+        </w:rPr>
+        <w:t xml:space="preserve">1. </w:t>
+      </w:r>
+      <w:r>
+        <w:rPr>
+          <w:b w:val="0"/>
+          <w:bCs w:val="0"/>
+          <w:highlight w:val="none"/>
+          <w:vertAlign w:val="baseline"/>
+          <w:lang w:val="ru-RU" w:bidi="ru-RU"/>
+        </w:rPr>
+        <w:t xml:space="preserve">Оператор мутации, реализующий случайное изменение одного или нескольких генов в хромосоме.</w:t>
+      </w:r>
+      <w:r>
+        <w:rPr>
+          <w:b w:val="0"/>
+          <w:bCs w:val="0"/>
+          <w:highlight w:val="none"/>
+          <w:vertAlign w:val="baseline"/>
+          <w:lang w:val="ru-RU" w:bidi="ru-RU"/>
+        </w:rPr>
+      </w:r>
+      <w:r>
+        <w:rPr>
+          <w:b w:val="0"/>
+          <w:bCs w:val="0"/>
+          <w:highlight w:val="none"/>
+          <w:vertAlign w:val="baseline"/>
+          <w:lang w:val="ru-RU" w:bidi="ru-RU"/>
+        </w:rPr>
+      </w:r>
+    </w:p>
+    <w:p>
+      <w:pPr>
+        <w:pStyle w:val="944"/>
+        <w:pBdr/>
+        <w:tabs>
+          <w:tab w:val="center" w:leader="none" w:pos="4819"/>
+        </w:tabs>
+        <w:bidi w:val="false"/>
+        <w:spacing/>
+        <w:ind w:firstLine="0" w:left="0"/>
+        <w:jc w:val="both"/>
+        <w:rPr>
+          <w:b w:val="0"/>
+          <w:bCs w:val="0"/>
+          <w:highlight w:val="none"/>
+          <w:vertAlign w:val="baseline"/>
+          <w:lang w:val="ru-RU" w:bidi="ru-RU"/>
+        </w:rPr>
+      </w:pPr>
+      <w:r>
+        <w:rPr>
+          <w:b w:val="0"/>
+          <w:bCs w:val="0"/>
+          <w:highlight w:val="none"/>
+          <w:vertAlign w:val="baseline"/>
+          <w:lang w:val="ru-RU" w:bidi="ru-RU"/>
+        </w:rPr>
+      </w:r>
+      <w:r>
+        <w:rPr>
+          <w:b w:val="0"/>
+          <w:bCs w:val="0"/>
+          <w:highlight w:val="none"/>
+          <w:vertAlign w:val="baseline"/>
+          <w:lang w:val="ru-RU" w:bidi="ru-RU"/>
+        </w:rPr>
+      </w:r>
+      <w:r>
+        <w:rPr>
+          <w:b w:val="0"/>
+          <w:bCs w:val="0"/>
+          <w:highlight w:val="none"/>
+          <w:vertAlign w:val="baseline"/>
+          <w:lang w:val="ru-RU" w:bidi="ru-RU"/>
+        </w:rPr>
+      </w:r>
+    </w:p>
+    <w:p>
+      <w:pPr>
+        <w:pStyle w:val="944"/>
+        <w:pBdr/>
+        <w:tabs>
+          <w:tab w:val="center" w:leader="none" w:pos="4819"/>
+        </w:tabs>
+        <w:bidi w:val="false"/>
+        <w:spacing/>
+        <w:ind w:firstLine="0" w:left="0"/>
+        <w:jc w:val="both"/>
+        <w:rPr>
+          <w:b w:val="0"/>
+          <w:bCs w:val="0"/>
+          <w:highlight w:val="none"/>
+          <w:vertAlign w:val="baseline"/>
+          <w:lang w:val="ru-RU" w:bidi="ru-RU"/>
+        </w:rPr>
+      </w:pPr>
+      <w:r>
+        <w:rPr>
+          <w:b w:val="0"/>
+          <w:bCs w:val="0"/>
+          <w:highlight w:val="none"/>
+          <w:vertAlign w:val="baseline"/>
+          <w:lang w:val="ru-RU" w:bidi="ru-RU"/>
+        </w:rPr>
+        <w:t xml:space="preserve">2. Оператор кроссовера (скрещивания), предназначенный для создания особей потомков путём рекомбинации хромосом двух и более родителей.</w:t>
+      </w:r>
+      <w:r>
+        <w:rPr>
+          <w:b w:val="0"/>
+          <w:bCs w:val="0"/>
+          <w:highlight w:val="none"/>
+          <w:vertAlign w:val="baseline"/>
+          <w:lang w:val="ru-RU" w:bidi="ru-RU"/>
+        </w:rPr>
+      </w:r>
+    </w:p>
+    <w:p>
+      <w:pPr>
+        <w:pStyle w:val="944"/>
+        <w:pBdr/>
+        <w:tabs>
+          <w:tab w:val="center" w:leader="none" w:pos="4819"/>
+        </w:tabs>
+        <w:bidi w:val="false"/>
+        <w:spacing/>
+        <w:ind w:firstLine="0" w:left="0"/>
+        <w:jc w:val="both"/>
+        <w:rPr>
+          <w:b w:val="0"/>
+          <w:bCs w:val="0"/>
+          <w:highlight w:val="none"/>
+          <w:vertAlign w:val="baseline"/>
+          <w:lang w:val="ru-RU" w:bidi="ru-RU"/>
+        </w:rPr>
+      </w:pPr>
+      <w:r>
+        <w:rPr>
+          <w:b w:val="0"/>
+          <w:bCs w:val="0"/>
+          <w:highlight w:val="none"/>
+          <w:vertAlign w:val="baseline"/>
+          <w:lang w:val="ru-RU" w:bidi="ru-RU"/>
+        </w:rPr>
+      </w:r>
+      <w:r>
+        <w:rPr>
+          <w:b w:val="0"/>
+          <w:bCs w:val="0"/>
+          <w:highlight w:val="none"/>
+          <w:vertAlign w:val="baseline"/>
+          <w:lang w:val="ru-RU" w:bidi="ru-RU"/>
+        </w:rPr>
+      </w:r>
+      <w:r>
+        <w:rPr>
+          <w:b w:val="0"/>
+          <w:bCs w:val="0"/>
+          <w:highlight w:val="none"/>
+          <w:vertAlign w:val="baseline"/>
+          <w:lang w:val="ru-RU" w:bidi="ru-RU"/>
+        </w:rPr>
+      </w:r>
+    </w:p>
+    <w:p>
+      <w:pPr>
+        <w:pStyle w:val="944"/>
+        <w:pBdr/>
+        <w:tabs>
+          <w:tab w:val="center" w:leader="none" w:pos="4819"/>
+        </w:tabs>
+        <w:bidi w:val="false"/>
+        <w:spacing/>
+        <w:ind w:firstLine="0" w:left="0"/>
+        <w:jc w:val="both"/>
+        <w:rPr>
+          <w:b w:val="0"/>
+          <w:bCs w:val="0"/>
+          <w:highlight w:val="none"/>
+          <w:vertAlign w:val="baseline"/>
+          <w:lang w:val="en-US"/>
+        </w:rPr>
+      </w:pPr>
+      <w:r>
+        <w:rPr>
+          <w:b w:val="0"/>
+          <w:bCs w:val="0"/>
+          <w:highlight w:val="none"/>
+          <w:vertAlign w:val="baseline"/>
+          <w:lang w:val="ru-RU" w:bidi="ru-RU"/>
+        </w:rPr>
+        <w:t xml:space="preserve">3. Оператор управления популяцией, формирующий на основе популяции текущего поколения </w:t>
+      </w:r>
+      <w:r>
+        <w:rPr>
+          <w:b w:val="0"/>
+          <w:bCs w:val="0"/>
+          <w:highlight w:val="none"/>
+          <w:vertAlign w:val="baseline"/>
+          <w:lang w:val="en-US"/>
+        </w:rPr>
+        <w:t xml:space="preserve">T </w:t>
+      </w:r>
+      <w:r>
+        <w:rPr>
+          <w:b w:val="0"/>
+          <w:bCs w:val="0"/>
+          <w:highlight w:val="none"/>
+          <w:vertAlign w:val="baseline"/>
+          <w:lang w:val="ru-RU"/>
+        </w:rPr>
+        <w:t xml:space="preserve">промежуточную популяцию </w:t>
+      </w:r>
+      <w:r>
+        <w:rPr>
+          <w:b w:val="0"/>
+          <w:bCs w:val="0"/>
+          <w:highlight w:val="none"/>
+          <w:vertAlign w:val="baseline"/>
+          <w:lang w:val="en-US"/>
+        </w:rPr>
+        <w:t xml:space="preserve">S’.</w:t>
+      </w:r>
+      <w:r>
+        <w:rPr>
+          <w:b w:val="0"/>
+          <w:bCs w:val="0"/>
+          <w:highlight w:val="none"/>
+          <w:vertAlign w:val="baseline"/>
+          <w:lang w:val="ru-RU" w:bidi="ru-RU"/>
+        </w:rPr>
+      </w:r>
+    </w:p>
+    <w:p>
+      <w:pPr>
+        <w:pStyle w:val="944"/>
+        <w:pBdr/>
+        <w:tabs>
+          <w:tab w:val="center" w:leader="none" w:pos="4819"/>
+        </w:tabs>
+        <w:bidi w:val="false"/>
+        <w:spacing/>
+        <w:ind w:firstLine="0" w:left="0"/>
+        <w:jc w:val="both"/>
+        <w:rPr>
+          <w:b w:val="0"/>
+          <w:bCs w:val="0"/>
+          <w:highlight w:val="none"/>
+          <w:vertAlign w:val="baseline"/>
+          <w:lang w:val="ru-RU" w:bidi="ru-RU"/>
+        </w:rPr>
+      </w:pPr>
+      <w:r>
+        <w:rPr>
+          <w:b w:val="0"/>
+          <w:bCs w:val="0"/>
+          <w:highlight w:val="none"/>
+          <w:vertAlign w:val="baseline"/>
+          <w:lang w:val="ru-RU" w:bidi="ru-RU"/>
+        </w:rPr>
+      </w:r>
+      <w:r>
+        <w:rPr>
+          <w:b w:val="0"/>
+          <w:bCs w:val="0"/>
+          <w:highlight w:val="none"/>
+          <w:vertAlign w:val="baseline"/>
+          <w:lang w:val="ru-RU" w:bidi="ru-RU"/>
+        </w:rPr>
+      </w:r>
+      <w:r>
+        <w:rPr>
+          <w:b w:val="0"/>
+          <w:bCs w:val="0"/>
+          <w:highlight w:val="none"/>
+          <w:vertAlign w:val="baseline"/>
+          <w:lang w:val="ru-RU" w:bidi="ru-RU"/>
+        </w:rPr>
+      </w:r>
+    </w:p>
+    <w:p>
+      <w:pPr>
+        <w:pStyle w:val="944"/>
+        <w:pBdr/>
+        <w:tabs>
+          <w:tab w:val="center" w:leader="none" w:pos="4819"/>
+        </w:tabs>
+        <w:bidi w:val="false"/>
+        <w:spacing/>
+        <w:ind w:firstLine="0" w:left="0"/>
+        <w:jc w:val="both"/>
+        <w:rPr>
+          <w:b w:val="0"/>
+          <w:bCs w:val="0"/>
+          <w:highlight w:val="none"/>
+          <w:vertAlign w:val="baseline"/>
+          <w:lang w:val="ru-RU" w:bidi="ru-RU"/>
+        </w:rPr>
+      </w:pPr>
+      <w:r>
+        <w:rPr>
+          <w:b w:val="0"/>
+          <w:bCs w:val="0"/>
+          <w:highlight w:val="none"/>
+          <w:vertAlign w:val="baseline"/>
+          <w:lang w:val="en-US"/>
+        </w:rPr>
+        <w:t xml:space="preserve">4. </w:t>
+      </w:r>
+      <w:r>
+        <w:rPr>
+          <w:b w:val="0"/>
+          <w:bCs w:val="0"/>
+          <w:highlight w:val="none"/>
+          <w:vertAlign w:val="baseline"/>
+          <w:lang w:val="ru-RU"/>
+        </w:rPr>
+        <w:t xml:space="preserve">Оператор селекции, осуществляющий выбор из промежуточной популяции </w:t>
+      </w:r>
+      <w:r>
+        <w:rPr>
+          <w:b w:val="0"/>
+          <w:bCs w:val="0"/>
+          <w:highlight w:val="none"/>
+          <w:vertAlign w:val="baseline"/>
+          <w:lang w:val="en-US"/>
+        </w:rPr>
+        <w:t xml:space="preserve">S’</w:t>
+      </w:r>
+      <w:r>
+        <w:rPr>
+          <w:b w:val="0"/>
+          <w:bCs w:val="0"/>
+          <w:highlight w:val="none"/>
+          <w:vertAlign w:val="baseline"/>
+          <w:lang w:val="ru-RU"/>
+        </w:rPr>
+        <w:t xml:space="preserve"> особей для скрещивания и формирующий популяцию следующего поколения </w:t>
+      </w:r>
+      <w:r>
+        <w:rPr>
+          <w:b w:val="0"/>
+          <w:bCs w:val="0"/>
+          <w:highlight w:val="none"/>
+          <w:vertAlign w:val="baseline"/>
+          <w:lang w:val="en-US"/>
+        </w:rPr>
+        <w:t xml:space="preserve">T + 1.</w:t>
+      </w:r>
+      <w:r>
+        <w:rPr>
+          <w:b w:val="0"/>
+          <w:bCs w:val="0"/>
+          <w:highlight w:val="none"/>
+          <w:vertAlign w:val="baseline"/>
+          <w:lang w:val="ru-RU" w:bidi="ru-RU"/>
+        </w:rPr>
+      </w:r>
+      <w:r>
+        <w:rPr>
+          <w:b w:val="0"/>
+          <w:bCs w:val="0"/>
+          <w:highlight w:val="none"/>
+          <w:vertAlign w:val="baseline"/>
+          <w:lang w:val="ru-RU" w:bidi="ru-RU"/>
+        </w:rPr>
+      </w:r>
+    </w:p>
+    <w:p>
+      <w:pPr>
+        <w:pStyle w:val="944"/>
+        <w:pBdr/>
+        <w:tabs>
+          <w:tab w:val="center" w:leader="none" w:pos="4819"/>
+        </w:tabs>
+        <w:bidi w:val="false"/>
+        <w:spacing/>
+        <w:ind w:firstLine="0" w:left="0"/>
+        <w:jc w:val="both"/>
+        <w:rPr>
+          <w:b w:val="0"/>
+          <w:bCs w:val="0"/>
+          <w:highlight w:val="none"/>
+          <w:vertAlign w:val="baseline"/>
+          <w:lang w:val="ru-RU" w:bidi="ru-RU"/>
+        </w:rPr>
+      </w:pPr>
+      <w:r>
+        <w:rPr>
+          <w:b w:val="0"/>
+          <w:bCs w:val="0"/>
+          <w:highlight w:val="none"/>
+          <w:vertAlign w:val="baseline"/>
+          <w:lang w:val="ru-RU" w:bidi="ru-RU"/>
+        </w:rPr>
+      </w:r>
+      <w:r>
+        <w:rPr>
+          <w:b w:val="0"/>
+          <w:bCs w:val="0"/>
+          <w:highlight w:val="none"/>
+          <w:vertAlign w:val="baseline"/>
+          <w:lang w:val="ru-RU" w:bidi="ru-RU"/>
+        </w:rPr>
+      </w:r>
+      <w:r>
+        <w:rPr>
+          <w:b w:val="0"/>
+          <w:bCs w:val="0"/>
+          <w:highlight w:val="none"/>
+          <w:vertAlign w:val="baseline"/>
+          <w:lang w:val="ru-RU" w:bidi="ru-RU"/>
+        </w:rPr>
+      </w:r>
+    </w:p>
+    <w:p>
+      <w:pPr>
+        <w:pStyle w:val="944"/>
+        <w:pBdr/>
+        <w:tabs>
+          <w:tab w:val="center" w:leader="none" w:pos="4819"/>
+        </w:tabs>
+        <w:bidi w:val="false"/>
+        <w:spacing/>
+        <w:ind w:firstLine="0" w:left="0"/>
+        <w:jc w:val="both"/>
+        <w:rPr>
+          <w:b w:val="0"/>
+          <w:bCs w:val="0"/>
+          <w:highlight w:val="none"/>
+          <w:vertAlign w:val="baseline"/>
+          <w:lang w:val="ru-RU" w:bidi="ru-RU"/>
+        </w:rPr>
+      </w:pPr>
+      <w:r>
+        <w:rPr>
+          <w:b w:val="0"/>
+          <w:bCs w:val="0"/>
+          <w:highlight w:val="none"/>
+          <w:vertAlign w:val="baseline"/>
+          <w:lang w:val="ru-RU" w:bidi="ru-RU"/>
+        </w:rPr>
+        <w:t xml:space="preserve">В простейшем случае промежуточная и текущая популяции совпадают.</w:t>
+      </w:r>
+      <w:r>
+        <w:rPr>
+          <w:b w:val="0"/>
+          <w:bCs w:val="0"/>
+          <w:highlight w:val="none"/>
+          <w:vertAlign w:val="baseline"/>
+          <w:lang w:val="ru-RU" w:bidi="ru-RU"/>
+        </w:rPr>
+      </w:r>
+    </w:p>
+    <w:p>
+      <w:pPr>
+        <w:pStyle w:val="944"/>
+        <w:pBdr/>
+        <w:tabs>
+          <w:tab w:val="center" w:leader="none" w:pos="4819"/>
+        </w:tabs>
+        <w:bidi w:val="false"/>
+        <w:spacing/>
+        <w:ind w:firstLine="0" w:left="0"/>
+        <w:jc w:val="both"/>
+        <w:rPr>
+          <w:b w:val="0"/>
+          <w:bCs w:val="0"/>
+          <w:highlight w:val="none"/>
+          <w:vertAlign w:val="baseline"/>
+          <w:lang w:val="ru-RU" w:bidi="ru-RU"/>
+        </w:rPr>
+      </w:pPr>
+      <w:r>
+        <w:rPr>
+          <w:b w:val="0"/>
+          <w:bCs w:val="0"/>
+          <w:highlight w:val="none"/>
+          <w:vertAlign w:val="baseline"/>
+          <w:lang w:val="ru-RU" w:bidi="ru-RU"/>
+        </w:rPr>
+      </w:r>
+      <w:r>
+        <w:rPr>
+          <w:b w:val="0"/>
+          <w:bCs w:val="0"/>
+          <w:highlight w:val="none"/>
+          <w:vertAlign w:val="baseline"/>
+          <w:lang w:val="ru-RU" w:bidi="ru-RU"/>
+        </w:rPr>
+      </w:r>
+      <w:r>
+        <w:rPr>
+          <w:b w:val="0"/>
+          <w:bCs w:val="0"/>
+          <w:highlight w:val="none"/>
+          <w:vertAlign w:val="baseline"/>
+          <w:lang w:val="ru-RU" w:bidi="ru-RU"/>
+        </w:rPr>
+      </w:r>
+    </w:p>
+    <w:p>
+      <w:pPr>
+        <w:pStyle w:val="944"/>
+        <w:pBdr/>
+        <w:tabs>
+          <w:tab w:val="center" w:leader="none" w:pos="4819"/>
+        </w:tabs>
+        <w:bidi w:val="false"/>
+        <w:spacing/>
+        <w:ind w:firstLine="0" w:left="0"/>
+        <w:jc w:val="both"/>
+        <w:rPr>
+          <w:b w:val="0"/>
+          <w:bCs w:val="0"/>
+          <w:highlight w:val="none"/>
+          <w:vertAlign w:val="baseline"/>
+          <w:lang w:val="ru-RU"/>
+        </w:rPr>
+      </w:pPr>
+      <w:r>
+        <w:rPr>
+          <w:b w:val="0"/>
+          <w:bCs w:val="0"/>
+          <w:highlight w:val="none"/>
+          <w:vertAlign w:val="baseline"/>
+          <w:lang w:val="ru-RU" w:bidi="ru-RU"/>
+        </w:rPr>
+        <w:t xml:space="preserve">Генетические операторы используют некоторое число свободных параметров, которые могут меняться в процессе вычислений в зависимости от числа поколений либо адаптивно зависеть от эффективности</w:t>
+      </w:r>
+      <w:r>
+        <w:rPr>
+          <w:b w:val="0"/>
+          <w:bCs w:val="0"/>
+          <w:highlight w:val="none"/>
+          <w:vertAlign w:val="baseline"/>
+          <w:lang w:val="en-US"/>
+        </w:rPr>
+        <w:t xml:space="preserve"> </w:t>
+      </w:r>
+      <w:r>
+        <w:rPr>
+          <w:b w:val="0"/>
+          <w:bCs w:val="0"/>
+          <w:highlight w:val="none"/>
+          <w:vertAlign w:val="baseline"/>
+          <w:lang w:val="ru-RU"/>
+        </w:rPr>
+        <w:t xml:space="preserve">функции. Такие о</w:t>
+      </w:r>
+      <w:r>
+        <w:rPr>
+          <w:b w:val="0"/>
+          <w:bCs w:val="0"/>
+          <w:highlight w:val="none"/>
+          <w:vertAlign w:val="baseline"/>
+          <w:lang w:val="ru-RU" w:bidi="ru-RU"/>
+        </w:rPr>
+        <w:t xml:space="preserve">ператоры называют неравномерными и адаптивными соответственно. Для эволюционных алгоритмов и для ГА в частности остро стоит вопрос сходимост</w:t>
+      </w:r>
+      <w:r>
+        <w:rPr>
+          <w:b w:val="0"/>
+          <w:bCs w:val="0"/>
+          <w:highlight w:val="none"/>
+          <w:vertAlign w:val="baseline"/>
+          <w:lang w:val="ru-RU"/>
+        </w:rPr>
+        <w:t xml:space="preserve">и.</w:t>
+      </w:r>
+      <w:r>
+        <w:rPr>
+          <w:b w:val="0"/>
+          <w:bCs w:val="0"/>
+          <w:highlight w:val="none"/>
+          <w:vertAlign w:val="baseline"/>
+          <w:lang w:val="ru-RU"/>
+        </w:rPr>
+      </w:r>
+      <w:r>
+        <w:rPr>
+          <w:b w:val="0"/>
+          <w:bCs w:val="0"/>
+          <w:highlight w:val="none"/>
+          <w:vertAlign w:val="baseline"/>
+          <w:lang w:val="ru-RU"/>
+        </w:rPr>
+      </w:r>
+    </w:p>
+    <w:p>
+      <w:pPr>
+        <w:pStyle w:val="944"/>
+        <w:pBdr/>
+        <w:tabs>
+          <w:tab w:val="center" w:leader="none" w:pos="4819"/>
+        </w:tabs>
+        <w:bidi w:val="false"/>
+        <w:spacing/>
+        <w:ind w:firstLine="0" w:left="0"/>
+        <w:jc w:val="both"/>
+        <w:rPr>
+          <w:b w:val="0"/>
+          <w:bCs w:val="0"/>
+          <w:highlight w:val="none"/>
+          <w:vertAlign w:val="baseline"/>
+          <w:lang w:val="ru-RU"/>
+        </w:rPr>
+      </w:pPr>
+      <w:r>
+        <w:rPr>
+          <w:b w:val="0"/>
+          <w:bCs w:val="0"/>
+          <w:highlight w:val="none"/>
+          <w:vertAlign w:val="baseline"/>
+          <w:lang w:val="ru-RU"/>
+        </w:rPr>
+      </w:r>
+      <w:r>
+        <w:rPr>
+          <w:b w:val="0"/>
+          <w:bCs w:val="0"/>
+          <w:highlight w:val="none"/>
+          <w:vertAlign w:val="baseline"/>
+          <w:lang w:val="ru-RU"/>
+        </w:rPr>
+      </w:r>
+      <w:r>
+        <w:rPr>
+          <w:b w:val="0"/>
+          <w:bCs w:val="0"/>
+          <w:highlight w:val="none"/>
+          <w:vertAlign w:val="baseline"/>
+          <w:lang w:val="ru-RU"/>
+        </w:rPr>
+      </w:r>
+    </w:p>
+    <w:p>
+      <w:pPr>
+        <w:pStyle w:val="944"/>
+        <w:pBdr/>
+        <w:tabs>
+          <w:tab w:val="center" w:leader="none" w:pos="4819"/>
+        </w:tabs>
+        <w:bidi w:val="false"/>
+        <w:spacing/>
+        <w:ind w:firstLine="0" w:left="0"/>
+        <w:jc w:val="both"/>
+        <w:rPr>
+          <w:b w:val="0"/>
+          <w:bCs w:val="0"/>
+          <w:highlight w:val="none"/>
+          <w:vertAlign w:val="baseline"/>
+          <w:lang w:val="ru-RU"/>
+        </w:rPr>
+      </w:pPr>
+      <w:r>
+        <w:rPr>
+          <w:b w:val="0"/>
+          <w:bCs w:val="0"/>
+          <w:highlight w:val="none"/>
+          <w:vertAlign w:val="baseline"/>
+          <w:lang w:val="ru-RU"/>
+        </w:rPr>
+        <w:t xml:space="preserve">Пусть последовательность популяций </w:t>
+      </w:r>
+      <w:r>
+        <w:rPr>
+          <w:b w:val="0"/>
+          <w:bCs w:val="0"/>
+          <w:highlight w:val="none"/>
+          <w:vertAlign w:val="baseline"/>
+          <w:lang w:val="en-US"/>
+        </w:rPr>
+        <w:t xml:space="preserve">S(t), </w:t>
+      </w:r>
+      <w:r>
+        <w:rPr>
+          <w:b w:val="0"/>
+          <w:bCs w:val="0"/>
+          <w:highlight w:val="none"/>
+          <w:vertAlign w:val="baseline"/>
+          <w:lang w:val="ru-RU"/>
+        </w:rPr>
+        <w:t xml:space="preserve">где </w:t>
+      </w:r>
+      <w:r>
+        <w:rPr>
+          <w:b w:val="0"/>
+          <w:bCs w:val="0"/>
+          <w:highlight w:val="none"/>
+          <w:vertAlign w:val="baseline"/>
+          <w:lang w:val="en-US"/>
+        </w:rPr>
+        <w:t xml:space="preserve">t о</w:t>
+      </w:r>
+      <w:r>
+        <w:rPr>
+          <w:b w:val="0"/>
+          <w:bCs w:val="0"/>
+          <w:highlight w:val="none"/>
+          <w:vertAlign w:val="baseline"/>
+          <w:lang w:val="ru-RU"/>
+        </w:rPr>
+        <w:t xml:space="preserve">т 0 </w:t>
+      </w:r>
+      <w:r>
+        <w:rPr>
+          <w:b w:val="0"/>
+          <w:bCs w:val="0"/>
+          <w:highlight w:val="none"/>
+          <w:vertAlign w:val="baseline"/>
+          <w:lang w:val="ru-RU"/>
+        </w:rPr>
+        <w:t xml:space="preserve">до числа поколений, монотонна, т.е. при поиске максимума не убывает и при поиске минимума не возрастает. Пусть также для любых двух особей возможен переход от одной из них ко второй посредством однократного или многократного применения операторов мутации и кроссовера. Тогда ГА отыщет глобально оптимальную особь, доставляющую максимум функции </w:t>
+      </w:r>
+      <w:r>
+        <w:rPr>
+          <w:b w:val="0"/>
+          <w:bCs w:val="0"/>
+          <w:highlight w:val="none"/>
+          <w:vertAlign w:val="baseline"/>
+          <w:lang w:val="ru-RU"/>
+        </w:rPr>
+        <w:t xml:space="preserve">с вероятностью равной 1.</w:t>
+      </w:r>
+      <w:r>
+        <w:rPr>
+          <w:b w:val="0"/>
+          <w:bCs w:val="0"/>
+          <w:highlight w:val="none"/>
+          <w:vertAlign w:val="baseline"/>
+          <w:lang w:val="ru-RU"/>
+        </w:rPr>
+      </w:r>
+    </w:p>
+    <w:p>
+      <w:pPr>
+        <w:pStyle w:val="944"/>
+        <w:pBdr/>
+        <w:tabs>
+          <w:tab w:val="center" w:leader="none" w:pos="4819"/>
+        </w:tabs>
+        <w:bidi w:val="false"/>
+        <w:spacing/>
+        <w:ind w:firstLine="0" w:left="0"/>
+        <w:jc w:val="both"/>
+        <w:rPr>
+          <w:b w:val="0"/>
+          <w:bCs w:val="0"/>
+          <w:highlight w:val="none"/>
+          <w:vertAlign w:val="baseline"/>
+          <w:lang w:val="ru-RU"/>
+        </w:rPr>
+      </w:pPr>
+      <w:r>
+        <w:rPr>
+          <w:b w:val="0"/>
+          <w:bCs w:val="0"/>
+          <w:highlight w:val="none"/>
+          <w:vertAlign w:val="baseline"/>
+          <w:lang w:val="ru-RU"/>
+        </w:rPr>
+      </w:r>
+      <w:r>
+        <w:rPr>
+          <w:b w:val="0"/>
+          <w:bCs w:val="0"/>
+          <w:highlight w:val="none"/>
+          <w:vertAlign w:val="baseline"/>
+          <w:lang w:val="ru-RU"/>
+        </w:rPr>
+      </w:r>
+      <w:r>
+        <w:rPr>
+          <w:b w:val="0"/>
+          <w:bCs w:val="0"/>
+          <w:highlight w:val="none"/>
+          <w:vertAlign w:val="baseline"/>
+          <w:lang w:val="ru-RU"/>
+        </w:rPr>
+      </w:r>
+    </w:p>
+    <w:p>
+      <w:pPr>
+        <w:pStyle w:val="944"/>
+        <w:pBdr/>
+        <w:tabs>
+          <w:tab w:val="center" w:leader="none" w:pos="4819"/>
+        </w:tabs>
+        <w:bidi w:val="false"/>
+        <w:spacing/>
+        <w:ind w:firstLine="0" w:left="0"/>
+        <w:jc w:val="both"/>
+        <w:rPr>
+          <w:b w:val="0"/>
+          <w:bCs w:val="0"/>
+          <w:highlight w:val="none"/>
+          <w:vertAlign w:val="baseline"/>
+          <w:lang w:val="ru-RU"/>
+        </w:rPr>
+      </w:pPr>
+      <w:r>
+        <w:rPr>
+          <w:b w:val="0"/>
+          <w:bCs w:val="0"/>
+          <w:highlight w:val="none"/>
+          <w:vertAlign w:val="baseline"/>
+          <w:lang w:val="ru-RU"/>
+        </w:rPr>
+      </w:r>
+      <w:r>
+        <w:rPr>
+          <w:b w:val="0"/>
+          <w:bCs w:val="0"/>
+          <w:highlight w:val="none"/>
+          <w:vertAlign w:val="baseline"/>
+          <w:lang w:val="ru-RU"/>
+        </w:rPr>
+      </w:r>
+      <w:r>
+        <w:rPr>
+          <w:b w:val="0"/>
+          <w:bCs w:val="0"/>
+          <w:highlight w:val="none"/>
+          <w:vertAlign w:val="baseline"/>
+          <w:lang w:val="ru-RU"/>
+        </w:rPr>
+      </w:r>
+    </w:p>
+    <w:p>
+      <w:pPr>
+        <w:pStyle w:val="944"/>
+        <w:pBdr/>
+        <w:tabs>
+          <w:tab w:val="center" w:leader="none" w:pos="4819"/>
+        </w:tabs>
+        <w:bidi w:val="false"/>
+        <w:spacing/>
+        <w:ind w:firstLine="0" w:left="0"/>
+        <w:jc w:val="center"/>
+        <w:rPr>
+          <w:b/>
+          <w:bCs/>
+          <w:highlight w:val="none"/>
+          <w:vertAlign w:val="baseline"/>
+          <w:lang w:val="ru-RU" w:bidi="ru-RU"/>
+        </w:rPr>
+      </w:pPr>
+      <w:r>
+        <w:rPr>
+          <w:b/>
+          <w:bCs/>
+          <w:highlight w:val="none"/>
+          <w:vertAlign w:val="baseline"/>
+          <w:lang w:val="ru-RU" w:bidi="ru-RU"/>
+        </w:rPr>
+        <w:t xml:space="preserve">Кодирование особей</w:t>
+      </w:r>
+      <w:r>
+        <w:rPr>
+          <w:b w:val="0"/>
+          <w:bCs w:val="0"/>
+          <w:highlight w:val="none"/>
+          <w:vertAlign w:val="baseline"/>
+          <w:lang w:val="ru-RU"/>
+        </w:rPr>
+      </w:r>
+    </w:p>
+    <w:p>
+      <w:pPr>
+        <w:pStyle w:val="944"/>
+        <w:pBdr/>
+        <w:tabs>
+          <w:tab w:val="center" w:leader="none" w:pos="4819"/>
+        </w:tabs>
+        <w:bidi w:val="false"/>
+        <w:spacing/>
+        <w:ind w:firstLine="0" w:left="0"/>
+        <w:jc w:val="center"/>
+        <w:rPr>
+          <w:b w:val="0"/>
+          <w:bCs w:val="0"/>
+          <w:highlight w:val="none"/>
+          <w:vertAlign w:val="baseline"/>
+          <w:lang w:val="ru-RU"/>
+        </w:rPr>
+      </w:pPr>
+      <w:r>
+        <w:rPr>
+          <w:b w:val="0"/>
+          <w:bCs w:val="0"/>
+          <w:highlight w:val="none"/>
+          <w:vertAlign w:val="baseline"/>
+          <w:lang w:val="ru-RU"/>
+        </w:rPr>
+      </w:r>
+      <w:r>
+        <w:rPr>
+          <w:b w:val="0"/>
+          <w:bCs w:val="0"/>
+          <w:highlight w:val="none"/>
+          <w:vertAlign w:val="baseline"/>
+          <w:lang w:val="ru-RU"/>
+        </w:rPr>
+      </w:r>
+      <w:r>
+        <w:rPr>
+          <w:b w:val="0"/>
+          <w:bCs w:val="0"/>
+          <w:highlight w:val="none"/>
+          <w:vertAlign w:val="baseline"/>
+          <w:lang w:val="ru-RU"/>
+        </w:rPr>
+      </w:r>
+    </w:p>
+    <w:p>
+      <w:pPr>
+        <w:pStyle w:val="944"/>
+        <w:pBdr/>
+        <w:tabs>
+          <w:tab w:val="center" w:leader="none" w:pos="4819"/>
+        </w:tabs>
+        <w:bidi w:val="false"/>
+        <w:spacing/>
+        <w:ind w:firstLine="0" w:left="0"/>
+        <w:jc w:val="both"/>
+        <w:rPr>
+          <w:b w:val="0"/>
+          <w:bCs w:val="0"/>
+          <w:highlight w:val="none"/>
+          <w:vertAlign w:val="baseline"/>
+          <w:lang w:val="ru-RU" w:bidi="ru-RU"/>
+        </w:rPr>
+      </w:pPr>
+      <w:r>
+        <w:rPr>
+          <w:b w:val="0"/>
+          <w:bCs w:val="0"/>
+          <w:highlight w:val="none"/>
+          <w:vertAlign w:val="baseline"/>
+          <w:lang w:val="ru-RU" w:bidi="ru-RU"/>
+        </w:rPr>
+        <w:t xml:space="preserve">Чаще всего </w:t>
+      </w:r>
+      <w:r>
+        <w:rPr>
+          <w:b w:val="0"/>
+          <w:bCs w:val="0"/>
+          <w:highlight w:val="none"/>
+          <w:vertAlign w:val="baseline"/>
+          <w:lang w:val="ru-RU" w:bidi="ru-RU"/>
+        </w:rPr>
+        <w:t xml:space="preserve">используют бинарное либо вещественное кодирование генов в хромосоме. А также большое число способов кодирования, приводящих к следующим основным типам особей:</w:t>
+      </w:r>
+      <w:r>
+        <w:rPr>
+          <w:b w:val="0"/>
+          <w:bCs w:val="0"/>
+          <w:highlight w:val="none"/>
+          <w:vertAlign w:val="baseline"/>
+        </w:rPr>
+      </w:r>
+    </w:p>
+    <w:p>
+      <w:pPr>
+        <w:pStyle w:val="944"/>
+        <w:pBdr/>
+        <w:tabs>
+          <w:tab w:val="center" w:leader="none" w:pos="4819"/>
+        </w:tabs>
+        <w:bidi w:val="false"/>
+        <w:spacing/>
+        <w:ind w:firstLine="0" w:left="0"/>
+        <w:jc w:val="both"/>
+        <w:rPr>
+          <w:b w:val="0"/>
+          <w:bCs w:val="0"/>
+          <w:highlight w:val="none"/>
+          <w:vertAlign w:val="baseline"/>
+        </w:rPr>
+      </w:pPr>
+      <w:r>
+        <w:rPr>
+          <w:b w:val="0"/>
+          <w:bCs w:val="0"/>
+          <w:highlight w:val="none"/>
+          <w:vertAlign w:val="baseline"/>
+        </w:rPr>
+      </w:r>
+      <w:r>
+        <w:rPr>
+          <w:b w:val="0"/>
+          <w:bCs w:val="0"/>
+          <w:highlight w:val="none"/>
+          <w:vertAlign w:val="baseline"/>
+        </w:rPr>
+      </w:r>
+      <w:r>
+        <w:rPr>
+          <w:b w:val="0"/>
+          <w:bCs w:val="0"/>
+          <w:highlight w:val="none"/>
+          <w:vertAlign w:val="baseline"/>
+        </w:rPr>
+      </w:r>
+    </w:p>
+    <w:p>
+      <w:pPr>
+        <w:pStyle w:val="944"/>
+        <w:pBdr/>
+        <w:tabs>
+          <w:tab w:val="center" w:leader="none" w:pos="4819"/>
+        </w:tabs>
+        <w:bidi w:val="false"/>
+        <w:spacing/>
+        <w:ind w:firstLine="0" w:left="0"/>
+        <w:jc w:val="both"/>
+        <w:rPr>
+          <w:b w:val="0"/>
+          <w:bCs w:val="0"/>
+          <w:highlight w:val="none"/>
+          <w:vertAlign w:val="baseline"/>
+          <w:lang w:val="ru-RU" w:bidi="ru-RU"/>
+        </w:rPr>
+      </w:pPr>
+      <w:r>
+        <w:rPr>
+          <w:b w:val="0"/>
+          <w:bCs w:val="0"/>
+          <w:highlight w:val="none"/>
+          <w:vertAlign w:val="baseline"/>
+          <w:lang w:val="ru-RU" w:bidi="ru-RU"/>
+        </w:rPr>
+        <w:t xml:space="preserve">1. Монохромосомные особи — это классический способ кодирования значений варьируемых параметров в виде бинарной строки фиксированного вида.</w:t>
+      </w:r>
+      <w:r>
+        <w:rPr>
+          <w:b w:val="0"/>
+          <w:bCs w:val="0"/>
+          <w:highlight w:val="none"/>
+          <w:vertAlign w:val="baseline"/>
+          <w:lang w:val="ru-RU" w:bidi="ru-RU"/>
+        </w:rPr>
+      </w:r>
+      <w:r>
+        <w:rPr>
+          <w:b w:val="0"/>
+          <w:bCs w:val="0"/>
+          <w:highlight w:val="none"/>
+          <w:vertAlign w:val="baseline"/>
+        </w:rPr>
+      </w:r>
+    </w:p>
+    <w:p>
+      <w:pPr>
+        <w:pStyle w:val="944"/>
+        <w:pBdr/>
+        <w:tabs>
+          <w:tab w:val="center" w:leader="none" w:pos="4819"/>
+        </w:tabs>
+        <w:bidi w:val="false"/>
+        <w:spacing/>
+        <w:ind w:firstLine="0" w:left="0"/>
+        <w:jc w:val="both"/>
+        <w:rPr>
+          <w:b w:val="0"/>
+          <w:bCs w:val="0"/>
+          <w:highlight w:val="none"/>
+          <w:vertAlign w:val="baseline"/>
+        </w:rPr>
+      </w:pPr>
+      <w:r>
+        <w:rPr>
+          <w:b w:val="0"/>
+          <w:bCs w:val="0"/>
+          <w:highlight w:val="none"/>
+          <w:vertAlign w:val="baseline"/>
+        </w:rPr>
+      </w:r>
+      <w:r>
+        <w:rPr>
+          <w:b w:val="0"/>
+          <w:bCs w:val="0"/>
+          <w:highlight w:val="none"/>
+          <w:vertAlign w:val="baseline"/>
+        </w:rPr>
+      </w:r>
+      <w:r>
+        <w:rPr>
+          <w:b w:val="0"/>
+          <w:bCs w:val="0"/>
+          <w:highlight w:val="none"/>
+          <w:vertAlign w:val="baseline"/>
+        </w:rPr>
+      </w:r>
+    </w:p>
+    <w:p>
+      <w:pPr>
+        <w:pStyle w:val="944"/>
+        <w:pBdr/>
+        <w:tabs>
+          <w:tab w:val="center" w:leader="none" w:pos="4819"/>
+        </w:tabs>
+        <w:bidi w:val="false"/>
+        <w:spacing/>
+        <w:ind w:firstLine="0" w:left="0"/>
+        <w:jc w:val="both"/>
+        <w:rPr>
+          <w:b w:val="0"/>
+          <w:bCs w:val="0"/>
+          <w:highlight w:val="none"/>
+          <w:vertAlign w:val="baseline"/>
+          <w:lang w:val="ru-RU" w:bidi="ru-RU"/>
+        </w:rPr>
+      </w:pPr>
+      <w:r>
+        <w:rPr>
+          <w:b w:val="0"/>
+          <w:bCs w:val="0"/>
+          <w:highlight w:val="none"/>
+          <w:vertAlign w:val="baseline"/>
+          <w:lang w:val="ru-RU" w:bidi="ru-RU"/>
+        </w:rPr>
+        <w:t xml:space="preserve">2. Мультихромосомные особи — каждая часть мультихромосомы отвечает за определённый аспект решений.</w:t>
+      </w:r>
+      <w:r>
+        <w:rPr>
+          <w:b w:val="0"/>
+          <w:bCs w:val="0"/>
+          <w:highlight w:val="none"/>
+          <w:vertAlign w:val="baseline"/>
+        </w:rPr>
+      </w:r>
+    </w:p>
+    <w:p>
+      <w:pPr>
+        <w:pStyle w:val="944"/>
+        <w:pBdr/>
+        <w:tabs>
+          <w:tab w:val="center" w:leader="none" w:pos="4819"/>
+        </w:tabs>
+        <w:bidi w:val="false"/>
+        <w:spacing/>
+        <w:ind w:firstLine="0" w:left="0"/>
+        <w:jc w:val="both"/>
+        <w:rPr>
+          <w:b w:val="0"/>
+          <w:bCs w:val="0"/>
+          <w:highlight w:val="none"/>
+          <w:vertAlign w:val="baseline"/>
+        </w:rPr>
+      </w:pPr>
+      <w:r>
+        <w:rPr>
+          <w:b w:val="0"/>
+          <w:bCs w:val="0"/>
+          <w:highlight w:val="none"/>
+          <w:vertAlign w:val="baseline"/>
+        </w:rPr>
+      </w:r>
+      <w:r>
+        <w:rPr>
+          <w:b w:val="0"/>
+          <w:bCs w:val="0"/>
+          <w:highlight w:val="none"/>
+          <w:vertAlign w:val="baseline"/>
+        </w:rPr>
+      </w:r>
+      <w:r>
+        <w:rPr>
+          <w:b w:val="0"/>
+          <w:bCs w:val="0"/>
+          <w:highlight w:val="none"/>
+          <w:vertAlign w:val="baseline"/>
+        </w:rPr>
+      </w:r>
+    </w:p>
+    <w:p>
+      <w:pPr>
+        <w:pStyle w:val="944"/>
+        <w:pBdr/>
+        <w:tabs>
+          <w:tab w:val="center" w:leader="none" w:pos="4819"/>
+        </w:tabs>
+        <w:bidi w:val="false"/>
+        <w:spacing/>
+        <w:ind w:firstLine="0" w:left="0"/>
+        <w:jc w:val="both"/>
+        <w:rPr>
+          <w:b w:val="0"/>
+          <w:bCs w:val="0"/>
+          <w:highlight w:val="none"/>
+          <w:vertAlign w:val="baseline"/>
+          <w:lang w:val="ru-RU" w:bidi="ru-RU"/>
+        </w:rPr>
+      </w:pPr>
+      <w:r>
+        <w:rPr>
+          <w:b w:val="0"/>
+          <w:bCs w:val="0"/>
+          <w:highlight w:val="none"/>
+          <w:vertAlign w:val="baseline"/>
+          <w:lang w:val="ru-RU" w:bidi="ru-RU"/>
+        </w:rPr>
+        <w:t xml:space="preserve">3. Адаптивные особи — предполагают, что в процессе поиска хромосома меняет свою структуру и длину.</w:t>
+      </w:r>
+      <w:r>
+        <w:rPr>
+          <w:b w:val="0"/>
+          <w:bCs w:val="0"/>
+          <w:highlight w:val="none"/>
+          <w:vertAlign w:val="baseline"/>
+        </w:rPr>
+      </w:r>
+    </w:p>
+    <w:p>
+      <w:pPr>
+        <w:pStyle w:val="944"/>
+        <w:pBdr/>
+        <w:tabs>
+          <w:tab w:val="center" w:leader="none" w:pos="4819"/>
+        </w:tabs>
+        <w:bidi w:val="false"/>
+        <w:spacing/>
+        <w:ind w:firstLine="0" w:left="0"/>
+        <w:jc w:val="both"/>
+        <w:rPr>
+          <w:b w:val="0"/>
+          <w:bCs w:val="0"/>
+          <w:highlight w:val="none"/>
+          <w:vertAlign w:val="baseline"/>
+        </w:rPr>
+      </w:pPr>
+      <w:r>
+        <w:rPr>
+          <w:b w:val="0"/>
+          <w:bCs w:val="0"/>
+          <w:highlight w:val="none"/>
+          <w:vertAlign w:val="baseline"/>
+        </w:rPr>
+      </w:r>
+      <w:r>
+        <w:rPr>
+          <w:b w:val="0"/>
+          <w:bCs w:val="0"/>
+          <w:highlight w:val="none"/>
+          <w:vertAlign w:val="baseline"/>
+        </w:rPr>
+      </w:r>
+      <w:r>
+        <w:rPr>
+          <w:b w:val="0"/>
+          <w:bCs w:val="0"/>
+          <w:highlight w:val="none"/>
+          <w:vertAlign w:val="baseline"/>
+        </w:rPr>
+      </w:r>
+    </w:p>
+    <w:p>
+      <w:pPr>
+        <w:pStyle w:val="944"/>
+        <w:pBdr/>
+        <w:tabs>
+          <w:tab w:val="center" w:leader="none" w:pos="4819"/>
+        </w:tabs>
+        <w:bidi w:val="false"/>
+        <w:spacing/>
+        <w:ind w:firstLine="0" w:left="0"/>
+        <w:jc w:val="both"/>
+        <w:rPr>
+          <w:b w:val="0"/>
+          <w:bCs w:val="0"/>
+          <w:highlight w:val="none"/>
+          <w:vertAlign w:val="baseline"/>
+          <w:lang w:val="ru-RU" w:bidi="ru-RU"/>
+        </w:rPr>
+      </w:pPr>
+      <w:r>
+        <w:rPr>
+          <w:b w:val="0"/>
+          <w:bCs w:val="0"/>
+          <w:highlight w:val="none"/>
+          <w:vertAlign w:val="baseline"/>
+          <w:lang w:val="ru-RU" w:bidi="ru-RU"/>
+        </w:rPr>
+        <w:t xml:space="preserve">4. Символьное кодирование — представлений хромосомы в виде последовательности символов. При высокой размерности вектора варьируемых подпараметров и высокой точности число бит особи в хромосоме оказывается чрезвычайно большим.</w:t>
+      </w:r>
+      <w:r>
+        <w:rPr>
+          <w:b w:val="0"/>
+          <w:bCs w:val="0"/>
+          <w:highlight w:val="none"/>
+          <w:vertAlign w:val="baseline"/>
+          <w:lang w:val="ru-RU" w:bidi="ru-RU"/>
+        </w:rPr>
+      </w:r>
+    </w:p>
+    <w:p>
+      <w:pPr>
+        <w:pStyle w:val="944"/>
+        <w:pBdr/>
+        <w:tabs>
+          <w:tab w:val="center" w:leader="none" w:pos="4819"/>
+        </w:tabs>
+        <w:bidi w:val="false"/>
+        <w:spacing/>
+        <w:ind w:firstLine="0" w:left="0"/>
+        <w:jc w:val="center"/>
+        <w:rPr>
+          <w:b/>
+          <w:bCs/>
+          <w:highlight w:val="none"/>
+          <w:vertAlign w:val="baseline"/>
+          <w:lang w:val="ru-RU" w:bidi="ru-RU"/>
+        </w:rPr>
+      </w:pPr>
+      <w:r>
+        <w:rPr>
+          <w:b/>
+          <w:bCs/>
+          <w:highlight w:val="none"/>
+          <w:vertAlign w:val="baseline"/>
+          <w:lang w:val="ru-RU" w:bidi="ru-RU"/>
+        </w:rPr>
+        <w:t xml:space="preserve">Вещественное кодирование</w:t>
+      </w:r>
+      <w:r>
+        <w:rPr>
+          <w:b/>
+          <w:bCs/>
+          <w:highlight w:val="none"/>
+          <w:vertAlign w:val="baseline"/>
+        </w:rPr>
+      </w:r>
+    </w:p>
+    <w:p>
+      <w:pPr>
+        <w:pStyle w:val="944"/>
+        <w:pBdr/>
+        <w:tabs>
+          <w:tab w:val="center" w:leader="none" w:pos="4819"/>
+        </w:tabs>
+        <w:bidi w:val="false"/>
+        <w:spacing/>
+        <w:ind w:firstLine="0" w:left="0"/>
+        <w:jc w:val="center"/>
+        <w:rPr>
+          <w:b/>
+          <w:bCs/>
+          <w:highlight w:val="none"/>
+          <w:vertAlign w:val="baseline"/>
+        </w:rPr>
+      </w:pPr>
+      <w:r>
+        <w:rPr>
+          <w:b/>
+          <w:bCs/>
+          <w:highlight w:val="none"/>
+          <w:vertAlign w:val="baseline"/>
+        </w:rPr>
+      </w:r>
+      <w:r>
+        <w:rPr>
+          <w:b/>
+          <w:bCs/>
+          <w:highlight w:val="none"/>
+          <w:vertAlign w:val="baseline"/>
+        </w:rPr>
+      </w:r>
+      <w:r>
+        <w:rPr>
+          <w:b/>
+          <w:bCs/>
+          <w:highlight w:val="none"/>
+          <w:vertAlign w:val="baseline"/>
+        </w:rPr>
+      </w:r>
+    </w:p>
+    <w:p>
+      <w:pPr>
+        <w:pStyle w:val="944"/>
+        <w:pBdr/>
+        <w:tabs>
+          <w:tab w:val="center" w:leader="none" w:pos="4819"/>
+        </w:tabs>
+        <w:bidi w:val="false"/>
+        <w:spacing/>
+        <w:ind w:firstLine="0" w:left="0"/>
+        <w:jc w:val="both"/>
+        <w:rPr>
+          <w:b w:val="0"/>
+          <w:bCs w:val="0"/>
+          <w:highlight w:val="none"/>
+          <w:vertAlign w:val="baseline"/>
+          <w:lang w:val="ru-RU"/>
+        </w:rPr>
+      </w:pPr>
+      <w:r>
+        <w:rPr>
+          <w:b w:val="0"/>
+          <w:bCs w:val="0"/>
+          <w:highlight w:val="none"/>
+          <w:vertAlign w:val="baseline"/>
+          <w:lang w:val="ru-RU" w:bidi="ru-RU"/>
+        </w:rPr>
+        <w:t xml:space="preserve">При решении задач оптимизации в непрерывных пространствах бинарное и символьное кодирование являются весьма ограниченными, поэтому разработано вещественное кодирование, когда гены в хромосоме напрямую представляются в виде вещественных чисел, точность которых ограничивается только ресурсами компьютера. Такое кодирование требует применения специальных генетических операторов.</w:t>
+      </w:r>
+      <w:r>
+        <w:rPr>
+          <w:b w:val="0"/>
+          <w:bCs w:val="0"/>
+          <w:highlight w:val="none"/>
+          <w:vertAlign w:val="baseline"/>
+          <w:lang w:val="ru-RU" w:bidi="ru-RU"/>
+        </w:rPr>
+        <w:t xml:space="preserve"> Алгоритм, использующий непрерывной кодирование, называют непрерывным ГА (</w:t>
+      </w:r>
+      <w:r>
+        <w:rPr>
+          <w:b w:val="0"/>
+          <w:bCs w:val="0"/>
+          <w:highlight w:val="none"/>
+          <w:vertAlign w:val="baseline"/>
+          <w:lang w:val="en-US"/>
+        </w:rPr>
+        <w:t xml:space="preserve">Real Coded GA</w:t>
+      </w:r>
+      <w:r>
+        <w:rPr>
+          <w:b w:val="0"/>
+          <w:bCs w:val="0"/>
+          <w:highlight w:val="none"/>
+          <w:vertAlign w:val="baseline"/>
+          <w:lang w:val="ru-RU" w:bidi="ru-RU"/>
+        </w:rPr>
+        <w:t xml:space="preserve">). По аналогии с этим</w:t>
+      </w:r>
+      <w:r>
+        <w:rPr>
+          <w:b w:val="0"/>
+          <w:bCs w:val="0"/>
+          <w:highlight w:val="none"/>
+          <w:vertAlign w:val="baseline"/>
+          <w:lang w:val="en-US"/>
+        </w:rPr>
+        <w:t xml:space="preserve"> </w:t>
+      </w:r>
+      <w:r>
+        <w:rPr>
+          <w:b w:val="0"/>
+          <w:bCs w:val="0"/>
+          <w:highlight w:val="none"/>
+          <w:vertAlign w:val="baseline"/>
+          <w:lang w:val="ru-RU"/>
+        </w:rPr>
+        <w:t xml:space="preserve">алгоритмы, использующие бинарное кодирование, называют бинарными ГА (</w:t>
+      </w:r>
+      <w:r>
+        <w:rPr>
+          <w:b w:val="0"/>
+          <w:bCs w:val="0"/>
+          <w:highlight w:val="none"/>
+          <w:vertAlign w:val="baseline"/>
+          <w:lang w:val="en-US"/>
+        </w:rPr>
+        <w:t xml:space="preserve">Binary Coded GA</w:t>
+      </w:r>
+      <w:r>
+        <w:rPr>
+          <w:b w:val="0"/>
+          <w:bCs w:val="0"/>
+          <w:highlight w:val="none"/>
+          <w:vertAlign w:val="baseline"/>
+          <w:lang w:val="ru-RU"/>
+        </w:rPr>
+        <w:t xml:space="preserve">)</w:t>
+      </w:r>
+      <w:r>
+        <w:rPr>
+          <w:b w:val="0"/>
+          <w:bCs w:val="0"/>
+          <w:highlight w:val="none"/>
+          <w:vertAlign w:val="baseline"/>
+          <w:lang w:val="ru-RU"/>
+        </w:rPr>
+        <w:t xml:space="preserve">.</w:t>
+      </w:r>
+      <w:r>
+        <w:rPr>
+          <w:b w:val="0"/>
+          <w:bCs w:val="0"/>
+          <w:highlight w:val="none"/>
+          <w:vertAlign w:val="baseline"/>
+        </w:rPr>
+      </w:r>
+    </w:p>
+    <w:p>
+      <w:pPr>
+        <w:pStyle w:val="944"/>
+        <w:pBdr/>
+        <w:tabs>
+          <w:tab w:val="center" w:leader="none" w:pos="4819"/>
+        </w:tabs>
+        <w:bidi w:val="false"/>
+        <w:spacing/>
+        <w:ind w:firstLine="0" w:left="0"/>
+        <w:jc w:val="both"/>
+        <w:rPr>
+          <w:b w:val="0"/>
+          <w:bCs w:val="0"/>
+          <w:highlight w:val="none"/>
+          <w:vertAlign w:val="baseline"/>
+        </w:rPr>
+      </w:pPr>
+      <w:r>
+        <w:rPr>
+          <w:b w:val="0"/>
+          <w:bCs w:val="0"/>
+          <w:highlight w:val="none"/>
+          <w:vertAlign w:val="baseline"/>
+        </w:rPr>
+      </w:r>
+      <w:r>
+        <w:rPr>
+          <w:b w:val="0"/>
+          <w:bCs w:val="0"/>
+          <w:highlight w:val="none"/>
+          <w:vertAlign w:val="baseline"/>
+        </w:rPr>
+      </w:r>
+      <w:r>
+        <w:rPr>
+          <w:b w:val="0"/>
+          <w:bCs w:val="0"/>
+          <w:highlight w:val="none"/>
+          <w:vertAlign w:val="baseline"/>
+        </w:rPr>
+      </w:r>
+    </w:p>
+    <w:p>
+      <w:pPr>
+        <w:pStyle w:val="944"/>
+        <w:pBdr/>
+        <w:tabs>
+          <w:tab w:val="center" w:leader="none" w:pos="4819"/>
+        </w:tabs>
+        <w:bidi w:val="false"/>
+        <w:spacing/>
+        <w:ind w:firstLine="0" w:left="0"/>
+        <w:jc w:val="both"/>
+        <w:rPr>
+          <w:b w:val="0"/>
+          <w:bCs w:val="0"/>
+          <w:highlight w:val="none"/>
+          <w:vertAlign w:val="baseline"/>
+          <w:lang w:val="ru-RU"/>
+        </w:rPr>
+      </w:pPr>
+      <w:r>
+        <w:rPr>
+          <w:b w:val="0"/>
+          <w:bCs w:val="0"/>
+          <w:highlight w:val="none"/>
+          <w:vertAlign w:val="baseline"/>
+          <w:lang w:val="ru-RU"/>
+        </w:rPr>
+        <w:t xml:space="preserve">Только оператор отбора пригоден как для бинарного, так и для непрерывного ГА. Операторы скрещивания и мутации, используемые в классических эволюционных алгоритмах, не позволяют работать с вещественными хромосомами.</w:t>
+      </w:r>
+      <w:r>
+        <w:rPr>
+          <w:b w:val="0"/>
+          <w:bCs w:val="0"/>
+          <w:highlight w:val="none"/>
+          <w:vertAlign w:val="baseline"/>
+        </w:rPr>
+      </w:r>
+    </w:p>
+    <w:p>
+      <w:pPr>
+        <w:pStyle w:val="944"/>
+        <w:pBdr/>
+        <w:tabs>
+          <w:tab w:val="center" w:leader="none" w:pos="4819"/>
+        </w:tabs>
+        <w:bidi w:val="false"/>
+        <w:spacing/>
+        <w:ind w:firstLine="0" w:left="0"/>
+        <w:jc w:val="both"/>
+        <w:rPr>
+          <w:b w:val="0"/>
+          <w:bCs w:val="0"/>
+          <w:highlight w:val="none"/>
+          <w:vertAlign w:val="baseline"/>
+        </w:rPr>
+      </w:pPr>
+      <w:r>
+        <w:rPr>
+          <w:b w:val="0"/>
+          <w:bCs w:val="0"/>
+          <w:highlight w:val="none"/>
+          <w:vertAlign w:val="baseline"/>
+        </w:rPr>
+      </w:r>
+      <w:r>
+        <w:rPr>
+          <w:b w:val="0"/>
+          <w:bCs w:val="0"/>
+          <w:highlight w:val="none"/>
+          <w:vertAlign w:val="baseline"/>
+        </w:rPr>
+      </w:r>
+      <w:r>
+        <w:rPr>
+          <w:b w:val="0"/>
+          <w:bCs w:val="0"/>
+          <w:highlight w:val="none"/>
+          <w:vertAlign w:val="baseline"/>
+        </w:rPr>
+      </w:r>
+    </w:p>
+    <w:p>
+      <w:pPr>
+        <w:pStyle w:val="944"/>
+        <w:pBdr/>
+        <w:tabs>
+          <w:tab w:val="center" w:leader="none" w:pos="4819"/>
+        </w:tabs>
+        <w:bidi w:val="false"/>
+        <w:spacing/>
+        <w:ind w:firstLine="0" w:left="0"/>
+        <w:jc w:val="both"/>
+        <w:rPr>
+          <w:b w:val="0"/>
+          <w:bCs w:val="0"/>
+          <w:highlight w:val="none"/>
+          <w:vertAlign w:val="baseline"/>
+        </w:rPr>
+      </w:pPr>
+      <w:r>
+        <w:rPr>
+          <w:b w:val="0"/>
+          <w:bCs w:val="0"/>
+          <w:highlight w:val="none"/>
+          <w:vertAlign w:val="baseline"/>
+        </w:rPr>
+      </w:r>
+      <w:r>
+        <w:rPr>
+          <w:b w:val="0"/>
+          <w:bCs w:val="0"/>
+          <w:highlight w:val="none"/>
+          <w:vertAlign w:val="baseline"/>
+        </w:rPr>
+      </w:r>
+      <w:r>
+        <w:rPr>
+          <w:b w:val="0"/>
+          <w:bCs w:val="0"/>
+          <w:highlight w:val="none"/>
+          <w:vertAlign w:val="baseline"/>
+        </w:rPr>
+      </w:r>
+    </w:p>
+    <w:p>
+      <w:pPr>
+        <w:pStyle w:val="944"/>
+        <w:pBdr/>
+        <w:tabs>
+          <w:tab w:val="center" w:leader="none" w:pos="4819"/>
+        </w:tabs>
+        <w:bidi w:val="false"/>
+        <w:spacing/>
+        <w:ind w:firstLine="0" w:left="0"/>
+        <w:jc w:val="center"/>
+        <w:rPr>
+          <w:b/>
+          <w:bCs/>
+          <w:highlight w:val="none"/>
+          <w:vertAlign w:val="baseline"/>
+          <w:lang w:val="ru-RU"/>
+        </w:rPr>
+      </w:pPr>
+      <w:r>
+        <w:rPr>
+          <w:b/>
+          <w:bCs/>
+          <w:highlight w:val="none"/>
+          <w:vertAlign w:val="baseline"/>
+          <w:lang w:val="ru-RU"/>
+        </w:rPr>
+        <w:t xml:space="preserve">Математический аппарат непрерывных ГА</w:t>
+      </w:r>
+      <w:r>
+        <w:rPr>
+          <w:b w:val="0"/>
+          <w:bCs w:val="0"/>
+          <w:highlight w:val="none"/>
+          <w:vertAlign w:val="baseline"/>
+        </w:rPr>
+      </w:r>
+    </w:p>
+    <w:p>
+      <w:pPr>
+        <w:pStyle w:val="944"/>
+        <w:pBdr/>
+        <w:tabs>
+          <w:tab w:val="center" w:leader="none" w:pos="4819"/>
+        </w:tabs>
+        <w:bidi w:val="false"/>
+        <w:spacing/>
+        <w:ind w:firstLine="0" w:left="0"/>
+        <w:jc w:val="center"/>
+        <w:rPr>
+          <w:b w:val="0"/>
+          <w:bCs w:val="0"/>
+          <w:highlight w:val="none"/>
+          <w:vertAlign w:val="baseline"/>
+        </w:rPr>
+      </w:pPr>
+      <w:r>
+        <w:rPr>
+          <w:b w:val="0"/>
+          <w:bCs w:val="0"/>
+          <w:highlight w:val="none"/>
+          <w:vertAlign w:val="baseline"/>
+        </w:rPr>
+      </w:r>
+      <w:r>
+        <w:rPr>
+          <w:b w:val="0"/>
+          <w:bCs w:val="0"/>
+          <w:highlight w:val="none"/>
+          <w:vertAlign w:val="baseline"/>
+        </w:rPr>
+      </w:r>
+      <w:r>
+        <w:rPr>
+          <w:b w:val="0"/>
+          <w:bCs w:val="0"/>
+          <w:highlight w:val="none"/>
+          <w:vertAlign w:val="baseline"/>
+        </w:rPr>
+      </w:r>
+    </w:p>
+    <w:p>
+      <w:pPr>
+        <w:pStyle w:val="944"/>
+        <w:pBdr/>
+        <w:tabs>
+          <w:tab w:val="center" w:leader="none" w:pos="4819"/>
+        </w:tabs>
+        <w:bidi w:val="false"/>
+        <w:spacing/>
+        <w:ind w:firstLine="0" w:left="0"/>
+        <w:jc w:val="both"/>
+        <w:rPr>
+          <w:b w:val="0"/>
+          <w:bCs w:val="0"/>
+          <w:highlight w:val="none"/>
+          <w:vertAlign w:val="baseline"/>
+          <w:lang w:val="ru-RU"/>
+        </w:rPr>
+      </w:pPr>
+      <w:r>
+        <w:rPr>
+          <w:b w:val="0"/>
+          <w:bCs w:val="0"/>
+          <w:highlight w:val="none"/>
+          <w:vertAlign w:val="baseline"/>
+          <w:lang w:val="ru-RU"/>
+        </w:rPr>
+        <w:t xml:space="preserve">При работе в непрерывных пространствах логично представлять гены напрямую вещественными числами. Длина хромосомы будет совпадать с длиной вектора решения</w:t>
+      </w:r>
+      <w:r>
+        <w:rPr>
+          <w:b w:val="0"/>
+          <w:bCs w:val="0"/>
+          <w:highlight w:val="none"/>
+          <w:vertAlign w:val="baseline"/>
+          <w:lang w:val="en-US"/>
+        </w:rPr>
+        <w:t xml:space="preserve"> </w:t>
+      </w:r>
+      <w:r>
+        <w:rPr>
+          <w:b w:val="0"/>
+          <w:bCs w:val="0"/>
+          <w:highlight w:val="none"/>
+          <w:vertAlign w:val="baseline"/>
+          <w:lang w:val="ru-RU"/>
+        </w:rPr>
+        <w:t xml:space="preserve">оптимизационной задачи, т.е. каждый ген отвечает за одну переменную</w:t>
+      </w:r>
+      <w:r>
+        <w:rPr>
+          <w:b w:val="0"/>
+          <w:bCs w:val="0"/>
+          <w:highlight w:val="none"/>
+          <w:vertAlign w:val="baseline"/>
+          <w:lang w:val="ru-RU"/>
+        </w:rPr>
+        <w:t xml:space="preserve">, а генотип объекта становится идентичным его фенотипу. Всё вышесказанное определяет</w:t>
+      </w:r>
+      <w:r>
+        <w:rPr>
+          <w:b w:val="0"/>
+          <w:bCs w:val="0"/>
+          <w:highlight w:val="none"/>
+          <w:vertAlign w:val="baseline"/>
+          <w:lang w:val="en-US"/>
+        </w:rPr>
+        <w:t xml:space="preserve"> </w:t>
+      </w:r>
+      <w:r>
+        <w:rPr>
+          <w:b w:val="0"/>
+          <w:bCs w:val="0"/>
+          <w:highlight w:val="none"/>
+          <w:vertAlign w:val="baseline"/>
+          <w:lang w:val="ru-RU"/>
+        </w:rPr>
+        <w:t xml:space="preserve">список основных преимуществ </w:t>
+      </w:r>
+      <w:r>
+        <w:rPr>
+          <w:b w:val="0"/>
+          <w:bCs w:val="0"/>
+          <w:highlight w:val="none"/>
+          <w:vertAlign w:val="baseline"/>
+          <w:lang w:val="ru-RU"/>
+        </w:rPr>
+        <w:t xml:space="preserve">непрерывных ГА:</w:t>
+      </w:r>
+      <w:r>
+        <w:rPr>
+          <w:b w:val="0"/>
+          <w:bCs w:val="0"/>
+          <w:highlight w:val="none"/>
+          <w:vertAlign w:val="baseline"/>
+        </w:rPr>
+      </w:r>
+    </w:p>
+    <w:p>
+      <w:pPr>
+        <w:pStyle w:val="944"/>
+        <w:pBdr/>
+        <w:tabs>
+          <w:tab w:val="center" w:leader="none" w:pos="4819"/>
+        </w:tabs>
+        <w:bidi w:val="false"/>
+        <w:spacing/>
+        <w:ind w:firstLine="0" w:left="0"/>
+        <w:jc w:val="both"/>
+        <w:rPr>
+          <w:b w:val="0"/>
+          <w:bCs w:val="0"/>
+          <w:highlight w:val="none"/>
+          <w:vertAlign w:val="baseline"/>
+        </w:rPr>
+      </w:pPr>
+      <w:r>
+        <w:rPr>
+          <w:b w:val="0"/>
+          <w:bCs w:val="0"/>
+          <w:highlight w:val="none"/>
+          <w:vertAlign w:val="baseline"/>
+        </w:rPr>
+      </w:r>
+      <w:r>
+        <w:rPr>
+          <w:b w:val="0"/>
+          <w:bCs w:val="0"/>
+          <w:highlight w:val="none"/>
+          <w:vertAlign w:val="baseline"/>
+        </w:rPr>
+      </w:r>
+      <w:r>
+        <w:rPr>
+          <w:b w:val="0"/>
+          <w:bCs w:val="0"/>
+          <w:highlight w:val="none"/>
+          <w:vertAlign w:val="baseline"/>
+        </w:rPr>
+      </w:r>
+    </w:p>
+    <w:p>
+      <w:pPr>
+        <w:pStyle w:val="944"/>
+        <w:pBdr/>
+        <w:tabs>
+          <w:tab w:val="center" w:leader="none" w:pos="4819"/>
+        </w:tabs>
+        <w:bidi w:val="false"/>
+        <w:spacing/>
+        <w:ind w:firstLine="0" w:left="0"/>
+        <w:jc w:val="both"/>
+        <w:rPr>
+          <w:b w:val="0"/>
+          <w:bCs w:val="0"/>
+          <w:highlight w:val="none"/>
+          <w:vertAlign w:val="baseline"/>
+          <w:lang w:val="ru-RU"/>
+        </w:rPr>
+      </w:pPr>
+      <w:r>
+        <w:rPr>
+          <w:b w:val="0"/>
+          <w:bCs w:val="0"/>
+          <w:highlight w:val="none"/>
+          <w:vertAlign w:val="baseline"/>
+          <w:lang w:val="ru-RU"/>
+        </w:rPr>
+        <w:t xml:space="preserve">1. Использование непрерывных генов делает возможным поиск в больших пространствах, что является затруднительным в случае бинарного кодирования</w:t>
+      </w:r>
+      <w:r>
+        <w:rPr>
+          <w:b w:val="0"/>
+          <w:bCs w:val="0"/>
+          <w:highlight w:val="none"/>
+          <w:vertAlign w:val="baseline"/>
+          <w:lang w:val="en-US"/>
+        </w:rPr>
+        <w:t xml:space="preserve">, </w:t>
+      </w:r>
+      <w:r>
+        <w:rPr>
+          <w:b w:val="0"/>
+          <w:bCs w:val="0"/>
+          <w:highlight w:val="none"/>
+          <w:vertAlign w:val="baseline"/>
+          <w:lang w:val="ru-RU"/>
+        </w:rPr>
+        <w:t xml:space="preserve">где увеличение пространства поиска уменьшает точность решения при неизменной длине хромосом.</w:t>
+      </w:r>
+      <w:r>
+        <w:rPr>
+          <w:b w:val="0"/>
+          <w:bCs w:val="0"/>
+          <w:highlight w:val="none"/>
+          <w:vertAlign w:val="baseline"/>
+        </w:rPr>
+      </w:r>
+    </w:p>
+    <w:p>
+      <w:pPr>
+        <w:pStyle w:val="944"/>
+        <w:pBdr/>
+        <w:tabs>
+          <w:tab w:val="center" w:leader="none" w:pos="4819"/>
+        </w:tabs>
+        <w:bidi w:val="false"/>
+        <w:spacing/>
+        <w:ind w:firstLine="0" w:left="0"/>
+        <w:jc w:val="both"/>
+        <w:rPr>
+          <w:b w:val="0"/>
+          <w:bCs w:val="0"/>
+          <w:highlight w:val="none"/>
+          <w:vertAlign w:val="baseline"/>
+        </w:rPr>
+      </w:pPr>
+      <w:r>
+        <w:rPr>
+          <w:b w:val="0"/>
+          <w:bCs w:val="0"/>
+          <w:highlight w:val="none"/>
+          <w:vertAlign w:val="baseline"/>
+        </w:rPr>
+      </w:r>
+      <w:r>
+        <w:rPr>
+          <w:b w:val="0"/>
+          <w:bCs w:val="0"/>
+          <w:highlight w:val="none"/>
+          <w:vertAlign w:val="baseline"/>
+        </w:rPr>
+      </w:r>
+      <w:r>
+        <w:rPr>
+          <w:b w:val="0"/>
+          <w:bCs w:val="0"/>
+          <w:highlight w:val="none"/>
+          <w:vertAlign w:val="baseline"/>
+        </w:rPr>
+      </w:r>
+    </w:p>
+    <w:p>
+      <w:pPr>
+        <w:pStyle w:val="944"/>
+        <w:pBdr/>
+        <w:tabs>
+          <w:tab w:val="center" w:leader="none" w:pos="4819"/>
+        </w:tabs>
+        <w:bidi w:val="false"/>
+        <w:spacing/>
+        <w:ind w:firstLine="0" w:left="0"/>
+        <w:jc w:val="both"/>
+        <w:rPr>
+          <w:b w:val="0"/>
+          <w:bCs w:val="0"/>
+          <w:highlight w:val="none"/>
+          <w:vertAlign w:val="baseline"/>
+          <w:lang w:val="ru-RU"/>
+        </w:rPr>
+      </w:pPr>
+      <w:r>
+        <w:rPr>
+          <w:b w:val="0"/>
+          <w:bCs w:val="0"/>
+          <w:highlight w:val="none"/>
+          <w:vertAlign w:val="baseline"/>
+          <w:lang w:val="en-US"/>
+        </w:rPr>
+        <w:t xml:space="preserve">2. </w:t>
+      </w:r>
+      <w:r>
+        <w:rPr>
+          <w:b w:val="0"/>
+          <w:bCs w:val="0"/>
+          <w:highlight w:val="none"/>
+          <w:vertAlign w:val="baseline"/>
+          <w:lang w:val="ru-RU"/>
+        </w:rPr>
+        <w:t xml:space="preserve">Локальная настройка решений</w:t>
+      </w:r>
+      <w:r>
+        <w:rPr>
+          <w:b w:val="0"/>
+          <w:bCs w:val="0"/>
+          <w:highlight w:val="none"/>
+          <w:vertAlign w:val="baseline"/>
+          <w:lang w:val="en-US"/>
+        </w:rPr>
+        <w:t xml:space="preserve">.</w:t>
+      </w:r>
+      <w:r>
+        <w:rPr>
+          <w:b w:val="0"/>
+          <w:bCs w:val="0"/>
+          <w:highlight w:val="none"/>
+          <w:vertAlign w:val="baseline"/>
+        </w:rPr>
+      </w:r>
+    </w:p>
+    <w:p>
+      <w:pPr>
+        <w:pStyle w:val="944"/>
+        <w:pBdr/>
+        <w:tabs>
+          <w:tab w:val="center" w:leader="none" w:pos="4819"/>
+        </w:tabs>
+        <w:bidi w:val="false"/>
+        <w:spacing/>
+        <w:ind w:firstLine="0" w:left="0"/>
+        <w:jc w:val="both"/>
+        <w:rPr>
+          <w:b w:val="0"/>
+          <w:bCs w:val="0"/>
+          <w:highlight w:val="none"/>
+          <w:vertAlign w:val="baseline"/>
+        </w:rPr>
+      </w:pPr>
+      <w:r>
+        <w:rPr>
+          <w:b w:val="0"/>
+          <w:bCs w:val="0"/>
+          <w:highlight w:val="none"/>
+          <w:vertAlign w:val="baseline"/>
+        </w:rPr>
+      </w:r>
+      <w:r>
+        <w:rPr>
+          <w:b w:val="0"/>
+          <w:bCs w:val="0"/>
+          <w:highlight w:val="none"/>
+          <w:vertAlign w:val="baseline"/>
+        </w:rPr>
+      </w:r>
+      <w:r>
+        <w:rPr>
+          <w:b w:val="0"/>
+          <w:bCs w:val="0"/>
+          <w:highlight w:val="none"/>
+          <w:vertAlign w:val="baseline"/>
+        </w:rPr>
+      </w:r>
+    </w:p>
+    <w:p>
+      <w:pPr>
+        <w:pStyle w:val="944"/>
+        <w:pBdr/>
+        <w:tabs>
+          <w:tab w:val="center" w:leader="none" w:pos="4819"/>
+        </w:tabs>
+        <w:bidi w:val="false"/>
+        <w:spacing/>
+        <w:ind w:firstLine="0" w:left="0"/>
+        <w:jc w:val="both"/>
+        <w:rPr>
+          <w:b w:val="0"/>
+          <w:bCs w:val="0"/>
+          <w:highlight w:val="none"/>
+          <w:vertAlign w:val="baseline"/>
+          <w:lang w:val="ru-RU"/>
+        </w:rPr>
+      </w:pPr>
+      <w:r>
+        <w:rPr>
+          <w:b w:val="0"/>
+          <w:bCs w:val="0"/>
+          <w:highlight w:val="none"/>
+          <w:vertAlign w:val="baseline"/>
+          <w:lang w:val="en-US"/>
+        </w:rPr>
+        <w:t xml:space="preserve">3. </w:t>
+      </w:r>
+      <w:r>
+        <w:rPr>
+          <w:b w:val="0"/>
+          <w:bCs w:val="0"/>
+          <w:highlight w:val="none"/>
+          <w:vertAlign w:val="baseline"/>
+          <w:lang w:val="ru-RU"/>
+        </w:rPr>
+        <w:t xml:space="preserve">Такой способ представления решений близок к постановке большинства прикладных задач, а отсутствие операций кодирования и декодирования, присущих БГА, повышает скорость работы.</w:t>
+      </w:r>
+      <w:r>
+        <w:rPr>
+          <w:b w:val="0"/>
+          <w:bCs w:val="0"/>
+          <w:highlight w:val="none"/>
+          <w:vertAlign w:val="baseline"/>
+        </w:rPr>
+      </w:r>
+    </w:p>
+    <w:p>
+      <w:pPr>
+        <w:pStyle w:val="944"/>
+        <w:pBdr/>
+        <w:tabs>
+          <w:tab w:val="center" w:leader="none" w:pos="4819"/>
+        </w:tabs>
+        <w:bidi w:val="false"/>
+        <w:spacing/>
+        <w:ind w:firstLine="0" w:left="0"/>
+        <w:jc w:val="both"/>
+        <w:rPr>
+          <w:b w:val="0"/>
+          <w:bCs w:val="0"/>
+          <w:highlight w:val="none"/>
+          <w:vertAlign w:val="baseline"/>
+        </w:rPr>
+      </w:pPr>
+      <w:r>
+        <w:rPr>
+          <w:b w:val="0"/>
+          <w:bCs w:val="0"/>
+          <w:highlight w:val="none"/>
+          <w:vertAlign w:val="baseline"/>
+        </w:rPr>
+      </w:r>
+      <w:r>
+        <w:rPr>
+          <w:b w:val="0"/>
+          <w:bCs w:val="0"/>
+          <w:highlight w:val="none"/>
+          <w:vertAlign w:val="baseline"/>
+        </w:rPr>
+      </w:r>
+      <w:r>
+        <w:rPr>
+          <w:b w:val="0"/>
+          <w:bCs w:val="0"/>
+          <w:highlight w:val="none"/>
+          <w:vertAlign w:val="baseline"/>
+        </w:rPr>
+      </w:r>
+    </w:p>
+    <w:p>
+      <w:pPr>
+        <w:pStyle w:val="944"/>
+        <w:pBdr/>
+        <w:tabs>
+          <w:tab w:val="center" w:leader="none" w:pos="4819"/>
+        </w:tabs>
+        <w:bidi w:val="false"/>
+        <w:spacing/>
+        <w:ind w:firstLine="0" w:left="0"/>
+        <w:jc w:val="both"/>
+        <w:rPr>
+          <w:b w:val="0"/>
+          <w:bCs w:val="0"/>
+          <w:highlight w:val="none"/>
+          <w:vertAlign w:val="baseline"/>
+        </w:rPr>
+      </w:pPr>
+      <w:r>
+        <w:rPr>
+          <w:b w:val="0"/>
+          <w:bCs w:val="0"/>
+          <w:highlight w:val="none"/>
+          <w:vertAlign w:val="baseline"/>
+        </w:rPr>
+      </w:r>
+      <w:r>
+        <w:rPr>
+          <w:b w:val="0"/>
+          <w:bCs w:val="0"/>
+          <w:highlight w:val="none"/>
+          <w:vertAlign w:val="baseline"/>
+        </w:rPr>
+      </w:r>
+      <w:r>
+        <w:rPr>
+          <w:b w:val="0"/>
+          <w:bCs w:val="0"/>
+          <w:highlight w:val="none"/>
+          <w:vertAlign w:val="baseline"/>
+        </w:rPr>
+      </w:r>
+    </w:p>
+    <w:p>
+      <w:pPr>
+        <w:pStyle w:val="944"/>
+        <w:pBdr/>
+        <w:tabs>
+          <w:tab w:val="center" w:leader="none" w:pos="4819"/>
+        </w:tabs>
+        <w:bidi w:val="false"/>
+        <w:spacing/>
+        <w:ind w:firstLine="0" w:left="0"/>
+        <w:jc w:val="center"/>
+        <w:rPr>
+          <w:b/>
+          <w:bCs/>
+          <w:highlight w:val="none"/>
+          <w:vertAlign w:val="baseline"/>
+          <w:lang w:val="ru-RU"/>
+        </w:rPr>
+      </w:pPr>
+      <w:r>
+        <w:rPr>
+          <w:b/>
+          <w:bCs/>
+          <w:highlight w:val="none"/>
+          <w:vertAlign w:val="baseline"/>
+          <w:lang w:val="ru-RU"/>
+        </w:rPr>
+        <w:t xml:space="preserve">Операторы отбора</w:t>
+      </w:r>
+      <w:r>
+        <w:rPr>
+          <w:b/>
+          <w:bCs/>
+          <w:highlight w:val="none"/>
+          <w:vertAlign w:val="baseline"/>
+        </w:rPr>
+      </w:r>
+    </w:p>
+    <w:p>
+      <w:pPr>
+        <w:pStyle w:val="944"/>
+        <w:pBdr/>
+        <w:tabs>
+          <w:tab w:val="center" w:leader="none" w:pos="4819"/>
+        </w:tabs>
+        <w:bidi w:val="false"/>
+        <w:spacing/>
+        <w:ind w:firstLine="0" w:left="0"/>
+        <w:jc w:val="center"/>
+        <w:rPr>
+          <w:b/>
+          <w:bCs/>
+          <w:highlight w:val="none"/>
+          <w:vertAlign w:val="baseline"/>
+        </w:rPr>
+      </w:pPr>
+      <w:r>
+        <w:rPr>
+          <w:b/>
+          <w:bCs/>
+          <w:highlight w:val="none"/>
+          <w:vertAlign w:val="baseline"/>
+        </w:rPr>
+      </w:r>
+      <w:r>
+        <w:rPr>
+          <w:b/>
+          <w:bCs/>
+          <w:highlight w:val="none"/>
+          <w:vertAlign w:val="baseline"/>
+        </w:rPr>
+      </w:r>
+      <w:r>
+        <w:rPr>
+          <w:b/>
+          <w:bCs/>
+          <w:highlight w:val="none"/>
+          <w:vertAlign w:val="baseline"/>
+        </w:rPr>
+      </w:r>
+    </w:p>
+    <w:p>
+      <w:pPr>
+        <w:pStyle w:val="944"/>
+        <w:pBdr/>
+        <w:tabs>
+          <w:tab w:val="center" w:leader="none" w:pos="4819"/>
+        </w:tabs>
+        <w:bidi w:val="false"/>
+        <w:spacing/>
+        <w:ind w:firstLine="0" w:left="0"/>
+        <w:jc w:val="both"/>
+        <w:rPr>
+          <w:b w:val="0"/>
+          <w:bCs w:val="0"/>
+          <w:highlight w:val="none"/>
+          <w:vertAlign w:val="baseline"/>
+          <w:lang w:val="ru-RU"/>
+        </w:rPr>
+      </w:pPr>
+      <w:r>
+        <w:rPr>
+          <w:b w:val="0"/>
+          <w:bCs w:val="0"/>
+          <w:highlight w:val="none"/>
+          <w:vertAlign w:val="baseline"/>
+          <w:lang w:val="ru-RU"/>
+        </w:rPr>
+        <w:t xml:space="preserve">Выделяют два близких, но функционально отличающихся класса операторов отбора:</w:t>
+      </w:r>
+      <w:r>
+        <w:rPr>
+          <w:b w:val="0"/>
+          <w:bCs w:val="0"/>
+          <w:highlight w:val="none"/>
+          <w:vertAlign w:val="baseline"/>
+        </w:rPr>
+      </w:r>
+    </w:p>
+    <w:p>
+      <w:pPr>
+        <w:pStyle w:val="944"/>
+        <w:pBdr/>
+        <w:tabs>
+          <w:tab w:val="center" w:leader="none" w:pos="4819"/>
+        </w:tabs>
+        <w:bidi w:val="false"/>
+        <w:spacing/>
+        <w:ind w:firstLine="0" w:left="0"/>
+        <w:jc w:val="both"/>
+        <w:rPr>
+          <w:b w:val="0"/>
+          <w:bCs w:val="0"/>
+          <w:highlight w:val="none"/>
+          <w:vertAlign w:val="baseline"/>
+        </w:rPr>
+      </w:pPr>
+      <w:r>
+        <w:rPr>
+          <w:b w:val="0"/>
+          <w:bCs w:val="0"/>
+          <w:highlight w:val="none"/>
+          <w:vertAlign w:val="baseline"/>
+        </w:rPr>
+      </w:r>
+      <w:r>
+        <w:rPr>
+          <w:b w:val="0"/>
+          <w:bCs w:val="0"/>
+          <w:highlight w:val="none"/>
+          <w:vertAlign w:val="baseline"/>
+        </w:rPr>
+      </w:r>
+      <w:r>
+        <w:rPr>
+          <w:b w:val="0"/>
+          <w:bCs w:val="0"/>
+          <w:highlight w:val="none"/>
+          <w:vertAlign w:val="baseline"/>
+        </w:rPr>
+      </w:r>
+    </w:p>
+    <w:p>
+      <w:pPr>
+        <w:pStyle w:val="944"/>
+        <w:pBdr/>
+        <w:tabs>
+          <w:tab w:val="center" w:leader="none" w:pos="4819"/>
+        </w:tabs>
+        <w:bidi w:val="false"/>
+        <w:spacing/>
+        <w:ind w:firstLine="0" w:left="0"/>
+        <w:jc w:val="both"/>
+        <w:rPr>
+          <w:b w:val="0"/>
+          <w:bCs w:val="0"/>
+          <w:highlight w:val="none"/>
+          <w:vertAlign w:val="baseline"/>
+          <w:lang w:val="ru-RU"/>
+        </w:rPr>
+      </w:pPr>
+      <w:r>
+        <w:rPr>
+          <w:b w:val="0"/>
+          <w:bCs w:val="0"/>
+          <w:highlight w:val="none"/>
+          <w:vertAlign w:val="baseline"/>
+          <w:lang w:val="ru-RU"/>
+        </w:rPr>
+        <w:t xml:space="preserve">1. Операторы управления популяцией.</w:t>
+      </w:r>
+      <w:r>
+        <w:rPr>
+          <w:b w:val="0"/>
+          <w:bCs w:val="0"/>
+          <w:highlight w:val="none"/>
+          <w:vertAlign w:val="baseline"/>
+        </w:rPr>
+      </w:r>
+    </w:p>
+    <w:p>
+      <w:pPr>
+        <w:pStyle w:val="944"/>
+        <w:pBdr/>
+        <w:tabs>
+          <w:tab w:val="center" w:leader="none" w:pos="4819"/>
+        </w:tabs>
+        <w:bidi w:val="false"/>
+        <w:spacing/>
+        <w:ind w:firstLine="0" w:left="0"/>
+        <w:jc w:val="both"/>
+        <w:rPr>
+          <w:b w:val="0"/>
+          <w:bCs w:val="0"/>
+          <w:highlight w:val="none"/>
+          <w:vertAlign w:val="baseline"/>
+        </w:rPr>
+      </w:pPr>
+      <w:r>
+        <w:rPr>
+          <w:b w:val="0"/>
+          <w:bCs w:val="0"/>
+          <w:highlight w:val="none"/>
+          <w:vertAlign w:val="baseline"/>
+        </w:rPr>
+      </w:r>
+      <w:r>
+        <w:rPr>
+          <w:b w:val="0"/>
+          <w:bCs w:val="0"/>
+          <w:highlight w:val="none"/>
+          <w:vertAlign w:val="baseline"/>
+        </w:rPr>
+      </w:r>
+      <w:r>
+        <w:rPr>
+          <w:b w:val="0"/>
+          <w:bCs w:val="0"/>
+          <w:highlight w:val="none"/>
+          <w:vertAlign w:val="baseline"/>
+        </w:rPr>
+      </w:r>
+    </w:p>
+    <w:p>
+      <w:pPr>
+        <w:pStyle w:val="944"/>
+        <w:pBdr/>
+        <w:tabs>
+          <w:tab w:val="center" w:leader="none" w:pos="4819"/>
+        </w:tabs>
+        <w:bidi w:val="false"/>
+        <w:spacing/>
+        <w:ind w:firstLine="0" w:left="0"/>
+        <w:jc w:val="both"/>
+        <w:rPr>
+          <w:b w:val="0"/>
+          <w:bCs w:val="0"/>
+          <w:highlight w:val="none"/>
+          <w:vertAlign w:val="baseline"/>
+          <w:lang w:val="ru-RU"/>
+        </w:rPr>
+      </w:pPr>
+      <w:r>
+        <w:rPr>
+          <w:b w:val="0"/>
+          <w:bCs w:val="0"/>
+          <w:highlight w:val="none"/>
+          <w:vertAlign w:val="baseline"/>
+          <w:lang w:val="ru-RU"/>
+        </w:rPr>
+        <w:t xml:space="preserve">2. Операторы селекции.</w:t>
+      </w:r>
+      <w:r>
+        <w:rPr>
+          <w:b w:val="0"/>
+          <w:bCs w:val="0"/>
+          <w:highlight w:val="none"/>
+          <w:vertAlign w:val="baseline"/>
+        </w:rPr>
+      </w:r>
+    </w:p>
+    <w:p>
+      <w:pPr>
+        <w:pStyle w:val="944"/>
+        <w:pBdr/>
+        <w:tabs>
+          <w:tab w:val="center" w:leader="none" w:pos="4819"/>
+        </w:tabs>
+        <w:bidi w:val="false"/>
+        <w:spacing/>
+        <w:ind w:firstLine="0" w:left="0"/>
+        <w:jc w:val="both"/>
+        <w:rPr>
+          <w:b w:val="0"/>
+          <w:bCs w:val="0"/>
+          <w:highlight w:val="none"/>
+          <w:vertAlign w:val="baseline"/>
+        </w:rPr>
+      </w:pPr>
+      <w:r>
+        <w:rPr>
+          <w:b w:val="0"/>
+          <w:bCs w:val="0"/>
+          <w:highlight w:val="none"/>
+          <w:vertAlign w:val="baseline"/>
+        </w:rPr>
+      </w:r>
+      <w:r>
+        <w:rPr>
+          <w:b w:val="0"/>
+          <w:bCs w:val="0"/>
+          <w:highlight w:val="none"/>
+          <w:vertAlign w:val="baseline"/>
+        </w:rPr>
+      </w:r>
+      <w:r>
+        <w:rPr>
+          <w:b w:val="0"/>
+          <w:bCs w:val="0"/>
+          <w:highlight w:val="none"/>
+          <w:vertAlign w:val="baseline"/>
+        </w:rPr>
+      </w:r>
+    </w:p>
+    <w:p>
+      <w:pPr>
+        <w:pStyle w:val="944"/>
+        <w:pBdr/>
+        <w:tabs>
+          <w:tab w:val="center" w:leader="none" w:pos="4819"/>
+        </w:tabs>
+        <w:bidi w:val="false"/>
+        <w:spacing/>
+        <w:ind w:firstLine="0" w:left="0"/>
+        <w:jc w:val="both"/>
+        <w:rPr>
+          <w:b w:val="0"/>
+          <w:bCs w:val="0"/>
+          <w:highlight w:val="none"/>
+          <w:vertAlign w:val="baseline"/>
+          <w:lang w:val="ru-RU"/>
+        </w:rPr>
+      </w:pPr>
+      <w:r>
+        <w:rPr>
+          <w:b w:val="0"/>
+          <w:bCs w:val="0"/>
+          <w:highlight w:val="none"/>
+          <w:vertAlign w:val="baseline"/>
+          <w:lang w:val="ru-RU"/>
+        </w:rPr>
+        <w:t xml:space="preserve">Операторы управления популяцией делят на учитывающие только приспособленность особей (1.1) и учитывающие близость генотипов (1.2).</w:t>
+      </w:r>
+      <w:r>
+        <w:rPr>
+          <w:b w:val="0"/>
+          <w:bCs w:val="0"/>
+          <w:highlight w:val="none"/>
+          <w:vertAlign w:val="baseline"/>
+        </w:rPr>
+      </w:r>
+    </w:p>
+    <w:p>
+      <w:pPr>
+        <w:pStyle w:val="944"/>
+        <w:pBdr/>
+        <w:tabs>
+          <w:tab w:val="center" w:leader="none" w:pos="4819"/>
+        </w:tabs>
+        <w:bidi w:val="false"/>
+        <w:spacing/>
+        <w:ind w:firstLine="0" w:left="0"/>
+        <w:jc w:val="both"/>
+        <w:rPr>
+          <w:b w:val="0"/>
+          <w:bCs w:val="0"/>
+          <w:highlight w:val="none"/>
+          <w:vertAlign w:val="baseline"/>
+        </w:rPr>
+      </w:pPr>
+      <w:r>
+        <w:rPr>
+          <w:b w:val="0"/>
+          <w:bCs w:val="0"/>
+          <w:highlight w:val="none"/>
+          <w:vertAlign w:val="baseline"/>
+        </w:rPr>
+      </w:r>
+      <w:r>
+        <w:rPr>
+          <w:b w:val="0"/>
+          <w:bCs w:val="0"/>
+          <w:highlight w:val="none"/>
+          <w:vertAlign w:val="baseline"/>
+        </w:rPr>
+      </w:r>
+      <w:r>
+        <w:rPr>
+          <w:b w:val="0"/>
+          <w:bCs w:val="0"/>
+          <w:highlight w:val="none"/>
+          <w:vertAlign w:val="baseline"/>
+        </w:rPr>
+      </w:r>
+    </w:p>
+    <w:p>
+      <w:pPr>
+        <w:pStyle w:val="944"/>
+        <w:pBdr/>
+        <w:tabs>
+          <w:tab w:val="center" w:leader="none" w:pos="4819"/>
+        </w:tabs>
+        <w:bidi w:val="false"/>
+        <w:spacing/>
+        <w:ind w:firstLine="0" w:left="0"/>
+        <w:jc w:val="both"/>
+        <w:rPr>
+          <w:b w:val="0"/>
+          <w:bCs w:val="0"/>
+          <w:highlight w:val="none"/>
+          <w:vertAlign w:val="baseline"/>
+          <w:lang w:val="ru-RU"/>
+        </w:rPr>
+      </w:pPr>
+      <w:r>
+        <w:rPr>
+          <w:b w:val="0"/>
+          <w:bCs w:val="0"/>
+          <w:highlight w:val="none"/>
+          <w:vertAlign w:val="baseline"/>
+          <w:lang w:val="ru-RU"/>
+        </w:rPr>
+        <w:t xml:space="preserve">1.1.1. Метод рулетки или метод пропорционального отбора является простейшим методом отбора. Вероятность отбора особи </w:t>
+      </w:r>
+      <w:r>
+        <w:rPr>
+          <w:b w:val="0"/>
+          <w:bCs w:val="0"/>
+          <w:highlight w:val="none"/>
+          <w:vertAlign w:val="baseline"/>
+          <w:lang w:val="en-US"/>
+        </w:rPr>
+        <w:t xml:space="preserve">S</w:t>
+      </w:r>
+      <w:r>
+        <w:rPr>
+          <w:b w:val="0"/>
+          <w:bCs w:val="0"/>
+          <w:highlight w:val="none"/>
+          <w:vertAlign w:val="subscript"/>
+          <w:lang w:val="en-US"/>
+        </w:rPr>
+        <w:t xml:space="preserve">i </w:t>
+      </w:r>
+      <w:r>
+        <w:rPr>
+          <w:b w:val="0"/>
+          <w:bCs w:val="0"/>
+          <w:highlight w:val="none"/>
+          <w:vertAlign w:val="baseline"/>
+          <w:lang w:val="ru-RU"/>
+        </w:rPr>
+        <w:t xml:space="preserve">определяет </w:t>
+      </w:r>
+      <w:r>
+        <w:rPr>
+          <w:b w:val="0"/>
+          <w:bCs w:val="0"/>
+          <w:highlight w:val="none"/>
+          <w:vertAlign w:val="baseline"/>
+          <w:lang w:val="en-US"/>
+        </w:rPr>
+        <w:t xml:space="preserve">K</w:t>
+      </w:r>
+      <w:r>
+        <w:rPr>
+          <w:b w:val="0"/>
+          <w:bCs w:val="0"/>
+          <w:highlight w:val="none"/>
+          <w:vertAlign w:val="subscript"/>
+          <w:lang w:val="en-US"/>
+        </w:rPr>
+        <w:t xml:space="preserve">i </w:t>
+      </w:r>
+      <w:r>
+        <w:rPr>
+          <w:b w:val="0"/>
+          <w:bCs w:val="0"/>
+          <w:highlight w:val="none"/>
+          <w:vertAlign w:val="baseline"/>
+          <w:lang w:val="en-US"/>
+        </w:rPr>
+        <w:t xml:space="preserve">= f(S</w:t>
+      </w:r>
+      <w:r>
+        <w:rPr>
+          <w:b w:val="0"/>
+          <w:bCs w:val="0"/>
+          <w:highlight w:val="none"/>
+          <w:vertAlign w:val="subscript"/>
+          <w:lang w:val="en-US"/>
+        </w:rPr>
+        <w:t xml:space="preserve">i</w:t>
+      </w:r>
+      <w:r>
+        <w:rPr>
+          <w:b w:val="0"/>
+          <w:bCs w:val="0"/>
+          <w:highlight w:val="none"/>
+          <w:vertAlign w:val="baseline"/>
+          <w:lang w:val="en-US"/>
+        </w:rPr>
+        <w:t xml:space="preserve">) / sum from j = 1 to |S| (f(S</w:t>
+      </w:r>
+      <w:r>
+        <w:rPr>
+          <w:b w:val="0"/>
+          <w:bCs w:val="0"/>
+          <w:highlight w:val="none"/>
+          <w:vertAlign w:val="subscript"/>
+          <w:lang w:val="en-US"/>
+        </w:rPr>
+        <w:t xml:space="preserve">j</w:t>
+      </w:r>
+      <w:r>
+        <w:rPr>
+          <w:b w:val="0"/>
+          <w:bCs w:val="0"/>
+          <w:highlight w:val="none"/>
+          <w:vertAlign w:val="baseline"/>
+          <w:lang w:val="en-US"/>
+        </w:rPr>
+        <w:t xml:space="preserve">)). </w:t>
+      </w:r>
+      <w:r>
+        <w:rPr>
+          <w:b w:val="0"/>
+          <w:bCs w:val="0"/>
+          <w:highlight w:val="none"/>
+          <w:vertAlign w:val="baseline"/>
+          <w:lang w:val="ru-RU"/>
+        </w:rPr>
+        <w:t xml:space="preserve">Схему отбора метода рулетки можно представить в виде следующей последовательности:</w:t>
+      </w:r>
+      <w:r>
+        <w:rPr>
+          <w:b w:val="0"/>
+          <w:bCs w:val="0"/>
+          <w:highlight w:val="none"/>
+          <w:vertAlign w:val="baseline"/>
+          <w:lang w:val="ru-RU"/>
+        </w:rPr>
+      </w:r>
+    </w:p>
+    <w:p>
+      <w:pPr>
+        <w:pStyle w:val="944"/>
+        <w:pBdr/>
+        <w:tabs>
+          <w:tab w:val="center" w:leader="none" w:pos="4819"/>
+        </w:tabs>
+        <w:bidi w:val="false"/>
+        <w:spacing/>
+        <w:ind w:firstLine="0" w:left="0"/>
+        <w:jc w:val="both"/>
+        <w:rPr>
+          <w:b w:val="0"/>
+          <w:bCs w:val="0"/>
+          <w:highlight w:val="none"/>
+          <w:vertAlign w:val="baseline"/>
+          <w:lang w:val="ru-RU"/>
+        </w:rPr>
+      </w:pPr>
+      <w:r>
+        <w:rPr>
+          <w:b w:val="0"/>
+          <w:bCs w:val="0"/>
+          <w:highlight w:val="none"/>
+          <w:vertAlign w:val="baseline"/>
+          <w:lang w:val="ru-RU"/>
+        </w:rPr>
+        <w:t xml:space="preserve">1) для каждой особи </w:t>
+      </w:r>
+      <w:r>
+        <w:rPr>
+          <w:b w:val="0"/>
+          <w:bCs w:val="0"/>
+          <w:highlight w:val="none"/>
+          <w:vertAlign w:val="baseline"/>
+          <w:lang w:val="en-US"/>
+        </w:rPr>
+        <w:t xml:space="preserve">S</w:t>
+      </w:r>
+      <w:r>
+        <w:rPr>
+          <w:b w:val="0"/>
+          <w:bCs w:val="0"/>
+          <w:highlight w:val="none"/>
+          <w:vertAlign w:val="subscript"/>
+          <w:lang w:val="en-US"/>
+        </w:rPr>
+        <w:t xml:space="preserve">i</w:t>
+      </w:r>
+      <w:r>
+        <w:rPr>
+          <w:b w:val="0"/>
+          <w:bCs w:val="0"/>
+          <w:highlight w:val="none"/>
+          <w:vertAlign w:val="baseline"/>
+          <w:lang w:val="en-US"/>
+        </w:rPr>
+        <w:t xml:space="preserve"> </w:t>
+      </w:r>
+      <w:r>
+        <w:rPr>
+          <w:b w:val="0"/>
+          <w:bCs w:val="0"/>
+          <w:highlight w:val="none"/>
+          <w:vertAlign w:val="baseline"/>
+          <w:lang w:val="ru-RU"/>
+        </w:rPr>
+        <w:t xml:space="preserve">текущей популяции вычисляется её приспособленность</w:t>
+      </w:r>
+      <w:r>
+        <w:rPr>
+          <w:b w:val="0"/>
+          <w:bCs w:val="0"/>
+          <w:highlight w:val="none"/>
+          <w:vertAlign w:val="baseline"/>
+          <w:lang w:val="en-US"/>
+        </w:rPr>
+        <w:t xml:space="preserve">;</w:t>
+      </w:r>
+      <w:r>
+        <w:rPr>
+          <w:b w:val="0"/>
+          <w:bCs w:val="0"/>
+          <w:highlight w:val="none"/>
+          <w:vertAlign w:val="baseline"/>
+          <w:lang w:val="ru-RU"/>
+        </w:rPr>
+      </w:r>
+      <w:r/>
+    </w:p>
+    <w:p>
+      <w:pPr>
+        <w:pStyle w:val="944"/>
+        <w:pBdr/>
+        <w:tabs>
+          <w:tab w:val="center" w:leader="none" w:pos="4819"/>
+        </w:tabs>
+        <w:bidi w:val="false"/>
+        <w:spacing/>
+        <w:ind w:firstLine="0" w:left="0"/>
+        <w:jc w:val="both"/>
+        <w:rPr>
+          <w:b w:val="0"/>
+          <w:bCs w:val="0"/>
+          <w:highlight w:val="none"/>
+          <w:vertAlign w:val="baseline"/>
+          <w:lang w:val="ru-RU"/>
+        </w:rPr>
+      </w:pPr>
+      <w:r>
+        <w:rPr>
+          <w:b w:val="0"/>
+          <w:bCs w:val="0"/>
+          <w:highlight w:val="none"/>
+          <w:vertAlign w:val="baseline"/>
+          <w:lang w:val="ru-RU"/>
+        </w:rPr>
+        <w:t xml:space="preserve">2) </w:t>
+      </w:r>
+      <w:r>
+        <w:rPr>
+          <w:b w:val="0"/>
+          <w:bCs w:val="0"/>
+          <w:highlight w:val="none"/>
+          <w:vertAlign w:val="baseline"/>
+          <w:lang w:val="ru-RU"/>
+        </w:rPr>
+        <w:t xml:space="preserve">генерируем случайное число в интервале от 0 до </w:t>
+      </w:r>
+      <w:r>
+        <w:rPr>
+          <w:b w:val="0"/>
+          <w:bCs w:val="0"/>
+          <w:highlight w:val="none"/>
+          <w:vertAlign w:val="baseline"/>
+          <w:lang w:val="en-US"/>
+        </w:rPr>
+        <w:t xml:space="preserve">2pi</w:t>
+      </w:r>
+      <w:r>
+        <w:rPr>
+          <w:b w:val="0"/>
+          <w:bCs w:val="0"/>
+          <w:highlight w:val="none"/>
+          <w:vertAlign w:val="baseline"/>
+          <w:lang w:val="en-US"/>
+        </w:rPr>
+        <w:t xml:space="preserve">;</w:t>
+      </w:r>
+      <w:r>
+        <w:rPr>
+          <w:b w:val="0"/>
+          <w:bCs w:val="0"/>
+          <w:highlight w:val="none"/>
+          <w:vertAlign w:val="baseline"/>
+          <w:lang w:val="ru-RU"/>
+        </w:rPr>
+      </w:r>
+      <w:r>
+        <w:rPr>
+          <w:b w:val="0"/>
+          <w:bCs w:val="0"/>
+          <w:highlight w:val="none"/>
+          <w:vertAlign w:val="baseline"/>
+        </w:rPr>
+      </w:r>
+    </w:p>
+    <w:p>
+      <w:pPr>
+        <w:pStyle w:val="944"/>
+        <w:pBdr/>
+        <w:tabs>
+          <w:tab w:val="center" w:leader="none" w:pos="4819"/>
+        </w:tabs>
+        <w:bidi w:val="false"/>
+        <w:spacing/>
+        <w:ind w:firstLine="0" w:left="0"/>
+        <w:jc w:val="both"/>
+        <w:rPr>
+          <w:b w:val="0"/>
+          <w:bCs w:val="0"/>
+          <w:highlight w:val="none"/>
+          <w:vertAlign w:val="baseline"/>
+          <w:lang w:val="ru-RU"/>
+        </w:rPr>
+      </w:pPr>
+      <w:r>
+        <w:rPr>
+          <w:b w:val="0"/>
+          <w:bCs w:val="0"/>
+          <w:highlight w:val="none"/>
+          <w:vertAlign w:val="baseline"/>
+          <w:lang w:val="ru-RU"/>
+        </w:rPr>
+        <w:t xml:space="preserve">3) помещаем особь </w:t>
+      </w:r>
+      <w:r>
+        <w:rPr>
+          <w:b w:val="0"/>
+          <w:bCs w:val="0"/>
+          <w:highlight w:val="none"/>
+          <w:vertAlign w:val="baseline"/>
+          <w:lang w:val="en-US"/>
+        </w:rPr>
+        <w:t xml:space="preserve">S</w:t>
+      </w:r>
+      <w:r>
+        <w:rPr>
+          <w:b w:val="0"/>
+          <w:bCs w:val="0"/>
+          <w:highlight w:val="none"/>
+          <w:vertAlign w:val="subscript"/>
+          <w:lang w:val="en-US"/>
+        </w:rPr>
+        <w:t xml:space="preserve">i</w:t>
+      </w:r>
+      <w:r>
+        <w:rPr>
+          <w:b w:val="0"/>
+          <w:bCs w:val="0"/>
+          <w:highlight w:val="none"/>
+          <w:vertAlign w:val="baseline"/>
+          <w:lang w:val="ru-RU"/>
+        </w:rPr>
+        <w:t xml:space="preserve">, соответствующую углу в промежуточную популяцию</w:t>
+      </w:r>
+      <w:r>
+        <w:rPr>
+          <w:b w:val="0"/>
+          <w:bCs w:val="0"/>
+          <w:highlight w:val="none"/>
+          <w:vertAlign w:val="baseline"/>
+          <w:lang w:val="en-US"/>
+        </w:rPr>
+        <w:t xml:space="preserve">;</w:t>
+      </w:r>
+      <w:r>
+        <w:rPr>
+          <w:b w:val="0"/>
+          <w:bCs w:val="0"/>
+          <w:highlight w:val="none"/>
+          <w:vertAlign w:val="baseline"/>
+          <w:lang w:val="ru-RU"/>
+        </w:rPr>
+      </w:r>
+      <w:r>
+        <w:rPr>
+          <w:b w:val="0"/>
+          <w:bCs w:val="0"/>
+          <w:highlight w:val="none"/>
+          <w:vertAlign w:val="baseline"/>
+        </w:rPr>
+      </w:r>
+    </w:p>
+    <w:p>
+      <w:pPr>
+        <w:pStyle w:val="944"/>
+        <w:pBdr/>
+        <w:tabs>
+          <w:tab w:val="center" w:leader="none" w:pos="4819"/>
+        </w:tabs>
+        <w:bidi w:val="false"/>
+        <w:spacing/>
+        <w:ind w:firstLine="0" w:left="0"/>
+        <w:jc w:val="both"/>
+        <w:rPr>
+          <w:highlight w:val="none"/>
+        </w:rPr>
+      </w:pPr>
+      <w:r>
+        <w:rPr>
+          <w:b w:val="0"/>
+          <w:bCs w:val="0"/>
+          <w:highlight w:val="none"/>
+          <w:vertAlign w:val="baseline"/>
+          <w:lang w:val="ru-RU"/>
+        </w:rPr>
+        <w:t xml:space="preserve">4) если требуемое число особей сформировано, то заканчиваем, иначе переходим к шагу 2.</w:t>
+      </w:r>
+      <w:r/>
+      <w:r>
+        <w:rPr>
+          <w:b w:val="0"/>
+          <w:bCs w:val="0"/>
+          <w:highlight w:val="none"/>
+          <w:vertAlign w:val="baseline"/>
+        </w:rPr>
+      </w:r>
+    </w:p>
+    <w:p>
+      <w:pPr>
+        <w:pStyle w:val="944"/>
+        <w:pBdr/>
+        <w:tabs>
+          <w:tab w:val="center" w:leader="none" w:pos="4819"/>
+        </w:tabs>
+        <w:bidi w:val="false"/>
+        <w:spacing/>
+        <w:ind w:firstLine="0" w:left="0"/>
+        <w:jc w:val="both"/>
+        <w:rPr>
+          <w:b w:val="0"/>
+          <w:bCs w:val="0"/>
+          <w:highlight w:val="none"/>
+          <w:vertAlign w:val="baseline"/>
+        </w:rPr>
+      </w:pPr>
+      <w:r>
+        <w:rPr>
+          <w:b w:val="0"/>
+          <w:bCs w:val="0"/>
+          <w:highlight w:val="none"/>
+          <w:vertAlign w:val="baseline"/>
+        </w:rPr>
+      </w:r>
+      <w:r>
+        <w:rPr>
+          <w:b w:val="0"/>
+          <w:bCs w:val="0"/>
+          <w:highlight w:val="none"/>
+          <w:vertAlign w:val="baseline"/>
+        </w:rPr>
+      </w:r>
+      <w:r>
+        <w:rPr>
+          <w:b w:val="0"/>
+          <w:bCs w:val="0"/>
+          <w:highlight w:val="none"/>
+          <w:vertAlign w:val="baseline"/>
+        </w:rPr>
+      </w:r>
+    </w:p>
+    <w:p>
+      <w:pPr>
+        <w:pStyle w:val="944"/>
+        <w:pBdr/>
+        <w:tabs>
+          <w:tab w:val="center" w:leader="none" w:pos="4819"/>
+        </w:tabs>
+        <w:bidi w:val="false"/>
+        <w:spacing/>
+        <w:ind w:firstLine="0" w:left="0"/>
+        <w:jc w:val="both"/>
+        <w:rPr>
+          <w:highlight w:val="none"/>
+          <w:lang w:val="ru-RU"/>
+          <w14:ligatures w14:val="none"/>
+        </w:rPr>
+      </w:pPr>
+      <w:r>
+        <w:rPr>
+          <w:highlight w:val="none"/>
+          <w:lang w:val="ru-RU"/>
+        </w:rPr>
+        <w:t xml:space="preserve">1.1.2. Развитием метода рулетки является метод пропорционального отбора с остатком, который основывается на вычислении отношения значения целевой функции текущего решения к средней приспособленности (среднего значения целевой функции) популяции. </w:t>
+      </w:r>
+      <w:r>
+        <w:rPr>
+          <w:highlight w:val="none"/>
+          <w:lang w:val="ru-RU"/>
+        </w:rPr>
+        <w:t xml:space="preserve">Среднее значение указывает, сколько раз нужно записать особь в промежуточную популяцию, а дробная часть показывает вероятность попасть туда ещё раз.</w:t>
+      </w:r>
+      <w:r>
+        <w:rPr>
+          <w:highlight w:val="none"/>
+        </w:rPr>
+      </w:r>
+    </w:p>
+    <w:p>
+      <w:pPr>
+        <w:pStyle w:val="944"/>
+        <w:pBdr/>
+        <w:tabs>
+          <w:tab w:val="center" w:leader="none" w:pos="4819"/>
+        </w:tabs>
+        <w:bidi w:val="false"/>
+        <w:spacing/>
+        <w:ind w:firstLine="0" w:left="0"/>
+        <w:jc w:val="both"/>
+        <w:rPr>
+          <w:highlight w:val="none"/>
+          <w14:ligatures w14:val="none"/>
+        </w:rPr>
+      </w:pPr>
+      <w:r>
+        <w:rPr>
+          <w:highlight w:val="none"/>
+        </w:rPr>
+      </w:r>
+      <w:r>
+        <w:rPr>
+          <w:highlight w:val="none"/>
+        </w:rPr>
+      </w:r>
+      <w:r>
+        <w:rPr>
+          <w:highlight w:val="none"/>
+        </w:rPr>
+      </w:r>
+    </w:p>
+    <w:p>
+      <w:pPr>
+        <w:pStyle w:val="944"/>
+        <w:pBdr/>
+        <w:tabs>
+          <w:tab w:val="center" w:leader="none" w:pos="4819"/>
+        </w:tabs>
+        <w:bidi w:val="false"/>
+        <w:spacing/>
+        <w:ind w:firstLine="0" w:left="0"/>
+        <w:jc w:val="both"/>
+        <w:rPr>
+          <w:highlight w:val="none"/>
+          <w:lang w:val="ru-RU"/>
+          <w14:ligatures w14:val="none"/>
+        </w:rPr>
+      </w:pPr>
+      <w:r>
+        <w:rPr>
+          <w:highlight w:val="none"/>
+          <w:lang w:val="ru-RU"/>
+        </w:rPr>
+        <w:t xml:space="preserve">1.1.3. Метод стохастического универсального отбора. Особи с самой высокой приспособленностью гарантированно выбираются хотя бы один раз.</w:t>
+      </w:r>
+      <w:r>
+        <w:rPr>
+          <w:highlight w:val="none"/>
+        </w:rPr>
+      </w:r>
+    </w:p>
+    <w:p>
+      <w:pPr>
+        <w:pStyle w:val="944"/>
+        <w:pBdr/>
+        <w:tabs>
+          <w:tab w:val="center" w:leader="none" w:pos="4819"/>
+        </w:tabs>
+        <w:bidi w:val="false"/>
+        <w:spacing/>
+        <w:ind w:firstLine="0" w:left="0"/>
+        <w:jc w:val="both"/>
+        <w:rPr>
+          <w:highlight w:val="none"/>
+          <w14:ligatures w14:val="none"/>
+        </w:rPr>
+      </w:pPr>
+      <w:r>
+        <w:rPr>
+          <w:highlight w:val="none"/>
+        </w:rPr>
+      </w:r>
+      <w:r>
+        <w:rPr>
+          <w:highlight w:val="none"/>
+        </w:rPr>
+      </w:r>
+      <w:r>
+        <w:rPr>
+          <w:highlight w:val="none"/>
+        </w:rPr>
+      </w:r>
+    </w:p>
+    <w:p>
+      <w:pPr>
+        <w:pStyle w:val="944"/>
+        <w:pBdr/>
+        <w:tabs>
+          <w:tab w:val="center" w:leader="none" w:pos="4819"/>
+        </w:tabs>
+        <w:bidi w:val="false"/>
+        <w:spacing/>
+        <w:ind w:firstLine="0" w:left="0"/>
+        <w:jc w:val="both"/>
+        <w:rPr>
+          <w:highlight w:val="none"/>
+          <w14:ligatures w14:val="none"/>
+        </w:rPr>
+      </w:pPr>
+      <w:r>
+        <w:rPr>
+          <w:highlight w:val="none"/>
+          <w:lang w:val="ru-RU"/>
+        </w:rPr>
+        <w:t xml:space="preserve">1.1.4. Метод турнирного отбора</w:t>
+      </w:r>
+      <w:r>
+        <w:rPr>
+          <w:highlight w:val="none"/>
+          <w:lang w:val="ru-RU"/>
+        </w:rPr>
+        <w:t xml:space="preserve">. Метод предполагает случайное формирование на основе текущей популяции некоторого числа групп из </w:t>
+      </w:r>
+      <w:r>
+        <w:rPr>
+          <w:highlight w:val="none"/>
+          <w:lang w:val="en-US"/>
+        </w:rPr>
+        <w:t xml:space="preserve">N </w:t>
+      </w:r>
+      <w:r>
+        <w:rPr>
+          <w:highlight w:val="none"/>
+          <w:lang w:val="ru-RU"/>
+        </w:rPr>
+        <w:t xml:space="preserve">особей. В каждой из групп выбирается особь с наилучшей приспособленностью, которая включается в промежуточную популяцию. Величина турнира (размер) определяет давление селекции.</w:t>
+      </w:r>
+      <w:r>
+        <w:rPr>
+          <w:highlight w:val="none"/>
+          <w:lang w:val="ru-RU"/>
         </w:rPr>
       </w:r>
     </w:p>

--- a/theory/Конспекты/lection_lessons.docx
+++ b/theory/Конспекты/lection_lessons.docx
@@ -17471,7 +17471,7 @@
           <w:bCs w:val="0"/>
           <w:highlight w:val="none"/>
           <w:vertAlign w:val="baseline"/>
-          <w:lang w:val="ru-RU"/>
+          <w:lang w:val="en-US"/>
         </w:rPr>
       </w:r>
       <w:r>
@@ -17711,15 +17711,6 @@
       </w:r>
       <w:r>
         <w:rPr>
-          <w:b w:val="0"/>
-          <w:bCs w:val="0"/>
-          <w:highlight w:val="none"/>
-          <w:vertAlign w:val="baseline"/>
-          <w:lang w:val="ru-RU" w:bidi="ru-RU"/>
-        </w:rPr>
-      </w:r>
-      <w:r>
-        <w:rPr>
           <w:b/>
           <w:bCs/>
           <w:highlight w:val="none"/>
@@ -17727,6 +17718,15 @@
           <w:lang w:val="ru-RU" w:bidi="ru-RU"/>
         </w:rPr>
       </w:r>
+      <w:r>
+        <w:rPr>
+          <w:b/>
+          <w:bCs/>
+          <w:highlight w:val="none"/>
+          <w:vertAlign w:val="baseline"/>
+          <w:lang w:val="ru-RU" w:bidi="ru-RU"/>
+        </w:rPr>
+      </w:r>
     </w:p>
     <w:p>
       <w:pPr>
@@ -17820,6 +17820,7 @@
           <w:bCs w:val="0"/>
           <w:highlight w:val="none"/>
           <w:vertAlign w:val="baseline"/>
+          <w:lang w:val="ru-RU" w:bidi="ru-RU"/>
         </w:rPr>
       </w:r>
       <w:r>
@@ -17862,7 +17863,6 @@
           <w:bCs w:val="0"/>
           <w:highlight w:val="none"/>
           <w:vertAlign w:val="baseline"/>
-          <w:lang w:val="ru-RU" w:bidi="ru-RU"/>
         </w:rPr>
       </w:r>
       <w:r>
@@ -19405,6 +19405,15 @@
           <w:lang w:val="ru-RU" w:bidi="ru-RU"/>
         </w:rPr>
       </w:r>
+      <w:r>
+        <w:rPr>
+          <w:b w:val="0"/>
+          <w:bCs w:val="0"/>
+          <w:highlight w:val="none"/>
+          <w:vertAlign w:val="baseline"/>
+          <w:lang w:val="ru-RU" w:bidi="ru-RU"/>
+        </w:rPr>
+      </w:r>
     </w:p>
     <w:p>
       <w:pPr>
@@ -19596,6 +19605,15 @@
           <w:lang w:val="ru-RU" w:bidi="ru-RU"/>
         </w:rPr>
       </w:r>
+      <w:r>
+        <w:rPr>
+          <w:b w:val="0"/>
+          <w:bCs w:val="0"/>
+          <w:highlight w:val="none"/>
+          <w:vertAlign w:val="baseline"/>
+          <w:lang w:val="ru-RU" w:bidi="ru-RU"/>
+        </w:rPr>
+      </w:r>
     </w:p>
     <w:p>
       <w:pPr>
@@ -19712,6 +19730,15 @@
           <w:lang w:val="ru-RU" w:bidi="ru-RU"/>
         </w:rPr>
       </w:r>
+      <w:r>
+        <w:rPr>
+          <w:b w:val="0"/>
+          <w:bCs w:val="0"/>
+          <w:highlight w:val="none"/>
+          <w:vertAlign w:val="baseline"/>
+          <w:lang w:val="en-US"/>
+        </w:rPr>
+      </w:r>
     </w:p>
     <w:p>
       <w:pPr>
@@ -19933,6 +19960,15 @@
           <w:lang w:val="ru-RU" w:bidi="ru-RU"/>
         </w:rPr>
       </w:r>
+      <w:r>
+        <w:rPr>
+          <w:b w:val="0"/>
+          <w:bCs w:val="0"/>
+          <w:highlight w:val="none"/>
+          <w:vertAlign w:val="baseline"/>
+          <w:lang w:val="ru-RU" w:bidi="ru-RU"/>
+        </w:rPr>
+      </w:r>
     </w:p>
     <w:p>
       <w:pPr>
@@ -20193,7 +20229,17 @@
           <w:vertAlign w:val="baseline"/>
           <w:lang w:val="ru-RU"/>
         </w:rPr>
-        <w:t xml:space="preserve">до числа поколений, монотонна, т.е. при поиске максимума не убывает и при поиске минимума не возрастает. Пусть также для любых двух особей возможен переход от одной из них ко второй посредством однократного или многократного применения операторов мутации и кроссовера. Тогда ГА отыщет глобально оптимальную особь, доставляющую максимум функции </w:t>
+        <w:t xml:space="preserve">до числа поколений, монотонна, т.е. при поиске максимума не убывает и при поиске минимум</w:t>
+      </w:r>
+      <w:r>
+        <w:rPr>
+          <w:b w:val="0"/>
+          <w:bCs w:val="0"/>
+          <w:highlight w:val="none"/>
+          <w:vertAlign w:val="baseline"/>
+          <w:lang w:val="ru-RU"/>
+        </w:rPr>
+        <w:t xml:space="preserve">а не возрастает. Пусть также для любых двух особей возможен переход от одной из них ко второй посредством однократного или многократного применения операторов мутации и кроссовера. Тогда ГА отыщет глобально оптимальную особь, доставляющую максимум функции </w:t>
       </w:r>
       <w:r>
         <w:rPr>
@@ -20204,6 +20250,15 @@
           <w:lang w:val="ru-RU"/>
         </w:rPr>
         <w:t xml:space="preserve">с вероятностью равной 1.</w:t>
+      </w:r>
+      <w:r>
+        <w:rPr>
+          <w:b w:val="0"/>
+          <w:bCs w:val="0"/>
+          <w:highlight w:val="none"/>
+          <w:vertAlign w:val="baseline"/>
+          <w:lang w:val="ru-RU"/>
+        </w:rPr>
       </w:r>
       <w:r>
         <w:rPr>
@@ -20347,6 +20402,15 @@
           <w:lang w:val="ru-RU"/>
         </w:rPr>
       </w:r>
+      <w:r>
+        <w:rPr>
+          <w:b/>
+          <w:bCs/>
+          <w:highlight w:val="none"/>
+          <w:vertAlign w:val="baseline"/>
+          <w:lang w:val="ru-RU" w:bidi="ru-RU"/>
+        </w:rPr>
+      </w:r>
     </w:p>
     <w:p>
       <w:pPr>
@@ -20442,6 +20506,15 @@
           <w:vertAlign w:val="baseline"/>
         </w:rPr>
       </w:r>
+      <w:r>
+        <w:rPr>
+          <w:b w:val="0"/>
+          <w:bCs w:val="0"/>
+          <w:highlight w:val="none"/>
+          <w:vertAlign w:val="baseline"/>
+          <w:lang w:val="ru-RU" w:bidi="ru-RU"/>
+        </w:rPr>
+      </w:r>
     </w:p>
     <w:p>
       <w:pPr>
@@ -20521,15 +20594,15 @@
           <w:bCs w:val="0"/>
           <w:highlight w:val="none"/>
           <w:vertAlign w:val="baseline"/>
+        </w:rPr>
+      </w:r>
+      <w:r>
+        <w:rPr>
+          <w:b w:val="0"/>
+          <w:bCs w:val="0"/>
+          <w:highlight w:val="none"/>
+          <w:vertAlign w:val="baseline"/>
           <w:lang w:val="ru-RU" w:bidi="ru-RU"/>
-        </w:rPr>
-      </w:r>
-      <w:r>
-        <w:rPr>
-          <w:b w:val="0"/>
-          <w:bCs w:val="0"/>
-          <w:highlight w:val="none"/>
-          <w:vertAlign w:val="baseline"/>
         </w:rPr>
       </w:r>
     </w:p>
@@ -20613,6 +20686,15 @@
           <w:vertAlign w:val="baseline"/>
         </w:rPr>
       </w:r>
+      <w:r>
+        <w:rPr>
+          <w:b w:val="0"/>
+          <w:bCs w:val="0"/>
+          <w:highlight w:val="none"/>
+          <w:vertAlign w:val="baseline"/>
+          <w:lang w:val="ru-RU" w:bidi="ru-RU"/>
+        </w:rPr>
+      </w:r>
     </w:p>
     <w:p>
       <w:pPr>
@@ -20694,6 +20776,15 @@
           <w:vertAlign w:val="baseline"/>
         </w:rPr>
       </w:r>
+      <w:r>
+        <w:rPr>
+          <w:b w:val="0"/>
+          <w:bCs w:val="0"/>
+          <w:highlight w:val="none"/>
+          <w:vertAlign w:val="baseline"/>
+          <w:lang w:val="ru-RU" w:bidi="ru-RU"/>
+        </w:rPr>
+      </w:r>
     </w:p>
     <w:p>
       <w:pPr>
@@ -20776,6 +20867,15 @@
           <w:lang w:val="ru-RU" w:bidi="ru-RU"/>
         </w:rPr>
       </w:r>
+      <w:r>
+        <w:rPr>
+          <w:b w:val="0"/>
+          <w:bCs w:val="0"/>
+          <w:highlight w:val="none"/>
+          <w:vertAlign w:val="baseline"/>
+          <w:lang w:val="ru-RU" w:bidi="ru-RU"/>
+        </w:rPr>
+      </w:r>
     </w:p>
     <w:p>
       <w:pPr>
@@ -20814,6 +20914,15 @@
           <w:vertAlign w:val="baseline"/>
         </w:rPr>
       </w:r>
+      <w:r>
+        <w:rPr>
+          <w:b/>
+          <w:bCs/>
+          <w:highlight w:val="none"/>
+          <w:vertAlign w:val="baseline"/>
+          <w:lang w:val="ru-RU" w:bidi="ru-RU"/>
+        </w:rPr>
+      </w:r>
     </w:p>
     <w:p>
       <w:pPr>
@@ -20885,7 +20994,7 @@
           <w:vertAlign w:val="baseline"/>
           <w:lang w:val="ru-RU" w:bidi="ru-RU"/>
         </w:rPr>
-        <w:t xml:space="preserve">При решении задач оптимизации в непрерывных пространствах бинарное и символьное кодирование являются весьма ограниченными, поэтому разработано вещественное кодирование, когда гены в хромосоме напрямую представляются в виде вещественных чисел, точность которых ограничивается только ресурсами компьютера. Такое кодирование требует применения специальных генетических операторов.</w:t>
+        <w:t xml:space="preserve">При решении задач оптимизации в непрерывных пространствах бинарное и символьное кодирование являются весьма ограниченными</w:t>
       </w:r>
       <w:r>
         <w:rPr>
@@ -20895,6 +21004,16 @@
           <w:vertAlign w:val="baseline"/>
           <w:lang w:val="ru-RU" w:bidi="ru-RU"/>
         </w:rPr>
+        <w:t xml:space="preserve">, поэтому разработано вещественное кодирование, когда гены в хромосоме напрямую представляются в виде вещественных чисел, точность которых ограничивается только ресурсами компьютера. Такое кодирование требует применения специальных генетических операторов.</w:t>
+      </w:r>
+      <w:r>
+        <w:rPr>
+          <w:b w:val="0"/>
+          <w:bCs w:val="0"/>
+          <w:highlight w:val="none"/>
+          <w:vertAlign w:val="baseline"/>
+          <w:lang w:val="ru-RU" w:bidi="ru-RU"/>
+        </w:rPr>
         <w:t xml:space="preserve"> Алгоритм, использующий непрерывной кодирование, называют непрерывным ГА (</w:t>
       </w:r>
       <w:r>
@@ -20973,6 +21092,15 @@
           <w:bCs w:val="0"/>
           <w:highlight w:val="none"/>
           <w:vertAlign w:val="baseline"/>
+        </w:rPr>
+      </w:r>
+      <w:r>
+        <w:rPr>
+          <w:b w:val="0"/>
+          <w:bCs w:val="0"/>
+          <w:highlight w:val="none"/>
+          <w:vertAlign w:val="baseline"/>
+          <w:lang w:val="ru-RU"/>
         </w:rPr>
       </w:r>
     </w:p>
@@ -21056,6 +21184,15 @@
           <w:vertAlign w:val="baseline"/>
         </w:rPr>
       </w:r>
+      <w:r>
+        <w:rPr>
+          <w:b w:val="0"/>
+          <w:bCs w:val="0"/>
+          <w:highlight w:val="none"/>
+          <w:vertAlign w:val="baseline"/>
+          <w:lang w:val="ru-RU"/>
+        </w:rPr>
+      </w:r>
     </w:p>
     <w:p>
       <w:pPr>
@@ -21180,6 +21317,15 @@
           <w:vertAlign w:val="baseline"/>
         </w:rPr>
       </w:r>
+      <w:r>
+        <w:rPr>
+          <w:b/>
+          <w:bCs/>
+          <w:highlight w:val="none"/>
+          <w:vertAlign w:val="baseline"/>
+          <w:lang w:val="ru-RU"/>
+        </w:rPr>
+      </w:r>
     </w:p>
     <w:p>
       <w:pPr>
@@ -21321,6 +21467,15 @@
           <w:vertAlign w:val="baseline"/>
         </w:rPr>
       </w:r>
+      <w:r>
+        <w:rPr>
+          <w:b w:val="0"/>
+          <w:bCs w:val="0"/>
+          <w:highlight w:val="none"/>
+          <w:vertAlign w:val="baseline"/>
+          <w:lang w:val="ru-RU"/>
+        </w:rPr>
+      </w:r>
     </w:p>
     <w:p>
       <w:pPr>
@@ -21422,6 +21577,15 @@
           <w:vertAlign w:val="baseline"/>
         </w:rPr>
       </w:r>
+      <w:r>
+        <w:rPr>
+          <w:b w:val="0"/>
+          <w:bCs w:val="0"/>
+          <w:highlight w:val="none"/>
+          <w:vertAlign w:val="baseline"/>
+          <w:lang w:val="ru-RU"/>
+        </w:rPr>
+      </w:r>
     </w:p>
     <w:p>
       <w:pPr>
@@ -21523,6 +21687,15 @@
           <w:vertAlign w:val="baseline"/>
         </w:rPr>
       </w:r>
+      <w:r>
+        <w:rPr>
+          <w:b w:val="0"/>
+          <w:bCs w:val="0"/>
+          <w:highlight w:val="none"/>
+          <w:vertAlign w:val="baseline"/>
+          <w:lang w:val="ru-RU"/>
+        </w:rPr>
+      </w:r>
     </w:p>
     <w:p>
       <w:pPr>
@@ -21614,6 +21787,15 @@
           <w:vertAlign w:val="baseline"/>
         </w:rPr>
       </w:r>
+      <w:r>
+        <w:rPr>
+          <w:b w:val="0"/>
+          <w:bCs w:val="0"/>
+          <w:highlight w:val="none"/>
+          <w:vertAlign w:val="baseline"/>
+          <w:lang w:val="ru-RU"/>
+        </w:rPr>
+      </w:r>
     </w:p>
     <w:p>
       <w:pPr>
@@ -21738,6 +21920,15 @@
           <w:vertAlign w:val="baseline"/>
         </w:rPr>
       </w:r>
+      <w:r>
+        <w:rPr>
+          <w:b/>
+          <w:bCs/>
+          <w:highlight w:val="none"/>
+          <w:vertAlign w:val="baseline"/>
+          <w:lang w:val="ru-RU"/>
+        </w:rPr>
+      </w:r>
     </w:p>
     <w:p>
       <w:pPr>
@@ -21819,6 +22010,15 @@
           <w:vertAlign w:val="baseline"/>
         </w:rPr>
       </w:r>
+      <w:r>
+        <w:rPr>
+          <w:b w:val="0"/>
+          <w:bCs w:val="0"/>
+          <w:highlight w:val="none"/>
+          <w:vertAlign w:val="baseline"/>
+          <w:lang w:val="ru-RU"/>
+        </w:rPr>
+      </w:r>
     </w:p>
     <w:p>
       <w:pPr>
@@ -21900,6 +22100,15 @@
           <w:vertAlign w:val="baseline"/>
         </w:rPr>
       </w:r>
+      <w:r>
+        <w:rPr>
+          <w:b w:val="0"/>
+          <w:bCs w:val="0"/>
+          <w:highlight w:val="none"/>
+          <w:vertAlign w:val="baseline"/>
+          <w:lang w:val="ru-RU"/>
+        </w:rPr>
+      </w:r>
     </w:p>
     <w:p>
       <w:pPr>
@@ -21981,6 +22190,15 @@
           <w:vertAlign w:val="baseline"/>
         </w:rPr>
       </w:r>
+      <w:r>
+        <w:rPr>
+          <w:b w:val="0"/>
+          <w:bCs w:val="0"/>
+          <w:highlight w:val="none"/>
+          <w:vertAlign w:val="baseline"/>
+          <w:lang w:val="ru-RU"/>
+        </w:rPr>
+      </w:r>
     </w:p>
     <w:p>
       <w:pPr>
@@ -22062,6 +22280,15 @@
           <w:vertAlign w:val="baseline"/>
         </w:rPr>
       </w:r>
+      <w:r>
+        <w:rPr>
+          <w:b w:val="0"/>
+          <w:bCs w:val="0"/>
+          <w:highlight w:val="none"/>
+          <w:vertAlign w:val="baseline"/>
+          <w:lang w:val="ru-RU"/>
+        </w:rPr>
+      </w:r>
     </w:p>
     <w:p>
       <w:pPr>
@@ -22254,6 +22481,15 @@
           <w:lang w:val="ru-RU"/>
         </w:rPr>
       </w:r>
+      <w:r>
+        <w:rPr>
+          <w:b w:val="0"/>
+          <w:bCs w:val="0"/>
+          <w:highlight w:val="none"/>
+          <w:vertAlign w:val="baseline"/>
+          <w:lang w:val="ru-RU"/>
+        </w:rPr>
+      </w:r>
     </w:p>
     <w:p>
       <w:pPr>
@@ -22343,7 +22579,15 @@
           <w:lang w:val="ru-RU"/>
         </w:rPr>
       </w:r>
-      <w:r/>
+      <w:r>
+        <w:rPr>
+          <w:b w:val="0"/>
+          <w:bCs w:val="0"/>
+          <w:highlight w:val="none"/>
+          <w:vertAlign w:val="baseline"/>
+          <w:lang w:val="ru-RU"/>
+        </w:rPr>
+      </w:r>
     </w:p>
     <w:p>
       <w:pPr>
@@ -22410,15 +22654,15 @@
           <w:bCs w:val="0"/>
           <w:highlight w:val="none"/>
           <w:vertAlign w:val="baseline"/>
-          <w:lang w:val="ru-RU"/>
-        </w:rPr>
-      </w:r>
-      <w:r>
-        <w:rPr>
-          <w:b w:val="0"/>
-          <w:bCs w:val="0"/>
-          <w:highlight w:val="none"/>
-          <w:vertAlign w:val="baseline"/>
+        </w:rPr>
+      </w:r>
+      <w:r>
+        <w:rPr>
+          <w:b w:val="0"/>
+          <w:bCs w:val="0"/>
+          <w:highlight w:val="none"/>
+          <w:vertAlign w:val="baseline"/>
+          <w:lang w:val="ru-RU"/>
         </w:rPr>
       </w:r>
     </w:p>
@@ -22497,15 +22741,15 @@
           <w:bCs w:val="0"/>
           <w:highlight w:val="none"/>
           <w:vertAlign w:val="baseline"/>
-          <w:lang w:val="ru-RU"/>
-        </w:rPr>
-      </w:r>
-      <w:r>
-        <w:rPr>
-          <w:b w:val="0"/>
-          <w:bCs w:val="0"/>
-          <w:highlight w:val="none"/>
-          <w:vertAlign w:val="baseline"/>
+        </w:rPr>
+      </w:r>
+      <w:r>
+        <w:rPr>
+          <w:b w:val="0"/>
+          <w:bCs w:val="0"/>
+          <w:highlight w:val="none"/>
+          <w:vertAlign w:val="baseline"/>
+          <w:lang w:val="ru-RU"/>
         </w:rPr>
       </w:r>
     </w:p>
@@ -22534,13 +22778,17 @@
         </w:rPr>
         <w:t xml:space="preserve">4) если требуемое число особей сформировано, то заканчиваем, иначе переходим к шагу 2.</w:t>
       </w:r>
-      <w:r/>
-      <w:r>
-        <w:rPr>
-          <w:b w:val="0"/>
-          <w:bCs w:val="0"/>
-          <w:highlight w:val="none"/>
-          <w:vertAlign w:val="baseline"/>
+      <w:r>
+        <w:rPr>
+          <w:b w:val="0"/>
+          <w:bCs w:val="0"/>
+          <w:highlight w:val="none"/>
+          <w:vertAlign w:val="baseline"/>
+        </w:rPr>
+      </w:r>
+      <w:r>
+        <w:rPr>
+          <w:highlight w:val="none"/>
         </w:rPr>
       </w:r>
     </w:p>
@@ -22623,6 +22871,13 @@
           <w:highlight w:val="none"/>
         </w:rPr>
       </w:r>
+      <w:r>
+        <w:rPr>
+          <w:highlight w:val="none"/>
+          <w:lang w:val="ru-RU"/>
+          <w14:ligatures w14:val="none"/>
+        </w:rPr>
+      </w:r>
     </w:p>
     <w:p>
       <w:pPr>
@@ -22653,6 +22908,7 @@
       <w:r>
         <w:rPr>
           <w:highlight w:val="none"/>
+          <w14:ligatures w14:val="none"/>
         </w:rPr>
       </w:r>
     </w:p>
@@ -22685,6 +22941,13 @@
           <w:highlight w:val="none"/>
         </w:rPr>
       </w:r>
+      <w:r>
+        <w:rPr>
+          <w:highlight w:val="none"/>
+          <w:lang w:val="ru-RU"/>
+          <w14:ligatures w14:val="none"/>
+        </w:rPr>
+      </w:r>
     </w:p>
     <w:p>
       <w:pPr>
@@ -22715,6 +22978,7 @@
       <w:r>
         <w:rPr>
           <w:highlight w:val="none"/>
+          <w14:ligatures w14:val="none"/>
         </w:rPr>
       </w:r>
     </w:p>
@@ -22731,6 +22995,7 @@
         <w:jc w:val="both"/>
         <w:rPr>
           <w:highlight w:val="none"/>
+          <w:lang w:val="ru-RU"/>
           <w14:ligatures w14:val="none"/>
         </w:rPr>
       </w:pPr>
@@ -22768,6 +23033,2743 @@
           <w:lang w:val="ru-RU"/>
         </w:rPr>
       </w:r>
+      <w:r>
+        <w:rPr>
+          <w:highlight w:val="none"/>
+          <w14:ligatures w14:val="none"/>
+        </w:rPr>
+      </w:r>
+    </w:p>
+    <w:p>
+      <w:pPr>
+        <w:pStyle w:val="944"/>
+        <w:pBdr/>
+        <w:tabs>
+          <w:tab w:val="center" w:leader="none" w:pos="4819"/>
+        </w:tabs>
+        <w:bidi w:val="false"/>
+        <w:spacing/>
+        <w:ind w:firstLine="0" w:left="0"/>
+        <w:jc w:val="both"/>
+        <w:rPr>
+          <w:highlight w:val="none"/>
+          <w14:ligatures w14:val="none"/>
+        </w:rPr>
+      </w:pPr>
+      <w:r>
+        <w:rPr>
+          <w:highlight w:val="none"/>
+          <w14:ligatures w14:val="none"/>
+        </w:rPr>
+      </w:r>
+      <w:r>
+        <w:rPr>
+          <w:highlight w:val="none"/>
+          <w14:ligatures w14:val="none"/>
+        </w:rPr>
+      </w:r>
+      <w:r>
+        <w:rPr>
+          <w:highlight w:val="none"/>
+          <w14:ligatures w14:val="none"/>
+        </w:rPr>
+      </w:r>
+    </w:p>
+    <w:p>
+      <w:pPr>
+        <w:pStyle w:val="944"/>
+        <w:pBdr/>
+        <w:tabs>
+          <w:tab w:val="center" w:leader="none" w:pos="4819"/>
+        </w:tabs>
+        <w:bidi w:val="false"/>
+        <w:spacing/>
+        <w:ind w:firstLine="0" w:left="0"/>
+        <w:jc w:val="both"/>
+        <w:rPr>
+          <w:highlight w:val="none"/>
+          <w:lang w:val="ru-RU"/>
+          <w14:ligatures w14:val="none"/>
+        </w:rPr>
+      </w:pPr>
+      <w:r>
+        <w:rPr>
+          <w:highlight w:val="none"/>
+          <w:lang w:val="ru-RU"/>
+        </w:rPr>
+      </w:r>
+      <w:r>
+        <w:rPr>
+          <w:highlight w:val="none"/>
+          <w:lang w:val="en-US"/>
+        </w:rPr>
+        <w:t xml:space="preserve">1.1.5. </w:t>
+      </w:r>
+      <w:r>
+        <w:rPr>
+          <w:highlight w:val="none"/>
+          <w:lang w:val="ru-RU"/>
+        </w:rPr>
+        <w:t xml:space="preserve">Метод рангового отбора. Его суть заключается в том, что число копий данной особи, включённых в промежуточную популяцию, является некоторой априори заданной величиной. Рангом называется номер этой особи в списке, отсортированном по возрастанию приспособленности.</w:t>
+      </w:r>
+      <w:r>
+        <w:rPr>
+          <w:highlight w:val="none"/>
+          <w14:ligatures w14:val="none"/>
+        </w:rPr>
+      </w:r>
+    </w:p>
+    <w:p>
+      <w:pPr>
+        <w:pStyle w:val="944"/>
+        <w:pBdr/>
+        <w:tabs>
+          <w:tab w:val="center" w:leader="none" w:pos="4819"/>
+        </w:tabs>
+        <w:bidi w:val="false"/>
+        <w:spacing/>
+        <w:ind w:firstLine="0" w:left="0"/>
+        <w:jc w:val="both"/>
+        <w:rPr>
+          <w:highlight w:val="none"/>
+          <w14:ligatures w14:val="none"/>
+        </w:rPr>
+      </w:pPr>
+      <w:r>
+        <w:rPr>
+          <w:highlight w:val="none"/>
+          <w14:ligatures w14:val="none"/>
+        </w:rPr>
+      </w:r>
+      <w:r>
+        <w:rPr>
+          <w:highlight w:val="none"/>
+          <w14:ligatures w14:val="none"/>
+        </w:rPr>
+      </w:r>
+      <w:r>
+        <w:rPr>
+          <w:highlight w:val="none"/>
+          <w14:ligatures w14:val="none"/>
+        </w:rPr>
+      </w:r>
+    </w:p>
+    <w:p>
+      <w:pPr>
+        <w:pStyle w:val="944"/>
+        <w:pBdr/>
+        <w:tabs>
+          <w:tab w:val="center" w:leader="none" w:pos="4819"/>
+        </w:tabs>
+        <w:bidi w:val="false"/>
+        <w:spacing/>
+        <w:ind w:firstLine="0" w:left="0"/>
+        <w:jc w:val="both"/>
+        <w:rPr>
+          <w:highlight w:val="none"/>
+          <w:lang w:val="ru-RU"/>
+          <w14:ligatures w14:val="none"/>
+        </w:rPr>
+      </w:pPr>
+      <w:r>
+        <w:rPr>
+          <w:highlight w:val="none"/>
+          <w:lang w:val="ru-RU"/>
+        </w:rPr>
+        <w:t xml:space="preserve">1.1.6. Метод отбора на основе элитизма. Основан на предварительном выборе лучших, то есть наиболее приспособленных особей. Модификацией является метод отбора отсечением, когда задаётся величина порога приспособленности. Особей упорядочивают по значению функции. В промежуточную популяцию попадают особи, значения функции которых выше некоторого порога.</w:t>
+      </w:r>
+      <w:r>
+        <w:rPr>
+          <w:highlight w:val="none"/>
+          <w14:ligatures w14:val="none"/>
+        </w:rPr>
+      </w:r>
+    </w:p>
+    <w:p>
+      <w:pPr>
+        <w:pStyle w:val="944"/>
+        <w:pBdr/>
+        <w:tabs>
+          <w:tab w:val="center" w:leader="none" w:pos="4819"/>
+        </w:tabs>
+        <w:bidi w:val="false"/>
+        <w:spacing/>
+        <w:ind w:firstLine="0" w:left="0"/>
+        <w:jc w:val="both"/>
+        <w:rPr>
+          <w:highlight w:val="none"/>
+          <w14:ligatures w14:val="none"/>
+        </w:rPr>
+      </w:pPr>
+      <w:r>
+        <w:rPr>
+          <w:highlight w:val="none"/>
+          <w14:ligatures w14:val="none"/>
+        </w:rPr>
+      </w:r>
+      <w:r>
+        <w:rPr>
+          <w:highlight w:val="none"/>
+          <w14:ligatures w14:val="none"/>
+        </w:rPr>
+      </w:r>
+      <w:r>
+        <w:rPr>
+          <w:highlight w:val="none"/>
+          <w14:ligatures w14:val="none"/>
+        </w:rPr>
+      </w:r>
+    </w:p>
+    <w:p>
+      <w:pPr>
+        <w:pStyle w:val="944"/>
+        <w:pBdr/>
+        <w:tabs>
+          <w:tab w:val="center" w:leader="none" w:pos="4819"/>
+        </w:tabs>
+        <w:bidi w:val="false"/>
+        <w:spacing/>
+        <w:ind w:firstLine="0" w:left="0"/>
+        <w:jc w:val="both"/>
+        <w:rPr>
+          <w:highlight w:val="none"/>
+          <w:lang w:val="ru-RU"/>
+          <w14:ligatures w14:val="none"/>
+        </w:rPr>
+      </w:pPr>
+      <w:r>
+        <w:rPr>
+          <w:highlight w:val="none"/>
+          <w:lang w:val="ru-RU"/>
+        </w:rPr>
+        <w:t xml:space="preserve">1.2.1. Метод отбора вытеснением. Основан на удалении из популяции в некотором смысле близких особей. </w:t>
+      </w:r>
+      <w:r>
+        <w:rPr>
+          <w:highlight w:val="none"/>
+          <w:lang w:val="en-US"/>
+        </w:rPr>
+        <w:t xml:space="preserve">p(s1, s2) — </w:t>
+      </w:r>
+      <w:r>
+        <w:rPr>
+          <w:highlight w:val="none"/>
+          <w:lang w:val="ru-RU"/>
+        </w:rPr>
+        <w:t xml:space="preserve">величина близости двух особей. Схема метода отбора вытеснением: для популяции </w:t>
+      </w:r>
+      <w:r>
+        <w:rPr>
+          <w:highlight w:val="none"/>
+          <w:lang w:val="en-US"/>
+        </w:rPr>
+        <w:t xml:space="preserve">S = {s1, ..., s|S|} </w:t>
+      </w:r>
+      <w:r>
+        <w:rPr>
+          <w:highlight w:val="none"/>
+          <w:lang w:val="ru-RU"/>
+        </w:rPr>
+        <w:t xml:space="preserve">формируется матрица расстояний между особями популяции </w:t>
+      </w:r>
+      <w:r>
+        <w:rPr>
+          <w:highlight w:val="none"/>
+          <w:lang w:val="en-US"/>
+        </w:rPr>
+        <w:t xml:space="preserve">R = (pij)</w:t>
+      </w:r>
+      <w:r>
+        <w:rPr>
+          <w:highlight w:val="none"/>
+          <w:lang w:val="ru-RU"/>
+        </w:rPr>
+        <w:t xml:space="preserve">. Далее выбирается элемент матрицы </w:t>
+      </w:r>
+      <w:r>
+        <w:rPr>
+          <w:highlight w:val="none"/>
+          <w:lang w:val="en-US"/>
+        </w:rPr>
+        <w:t xml:space="preserve">Rij, </w:t>
+      </w:r>
+      <w:r>
+        <w:rPr>
+          <w:highlight w:val="none"/>
+          <w:lang w:val="ru-RU"/>
+        </w:rPr>
+        <w:t xml:space="preserve">имеющий минимальное значение, и с равной вероятностью из популяции удаляется либо </w:t>
+      </w:r>
+      <w:r>
+        <w:rPr>
+          <w:highlight w:val="none"/>
+          <w:lang w:val="en-US"/>
+        </w:rPr>
+        <w:t xml:space="preserve">si</w:t>
+      </w:r>
+      <w:r>
+        <w:rPr>
+          <w:highlight w:val="none"/>
+          <w:lang w:val="ru-RU"/>
+        </w:rPr>
+        <w:t xml:space="preserve">, либо </w:t>
+      </w:r>
+      <w:r>
+        <w:rPr>
+          <w:highlight w:val="none"/>
+          <w:lang w:val="en-US"/>
+        </w:rPr>
+        <w:t xml:space="preserve">sj </w:t>
+      </w:r>
+      <w:r>
+        <w:rPr>
+          <w:highlight w:val="none"/>
+          <w:lang w:val="ru-RU"/>
+        </w:rPr>
+        <w:t xml:space="preserve">и т.д.</w:t>
+      </w:r>
+      <w:r>
+        <w:rPr>
+          <w:highlight w:val="none"/>
+          <w:lang w:val="ru-RU"/>
+          <w14:ligatures w14:val="none"/>
+        </w:rPr>
+      </w:r>
+    </w:p>
+    <w:p>
+      <w:pPr>
+        <w:pStyle w:val="944"/>
+        <w:pBdr/>
+        <w:tabs>
+          <w:tab w:val="center" w:leader="none" w:pos="4819"/>
+        </w:tabs>
+        <w:bidi w:val="false"/>
+        <w:spacing/>
+        <w:ind w:firstLine="0" w:left="0"/>
+        <w:jc w:val="both"/>
+        <w:rPr>
+          <w:highlight w:val="none"/>
+          <w:lang w:val="ru-RU"/>
+          <w14:ligatures w14:val="none"/>
+        </w:rPr>
+      </w:pPr>
+      <w:r>
+        <w:rPr>
+          <w:highlight w:val="none"/>
+          <w:lang w:val="ru-RU"/>
+          <w14:ligatures w14:val="none"/>
+        </w:rPr>
+      </w:r>
+      <w:r>
+        <w:rPr>
+          <w:highlight w:val="none"/>
+          <w:lang w:val="ru-RU"/>
+          <w14:ligatures w14:val="none"/>
+        </w:rPr>
+      </w:r>
+      <w:r>
+        <w:rPr>
+          <w:highlight w:val="none"/>
+          <w:lang w:val="ru-RU"/>
+          <w14:ligatures w14:val="none"/>
+        </w:rPr>
+      </w:r>
+    </w:p>
+    <w:p>
+      <w:pPr>
+        <w:pStyle w:val="944"/>
+        <w:pBdr/>
+        <w:tabs>
+          <w:tab w:val="center" w:leader="none" w:pos="4819"/>
+        </w:tabs>
+        <w:bidi w:val="false"/>
+        <w:spacing/>
+        <w:ind w:firstLine="0" w:left="0"/>
+        <w:jc w:val="both"/>
+        <w:rPr>
+          <w:highlight w:val="none"/>
+          <w:lang w:val="ru-RU"/>
+        </w:rPr>
+      </w:pPr>
+      <w:r>
+        <w:rPr>
+          <w:highlight w:val="none"/>
+          <w:lang w:val="ru-RU" w:bidi="ru-RU"/>
+        </w:rPr>
+        <w:t xml:space="preserve">2.</w:t>
+      </w:r>
+      <w:r>
+        <w:rPr>
+          <w:lang w:val="ru-RU"/>
+        </w:rPr>
+        <w:t xml:space="preserve"> Как правило, селекцию выполняют, оценивая приспособленность особи. Используется следующий принцип: вероятность отбора наименее приспобленных особей должна уменьшаться. Методы селекции можно разделить на три класса:</w:t>
+      </w:r>
+      <w:r>
+        <w:rPr>
+          <w:highlight w:val="none"/>
+          <w:lang w:val="ru-RU"/>
+        </w:rPr>
+      </w:r>
+    </w:p>
+    <w:p>
+      <w:pPr>
+        <w:pStyle w:val="944"/>
+        <w:pBdr/>
+        <w:tabs>
+          <w:tab w:val="center" w:leader="none" w:pos="4819"/>
+        </w:tabs>
+        <w:bidi w:val="false"/>
+        <w:spacing/>
+        <w:ind w:firstLine="0" w:left="0"/>
+        <w:jc w:val="both"/>
+        <w:rPr>
+          <w:highlight w:val="none"/>
+          <w:lang w:val="ru-RU"/>
+        </w:rPr>
+      </w:pPr>
+      <w:r>
+        <w:rPr>
+          <w:highlight w:val="none"/>
+          <w:lang w:val="ru-RU" w:bidi="ru-RU"/>
+        </w:rPr>
+      </w:r>
+      <w:r>
+        <w:rPr>
+          <w:highlight w:val="none"/>
+          <w:lang w:val="ru-RU" w:bidi="ru-RU"/>
+        </w:rPr>
+      </w:r>
+      <w:r>
+        <w:rPr>
+          <w:highlight w:val="none"/>
+          <w:lang w:val="ru-RU"/>
+        </w:rPr>
+      </w:r>
+    </w:p>
+    <w:p>
+      <w:pPr>
+        <w:pStyle w:val="944"/>
+        <w:pBdr/>
+        <w:tabs>
+          <w:tab w:val="center" w:leader="none" w:pos="4819"/>
+        </w:tabs>
+        <w:bidi w:val="false"/>
+        <w:spacing/>
+        <w:ind w:firstLine="0" w:left="0"/>
+        <w:jc w:val="both"/>
+        <w:rPr>
+          <w:highlight w:val="none"/>
+          <w:lang w:val="ru-RU" w:bidi="ru-RU"/>
+        </w:rPr>
+      </w:pPr>
+      <w:r>
+        <w:rPr>
+          <w:highlight w:val="none"/>
+          <w:lang w:val="ru-RU" w:bidi="ru-RU"/>
+        </w:rPr>
+        <w:t xml:space="preserve">2.1. Случайные методы, не учитывающий приспособленность и генотип особей.</w:t>
+      </w:r>
+      <w:r>
+        <w:rPr>
+          <w:highlight w:val="none"/>
+          <w:lang w:val="ru-RU"/>
+        </w:rPr>
+      </w:r>
+    </w:p>
+    <w:p>
+      <w:pPr>
+        <w:pStyle w:val="944"/>
+        <w:pBdr/>
+        <w:tabs>
+          <w:tab w:val="center" w:leader="none" w:pos="4819"/>
+        </w:tabs>
+        <w:bidi w:val="false"/>
+        <w:spacing/>
+        <w:ind w:firstLine="0" w:left="0"/>
+        <w:jc w:val="both"/>
+        <w:rPr>
+          <w:highlight w:val="none"/>
+          <w:lang w:val="ru-RU" w:bidi="ru-RU"/>
+        </w:rPr>
+      </w:pPr>
+      <w:r>
+        <w:rPr>
+          <w:highlight w:val="none"/>
+          <w:lang w:val="ru-RU" w:bidi="ru-RU"/>
+        </w:rPr>
+        <w:t xml:space="preserve">2.2. Методы, использующие только приспособленность.</w:t>
+      </w:r>
+      <w:r>
+        <w:rPr>
+          <w:highlight w:val="none"/>
+          <w:lang w:val="ru-RU"/>
+        </w:rPr>
+      </w:r>
+    </w:p>
+    <w:p>
+      <w:pPr>
+        <w:pStyle w:val="944"/>
+        <w:pBdr/>
+        <w:tabs>
+          <w:tab w:val="center" w:leader="none" w:pos="4819"/>
+        </w:tabs>
+        <w:bidi w:val="false"/>
+        <w:spacing/>
+        <w:ind w:firstLine="0" w:left="0"/>
+        <w:jc w:val="both"/>
+        <w:rPr>
+          <w:highlight w:val="none"/>
+          <w:lang w:val="ru-RU" w:bidi="ru-RU"/>
+        </w:rPr>
+      </w:pPr>
+      <w:r>
+        <w:rPr>
+          <w:highlight w:val="none"/>
+          <w:lang w:val="ru-RU" w:bidi="ru-RU"/>
+        </w:rPr>
+        <w:t xml:space="preserve">2.3. Методы, основанные только на генотипе.</w:t>
+      </w:r>
+      <w:r>
+        <w:rPr>
+          <w:highlight w:val="none"/>
+          <w:lang w:val="ru-RU"/>
+        </w:rPr>
+      </w:r>
+    </w:p>
+    <w:p>
+      <w:pPr>
+        <w:pStyle w:val="944"/>
+        <w:pBdr/>
+        <w:tabs>
+          <w:tab w:val="center" w:leader="none" w:pos="4819"/>
+        </w:tabs>
+        <w:bidi w:val="false"/>
+        <w:spacing/>
+        <w:ind w:firstLine="0" w:left="0"/>
+        <w:jc w:val="both"/>
+        <w:rPr>
+          <w:highlight w:val="none"/>
+          <w:lang w:val="ru-RU"/>
+        </w:rPr>
+      </w:pPr>
+      <w:r>
+        <w:rPr>
+          <w:highlight w:val="none"/>
+          <w:lang w:val="ru-RU"/>
+        </w:rPr>
+      </w:r>
+      <w:r>
+        <w:rPr>
+          <w:highlight w:val="none"/>
+          <w:lang w:val="ru-RU"/>
+        </w:rPr>
+      </w:r>
+      <w:r>
+        <w:rPr>
+          <w:highlight w:val="none"/>
+          <w:lang w:val="ru-RU"/>
+        </w:rPr>
+      </w:r>
+    </w:p>
+    <w:p>
+      <w:pPr>
+        <w:pStyle w:val="944"/>
+        <w:pBdr/>
+        <w:tabs>
+          <w:tab w:val="center" w:leader="none" w:pos="4819"/>
+        </w:tabs>
+        <w:bidi w:val="false"/>
+        <w:spacing/>
+        <w:ind w:firstLine="0" w:left="0"/>
+        <w:jc w:val="both"/>
+        <w:rPr>
+          <w:highlight w:val="none"/>
+          <w:lang w:val="ru-RU"/>
+        </w:rPr>
+      </w:pPr>
+      <w:r>
+        <w:rPr>
+          <w:highlight w:val="none"/>
+          <w:lang w:val="ru-RU" w:bidi="ru-RU"/>
+        </w:rPr>
+        <w:t xml:space="preserve">2.1.1. </w:t>
+      </w:r>
+      <w:r>
+        <w:rPr>
+          <w:highlight w:val="none"/>
+          <w:lang w:val="ru-RU" w:bidi="ru-RU"/>
+        </w:rPr>
+        <w:t xml:space="preserve">Метод панмиксии. Это случайный равновероятный выбор особей из промежуточной популяции. Схема следующая: каждой особи в популяции ставится в соответствие значение вероятности 1/</w:t>
+      </w:r>
+      <w:r>
+        <w:rPr>
+          <w:highlight w:val="none"/>
+          <w:lang w:val="en-US"/>
+        </w:rPr>
+        <w:t xml:space="preserve">|S|, </w:t>
+      </w:r>
+      <w:r>
+        <w:rPr>
+          <w:highlight w:val="none"/>
+          <w:lang w:val="ru-RU"/>
+        </w:rPr>
+        <w:t xml:space="preserve">где </w:t>
+      </w:r>
+      <w:r>
+        <w:rPr>
+          <w:highlight w:val="none"/>
+          <w:lang w:val="en-US"/>
+        </w:rPr>
+        <w:t xml:space="preserve">S — </w:t>
+      </w:r>
+      <w:r>
+        <w:rPr>
+          <w:highlight w:val="none"/>
+          <w:lang w:val="ru-RU"/>
+        </w:rPr>
+        <w:t xml:space="preserve">популяция. Далее методом рулетки выбираем из популяции первую особь и аналогичным образом выбираем остальные.</w:t>
+      </w:r>
+      <w:r>
+        <w:rPr>
+          <w:highlight w:val="none"/>
+          <w:lang w:val="ru-RU" w:bidi="ru-RU"/>
+        </w:rPr>
+      </w:r>
+    </w:p>
+    <w:p>
+      <w:pPr>
+        <w:pStyle w:val="944"/>
+        <w:pBdr/>
+        <w:tabs>
+          <w:tab w:val="center" w:leader="none" w:pos="4819"/>
+        </w:tabs>
+        <w:bidi w:val="false"/>
+        <w:spacing/>
+        <w:ind w:firstLine="0" w:left="0"/>
+        <w:jc w:val="both"/>
+        <w:rPr>
+          <w:highlight w:val="none"/>
+          <w:lang w:val="ru-RU" w:bidi="ru-RU"/>
+        </w:rPr>
+      </w:pPr>
+      <w:r>
+        <w:rPr>
+          <w:highlight w:val="none"/>
+          <w:lang w:val="ru-RU" w:bidi="ru-RU"/>
+        </w:rPr>
+      </w:r>
+      <w:r>
+        <w:rPr>
+          <w:highlight w:val="none"/>
+          <w:lang w:val="ru-RU" w:bidi="ru-RU"/>
+        </w:rPr>
+      </w:r>
+      <w:r>
+        <w:rPr>
+          <w:highlight w:val="none"/>
+          <w:lang w:val="ru-RU" w:bidi="ru-RU"/>
+        </w:rPr>
+      </w:r>
+    </w:p>
+    <w:p>
+      <w:pPr>
+        <w:pStyle w:val="944"/>
+        <w:pBdr/>
+        <w:tabs>
+          <w:tab w:val="center" w:leader="none" w:pos="4819"/>
+        </w:tabs>
+        <w:bidi w:val="false"/>
+        <w:spacing/>
+        <w:ind w:firstLine="0" w:left="0"/>
+        <w:jc w:val="both"/>
+        <w:rPr>
+          <w:highlight w:val="none"/>
+          <w:lang w:val="ru-RU" w:bidi="ru-RU"/>
+        </w:rPr>
+      </w:pPr>
+      <w:r>
+        <w:rPr>
+          <w:highlight w:val="none"/>
+          <w:lang w:val="ru-RU" w:bidi="ru-RU"/>
+        </w:rPr>
+        <w:t xml:space="preserve">2.2.1. Метод селективного отбора. Выбираются только те особи, приспособленность которых не ниже средней приспособленности популяции. При этом полагают, что все особи, удовлетворяющие данному условию, могут быть выбраны с равной вероятностью. Данный метод обеспечивает высокую скорость сходимости, но не является эффективным на многоэкстремальных функциях.</w:t>
+      </w:r>
+      <w:r>
+        <w:rPr>
+          <w:highlight w:val="none"/>
+          <w:lang w:val="ru-RU" w:bidi="ru-RU"/>
+        </w:rPr>
+      </w:r>
+    </w:p>
+    <w:p>
+      <w:pPr>
+        <w:pStyle w:val="944"/>
+        <w:pBdr/>
+        <w:tabs>
+          <w:tab w:val="center" w:leader="none" w:pos="4819"/>
+        </w:tabs>
+        <w:bidi w:val="false"/>
+        <w:spacing/>
+        <w:ind w:firstLine="0" w:left="0"/>
+        <w:jc w:val="both"/>
+        <w:rPr>
+          <w:highlight w:val="none"/>
+          <w:lang w:val="ru-RU" w:bidi="ru-RU"/>
+        </w:rPr>
+      </w:pPr>
+      <w:r>
+        <w:rPr>
+          <w:highlight w:val="none"/>
+          <w:lang w:val="ru-RU" w:bidi="ru-RU"/>
+        </w:rPr>
+      </w:r>
+      <w:r>
+        <w:rPr>
+          <w:highlight w:val="none"/>
+          <w:lang w:val="ru-RU" w:bidi="ru-RU"/>
+        </w:rPr>
+      </w:r>
+      <w:r>
+        <w:rPr>
+          <w:highlight w:val="none"/>
+          <w:lang w:val="ru-RU" w:bidi="ru-RU"/>
+        </w:rPr>
+      </w:r>
+    </w:p>
+    <w:p>
+      <w:pPr>
+        <w:pStyle w:val="944"/>
+        <w:pBdr/>
+        <w:tabs>
+          <w:tab w:val="center" w:leader="none" w:pos="4819"/>
+        </w:tabs>
+        <w:bidi w:val="false"/>
+        <w:spacing/>
+        <w:ind w:firstLine="0" w:left="0"/>
+        <w:jc w:val="both"/>
+        <w:rPr>
+          <w:highlight w:val="none"/>
+          <w:lang w:val="ru-RU"/>
+        </w:rPr>
+      </w:pPr>
+      <w:r>
+        <w:rPr>
+          <w:highlight w:val="none"/>
+          <w:lang w:val="ru-RU" w:bidi="ru-RU"/>
+        </w:rPr>
+        <w:t xml:space="preserve">2.3.1. Инбридинг. Метод селекции, в котором первая особь выбирается случайно, а в качестве второй с большей вероятностью будет выбрана в некотором смысле</w:t>
+      </w:r>
+      <w:r>
+        <w:rPr>
+          <w:highlight w:val="none"/>
+          <w:lang w:val="ru-RU" w:bidi="ru-RU"/>
+        </w:rPr>
+        <w:t xml:space="preserve"> наиболее близкая по генотипу особь. В качестве меры близости используется </w:t>
+      </w:r>
+      <w:r>
+        <w:rPr>
+          <w:highlight w:val="none"/>
+          <w:lang w:val="en-US"/>
+        </w:rPr>
+        <w:t xml:space="preserve">p(si, sj).</w:t>
+      </w:r>
+      <w:r>
+        <w:rPr>
+          <w:highlight w:val="none"/>
+          <w:lang w:val="ru-RU"/>
+        </w:rPr>
+        <w:t xml:space="preserve"> То есть инбридинг — близкородственное скрещивание. Данный метод часто приводит к разбиению популяции на отдельные группы особей, локализующихся вблизи точек оптимальных решений.</w:t>
+      </w:r>
+      <w:r>
+        <w:rPr>
+          <w:highlight w:val="none"/>
+          <w:lang w:val="ru-RU" w:bidi="ru-RU"/>
+        </w:rPr>
+      </w:r>
+    </w:p>
+    <w:p>
+      <w:pPr>
+        <w:pStyle w:val="944"/>
+        <w:pBdr/>
+        <w:tabs>
+          <w:tab w:val="center" w:leader="none" w:pos="4819"/>
+        </w:tabs>
+        <w:bidi w:val="false"/>
+        <w:spacing/>
+        <w:ind w:firstLine="0" w:left="0"/>
+        <w:jc w:val="both"/>
+        <w:rPr>
+          <w:highlight w:val="none"/>
+          <w:lang w:val="ru-RU" w:bidi="ru-RU"/>
+        </w:rPr>
+      </w:pPr>
+      <w:r>
+        <w:rPr>
+          <w:highlight w:val="none"/>
+          <w:lang w:val="ru-RU" w:bidi="ru-RU"/>
+        </w:rPr>
+      </w:r>
+      <w:r>
+        <w:rPr>
+          <w:highlight w:val="none"/>
+          <w:lang w:val="ru-RU" w:bidi="ru-RU"/>
+        </w:rPr>
+      </w:r>
+      <w:r>
+        <w:rPr>
+          <w:highlight w:val="none"/>
+          <w:lang w:val="ru-RU" w:bidi="ru-RU"/>
+        </w:rPr>
+      </w:r>
+    </w:p>
+    <w:p>
+      <w:pPr>
+        <w:pStyle w:val="944"/>
+        <w:pBdr/>
+        <w:tabs>
+          <w:tab w:val="center" w:leader="none" w:pos="4819"/>
+        </w:tabs>
+        <w:bidi w:val="false"/>
+        <w:spacing/>
+        <w:ind w:firstLine="0" w:left="0"/>
+        <w:jc w:val="both"/>
+        <w:rPr>
+          <w:highlight w:val="none"/>
+          <w:lang w:val="ru-RU" w:bidi="ru-RU"/>
+        </w:rPr>
+      </w:pPr>
+      <w:r>
+        <w:rPr>
+          <w:highlight w:val="none"/>
+          <w:lang w:val="ru-RU" w:bidi="ru-RU"/>
+        </w:rPr>
+        <w:t xml:space="preserve">2.3.2. Аутбридинг. Предполагает выбор первой особи по схеме панмиксии, а в качестве второй с большей вероятностью выбирают особь, которая в смысле близости генотипов </w:t>
+      </w:r>
+      <w:r>
+        <w:rPr>
+          <w:highlight w:val="none"/>
+          <w:lang w:val="en-US"/>
+        </w:rPr>
+        <w:t xml:space="preserve">p(si, sj)</w:t>
+      </w:r>
+      <w:r>
+        <w:rPr>
+          <w:highlight w:val="none"/>
+          <w:lang w:val="ru-RU" w:bidi="ru-RU"/>
+        </w:rPr>
+        <w:t xml:space="preserve"> наиболее далека от первой. Аутбридинг предупреждает ранюю сходимость, т.е. обеспечивает высокую диверсификацию поиска (поиск более разнообразен).</w:t>
+      </w:r>
+      <w:r>
+        <w:rPr>
+          <w:highlight w:val="none"/>
+          <w:lang w:val="ru-RU" w:bidi="ru-RU"/>
+        </w:rPr>
+      </w:r>
+    </w:p>
+    <w:p>
+      <w:pPr>
+        <w:pStyle w:val="944"/>
+        <w:pBdr/>
+        <w:tabs>
+          <w:tab w:val="center" w:leader="none" w:pos="4819"/>
+        </w:tabs>
+        <w:bidi w:val="false"/>
+        <w:spacing/>
+        <w:ind w:firstLine="0" w:left="0"/>
+        <w:jc w:val="both"/>
+        <w:rPr>
+          <w:highlight w:val="none"/>
+          <w:lang w:val="ru-RU" w:bidi="ru-RU"/>
+        </w:rPr>
+      </w:pPr>
+      <w:r>
+        <w:rPr>
+          <w:highlight w:val="none"/>
+          <w:lang w:val="ru-RU" w:bidi="ru-RU"/>
+        </w:rPr>
+      </w:r>
+      <w:r>
+        <w:rPr>
+          <w:highlight w:val="none"/>
+          <w:lang w:val="ru-RU" w:bidi="ru-RU"/>
+        </w:rPr>
+      </w:r>
+      <w:r>
+        <w:rPr>
+          <w:highlight w:val="none"/>
+          <w:lang w:val="ru-RU" w:bidi="ru-RU"/>
+        </w:rPr>
+      </w:r>
+    </w:p>
+    <w:p>
+      <w:pPr>
+        <w:pStyle w:val="944"/>
+        <w:pBdr/>
+        <w:tabs>
+          <w:tab w:val="center" w:leader="none" w:pos="4819"/>
+        </w:tabs>
+        <w:bidi w:val="false"/>
+        <w:spacing/>
+        <w:ind w:firstLine="0" w:left="0"/>
+        <w:jc w:val="both"/>
+        <w:rPr>
+          <w:highlight w:val="none"/>
+          <w:lang w:val="ru-RU" w:bidi="ru-RU"/>
+        </w:rPr>
+      </w:pPr>
+      <w:r>
+        <w:rPr>
+          <w:highlight w:val="none"/>
+          <w:lang w:val="ru-RU" w:bidi="ru-RU"/>
+        </w:rPr>
+      </w:r>
+      <w:r>
+        <w:rPr>
+          <w:highlight w:val="none"/>
+          <w:lang w:val="ru-RU" w:bidi="ru-RU"/>
+        </w:rPr>
+      </w:r>
+      <w:r>
+        <w:rPr>
+          <w:highlight w:val="none"/>
+          <w:lang w:val="ru-RU" w:bidi="ru-RU"/>
+        </w:rPr>
+      </w:r>
+    </w:p>
+    <w:p>
+      <w:pPr>
+        <w:pStyle w:val="944"/>
+        <w:pBdr/>
+        <w:tabs>
+          <w:tab w:val="center" w:leader="none" w:pos="4819"/>
+        </w:tabs>
+        <w:bidi w:val="false"/>
+        <w:spacing/>
+        <w:ind w:firstLine="0" w:left="0"/>
+        <w:jc w:val="center"/>
+        <w:rPr>
+          <w:b/>
+          <w:bCs/>
+          <w:highlight w:val="none"/>
+          <w:lang w:val="ru-RU" w:bidi="ru-RU"/>
+        </w:rPr>
+      </w:pPr>
+      <w:r>
+        <w:rPr>
+          <w:b/>
+          <w:bCs/>
+          <w:highlight w:val="none"/>
+          <w:lang w:val="ru-RU" w:bidi="ru-RU"/>
+        </w:rPr>
+        <w:t xml:space="preserve">Операторы скрещивания в непрерывном ГА</w:t>
+      </w:r>
+      <w:r>
+        <w:rPr>
+          <w:highlight w:val="none"/>
+          <w:lang w:val="ru-RU" w:bidi="ru-RU"/>
+        </w:rPr>
+      </w:r>
+    </w:p>
+    <w:p>
+      <w:pPr>
+        <w:pStyle w:val="944"/>
+        <w:pBdr/>
+        <w:tabs>
+          <w:tab w:val="center" w:leader="none" w:pos="4819"/>
+        </w:tabs>
+        <w:bidi w:val="false"/>
+        <w:spacing/>
+        <w:ind w:firstLine="0" w:left="0"/>
+        <w:jc w:val="center"/>
+        <w:rPr>
+          <w:highlight w:val="none"/>
+          <w:lang w:val="ru-RU" w:bidi="ru-RU"/>
+        </w:rPr>
+      </w:pPr>
+      <w:r>
+        <w:rPr>
+          <w:highlight w:val="none"/>
+          <w:lang w:val="ru-RU" w:bidi="ru-RU"/>
+        </w:rPr>
+      </w:r>
+      <w:r>
+        <w:rPr>
+          <w:highlight w:val="none"/>
+          <w:lang w:val="ru-RU" w:bidi="ru-RU"/>
+        </w:rPr>
+      </w:r>
+      <w:r>
+        <w:rPr>
+          <w:highlight w:val="none"/>
+          <w:lang w:val="ru-RU" w:bidi="ru-RU"/>
+        </w:rPr>
+      </w:r>
+    </w:p>
+    <w:p>
+      <w:pPr>
+        <w:pStyle w:val="944"/>
+        <w:pBdr/>
+        <w:tabs>
+          <w:tab w:val="center" w:leader="none" w:pos="4819"/>
+        </w:tabs>
+        <w:bidi w:val="false"/>
+        <w:spacing/>
+        <w:ind w:firstLine="0" w:left="0"/>
+        <w:jc w:val="both"/>
+        <w:rPr>
+          <w:b w:val="0"/>
+          <w:bCs w:val="0"/>
+          <w:highlight w:val="none"/>
+          <w:lang w:val="ru-RU" w:bidi="ru-RU"/>
+        </w:rPr>
+      </w:pPr>
+      <w:r>
+        <w:rPr>
+          <w:b w:val="0"/>
+          <w:bCs w:val="0"/>
+          <w:highlight w:val="none"/>
+          <w:lang w:val="ru-RU" w:bidi="ru-RU"/>
+        </w:rPr>
+        <w:t xml:space="preserve">Требуется из двух векторов вещественных чисел получить новые векторы по каким-либо законам, но как правило, большинство ГА получают потомков в окрестности уже имеющихся особей. Рассмотрим наиболее известные схемы работы операторов кроссовера для непрерывных ГА.</w:t>
+      </w:r>
+      <w:r>
+        <w:rPr>
+          <w:b w:val="0"/>
+          <w:bCs w:val="0"/>
+          <w:highlight w:val="none"/>
+        </w:rPr>
+      </w:r>
+    </w:p>
+    <w:p>
+      <w:pPr>
+        <w:pStyle w:val="944"/>
+        <w:pBdr/>
+        <w:tabs>
+          <w:tab w:val="center" w:leader="none" w:pos="4819"/>
+        </w:tabs>
+        <w:bidi w:val="false"/>
+        <w:spacing/>
+        <w:ind w:firstLine="0" w:left="0"/>
+        <w:jc w:val="both"/>
+        <w:rPr>
+          <w:b w:val="0"/>
+          <w:bCs w:val="0"/>
+          <w:highlight w:val="none"/>
+        </w:rPr>
+      </w:pPr>
+      <w:r>
+        <w:rPr>
+          <w:b w:val="0"/>
+          <w:bCs w:val="0"/>
+          <w:highlight w:val="none"/>
+        </w:rPr>
+      </w:r>
+      <w:r>
+        <w:rPr>
+          <w:b w:val="0"/>
+          <w:bCs w:val="0"/>
+          <w:highlight w:val="none"/>
+        </w:rPr>
+      </w:r>
+      <w:r>
+        <w:rPr>
+          <w:b w:val="0"/>
+          <w:bCs w:val="0"/>
+          <w:highlight w:val="none"/>
+        </w:rPr>
+      </w:r>
+    </w:p>
+    <w:p>
+      <w:pPr>
+        <w:pStyle w:val="944"/>
+        <w:pBdr/>
+        <w:tabs>
+          <w:tab w:val="center" w:leader="none" w:pos="4819"/>
+        </w:tabs>
+        <w:bidi w:val="false"/>
+        <w:spacing/>
+        <w:ind w:firstLine="0" w:left="0"/>
+        <w:jc w:val="both"/>
+        <w:rPr>
+          <w:b w:val="0"/>
+          <w:bCs w:val="0"/>
+          <w:highlight w:val="none"/>
+          <w:lang w:val="ru-RU"/>
+        </w:rPr>
+      </w:pPr>
+      <w:r>
+        <w:rPr>
+          <w:b w:val="0"/>
+          <w:bCs w:val="0"/>
+          <w:highlight w:val="none"/>
+          <w:lang w:val="ru-RU" w:bidi="ru-RU"/>
+        </w:rPr>
+        <w:t xml:space="preserve">Пусть </w:t>
+      </w:r>
+      <w:r>
+        <w:rPr>
+          <w:b w:val="0"/>
+          <w:bCs w:val="0"/>
+          <w:highlight w:val="none"/>
+          <w:lang w:val="en-US"/>
+        </w:rPr>
+        <w:t xml:space="preserve">c1 = (c11, c12, ..., c1n) </w:t>
+      </w:r>
+      <w:r>
+        <w:rPr>
+          <w:b w:val="0"/>
+          <w:bCs w:val="0"/>
+          <w:highlight w:val="none"/>
+          <w:lang w:val="ru-RU"/>
+        </w:rPr>
+        <w:t xml:space="preserve">и </w:t>
+      </w:r>
+      <w:r>
+        <w:rPr>
+          <w:b w:val="0"/>
+          <w:bCs w:val="0"/>
+          <w:highlight w:val="none"/>
+          <w:lang w:val="en-US"/>
+        </w:rPr>
+        <w:t xml:space="preserve">c2 = (c21, c22, ..., c2n) — </w:t>
+      </w:r>
+      <w:r>
+        <w:rPr>
+          <w:b w:val="0"/>
+          <w:bCs w:val="0"/>
+          <w:highlight w:val="none"/>
+          <w:lang w:val="ru-RU"/>
+        </w:rPr>
+        <w:t xml:space="preserve">две хромосомы, выбранные оператором селекции для скрещивания.</w:t>
+      </w:r>
+      <w:r>
+        <w:rPr>
+          <w:b w:val="0"/>
+          <w:bCs w:val="0"/>
+          <w:highlight w:val="none"/>
+        </w:rPr>
+      </w:r>
+    </w:p>
+    <w:p>
+      <w:pPr>
+        <w:pStyle w:val="944"/>
+        <w:pBdr/>
+        <w:tabs>
+          <w:tab w:val="center" w:leader="none" w:pos="4819"/>
+        </w:tabs>
+        <w:bidi w:val="false"/>
+        <w:spacing/>
+        <w:ind w:firstLine="0" w:left="0"/>
+        <w:jc w:val="both"/>
+        <w:rPr>
+          <w:b w:val="0"/>
+          <w:bCs w:val="0"/>
+          <w:highlight w:val="none"/>
+        </w:rPr>
+      </w:pPr>
+      <w:r>
+        <w:rPr>
+          <w:b w:val="0"/>
+          <w:bCs w:val="0"/>
+          <w:highlight w:val="none"/>
+          <w:lang w:val="ru-RU"/>
+        </w:rPr>
+      </w:r>
+      <w:r>
+        <w:rPr>
+          <w:b w:val="0"/>
+          <w:bCs w:val="0"/>
+          <w:highlight w:val="none"/>
+          <w:lang w:val="ru-RU"/>
+        </w:rPr>
+      </w:r>
+      <w:r>
+        <w:rPr>
+          <w:b w:val="0"/>
+          <w:bCs w:val="0"/>
+          <w:highlight w:val="none"/>
+          <w:lang w:val="ru-RU"/>
+        </w:rPr>
+      </w:r>
+    </w:p>
+    <w:p>
+      <w:pPr>
+        <w:pStyle w:val="944"/>
+        <w:pBdr/>
+        <w:tabs>
+          <w:tab w:val="center" w:leader="none" w:pos="4819"/>
+        </w:tabs>
+        <w:bidi w:val="false"/>
+        <w:spacing/>
+        <w:ind w:firstLine="0" w:left="0"/>
+        <w:jc w:val="both"/>
+        <w:rPr>
+          <w:b w:val="0"/>
+          <w:bCs w:val="0"/>
+          <w:highlight w:val="none"/>
+          <w:lang w:val="en-US"/>
+        </w:rPr>
+      </w:pPr>
+      <w:r>
+        <w:rPr>
+          <w:b w:val="0"/>
+          <w:bCs w:val="0"/>
+          <w:highlight w:val="none"/>
+          <w:lang w:val="en-US"/>
+        </w:rPr>
+        <w:t xml:space="preserve">1. </w:t>
+      </w:r>
+      <w:r>
+        <w:rPr>
+          <w:b w:val="0"/>
+          <w:bCs w:val="0"/>
+          <w:highlight w:val="none"/>
+          <w:lang w:val="ru-RU"/>
+        </w:rPr>
+        <w:t xml:space="preserve">Простейший кроссовер случайным образом выбирает число 1&lt;</w:t>
+      </w:r>
+      <w:r>
+        <w:rPr>
+          <w:b w:val="0"/>
+          <w:bCs w:val="0"/>
+          <w:highlight w:val="none"/>
+          <w:lang w:val="en-US"/>
+        </w:rPr>
+        <w:t xml:space="preserve">=</w:t>
+      </w:r>
+      <w:r>
+        <w:rPr>
+          <w:b w:val="0"/>
+          <w:bCs w:val="0"/>
+          <w:highlight w:val="none"/>
+          <w:lang w:val="ru-RU" w:bidi="ru-RU"/>
+        </w:rPr>
+        <w:t xml:space="preserve">k</w:t>
+      </w:r>
+      <w:r>
+        <w:rPr>
+          <w:b w:val="0"/>
+          <w:bCs w:val="0"/>
+          <w:highlight w:val="none"/>
+          <w:lang w:val="en-US"/>
+        </w:rPr>
+        <w:t xml:space="preserve">&lt;=n-1 </w:t>
+      </w:r>
+      <w:r>
+        <w:rPr>
+          <w:b w:val="0"/>
+          <w:bCs w:val="0"/>
+          <w:highlight w:val="none"/>
+          <w:lang w:val="ru-RU"/>
+        </w:rPr>
+        <w:t xml:space="preserve">и генерирует на его основе двух потомков: </w:t>
+      </w:r>
+      <w:r>
+        <w:rPr>
+          <w:b w:val="0"/>
+          <w:bCs w:val="0"/>
+          <w:highlight w:val="none"/>
+          <w:lang w:val="en-US"/>
+        </w:rPr>
+        <w:t xml:space="preserve">h1 = (c11, c12, ..., c1k, c2(k+1), ..., c2n)</w:t>
+      </w:r>
+      <w:r>
+        <w:rPr>
+          <w:b w:val="0"/>
+          <w:bCs w:val="0"/>
+          <w:highlight w:val="none"/>
+          <w:lang w:val="ru-RU"/>
+        </w:rPr>
+        <w:t xml:space="preserve"> и </w:t>
+      </w:r>
+      <w:r>
+        <w:rPr>
+          <w:b w:val="0"/>
+          <w:bCs w:val="0"/>
+          <w:highlight w:val="none"/>
+          <w:lang w:val="en-US"/>
+        </w:rPr>
+        <w:t xml:space="preserve">h2 = (c21, c21, ..., c2k, c1(k+1), c1n).</w:t>
+      </w:r>
+      <w:r>
+        <w:rPr>
+          <w:b w:val="0"/>
+          <w:bCs w:val="0"/>
+          <w:highlight w:val="none"/>
+          <w:lang w:val="ru-RU"/>
+        </w:rPr>
+      </w:r>
+    </w:p>
+    <w:p>
+      <w:pPr>
+        <w:pStyle w:val="944"/>
+        <w:pBdr/>
+        <w:tabs>
+          <w:tab w:val="center" w:leader="none" w:pos="4819"/>
+        </w:tabs>
+        <w:bidi w:val="false"/>
+        <w:spacing/>
+        <w:ind w:firstLine="0" w:left="0"/>
+        <w:jc w:val="both"/>
+        <w:rPr>
+          <w:b w:val="0"/>
+          <w:bCs w:val="0"/>
+          <w:highlight w:val="none"/>
+          <w:lang w:val="ru-RU"/>
+        </w:rPr>
+      </w:pPr>
+      <w:r>
+        <w:rPr>
+          <w:b w:val="0"/>
+          <w:bCs w:val="0"/>
+          <w:highlight w:val="none"/>
+          <w:lang w:val="ru-RU"/>
+        </w:rPr>
+      </w:r>
+      <w:r>
+        <w:rPr>
+          <w:b w:val="0"/>
+          <w:bCs w:val="0"/>
+          <w:highlight w:val="none"/>
+          <w:lang w:val="ru-RU"/>
+        </w:rPr>
+      </w:r>
+      <w:r>
+        <w:rPr>
+          <w:b w:val="0"/>
+          <w:bCs w:val="0"/>
+          <w:highlight w:val="none"/>
+          <w:lang w:val="ru-RU"/>
+        </w:rPr>
+      </w:r>
+    </w:p>
+    <w:p>
+      <w:pPr>
+        <w:pStyle w:val="944"/>
+        <w:pBdr/>
+        <w:tabs>
+          <w:tab w:val="center" w:leader="none" w:pos="4819"/>
+        </w:tabs>
+        <w:bidi w:val="false"/>
+        <w:spacing/>
+        <w:ind w:firstLine="0" w:left="0"/>
+        <w:jc w:val="both"/>
+        <w:rPr>
+          <w:b w:val="0"/>
+          <w:bCs w:val="0"/>
+          <w:highlight w:val="none"/>
+          <w:lang w:val="en-US"/>
+        </w:rPr>
+      </w:pPr>
+      <w:r>
+        <w:rPr>
+          <w:b w:val="0"/>
+          <w:bCs w:val="0"/>
+          <w:highlight w:val="none"/>
+          <w:lang w:val="en-US"/>
+        </w:rPr>
+        <w:t xml:space="preserve">2. </w:t>
+      </w:r>
+      <w:r>
+        <w:rPr>
+          <w:b w:val="0"/>
+          <w:bCs w:val="0"/>
+          <w:highlight w:val="none"/>
+          <w:lang w:val="ru-RU" w:bidi="ru-RU"/>
+        </w:rPr>
+        <w:t xml:space="preserve">Арифметический кроссовер. Создаются два потомка </w:t>
+      </w:r>
+      <w:r>
+        <w:rPr>
+          <w:b w:val="0"/>
+          <w:bCs w:val="0"/>
+          <w:highlight w:val="none"/>
+          <w:lang w:val="en-US"/>
+        </w:rPr>
+        <w:t xml:space="preserve">h1 = (h11, ..., h1n) </w:t>
+      </w:r>
+      <w:r>
+        <w:rPr>
+          <w:b w:val="0"/>
+          <w:bCs w:val="0"/>
+          <w:highlight w:val="none"/>
+          <w:lang w:val="ru-RU"/>
+        </w:rPr>
+        <w:t xml:space="preserve">и </w:t>
+      </w:r>
+      <w:r>
+        <w:rPr>
+          <w:b w:val="0"/>
+          <w:bCs w:val="0"/>
+          <w:highlight w:val="none"/>
+          <w:lang w:val="en-US"/>
+        </w:rPr>
+        <w:t xml:space="preserve">h2 = (h21, ..., h2n). </w:t>
+      </w:r>
+      <w:r>
+        <w:rPr>
+          <w:b w:val="0"/>
+          <w:bCs w:val="0"/>
+          <w:highlight w:val="none"/>
+          <w:lang w:val="ru-RU"/>
+        </w:rPr>
+        <w:t xml:space="preserve">Здесь </w:t>
+      </w:r>
+      <w:r>
+        <w:rPr>
+          <w:b w:val="0"/>
+          <w:bCs w:val="0"/>
+          <w:highlight w:val="none"/>
+          <w:lang w:val="en-US"/>
+        </w:rPr>
+        <w:t xml:space="preserve">h1k = w*c1k + (1-w)*c2k </w:t>
+      </w:r>
+      <w:r>
+        <w:rPr>
+          <w:b w:val="0"/>
+          <w:bCs w:val="0"/>
+          <w:highlight w:val="none"/>
+          <w:lang w:val="ru-RU"/>
+        </w:rPr>
+        <w:t xml:space="preserve">и </w:t>
+      </w:r>
+      <w:r>
+        <w:rPr>
+          <w:b w:val="0"/>
+          <w:bCs w:val="0"/>
+          <w:highlight w:val="none"/>
+          <w:lang w:val="en-US"/>
+        </w:rPr>
+        <w:t xml:space="preserve">h2k = w*c2k + (1-w)*c1k</w:t>
+      </w:r>
+      <w:r>
+        <w:rPr>
+          <w:b w:val="0"/>
+          <w:bCs w:val="0"/>
+          <w:highlight w:val="none"/>
+          <w:lang w:val="ru-RU"/>
+        </w:rPr>
+        <w:t xml:space="preserve">,</w:t>
+      </w:r>
+      <w:r>
+        <w:rPr>
+          <w:b w:val="0"/>
+          <w:bCs w:val="0"/>
+          <w:highlight w:val="none"/>
+          <w:lang w:val="en-US"/>
+        </w:rPr>
+        <w:t xml:space="preserve"> w belongs to [0;1].</w:t>
+      </w:r>
+      <w:r>
+        <w:rPr>
+          <w:b w:val="0"/>
+          <w:bCs w:val="0"/>
+          <w:highlight w:val="none"/>
+          <w:lang w:val="ru-RU"/>
+        </w:rPr>
+      </w:r>
+    </w:p>
+    <w:p>
+      <w:pPr>
+        <w:pStyle w:val="944"/>
+        <w:pBdr/>
+        <w:tabs>
+          <w:tab w:val="center" w:leader="none" w:pos="4819"/>
+        </w:tabs>
+        <w:bidi w:val="false"/>
+        <w:spacing/>
+        <w:ind w:firstLine="0" w:left="0"/>
+        <w:jc w:val="both"/>
+        <w:rPr>
+          <w:b w:val="0"/>
+          <w:bCs w:val="0"/>
+          <w:highlight w:val="none"/>
+          <w:lang w:val="ru-RU"/>
+        </w:rPr>
+      </w:pPr>
+      <w:r>
+        <w:rPr>
+          <w:b w:val="0"/>
+          <w:bCs w:val="0"/>
+          <w:highlight w:val="none"/>
+          <w:lang w:val="ru-RU"/>
+        </w:rPr>
+      </w:r>
+      <w:r>
+        <w:rPr>
+          <w:b w:val="0"/>
+          <w:bCs w:val="0"/>
+          <w:highlight w:val="none"/>
+          <w:lang w:val="ru-RU"/>
+        </w:rPr>
+      </w:r>
+      <w:r>
+        <w:rPr>
+          <w:b w:val="0"/>
+          <w:bCs w:val="0"/>
+          <w:highlight w:val="none"/>
+          <w:lang w:val="ru-RU"/>
+        </w:rPr>
+      </w:r>
+    </w:p>
+    <w:p>
+      <w:pPr>
+        <w:pStyle w:val="944"/>
+        <w:pBdr/>
+        <w:tabs>
+          <w:tab w:val="center" w:leader="none" w:pos="4819"/>
+        </w:tabs>
+        <w:bidi w:val="false"/>
+        <w:spacing/>
+        <w:ind w:firstLine="0" w:left="0"/>
+        <w:jc w:val="both"/>
+        <w:rPr>
+          <w:b w:val="0"/>
+          <w:bCs w:val="0"/>
+          <w:highlight w:val="none"/>
+          <w:lang w:val="en-US"/>
+        </w:rPr>
+      </w:pPr>
+      <w:r>
+        <w:rPr>
+          <w:b w:val="0"/>
+          <w:bCs w:val="0"/>
+          <w:highlight w:val="none"/>
+          <w:lang w:val="en-US"/>
+        </w:rPr>
+        <w:t xml:space="preserve">3. </w:t>
+      </w:r>
+      <w:r>
+        <w:rPr>
+          <w:b w:val="0"/>
+          <w:bCs w:val="0"/>
+          <w:highlight w:val="none"/>
+          <w:lang w:val="ru-RU"/>
+        </w:rPr>
+        <w:t xml:space="preserve">Геометрический кроссовер. Создаёт два потомка </w:t>
+      </w:r>
+      <w:r>
+        <w:rPr>
+          <w:b w:val="0"/>
+          <w:bCs w:val="0"/>
+          <w:highlight w:val="none"/>
+          <w:lang w:val="ru-RU" w:bidi="ru-RU"/>
+        </w:rPr>
+      </w:r>
+      <w:r>
+        <w:rPr>
+          <w:b w:val="0"/>
+          <w:bCs w:val="0"/>
+          <w:highlight w:val="none"/>
+          <w:lang w:val="en-US"/>
+        </w:rPr>
+        <w:t xml:space="preserve">h1 = (h11, ..., h1n) </w:t>
+      </w:r>
+      <w:r>
+        <w:rPr>
+          <w:b w:val="0"/>
+          <w:bCs w:val="0"/>
+          <w:highlight w:val="none"/>
+          <w:lang w:val="ru-RU"/>
+        </w:rPr>
+        <w:t xml:space="preserve">и </w:t>
+      </w:r>
+      <w:r>
+        <w:rPr>
+          <w:b w:val="0"/>
+          <w:bCs w:val="0"/>
+          <w:highlight w:val="none"/>
+          <w:lang w:val="en-US"/>
+        </w:rPr>
+        <w:t xml:space="preserve">h2 = (h21, ..., h2n).</w:t>
+      </w:r>
+      <w:r>
+        <w:rPr>
+          <w:b w:val="0"/>
+          <w:bCs w:val="0"/>
+          <w:highlight w:val="none"/>
+          <w:lang w:val="ru-RU" w:bidi="ru-RU"/>
+        </w:rPr>
+        <w:t xml:space="preserve"> Здесь </w:t>
+      </w:r>
+      <w:r>
+        <w:rPr>
+          <w:b w:val="0"/>
+          <w:bCs w:val="0"/>
+          <w:highlight w:val="none"/>
+          <w:lang w:val="en-US"/>
+        </w:rPr>
+        <w:t xml:space="preserve">h1k = c1k**w * c2k ** (1-w)</w:t>
+      </w:r>
+      <w:r>
+        <w:rPr>
+          <w:b w:val="0"/>
+          <w:bCs w:val="0"/>
+          <w:highlight w:val="none"/>
+          <w:lang w:val="en-US"/>
+        </w:rPr>
+        <w:t xml:space="preserve"> </w:t>
+      </w:r>
+      <w:r>
+        <w:rPr>
+          <w:b w:val="0"/>
+          <w:bCs w:val="0"/>
+          <w:highlight w:val="none"/>
+          <w:lang w:val="ru-RU"/>
+        </w:rPr>
+        <w:t xml:space="preserve">и</w:t>
+      </w:r>
+      <w:r>
+        <w:rPr>
+          <w:b w:val="0"/>
+          <w:bCs w:val="0"/>
+          <w:highlight w:val="none"/>
+          <w:lang w:val="en-US"/>
+        </w:rPr>
+        <w:t xml:space="preserve"> h2k = c2k ** w * c1k ** (1-w).</w:t>
+      </w:r>
+      <w:r>
+        <w:rPr>
+          <w:b w:val="0"/>
+          <w:bCs w:val="0"/>
+          <w:highlight w:val="none"/>
+          <w:lang w:val="ru-RU"/>
+        </w:rPr>
+      </w:r>
+    </w:p>
+    <w:p>
+      <w:pPr>
+        <w:pStyle w:val="944"/>
+        <w:pBdr/>
+        <w:tabs>
+          <w:tab w:val="center" w:leader="none" w:pos="4819"/>
+        </w:tabs>
+        <w:bidi w:val="false"/>
+        <w:spacing/>
+        <w:ind w:firstLine="0" w:left="0"/>
+        <w:jc w:val="both"/>
+        <w:rPr>
+          <w:b w:val="0"/>
+          <w:bCs w:val="0"/>
+          <w:highlight w:val="none"/>
+          <w:lang w:val="ru-RU"/>
+        </w:rPr>
+      </w:pPr>
+      <w:r>
+        <w:rPr>
+          <w:b w:val="0"/>
+          <w:bCs w:val="0"/>
+          <w:highlight w:val="none"/>
+          <w:lang w:val="ru-RU"/>
+        </w:rPr>
+      </w:r>
+      <w:r>
+        <w:rPr>
+          <w:b w:val="0"/>
+          <w:bCs w:val="0"/>
+          <w:highlight w:val="none"/>
+          <w:lang w:val="ru-RU"/>
+        </w:rPr>
+      </w:r>
+      <w:r>
+        <w:rPr>
+          <w:b w:val="0"/>
+          <w:bCs w:val="0"/>
+          <w:highlight w:val="none"/>
+          <w:lang w:val="ru-RU"/>
+        </w:rPr>
+      </w:r>
+    </w:p>
+    <w:p>
+      <w:pPr>
+        <w:pStyle w:val="944"/>
+        <w:pBdr/>
+        <w:tabs>
+          <w:tab w:val="center" w:leader="none" w:pos="4819"/>
+        </w:tabs>
+        <w:bidi w:val="false"/>
+        <w:spacing/>
+        <w:ind w:firstLine="0" w:left="0"/>
+        <w:jc w:val="both"/>
+        <w:rPr>
+          <w:b w:val="0"/>
+          <w:bCs w:val="0"/>
+          <w:highlight w:val="none"/>
+          <w:lang w:val="en-US"/>
+        </w:rPr>
+      </w:pPr>
+      <w:r>
+        <w:rPr>
+          <w:b w:val="0"/>
+          <w:bCs w:val="0"/>
+          <w:highlight w:val="none"/>
+          <w:lang w:val="en-US"/>
+        </w:rPr>
+        <w:t xml:space="preserve">4. </w:t>
+      </w:r>
+      <w:r>
+        <w:rPr>
+          <w:b w:val="0"/>
+          <w:bCs w:val="0"/>
+          <w:highlight w:val="none"/>
+          <w:lang w:val="ru-RU"/>
+        </w:rPr>
+        <w:t xml:space="preserve">Линейный </w:t>
+      </w:r>
+      <w:r>
+        <w:rPr>
+          <w:b w:val="0"/>
+          <w:bCs w:val="0"/>
+          <w:highlight w:val="none"/>
+          <w:lang w:val="ru-RU" w:bidi="ru-RU"/>
+        </w:rPr>
+        <w:t xml:space="preserve">кроссовер. Создаётся три потомка</w:t>
+      </w:r>
+      <w:r>
+        <w:rPr>
+          <w:b w:val="0"/>
+          <w:bCs w:val="0"/>
+          <w:highlight w:val="none"/>
+          <w:lang w:val="ru-RU"/>
+        </w:rPr>
+        <w:t xml:space="preserve"> </w:t>
+      </w:r>
+      <w:r>
+        <w:rPr>
+          <w:b w:val="0"/>
+          <w:bCs w:val="0"/>
+          <w:highlight w:val="none"/>
+          <w:lang w:val="en-US"/>
+        </w:rPr>
+        <w:t xml:space="preserve">hq = (hq1, ..., h</w:t>
+      </w:r>
+      <w:r>
+        <w:rPr>
+          <w:b w:val="0"/>
+          <w:bCs w:val="0"/>
+          <w:highlight w:val="none"/>
+          <w:lang w:val="en-US"/>
+        </w:rPr>
+        <w:t xml:space="preserve">qn)</w:t>
+      </w:r>
+      <w:r>
+        <w:rPr>
+          <w:b w:val="0"/>
+          <w:bCs w:val="0"/>
+          <w:highlight w:val="none"/>
+          <w:lang w:val="ru-RU"/>
+        </w:rPr>
+        <w:t xml:space="preserve">.</w:t>
+      </w:r>
+      <w:r>
+        <w:rPr>
+          <w:b w:val="0"/>
+          <w:bCs w:val="0"/>
+          <w:highlight w:val="none"/>
+          <w:lang w:val="en-US"/>
+        </w:rPr>
+        <w:t xml:space="preserve"> h1k = 0,5*c1k + 0,5*c2k; h2k = 1,5*c1k - 0,5*c2k; h3k = -0.5*c1k + 1,5*c2k.</w:t>
+      </w:r>
+      <w:r>
+        <w:rPr>
+          <w:b w:val="0"/>
+          <w:bCs w:val="0"/>
+          <w:highlight w:val="none"/>
+          <w:lang w:val="ru-RU"/>
+        </w:rPr>
+      </w:r>
+    </w:p>
+    <w:p>
+      <w:pPr>
+        <w:pStyle w:val="944"/>
+        <w:pBdr/>
+        <w:tabs>
+          <w:tab w:val="center" w:leader="none" w:pos="4819"/>
+        </w:tabs>
+        <w:bidi w:val="false"/>
+        <w:spacing/>
+        <w:ind w:firstLine="0" w:left="0"/>
+        <w:jc w:val="both"/>
+        <w:rPr>
+          <w:b w:val="0"/>
+          <w:bCs w:val="0"/>
+          <w:highlight w:val="none"/>
+          <w:lang w:val="ru-RU"/>
+        </w:rPr>
+      </w:pPr>
+      <w:r>
+        <w:rPr>
+          <w:b w:val="0"/>
+          <w:bCs w:val="0"/>
+          <w:highlight w:val="none"/>
+          <w:lang w:val="ru-RU"/>
+        </w:rPr>
+      </w:r>
+      <w:r>
+        <w:rPr>
+          <w:b w:val="0"/>
+          <w:bCs w:val="0"/>
+          <w:highlight w:val="none"/>
+          <w:lang w:val="ru-RU"/>
+        </w:rPr>
+      </w:r>
+      <w:r>
+        <w:rPr>
+          <w:b w:val="0"/>
+          <w:bCs w:val="0"/>
+          <w:highlight w:val="none"/>
+          <w:lang w:val="ru-RU"/>
+        </w:rPr>
+      </w:r>
+    </w:p>
+    <w:p>
+      <w:pPr>
+        <w:pStyle w:val="944"/>
+        <w:pBdr/>
+        <w:tabs>
+          <w:tab w:val="center" w:leader="none" w:pos="4819"/>
+        </w:tabs>
+        <w:bidi w:val="false"/>
+        <w:spacing/>
+        <w:ind w:firstLine="0" w:left="0"/>
+        <w:jc w:val="both"/>
+        <w:rPr>
+          <w:b w:val="0"/>
+          <w:bCs w:val="0"/>
+          <w:highlight w:val="none"/>
+          <w:lang w:val="en-US"/>
+        </w:rPr>
+      </w:pPr>
+      <w:r>
+        <w:rPr>
+          <w:b w:val="0"/>
+          <w:bCs w:val="0"/>
+          <w:highlight w:val="none"/>
+          <w:lang w:val="ru-RU" w:bidi="ru-RU"/>
+        </w:rPr>
+        <w:t xml:space="preserve">5. Дискретный кроссовер. Каждый ген (</w:t>
+      </w:r>
+      <w:r>
+        <w:rPr>
+          <w:b w:val="0"/>
+          <w:bCs w:val="0"/>
+          <w:highlight w:val="none"/>
+          <w:lang w:val="en-US"/>
+        </w:rPr>
+        <w:t xml:space="preserve">hk</w:t>
+      </w:r>
+      <w:r>
+        <w:rPr>
+          <w:b w:val="0"/>
+          <w:bCs w:val="0"/>
+          <w:highlight w:val="none"/>
+          <w:lang w:val="ru-RU"/>
+        </w:rPr>
+        <w:t xml:space="preserve">)</w:t>
+      </w:r>
+      <w:r>
+        <w:rPr>
+          <w:b w:val="0"/>
+          <w:bCs w:val="0"/>
+          <w:highlight w:val="none"/>
+          <w:lang w:val="en-US"/>
+        </w:rPr>
+        <w:t xml:space="preserve"> </w:t>
+      </w:r>
+      <w:r>
+        <w:rPr>
+          <w:b w:val="0"/>
+          <w:bCs w:val="0"/>
+          <w:highlight w:val="none"/>
+          <w:lang w:val="ru-RU"/>
+        </w:rPr>
+        <w:t xml:space="preserve">выбирается случайно по равномерному закону из конечного множества </w:t>
+      </w:r>
+      <w:r>
+        <w:rPr>
+          <w:b w:val="0"/>
+          <w:bCs w:val="0"/>
+          <w:highlight w:val="none"/>
+          <w:lang w:val="en-US"/>
+        </w:rPr>
+        <w:t xml:space="preserve">{</w:t>
+      </w:r>
+      <w:r>
+        <w:rPr>
+          <w:b w:val="0"/>
+          <w:bCs w:val="0"/>
+          <w:highlight w:val="none"/>
+          <w:lang w:val="en-US"/>
+        </w:rPr>
+        <w:t xml:space="preserve">ck1, ck2}.</w:t>
+      </w:r>
+      <w:r>
+        <w:rPr>
+          <w:b w:val="0"/>
+          <w:bCs w:val="0"/>
+          <w:highlight w:val="none"/>
+          <w:lang w:val="ru-RU"/>
+        </w:rPr>
+      </w:r>
+    </w:p>
+    <w:p>
+      <w:pPr>
+        <w:pStyle w:val="944"/>
+        <w:pBdr/>
+        <w:tabs>
+          <w:tab w:val="center" w:leader="none" w:pos="4819"/>
+        </w:tabs>
+        <w:bidi w:val="false"/>
+        <w:spacing/>
+        <w:ind w:firstLine="0" w:left="0"/>
+        <w:jc w:val="both"/>
+        <w:rPr>
+          <w:b w:val="0"/>
+          <w:bCs w:val="0"/>
+          <w:highlight w:val="none"/>
+          <w:lang w:val="ru-RU"/>
+        </w:rPr>
+      </w:pPr>
+      <w:r>
+        <w:rPr>
+          <w:b w:val="0"/>
+          <w:bCs w:val="0"/>
+          <w:highlight w:val="none"/>
+          <w:lang w:val="ru-RU"/>
+        </w:rPr>
+      </w:r>
+      <w:r>
+        <w:rPr>
+          <w:b w:val="0"/>
+          <w:bCs w:val="0"/>
+          <w:highlight w:val="none"/>
+          <w:lang w:val="ru-RU"/>
+        </w:rPr>
+      </w:r>
+      <w:r>
+        <w:rPr>
+          <w:b w:val="0"/>
+          <w:bCs w:val="0"/>
+          <w:highlight w:val="none"/>
+          <w:lang w:val="ru-RU"/>
+        </w:rPr>
+      </w:r>
+    </w:p>
+    <w:p>
+      <w:pPr>
+        <w:pStyle w:val="944"/>
+        <w:pBdr/>
+        <w:tabs>
+          <w:tab w:val="center" w:leader="none" w:pos="4819"/>
+        </w:tabs>
+        <w:bidi w:val="false"/>
+        <w:spacing/>
+        <w:ind w:firstLine="0" w:left="0"/>
+        <w:jc w:val="both"/>
+        <w:rPr>
+          <w:b w:val="0"/>
+          <w:bCs w:val="0"/>
+          <w:highlight w:val="none"/>
+          <w:lang w:val="en-US"/>
+        </w:rPr>
+      </w:pPr>
+      <w:r>
+        <w:rPr>
+          <w:b w:val="0"/>
+          <w:bCs w:val="0"/>
+          <w:highlight w:val="none"/>
+          <w:lang w:val="en-US"/>
+        </w:rPr>
+        <w:t xml:space="preserve">6. </w:t>
+      </w:r>
+      <w:r>
+        <w:rPr>
+          <w:b w:val="0"/>
+          <w:bCs w:val="0"/>
+          <w:highlight w:val="none"/>
+          <w:lang w:val="ru-RU"/>
+        </w:rPr>
+        <w:t xml:space="preserve">Расширенный линейчатый кроссовер. Ген (</w:t>
+      </w:r>
+      <w:r>
+        <w:rPr>
+          <w:b w:val="0"/>
+          <w:bCs w:val="0"/>
+          <w:highlight w:val="none"/>
+          <w:lang w:val="en-US"/>
+        </w:rPr>
+        <w:t xml:space="preserve">hk</w:t>
+      </w:r>
+      <w:r>
+        <w:rPr>
+          <w:b w:val="0"/>
+          <w:bCs w:val="0"/>
+          <w:highlight w:val="none"/>
+          <w:lang w:val="ru-RU"/>
+        </w:rPr>
+        <w:t xml:space="preserve">)</w:t>
+      </w:r>
+      <w:r>
+        <w:rPr>
+          <w:b w:val="0"/>
+          <w:bCs w:val="0"/>
+          <w:highlight w:val="none"/>
+          <w:lang w:val="en-US"/>
+        </w:rPr>
+        <w:t xml:space="preserve"> </w:t>
+      </w:r>
+      <w:r>
+        <w:rPr>
+          <w:b w:val="0"/>
+          <w:bCs w:val="0"/>
+          <w:highlight w:val="none"/>
+          <w:lang w:val="ru-RU"/>
+        </w:rPr>
+        <w:t xml:space="preserve">вычисляется так: </w:t>
+      </w:r>
+      <w:r>
+        <w:rPr>
+          <w:b w:val="0"/>
+          <w:bCs w:val="0"/>
+          <w:highlight w:val="none"/>
+          <w:lang w:val="en-US"/>
+        </w:rPr>
+        <w:t xml:space="preserve">hk = w*(c1k – c2k) + c1k, w </w:t>
+      </w:r>
+      <w:r>
+        <w:rPr>
+          <w:b w:val="0"/>
+          <w:bCs w:val="0"/>
+          <w:highlight w:val="none"/>
+          <w:lang w:val="en-US"/>
+        </w:rPr>
+        <w:t xml:space="preserve">belongs to [-0,25;1,25].</w:t>
+      </w:r>
+      <w:r>
+        <w:rPr>
+          <w:b w:val="0"/>
+          <w:bCs w:val="0"/>
+          <w:highlight w:val="none"/>
+          <w:lang w:val="ru-RU"/>
+        </w:rPr>
+      </w:r>
+    </w:p>
+    <w:p>
+      <w:pPr>
+        <w:pStyle w:val="944"/>
+        <w:pBdr/>
+        <w:tabs>
+          <w:tab w:val="center" w:leader="none" w:pos="4819"/>
+        </w:tabs>
+        <w:bidi w:val="false"/>
+        <w:spacing/>
+        <w:ind w:firstLine="0" w:left="0"/>
+        <w:jc w:val="both"/>
+        <w:rPr>
+          <w:b w:val="0"/>
+          <w:bCs w:val="0"/>
+          <w:highlight w:val="none"/>
+          <w:lang w:val="ru-RU"/>
+        </w:rPr>
+      </w:pPr>
+      <w:r>
+        <w:rPr>
+          <w:b w:val="0"/>
+          <w:bCs w:val="0"/>
+          <w:highlight w:val="none"/>
+          <w:lang w:val="ru-RU"/>
+        </w:rPr>
+      </w:r>
+      <w:r>
+        <w:rPr>
+          <w:b w:val="0"/>
+          <w:bCs w:val="0"/>
+          <w:highlight w:val="none"/>
+          <w:lang w:val="ru-RU"/>
+        </w:rPr>
+      </w:r>
+      <w:r>
+        <w:rPr>
+          <w:b w:val="0"/>
+          <w:bCs w:val="0"/>
+          <w:highlight w:val="none"/>
+          <w:lang w:val="ru-RU"/>
+        </w:rPr>
+      </w:r>
+    </w:p>
+    <w:p>
+      <w:pPr>
+        <w:pStyle w:val="944"/>
+        <w:pBdr/>
+        <w:tabs>
+          <w:tab w:val="center" w:leader="none" w:pos="4819"/>
+        </w:tabs>
+        <w:bidi w:val="false"/>
+        <w:spacing/>
+        <w:ind w:firstLine="0" w:left="0"/>
+        <w:jc w:val="both"/>
+        <w:rPr>
+          <w:b w:val="0"/>
+          <w:bCs w:val="0"/>
+          <w:highlight w:val="none"/>
+          <w:lang w:val="ru-RU" w:bidi="ru-RU"/>
+        </w:rPr>
+      </w:pPr>
+      <w:r>
+        <w:rPr>
+          <w:b w:val="0"/>
+          <w:bCs w:val="0"/>
+          <w:highlight w:val="none"/>
+          <w:lang w:val="en-US"/>
+        </w:rPr>
+        <w:t xml:space="preserve">7. </w:t>
+      </w:r>
+      <w:r>
+        <w:rPr>
+          <w:b w:val="0"/>
+          <w:bCs w:val="0"/>
+          <w:highlight w:val="none"/>
+          <w:lang w:val="ru-RU"/>
+        </w:rPr>
+        <w:t xml:space="preserve">Эвристический кроссовер. —</w:t>
+      </w:r>
+      <w:r>
+        <w:rPr>
+          <w:b w:val="0"/>
+          <w:bCs w:val="0"/>
+          <w:highlight w:val="none"/>
+          <w:lang w:val="en-US"/>
+        </w:rPr>
+        <w:t xml:space="preserve">//—</w:t>
+      </w:r>
+      <w:r>
+        <w:rPr>
+          <w:b w:val="0"/>
+          <w:bCs w:val="0"/>
+          <w:highlight w:val="none"/>
+          <w:lang w:val="ru-RU"/>
+        </w:rPr>
+        <w:t xml:space="preserve"> (то же самое, что и в р.л.к.)</w:t>
+      </w:r>
+      <w:r>
+        <w:rPr>
+          <w:b w:val="0"/>
+          <w:bCs w:val="0"/>
+          <w:highlight w:val="none"/>
+          <w:lang w:val="en-US"/>
+        </w:rPr>
+        <w:t xml:space="preserve"> </w:t>
+      </w:r>
+      <w:r>
+        <w:rPr>
+          <w:b w:val="0"/>
+          <w:bCs w:val="0"/>
+          <w:highlight w:val="none"/>
+          <w:lang w:val="en-US"/>
+        </w:rPr>
+        <w:t xml:space="preserve">w </w:t>
+      </w:r>
+      <w:r>
+        <w:rPr>
+          <w:b w:val="0"/>
+          <w:bCs w:val="0"/>
+          <w:highlight w:val="none"/>
+          <w:lang w:val="en-US"/>
+        </w:rPr>
+        <w:t xml:space="preserve">belongs to [0;1]</w:t>
+      </w:r>
+      <w:r>
+        <w:rPr>
+          <w:b w:val="0"/>
+          <w:bCs w:val="0"/>
+          <w:highlight w:val="none"/>
+          <w:lang w:val="ru-RU" w:bidi="ru-RU"/>
+        </w:rPr>
+        <w:t xml:space="preserve">.</w:t>
+      </w:r>
+      <w:r>
+        <w:rPr>
+          <w:b w:val="0"/>
+          <w:bCs w:val="0"/>
+          <w:highlight w:val="none"/>
+          <w:lang w:val="ru-RU"/>
+        </w:rPr>
+      </w:r>
+    </w:p>
+    <w:p>
+      <w:pPr>
+        <w:pStyle w:val="944"/>
+        <w:pBdr/>
+        <w:tabs>
+          <w:tab w:val="center" w:leader="none" w:pos="4819"/>
+        </w:tabs>
+        <w:bidi w:val="false"/>
+        <w:spacing/>
+        <w:ind w:firstLine="0" w:left="0"/>
+        <w:jc w:val="both"/>
+        <w:rPr>
+          <w:b w:val="0"/>
+          <w:bCs w:val="0"/>
+          <w:highlight w:val="none"/>
+          <w:lang w:val="ru-RU"/>
+        </w:rPr>
+      </w:pPr>
+      <w:r>
+        <w:rPr>
+          <w:b w:val="0"/>
+          <w:bCs w:val="0"/>
+          <w:highlight w:val="none"/>
+          <w:lang w:val="ru-RU"/>
+        </w:rPr>
+      </w:r>
+      <w:r>
+        <w:rPr>
+          <w:b w:val="0"/>
+          <w:bCs w:val="0"/>
+          <w:highlight w:val="none"/>
+          <w:lang w:val="ru-RU"/>
+        </w:rPr>
+      </w:r>
+      <w:r>
+        <w:rPr>
+          <w:b w:val="0"/>
+          <w:bCs w:val="0"/>
+          <w:highlight w:val="none"/>
+          <w:lang w:val="ru-RU"/>
+        </w:rPr>
+      </w:r>
+    </w:p>
+    <w:p>
+      <w:pPr>
+        <w:pStyle w:val="944"/>
+        <w:pBdr/>
+        <w:tabs>
+          <w:tab w:val="center" w:leader="none" w:pos="4819"/>
+        </w:tabs>
+        <w:bidi w:val="false"/>
+        <w:spacing/>
+        <w:ind w:firstLine="0" w:left="0"/>
+        <w:jc w:val="both"/>
+        <w:rPr>
+          <w:b w:val="0"/>
+          <w:bCs w:val="0"/>
+          <w:highlight w:val="none"/>
+          <w:lang w:val="ru-RU"/>
+        </w:rPr>
+      </w:pPr>
+      <w:r>
+        <w:rPr>
+          <w:b w:val="0"/>
+          <w:bCs w:val="0"/>
+          <w:highlight w:val="none"/>
+          <w:lang w:val="ru-RU"/>
+        </w:rPr>
+      </w:r>
+      <w:r>
+        <w:rPr>
+          <w:b w:val="0"/>
+          <w:bCs w:val="0"/>
+          <w:highlight w:val="none"/>
+          <w:lang w:val="ru-RU"/>
+        </w:rPr>
+      </w:r>
+      <w:r>
+        <w:rPr>
+          <w:b w:val="0"/>
+          <w:bCs w:val="0"/>
+          <w:highlight w:val="none"/>
+          <w:lang w:val="ru-RU"/>
+        </w:rPr>
+      </w:r>
+    </w:p>
+    <w:p>
+      <w:pPr>
+        <w:pStyle w:val="944"/>
+        <w:pBdr/>
+        <w:tabs>
+          <w:tab w:val="center" w:leader="none" w:pos="4819"/>
+        </w:tabs>
+        <w:bidi w:val="false"/>
+        <w:spacing/>
+        <w:ind w:firstLine="0" w:left="0"/>
+        <w:jc w:val="both"/>
+        <w:rPr>
+          <w:b w:val="0"/>
+          <w:bCs w:val="0"/>
+          <w:highlight w:val="none"/>
+          <w:lang w:val="ru-RU"/>
+        </w:rPr>
+      </w:pPr>
+      <w:r>
+        <w:rPr>
+          <w:b w:val="0"/>
+          <w:bCs w:val="0"/>
+          <w:highlight w:val="none"/>
+          <w:lang w:val="ru-RU"/>
+        </w:rPr>
+      </w:r>
+      <w:r>
+        <w:rPr>
+          <w:b w:val="0"/>
+          <w:bCs w:val="0"/>
+          <w:highlight w:val="none"/>
+          <w:lang w:val="ru-RU"/>
+        </w:rPr>
+      </w:r>
+      <w:r>
+        <w:rPr>
+          <w:b w:val="0"/>
+          <w:bCs w:val="0"/>
+          <w:highlight w:val="none"/>
+          <w:lang w:val="ru-RU"/>
+        </w:rPr>
+      </w:r>
+    </w:p>
+    <w:p>
+      <w:pPr>
+        <w:pStyle w:val="944"/>
+        <w:pBdr/>
+        <w:tabs>
+          <w:tab w:val="center" w:leader="none" w:pos="4819"/>
+        </w:tabs>
+        <w:bidi w:val="false"/>
+        <w:spacing/>
+        <w:ind w:firstLine="0" w:left="0"/>
+        <w:jc w:val="both"/>
+        <w:rPr>
+          <w:b w:val="0"/>
+          <w:bCs w:val="0"/>
+          <w:highlight w:val="none"/>
+          <w:lang w:val="ru-RU"/>
+        </w:rPr>
+      </w:pPr>
+      <w:r>
+        <w:rPr>
+          <w:b w:val="0"/>
+          <w:bCs w:val="0"/>
+          <w:highlight w:val="none"/>
+          <w:lang w:val="ru-RU"/>
+        </w:rPr>
+      </w:r>
+      <w:r>
+        <w:rPr>
+          <w:b w:val="0"/>
+          <w:bCs w:val="0"/>
+          <w:highlight w:val="none"/>
+          <w:lang w:val="ru-RU"/>
+        </w:rPr>
+      </w:r>
+      <w:r>
+        <w:rPr>
+          <w:b w:val="0"/>
+          <w:bCs w:val="0"/>
+          <w:highlight w:val="none"/>
+          <w:lang w:val="ru-RU"/>
+        </w:rPr>
+      </w:r>
+    </w:p>
+    <w:p>
+      <w:pPr>
+        <w:pStyle w:val="944"/>
+        <w:pBdr/>
+        <w:tabs>
+          <w:tab w:val="center" w:leader="none" w:pos="4819"/>
+        </w:tabs>
+        <w:bidi w:val="false"/>
+        <w:spacing/>
+        <w:ind w:firstLine="0" w:left="0"/>
+        <w:jc w:val="both"/>
+        <w:rPr>
+          <w:b w:val="0"/>
+          <w:bCs w:val="0"/>
+          <w:highlight w:val="none"/>
+          <w:lang w:val="ru-RU"/>
+        </w:rPr>
+      </w:pPr>
+      <w:r>
+        <w:rPr>
+          <w:b w:val="0"/>
+          <w:bCs w:val="0"/>
+          <w:highlight w:val="none"/>
+          <w:lang w:val="ru-RU"/>
+        </w:rPr>
+      </w:r>
+      <w:r>
+        <w:rPr>
+          <w:b w:val="0"/>
+          <w:bCs w:val="0"/>
+          <w:highlight w:val="none"/>
+          <w:lang w:val="ru-RU"/>
+        </w:rPr>
+      </w:r>
+      <w:r>
+        <w:rPr>
+          <w:b w:val="0"/>
+          <w:bCs w:val="0"/>
+          <w:highlight w:val="none"/>
+          <w:lang w:val="ru-RU"/>
+        </w:rPr>
+      </w:r>
+    </w:p>
+    <w:p>
+      <w:pPr>
+        <w:pStyle w:val="944"/>
+        <w:pBdr/>
+        <w:tabs>
+          <w:tab w:val="center" w:leader="none" w:pos="4819"/>
+        </w:tabs>
+        <w:bidi w:val="false"/>
+        <w:spacing/>
+        <w:ind w:firstLine="0" w:left="0"/>
+        <w:jc w:val="center"/>
+        <w:rPr>
+          <w:b/>
+          <w:bCs/>
+          <w:highlight w:val="none"/>
+          <w:lang w:val="ru-RU" w:bidi="ru-RU"/>
+        </w:rPr>
+      </w:pPr>
+      <w:r>
+        <w:rPr>
+          <w:b/>
+          <w:bCs/>
+          <w:highlight w:val="none"/>
+          <w:lang w:val="ru-RU" w:bidi="ru-RU"/>
+        </w:rPr>
+        <w:t xml:space="preserve">Операторы мутации</w:t>
+      </w:r>
+      <w:r>
+        <w:rPr>
+          <w:b/>
+          <w:bCs/>
+          <w:highlight w:val="none"/>
+        </w:rPr>
+      </w:r>
+    </w:p>
+    <w:p>
+      <w:pPr>
+        <w:pStyle w:val="944"/>
+        <w:pBdr/>
+        <w:tabs>
+          <w:tab w:val="center" w:leader="none" w:pos="4819"/>
+        </w:tabs>
+        <w:bidi w:val="false"/>
+        <w:spacing/>
+        <w:ind w:firstLine="0" w:left="0"/>
+        <w:jc w:val="center"/>
+        <w:rPr>
+          <w:b/>
+          <w:bCs/>
+          <w:highlight w:val="none"/>
+        </w:rPr>
+      </w:pPr>
+      <w:r>
+        <w:rPr>
+          <w:b/>
+          <w:bCs/>
+          <w:highlight w:val="none"/>
+        </w:rPr>
+      </w:r>
+      <w:r>
+        <w:rPr>
+          <w:b/>
+          <w:bCs/>
+          <w:highlight w:val="none"/>
+        </w:rPr>
+      </w:r>
+      <w:r>
+        <w:rPr>
+          <w:b/>
+          <w:bCs/>
+          <w:highlight w:val="none"/>
+        </w:rPr>
+      </w:r>
+    </w:p>
+    <w:p>
+      <w:pPr>
+        <w:pStyle w:val="944"/>
+        <w:pBdr/>
+        <w:tabs>
+          <w:tab w:val="center" w:leader="none" w:pos="4819"/>
+        </w:tabs>
+        <w:bidi w:val="false"/>
+        <w:spacing/>
+        <w:ind w:firstLine="0" w:left="0"/>
+        <w:jc w:val="both"/>
+        <w:rPr>
+          <w:b w:val="0"/>
+          <w:bCs w:val="0"/>
+          <w:highlight w:val="none"/>
+          <w:lang w:val="ru-RU" w:bidi="ru-RU"/>
+        </w:rPr>
+      </w:pPr>
+      <w:r>
+        <w:rPr>
+          <w:b w:val="0"/>
+          <w:bCs w:val="0"/>
+          <w:highlight w:val="none"/>
+          <w:lang w:val="ru-RU" w:bidi="ru-RU"/>
+        </w:rPr>
+        <w:t xml:space="preserve">Случайные мутации. Как правило, наиболее часто реализуются. При случайной мутации ген, подлежащий изменению, принимает случайное значение из интервала своего изменения.</w:t>
+      </w:r>
+      <w:r>
+        <w:rPr>
+          <w:b w:val="0"/>
+          <w:bCs w:val="0"/>
+          <w:highlight w:val="none"/>
+        </w:rPr>
+      </w:r>
+    </w:p>
+    <w:p>
+      <w:pPr>
+        <w:pStyle w:val="944"/>
+        <w:pBdr/>
+        <w:tabs>
+          <w:tab w:val="center" w:leader="none" w:pos="4819"/>
+        </w:tabs>
+        <w:bidi w:val="false"/>
+        <w:spacing/>
+        <w:ind w:firstLine="0" w:left="0"/>
+        <w:jc w:val="both"/>
+        <w:rPr>
+          <w:b w:val="0"/>
+          <w:bCs w:val="0"/>
+          <w:highlight w:val="none"/>
+        </w:rPr>
+      </w:pPr>
+      <w:r>
+        <w:rPr>
+          <w:b w:val="0"/>
+          <w:bCs w:val="0"/>
+          <w:highlight w:val="none"/>
+        </w:rPr>
+      </w:r>
+      <w:r>
+        <w:rPr>
+          <w:b w:val="0"/>
+          <w:bCs w:val="0"/>
+          <w:highlight w:val="none"/>
+        </w:rPr>
+      </w:r>
+      <w:r>
+        <w:rPr>
+          <w:b w:val="0"/>
+          <w:bCs w:val="0"/>
+          <w:highlight w:val="none"/>
+        </w:rPr>
+      </w:r>
+    </w:p>
+    <w:p>
+      <w:pPr>
+        <w:pStyle w:val="944"/>
+        <w:pBdr/>
+        <w:tabs>
+          <w:tab w:val="center" w:leader="none" w:pos="4819"/>
+        </w:tabs>
+        <w:bidi w:val="false"/>
+        <w:spacing/>
+        <w:ind w:firstLine="0" w:left="0"/>
+        <w:jc w:val="both"/>
+        <w:rPr>
+          <w:b w:val="0"/>
+          <w:bCs w:val="0"/>
+          <w:highlight w:val="none"/>
+          <w:lang w:val="en-US"/>
+        </w:rPr>
+      </w:pPr>
+      <w:r>
+        <w:rPr>
+          <w:b w:val="0"/>
+          <w:bCs w:val="0"/>
+          <w:highlight w:val="none"/>
+          <w:lang w:val="ru-RU" w:bidi="ru-RU"/>
+        </w:rPr>
+        <w:t xml:space="preserve">В неравномерной мутации значение гена рассчитывается как </w:t>
+      </w:r>
+      <w:r>
+        <w:rPr>
+          <w:b w:val="0"/>
+          <w:bCs w:val="0"/>
+          <w:highlight w:val="none"/>
+          <w:lang w:val="en-US"/>
+        </w:rPr>
+        <w:t xml:space="preserve">c*k = ck + delta, </w:t>
+      </w:r>
+      <w:r>
+        <w:rPr>
+          <w:b w:val="0"/>
+          <w:bCs w:val="0"/>
+          <w:highlight w:val="none"/>
+          <w:lang w:val="ru-RU"/>
+        </w:rPr>
+        <w:t xml:space="preserve">i</w:t>
+      </w:r>
+      <w:r>
+        <w:rPr>
+          <w:b w:val="0"/>
+          <w:bCs w:val="0"/>
+          <w:highlight w:val="none"/>
+          <w:lang w:val="en-US"/>
+        </w:rPr>
+        <w:t xml:space="preserve">f </w:t>
+      </w:r>
+      <w:r>
+        <w:rPr>
+          <w:b w:val="0"/>
+          <w:bCs w:val="0"/>
+          <w:highlight w:val="none"/>
+          <w:lang w:val="en-US"/>
+        </w:rPr>
+        <w:t xml:space="preserve">w = 0 </w:t>
+      </w:r>
+      <w:r>
+        <w:rPr>
+          <w:b w:val="0"/>
+          <w:bCs w:val="0"/>
+          <w:highlight w:val="none"/>
+          <w:lang w:val="ru-RU"/>
+        </w:rPr>
+        <w:t xml:space="preserve">или </w:t>
+      </w:r>
+      <w:r>
+        <w:rPr>
+          <w:b w:val="0"/>
+          <w:bCs w:val="0"/>
+          <w:highlight w:val="none"/>
+          <w:lang w:val="en-US"/>
+        </w:rPr>
+        <w:t xml:space="preserve">c*k = ck – delta, if w = 1.</w:t>
+      </w:r>
+      <w:r>
+        <w:rPr>
+          <w:b w:val="0"/>
+          <w:bCs w:val="0"/>
+          <w:highlight w:val="none"/>
+        </w:rPr>
+      </w:r>
+    </w:p>
+    <w:p>
+      <w:pPr>
+        <w:pStyle w:val="944"/>
+        <w:pBdr/>
+        <w:tabs>
+          <w:tab w:val="center" w:leader="none" w:pos="4819"/>
+        </w:tabs>
+        <w:bidi w:val="false"/>
+        <w:spacing/>
+        <w:ind w:firstLine="0" w:left="0"/>
+        <w:jc w:val="both"/>
+        <w:rPr>
+          <w:b w:val="0"/>
+          <w:bCs w:val="0"/>
+          <w:highlight w:val="none"/>
+        </w:rPr>
+      </w:pPr>
+      <w:r>
+        <w:rPr>
+          <w:b w:val="0"/>
+          <w:bCs w:val="0"/>
+          <w:highlight w:val="none"/>
+          <w:lang w:val="ru-RU"/>
+        </w:rPr>
+      </w:r>
+      <w:r>
+        <w:rPr>
+          <w:b w:val="0"/>
+          <w:bCs w:val="0"/>
+          <w:highlight w:val="none"/>
+          <w:lang w:val="ru-RU"/>
+        </w:rPr>
+      </w:r>
+      <w:r>
+        <w:rPr>
+          <w:b w:val="0"/>
+          <w:bCs w:val="0"/>
+          <w:highlight w:val="none"/>
+          <w:lang w:val="ru-RU"/>
+        </w:rPr>
+      </w:r>
+    </w:p>
+    <w:p>
+      <w:pPr>
+        <w:pStyle w:val="944"/>
+        <w:pBdr/>
+        <w:tabs>
+          <w:tab w:val="center" w:leader="none" w:pos="4819"/>
+        </w:tabs>
+        <w:bidi w:val="false"/>
+        <w:spacing/>
+        <w:ind w:firstLine="0" w:left="0"/>
+        <w:jc w:val="both"/>
+        <w:rPr>
+          <w:b w:val="0"/>
+          <w:bCs w:val="0"/>
+          <w:highlight w:val="none"/>
+          <w:lang w:val="ru-RU"/>
+        </w:rPr>
+      </w:pPr>
+      <w:r>
+        <w:rPr>
+          <w:b w:val="0"/>
+          <w:bCs w:val="0"/>
+          <w:highlight w:val="none"/>
+          <w:lang w:val="en-US"/>
+        </w:rPr>
+      </w:r>
+      <w:r>
+        <w:rPr>
+          <w:b w:val="0"/>
+          <w:bCs w:val="0"/>
+          <w:highlight w:val="none"/>
+          <w:lang w:val="ru-RU"/>
+        </w:rPr>
+        <w:t xml:space="preserve">Сложно выделить наиболее эффективный оператор кроссовера или мутации, но экспериментально установлено, что применение непрерывных ГА показывает превосходство по сравнению с </w:t>
+      </w:r>
+      <w:r>
+        <w:rPr>
+          <w:b w:val="0"/>
+          <w:bCs w:val="0"/>
+          <w:highlight w:val="none"/>
+          <w:lang w:val="en-US"/>
+        </w:rPr>
+        <w:t xml:space="preserve">binary-coded </w:t>
+      </w:r>
+      <w:r>
+        <w:rPr>
+          <w:b w:val="0"/>
+          <w:bCs w:val="0"/>
+          <w:highlight w:val="none"/>
+          <w:lang w:val="ru-RU"/>
+        </w:rPr>
+        <w:t xml:space="preserve">ГА для задач оптимизации в многомерных пространствах. При этом </w:t>
+      </w:r>
+      <w:r>
+        <w:rPr>
+          <w:b w:val="0"/>
+          <w:bCs w:val="0"/>
+          <w:highlight w:val="none"/>
+          <w:lang w:val="en-US"/>
+        </w:rPr>
+        <w:t xml:space="preserve">real-coded </w:t>
+      </w:r>
+      <w:r>
+        <w:rPr>
+          <w:b w:val="0"/>
+          <w:bCs w:val="0"/>
+          <w:highlight w:val="none"/>
+          <w:lang w:val="ru-RU"/>
+        </w:rPr>
+        <w:t xml:space="preserve">ГА более просты в реализации за счёт отсутствия процедур кодирования и декодирования.</w:t>
+      </w:r>
+      <w:r>
+        <w:rPr>
+          <w:b w:val="0"/>
+          <w:bCs w:val="0"/>
+          <w:highlight w:val="none"/>
+          <w:lang w:val="ru-RU" w:bidi="ru-RU"/>
+        </w:rPr>
+      </w:r>
+      <w:r/>
     </w:p>
     <w:sectPr>
       <w:footerReference w:type="default" r:id="rId9"/>

--- a/theory/Конспекты/lection_lessons.docx
+++ b/theory/Конспекты/lection_lessons.docx
@@ -19727,7 +19727,7 @@
           <w:bCs w:val="0"/>
           <w:highlight w:val="none"/>
           <w:vertAlign w:val="baseline"/>
-          <w:lang w:val="ru-RU" w:bidi="ru-RU"/>
+          <w:lang w:val="en-US"/>
         </w:rPr>
       </w:r>
       <w:r>
@@ -20395,11 +20395,11 @@
       </w:r>
       <w:r>
         <w:rPr>
-          <w:b w:val="0"/>
-          <w:bCs w:val="0"/>
-          <w:highlight w:val="none"/>
-          <w:vertAlign w:val="baseline"/>
-          <w:lang w:val="ru-RU"/>
+          <w:b/>
+          <w:bCs/>
+          <w:highlight w:val="none"/>
+          <w:vertAlign w:val="baseline"/>
+          <w:lang w:val="ru-RU" w:bidi="ru-RU"/>
         </w:rPr>
       </w:r>
       <w:r>
@@ -20504,6 +20504,7 @@
           <w:bCs w:val="0"/>
           <w:highlight w:val="none"/>
           <w:vertAlign w:val="baseline"/>
+          <w:lang w:val="ru-RU" w:bidi="ru-RU"/>
         </w:rPr>
       </w:r>
       <w:r>
@@ -20594,6 +20595,7 @@
           <w:bCs w:val="0"/>
           <w:highlight w:val="none"/>
           <w:vertAlign w:val="baseline"/>
+          <w:lang w:val="ru-RU" w:bidi="ru-RU"/>
         </w:rPr>
       </w:r>
       <w:r>
@@ -20684,6 +20686,7 @@
           <w:bCs w:val="0"/>
           <w:highlight w:val="none"/>
           <w:vertAlign w:val="baseline"/>
+          <w:lang w:val="ru-RU" w:bidi="ru-RU"/>
         </w:rPr>
       </w:r>
       <w:r>
@@ -20774,6 +20777,7 @@
           <w:bCs w:val="0"/>
           <w:highlight w:val="none"/>
           <w:vertAlign w:val="baseline"/>
+          <w:lang w:val="ru-RU" w:bidi="ru-RU"/>
         </w:rPr>
       </w:r>
       <w:r>
@@ -20912,6 +20916,7 @@
           <w:bCs/>
           <w:highlight w:val="none"/>
           <w:vertAlign w:val="baseline"/>
+          <w:lang w:val="ru-RU" w:bidi="ru-RU"/>
         </w:rPr>
       </w:r>
       <w:r>
@@ -21092,6 +21097,7 @@
           <w:bCs w:val="0"/>
           <w:highlight w:val="none"/>
           <w:vertAlign w:val="baseline"/>
+          <w:lang w:val="ru-RU"/>
         </w:rPr>
       </w:r>
       <w:r>
@@ -21182,6 +21188,7 @@
           <w:bCs w:val="0"/>
           <w:highlight w:val="none"/>
           <w:vertAlign w:val="baseline"/>
+          <w:lang w:val="ru-RU"/>
         </w:rPr>
       </w:r>
       <w:r>
@@ -21311,10 +21318,11 @@
       </w:r>
       <w:r>
         <w:rPr>
-          <w:b w:val="0"/>
-          <w:bCs w:val="0"/>
-          <w:highlight w:val="none"/>
-          <w:vertAlign w:val="baseline"/>
+          <w:b/>
+          <w:bCs/>
+          <w:highlight w:val="none"/>
+          <w:vertAlign w:val="baseline"/>
+          <w:lang w:val="ru-RU"/>
         </w:rPr>
       </w:r>
       <w:r>
@@ -21465,6 +21473,7 @@
           <w:bCs w:val="0"/>
           <w:highlight w:val="none"/>
           <w:vertAlign w:val="baseline"/>
+          <w:lang w:val="ru-RU"/>
         </w:rPr>
       </w:r>
       <w:r>
@@ -21575,6 +21584,7 @@
           <w:bCs w:val="0"/>
           <w:highlight w:val="none"/>
           <w:vertAlign w:val="baseline"/>
+          <w:lang w:val="ru-RU"/>
         </w:rPr>
       </w:r>
       <w:r>
@@ -21685,6 +21695,7 @@
           <w:bCs w:val="0"/>
           <w:highlight w:val="none"/>
           <w:vertAlign w:val="baseline"/>
+          <w:lang w:val="ru-RU"/>
         </w:rPr>
       </w:r>
       <w:r>
@@ -21785,6 +21796,7 @@
           <w:bCs w:val="0"/>
           <w:highlight w:val="none"/>
           <w:vertAlign w:val="baseline"/>
+          <w:lang w:val="ru-RU"/>
         </w:rPr>
       </w:r>
       <w:r>
@@ -21918,6 +21930,7 @@
           <w:bCs/>
           <w:highlight w:val="none"/>
           <w:vertAlign w:val="baseline"/>
+          <w:lang w:val="ru-RU"/>
         </w:rPr>
       </w:r>
       <w:r>
@@ -22008,6 +22021,7 @@
           <w:bCs w:val="0"/>
           <w:highlight w:val="none"/>
           <w:vertAlign w:val="baseline"/>
+          <w:lang w:val="ru-RU"/>
         </w:rPr>
       </w:r>
       <w:r>
@@ -22098,6 +22112,7 @@
           <w:bCs w:val="0"/>
           <w:highlight w:val="none"/>
           <w:vertAlign w:val="baseline"/>
+          <w:lang w:val="ru-RU"/>
         </w:rPr>
       </w:r>
       <w:r>
@@ -22188,6 +22203,7 @@
           <w:bCs w:val="0"/>
           <w:highlight w:val="none"/>
           <w:vertAlign w:val="baseline"/>
+          <w:lang w:val="ru-RU"/>
         </w:rPr>
       </w:r>
       <w:r>
@@ -22278,6 +22294,7 @@
           <w:bCs w:val="0"/>
           <w:highlight w:val="none"/>
           <w:vertAlign w:val="baseline"/>
+          <w:lang w:val="ru-RU"/>
         </w:rPr>
       </w:r>
       <w:r>
@@ -22654,6 +22671,7 @@
           <w:bCs w:val="0"/>
           <w:highlight w:val="none"/>
           <w:vertAlign w:val="baseline"/>
+          <w:lang w:val="ru-RU"/>
         </w:rPr>
       </w:r>
       <w:r>
@@ -22741,6 +22759,7 @@
           <w:bCs w:val="0"/>
           <w:highlight w:val="none"/>
           <w:vertAlign w:val="baseline"/>
+          <w:lang w:val="ru-RU"/>
         </w:rPr>
       </w:r>
       <w:r>
@@ -22780,10 +22799,7 @@
       </w:r>
       <w:r>
         <w:rPr>
-          <w:b w:val="0"/>
-          <w:bCs w:val="0"/>
-          <w:highlight w:val="none"/>
-          <w:vertAlign w:val="baseline"/>
+          <w:highlight w:val="none"/>
         </w:rPr>
       </w:r>
       <w:r>
@@ -22869,6 +22885,8 @@
       <w:r>
         <w:rPr>
           <w:highlight w:val="none"/>
+          <w:lang w:val="ru-RU"/>
+          <w14:ligatures w14:val="none"/>
         </w:rPr>
       </w:r>
       <w:r>
@@ -22903,6 +22921,7 @@
       <w:r>
         <w:rPr>
           <w:highlight w:val="none"/>
+          <w14:ligatures w14:val="none"/>
         </w:rPr>
       </w:r>
       <w:r>
@@ -22939,6 +22958,8 @@
       <w:r>
         <w:rPr>
           <w:highlight w:val="none"/>
+          <w:lang w:val="ru-RU"/>
+          <w14:ligatures w14:val="none"/>
         </w:rPr>
       </w:r>
       <w:r>
@@ -22973,6 +22994,7 @@
       <w:r>
         <w:rPr>
           <w:highlight w:val="none"/>
+          <w14:ligatures w14:val="none"/>
         </w:rPr>
       </w:r>
       <w:r>
@@ -23030,12 +23052,13 @@
       <w:r>
         <w:rPr>
           <w:highlight w:val="none"/>
-          <w:lang w:val="ru-RU"/>
-        </w:rPr>
-      </w:r>
-      <w:r>
-        <w:rPr>
-          <w:highlight w:val="none"/>
+          <w14:ligatures w14:val="none"/>
+        </w:rPr>
+      </w:r>
+      <w:r>
+        <w:rPr>
+          <w:highlight w:val="none"/>
+          <w:lang w:val="ru-RU"/>
           <w14:ligatures w14:val="none"/>
         </w:rPr>
       </w:r>
@@ -23110,11 +23133,25 @@
           <w:highlight w:val="none"/>
           <w:lang w:val="ru-RU"/>
         </w:rPr>
-        <w:t xml:space="preserve">Метод рангового отбора. Его суть заключается в том, что число копий данной особи, включённых в промежуточную популяцию, является некоторой априори заданной величиной. Рангом называется номер этой особи в списке, отсортированном по возрастанию приспособленности.</w:t>
-      </w:r>
-      <w:r>
-        <w:rPr>
-          <w:highlight w:val="none"/>
+        <w:t xml:space="preserve">Метод</w:t>
+      </w:r>
+      <w:r>
+        <w:rPr>
+          <w:highlight w:val="none"/>
+          <w:lang w:val="ru-RU"/>
+        </w:rPr>
+        <w:t xml:space="preserve"> рангового отбора. Его суть заключается в том, что число копий данной особи, включённых в промежуточную популяцию, является некоторой априори заданной величиной. Рангом называется номер этой особи в списке, отсортированном по возрастанию приспособленности.</w:t>
+      </w:r>
+      <w:r>
+        <w:rPr>
+          <w:highlight w:val="none"/>
+          <w14:ligatures w14:val="none"/>
+        </w:rPr>
+      </w:r>
+      <w:r>
+        <w:rPr>
+          <w:highlight w:val="none"/>
+          <w:lang w:val="ru-RU"/>
           <w14:ligatures w14:val="none"/>
         </w:rPr>
       </w:r>
@@ -23176,11 +23213,25 @@
           <w:highlight w:val="none"/>
           <w:lang w:val="ru-RU"/>
         </w:rPr>
-        <w:t xml:space="preserve">1.1.6. Метод отбора на основе элитизма. Основан на предварительном выборе лучших, то есть наиболее приспособленных особей. Модификацией является метод отбора отсечением, когда задаётся величина порога приспособленности. Особей упорядочивают по значению функции. В промежуточную популяцию попадают особи, значения функции которых выше некоторого порога.</w:t>
-      </w:r>
-      <w:r>
-        <w:rPr>
-          <w:highlight w:val="none"/>
+        <w:t xml:space="preserve">1.1.6. Метод отбора на основе элитизма. Основан на предварительном выборе лучших, то есть наибол</w:t>
+      </w:r>
+      <w:r>
+        <w:rPr>
+          <w:highlight w:val="none"/>
+          <w:lang w:val="ru-RU"/>
+        </w:rPr>
+        <w:t xml:space="preserve">ее приспособленных особей. Модификацией является метод отбора отсечением, когда задаётся величина порога приспособленности. Особей упорядочивают по значению функции. В промежуточную популяцию попадают особи, значения функции которых выше некоторого порога.</w:t>
+      </w:r>
+      <w:r>
+        <w:rPr>
+          <w:highlight w:val="none"/>
+          <w14:ligatures w14:val="none"/>
+        </w:rPr>
+      </w:r>
+      <w:r>
+        <w:rPr>
+          <w:highlight w:val="none"/>
+          <w:lang w:val="ru-RU"/>
           <w14:ligatures w14:val="none"/>
         </w:rPr>
       </w:r>
@@ -23335,6 +23386,13 @@
           <w14:ligatures w14:val="none"/>
         </w:rPr>
       </w:r>
+      <w:r>
+        <w:rPr>
+          <w:highlight w:val="none"/>
+          <w:lang w:val="ru-RU"/>
+          <w14:ligatures w14:val="none"/>
+        </w:rPr>
+      </w:r>
     </w:p>
     <w:p>
       <w:pPr>
@@ -23410,6 +23468,12 @@
           <w:lang w:val="ru-RU"/>
         </w:rPr>
       </w:r>
+      <w:r>
+        <w:rPr>
+          <w:highlight w:val="none"/>
+          <w:lang w:val="ru-RU"/>
+        </w:rPr>
+      </w:r>
     </w:p>
     <w:p>
       <w:pPr>
@@ -23436,7 +23500,7 @@
       <w:r>
         <w:rPr>
           <w:highlight w:val="none"/>
-          <w:lang w:val="ru-RU" w:bidi="ru-RU"/>
+          <w:lang w:val="ru-RU"/>
         </w:rPr>
       </w:r>
       <w:r>
@@ -23475,6 +23539,12 @@
           <w:lang w:val="ru-RU"/>
         </w:rPr>
       </w:r>
+      <w:r>
+        <w:rPr>
+          <w:highlight w:val="none"/>
+          <w:lang w:val="ru-RU" w:bidi="ru-RU"/>
+        </w:rPr>
+      </w:r>
     </w:p>
     <w:p>
       <w:pPr>
@@ -23505,6 +23575,12 @@
           <w:lang w:val="ru-RU"/>
         </w:rPr>
       </w:r>
+      <w:r>
+        <w:rPr>
+          <w:highlight w:val="none"/>
+          <w:lang w:val="ru-RU" w:bidi="ru-RU"/>
+        </w:rPr>
+      </w:r>
     </w:p>
     <w:p>
       <w:pPr>
@@ -23535,6 +23611,12 @@
           <w:lang w:val="ru-RU"/>
         </w:rPr>
       </w:r>
+      <w:r>
+        <w:rPr>
+          <w:highlight w:val="none"/>
+          <w:lang w:val="ru-RU" w:bidi="ru-RU"/>
+        </w:rPr>
+      </w:r>
     </w:p>
     <w:p>
       <w:pPr>
@@ -23635,6 +23717,12 @@
           <w:lang w:val="ru-RU" w:bidi="ru-RU"/>
         </w:rPr>
       </w:r>
+      <w:r>
+        <w:rPr>
+          <w:highlight w:val="none"/>
+          <w:lang w:val="ru-RU"/>
+        </w:rPr>
+      </w:r>
     </w:p>
     <w:p>
       <w:pPr>
@@ -23692,7 +23780,20 @@
           <w:highlight w:val="none"/>
           <w:lang w:val="ru-RU" w:bidi="ru-RU"/>
         </w:rPr>
-        <w:t xml:space="preserve">2.2.1. Метод селективного отбора. Выбираются только те особи, приспособленность которых не ниже средней приспособленности популяции. При этом полагают, что все особи, удовлетворяющие данному условию, могут быть выбраны с равной вероятностью. Данный метод обеспечивает высокую скорость сходимости, но не является эффективным на многоэкстремальных функциях.</w:t>
+        <w:t xml:space="preserve">2.2.1. Метод селективного отбора. Выбираются только те особи, приспособленность которых не ниже сре</w:t>
+      </w:r>
+      <w:r>
+        <w:rPr>
+          <w:highlight w:val="none"/>
+          <w:lang w:val="ru-RU" w:bidi="ru-RU"/>
+        </w:rPr>
+        <w:t xml:space="preserve">дней приспособленности популяции. При этом полагают, что все особи, удовлетворяющие данному условию, могут быть выбраны с равной вероятностью. Данный метод обеспечивает высокую скорость сходимости, но не является эффективным на многоэкстремальных функциях.</w:t>
+      </w:r>
+      <w:r>
+        <w:rPr>
+          <w:highlight w:val="none"/>
+          <w:lang w:val="ru-RU" w:bidi="ru-RU"/>
+        </w:rPr>
       </w:r>
       <w:r>
         <w:rPr>
@@ -23786,6 +23887,12 @@
           <w:lang w:val="ru-RU" w:bidi="ru-RU"/>
         </w:rPr>
       </w:r>
+      <w:r>
+        <w:rPr>
+          <w:highlight w:val="none"/>
+          <w:lang w:val="ru-RU"/>
+        </w:rPr>
+      </w:r>
     </w:p>
     <w:p>
       <w:pPr>
@@ -23865,6 +23972,12 @@
           <w:lang w:val="ru-RU" w:bidi="ru-RU"/>
         </w:rPr>
       </w:r>
+      <w:r>
+        <w:rPr>
+          <w:highlight w:val="none"/>
+          <w:lang w:val="ru-RU" w:bidi="ru-RU"/>
+        </w:rPr>
+      </w:r>
     </w:p>
     <w:p>
       <w:pPr>
@@ -23969,6 +24082,14 @@
           <w:lang w:val="ru-RU" w:bidi="ru-RU"/>
         </w:rPr>
       </w:r>
+      <w:r>
+        <w:rPr>
+          <w:b/>
+          <w:bCs/>
+          <w:highlight w:val="none"/>
+          <w:lang w:val="ru-RU" w:bidi="ru-RU"/>
+        </w:rPr>
+      </w:r>
     </w:p>
     <w:p>
       <w:pPr>
@@ -24030,13 +24151,30 @@
           <w:highlight w:val="none"/>
           <w:lang w:val="ru-RU" w:bidi="ru-RU"/>
         </w:rPr>
-        <w:t xml:space="preserve">Требуется из двух векторов вещественных чисел получить новые векторы по каким-либо законам, но как правило, большинство ГА получают потомков в окрестности уже имеющихся особей. Рассмотрим наиболее известные схемы работы операторов кроссовера для непрерывных ГА.</w:t>
-      </w:r>
-      <w:r>
-        <w:rPr>
-          <w:b w:val="0"/>
-          <w:bCs w:val="0"/>
-          <w:highlight w:val="none"/>
+        <w:t xml:space="preserve">Требу</w:t>
+      </w:r>
+      <w:r>
+        <w:rPr>
+          <w:b w:val="0"/>
+          <w:bCs w:val="0"/>
+          <w:highlight w:val="none"/>
+          <w:lang w:val="ru-RU" w:bidi="ru-RU"/>
+        </w:rPr>
+        <w:t xml:space="preserve">ется из двух векторов вещественных чисел получить новые векторы по каким-либо законам, но как правило, большинство ГА получают потомков в окрестности уже имеющихся особей. Рассмотрим наиболее известные схемы работы операторов кроссовера для непрерывных ГА.</w:t>
+      </w:r>
+      <w:r>
+        <w:rPr>
+          <w:b w:val="0"/>
+          <w:bCs w:val="0"/>
+          <w:highlight w:val="none"/>
+        </w:rPr>
+      </w:r>
+      <w:r>
+        <w:rPr>
+          <w:b w:val="0"/>
+          <w:bCs w:val="0"/>
+          <w:highlight w:val="none"/>
+          <w:lang w:val="ru-RU" w:bidi="ru-RU"/>
         </w:rPr>
       </w:r>
     </w:p>
@@ -24149,6 +24287,14 @@
           <w:highlight w:val="none"/>
         </w:rPr>
       </w:r>
+      <w:r>
+        <w:rPr>
+          <w:b w:val="0"/>
+          <w:bCs w:val="0"/>
+          <w:highlight w:val="none"/>
+          <w:lang w:val="ru-RU"/>
+        </w:rPr>
+      </w:r>
     </w:p>
     <w:p>
       <w:pPr>
@@ -24188,7 +24334,6 @@
           <w:b w:val="0"/>
           <w:bCs w:val="0"/>
           <w:highlight w:val="none"/>
-          <w:lang w:val="ru-RU"/>
         </w:rPr>
       </w:r>
     </w:p>
@@ -24299,6 +24444,14 @@
           <w:lang w:val="ru-RU"/>
         </w:rPr>
       </w:r>
+      <w:r>
+        <w:rPr>
+          <w:b w:val="0"/>
+          <w:bCs w:val="0"/>
+          <w:highlight w:val="none"/>
+          <w:lang w:val="en-US"/>
+        </w:rPr>
+      </w:r>
     </w:p>
     <w:p>
       <w:pPr>
@@ -24468,6 +24621,14 @@
           <w:lang w:val="ru-RU"/>
         </w:rPr>
       </w:r>
+      <w:r>
+        <w:rPr>
+          <w:b w:val="0"/>
+          <w:bCs w:val="0"/>
+          <w:highlight w:val="none"/>
+          <w:lang w:val="en-US"/>
+        </w:rPr>
+      </w:r>
     </w:p>
     <w:p>
       <w:pPr>
@@ -24553,8 +24714,36 @@
           <w:b w:val="0"/>
           <w:bCs w:val="0"/>
           <w:highlight w:val="none"/>
+          <w:lang w:val="en-US"/>
+        </w:rPr>
+        <w:t xml:space="preserve">h1 = (h11, ..., h1n) </w:t>
+      </w:r>
+      <w:r>
+        <w:rPr>
+          <w:b w:val="0"/>
+          <w:bCs w:val="0"/>
+          <w:highlight w:val="none"/>
+          <w:lang w:val="ru-RU"/>
+        </w:rPr>
+        <w:t xml:space="preserve">и </w:t>
+      </w:r>
+      <w:r>
+        <w:rPr>
+          <w:b w:val="0"/>
+          <w:bCs w:val="0"/>
+          <w:highlight w:val="none"/>
+          <w:lang w:val="en-US"/>
+        </w:rPr>
+        <w:t xml:space="preserve">h2 = (h21, ..., h2n).</w:t>
+      </w:r>
+      <w:r>
+        <w:rPr>
+          <w:b w:val="0"/>
+          <w:bCs w:val="0"/>
+          <w:highlight w:val="none"/>
           <w:lang w:val="ru-RU" w:bidi="ru-RU"/>
         </w:rPr>
+        <w:t xml:space="preserve"> Здесь </w:t>
       </w:r>
       <w:r>
         <w:rPr>
@@ -24563,16 +24752,7 @@
           <w:highlight w:val="none"/>
           <w:lang w:val="en-US"/>
         </w:rPr>
-        <w:t xml:space="preserve">h1 = (h11, ..., h1n) </w:t>
-      </w:r>
-      <w:r>
-        <w:rPr>
-          <w:b w:val="0"/>
-          <w:bCs w:val="0"/>
-          <w:highlight w:val="none"/>
-          <w:lang w:val="ru-RU"/>
-        </w:rPr>
-        <w:t xml:space="preserve">и </w:t>
+        <w:t xml:space="preserve">h1k = c1k**w * c2k ** (1-w)</w:t>
       </w:r>
       <w:r>
         <w:rPr>
@@ -24581,16 +24761,16 @@
           <w:highlight w:val="none"/>
           <w:lang w:val="en-US"/>
         </w:rPr>
-        <w:t xml:space="preserve">h2 = (h21, ..., h2n).</w:t>
-      </w:r>
-      <w:r>
-        <w:rPr>
-          <w:b w:val="0"/>
-          <w:bCs w:val="0"/>
-          <w:highlight w:val="none"/>
-          <w:lang w:val="ru-RU" w:bidi="ru-RU"/>
-        </w:rPr>
-        <w:t xml:space="preserve"> Здесь </w:t>
+        <w:t xml:space="preserve"> </w:t>
+      </w:r>
+      <w:r>
+        <w:rPr>
+          <w:b w:val="0"/>
+          <w:bCs w:val="0"/>
+          <w:highlight w:val="none"/>
+          <w:lang w:val="ru-RU"/>
+        </w:rPr>
+        <w:t xml:space="preserve">и</w:t>
       </w:r>
       <w:r>
         <w:rPr>
@@ -24599,7 +24779,15 @@
           <w:highlight w:val="none"/>
           <w:lang w:val="en-US"/>
         </w:rPr>
-        <w:t xml:space="preserve">h1k = c1k**w * c2k ** (1-w)</w:t>
+        <w:t xml:space="preserve"> h2k = c2k ** w * c1k ** (1-w).</w:t>
+      </w:r>
+      <w:r>
+        <w:rPr>
+          <w:b w:val="0"/>
+          <w:bCs w:val="0"/>
+          <w:highlight w:val="none"/>
+          <w:lang w:val="ru-RU"/>
+        </w:rPr>
       </w:r>
       <w:r>
         <w:rPr>
@@ -24607,33 +24795,6 @@
           <w:bCs w:val="0"/>
           <w:highlight w:val="none"/>
           <w:lang w:val="en-US"/>
-        </w:rPr>
-        <w:t xml:space="preserve"> </w:t>
-      </w:r>
-      <w:r>
-        <w:rPr>
-          <w:b w:val="0"/>
-          <w:bCs w:val="0"/>
-          <w:highlight w:val="none"/>
-          <w:lang w:val="ru-RU"/>
-        </w:rPr>
-        <w:t xml:space="preserve">и</w:t>
-      </w:r>
-      <w:r>
-        <w:rPr>
-          <w:b w:val="0"/>
-          <w:bCs w:val="0"/>
-          <w:highlight w:val="none"/>
-          <w:lang w:val="en-US"/>
-        </w:rPr>
-        <w:t xml:space="preserve"> h2k = c2k ** w * c1k ** (1-w).</w:t>
-      </w:r>
-      <w:r>
-        <w:rPr>
-          <w:b w:val="0"/>
-          <w:bCs w:val="0"/>
-          <w:highlight w:val="none"/>
-          <w:lang w:val="ru-RU"/>
         </w:rPr>
       </w:r>
     </w:p>
@@ -24778,6 +24939,14 @@
           <w:lang w:val="ru-RU"/>
         </w:rPr>
       </w:r>
+      <w:r>
+        <w:rPr>
+          <w:b w:val="0"/>
+          <w:bCs w:val="0"/>
+          <w:highlight w:val="none"/>
+          <w:lang w:val="en-US"/>
+        </w:rPr>
+      </w:r>
     </w:p>
     <w:p>
       <w:pPr>
@@ -24911,6 +25080,14 @@
           <w:lang w:val="ru-RU"/>
         </w:rPr>
       </w:r>
+      <w:r>
+        <w:rPr>
+          <w:b w:val="0"/>
+          <w:bCs w:val="0"/>
+          <w:highlight w:val="none"/>
+          <w:lang w:val="en-US"/>
+        </w:rPr>
+      </w:r>
     </w:p>
     <w:p>
       <w:pPr>
@@ -25053,6 +25230,14 @@
           <w:lang w:val="ru-RU"/>
         </w:rPr>
       </w:r>
+      <w:r>
+        <w:rPr>
+          <w:b w:val="0"/>
+          <w:bCs w:val="0"/>
+          <w:highlight w:val="none"/>
+          <w:lang w:val="en-US"/>
+        </w:rPr>
+      </w:r>
     </w:p>
     <w:p>
       <w:pPr>
@@ -25195,6 +25380,14 @@
           <w:lang w:val="ru-RU"/>
         </w:rPr>
       </w:r>
+      <w:r>
+        <w:rPr>
+          <w:b w:val="0"/>
+          <w:bCs w:val="0"/>
+          <w:highlight w:val="none"/>
+          <w:lang w:val="ru-RU" w:bidi="ru-RU"/>
+        </w:rPr>
+      </w:r>
     </w:p>
     <w:p>
       <w:pPr>
@@ -25445,6 +25638,14 @@
           <w:highlight w:val="none"/>
         </w:rPr>
       </w:r>
+      <w:r>
+        <w:rPr>
+          <w:b/>
+          <w:bCs/>
+          <w:highlight w:val="none"/>
+          <w:lang w:val="ru-RU" w:bidi="ru-RU"/>
+        </w:rPr>
+      </w:r>
     </w:p>
     <w:p>
       <w:pPr>
@@ -25519,6 +25720,14 @@
           <w:highlight w:val="none"/>
         </w:rPr>
       </w:r>
+      <w:r>
+        <w:rPr>
+          <w:b w:val="0"/>
+          <w:bCs w:val="0"/>
+          <w:highlight w:val="none"/>
+          <w:lang w:val="ru-RU" w:bidi="ru-RU"/>
+        </w:rPr>
+      </w:r>
     </w:p>
     <w:p>
       <w:pPr>
@@ -25647,6 +25856,14 @@
           <w:highlight w:val="none"/>
         </w:rPr>
       </w:r>
+      <w:r>
+        <w:rPr>
+          <w:b w:val="0"/>
+          <w:bCs w:val="0"/>
+          <w:highlight w:val="none"/>
+          <w:lang w:val="en-US"/>
+        </w:rPr>
+      </w:r>
     </w:p>
     <w:p>
       <w:pPr>
@@ -25686,7 +25903,6 @@
           <w:b w:val="0"/>
           <w:bCs w:val="0"/>
           <w:highlight w:val="none"/>
-          <w:lang w:val="ru-RU"/>
         </w:rPr>
       </w:r>
     </w:p>
@@ -25705,7 +25921,7 @@
           <w:b w:val="0"/>
           <w:bCs w:val="0"/>
           <w:highlight w:val="none"/>
-          <w:lang w:val="ru-RU"/>
+          <w:lang w:val="ru-RU" w:bidi="ru-RU"/>
         </w:rPr>
       </w:pPr>
       <w:r>
@@ -25769,7 +25985,459 @@
           <w:lang w:val="ru-RU" w:bidi="ru-RU"/>
         </w:rPr>
       </w:r>
-      <w:r/>
+      <w:r>
+        <w:rPr>
+          <w:b w:val="0"/>
+          <w:bCs w:val="0"/>
+          <w:highlight w:val="none"/>
+          <w:lang w:val="ru-RU"/>
+        </w:rPr>
+      </w:r>
+    </w:p>
+    <w:p>
+      <w:pPr>
+        <w:pStyle w:val="944"/>
+        <w:pBdr/>
+        <w:tabs>
+          <w:tab w:val="center" w:leader="none" w:pos="4819"/>
+        </w:tabs>
+        <w:bidi w:val="false"/>
+        <w:spacing/>
+        <w:ind w:firstLine="0" w:left="0"/>
+        <w:jc w:val="both"/>
+        <w:rPr>
+          <w:b w:val="0"/>
+          <w:bCs w:val="0"/>
+          <w:highlight w:val="none"/>
+          <w:lang w:val="ru-RU"/>
+        </w:rPr>
+      </w:pPr>
+      <w:r>
+        <w:rPr>
+          <w:b w:val="0"/>
+          <w:bCs w:val="0"/>
+          <w:highlight w:val="none"/>
+          <w:lang w:val="ru-RU"/>
+        </w:rPr>
+      </w:r>
+      <w:r>
+        <w:rPr>
+          <w:b w:val="0"/>
+          <w:bCs w:val="0"/>
+          <w:highlight w:val="none"/>
+          <w:lang w:val="ru-RU"/>
+        </w:rPr>
+      </w:r>
+      <w:r>
+        <w:rPr>
+          <w:b w:val="0"/>
+          <w:bCs w:val="0"/>
+          <w:highlight w:val="none"/>
+          <w:lang w:val="ru-RU"/>
+        </w:rPr>
+      </w:r>
+    </w:p>
+    <w:p>
+      <w:pPr>
+        <w:pStyle w:val="944"/>
+        <w:pBdr/>
+        <w:tabs>
+          <w:tab w:val="center" w:leader="none" w:pos="4819"/>
+        </w:tabs>
+        <w:bidi w:val="false"/>
+        <w:spacing/>
+        <w:ind w:firstLine="0" w:left="0"/>
+        <w:jc w:val="both"/>
+        <w:rPr>
+          <w:b w:val="0"/>
+          <w:bCs w:val="0"/>
+          <w:highlight w:val="none"/>
+          <w:lang w:val="ru-RU"/>
+        </w:rPr>
+      </w:pPr>
+      <w:r>
+        <w:rPr>
+          <w:b w:val="0"/>
+          <w:bCs w:val="0"/>
+          <w:highlight w:val="none"/>
+          <w:lang w:val="ru-RU"/>
+        </w:rPr>
+      </w:r>
+      <w:r>
+        <w:rPr>
+          <w:b w:val="0"/>
+          <w:bCs w:val="0"/>
+          <w:highlight w:val="none"/>
+          <w:lang w:val="ru-RU"/>
+        </w:rPr>
+      </w:r>
+      <w:r>
+        <w:rPr>
+          <w:b w:val="0"/>
+          <w:bCs w:val="0"/>
+          <w:highlight w:val="none"/>
+          <w:lang w:val="ru-RU"/>
+        </w:rPr>
+      </w:r>
+    </w:p>
+    <w:p>
+      <w:pPr>
+        <w:pStyle w:val="944"/>
+        <w:pBdr/>
+        <w:tabs>
+          <w:tab w:val="center" w:leader="none" w:pos="4819"/>
+        </w:tabs>
+        <w:bidi w:val="false"/>
+        <w:spacing/>
+        <w:ind w:firstLine="0" w:left="0"/>
+        <w:jc w:val="center"/>
+        <w:rPr>
+          <w:b/>
+          <w:bCs/>
+          <w:highlight w:val="none"/>
+          <w:lang w:val="ru-RU" w:bidi="ru-RU"/>
+        </w:rPr>
+      </w:pPr>
+      <w:r>
+        <w:rPr>
+          <w:b/>
+          <w:bCs/>
+          <w:highlight w:val="none"/>
+          <w:lang w:val="ru-RU" w:bidi="ru-RU"/>
+        </w:rPr>
+        <w:t xml:space="preserve">Алгоритм роя частиц</w:t>
+      </w:r>
+      <w:r>
+        <w:rPr>
+          <w:b w:val="0"/>
+          <w:bCs w:val="0"/>
+          <w:highlight w:val="none"/>
+          <w:lang w:val="ru-RU" w:bidi="ru-RU"/>
+        </w:rPr>
+      </w:r>
+    </w:p>
+    <w:p>
+      <w:pPr>
+        <w:pStyle w:val="944"/>
+        <w:pBdr/>
+        <w:tabs>
+          <w:tab w:val="center" w:leader="none" w:pos="4819"/>
+        </w:tabs>
+        <w:bidi w:val="false"/>
+        <w:spacing/>
+        <w:ind w:firstLine="0" w:left="0"/>
+        <w:jc w:val="center"/>
+        <w:rPr>
+          <w:b w:val="0"/>
+          <w:bCs w:val="0"/>
+          <w:highlight w:val="none"/>
+          <w:lang w:val="ru-RU" w:bidi="ru-RU"/>
+        </w:rPr>
+      </w:pPr>
+      <w:r>
+        <w:rPr>
+          <w:b/>
+          <w:bCs/>
+          <w:highlight w:val="none"/>
+          <w:lang w:val="ru-RU" w:bidi="ru-RU"/>
+        </w:rPr>
+      </w:r>
+      <w:r>
+        <w:rPr>
+          <w:b/>
+          <w:bCs/>
+          <w:highlight w:val="none"/>
+          <w:lang w:val="ru-RU" w:bidi="ru-RU"/>
+        </w:rPr>
+      </w:r>
+      <w:r>
+        <w:rPr>
+          <w:b/>
+          <w:bCs/>
+          <w:highlight w:val="none"/>
+          <w:lang w:val="ru-RU" w:bidi="ru-RU"/>
+        </w:rPr>
+      </w:r>
+    </w:p>
+    <w:p>
+      <w:pPr>
+        <w:pStyle w:val="944"/>
+        <w:pBdr/>
+        <w:tabs>
+          <w:tab w:val="center" w:leader="none" w:pos="4819"/>
+        </w:tabs>
+        <w:bidi w:val="false"/>
+        <w:spacing/>
+        <w:ind w:firstLine="0" w:left="0"/>
+        <w:jc w:val="both"/>
+        <w:rPr>
+          <w:b w:val="0"/>
+          <w:bCs w:val="0"/>
+          <w:highlight w:val="none"/>
+          <w:lang w:val="ru-RU" w:bidi="ru-RU"/>
+        </w:rPr>
+      </w:pPr>
+      <w:r>
+        <w:rPr>
+          <w:b w:val="0"/>
+          <w:bCs w:val="0"/>
+          <w:highlight w:val="none"/>
+          <w:lang w:val="ru-RU" w:bidi="ru-RU"/>
+        </w:rPr>
+        <w:t xml:space="preserve">Алгоритм роя частиц (есть в практике)</w:t>
+      </w:r>
+      <w:r>
+        <w:rPr>
+          <w:b w:val="0"/>
+          <w:bCs w:val="0"/>
+          <w:highlight w:val="none"/>
+          <w:lang w:val="ru-RU"/>
+        </w:rPr>
+      </w:r>
+    </w:p>
+    <w:p>
+      <w:pPr>
+        <w:pStyle w:val="944"/>
+        <w:pBdr/>
+        <w:tabs>
+          <w:tab w:val="center" w:leader="none" w:pos="4819"/>
+        </w:tabs>
+        <w:bidi w:val="false"/>
+        <w:spacing/>
+        <w:ind w:firstLine="0" w:left="0"/>
+        <w:jc w:val="both"/>
+        <w:rPr>
+          <w:b w:val="0"/>
+          <w:bCs w:val="0"/>
+          <w:highlight w:val="none"/>
+          <w:lang w:val="ru-RU"/>
+        </w:rPr>
+      </w:pPr>
+      <w:r>
+        <w:rPr>
+          <w:b w:val="0"/>
+          <w:bCs w:val="0"/>
+          <w:highlight w:val="none"/>
+          <w:lang w:val="ru-RU"/>
+        </w:rPr>
+      </w:r>
+      <w:r>
+        <w:rPr>
+          <w:b w:val="0"/>
+          <w:bCs w:val="0"/>
+          <w:highlight w:val="none"/>
+          <w:lang w:val="ru-RU"/>
+        </w:rPr>
+      </w:r>
+      <w:r>
+        <w:rPr>
+          <w:b w:val="0"/>
+          <w:bCs w:val="0"/>
+          <w:highlight w:val="none"/>
+          <w:lang w:val="ru-RU"/>
+        </w:rPr>
+      </w:r>
+    </w:p>
+    <w:p>
+      <w:pPr>
+        <w:pStyle w:val="944"/>
+        <w:pBdr/>
+        <w:tabs>
+          <w:tab w:val="center" w:leader="none" w:pos="4819"/>
+        </w:tabs>
+        <w:bidi w:val="false"/>
+        <w:spacing/>
+        <w:ind w:firstLine="0" w:left="0"/>
+        <w:jc w:val="both"/>
+        <w:rPr>
+          <w:b w:val="0"/>
+          <w:bCs w:val="0"/>
+          <w:highlight w:val="none"/>
+          <w:lang w:val="ru-RU" w:bidi="ru-RU"/>
+        </w:rPr>
+      </w:pPr>
+      <w:r>
+        <w:rPr>
+          <w:b w:val="0"/>
+          <w:bCs w:val="0"/>
+          <w:highlight w:val="none"/>
+          <w:lang w:val="ru-RU" w:bidi="ru-RU"/>
+        </w:rPr>
+        <w:t xml:space="preserve">Пчелиный алгоритм (есть в практике)</w:t>
+      </w:r>
+      <w:r>
+        <w:rPr>
+          <w:b w:val="0"/>
+          <w:bCs w:val="0"/>
+          <w:highlight w:val="none"/>
+          <w:lang w:val="ru-RU"/>
+        </w:rPr>
+      </w:r>
+    </w:p>
+    <w:p>
+      <w:pPr>
+        <w:pStyle w:val="944"/>
+        <w:pBdr/>
+        <w:tabs>
+          <w:tab w:val="center" w:leader="none" w:pos="4819"/>
+        </w:tabs>
+        <w:bidi w:val="false"/>
+        <w:spacing/>
+        <w:ind w:firstLine="0" w:left="0"/>
+        <w:jc w:val="both"/>
+        <w:rPr>
+          <w:b w:val="0"/>
+          <w:bCs w:val="0"/>
+          <w:highlight w:val="none"/>
+          <w:lang w:val="ru-RU"/>
+        </w:rPr>
+      </w:pPr>
+      <w:r>
+        <w:rPr>
+          <w:b w:val="0"/>
+          <w:bCs w:val="0"/>
+          <w:highlight w:val="none"/>
+          <w:lang w:val="ru-RU"/>
+        </w:rPr>
+      </w:r>
+      <w:r>
+        <w:rPr>
+          <w:b w:val="0"/>
+          <w:bCs w:val="0"/>
+          <w:highlight w:val="none"/>
+          <w:lang w:val="ru-RU"/>
+        </w:rPr>
+      </w:r>
+      <w:r>
+        <w:rPr>
+          <w:b w:val="0"/>
+          <w:bCs w:val="0"/>
+          <w:highlight w:val="none"/>
+          <w:lang w:val="ru-RU"/>
+        </w:rPr>
+      </w:r>
+    </w:p>
+    <w:p>
+      <w:pPr>
+        <w:pStyle w:val="944"/>
+        <w:pBdr/>
+        <w:tabs>
+          <w:tab w:val="center" w:leader="none" w:pos="4819"/>
+        </w:tabs>
+        <w:bidi w:val="false"/>
+        <w:spacing/>
+        <w:ind w:firstLine="0" w:left="0"/>
+        <w:jc w:val="both"/>
+        <w:rPr>
+          <w:b w:val="0"/>
+          <w:bCs w:val="0"/>
+          <w:highlight w:val="none"/>
+          <w:lang w:val="ru-RU" w:bidi="ru-RU"/>
+        </w:rPr>
+      </w:pPr>
+      <w:r>
+        <w:rPr>
+          <w:b w:val="0"/>
+          <w:bCs w:val="0"/>
+          <w:highlight w:val="none"/>
+          <w:lang w:val="ru-RU" w:bidi="ru-RU"/>
+        </w:rPr>
+        <w:t xml:space="preserve">Муравьиный алгоритм (нет в практике, но есть на экзамене)</w:t>
+      </w:r>
+      <w:r>
+        <w:rPr>
+          <w:b w:val="0"/>
+          <w:bCs w:val="0"/>
+          <w:highlight w:val="none"/>
+          <w:lang w:val="ru-RU"/>
+        </w:rPr>
+      </w:r>
+    </w:p>
+    <w:p>
+      <w:pPr>
+        <w:pStyle w:val="944"/>
+        <w:pBdr/>
+        <w:tabs>
+          <w:tab w:val="center" w:leader="none" w:pos="4819"/>
+        </w:tabs>
+        <w:bidi w:val="false"/>
+        <w:spacing/>
+        <w:ind w:firstLine="0" w:left="0"/>
+        <w:jc w:val="both"/>
+        <w:rPr>
+          <w:b w:val="0"/>
+          <w:bCs w:val="0"/>
+          <w:highlight w:val="none"/>
+          <w:lang w:val="ru-RU"/>
+        </w:rPr>
+      </w:pPr>
+      <w:r>
+        <w:rPr>
+          <w:b w:val="0"/>
+          <w:bCs w:val="0"/>
+          <w:highlight w:val="none"/>
+          <w:lang w:val="ru-RU"/>
+        </w:rPr>
+      </w:r>
+      <w:r>
+        <w:rPr>
+          <w:b w:val="0"/>
+          <w:bCs w:val="0"/>
+          <w:highlight w:val="none"/>
+          <w:lang w:val="ru-RU"/>
+        </w:rPr>
+      </w:r>
+      <w:r>
+        <w:rPr>
+          <w:b w:val="0"/>
+          <w:bCs w:val="0"/>
+          <w:highlight w:val="none"/>
+          <w:lang w:val="ru-RU"/>
+        </w:rPr>
+      </w:r>
+    </w:p>
+    <w:p>
+      <w:pPr>
+        <w:pStyle w:val="944"/>
+        <w:pBdr/>
+        <w:tabs>
+          <w:tab w:val="center" w:leader="none" w:pos="4819"/>
+        </w:tabs>
+        <w:bidi w:val="false"/>
+        <w:spacing/>
+        <w:ind w:firstLine="0" w:left="0"/>
+        <w:jc w:val="both"/>
+        <w:rPr>
+          <w:b w:val="0"/>
+          <w:bCs w:val="0"/>
+          <w:highlight w:val="none"/>
+          <w:lang w:val="ru-RU"/>
+        </w:rPr>
+      </w:pPr>
+      <w:r>
+        <w:rPr>
+          <w:b w:val="0"/>
+          <w:bCs w:val="0"/>
+          <w:highlight w:val="none"/>
+          <w:lang w:val="ru-RU" w:bidi="ru-RU"/>
+        </w:rPr>
+      </w:r>
+      <w:r>
+        <w:rPr>
+          <w:b w:val="0"/>
+          <w:bCs w:val="0"/>
+          <w:highlight w:val="none"/>
+          <w:lang w:val="ru-RU" w:bidi="ru-RU"/>
+        </w:rPr>
+      </w:r>
+      <w:r>
+        <w:rPr>
+          <w:b w:val="0"/>
+          <w:bCs w:val="0"/>
+          <w:highlight w:val="none"/>
+          <w:lang w:val="ru-RU" w:bidi="ru-RU"/>
+        </w:rPr>
+      </w:r>
     </w:p>
     <w:sectPr>
       <w:footerReference w:type="default" r:id="rId9"/>

--- a/theory/Конспекты/lection_lessons.docx
+++ b/theory/Конспекты/lection_lessons.docx
@@ -23052,6 +23052,7 @@
       <w:r>
         <w:rPr>
           <w:highlight w:val="none"/>
+          <w:lang w:val="ru-RU"/>
           <w14:ligatures w14:val="none"/>
         </w:rPr>
       </w:r>
@@ -23145,6 +23146,7 @@
       <w:r>
         <w:rPr>
           <w:highlight w:val="none"/>
+          <w:lang w:val="ru-RU"/>
           <w14:ligatures w14:val="none"/>
         </w:rPr>
       </w:r>
@@ -23225,6 +23227,7 @@
       <w:r>
         <w:rPr>
           <w:highlight w:val="none"/>
+          <w:lang w:val="ru-RU"/>
           <w14:ligatures w14:val="none"/>
         </w:rPr>
       </w:r>
@@ -23536,7 +23539,7 @@
       <w:r>
         <w:rPr>
           <w:highlight w:val="none"/>
-          <w:lang w:val="ru-RU"/>
+          <w:lang w:val="ru-RU" w:bidi="ru-RU"/>
         </w:rPr>
       </w:r>
       <w:r>
@@ -23572,7 +23575,7 @@
       <w:r>
         <w:rPr>
           <w:highlight w:val="none"/>
-          <w:lang w:val="ru-RU"/>
+          <w:lang w:val="ru-RU" w:bidi="ru-RU"/>
         </w:rPr>
       </w:r>
       <w:r>
@@ -23608,7 +23611,7 @@
       <w:r>
         <w:rPr>
           <w:highlight w:val="none"/>
-          <w:lang w:val="ru-RU"/>
+          <w:lang w:val="ru-RU" w:bidi="ru-RU"/>
         </w:rPr>
       </w:r>
       <w:r>
@@ -23714,7 +23717,7 @@
       <w:r>
         <w:rPr>
           <w:highlight w:val="none"/>
-          <w:lang w:val="ru-RU" w:bidi="ru-RU"/>
+          <w:lang w:val="ru-RU"/>
         </w:rPr>
       </w:r>
       <w:r>
@@ -23884,7 +23887,7 @@
       <w:r>
         <w:rPr>
           <w:highlight w:val="none"/>
-          <w:lang w:val="ru-RU" w:bidi="ru-RU"/>
+          <w:lang w:val="ru-RU"/>
         </w:rPr>
       </w:r>
       <w:r>
@@ -24078,6 +24081,8 @@
       </w:r>
       <w:r>
         <w:rPr>
+          <w:b/>
+          <w:bCs/>
           <w:highlight w:val="none"/>
           <w:lang w:val="ru-RU" w:bidi="ru-RU"/>
         </w:rPr>
@@ -24167,6 +24172,7 @@
           <w:b w:val="0"/>
           <w:bCs w:val="0"/>
           <w:highlight w:val="none"/>
+          <w:lang w:val="ru-RU" w:bidi="ru-RU"/>
         </w:rPr>
       </w:r>
       <w:r>
@@ -24285,6 +24291,7 @@
           <w:b w:val="0"/>
           <w:bCs w:val="0"/>
           <w:highlight w:val="none"/>
+          <w:lang w:val="ru-RU"/>
         </w:rPr>
       </w:r>
       <w:r>
@@ -24326,7 +24333,6 @@
           <w:b w:val="0"/>
           <w:bCs w:val="0"/>
           <w:highlight w:val="none"/>
-          <w:lang w:val="ru-RU"/>
         </w:rPr>
       </w:r>
       <w:r>
@@ -24441,7 +24447,7 @@
           <w:b w:val="0"/>
           <w:bCs w:val="0"/>
           <w:highlight w:val="none"/>
-          <w:lang w:val="ru-RU"/>
+          <w:lang w:val="en-US"/>
         </w:rPr>
       </w:r>
       <w:r>
@@ -24618,7 +24624,7 @@
           <w:b w:val="0"/>
           <w:bCs w:val="0"/>
           <w:highlight w:val="none"/>
-          <w:lang w:val="ru-RU"/>
+          <w:lang w:val="en-US"/>
         </w:rPr>
       </w:r>
       <w:r>
@@ -24786,7 +24792,7 @@
           <w:b w:val="0"/>
           <w:bCs w:val="0"/>
           <w:highlight w:val="none"/>
-          <w:lang w:val="ru-RU"/>
+          <w:lang w:val="en-US"/>
         </w:rPr>
       </w:r>
       <w:r>
@@ -24936,7 +24942,7 @@
           <w:b w:val="0"/>
           <w:bCs w:val="0"/>
           <w:highlight w:val="none"/>
-          <w:lang w:val="ru-RU"/>
+          <w:lang w:val="en-US"/>
         </w:rPr>
       </w:r>
       <w:r>
@@ -25077,7 +25083,7 @@
           <w:b w:val="0"/>
           <w:bCs w:val="0"/>
           <w:highlight w:val="none"/>
-          <w:lang w:val="ru-RU"/>
+          <w:lang w:val="en-US"/>
         </w:rPr>
       </w:r>
       <w:r>
@@ -25227,7 +25233,7 @@
           <w:b w:val="0"/>
           <w:bCs w:val="0"/>
           <w:highlight w:val="none"/>
-          <w:lang w:val="ru-RU"/>
+          <w:lang w:val="en-US"/>
         </w:rPr>
       </w:r>
       <w:r>
@@ -25377,7 +25383,7 @@
           <w:b w:val="0"/>
           <w:bCs w:val="0"/>
           <w:highlight w:val="none"/>
-          <w:lang w:val="ru-RU"/>
+          <w:lang w:val="ru-RU" w:bidi="ru-RU"/>
         </w:rPr>
       </w:r>
       <w:r>
@@ -25636,6 +25642,7 @@
           <w:b/>
           <w:bCs/>
           <w:highlight w:val="none"/>
+          <w:lang w:val="ru-RU" w:bidi="ru-RU"/>
         </w:rPr>
       </w:r>
       <w:r>
@@ -25718,6 +25725,7 @@
           <w:b w:val="0"/>
           <w:bCs w:val="0"/>
           <w:highlight w:val="none"/>
+          <w:lang w:val="ru-RU" w:bidi="ru-RU"/>
         </w:rPr>
       </w:r>
       <w:r>
@@ -25854,6 +25862,7 @@
           <w:b w:val="0"/>
           <w:bCs w:val="0"/>
           <w:highlight w:val="none"/>
+          <w:lang w:val="en-US"/>
         </w:rPr>
       </w:r>
       <w:r>
@@ -25895,7 +25904,6 @@
           <w:b w:val="0"/>
           <w:bCs w:val="0"/>
           <w:highlight w:val="none"/>
-          <w:lang w:val="ru-RU"/>
         </w:rPr>
       </w:r>
       <w:r>
@@ -25982,15 +25990,15 @@
           <w:b w:val="0"/>
           <w:bCs w:val="0"/>
           <w:highlight w:val="none"/>
+          <w:lang w:val="ru-RU"/>
+        </w:rPr>
+      </w:r>
+      <w:r>
+        <w:rPr>
+          <w:b w:val="0"/>
+          <w:bCs w:val="0"/>
+          <w:highlight w:val="none"/>
           <w:lang w:val="ru-RU" w:bidi="ru-RU"/>
-        </w:rPr>
-      </w:r>
-      <w:r>
-        <w:rPr>
-          <w:b w:val="0"/>
-          <w:bCs w:val="0"/>
-          <w:highlight w:val="none"/>
-          <w:lang w:val="ru-RU"/>
         </w:rPr>
       </w:r>
     </w:p>
@@ -26115,6 +26123,14 @@
           <w:lang w:val="ru-RU" w:bidi="ru-RU"/>
         </w:rPr>
       </w:r>
+      <w:r>
+        <w:rPr>
+          <w:b/>
+          <w:bCs/>
+          <w:highlight w:val="none"/>
+          <w:lang w:val="ru-RU" w:bidi="ru-RU"/>
+        </w:rPr>
+      </w:r>
     </w:p>
     <w:p>
       <w:pPr>
@@ -26152,8 +26168,8 @@
       </w:r>
       <w:r>
         <w:rPr>
-          <w:b/>
-          <w:bCs/>
+          <w:b w:val="0"/>
+          <w:bCs w:val="0"/>
           <w:highlight w:val="none"/>
           <w:lang w:val="ru-RU" w:bidi="ru-RU"/>
         </w:rPr>
@@ -26181,7 +26197,7 @@
         <w:rPr>
           <w:b w:val="0"/>
           <w:bCs w:val="0"/>
-          <w:highlight w:val="none"/>
+          <w:highlight w:val="yellow"/>
           <w:lang w:val="ru-RU" w:bidi="ru-RU"/>
         </w:rPr>
         <w:t xml:space="preserve">Алгоритм роя частиц (есть в практике)</w:t>
@@ -26190,8 +26206,16 @@
         <w:rPr>
           <w:b w:val="0"/>
           <w:bCs w:val="0"/>
-          <w:highlight w:val="none"/>
-          <w:lang w:val="ru-RU"/>
+          <w:highlight w:val="yellow"/>
+          <w:lang w:val="ru-RU"/>
+        </w:rPr>
+      </w:r>
+      <w:r>
+        <w:rPr>
+          <w:b w:val="0"/>
+          <w:bCs w:val="0"/>
+          <w:highlight w:val="none"/>
+          <w:lang w:val="ru-RU" w:bidi="ru-RU"/>
         </w:rPr>
       </w:r>
     </w:p>
@@ -26253,17 +26277,24 @@
           <w:b w:val="0"/>
           <w:bCs w:val="0"/>
           <w:highlight w:val="none"/>
-          <w:lang w:val="ru-RU" w:bidi="ru-RU"/>
-        </w:rPr>
-      </w:pPr>
-      <w:r>
-        <w:rPr>
-          <w:b w:val="0"/>
-          <w:bCs w:val="0"/>
-          <w:highlight w:val="none"/>
-          <w:lang w:val="ru-RU" w:bidi="ru-RU"/>
-        </w:rPr>
-        <w:t xml:space="preserve">Пчелиный алгоритм (есть в практике)</w:t>
+          <w:lang w:val="ru-RU"/>
+        </w:rPr>
+      </w:pPr>
+      <w:r>
+        <w:rPr>
+          <w:b w:val="0"/>
+          <w:bCs w:val="0"/>
+          <w:highlight w:val="none"/>
+          <w:lang w:val="ru-RU"/>
+        </w:rPr>
+      </w:r>
+      <w:r>
+        <w:rPr>
+          <w:b w:val="0"/>
+          <w:bCs w:val="0"/>
+          <w:highlight w:val="none"/>
+          <w:lang w:val="ru-RU"/>
+        </w:rPr>
       </w:r>
       <w:r>
         <w:rPr>
@@ -26284,36 +26315,28 @@
         <w:bidi w:val="false"/>
         <w:spacing/>
         <w:ind w:firstLine="0" w:left="0"/>
-        <w:jc w:val="both"/>
-        <w:rPr>
-          <w:b w:val="0"/>
-          <w:bCs w:val="0"/>
-          <w:highlight w:val="none"/>
-          <w:lang w:val="ru-RU"/>
-        </w:rPr>
-      </w:pPr>
-      <w:r>
-        <w:rPr>
-          <w:b w:val="0"/>
-          <w:bCs w:val="0"/>
-          <w:highlight w:val="none"/>
-          <w:lang w:val="ru-RU"/>
-        </w:rPr>
-      </w:r>
-      <w:r>
-        <w:rPr>
-          <w:b w:val="0"/>
-          <w:bCs w:val="0"/>
-          <w:highlight w:val="none"/>
-          <w:lang w:val="ru-RU"/>
-        </w:rPr>
-      </w:r>
-      <w:r>
-        <w:rPr>
-          <w:b w:val="0"/>
-          <w:bCs w:val="0"/>
-          <w:highlight w:val="none"/>
-          <w:lang w:val="ru-RU"/>
+        <w:jc w:val="center"/>
+        <w:rPr>
+          <w:b/>
+          <w:bCs/>
+          <w:highlight w:val="none"/>
+          <w:lang w:val="ru-RU" w:bidi="ru-RU"/>
+        </w:rPr>
+      </w:pPr>
+      <w:r>
+        <w:rPr>
+          <w:b/>
+          <w:bCs/>
+          <w:highlight w:val="none"/>
+          <w:lang w:val="ru-RU" w:bidi="ru-RU"/>
+        </w:rPr>
+        <w:t xml:space="preserve">Алгоритм оптимизации пчелиным роем</w:t>
+      </w:r>
+      <w:r>
+        <w:rPr>
+          <w:b/>
+          <w:bCs/>
+          <w:highlight w:val="none"/>
         </w:rPr>
       </w:r>
     </w:p>
@@ -26327,29 +26350,32 @@
         <w:bidi w:val="false"/>
         <w:spacing/>
         <w:ind w:firstLine="0" w:left="0"/>
-        <w:jc w:val="both"/>
-        <w:rPr>
-          <w:b w:val="0"/>
-          <w:bCs w:val="0"/>
-          <w:highlight w:val="none"/>
-          <w:lang w:val="ru-RU" w:bidi="ru-RU"/>
-        </w:rPr>
-      </w:pPr>
-      <w:r>
-        <w:rPr>
-          <w:b w:val="0"/>
-          <w:bCs w:val="0"/>
-          <w:highlight w:val="none"/>
-          <w:lang w:val="ru-RU" w:bidi="ru-RU"/>
-        </w:rPr>
-        <w:t xml:space="preserve">Муравьиный алгоритм (нет в практике, но есть на экзамене)</w:t>
-      </w:r>
-      <w:r>
-        <w:rPr>
-          <w:b w:val="0"/>
-          <w:bCs w:val="0"/>
-          <w:highlight w:val="none"/>
-          <w:lang w:val="ru-RU"/>
+        <w:jc w:val="center"/>
+        <w:rPr>
+          <w:b/>
+          <w:bCs/>
+          <w:highlight w:val="none"/>
+        </w:rPr>
+      </w:pPr>
+      <w:r>
+        <w:rPr>
+          <w:b/>
+          <w:bCs/>
+          <w:highlight w:val="none"/>
+        </w:rPr>
+      </w:r>
+      <w:r>
+        <w:rPr>
+          <w:b/>
+          <w:bCs/>
+          <w:highlight w:val="none"/>
+        </w:rPr>
+      </w:r>
+      <w:r>
+        <w:rPr>
+          <w:b/>
+          <w:bCs/>
+          <w:highlight w:val="none"/>
         </w:rPr>
       </w:r>
     </w:p>
@@ -26373,19 +26399,83 @@
       </w:pPr>
       <w:r>
         <w:rPr>
-          <w:b w:val="0"/>
-          <w:bCs w:val="0"/>
-          <w:highlight w:val="none"/>
-          <w:lang w:val="ru-RU"/>
-        </w:rPr>
-      </w:r>
-      <w:r>
-        <w:rPr>
-          <w:b w:val="0"/>
-          <w:bCs w:val="0"/>
-          <w:highlight w:val="none"/>
-          <w:lang w:val="ru-RU"/>
-        </w:rPr>
+          <w:b/>
+          <w:bCs/>
+          <w:highlight w:val="none"/>
+          <w:lang w:val="ru-RU" w:bidi="ru-RU"/>
+        </w:rPr>
+      </w:r>
+      <w:r>
+        <w:rPr>
+          <w:b w:val="0"/>
+          <w:bCs w:val="0"/>
+          <w:highlight w:val="none"/>
+          <w:lang w:val="ru-RU" w:bidi="ru-RU"/>
+        </w:rPr>
+        <w:t xml:space="preserve">Алгоритм пчелиной оптимизации был предложен в 2005 году. Основная идея — моделирование поведения пчёл при поиске нектара. Алгоритмы пчелиной оптимизации успешно применяются при решении задач дискретной оптимизации. Существует также высокоэффективный вариант алгоритма для решения задач непрерывной оптимизации. Среди них выделяют пчелиный алгоритм (</w:t>
+      </w:r>
+      <w:r>
+        <w:rPr>
+          <w:b w:val="0"/>
+          <w:bCs w:val="0"/>
+          <w:highlight w:val="none"/>
+          <w:lang w:val="en-US"/>
+        </w:rPr>
+        <w:t xml:space="preserve">B-</w:t>
+      </w:r>
+      <w:r>
+        <w:rPr>
+          <w:b w:val="0"/>
+          <w:bCs w:val="0"/>
+          <w:highlight w:val="none"/>
+          <w:lang w:val="ru-RU"/>
+        </w:rPr>
+        <w:t xml:space="preserve">алгоритм</w:t>
+      </w:r>
+      <w:r>
+        <w:rPr>
+          <w:b w:val="0"/>
+          <w:bCs w:val="0"/>
+          <w:highlight w:val="none"/>
+          <w:lang w:val="ru-RU" w:bidi="ru-RU"/>
+        </w:rPr>
+        <w:t xml:space="preserve">) и </w:t>
+      </w:r>
+      <w:r>
+        <w:rPr>
+          <w:b w:val="0"/>
+          <w:bCs w:val="0"/>
+          <w:highlight w:val="none"/>
+          <w:lang w:val="en-US"/>
+        </w:rPr>
+        <w:t xml:space="preserve">ABC-</w:t>
+      </w:r>
+      <w:r>
+        <w:rPr>
+          <w:b w:val="0"/>
+          <w:bCs w:val="0"/>
+          <w:highlight w:val="none"/>
+          <w:lang w:val="ru-RU"/>
+        </w:rPr>
+        <w:t xml:space="preserve">алгоритм, где </w:t>
+      </w:r>
+      <w:r>
+        <w:rPr>
+          <w:b w:val="0"/>
+          <w:bCs w:val="0"/>
+          <w:highlight w:val="none"/>
+          <w:lang w:val="en-US"/>
+        </w:rPr>
+        <w:t xml:space="preserve">A — artificial, B — bee, C — column. </w:t>
+      </w:r>
+      <w:r>
+        <w:rPr>
+          <w:b w:val="0"/>
+          <w:bCs w:val="0"/>
+          <w:highlight w:val="none"/>
+          <w:lang w:val="ru-RU"/>
+        </w:rPr>
+        <w:t xml:space="preserve">Основным недостатком пчелиных алгоритмов является большое число свободных параметров.</w:t>
       </w:r>
       <w:r>
         <w:rPr>
@@ -26419,9 +26509,44 @@
           <w:b w:val="0"/>
           <w:bCs w:val="0"/>
           <w:highlight w:val="none"/>
+          <w:lang w:val="ru-RU"/>
+        </w:rPr>
+      </w:r>
+      <w:r>
+        <w:rPr>
+          <w:b w:val="0"/>
+          <w:bCs w:val="0"/>
+          <w:highlight w:val="none"/>
+          <w:lang w:val="ru-RU"/>
+        </w:rPr>
+      </w:r>
+      <w:r>
+        <w:rPr>
+          <w:b w:val="0"/>
+          <w:bCs w:val="0"/>
+          <w:highlight w:val="none"/>
+          <w:lang w:val="ru-RU"/>
+        </w:rPr>
+      </w:r>
+    </w:p>
+    <w:p>
+      <w:pPr>
+        <w:pStyle w:val="944"/>
+        <w:pBdr/>
+        <w:tabs>
+          <w:tab w:val="center" w:leader="none" w:pos="4819"/>
+        </w:tabs>
+        <w:bidi w:val="false"/>
+        <w:spacing/>
+        <w:ind w:firstLine="0" w:left="0"/>
+        <w:jc w:val="both"/>
+        <w:rPr>
+          <w:b w:val="0"/>
+          <w:bCs w:val="0"/>
+          <w:highlight w:val="none"/>
           <w:lang w:val="ru-RU" w:bidi="ru-RU"/>
         </w:rPr>
-      </w:r>
+      </w:pPr>
       <w:r>
         <w:rPr>
           <w:b w:val="0"/>
@@ -26429,13 +26554,6632 @@
           <w:highlight w:val="none"/>
           <w:lang w:val="ru-RU" w:bidi="ru-RU"/>
         </w:rPr>
-      </w:r>
+        <w:t xml:space="preserve">Введём следующую терминологию:</w:t>
+      </w:r>
+      <w:r>
+        <w:rPr>
+          <w:b w:val="0"/>
+          <w:bCs w:val="0"/>
+          <w:highlight w:val="none"/>
+          <w:lang w:val="ru-RU"/>
+        </w:rPr>
+      </w:r>
+    </w:p>
+    <w:p>
+      <w:pPr>
+        <w:pStyle w:val="944"/>
+        <w:pBdr/>
+        <w:tabs>
+          <w:tab w:val="center" w:leader="none" w:pos="4819"/>
+        </w:tabs>
+        <w:bidi w:val="false"/>
+        <w:spacing/>
+        <w:ind w:firstLine="0" w:left="0"/>
+        <w:jc w:val="both"/>
+        <w:rPr>
+          <w:b w:val="0"/>
+          <w:bCs w:val="0"/>
+          <w:highlight w:val="none"/>
+          <w:lang w:val="ru-RU"/>
+        </w:rPr>
+      </w:pPr>
+      <w:r>
+        <w:rPr>
+          <w:b w:val="0"/>
+          <w:bCs w:val="0"/>
+          <w:highlight w:val="none"/>
+          <w:lang w:val="ru-RU"/>
+        </w:rPr>
+      </w:r>
+      <w:r>
+        <w:rPr>
+          <w:b w:val="0"/>
+          <w:bCs w:val="0"/>
+          <w:highlight w:val="none"/>
+          <w:lang w:val="ru-RU"/>
+        </w:rPr>
+      </w:r>
+      <w:r>
+        <w:rPr>
+          <w:b w:val="0"/>
+          <w:bCs w:val="0"/>
+          <w:highlight w:val="none"/>
+          <w:lang w:val="ru-RU"/>
+        </w:rPr>
+      </w:r>
+    </w:p>
+    <w:p>
+      <w:pPr>
+        <w:pStyle w:val="944"/>
+        <w:pBdr/>
+        <w:tabs>
+          <w:tab w:val="center" w:leader="none" w:pos="4819"/>
+        </w:tabs>
+        <w:bidi w:val="false"/>
+        <w:spacing/>
+        <w:ind w:firstLine="0" w:left="0"/>
+        <w:jc w:val="both"/>
+        <w:rPr>
+          <w:b w:val="0"/>
+          <w:bCs w:val="0"/>
+          <w:highlight w:val="none"/>
+          <w:lang w:val="ru-RU"/>
+        </w:rPr>
+      </w:pPr>
       <w:r>
         <w:rPr>
           <w:b w:val="0"/>
           <w:bCs w:val="0"/>
           <w:highlight w:val="none"/>
           <w:lang w:val="ru-RU" w:bidi="ru-RU"/>
+        </w:rPr>
+        <w:t xml:space="preserve">Источник нектара (источник пищи) — </w:t>
+      </w:r>
+      <w:r>
+        <w:rPr>
+          <w:b w:val="0"/>
+          <w:bCs w:val="0"/>
+          <w:highlight w:val="none"/>
+          <w:lang w:val="en-US"/>
+        </w:rPr>
+        <w:t xml:space="preserve">fitness</w:t>
+      </w:r>
+      <w:r>
+        <w:rPr>
+          <w:b w:val="0"/>
+          <w:bCs w:val="0"/>
+          <w:highlight w:val="none"/>
+          <w:lang w:val="ru-RU"/>
+        </w:rPr>
+        <w:t xml:space="preserve">-</w:t>
+      </w:r>
+      <w:r>
+        <w:rPr>
+          <w:b w:val="0"/>
+          <w:bCs w:val="0"/>
+          <w:highlight w:val="none"/>
+          <w:lang w:val="ru-RU"/>
+        </w:rPr>
+        <w:t xml:space="preserve">функция. Характеризуется своей полезностью, которая определяется на основе совокупности факторов: удалённость от улья, концентрация нектара, удобство добычи.</w:t>
+      </w:r>
+      <w:r>
+        <w:rPr>
+          <w:b w:val="0"/>
+          <w:bCs w:val="0"/>
+          <w:highlight w:val="none"/>
+          <w:lang w:val="ru-RU"/>
+        </w:rPr>
+      </w:r>
+    </w:p>
+    <w:p>
+      <w:pPr>
+        <w:pStyle w:val="944"/>
+        <w:pBdr/>
+        <w:tabs>
+          <w:tab w:val="center" w:leader="none" w:pos="4819"/>
+        </w:tabs>
+        <w:bidi w:val="false"/>
+        <w:spacing/>
+        <w:ind w:firstLine="0" w:left="0"/>
+        <w:jc w:val="both"/>
+        <w:rPr>
+          <w:b w:val="0"/>
+          <w:bCs w:val="0"/>
+          <w:highlight w:val="none"/>
+          <w:lang w:val="ru-RU"/>
+        </w:rPr>
+      </w:pPr>
+      <w:r>
+        <w:rPr>
+          <w:b w:val="0"/>
+          <w:bCs w:val="0"/>
+          <w:highlight w:val="none"/>
+          <w:lang w:val="ru-RU"/>
+        </w:rPr>
+      </w:r>
+      <w:r>
+        <w:rPr>
+          <w:b w:val="0"/>
+          <w:bCs w:val="0"/>
+          <w:highlight w:val="none"/>
+          <w:lang w:val="ru-RU"/>
+        </w:rPr>
+      </w:r>
+      <w:r>
+        <w:rPr>
+          <w:b w:val="0"/>
+          <w:bCs w:val="0"/>
+          <w:highlight w:val="none"/>
+          <w:lang w:val="ru-RU"/>
+        </w:rPr>
+      </w:r>
+    </w:p>
+    <w:p>
+      <w:pPr>
+        <w:pStyle w:val="944"/>
+        <w:pBdr/>
+        <w:tabs>
+          <w:tab w:val="center" w:leader="none" w:pos="4819"/>
+        </w:tabs>
+        <w:bidi w:val="false"/>
+        <w:spacing/>
+        <w:ind w:firstLine="0" w:left="0"/>
+        <w:jc w:val="both"/>
+        <w:rPr>
+          <w:b w:val="0"/>
+          <w:bCs w:val="0"/>
+          <w:highlight w:val="none"/>
+          <w:lang w:val="ru-RU" w:bidi="ru-RU"/>
+        </w:rPr>
+      </w:pPr>
+      <w:r>
+        <w:rPr>
+          <w:b w:val="0"/>
+          <w:bCs w:val="0"/>
+          <w:highlight w:val="none"/>
+          <w:lang w:val="ru-RU" w:bidi="ru-RU"/>
+        </w:rPr>
+        <w:t xml:space="preserve">Рабочие пчёлы (занятые фуражиры, </w:t>
+      </w:r>
+      <w:r>
+        <w:rPr>
+          <w:b w:val="0"/>
+          <w:bCs w:val="0"/>
+          <w:highlight w:val="none"/>
+          <w:lang w:val="en-US"/>
+        </w:rPr>
+        <w:t xml:space="preserve">worker bees, W</w:t>
+      </w:r>
+      <w:r>
+        <w:rPr>
+          <w:b w:val="0"/>
+          <w:bCs w:val="0"/>
+          <w:highlight w:val="none"/>
+          <w:lang w:val="ru-RU" w:bidi="ru-RU"/>
+        </w:rPr>
+        <w:t xml:space="preserve">) — пчёлы, которые связаны с одним из источников нектара, т.е. добывают нектар на источнике. Занятые фуражиры владеют следующей информацией о своём источнике: направление от улья на источник и его полезность.</w:t>
+      </w:r>
+      <w:r>
+        <w:rPr>
+          <w:b w:val="0"/>
+          <w:bCs w:val="0"/>
+          <w:highlight w:val="none"/>
+          <w:lang w:val="ru-RU"/>
+        </w:rPr>
+      </w:r>
+    </w:p>
+    <w:p>
+      <w:pPr>
+        <w:pStyle w:val="944"/>
+        <w:pBdr/>
+        <w:tabs>
+          <w:tab w:val="center" w:leader="none" w:pos="4819"/>
+        </w:tabs>
+        <w:bidi w:val="false"/>
+        <w:spacing/>
+        <w:ind w:firstLine="0" w:left="0"/>
+        <w:jc w:val="both"/>
+        <w:rPr>
+          <w:b w:val="0"/>
+          <w:bCs w:val="0"/>
+          <w:highlight w:val="none"/>
+          <w:lang w:val="ru-RU"/>
+        </w:rPr>
+      </w:pPr>
+      <w:r>
+        <w:rPr>
+          <w:b w:val="0"/>
+          <w:bCs w:val="0"/>
+          <w:highlight w:val="none"/>
+          <w:lang w:val="ru-RU"/>
+        </w:rPr>
+      </w:r>
+      <w:r>
+        <w:rPr>
+          <w:b w:val="0"/>
+          <w:bCs w:val="0"/>
+          <w:highlight w:val="none"/>
+          <w:lang w:val="ru-RU"/>
+        </w:rPr>
+      </w:r>
+      <w:r>
+        <w:rPr>
+          <w:b w:val="0"/>
+          <w:bCs w:val="0"/>
+          <w:highlight w:val="none"/>
+          <w:lang w:val="ru-RU"/>
+        </w:rPr>
+      </w:r>
+    </w:p>
+    <w:p>
+      <w:pPr>
+        <w:pStyle w:val="944"/>
+        <w:pBdr/>
+        <w:tabs>
+          <w:tab w:val="center" w:leader="none" w:pos="4819"/>
+        </w:tabs>
+        <w:bidi w:val="false"/>
+        <w:spacing/>
+        <w:ind w:firstLine="0" w:left="0"/>
+        <w:jc w:val="both"/>
+        <w:rPr>
+          <w:b w:val="0"/>
+          <w:bCs w:val="0"/>
+          <w:highlight w:val="none"/>
+          <w:lang w:val="ru-RU"/>
+        </w:rPr>
+      </w:pPr>
+      <w:r>
+        <w:rPr>
+          <w:b w:val="0"/>
+          <w:bCs w:val="0"/>
+          <w:highlight w:val="none"/>
+          <w:lang w:val="ru-RU" w:bidi="ru-RU"/>
+        </w:rPr>
+        <w:t xml:space="preserve">Незанятые фуражиры (пчёлы-разведчики, пчёлы-скауты, </w:t>
+      </w:r>
+      <w:r>
+        <w:rPr>
+          <w:b w:val="0"/>
+          <w:bCs w:val="0"/>
+          <w:highlight w:val="none"/>
+          <w:lang w:val="en-US"/>
+        </w:rPr>
+        <w:t xml:space="preserve">scout-bees</w:t>
+      </w:r>
+      <w:r>
+        <w:rPr>
+          <w:b w:val="0"/>
+          <w:bCs w:val="0"/>
+          <w:highlight w:val="none"/>
+          <w:lang w:val="ru-RU" w:bidi="ru-RU"/>
+        </w:rPr>
+        <w:t xml:space="preserve">) —</w:t>
+      </w:r>
+      <w:r>
+        <w:rPr>
+          <w:b w:val="0"/>
+          <w:bCs w:val="0"/>
+          <w:highlight w:val="none"/>
+          <w:lang w:val="en-US"/>
+        </w:rPr>
+        <w:t xml:space="preserve"> </w:t>
+      </w:r>
+      <w:r>
+        <w:rPr>
+          <w:b w:val="0"/>
+          <w:bCs w:val="0"/>
+          <w:highlight w:val="none"/>
+          <w:lang w:val="ru-RU"/>
+        </w:rPr>
+        <w:t xml:space="preserve">осуществляют поиск источников нектара для их использования.</w:t>
+      </w:r>
+      <w:r>
+        <w:rPr>
+          <w:b w:val="0"/>
+          <w:bCs w:val="0"/>
+          <w:highlight w:val="none"/>
+          <w:lang w:val="ru-RU"/>
+        </w:rPr>
+      </w:r>
+    </w:p>
+    <w:p>
+      <w:pPr>
+        <w:pStyle w:val="944"/>
+        <w:pBdr/>
+        <w:tabs>
+          <w:tab w:val="center" w:leader="none" w:pos="4819"/>
+        </w:tabs>
+        <w:bidi w:val="false"/>
+        <w:spacing/>
+        <w:ind w:firstLine="0" w:left="0"/>
+        <w:jc w:val="both"/>
+        <w:rPr>
+          <w:b w:val="0"/>
+          <w:bCs w:val="0"/>
+          <w:highlight w:val="none"/>
+          <w:lang w:val="ru-RU"/>
+        </w:rPr>
+      </w:pPr>
+      <w:r>
+        <w:rPr>
+          <w:b w:val="0"/>
+          <w:bCs w:val="0"/>
+          <w:highlight w:val="none"/>
+          <w:lang w:val="ru-RU"/>
+        </w:rPr>
+      </w:r>
+      <w:r>
+        <w:rPr>
+          <w:b w:val="0"/>
+          <w:bCs w:val="0"/>
+          <w:highlight w:val="none"/>
+          <w:lang w:val="ru-RU"/>
+        </w:rPr>
+      </w:r>
+      <w:r>
+        <w:rPr>
+          <w:b w:val="0"/>
+          <w:bCs w:val="0"/>
+          <w:highlight w:val="none"/>
+          <w:lang w:val="ru-RU"/>
+        </w:rPr>
+      </w:r>
+    </w:p>
+    <w:p>
+      <w:pPr>
+        <w:pStyle w:val="944"/>
+        <w:pBdr/>
+        <w:tabs>
+          <w:tab w:val="center" w:leader="none" w:pos="4819"/>
+        </w:tabs>
+        <w:bidi w:val="false"/>
+        <w:spacing/>
+        <w:ind w:firstLine="0" w:left="0"/>
+        <w:jc w:val="both"/>
+        <w:rPr>
+          <w:b w:val="0"/>
+          <w:bCs w:val="0"/>
+          <w:highlight w:val="none"/>
+          <w:lang w:val="ru-RU" w:bidi="ru-RU"/>
+        </w:rPr>
+      </w:pPr>
+      <w:r>
+        <w:rPr>
+          <w:b w:val="0"/>
+          <w:bCs w:val="0"/>
+          <w:highlight w:val="none"/>
+          <w:lang w:val="ru-RU" w:bidi="ru-RU"/>
+        </w:rPr>
+        <w:t xml:space="preserve">Незанятые пчёлы (l</w:t>
+      </w:r>
+      <w:r>
+        <w:rPr>
+          <w:b w:val="0"/>
+          <w:bCs w:val="0"/>
+          <w:highlight w:val="none"/>
+          <w:lang w:val="en-US"/>
+        </w:rPr>
+        <w:t xml:space="preserve">ooker bees, </w:t>
+      </w:r>
+      <w:r>
+        <w:rPr>
+          <w:b w:val="0"/>
+          <w:bCs w:val="0"/>
+          <w:highlight w:val="none"/>
+          <w:lang w:val="ru-RU"/>
+        </w:rPr>
+        <w:t xml:space="preserve">пчёлы-наблюдатели</w:t>
+      </w:r>
+      <w:r>
+        <w:rPr>
+          <w:b w:val="0"/>
+          <w:bCs w:val="0"/>
+          <w:highlight w:val="none"/>
+          <w:lang w:val="ru-RU" w:bidi="ru-RU"/>
+        </w:rPr>
+        <w:t xml:space="preserve">).</w:t>
+      </w:r>
+      <w:r>
+        <w:rPr>
+          <w:b w:val="0"/>
+          <w:bCs w:val="0"/>
+          <w:highlight w:val="none"/>
+          <w:lang w:val="ru-RU" w:bidi="ru-RU"/>
+        </w:rPr>
+      </w:r>
+    </w:p>
+    <w:p>
+      <w:pPr>
+        <w:pStyle w:val="944"/>
+        <w:pBdr/>
+        <w:tabs>
+          <w:tab w:val="center" w:leader="none" w:pos="4819"/>
+        </w:tabs>
+        <w:bidi w:val="false"/>
+        <w:spacing/>
+        <w:ind w:firstLine="0" w:left="0"/>
+        <w:jc w:val="both"/>
+        <w:rPr>
+          <w:b w:val="0"/>
+          <w:bCs w:val="0"/>
+          <w:highlight w:val="none"/>
+          <w:lang w:val="ru-RU" w:bidi="ru-RU"/>
+        </w:rPr>
+      </w:pPr>
+      <w:r>
+        <w:rPr>
+          <w:b w:val="0"/>
+          <w:bCs w:val="0"/>
+          <w:highlight w:val="none"/>
+          <w:lang w:val="ru-RU" w:bidi="ru-RU"/>
+        </w:rPr>
+      </w:r>
+      <w:r>
+        <w:rPr>
+          <w:b w:val="0"/>
+          <w:bCs w:val="0"/>
+          <w:highlight w:val="none"/>
+          <w:lang w:val="ru-RU" w:bidi="ru-RU"/>
+        </w:rPr>
+      </w:r>
+      <w:r>
+        <w:rPr>
+          <w:b w:val="0"/>
+          <w:bCs w:val="0"/>
+          <w:highlight w:val="none"/>
+          <w:lang w:val="ru-RU" w:bidi="ru-RU"/>
+        </w:rPr>
+      </w:r>
+    </w:p>
+    <w:p>
+      <w:pPr>
+        <w:pStyle w:val="944"/>
+        <w:pBdr/>
+        <w:tabs>
+          <w:tab w:val="center" w:leader="none" w:pos="4819"/>
+        </w:tabs>
+        <w:bidi w:val="false"/>
+        <w:spacing/>
+        <w:ind w:firstLine="0" w:left="0"/>
+        <w:jc w:val="both"/>
+        <w:rPr>
+          <w:b w:val="0"/>
+          <w:bCs w:val="0"/>
+          <w:highlight w:val="none"/>
+          <w:lang w:val="ru-RU" w:bidi="ru-RU"/>
+        </w:rPr>
+      </w:pPr>
+      <w:r>
+        <w:rPr>
+          <w:b w:val="0"/>
+          <w:bCs w:val="0"/>
+          <w:highlight w:val="none"/>
+          <w:lang w:val="ru-RU" w:bidi="ru-RU"/>
+        </w:rPr>
+        <w:t xml:space="preserve">Самоорганизация пчелиного роя основывается на четырёх механизмах: положительная обратная связь на основе информации, полученной от разведчиков, пчела летит к одному из источников нектара; отрицательная обратная связь — пчела может решить, что её источник хуже других и оставить его; случайность — вероятность поиска нектара; множественность взаимодействия — информация об источнике нектара, найденном одной пчелой, передаётся многим.</w:t>
+      </w:r>
+      <w:r>
+        <w:rPr>
+          <w:b w:val="0"/>
+          <w:bCs w:val="0"/>
+          <w:highlight w:val="none"/>
+          <w:lang w:val="ru-RU" w:bidi="ru-RU"/>
+        </w:rPr>
+      </w:r>
+    </w:p>
+    <w:p>
+      <w:pPr>
+        <w:pStyle w:val="944"/>
+        <w:pBdr/>
+        <w:tabs>
+          <w:tab w:val="center" w:leader="none" w:pos="4819"/>
+        </w:tabs>
+        <w:bidi w:val="false"/>
+        <w:spacing/>
+        <w:ind w:firstLine="0" w:left="0"/>
+        <w:jc w:val="both"/>
+        <w:rPr>
+          <w:b w:val="0"/>
+          <w:bCs w:val="0"/>
+          <w:highlight w:val="none"/>
+          <w:lang w:val="ru-RU" w:bidi="ru-RU"/>
+        </w:rPr>
+      </w:pPr>
+      <w:r>
+        <w:rPr>
+          <w:b w:val="0"/>
+          <w:bCs w:val="0"/>
+          <w:highlight w:val="none"/>
+          <w:lang w:val="ru-RU" w:bidi="ru-RU"/>
+        </w:rPr>
+      </w:r>
+      <w:r>
+        <w:rPr>
+          <w:b w:val="0"/>
+          <w:bCs w:val="0"/>
+          <w:highlight w:val="none"/>
+          <w:lang w:val="ru-RU" w:bidi="ru-RU"/>
+        </w:rPr>
+      </w:r>
+      <w:r>
+        <w:rPr>
+          <w:b w:val="0"/>
+          <w:bCs w:val="0"/>
+          <w:highlight w:val="none"/>
+          <w:lang w:val="ru-RU" w:bidi="ru-RU"/>
+        </w:rPr>
+      </w:r>
+    </w:p>
+    <w:p>
+      <w:pPr>
+        <w:pStyle w:val="944"/>
+        <w:pBdr/>
+        <w:tabs>
+          <w:tab w:val="center" w:leader="none" w:pos="4819"/>
+        </w:tabs>
+        <w:bidi w:val="false"/>
+        <w:spacing/>
+        <w:ind w:firstLine="0" w:left="0"/>
+        <w:jc w:val="both"/>
+        <w:rPr>
+          <w:b w:val="0"/>
+          <w:bCs w:val="0"/>
+          <w:highlight w:val="none"/>
+          <w:lang w:val="ru-RU" w:bidi="ru-RU"/>
+        </w:rPr>
+      </w:pPr>
+      <w:r>
+        <w:rPr>
+          <w:b w:val="0"/>
+          <w:bCs w:val="0"/>
+          <w:highlight w:val="none"/>
+          <w:lang w:val="ru-RU" w:bidi="ru-RU"/>
+        </w:rPr>
+        <w:t xml:space="preserve">Представим одну итерацию алгоритма в виде следующей последовательности шагов:</w:t>
+      </w:r>
+      <w:r>
+        <w:rPr>
+          <w:b w:val="0"/>
+          <w:bCs w:val="0"/>
+          <w:highlight w:val="none"/>
+          <w:lang w:val="ru-RU" w:bidi="ru-RU"/>
+        </w:rPr>
+      </w:r>
+    </w:p>
+    <w:p>
+      <w:pPr>
+        <w:pStyle w:val="944"/>
+        <w:pBdr/>
+        <w:tabs>
+          <w:tab w:val="center" w:leader="none" w:pos="4819"/>
+        </w:tabs>
+        <w:bidi w:val="false"/>
+        <w:spacing/>
+        <w:ind w:firstLine="0" w:left="0"/>
+        <w:jc w:val="both"/>
+        <w:rPr>
+          <w:b w:val="0"/>
+          <w:bCs w:val="0"/>
+          <w:highlight w:val="none"/>
+          <w:lang w:val="ru-RU" w:bidi="ru-RU"/>
+        </w:rPr>
+      </w:pPr>
+      <w:r>
+        <w:rPr>
+          <w:b w:val="0"/>
+          <w:bCs w:val="0"/>
+          <w:highlight w:val="none"/>
+          <w:lang w:val="ru-RU" w:bidi="ru-RU"/>
+        </w:rPr>
+      </w:r>
+      <w:r>
+        <w:rPr>
+          <w:b w:val="0"/>
+          <w:bCs w:val="0"/>
+          <w:highlight w:val="none"/>
+          <w:lang w:val="ru-RU" w:bidi="ru-RU"/>
+        </w:rPr>
+      </w:r>
+      <w:r>
+        <w:rPr>
+          <w:b w:val="0"/>
+          <w:bCs w:val="0"/>
+          <w:highlight w:val="none"/>
+          <w:lang w:val="ru-RU" w:bidi="ru-RU"/>
+        </w:rPr>
+      </w:r>
+    </w:p>
+    <w:p>
+      <w:pPr>
+        <w:pStyle w:val="944"/>
+        <w:pBdr/>
+        <w:tabs>
+          <w:tab w:val="center" w:leader="none" w:pos="4819"/>
+        </w:tabs>
+        <w:bidi w:val="false"/>
+        <w:spacing/>
+        <w:ind w:firstLine="0" w:left="0"/>
+        <w:jc w:val="both"/>
+        <w:rPr>
+          <w:b w:val="0"/>
+          <w:bCs w:val="0"/>
+          <w:highlight w:val="none"/>
+          <w:lang w:val="ru-RU" w:bidi="ru-RU"/>
+        </w:rPr>
+      </w:pPr>
+      <w:r>
+        <w:rPr>
+          <w:b w:val="0"/>
+          <w:bCs w:val="0"/>
+          <w:highlight w:val="none"/>
+          <w:lang w:val="ru-RU" w:bidi="ru-RU"/>
+        </w:rPr>
+        <w:t xml:space="preserve">1. В случайные точки пространства поиска отправляем пчёл-разведчиков.</w:t>
+      </w:r>
+      <w:r>
+        <w:rPr>
+          <w:b w:val="0"/>
+          <w:bCs w:val="0"/>
+          <w:highlight w:val="none"/>
+          <w:lang w:val="ru-RU" w:bidi="ru-RU"/>
+        </w:rPr>
+      </w:r>
+    </w:p>
+    <w:p>
+      <w:pPr>
+        <w:pStyle w:val="944"/>
+        <w:pBdr/>
+        <w:tabs>
+          <w:tab w:val="center" w:leader="none" w:pos="4819"/>
+        </w:tabs>
+        <w:bidi w:val="false"/>
+        <w:spacing/>
+        <w:ind w:firstLine="0" w:left="0"/>
+        <w:jc w:val="both"/>
+        <w:rPr>
+          <w:b w:val="0"/>
+          <w:bCs w:val="0"/>
+          <w:highlight w:val="none"/>
+          <w:lang w:val="ru-RU" w:bidi="ru-RU"/>
+        </w:rPr>
+      </w:pPr>
+      <w:r>
+        <w:rPr>
+          <w:b w:val="0"/>
+          <w:bCs w:val="0"/>
+          <w:highlight w:val="none"/>
+          <w:lang w:val="ru-RU" w:bidi="ru-RU"/>
+        </w:rPr>
+      </w:r>
+      <w:r>
+        <w:rPr>
+          <w:b w:val="0"/>
+          <w:bCs w:val="0"/>
+          <w:highlight w:val="none"/>
+          <w:lang w:val="ru-RU" w:bidi="ru-RU"/>
+        </w:rPr>
+      </w:r>
+      <w:r>
+        <w:rPr>
+          <w:b w:val="0"/>
+          <w:bCs w:val="0"/>
+          <w:highlight w:val="none"/>
+          <w:lang w:val="ru-RU" w:bidi="ru-RU"/>
+        </w:rPr>
+      </w:r>
+    </w:p>
+    <w:p>
+      <w:pPr>
+        <w:pStyle w:val="944"/>
+        <w:pBdr/>
+        <w:tabs>
+          <w:tab w:val="center" w:leader="none" w:pos="4819"/>
+        </w:tabs>
+        <w:bidi w:val="false"/>
+        <w:spacing/>
+        <w:ind w:firstLine="0" w:left="0"/>
+        <w:jc w:val="both"/>
+        <w:rPr>
+          <w:b w:val="0"/>
+          <w:bCs w:val="0"/>
+          <w:highlight w:val="none"/>
+          <w:lang w:val="ru-RU" w:bidi="ru-RU"/>
+        </w:rPr>
+      </w:pPr>
+      <w:r>
+        <w:rPr>
+          <w:b w:val="0"/>
+          <w:bCs w:val="0"/>
+          <w:highlight w:val="none"/>
+          <w:lang w:val="ru-RU" w:bidi="ru-RU"/>
+        </w:rPr>
+        <w:t xml:space="preserve">2. На основании значений целевой функции выделяем некоторое число элитных участков. Т.е. подобластей пространства поиска, соответствующих максимальным значениям целевой функции. Здесь же определяем некоторое число перспективных участков. Перспективные участки содержат точки, в которых значения близки к оптимальным.</w:t>
+      </w:r>
+      <w:r>
+        <w:rPr>
+          <w:b w:val="0"/>
+          <w:bCs w:val="0"/>
+          <w:highlight w:val="none"/>
+          <w:lang w:val="ru-RU" w:bidi="ru-RU"/>
+        </w:rPr>
+      </w:r>
+    </w:p>
+    <w:p>
+      <w:pPr>
+        <w:pStyle w:val="944"/>
+        <w:pBdr/>
+        <w:tabs>
+          <w:tab w:val="center" w:leader="none" w:pos="4819"/>
+        </w:tabs>
+        <w:bidi w:val="false"/>
+        <w:spacing/>
+        <w:ind w:firstLine="0" w:left="0"/>
+        <w:jc w:val="both"/>
+        <w:rPr>
+          <w:b w:val="0"/>
+          <w:bCs w:val="0"/>
+          <w:highlight w:val="none"/>
+          <w:lang w:val="ru-RU" w:bidi="ru-RU"/>
+        </w:rPr>
+      </w:pPr>
+      <w:r>
+        <w:rPr>
+          <w:b w:val="0"/>
+          <w:bCs w:val="0"/>
+          <w:highlight w:val="none"/>
+          <w:lang w:val="ru-RU" w:bidi="ru-RU"/>
+        </w:rPr>
+      </w:r>
+      <w:r>
+        <w:rPr>
+          <w:b w:val="0"/>
+          <w:bCs w:val="0"/>
+          <w:highlight w:val="none"/>
+          <w:lang w:val="ru-RU" w:bidi="ru-RU"/>
+        </w:rPr>
+      </w:r>
+      <w:r>
+        <w:rPr>
+          <w:b w:val="0"/>
+          <w:bCs w:val="0"/>
+          <w:highlight w:val="none"/>
+          <w:lang w:val="ru-RU" w:bidi="ru-RU"/>
+        </w:rPr>
+      </w:r>
+    </w:p>
+    <w:p>
+      <w:pPr>
+        <w:pStyle w:val="944"/>
+        <w:pBdr/>
+        <w:tabs>
+          <w:tab w:val="center" w:leader="none" w:pos="4819"/>
+        </w:tabs>
+        <w:bidi w:val="false"/>
+        <w:spacing/>
+        <w:ind w:firstLine="0" w:left="0"/>
+        <w:jc w:val="both"/>
+        <w:rPr>
+          <w:b w:val="0"/>
+          <w:bCs w:val="0"/>
+          <w:highlight w:val="none"/>
+          <w:lang w:val="ru-RU" w:bidi="ru-RU"/>
+        </w:rPr>
+      </w:pPr>
+      <w:r>
+        <w:rPr>
+          <w:b w:val="0"/>
+          <w:bCs w:val="0"/>
+          <w:highlight w:val="none"/>
+          <w:lang w:val="ru-RU" w:bidi="ru-RU"/>
+        </w:rPr>
+        <w:t xml:space="preserve">3. Отправляем некоторое число рабочих пчёл на найденные участки. Находим новые элитные и перспективные участки. При выборе учитываем результаты, полученные как разведчиками, так и рабочими пчёлами. В качестве текущего приближения принимаем точку с оптимальным значением целевой функции. При этом размер элитных и перспективных участков уменьшается с ростом числа итераций.</w:t>
+      </w:r>
+      <w:r>
+        <w:rPr>
+          <w:b w:val="0"/>
+          <w:bCs w:val="0"/>
+          <w:highlight w:val="none"/>
+          <w:lang w:val="ru-RU" w:bidi="ru-RU"/>
+        </w:rPr>
+      </w:r>
+    </w:p>
+    <w:p>
+      <w:pPr>
+        <w:pStyle w:val="944"/>
+        <w:pBdr/>
+        <w:tabs>
+          <w:tab w:val="center" w:leader="none" w:pos="4819"/>
+        </w:tabs>
+        <w:bidi w:val="false"/>
+        <w:spacing/>
+        <w:ind w:firstLine="0" w:left="0"/>
+        <w:jc w:val="both"/>
+        <w:rPr>
+          <w:b w:val="0"/>
+          <w:bCs w:val="0"/>
+          <w:highlight w:val="none"/>
+          <w:lang w:val="ru-RU" w:bidi="ru-RU"/>
+        </w:rPr>
+      </w:pPr>
+      <w:r>
+        <w:rPr>
+          <w:b w:val="0"/>
+          <w:bCs w:val="0"/>
+          <w:highlight w:val="none"/>
+          <w:lang w:val="ru-RU" w:bidi="ru-RU"/>
+        </w:rPr>
+      </w:r>
+      <w:r>
+        <w:rPr>
+          <w:b w:val="0"/>
+          <w:bCs w:val="0"/>
+          <w:highlight w:val="none"/>
+          <w:lang w:val="ru-RU" w:bidi="ru-RU"/>
+        </w:rPr>
+      </w:r>
+      <w:r>
+        <w:rPr>
+          <w:b w:val="0"/>
+          <w:bCs w:val="0"/>
+          <w:highlight w:val="none"/>
+          <w:lang w:val="ru-RU" w:bidi="ru-RU"/>
+        </w:rPr>
+      </w:r>
+    </w:p>
+    <w:p>
+      <w:pPr>
+        <w:pStyle w:val="944"/>
+        <w:pBdr/>
+        <w:tabs>
+          <w:tab w:val="center" w:leader="none" w:pos="4819"/>
+        </w:tabs>
+        <w:bidi w:val="false"/>
+        <w:spacing/>
+        <w:ind w:firstLine="0" w:left="0"/>
+        <w:jc w:val="both"/>
+        <w:rPr>
+          <w:b w:val="0"/>
+          <w:bCs w:val="0"/>
+          <w:highlight w:val="none"/>
+          <w:vertAlign w:val="baseline"/>
+          <w:lang w:val="en-US"/>
+        </w:rPr>
+      </w:pPr>
+      <w:r>
+        <w:rPr>
+          <w:b w:val="0"/>
+          <w:bCs w:val="0"/>
+          <w:highlight w:val="none"/>
+          <w:lang w:val="ru-RU" w:bidi="ru-RU"/>
+        </w:rPr>
+      </w:r>
+      <w:r>
+        <mc:AlternateContent>
+          <mc:Choice Requires="wpg">
+            <w:drawing>
+              <wp:anchor xmlns:wp="http://schemas.openxmlformats.org/drawingml/2006/wordprocessingDrawing" xmlns:wp14="http://schemas.microsoft.com/office/word/2010/wordprocessingDrawing" distT="0" distB="0" distL="115200" distR="115200" simplePos="0" relativeHeight="25600" behindDoc="0" locked="0" layoutInCell="1" allowOverlap="1">
+                <wp:simplePos x="0" y="0"/>
+                <wp:positionH relativeFrom="column">
+                  <wp:posOffset>2101525</wp:posOffset>
+                </wp:positionH>
+                <wp:positionV relativeFrom="paragraph">
+                  <wp:posOffset>1280305</wp:posOffset>
+                </wp:positionV>
+                <wp:extent cx="227134" cy="344365"/>
+                <wp:effectExtent l="18000" t="18000" r="18000" b="18000"/>
+                <wp:wrapNone/>
+                <wp:docPr id="1" name=""/>
+                <wp:cNvGraphicFramePr/>
+                <a:graphic xmlns:a="http://schemas.openxmlformats.org/drawingml/2006/main">
+                  <a:graphicData uri="http://schemas.microsoft.com/office/word/2010/wordprocessingShape">
+                    <wps:wsp>
+                      <wps:cNvPr id="0" name=""/>
+                      <wps:cNvSpPr/>
+                      <wps:spPr bwMode="auto">
+                        <a:xfrm>
+                          <a:off x="0" y="0"/>
+                          <a:ext cx="227134" cy="344365"/>
+                        </a:xfrm>
+                        <a:custGeom>
+                          <a:avLst/>
+                          <a:gdLst/>
+                          <a:ahLst/>
+                          <a:cxnLst/>
+                          <a:rect l="l" t="t" r="r" b="b"/>
+                          <a:pathLst>
+                            <a:path w="43200" h="43200" fill="none" stroke="1" extrusionOk="0">
+                              <a:moveTo>
+                                <a:pt x="0" y="0"/>
+                              </a:moveTo>
+                              <a:cubicBezTo>
+                                <a:pt x="2787" y="11948"/>
+                                <a:pt x="6967" y="33089"/>
+                                <a:pt x="6967" y="38604"/>
+                              </a:cubicBezTo>
+                              <a:cubicBezTo>
+                                <a:pt x="9754" y="43200"/>
+                                <a:pt x="11148" y="37685"/>
+                                <a:pt x="11148" y="25736"/>
+                              </a:cubicBezTo>
+                              <a:cubicBezTo>
+                                <a:pt x="11148" y="16544"/>
+                                <a:pt x="13935" y="8272"/>
+                                <a:pt x="20903" y="6434"/>
+                              </a:cubicBezTo>
+                              <a:quadBezTo>
+                                <a:pt x="27870" y="10110"/>
+                                <a:pt x="43200" y="18382"/>
+                              </a:quadBezTo>
+                            </a:path>
+                          </a:pathLst>
+                        </a:custGeom>
+                        <a:noFill/>
+                        <a:ln w="36000">
+                          <a:solidFill>
+                            <a:srgbClr val="3D8A44">
+                              <a:alpha val="99999"/>
+                            </a:srgbClr>
+                          </a:solidFill>
+                          <a:prstDash val="solid"/>
+                        </a:ln>
+                      </wps:spPr>
+                      <wps:style>
+                        <a:lnRef idx="2">
+                          <a:schemeClr val="accent1">
+                            <a:shade val="50000"/>
+                          </a:schemeClr>
+                        </a:lnRef>
+                        <a:fillRef idx="1">
+                          <a:schemeClr val="accent1"/>
+                        </a:fillRef>
+                        <a:effectRef idx="0">
+                          <a:schemeClr val="accent1"/>
+                        </a:effectRef>
+                        <a:fontRef idx="minor">
+                          <a:schemeClr val="lt1"/>
+                        </a:fontRef>
+                      </wps:style>
+                      <wps:bodyPr rot="0">
+                        <a:prstTxWarp prst="textNoShape">
+                          <a:avLst/>
+                        </a:prstTxWarp>
+                        <a:noAutofit/>
+                      </wps:bodyPr>
+                    </wps:wsp>
+                  </a:graphicData>
+                </a:graphic>
+              </wp:anchor>
+            </w:drawing>
+          </mc:Choice>
+          <mc:Fallback>
+            <w:pict>
+              <v:shape id="shape 0" o:spid="_x0000_s0" style="position:absolute;z-index:25600;o:allowoverlap:true;o:allowincell:true;mso-position-horizontal-relative:text;margin-left:165.47pt;mso-position-horizontal:absolute;mso-position-vertical-relative:text;margin-top:100.81pt;mso-position-vertical:absolute;width:17.88pt;height:27.12pt;mso-wrap-distance-left:9.07pt;mso-wrap-distance-top:0.00pt;mso-wrap-distance-right:9.07pt;mso-wrap-distance-bottom:0.00pt;visibility:visible;" path="m0,0l0,0c6451,27657,16127,76595,16127,89361l16127,89361c22579,100000,25806,87234,25806,59574l25806,59574c25806,38296,32257,19148,48387,14894l48387,14894c59138,20566,76343,29785,100000,42551nfe" coordsize="100000,100000" filled="f" strokecolor="#3D8A44" strokeweight="2.83pt">
+                <v:path textboxrect="0,0,100000,100000"/>
+                <v:stroke dashstyle="solid"/>
+              </v:shape>
+            </w:pict>
+          </mc:Fallback>
+        </mc:AlternateContent>
+      </w:r>
+      <w:r>
+        <w:rPr>
+          <w:b w:val="0"/>
+          <w:bCs w:val="0"/>
+          <w:highlight w:val="none"/>
+          <w:lang w:val="ru-RU" w:bidi="ru-RU"/>
+        </w:rPr>
+      </w:r>
+      <w:r>
+        <mc:AlternateContent>
+          <mc:Choice Requires="wpg">
+            <w:drawing>
+              <wp:anchor xmlns:wp="http://schemas.openxmlformats.org/drawingml/2006/wordprocessingDrawing" xmlns:wp14="http://schemas.microsoft.com/office/word/2010/wordprocessingDrawing" distT="0" distB="0" distL="115200" distR="115200" simplePos="0" relativeHeight="24576" behindDoc="0" locked="0" layoutInCell="1" allowOverlap="1">
+                <wp:simplePos x="0" y="0"/>
+                <wp:positionH relativeFrom="column">
+                  <wp:posOffset>2042910</wp:posOffset>
+                </wp:positionH>
+                <wp:positionV relativeFrom="paragraph">
+                  <wp:posOffset>1602690</wp:posOffset>
+                </wp:positionV>
+                <wp:extent cx="615461" cy="197827"/>
+                <wp:effectExtent l="18000" t="18000" r="18000" b="18000"/>
+                <wp:wrapNone/>
+                <wp:docPr id="2" name=""/>
+                <wp:cNvGraphicFramePr/>
+                <a:graphic xmlns:a="http://schemas.openxmlformats.org/drawingml/2006/main">
+                  <a:graphicData uri="http://schemas.microsoft.com/office/word/2010/wordprocessingShape">
+                    <wps:wsp>
+                      <wps:cNvPr id="0" name=""/>
+                      <wps:cNvSpPr/>
+                      <wps:spPr bwMode="auto">
+                        <a:xfrm>
+                          <a:off x="0" y="0"/>
+                          <a:ext cx="615461" cy="197826"/>
+                        </a:xfrm>
+                        <a:custGeom>
+                          <a:avLst/>
+                          <a:gdLst/>
+                          <a:ahLst/>
+                          <a:cxnLst/>
+                          <a:rect l="l" t="t" r="r" b="b"/>
+                          <a:pathLst>
+                            <a:path w="43200" h="43200" fill="none" stroke="1" extrusionOk="0">
+                              <a:moveTo>
+                                <a:pt x="0" y="19199"/>
+                              </a:moveTo>
+                              <a:cubicBezTo>
+                                <a:pt x="2571" y="22400"/>
+                                <a:pt x="7199" y="24000"/>
+                                <a:pt x="10285" y="24000"/>
+                              </a:cubicBezTo>
+                              <a:cubicBezTo>
+                                <a:pt x="13371" y="24000"/>
+                                <a:pt x="16971" y="24000"/>
+                                <a:pt x="20571" y="24000"/>
+                              </a:cubicBezTo>
+                              <a:cubicBezTo>
+                                <a:pt x="28800" y="24000"/>
+                                <a:pt x="31885" y="24000"/>
+                                <a:pt x="37542" y="24000"/>
+                              </a:cubicBezTo>
+                              <a:cubicBezTo>
+                                <a:pt x="40114" y="24000"/>
+                                <a:pt x="42685" y="24000"/>
+                                <a:pt x="40628" y="16000"/>
+                              </a:cubicBezTo>
+                              <a:cubicBezTo>
+                                <a:pt x="36514" y="9599"/>
+                                <a:pt x="31371" y="3199"/>
+                                <a:pt x="28800" y="0"/>
+                              </a:cubicBezTo>
+                              <a:cubicBezTo>
+                                <a:pt x="32399" y="8000"/>
+                                <a:pt x="37028" y="12799"/>
+                                <a:pt x="42685" y="22400"/>
+                              </a:cubicBezTo>
+                              <a:cubicBezTo>
+                                <a:pt x="43200" y="30400"/>
+                                <a:pt x="41657" y="38400"/>
+                                <a:pt x="39600" y="43200"/>
+                              </a:cubicBezTo>
+                            </a:path>
+                          </a:pathLst>
+                        </a:custGeom>
+                        <a:noFill/>
+                        <a:ln w="36000">
+                          <a:solidFill>
+                            <a:srgbClr val="3D8A44">
+                              <a:alpha val="99999"/>
+                            </a:srgbClr>
+                          </a:solidFill>
+                          <a:prstDash val="solid"/>
+                        </a:ln>
+                      </wps:spPr>
+                      <wps:style>
+                        <a:lnRef idx="2">
+                          <a:schemeClr val="accent1">
+                            <a:shade val="50000"/>
+                          </a:schemeClr>
+                        </a:lnRef>
+                        <a:fillRef idx="1">
+                          <a:schemeClr val="accent1"/>
+                        </a:fillRef>
+                        <a:effectRef idx="0">
+                          <a:schemeClr val="accent1"/>
+                        </a:effectRef>
+                        <a:fontRef idx="minor">
+                          <a:schemeClr val="lt1"/>
+                        </a:fontRef>
+                      </wps:style>
+                      <wps:bodyPr rot="0">
+                        <a:prstTxWarp prst="textNoShape">
+                          <a:avLst/>
+                        </a:prstTxWarp>
+                        <a:noAutofit/>
+                      </wps:bodyPr>
+                    </wps:wsp>
+                  </a:graphicData>
+                </a:graphic>
+              </wp:anchor>
+            </w:drawing>
+          </mc:Choice>
+          <mc:Fallback>
+            <w:pict>
+              <v:shape id="shape 1" o:spid="_x0000_s1" style="position:absolute;z-index:24576;o:allowoverlap:true;o:allowincell:true;mso-position-horizontal-relative:text;margin-left:160.86pt;mso-position-horizontal:absolute;mso-position-vertical-relative:text;margin-top:126.20pt;mso-position-vertical:absolute;width:48.46pt;height:15.58pt;mso-wrap-distance-left:9.07pt;mso-wrap-distance-top:0.00pt;mso-wrap-distance-right:9.07pt;mso-wrap-distance-bottom:0.00pt;visibility:visible;" path="m0,44442l0,44442c5951,51852,16664,55556,23808,55556l23808,55556c30951,55556,39285,55556,47618,55556l47618,55556c66667,55556,73808,55556,86903,55556l86903,55556c92856,55556,98808,55556,94046,37037l94046,37037c84523,22220,72618,7405,66667,0l66667,0c74998,18519,85713,29627,98808,51852l98808,51852c100000,70370,96428,88889,91667,100000nfe" coordsize="100000,100000" filled="f" strokecolor="#3D8A44" strokeweight="2.83pt">
+                <v:path textboxrect="0,0,100000,100000"/>
+                <v:stroke dashstyle="solid"/>
+              </v:shape>
+            </w:pict>
+          </mc:Fallback>
+        </mc:AlternateContent>
+      </w:r>
+      <w:r>
+        <w:rPr>
+          <w:b w:val="0"/>
+          <w:bCs w:val="0"/>
+          <w:highlight w:val="none"/>
+          <w:lang w:val="ru-RU" w:bidi="ru-RU"/>
+        </w:rPr>
+      </w:r>
+      <w:r>
+        <mc:AlternateContent>
+          <mc:Choice Requires="wpg">
+            <w:drawing>
+              <wp:anchor xmlns:wp="http://schemas.openxmlformats.org/drawingml/2006/wordprocessingDrawing" xmlns:wp14="http://schemas.microsoft.com/office/word/2010/wordprocessingDrawing" distT="0" distB="0" distL="115200" distR="115200" simplePos="0" relativeHeight="23552" behindDoc="0" locked="0" layoutInCell="1" allowOverlap="1">
+                <wp:simplePos x="0" y="0"/>
+                <wp:positionH relativeFrom="column">
+                  <wp:posOffset>1236948</wp:posOffset>
+                </wp:positionH>
+                <wp:positionV relativeFrom="paragraph">
+                  <wp:posOffset>1588036</wp:posOffset>
+                </wp:positionV>
+                <wp:extent cx="696057" cy="205154"/>
+                <wp:effectExtent l="18000" t="18000" r="18000" b="18000"/>
+                <wp:wrapNone/>
+                <wp:docPr id="3" name=""/>
+                <wp:cNvGraphicFramePr/>
+                <a:graphic xmlns:a="http://schemas.openxmlformats.org/drawingml/2006/main">
+                  <a:graphicData uri="http://schemas.microsoft.com/office/word/2010/wordprocessingShape">
+                    <wps:wsp>
+                      <wps:cNvPr id="0" name=""/>
+                      <wps:cNvSpPr/>
+                      <wps:spPr bwMode="auto">
+                        <a:xfrm>
+                          <a:off x="0" y="0"/>
+                          <a:ext cx="696057" cy="205153"/>
+                        </a:xfrm>
+                        <a:custGeom>
+                          <a:avLst/>
+                          <a:gdLst/>
+                          <a:ahLst/>
+                          <a:cxnLst/>
+                          <a:rect l="l" t="t" r="r" b="b"/>
+                          <a:pathLst>
+                            <a:path w="43200" h="43200" fill="none" stroke="1" extrusionOk="0">
+                              <a:moveTo>
+                                <a:pt x="43200" y="29314"/>
+                              </a:moveTo>
+                              <a:cubicBezTo>
+                                <a:pt x="38652" y="27771"/>
+                                <a:pt x="33650" y="27771"/>
+                                <a:pt x="27738" y="26228"/>
+                              </a:cubicBezTo>
+                              <a:cubicBezTo>
+                                <a:pt x="23191" y="23142"/>
+                                <a:pt x="10913" y="20057"/>
+                                <a:pt x="6821" y="18514"/>
+                              </a:cubicBezTo>
+                              <a:cubicBezTo>
+                                <a:pt x="2728" y="18514"/>
+                                <a:pt x="0" y="18514"/>
+                                <a:pt x="1818" y="10800"/>
+                              </a:cubicBezTo>
+                              <a:cubicBezTo>
+                                <a:pt x="6366" y="9257"/>
+                                <a:pt x="10913" y="6171"/>
+                                <a:pt x="13642" y="3085"/>
+                              </a:cubicBezTo>
+                              <a:cubicBezTo>
+                                <a:pt x="15915" y="0"/>
+                                <a:pt x="14096" y="6171"/>
+                                <a:pt x="8185" y="15428"/>
+                              </a:cubicBezTo>
+                              <a:cubicBezTo>
+                                <a:pt x="4547" y="20057"/>
+                                <a:pt x="1818" y="27771"/>
+                                <a:pt x="5002" y="30857"/>
+                              </a:cubicBezTo>
+                              <a:cubicBezTo>
+                                <a:pt x="9094" y="30857"/>
+                                <a:pt x="11823" y="32400"/>
+                                <a:pt x="15915" y="35485"/>
+                              </a:cubicBezTo>
+                              <a:lnTo>
+                                <a:pt x="25465" y="43200"/>
+                              </a:lnTo>
+                            </a:path>
+                          </a:pathLst>
+                        </a:custGeom>
+                        <a:noFill/>
+                        <a:ln w="36000">
+                          <a:solidFill>
+                            <a:srgbClr val="3D8A44">
+                              <a:alpha val="99999"/>
+                            </a:srgbClr>
+                          </a:solidFill>
+                          <a:prstDash val="solid"/>
+                        </a:ln>
+                      </wps:spPr>
+                      <wps:style>
+                        <a:lnRef idx="2">
+                          <a:schemeClr val="accent1">
+                            <a:shade val="50000"/>
+                          </a:schemeClr>
+                        </a:lnRef>
+                        <a:fillRef idx="1">
+                          <a:schemeClr val="accent1"/>
+                        </a:fillRef>
+                        <a:effectRef idx="0">
+                          <a:schemeClr val="accent1"/>
+                        </a:effectRef>
+                        <a:fontRef idx="minor">
+                          <a:schemeClr val="lt1"/>
+                        </a:fontRef>
+                      </wps:style>
+                      <wps:bodyPr rot="0">
+                        <a:prstTxWarp prst="textNoShape">
+                          <a:avLst/>
+                        </a:prstTxWarp>
+                        <a:noAutofit/>
+                      </wps:bodyPr>
+                    </wps:wsp>
+                  </a:graphicData>
+                </a:graphic>
+              </wp:anchor>
+            </w:drawing>
+          </mc:Choice>
+          <mc:Fallback>
+            <w:pict>
+              <v:shape id="shape 2" o:spid="_x0000_s2" style="position:absolute;z-index:23552;o:allowoverlap:true;o:allowincell:true;mso-position-horizontal-relative:text;margin-left:97.40pt;mso-position-horizontal:absolute;mso-position-vertical-relative:text;margin-top:125.04pt;mso-position-vertical:absolute;width:54.81pt;height:16.15pt;mso-wrap-distance-left:9.07pt;mso-wrap-distance-top:0.00pt;mso-wrap-distance-right:9.07pt;mso-wrap-distance-bottom:0.00pt;visibility:visible;" path="m100000,67856l100000,67856c89472,64285,77894,64285,64208,60713l64208,60713c53683,53569,25262,46428,15789,42856l15789,42856c6315,42856,0,42856,4208,25000l4208,25000c14736,21428,25262,14285,31579,7141l31579,7141c36840,0,32630,14285,18947,35713l18947,35713c10525,46428,4208,64285,11579,71428l11579,71428c21051,71428,27368,75000,36840,82141l58947,100000nfe" coordsize="100000,100000" filled="f" strokecolor="#3D8A44" strokeweight="2.83pt">
+                <v:path textboxrect="0,0,100000,100000"/>
+                <v:stroke dashstyle="solid"/>
+              </v:shape>
+            </w:pict>
+          </mc:Fallback>
+        </mc:AlternateContent>
+      </w:r>
+      <w:r>
+        <w:rPr>
+          <w:b w:val="0"/>
+          <w:bCs w:val="0"/>
+          <w:highlight w:val="none"/>
+          <w:lang w:val="ru-RU" w:bidi="ru-RU"/>
+        </w:rPr>
+      </w:r>
+      <w:r>
+        <mc:AlternateContent>
+          <mc:Choice Requires="wpg">
+            <w:drawing>
+              <wp:anchor xmlns:wp="http://schemas.openxmlformats.org/drawingml/2006/wordprocessingDrawing" xmlns:wp14="http://schemas.microsoft.com/office/word/2010/wordprocessingDrawing" distT="0" distB="0" distL="115200" distR="115200" simplePos="0" relativeHeight="22528" behindDoc="0" locked="0" layoutInCell="1" allowOverlap="1">
+                <wp:simplePos x="0" y="0"/>
+                <wp:positionH relativeFrom="column">
+                  <wp:posOffset>1156352</wp:posOffset>
+                </wp:positionH>
+                <wp:positionV relativeFrom="paragraph">
+                  <wp:posOffset>2672421</wp:posOffset>
+                </wp:positionV>
+                <wp:extent cx="278423" cy="600808"/>
+                <wp:effectExtent l="18000" t="18000" r="18000" b="18000"/>
+                <wp:wrapNone/>
+                <wp:docPr id="4" name=""/>
+                <wp:cNvGraphicFramePr/>
+                <a:graphic xmlns:a="http://schemas.openxmlformats.org/drawingml/2006/main">
+                  <a:graphicData uri="http://schemas.microsoft.com/office/word/2010/wordprocessingShape">
+                    <wps:wsp>
+                      <wps:cNvPr id="0" name=""/>
+                      <wps:cNvSpPr/>
+                      <wps:spPr bwMode="auto">
+                        <a:xfrm>
+                          <a:off x="0" y="0"/>
+                          <a:ext cx="278422" cy="600807"/>
+                        </a:xfrm>
+                        <a:custGeom>
+                          <a:avLst/>
+                          <a:gdLst/>
+                          <a:ahLst/>
+                          <a:cxnLst/>
+                          <a:rect l="l" t="t" r="r" b="b"/>
+                          <a:pathLst>
+                            <a:path w="43200" h="43200" fill="none" stroke="1" extrusionOk="0">
+                              <a:moveTo>
+                                <a:pt x="25010" y="0"/>
+                              </a:moveTo>
+                              <a:cubicBezTo>
+                                <a:pt x="25010" y="3160"/>
+                                <a:pt x="25010" y="7902"/>
+                                <a:pt x="25010" y="12643"/>
+                              </a:cubicBezTo>
+                              <a:cubicBezTo>
+                                <a:pt x="27284" y="17385"/>
+                                <a:pt x="28421" y="22126"/>
+                                <a:pt x="30694" y="30029"/>
+                              </a:cubicBezTo>
+                              <a:cubicBezTo>
+                                <a:pt x="31831" y="33190"/>
+                                <a:pt x="32968" y="35824"/>
+                                <a:pt x="35242" y="40565"/>
+                              </a:cubicBezTo>
+                              <a:cubicBezTo>
+                                <a:pt x="21600" y="35824"/>
+                                <a:pt x="14778" y="33190"/>
+                                <a:pt x="6821" y="30556"/>
+                              </a:cubicBezTo>
+                              <a:cubicBezTo>
+                                <a:pt x="0" y="28975"/>
+                                <a:pt x="3410" y="32136"/>
+                                <a:pt x="10231" y="36878"/>
+                              </a:cubicBezTo>
+                              <a:cubicBezTo>
+                                <a:pt x="19326" y="42146"/>
+                                <a:pt x="28421" y="43200"/>
+                                <a:pt x="36378" y="37404"/>
+                              </a:cubicBezTo>
+                              <a:quadBezTo>
+                                <a:pt x="38652" y="34770"/>
+                                <a:pt x="43200" y="29502"/>
+                              </a:quadBezTo>
+                            </a:path>
+                          </a:pathLst>
+                        </a:custGeom>
+                        <a:noFill/>
+                        <a:ln w="36000">
+                          <a:solidFill>
+                            <a:srgbClr val="3D8A44">
+                              <a:alpha val="99999"/>
+                            </a:srgbClr>
+                          </a:solidFill>
+                          <a:prstDash val="solid"/>
+                        </a:ln>
+                      </wps:spPr>
+                      <wps:style>
+                        <a:lnRef idx="2">
+                          <a:schemeClr val="accent1">
+                            <a:shade val="50000"/>
+                          </a:schemeClr>
+                        </a:lnRef>
+                        <a:fillRef idx="1">
+                          <a:schemeClr val="accent1"/>
+                        </a:fillRef>
+                        <a:effectRef idx="0">
+                          <a:schemeClr val="accent1"/>
+                        </a:effectRef>
+                        <a:fontRef idx="minor">
+                          <a:schemeClr val="lt1"/>
+                        </a:fontRef>
+                      </wps:style>
+                      <wps:bodyPr rot="0">
+                        <a:prstTxWarp prst="textNoShape">
+                          <a:avLst/>
+                        </a:prstTxWarp>
+                        <a:noAutofit/>
+                      </wps:bodyPr>
+                    </wps:wsp>
+                  </a:graphicData>
+                </a:graphic>
+              </wp:anchor>
+            </w:drawing>
+          </mc:Choice>
+          <mc:Fallback>
+            <w:pict>
+              <v:shape id="shape 3" o:spid="_x0000_s3" style="position:absolute;z-index:22528;o:allowoverlap:true;o:allowincell:true;mso-position-horizontal-relative:text;margin-left:91.05pt;mso-position-horizontal:absolute;mso-position-vertical-relative:text;margin-top:210.43pt;mso-position-vertical:absolute;width:21.92pt;height:47.31pt;mso-wrap-distance-left:9.07pt;mso-wrap-distance-top:0.00pt;mso-wrap-distance-right:9.07pt;mso-wrap-distance-bottom:0.00pt;visibility:visible;" path="m57894,0l57894,0c57894,7315,57894,18292,57894,29266l57894,29266c63157,40243,65789,51218,71051,69512l71051,69512c73683,76829,76315,82926,81579,93900l81579,93900c50000,82926,34208,76829,15789,70731l15789,70731c0,67072,7894,74389,23683,85366l23683,85366c44736,97560,65789,100000,84208,86583l84208,86583c87718,82519,92981,76421,100000,68292nfe" coordsize="100000,100000" filled="f" strokecolor="#3D8A44" strokeweight="2.83pt">
+                <v:path textboxrect="0,0,100000,100000"/>
+                <v:stroke dashstyle="solid"/>
+              </v:shape>
+            </w:pict>
+          </mc:Fallback>
+        </mc:AlternateContent>
+      </w:r>
+      <w:r>
+        <w:rPr>
+          <w:b w:val="0"/>
+          <w:bCs w:val="0"/>
+          <w:highlight w:val="none"/>
+          <w:lang w:val="ru-RU" w:bidi="ru-RU"/>
+        </w:rPr>
+      </w:r>
+      <w:r>
+        <mc:AlternateContent>
+          <mc:Choice Requires="wpg">
+            <w:drawing>
+              <wp:anchor xmlns:wp="http://schemas.openxmlformats.org/drawingml/2006/wordprocessingDrawing" xmlns:wp14="http://schemas.microsoft.com/office/word/2010/wordprocessingDrawing" distT="0" distB="0" distL="115200" distR="115200" simplePos="0" relativeHeight="21504" behindDoc="0" locked="0" layoutInCell="1" allowOverlap="1">
+                <wp:simplePos x="0" y="0"/>
+                <wp:positionH relativeFrom="column">
+                  <wp:posOffset>1302891</wp:posOffset>
+                </wp:positionH>
+                <wp:positionV relativeFrom="paragraph">
+                  <wp:posOffset>2577171</wp:posOffset>
+                </wp:positionV>
+                <wp:extent cx="241788" cy="29308"/>
+                <wp:effectExtent l="18000" t="18000" r="18000" b="18000"/>
+                <wp:wrapNone/>
+                <wp:docPr id="5" name=""/>
+                <wp:cNvGraphicFramePr/>
+                <a:graphic xmlns:a="http://schemas.openxmlformats.org/drawingml/2006/main">
+                  <a:graphicData uri="http://schemas.microsoft.com/office/word/2010/wordprocessingShape">
+                    <wps:wsp>
+                      <wps:cNvPr id="0" name=""/>
+                      <wps:cNvSpPr/>
+                      <wps:spPr bwMode="auto">
+                        <a:xfrm>
+                          <a:off x="0" y="0"/>
+                          <a:ext cx="241788" cy="29307"/>
+                        </a:xfrm>
+                        <a:custGeom>
+                          <a:avLst/>
+                          <a:gdLst/>
+                          <a:ahLst/>
+                          <a:cxnLst/>
+                          <a:rect l="l" t="t" r="r" b="b"/>
+                          <a:pathLst>
+                            <a:path w="43200" h="43200" fill="none" stroke="1" extrusionOk="0">
+                              <a:moveTo>
+                                <a:pt x="0" y="43200"/>
+                              </a:moveTo>
+                              <a:cubicBezTo>
+                                <a:pt x="6545" y="32400"/>
+                                <a:pt x="23563" y="21599"/>
+                                <a:pt x="36654" y="0"/>
+                              </a:cubicBezTo>
+                              <a:lnTo>
+                                <a:pt x="43200" y="0"/>
+                              </a:lnTo>
+                            </a:path>
+                          </a:pathLst>
+                        </a:custGeom>
+                        <a:noFill/>
+                        <a:ln w="36000">
+                          <a:solidFill>
+                            <a:srgbClr val="3D8A44">
+                              <a:alpha val="99999"/>
+                            </a:srgbClr>
+                          </a:solidFill>
+                          <a:prstDash val="solid"/>
+                        </a:ln>
+                      </wps:spPr>
+                      <wps:style>
+                        <a:lnRef idx="2">
+                          <a:schemeClr val="accent1">
+                            <a:shade val="50000"/>
+                          </a:schemeClr>
+                        </a:lnRef>
+                        <a:fillRef idx="1">
+                          <a:schemeClr val="accent1"/>
+                        </a:fillRef>
+                        <a:effectRef idx="0">
+                          <a:schemeClr val="accent1"/>
+                        </a:effectRef>
+                        <a:fontRef idx="minor">
+                          <a:schemeClr val="lt1"/>
+                        </a:fontRef>
+                      </wps:style>
+                      <wps:bodyPr rot="0">
+                        <a:prstTxWarp prst="textNoShape">
+                          <a:avLst/>
+                        </a:prstTxWarp>
+                        <a:noAutofit/>
+                      </wps:bodyPr>
+                    </wps:wsp>
+                  </a:graphicData>
+                </a:graphic>
+              </wp:anchor>
+            </w:drawing>
+          </mc:Choice>
+          <mc:Fallback>
+            <w:pict>
+              <v:shape id="shape 4" o:spid="_x0000_s4" style="position:absolute;z-index:21504;o:allowoverlap:true;o:allowincell:true;mso-position-horizontal-relative:text;margin-left:102.59pt;mso-position-horizontal:absolute;mso-position-vertical-relative:text;margin-top:202.93pt;mso-position-vertical:absolute;width:19.04pt;height:2.31pt;mso-wrap-distance-left:9.07pt;mso-wrap-distance-top:0.00pt;mso-wrap-distance-right:9.07pt;mso-wrap-distance-bottom:0.00pt;visibility:visible;" path="m0,100000l0,100000c15150,75000,54544,49998,84847,0l100000,0nfe" coordsize="100000,100000" filled="f" strokecolor="#3D8A44" strokeweight="2.83pt">
+                <v:path textboxrect="0,0,100000,100000"/>
+                <v:stroke dashstyle="solid"/>
+              </v:shape>
+            </w:pict>
+          </mc:Fallback>
+        </mc:AlternateContent>
+      </w:r>
+      <w:r>
+        <w:rPr>
+          <w:b w:val="0"/>
+          <w:bCs w:val="0"/>
+          <w:highlight w:val="none"/>
+          <w:lang w:val="ru-RU" w:bidi="ru-RU"/>
+        </w:rPr>
+      </w:r>
+      <w:r>
+        <mc:AlternateContent>
+          <mc:Choice Requires="wpg">
+            <w:drawing>
+              <wp:anchor xmlns:wp="http://schemas.openxmlformats.org/drawingml/2006/wordprocessingDrawing" xmlns:wp14="http://schemas.microsoft.com/office/word/2010/wordprocessingDrawing" distT="0" distB="0" distL="115200" distR="115200" simplePos="0" relativeHeight="20480" behindDoc="0" locked="0" layoutInCell="1" allowOverlap="1">
+                <wp:simplePos x="0" y="0"/>
+                <wp:positionH relativeFrom="column">
+                  <wp:posOffset>1214968</wp:posOffset>
+                </wp:positionH>
+                <wp:positionV relativeFrom="paragraph">
+                  <wp:posOffset>1888440</wp:posOffset>
+                </wp:positionV>
+                <wp:extent cx="322384" cy="666750"/>
+                <wp:effectExtent l="18000" t="18000" r="18000" b="18000"/>
+                <wp:wrapNone/>
+                <wp:docPr id="6" name=""/>
+                <wp:cNvGraphicFramePr/>
+                <a:graphic xmlns:a="http://schemas.openxmlformats.org/drawingml/2006/main">
+                  <a:graphicData uri="http://schemas.microsoft.com/office/word/2010/wordprocessingShape">
+                    <wps:wsp>
+                      <wps:cNvPr id="0" name=""/>
+                      <wps:cNvSpPr/>
+                      <wps:spPr bwMode="auto">
+                        <a:xfrm>
+                          <a:off x="0" y="0"/>
+                          <a:ext cx="322384" cy="666749"/>
+                        </a:xfrm>
+                        <a:custGeom>
+                          <a:avLst/>
+                          <a:gdLst/>
+                          <a:ahLst/>
+                          <a:cxnLst/>
+                          <a:rect l="l" t="t" r="r" b="b"/>
+                          <a:pathLst>
+                            <a:path w="43200" h="43200" fill="none" stroke="1" extrusionOk="0">
+                              <a:moveTo>
+                                <a:pt x="17672" y="43200"/>
+                              </a:moveTo>
+                              <a:cubicBezTo>
+                                <a:pt x="17672" y="39876"/>
+                                <a:pt x="17672" y="35129"/>
+                                <a:pt x="16690" y="28958"/>
+                              </a:cubicBezTo>
+                              <a:cubicBezTo>
+                                <a:pt x="15709" y="25635"/>
+                                <a:pt x="15709" y="21362"/>
+                                <a:pt x="14727" y="17090"/>
+                              </a:cubicBezTo>
+                              <a:cubicBezTo>
+                                <a:pt x="14727" y="13292"/>
+                                <a:pt x="14727" y="8545"/>
+                                <a:pt x="13745" y="6171"/>
+                              </a:cubicBezTo>
+                              <a:cubicBezTo>
+                                <a:pt x="13745" y="1898"/>
+                                <a:pt x="7854" y="5221"/>
+                                <a:pt x="5890" y="9019"/>
+                              </a:cubicBezTo>
+                              <a:cubicBezTo>
+                                <a:pt x="2945" y="11393"/>
+                                <a:pt x="0" y="15665"/>
+                                <a:pt x="0" y="18039"/>
+                              </a:cubicBezTo>
+                              <a:cubicBezTo>
+                                <a:pt x="3927" y="16140"/>
+                                <a:pt x="5890" y="13292"/>
+                                <a:pt x="10800" y="4747"/>
+                              </a:cubicBezTo>
+                              <a:cubicBezTo>
+                                <a:pt x="15709" y="1898"/>
+                                <a:pt x="18654" y="0"/>
+                                <a:pt x="24545" y="474"/>
+                              </a:cubicBezTo>
+                              <a:cubicBezTo>
+                                <a:pt x="28472" y="1898"/>
+                                <a:pt x="37309" y="5221"/>
+                                <a:pt x="43200" y="7120"/>
+                              </a:cubicBezTo>
+                            </a:path>
+                          </a:pathLst>
+                        </a:custGeom>
+                        <a:noFill/>
+                        <a:ln w="36000">
+                          <a:solidFill>
+                            <a:srgbClr val="3D8A44">
+                              <a:alpha val="99999"/>
+                            </a:srgbClr>
+                          </a:solidFill>
+                          <a:prstDash val="solid"/>
+                        </a:ln>
+                      </wps:spPr>
+                      <wps:style>
+                        <a:lnRef idx="2">
+                          <a:schemeClr val="accent1">
+                            <a:shade val="50000"/>
+                          </a:schemeClr>
+                        </a:lnRef>
+                        <a:fillRef idx="1">
+                          <a:schemeClr val="accent1"/>
+                        </a:fillRef>
+                        <a:effectRef idx="0">
+                          <a:schemeClr val="accent1"/>
+                        </a:effectRef>
+                        <a:fontRef idx="minor">
+                          <a:schemeClr val="lt1"/>
+                        </a:fontRef>
+                      </wps:style>
+                      <wps:bodyPr rot="0">
+                        <a:prstTxWarp prst="textNoShape">
+                          <a:avLst/>
+                        </a:prstTxWarp>
+                        <a:noAutofit/>
+                      </wps:bodyPr>
+                    </wps:wsp>
+                  </a:graphicData>
+                </a:graphic>
+              </wp:anchor>
+            </w:drawing>
+          </mc:Choice>
+          <mc:Fallback>
+            <w:pict>
+              <v:shape id="shape 5" o:spid="_x0000_s5" style="position:absolute;z-index:20480;o:allowoverlap:true;o:allowincell:true;mso-position-horizontal-relative:text;margin-left:95.67pt;mso-position-horizontal:absolute;mso-position-vertical-relative:text;margin-top:148.70pt;mso-position-vertical:absolute;width:25.38pt;height:52.50pt;mso-wrap-distance-left:9.07pt;mso-wrap-distance-top:0.00pt;mso-wrap-distance-right:9.07pt;mso-wrap-distance-bottom:0.00pt;visibility:visible;" path="m40907,100000l40907,100000c40907,92306,40907,81317,38634,67032l38634,67032c36363,59340,36363,49449,34090,39560l34090,39560c34090,30769,34090,19780,31817,14285l31817,14285c31817,4394,18181,12086,13634,20877l13634,20877c6817,26373,0,36262,0,41757l0,41757c9090,37361,13634,30769,25000,10988l25000,10988c36363,4394,43181,0,56817,1097l56817,1097c65907,4394,86363,12086,100000,16481nfe" coordsize="100000,100000" filled="f" strokecolor="#3D8A44" strokeweight="2.83pt">
+                <v:path textboxrect="0,0,100000,100000"/>
+                <v:stroke dashstyle="solid"/>
+              </v:shape>
+            </w:pict>
+          </mc:Fallback>
+        </mc:AlternateContent>
+      </w:r>
+      <w:r>
+        <w:rPr>
+          <w:b w:val="0"/>
+          <w:bCs w:val="0"/>
+          <w:highlight w:val="none"/>
+          <w:lang w:val="ru-RU" w:bidi="ru-RU"/>
+        </w:rPr>
+      </w:r>
+      <w:r>
+        <mc:AlternateContent>
+          <mc:Choice Requires="wpg">
+            <w:drawing>
+              <wp:anchor xmlns:wp="http://schemas.openxmlformats.org/drawingml/2006/wordprocessingDrawing" xmlns:wp14="http://schemas.microsoft.com/office/word/2010/wordprocessingDrawing" distT="0" distB="0" distL="115200" distR="115200" simplePos="0" relativeHeight="19456" behindDoc="0" locked="0" layoutInCell="1" allowOverlap="1">
+                <wp:simplePos x="0" y="0"/>
+                <wp:positionH relativeFrom="column">
+                  <wp:posOffset>-37936</wp:posOffset>
+                </wp:positionH>
+                <wp:positionV relativeFrom="paragraph">
+                  <wp:posOffset>1104459</wp:posOffset>
+                </wp:positionV>
+                <wp:extent cx="285750" cy="674077"/>
+                <wp:effectExtent l="18000" t="18000" r="18000" b="18000"/>
+                <wp:wrapNone/>
+                <wp:docPr id="7" name=""/>
+                <wp:cNvGraphicFramePr/>
+                <a:graphic xmlns:a="http://schemas.openxmlformats.org/drawingml/2006/main">
+                  <a:graphicData uri="http://schemas.microsoft.com/office/word/2010/wordprocessingShape">
+                    <wps:wsp>
+                      <wps:cNvPr id="0" name=""/>
+                      <wps:cNvSpPr/>
+                      <wps:spPr bwMode="auto">
+                        <a:xfrm>
+                          <a:off x="0" y="0"/>
+                          <a:ext cx="285750" cy="674076"/>
+                        </a:xfrm>
+                        <a:custGeom>
+                          <a:avLst/>
+                          <a:gdLst/>
+                          <a:ahLst/>
+                          <a:cxnLst/>
+                          <a:rect l="l" t="t" r="r" b="b"/>
+                          <a:pathLst>
+                            <a:path w="43200" h="43200" fill="none" stroke="1" extrusionOk="0">
+                              <a:moveTo>
+                                <a:pt x="1107" y="7513"/>
+                              </a:moveTo>
+                              <a:cubicBezTo>
+                                <a:pt x="0" y="13617"/>
+                                <a:pt x="0" y="17373"/>
+                                <a:pt x="26584" y="15965"/>
+                              </a:cubicBezTo>
+                              <a:cubicBezTo>
+                                <a:pt x="29907" y="11739"/>
+                                <a:pt x="34338" y="3756"/>
+                                <a:pt x="36553" y="0"/>
+                              </a:cubicBezTo>
+                              <a:cubicBezTo>
+                                <a:pt x="43200" y="15026"/>
+                                <a:pt x="36553" y="30052"/>
+                                <a:pt x="32123" y="34278"/>
+                              </a:cubicBezTo>
+                              <a:cubicBezTo>
+                                <a:pt x="23261" y="40852"/>
+                                <a:pt x="4430" y="43200"/>
+                                <a:pt x="3323" y="39913"/>
+                              </a:cubicBezTo>
+                              <a:cubicBezTo>
+                                <a:pt x="3323" y="35686"/>
+                                <a:pt x="3323" y="33339"/>
+                                <a:pt x="8861" y="27234"/>
+                              </a:cubicBezTo>
+                              <a:cubicBezTo>
+                                <a:pt x="23261" y="26765"/>
+                                <a:pt x="37661" y="28173"/>
+                                <a:pt x="42092" y="29582"/>
+                              </a:cubicBezTo>
+                            </a:path>
+                          </a:pathLst>
+                        </a:custGeom>
+                        <a:noFill/>
+                        <a:ln w="36000">
+                          <a:solidFill>
+                            <a:srgbClr val="3D8A44">
+                              <a:alpha val="99999"/>
+                            </a:srgbClr>
+                          </a:solidFill>
+                          <a:prstDash val="solid"/>
+                        </a:ln>
+                      </wps:spPr>
+                      <wps:style>
+                        <a:lnRef idx="2">
+                          <a:schemeClr val="accent1">
+                            <a:shade val="50000"/>
+                          </a:schemeClr>
+                        </a:lnRef>
+                        <a:fillRef idx="1">
+                          <a:schemeClr val="accent1"/>
+                        </a:fillRef>
+                        <a:effectRef idx="0">
+                          <a:schemeClr val="accent1"/>
+                        </a:effectRef>
+                        <a:fontRef idx="minor">
+                          <a:schemeClr val="lt1"/>
+                        </a:fontRef>
+                      </wps:style>
+                      <wps:bodyPr rot="0">
+                        <a:prstTxWarp prst="textNoShape">
+                          <a:avLst/>
+                        </a:prstTxWarp>
+                        <a:noAutofit/>
+                      </wps:bodyPr>
+                    </wps:wsp>
+                  </a:graphicData>
+                </a:graphic>
+              </wp:anchor>
+            </w:drawing>
+          </mc:Choice>
+          <mc:Fallback>
+            <w:pict>
+              <v:shape id="shape 6" o:spid="_x0000_s6" style="position:absolute;z-index:19456;o:allowoverlap:true;o:allowincell:true;mso-position-horizontal-relative:text;margin-left:-2.99pt;mso-position-horizontal:absolute;mso-position-vertical-relative:text;margin-top:86.97pt;mso-position-vertical:absolute;width:22.50pt;height:53.08pt;mso-wrap-distance-left:9.07pt;mso-wrap-distance-top:0.00pt;mso-wrap-distance-right:9.07pt;mso-wrap-distance-bottom:0.00pt;visibility:visible;" path="m2563,17391l2563,17391c0,31521,0,40215,61537,36956l61537,36956c69229,27174,79486,8694,84613,0l84613,0c100000,34782,84613,69565,74359,79347l74359,79347c53845,94565,10255,100000,7692,92391l7692,92391c7692,82606,7692,77174,20512,63042l20512,63042c53845,61956,87178,65215,97435,68477nfe" coordsize="100000,100000" filled="f" strokecolor="#3D8A44" strokeweight="2.83pt">
+                <v:path textboxrect="0,0,100000,100000"/>
+                <v:stroke dashstyle="solid"/>
+              </v:shape>
+            </w:pict>
+          </mc:Fallback>
+        </mc:AlternateContent>
+      </w:r>
+      <w:r>
+        <w:rPr>
+          <w:b w:val="0"/>
+          <w:bCs w:val="0"/>
+          <w:highlight w:val="none"/>
+          <w:lang w:val="ru-RU" w:bidi="ru-RU"/>
+        </w:rPr>
+      </w:r>
+      <w:r>
+        <mc:AlternateContent>
+          <mc:Choice Requires="wpg">
+            <w:drawing>
+              <wp:anchor xmlns:wp="http://schemas.openxmlformats.org/drawingml/2006/wordprocessingDrawing" xmlns:wp14="http://schemas.microsoft.com/office/word/2010/wordprocessingDrawing" distT="0" distB="0" distL="115200" distR="115200" simplePos="0" relativeHeight="18432" behindDoc="0" locked="0" layoutInCell="1" allowOverlap="1">
+                <wp:simplePos x="0" y="0"/>
+                <wp:positionH relativeFrom="column">
+                  <wp:posOffset>5559833</wp:posOffset>
+                </wp:positionH>
+                <wp:positionV relativeFrom="paragraph">
+                  <wp:posOffset>4408902</wp:posOffset>
+                </wp:positionV>
+                <wp:extent cx="227134" cy="359019"/>
+                <wp:effectExtent l="18000" t="18000" r="18000" b="18000"/>
+                <wp:wrapNone/>
+                <wp:docPr id="8" name=""/>
+                <wp:cNvGraphicFramePr/>
+                <a:graphic xmlns:a="http://schemas.openxmlformats.org/drawingml/2006/main">
+                  <a:graphicData uri="http://schemas.microsoft.com/office/word/2010/wordprocessingShape">
+                    <wps:wsp>
+                      <wps:cNvPr id="0" name=""/>
+                      <wps:cNvSpPr/>
+                      <wps:spPr bwMode="auto">
+                        <a:xfrm>
+                          <a:off x="0" y="0"/>
+                          <a:ext cx="227134" cy="359019"/>
+                        </a:xfrm>
+                        <a:custGeom>
+                          <a:avLst/>
+                          <a:gdLst/>
+                          <a:ahLst/>
+                          <a:cxnLst/>
+                          <a:rect l="l" t="t" r="r" b="b"/>
+                          <a:pathLst>
+                            <a:path w="43200" h="43200" fill="none" stroke="1" extrusionOk="0">
+                              <a:moveTo>
+                                <a:pt x="0" y="0"/>
+                              </a:moveTo>
+                              <a:cubicBezTo>
+                                <a:pt x="8361" y="11461"/>
+                                <a:pt x="16722" y="19395"/>
+                                <a:pt x="23690" y="24685"/>
+                              </a:cubicBezTo>
+                              <a:lnTo>
+                                <a:pt x="43200" y="43200"/>
+                              </a:lnTo>
+                            </a:path>
+                          </a:pathLst>
+                        </a:custGeom>
+                        <a:noFill/>
+                        <a:ln w="36000">
+                          <a:solidFill>
+                            <a:srgbClr val="3D8A44">
+                              <a:alpha val="99999"/>
+                            </a:srgbClr>
+                          </a:solidFill>
+                          <a:prstDash val="solid"/>
+                        </a:ln>
+                      </wps:spPr>
+                      <wps:style>
+                        <a:lnRef idx="2">
+                          <a:schemeClr val="accent1">
+                            <a:shade val="50000"/>
+                          </a:schemeClr>
+                        </a:lnRef>
+                        <a:fillRef idx="1">
+                          <a:schemeClr val="accent1"/>
+                        </a:fillRef>
+                        <a:effectRef idx="0">
+                          <a:schemeClr val="accent1"/>
+                        </a:effectRef>
+                        <a:fontRef idx="minor">
+                          <a:schemeClr val="lt1"/>
+                        </a:fontRef>
+                      </wps:style>
+                      <wps:bodyPr rot="0">
+                        <a:prstTxWarp prst="textNoShape">
+                          <a:avLst/>
+                        </a:prstTxWarp>
+                        <a:noAutofit/>
+                      </wps:bodyPr>
+                    </wps:wsp>
+                  </a:graphicData>
+                </a:graphic>
+              </wp:anchor>
+            </w:drawing>
+          </mc:Choice>
+          <mc:Fallback>
+            <w:pict>
+              <v:shape id="shape 7" o:spid="_x0000_s7" style="position:absolute;z-index:18432;o:allowoverlap:true;o:allowincell:true;mso-position-horizontal-relative:text;margin-left:437.78pt;mso-position-horizontal:absolute;mso-position-vertical-relative:text;margin-top:347.16pt;mso-position-vertical:absolute;width:17.88pt;height:28.27pt;mso-wrap-distance-left:9.07pt;mso-wrap-distance-top:0.00pt;mso-wrap-distance-right:9.07pt;mso-wrap-distance-bottom:0.00pt;visibility:visible;" path="m0,0l0,0c19354,26530,38708,44896,54838,57141l100000,100000nfe" coordsize="100000,100000" filled="f" strokecolor="#3D8A44" strokeweight="2.83pt">
+                <v:path textboxrect="0,0,100000,100000"/>
+                <v:stroke dashstyle="solid"/>
+              </v:shape>
+            </w:pict>
+          </mc:Fallback>
+        </mc:AlternateContent>
+      </w:r>
+      <w:r>
+        <w:rPr>
+          <w:b w:val="0"/>
+          <w:bCs w:val="0"/>
+          <w:highlight w:val="none"/>
+          <w:lang w:val="ru-RU" w:bidi="ru-RU"/>
+        </w:rPr>
+      </w:r>
+      <w:r>
+        <mc:AlternateContent>
+          <mc:Choice Requires="wpg">
+            <w:drawing>
+              <wp:anchor xmlns:wp="http://schemas.openxmlformats.org/drawingml/2006/wordprocessingDrawing" xmlns:wp14="http://schemas.microsoft.com/office/word/2010/wordprocessingDrawing" distT="0" distB="0" distL="115200" distR="115200" simplePos="0" relativeHeight="17408" behindDoc="0" locked="0" layoutInCell="1" allowOverlap="1">
+                <wp:simplePos x="0" y="0"/>
+                <wp:positionH relativeFrom="column">
+                  <wp:posOffset>5574487</wp:posOffset>
+                </wp:positionH>
+                <wp:positionV relativeFrom="paragraph">
+                  <wp:posOffset>4394248</wp:posOffset>
+                </wp:positionV>
+                <wp:extent cx="95250" cy="219807"/>
+                <wp:effectExtent l="18000" t="18000" r="18000" b="18000"/>
+                <wp:wrapNone/>
+                <wp:docPr id="9" name=""/>
+                <wp:cNvGraphicFramePr/>
+                <a:graphic xmlns:a="http://schemas.openxmlformats.org/drawingml/2006/main">
+                  <a:graphicData uri="http://schemas.microsoft.com/office/word/2010/wordprocessingShape">
+                    <wps:wsp>
+                      <wps:cNvPr id="0" name=""/>
+                      <wps:cNvSpPr/>
+                      <wps:spPr bwMode="auto">
+                        <a:xfrm>
+                          <a:off x="0" y="0"/>
+                          <a:ext cx="95249" cy="219807"/>
+                        </a:xfrm>
+                        <a:custGeom>
+                          <a:avLst/>
+                          <a:gdLst/>
+                          <a:ahLst/>
+                          <a:cxnLst/>
+                          <a:rect l="l" t="t" r="r" b="b"/>
+                          <a:pathLst>
+                            <a:path w="43200" h="43200" fill="none" stroke="1" extrusionOk="0">
+                              <a:moveTo>
+                                <a:pt x="43200" y="0"/>
+                              </a:moveTo>
+                              <a:cubicBezTo>
+                                <a:pt x="33230" y="14400"/>
+                                <a:pt x="23261" y="24479"/>
+                                <a:pt x="16615" y="31679"/>
+                              </a:cubicBezTo>
+                              <a:lnTo>
+                                <a:pt x="0" y="43200"/>
+                              </a:lnTo>
+                            </a:path>
+                          </a:pathLst>
+                        </a:custGeom>
+                        <a:noFill/>
+                        <a:ln w="36000">
+                          <a:solidFill>
+                            <a:srgbClr val="3D8A44">
+                              <a:alpha val="99999"/>
+                            </a:srgbClr>
+                          </a:solidFill>
+                          <a:prstDash val="solid"/>
+                        </a:ln>
+                      </wps:spPr>
+                      <wps:style>
+                        <a:lnRef idx="2">
+                          <a:schemeClr val="accent1">
+                            <a:shade val="50000"/>
+                          </a:schemeClr>
+                        </a:lnRef>
+                        <a:fillRef idx="1">
+                          <a:schemeClr val="accent1"/>
+                        </a:fillRef>
+                        <a:effectRef idx="0">
+                          <a:schemeClr val="accent1"/>
+                        </a:effectRef>
+                        <a:fontRef idx="minor">
+                          <a:schemeClr val="lt1"/>
+                        </a:fontRef>
+                      </wps:style>
+                      <wps:bodyPr rot="0">
+                        <a:prstTxWarp prst="textNoShape">
+                          <a:avLst/>
+                        </a:prstTxWarp>
+                        <a:noAutofit/>
+                      </wps:bodyPr>
+                    </wps:wsp>
+                  </a:graphicData>
+                </a:graphic>
+              </wp:anchor>
+            </w:drawing>
+          </mc:Choice>
+          <mc:Fallback>
+            <w:pict>
+              <v:shape id="shape 8" o:spid="_x0000_s8" style="position:absolute;z-index:17408;o:allowoverlap:true;o:allowincell:true;mso-position-horizontal-relative:text;margin-left:438.94pt;mso-position-horizontal:absolute;mso-position-vertical-relative:text;margin-top:346.00pt;mso-position-vertical:absolute;width:7.50pt;height:17.31pt;mso-wrap-distance-left:9.07pt;mso-wrap-distance-top:0.00pt;mso-wrap-distance-right:9.07pt;mso-wrap-distance-bottom:0.00pt;visibility:visible;" path="m100000,0l100000,0c76921,33333,53845,56664,38461,73331l0,100000nfe" coordsize="100000,100000" filled="f" strokecolor="#3D8A44" strokeweight="2.83pt">
+                <v:path textboxrect="0,0,100000,100000"/>
+                <v:stroke dashstyle="solid"/>
+              </v:shape>
+            </w:pict>
+          </mc:Fallback>
+        </mc:AlternateContent>
+      </w:r>
+      <w:r>
+        <w:rPr>
+          <w:b w:val="0"/>
+          <w:bCs w:val="0"/>
+          <w:highlight w:val="none"/>
+          <w:lang w:val="ru-RU" w:bidi="ru-RU"/>
+        </w:rPr>
+      </w:r>
+      <w:r>
+        <mc:AlternateContent>
+          <mc:Choice Requires="wpg">
+            <w:drawing>
+              <wp:anchor xmlns:wp="http://schemas.openxmlformats.org/drawingml/2006/wordprocessingDrawing" xmlns:wp14="http://schemas.microsoft.com/office/word/2010/wordprocessingDrawing" distT="0" distB="0" distL="115200" distR="115200" simplePos="0" relativeHeight="16384" behindDoc="0" locked="0" layoutInCell="1" allowOverlap="1">
+                <wp:simplePos x="0" y="0"/>
+                <wp:positionH relativeFrom="column">
+                  <wp:posOffset>3244525</wp:posOffset>
+                </wp:positionH>
+                <wp:positionV relativeFrom="paragraph">
+                  <wp:posOffset>1976363</wp:posOffset>
+                </wp:positionV>
+                <wp:extent cx="1597269" cy="1897673"/>
+                <wp:effectExtent l="18000" t="18000" r="18000" b="18000"/>
+                <wp:wrapNone/>
+                <wp:docPr id="10" name=""/>
+                <wp:cNvGraphicFramePr/>
+                <a:graphic xmlns:a="http://schemas.openxmlformats.org/drawingml/2006/main">
+                  <a:graphicData uri="http://schemas.microsoft.com/office/word/2010/wordprocessingShape">
+                    <wps:wsp>
+                      <wps:cNvPr id="0" name=""/>
+                      <wps:cNvSpPr/>
+                      <wps:spPr bwMode="auto">
+                        <a:xfrm>
+                          <a:off x="0" y="0"/>
+                          <a:ext cx="1597268" cy="1897673"/>
+                        </a:xfrm>
+                        <a:custGeom>
+                          <a:avLst/>
+                          <a:gdLst/>
+                          <a:ahLst/>
+                          <a:cxnLst/>
+                          <a:rect l="l" t="t" r="r" b="b"/>
+                          <a:pathLst>
+                            <a:path w="43200" h="43200" fill="none" stroke="1" extrusionOk="0">
+                              <a:moveTo>
+                                <a:pt x="198" y="6004"/>
+                              </a:moveTo>
+                              <a:cubicBezTo>
+                                <a:pt x="594" y="8840"/>
+                                <a:pt x="594" y="10508"/>
+                                <a:pt x="594" y="13176"/>
+                              </a:cubicBezTo>
+                              <a:cubicBezTo>
+                                <a:pt x="594" y="20015"/>
+                                <a:pt x="594" y="23017"/>
+                                <a:pt x="594" y="26020"/>
+                              </a:cubicBezTo>
+                              <a:cubicBezTo>
+                                <a:pt x="594" y="28522"/>
+                                <a:pt x="594" y="29689"/>
+                                <a:pt x="594" y="34526"/>
+                              </a:cubicBezTo>
+                              <a:cubicBezTo>
+                                <a:pt x="594" y="36694"/>
+                                <a:pt x="594" y="37862"/>
+                                <a:pt x="594" y="38863"/>
+                              </a:cubicBezTo>
+                              <a:cubicBezTo>
+                                <a:pt x="396" y="40030"/>
+                                <a:pt x="198" y="40864"/>
+                                <a:pt x="198" y="41698"/>
+                              </a:cubicBezTo>
+                              <a:cubicBezTo>
+                                <a:pt x="198" y="43033"/>
+                                <a:pt x="3566" y="43200"/>
+                                <a:pt x="5746" y="43200"/>
+                              </a:cubicBezTo>
+                              <a:cubicBezTo>
+                                <a:pt x="7133" y="42866"/>
+                                <a:pt x="8917" y="42699"/>
+                                <a:pt x="13475" y="41865"/>
+                              </a:cubicBezTo>
+                              <a:cubicBezTo>
+                                <a:pt x="15456" y="41698"/>
+                                <a:pt x="18627" y="41698"/>
+                                <a:pt x="19618" y="41698"/>
+                              </a:cubicBezTo>
+                              <a:cubicBezTo>
+                                <a:pt x="20807" y="41698"/>
+                                <a:pt x="23185" y="41532"/>
+                                <a:pt x="27148" y="41532"/>
+                              </a:cubicBezTo>
+                              <a:cubicBezTo>
+                                <a:pt x="29526" y="41365"/>
+                                <a:pt x="32102" y="41198"/>
+                                <a:pt x="33489" y="40864"/>
+                              </a:cubicBezTo>
+                              <a:cubicBezTo>
+                                <a:pt x="35075" y="40364"/>
+                                <a:pt x="36462" y="40030"/>
+                                <a:pt x="37849" y="39697"/>
+                              </a:cubicBezTo>
+                              <a:cubicBezTo>
+                                <a:pt x="39236" y="39363"/>
+                                <a:pt x="42209" y="39196"/>
+                                <a:pt x="43001" y="38696"/>
+                              </a:cubicBezTo>
+                              <a:cubicBezTo>
+                                <a:pt x="43200" y="37695"/>
+                                <a:pt x="43200" y="36361"/>
+                                <a:pt x="43200" y="34860"/>
+                              </a:cubicBezTo>
+                              <a:cubicBezTo>
+                                <a:pt x="42605" y="33192"/>
+                                <a:pt x="42209" y="31691"/>
+                                <a:pt x="41812" y="29856"/>
+                              </a:cubicBezTo>
+                              <a:cubicBezTo>
+                                <a:pt x="41812" y="23851"/>
+                                <a:pt x="41812" y="21516"/>
+                                <a:pt x="41812" y="19014"/>
+                              </a:cubicBezTo>
+                              <a:cubicBezTo>
+                                <a:pt x="41812" y="17847"/>
+                                <a:pt x="41812" y="15511"/>
+                                <a:pt x="41812" y="12843"/>
+                              </a:cubicBezTo>
+                              <a:cubicBezTo>
+                                <a:pt x="41812" y="12009"/>
+                                <a:pt x="41812" y="9674"/>
+                                <a:pt x="41812" y="8172"/>
+                              </a:cubicBezTo>
+                              <a:cubicBezTo>
+                                <a:pt x="41812" y="7172"/>
+                                <a:pt x="41812" y="6338"/>
+                                <a:pt x="41416" y="3335"/>
+                              </a:cubicBezTo>
+                              <a:cubicBezTo>
+                                <a:pt x="41218" y="2501"/>
+                                <a:pt x="41020" y="1501"/>
+                                <a:pt x="40425" y="500"/>
+                              </a:cubicBezTo>
+                              <a:cubicBezTo>
+                                <a:pt x="39236" y="0"/>
+                                <a:pt x="34084" y="166"/>
+                                <a:pt x="32102" y="500"/>
+                              </a:cubicBezTo>
+                              <a:cubicBezTo>
+                                <a:pt x="29724" y="1000"/>
+                                <a:pt x="26157" y="1501"/>
+                                <a:pt x="23977" y="1834"/>
+                              </a:cubicBezTo>
+                              <a:cubicBezTo>
+                                <a:pt x="21798" y="1834"/>
+                                <a:pt x="20609" y="1834"/>
+                                <a:pt x="18627" y="1834"/>
+                              </a:cubicBezTo>
+                              <a:cubicBezTo>
+                                <a:pt x="17042" y="2168"/>
+                                <a:pt x="15258" y="2668"/>
+                                <a:pt x="13673" y="2835"/>
+                              </a:cubicBezTo>
+                              <a:cubicBezTo>
+                                <a:pt x="12484" y="3002"/>
+                                <a:pt x="11493" y="3169"/>
+                                <a:pt x="10304" y="3335"/>
+                              </a:cubicBezTo>
+                              <a:cubicBezTo>
+                                <a:pt x="9313" y="3502"/>
+                                <a:pt x="8124" y="3502"/>
+                                <a:pt x="6737" y="3502"/>
+                              </a:cubicBezTo>
+                              <a:cubicBezTo>
+                                <a:pt x="5548" y="3502"/>
+                                <a:pt x="3765" y="3669"/>
+                                <a:pt x="2972" y="4169"/>
+                              </a:cubicBezTo>
+                              <a:cubicBezTo>
+                                <a:pt x="1783" y="4670"/>
+                                <a:pt x="792" y="4837"/>
+                                <a:pt x="198" y="5837"/>
+                              </a:cubicBezTo>
+                              <a:lnTo>
+                                <a:pt x="0" y="7005"/>
+                              </a:lnTo>
+                            </a:path>
+                          </a:pathLst>
+                        </a:custGeom>
+                        <a:noFill/>
+                        <a:ln w="36000">
+                          <a:solidFill>
+                            <a:srgbClr val="3D8A44">
+                              <a:alpha val="99999"/>
+                            </a:srgbClr>
+                          </a:solidFill>
+                          <a:prstDash val="solid"/>
+                        </a:ln>
+                      </wps:spPr>
+                      <wps:style>
+                        <a:lnRef idx="2">
+                          <a:schemeClr val="accent1">
+                            <a:shade val="50000"/>
+                          </a:schemeClr>
+                        </a:lnRef>
+                        <a:fillRef idx="1">
+                          <a:schemeClr val="accent1"/>
+                        </a:fillRef>
+                        <a:effectRef idx="0">
+                          <a:schemeClr val="accent1"/>
+                        </a:effectRef>
+                        <a:fontRef idx="minor">
+                          <a:schemeClr val="lt1"/>
+                        </a:fontRef>
+                      </wps:style>
+                      <wps:bodyPr rot="0">
+                        <a:prstTxWarp prst="textNoShape">
+                          <a:avLst/>
+                        </a:prstTxWarp>
+                        <a:noAutofit/>
+                      </wps:bodyPr>
+                    </wps:wsp>
+                  </a:graphicData>
+                </a:graphic>
+              </wp:anchor>
+            </w:drawing>
+          </mc:Choice>
+          <mc:Fallback>
+            <w:pict>
+              <v:shape id="shape 9" o:spid="_x0000_s9" style="position:absolute;z-index:16384;o:allowoverlap:true;o:allowincell:true;mso-position-horizontal-relative:text;margin-left:255.47pt;mso-position-horizontal:absolute;mso-position-vertical-relative:text;margin-top:155.62pt;mso-position-vertical:absolute;width:125.77pt;height:149.42pt;mso-wrap-distance-left:9.07pt;mso-wrap-distance-top:0.00pt;mso-wrap-distance-right:9.07pt;mso-wrap-distance-bottom:0.00pt;visibility:visible;" path="m458,13898l458,13898c1375,20463,1375,24324,1375,30500l1375,30500c1375,46331,1375,53280,1375,60231l1375,60231c1375,66023,1375,68725,1375,79921l1375,79921c1375,84940,1375,87644,1375,89961l1375,89961c917,92662,458,94593,458,96523l458,96523c458,99613,8255,100000,13301,100000l13301,100000c16512,99227,20641,98840,31192,96910l31192,96910c35778,96523,43118,96523,45412,96523l45412,96523c48164,96523,53669,96139,62843,96139l62843,96139c68347,95752,74310,95366,77521,94593l77521,94593c81192,93435,84403,92662,87613,91891l87613,91891c90824,91118,97706,90731,99539,89574l99539,89574c100000,87257,100000,84169,100000,80694l100000,80694c98623,76833,97706,73359,96787,69111l96787,69111c96787,55211,96787,49806,96787,44014l96787,44014c96787,41313,96787,35905,96787,29729l96787,29729c96787,27799,96787,22394,96787,18917l96787,18917c96787,16602,96787,14671,95870,7720l95870,7720c95412,5789,94954,3475,93576,1157l93576,1157c90824,0,78898,384,74310,1157l74310,1157c68806,2315,60549,3475,55502,4245l55502,4245c50458,4245,47706,4245,43118,4245l43118,4245c39449,5019,35319,6176,31650,6563l31650,6563c28898,6949,26604,7336,23852,7720l23852,7720c21558,8106,18806,8106,15595,8106l15595,8106c12843,8106,8715,8493,6880,9650l6880,9650c4127,10810,1833,11197,458,13512l0,16215nfe" coordsize="100000,100000" filled="f" strokecolor="#3D8A44" strokeweight="2.83pt">
+                <v:path textboxrect="0,0,100000,100000"/>
+                <v:stroke dashstyle="solid"/>
+              </v:shape>
+            </w:pict>
+          </mc:Fallback>
+        </mc:AlternateContent>
+      </w:r>
+      <w:r>
+        <w:rPr>
+          <w:b w:val="0"/>
+          <w:bCs w:val="0"/>
+          <w:highlight w:val="none"/>
+          <w:lang w:val="ru-RU" w:bidi="ru-RU"/>
+        </w:rPr>
+      </w:r>
+      <w:r>
+        <mc:AlternateContent>
+          <mc:Choice Requires="wpg">
+            <w:drawing>
+              <wp:anchor xmlns:wp="http://schemas.openxmlformats.org/drawingml/2006/wordprocessingDrawing" xmlns:wp14="http://schemas.microsoft.com/office/word/2010/wordprocessingDrawing" distT="0" distB="0" distL="115200" distR="115200" simplePos="0" relativeHeight="15360" behindDoc="0" locked="0" layoutInCell="1" allowOverlap="1">
+                <wp:simplePos x="0" y="0"/>
+                <wp:positionH relativeFrom="column">
+                  <wp:posOffset>4021179</wp:posOffset>
+                </wp:positionH>
+                <wp:positionV relativeFrom="paragraph">
+                  <wp:posOffset>2980152</wp:posOffset>
+                </wp:positionV>
+                <wp:extent cx="51288" cy="139211"/>
+                <wp:effectExtent l="18000" t="18000" r="18000" b="18000"/>
+                <wp:wrapNone/>
+                <wp:docPr id="11" name=""/>
+                <wp:cNvGraphicFramePr/>
+                <a:graphic xmlns:a="http://schemas.openxmlformats.org/drawingml/2006/main">
+                  <a:graphicData uri="http://schemas.microsoft.com/office/word/2010/wordprocessingShape">
+                    <wps:wsp>
+                      <wps:cNvPr id="0" name=""/>
+                      <wps:cNvSpPr/>
+                      <wps:spPr bwMode="auto">
+                        <a:xfrm>
+                          <a:off x="0" y="0"/>
+                          <a:ext cx="51288" cy="139211"/>
+                        </a:xfrm>
+                        <a:custGeom>
+                          <a:avLst/>
+                          <a:gdLst/>
+                          <a:ahLst/>
+                          <a:cxnLst/>
+                          <a:rect l="l" t="t" r="r" b="b"/>
+                          <a:pathLst>
+                            <a:path w="43200" h="43200" fill="none" stroke="1" extrusionOk="0">
+                              <a:moveTo>
+                                <a:pt x="0" y="0"/>
+                              </a:moveTo>
+                              <a:cubicBezTo>
+                                <a:pt x="18514" y="18189"/>
+                                <a:pt x="24685" y="29557"/>
+                                <a:pt x="43200" y="43200"/>
+                              </a:cubicBezTo>
+                            </a:path>
+                          </a:pathLst>
+                        </a:custGeom>
+                        <a:noFill/>
+                        <a:ln w="36000">
+                          <a:solidFill>
+                            <a:srgbClr val="3D8A44">
+                              <a:alpha val="99999"/>
+                            </a:srgbClr>
+                          </a:solidFill>
+                          <a:prstDash val="solid"/>
+                        </a:ln>
+                      </wps:spPr>
+                      <wps:style>
+                        <a:lnRef idx="2">
+                          <a:schemeClr val="accent1">
+                            <a:shade val="50000"/>
+                          </a:schemeClr>
+                        </a:lnRef>
+                        <a:fillRef idx="1">
+                          <a:schemeClr val="accent1"/>
+                        </a:fillRef>
+                        <a:effectRef idx="0">
+                          <a:schemeClr val="accent1"/>
+                        </a:effectRef>
+                        <a:fontRef idx="minor">
+                          <a:schemeClr val="lt1"/>
+                        </a:fontRef>
+                      </wps:style>
+                      <wps:bodyPr rot="0">
+                        <a:prstTxWarp prst="textNoShape">
+                          <a:avLst/>
+                        </a:prstTxWarp>
+                        <a:noAutofit/>
+                      </wps:bodyPr>
+                    </wps:wsp>
+                  </a:graphicData>
+                </a:graphic>
+              </wp:anchor>
+            </w:drawing>
+          </mc:Choice>
+          <mc:Fallback>
+            <w:pict>
+              <v:shape id="shape 10" o:spid="_x0000_s10" style="position:absolute;z-index:15360;o:allowoverlap:true;o:allowincell:true;mso-position-horizontal-relative:text;margin-left:316.63pt;mso-position-horizontal:absolute;mso-position-vertical-relative:text;margin-top:234.66pt;mso-position-vertical:absolute;width:4.04pt;height:10.96pt;mso-wrap-distance-left:9.07pt;mso-wrap-distance-top:0.00pt;mso-wrap-distance-right:9.07pt;mso-wrap-distance-bottom:0.00pt;visibility:visible;" path="m0,0l0,0c42856,42104,57141,68419,100000,100000nfe" coordsize="100000,100000" filled="f" strokecolor="#3D8A44" strokeweight="2.83pt">
+                <v:path textboxrect="0,0,100000,100000"/>
+                <v:stroke dashstyle="solid"/>
+              </v:shape>
+            </w:pict>
+          </mc:Fallback>
+        </mc:AlternateContent>
+      </w:r>
+      <w:r>
+        <w:rPr>
+          <w:b w:val="0"/>
+          <w:bCs w:val="0"/>
+          <w:highlight w:val="none"/>
+          <w:lang w:val="ru-RU" w:bidi="ru-RU"/>
+        </w:rPr>
+      </w:r>
+      <w:r>
+        <mc:AlternateContent>
+          <mc:Choice Requires="wpg">
+            <w:drawing>
+              <wp:anchor xmlns:wp="http://schemas.openxmlformats.org/drawingml/2006/wordprocessingDrawing" xmlns:wp14="http://schemas.microsoft.com/office/word/2010/wordprocessingDrawing" distT="0" distB="0" distL="115200" distR="115200" simplePos="0" relativeHeight="14336" behindDoc="0" locked="0" layoutInCell="1" allowOverlap="1">
+                <wp:simplePos x="0" y="0"/>
+                <wp:positionH relativeFrom="column">
+                  <wp:posOffset>3640179</wp:posOffset>
+                </wp:positionH>
+                <wp:positionV relativeFrom="paragraph">
+                  <wp:posOffset>2701728</wp:posOffset>
+                </wp:positionV>
+                <wp:extent cx="256442" cy="249115"/>
+                <wp:effectExtent l="18000" t="18000" r="18000" b="18000"/>
+                <wp:wrapNone/>
+                <wp:docPr id="12" name=""/>
+                <wp:cNvGraphicFramePr/>
+                <a:graphic xmlns:a="http://schemas.openxmlformats.org/drawingml/2006/main">
+                  <a:graphicData uri="http://schemas.microsoft.com/office/word/2010/wordprocessingShape">
+                    <wps:wsp>
+                      <wps:cNvPr id="0" name=""/>
+                      <wps:cNvSpPr/>
+                      <wps:spPr bwMode="auto">
+                        <a:xfrm>
+                          <a:off x="0" y="0"/>
+                          <a:ext cx="256442" cy="249115"/>
+                        </a:xfrm>
+                        <a:custGeom>
+                          <a:avLst/>
+                          <a:gdLst/>
+                          <a:ahLst/>
+                          <a:cxnLst/>
+                          <a:rect l="l" t="t" r="r" b="b"/>
+                          <a:pathLst>
+                            <a:path w="43200" h="43200" fill="none" stroke="1" extrusionOk="0">
+                              <a:moveTo>
+                                <a:pt x="0" y="0"/>
+                              </a:moveTo>
+                              <a:cubicBezTo>
+                                <a:pt x="8640" y="6352"/>
+                                <a:pt x="27154" y="30494"/>
+                                <a:pt x="35794" y="38117"/>
+                              </a:cubicBezTo>
+                              <a:lnTo>
+                                <a:pt x="43200" y="43200"/>
+                              </a:lnTo>
+                            </a:path>
+                          </a:pathLst>
+                        </a:custGeom>
+                        <a:noFill/>
+                        <a:ln w="36000">
+                          <a:solidFill>
+                            <a:srgbClr val="3D8A44">
+                              <a:alpha val="99999"/>
+                            </a:srgbClr>
+                          </a:solidFill>
+                          <a:prstDash val="solid"/>
+                        </a:ln>
+                      </wps:spPr>
+                      <wps:style>
+                        <a:lnRef idx="2">
+                          <a:schemeClr val="accent1">
+                            <a:shade val="50000"/>
+                          </a:schemeClr>
+                        </a:lnRef>
+                        <a:fillRef idx="1">
+                          <a:schemeClr val="accent1"/>
+                        </a:fillRef>
+                        <a:effectRef idx="0">
+                          <a:schemeClr val="accent1"/>
+                        </a:effectRef>
+                        <a:fontRef idx="minor">
+                          <a:schemeClr val="lt1"/>
+                        </a:fontRef>
+                      </wps:style>
+                      <wps:bodyPr rot="0">
+                        <a:prstTxWarp prst="textNoShape">
+                          <a:avLst/>
+                        </a:prstTxWarp>
+                        <a:noAutofit/>
+                      </wps:bodyPr>
+                    </wps:wsp>
+                  </a:graphicData>
+                </a:graphic>
+              </wp:anchor>
+            </w:drawing>
+          </mc:Choice>
+          <mc:Fallback>
+            <w:pict>
+              <v:shape id="shape 11" o:spid="_x0000_s11" style="position:absolute;z-index:14336;o:allowoverlap:true;o:allowincell:true;mso-position-horizontal-relative:text;margin-left:286.63pt;mso-position-horizontal:absolute;mso-position-vertical-relative:text;margin-top:212.73pt;mso-position-vertical:absolute;width:20.19pt;height:19.62pt;mso-wrap-distance-left:9.07pt;mso-wrap-distance-top:0.00pt;mso-wrap-distance-right:9.07pt;mso-wrap-distance-bottom:0.00pt;visibility:visible;" path="m0,0l0,0c20000,14704,62856,70588,82856,88234l100000,100000nfe" coordsize="100000,100000" filled="f" strokecolor="#3D8A44" strokeweight="2.83pt">
+                <v:path textboxrect="0,0,100000,100000"/>
+                <v:stroke dashstyle="solid"/>
+              </v:shape>
+            </w:pict>
+          </mc:Fallback>
+        </mc:AlternateContent>
+      </w:r>
+      <w:r>
+        <w:rPr>
+          <w:b w:val="0"/>
+          <w:bCs w:val="0"/>
+          <w:highlight w:val="none"/>
+          <w:lang w:val="ru-RU" w:bidi="ru-RU"/>
+        </w:rPr>
+      </w:r>
+      <w:r>
+        <mc:AlternateContent>
+          <mc:Choice Requires="wpg">
+            <w:drawing>
+              <wp:anchor xmlns:wp="http://schemas.openxmlformats.org/drawingml/2006/wordprocessingDrawing" xmlns:wp14="http://schemas.microsoft.com/office/word/2010/wordprocessingDrawing" distT="0" distB="0" distL="115200" distR="115200" simplePos="0" relativeHeight="13312" behindDoc="0" locked="0" layoutInCell="1" allowOverlap="1">
+                <wp:simplePos x="0" y="0"/>
+                <wp:positionH relativeFrom="column">
+                  <wp:posOffset>3581564</wp:posOffset>
+                </wp:positionH>
+                <wp:positionV relativeFrom="paragraph">
+                  <wp:posOffset>2621132</wp:posOffset>
+                </wp:positionV>
+                <wp:extent cx="322384" cy="293077"/>
+                <wp:effectExtent l="18000" t="18000" r="18000" b="18000"/>
+                <wp:wrapNone/>
+                <wp:docPr id="13" name=""/>
+                <wp:cNvGraphicFramePr/>
+                <a:graphic xmlns:a="http://schemas.openxmlformats.org/drawingml/2006/main">
+                  <a:graphicData uri="http://schemas.microsoft.com/office/word/2010/wordprocessingShape">
+                    <wps:wsp>
+                      <wps:cNvPr id="0" name=""/>
+                      <wps:cNvSpPr/>
+                      <wps:spPr bwMode="auto">
+                        <a:xfrm>
+                          <a:off x="0" y="0"/>
+                          <a:ext cx="322384" cy="293076"/>
+                        </a:xfrm>
+                        <a:custGeom>
+                          <a:avLst/>
+                          <a:gdLst/>
+                          <a:ahLst/>
+                          <a:cxnLst/>
+                          <a:rect l="l" t="t" r="r" b="b"/>
+                          <a:pathLst>
+                            <a:path w="43200" h="43200" fill="none" stroke="1" extrusionOk="0">
+                              <a:moveTo>
+                                <a:pt x="43200" y="0"/>
+                              </a:moveTo>
+                              <a:cubicBezTo>
+                                <a:pt x="33381" y="5400"/>
+                                <a:pt x="27490" y="12960"/>
+                                <a:pt x="23563" y="17280"/>
+                              </a:cubicBezTo>
+                              <a:quadBezTo>
+                                <a:pt x="2945" y="38880"/>
+                                <a:pt x="0" y="43200"/>
+                              </a:quadBezTo>
+                            </a:path>
+                          </a:pathLst>
+                        </a:custGeom>
+                        <a:noFill/>
+                        <a:ln w="36000">
+                          <a:solidFill>
+                            <a:srgbClr val="3D8A44">
+                              <a:alpha val="99999"/>
+                            </a:srgbClr>
+                          </a:solidFill>
+                          <a:prstDash val="solid"/>
+                        </a:ln>
+                      </wps:spPr>
+                      <wps:style>
+                        <a:lnRef idx="2">
+                          <a:schemeClr val="accent1">
+                            <a:shade val="50000"/>
+                          </a:schemeClr>
+                        </a:lnRef>
+                        <a:fillRef idx="1">
+                          <a:schemeClr val="accent1"/>
+                        </a:fillRef>
+                        <a:effectRef idx="0">
+                          <a:schemeClr val="accent1"/>
+                        </a:effectRef>
+                        <a:fontRef idx="minor">
+                          <a:schemeClr val="lt1"/>
+                        </a:fontRef>
+                      </wps:style>
+                      <wps:bodyPr rot="0">
+                        <a:prstTxWarp prst="textNoShape">
+                          <a:avLst/>
+                        </a:prstTxWarp>
+                        <a:noAutofit/>
+                      </wps:bodyPr>
+                    </wps:wsp>
+                  </a:graphicData>
+                </a:graphic>
+              </wp:anchor>
+            </w:drawing>
+          </mc:Choice>
+          <mc:Fallback>
+            <w:pict>
+              <v:shape id="shape 12" o:spid="_x0000_s12" style="position:absolute;z-index:13312;o:allowoverlap:true;o:allowincell:true;mso-position-horizontal-relative:text;margin-left:282.01pt;mso-position-horizontal:absolute;mso-position-vertical-relative:text;margin-top:206.39pt;mso-position-vertical:absolute;width:25.38pt;height:23.08pt;mso-wrap-distance-left:9.07pt;mso-wrap-distance-top:0.00pt;mso-wrap-distance-right:9.07pt;mso-wrap-distance-bottom:0.00pt;visibility:visible;" path="m100000,0l100000,0c77271,12500,63634,30000,54544,40000l54544,40000c22726,73333,4545,93333,0,100000nfe" coordsize="100000,100000" filled="f" strokecolor="#3D8A44" strokeweight="2.83pt">
+                <v:path textboxrect="0,0,100000,100000"/>
+                <v:stroke dashstyle="solid"/>
+              </v:shape>
+            </w:pict>
+          </mc:Fallback>
+        </mc:AlternateContent>
+      </w:r>
+      <w:r>
+        <w:rPr>
+          <w:b w:val="0"/>
+          <w:bCs w:val="0"/>
+          <w:highlight w:val="none"/>
+          <w:lang w:val="ru-RU" w:bidi="ru-RU"/>
+        </w:rPr>
+      </w:r>
+      <w:r>
+        <mc:AlternateContent>
+          <mc:Choice Requires="wpg">
+            <w:drawing>
+              <wp:anchor xmlns:wp="http://schemas.openxmlformats.org/drawingml/2006/wordprocessingDrawing" xmlns:wp14="http://schemas.microsoft.com/office/word/2010/wordprocessingDrawing" distT="0" distB="0" distL="115200" distR="115200" simplePos="0" relativeHeight="12288" behindDoc="0" locked="0" layoutInCell="1" allowOverlap="1">
+                <wp:simplePos x="0" y="0"/>
+                <wp:positionH relativeFrom="column">
+                  <wp:posOffset>3867314</wp:posOffset>
+                </wp:positionH>
+                <wp:positionV relativeFrom="paragraph">
+                  <wp:posOffset>3119363</wp:posOffset>
+                </wp:positionV>
+                <wp:extent cx="139211" cy="43961"/>
+                <wp:effectExtent l="18000" t="18000" r="18000" b="18000"/>
+                <wp:wrapNone/>
+                <wp:docPr id="14" name=""/>
+                <wp:cNvGraphicFramePr/>
+                <a:graphic xmlns:a="http://schemas.openxmlformats.org/drawingml/2006/main">
+                  <a:graphicData uri="http://schemas.microsoft.com/office/word/2010/wordprocessingShape">
+                    <wps:wsp>
+                      <wps:cNvPr id="0" name=""/>
+                      <wps:cNvSpPr/>
+                      <wps:spPr bwMode="auto">
+                        <a:xfrm>
+                          <a:off x="0" y="0"/>
+                          <a:ext cx="139211" cy="43961"/>
+                        </a:xfrm>
+                        <a:custGeom>
+                          <a:avLst/>
+                          <a:gdLst/>
+                          <a:ahLst/>
+                          <a:cxnLst/>
+                          <a:rect l="l" t="t" r="r" b="b"/>
+                          <a:pathLst>
+                            <a:path w="43200" h="43200" fill="none" stroke="1" extrusionOk="0">
+                              <a:moveTo>
+                                <a:pt x="0" y="0"/>
+                              </a:moveTo>
+                              <a:cubicBezTo>
+                                <a:pt x="15915" y="7199"/>
+                                <a:pt x="29557" y="21600"/>
+                                <a:pt x="43200" y="43200"/>
+                              </a:cubicBezTo>
+                            </a:path>
+                          </a:pathLst>
+                        </a:custGeom>
+                        <a:noFill/>
+                        <a:ln w="36000">
+                          <a:solidFill>
+                            <a:srgbClr val="3D8A44">
+                              <a:alpha val="99999"/>
+                            </a:srgbClr>
+                          </a:solidFill>
+                          <a:prstDash val="solid"/>
+                        </a:ln>
+                      </wps:spPr>
+                      <wps:style>
+                        <a:lnRef idx="2">
+                          <a:schemeClr val="accent1">
+                            <a:shade val="50000"/>
+                          </a:schemeClr>
+                        </a:lnRef>
+                        <a:fillRef idx="1">
+                          <a:schemeClr val="accent1"/>
+                        </a:fillRef>
+                        <a:effectRef idx="0">
+                          <a:schemeClr val="accent1"/>
+                        </a:effectRef>
+                        <a:fontRef idx="minor">
+                          <a:schemeClr val="lt1"/>
+                        </a:fontRef>
+                      </wps:style>
+                      <wps:bodyPr rot="0">
+                        <a:prstTxWarp prst="textNoShape">
+                          <a:avLst/>
+                        </a:prstTxWarp>
+                        <a:noAutofit/>
+                      </wps:bodyPr>
+                    </wps:wsp>
+                  </a:graphicData>
+                </a:graphic>
+              </wp:anchor>
+            </w:drawing>
+          </mc:Choice>
+          <mc:Fallback>
+            <w:pict>
+              <v:shape id="shape 13" o:spid="_x0000_s13" style="position:absolute;z-index:12288;o:allowoverlap:true;o:allowincell:true;mso-position-horizontal-relative:text;margin-left:304.51pt;mso-position-horizontal:absolute;mso-position-vertical-relative:text;margin-top:245.62pt;mso-position-vertical:absolute;width:10.96pt;height:3.46pt;mso-wrap-distance-left:9.07pt;mso-wrap-distance-top:0.00pt;mso-wrap-distance-right:9.07pt;mso-wrap-distance-bottom:0.00pt;visibility:visible;" path="m0,0l0,0c36840,16664,68419,50000,100000,100000nfe" coordsize="100000,100000" filled="f" strokecolor="#3D8A44" strokeweight="2.83pt">
+                <v:path textboxrect="0,0,100000,100000"/>
+                <v:stroke dashstyle="solid"/>
+              </v:shape>
+            </w:pict>
+          </mc:Fallback>
+        </mc:AlternateContent>
+      </w:r>
+      <w:r>
+        <w:rPr>
+          <w:b w:val="0"/>
+          <w:bCs w:val="0"/>
+          <w:highlight w:val="none"/>
+          <w:lang w:val="ru-RU" w:bidi="ru-RU"/>
+        </w:rPr>
+      </w:r>
+      <w:r>
+        <mc:AlternateContent>
+          <mc:Choice Requires="wpg">
+            <w:drawing>
+              <wp:anchor xmlns:wp="http://schemas.openxmlformats.org/drawingml/2006/wordprocessingDrawing" xmlns:wp14="http://schemas.microsoft.com/office/word/2010/wordprocessingDrawing" distT="0" distB="0" distL="115200" distR="115200" simplePos="0" relativeHeight="11264" behindDoc="0" locked="0" layoutInCell="1" allowOverlap="1">
+                <wp:simplePos x="0" y="0"/>
+                <wp:positionH relativeFrom="column">
+                  <wp:posOffset>1508044</wp:posOffset>
+                </wp:positionH>
+                <wp:positionV relativeFrom="paragraph">
+                  <wp:posOffset>1800517</wp:posOffset>
+                </wp:positionV>
+                <wp:extent cx="1106365" cy="1450731"/>
+                <wp:effectExtent l="18000" t="18000" r="18000" b="18000"/>
+                <wp:wrapNone/>
+                <wp:docPr id="15" name=""/>
+                <wp:cNvGraphicFramePr/>
+                <a:graphic xmlns:a="http://schemas.openxmlformats.org/drawingml/2006/main">
+                  <a:graphicData uri="http://schemas.microsoft.com/office/word/2010/wordprocessingShape">
+                    <wps:wsp>
+                      <wps:cNvPr id="0" name=""/>
+                      <wps:cNvSpPr/>
+                      <wps:spPr bwMode="auto">
+                        <a:xfrm>
+                          <a:off x="0" y="0"/>
+                          <a:ext cx="1106365" cy="1450730"/>
+                        </a:xfrm>
+                        <a:custGeom>
+                          <a:avLst/>
+                          <a:gdLst/>
+                          <a:ahLst/>
+                          <a:cxnLst/>
+                          <a:rect l="l" t="t" r="r" b="b"/>
+                          <a:pathLst>
+                            <a:path w="43200" h="43200" fill="none" stroke="1" extrusionOk="0">
+                              <a:moveTo>
+                                <a:pt x="858" y="9818"/>
+                              </a:moveTo>
+                              <a:cubicBezTo>
+                                <a:pt x="572" y="12872"/>
+                                <a:pt x="572" y="14618"/>
+                                <a:pt x="572" y="15927"/>
+                              </a:cubicBezTo>
+                              <a:cubicBezTo>
+                                <a:pt x="572" y="17236"/>
+                                <a:pt x="572" y="20290"/>
+                                <a:pt x="572" y="24654"/>
+                              </a:cubicBezTo>
+                              <a:cubicBezTo>
+                                <a:pt x="572" y="28145"/>
+                                <a:pt x="1144" y="31418"/>
+                                <a:pt x="1430" y="32945"/>
+                              </a:cubicBezTo>
+                              <a:cubicBezTo>
+                                <a:pt x="2002" y="35999"/>
+                                <a:pt x="2860" y="39490"/>
+                                <a:pt x="3433" y="41018"/>
+                              </a:cubicBezTo>
+                              <a:cubicBezTo>
+                                <a:pt x="3719" y="42109"/>
+                                <a:pt x="5435" y="42109"/>
+                                <a:pt x="8296" y="42109"/>
+                              </a:cubicBezTo>
+                              <a:cubicBezTo>
+                                <a:pt x="10013" y="42109"/>
+                                <a:pt x="12301" y="42109"/>
+                                <a:pt x="19740" y="42109"/>
+                              </a:cubicBezTo>
+                              <a:cubicBezTo>
+                                <a:pt x="23459" y="42327"/>
+                                <a:pt x="29181" y="42763"/>
+                                <a:pt x="32900" y="42981"/>
+                              </a:cubicBezTo>
+                              <a:cubicBezTo>
+                                <a:pt x="39194" y="43199"/>
+                                <a:pt x="40911" y="43199"/>
+                                <a:pt x="42913" y="42109"/>
+                              </a:cubicBezTo>
+                              <a:cubicBezTo>
+                                <a:pt x="43200" y="40581"/>
+                                <a:pt x="43200" y="39272"/>
+                                <a:pt x="43200" y="37963"/>
+                              </a:cubicBezTo>
+                              <a:cubicBezTo>
+                                <a:pt x="43200" y="35999"/>
+                                <a:pt x="43200" y="34036"/>
+                                <a:pt x="43200" y="31854"/>
+                              </a:cubicBezTo>
+                              <a:cubicBezTo>
+                                <a:pt x="43200" y="29236"/>
+                                <a:pt x="43200" y="27927"/>
+                                <a:pt x="43200" y="25963"/>
+                              </a:cubicBezTo>
+                              <a:cubicBezTo>
+                                <a:pt x="43200" y="21163"/>
+                                <a:pt x="43200" y="17672"/>
+                                <a:pt x="43200" y="15709"/>
+                              </a:cubicBezTo>
+                              <a:cubicBezTo>
+                                <a:pt x="42341" y="8509"/>
+                                <a:pt x="41483" y="5890"/>
+                                <a:pt x="40339" y="3927"/>
+                              </a:cubicBezTo>
+                              <a:cubicBezTo>
+                                <a:pt x="39480" y="2400"/>
+                                <a:pt x="38622" y="1309"/>
+                                <a:pt x="37192" y="436"/>
+                              </a:cubicBezTo>
+                              <a:cubicBezTo>
+                                <a:pt x="35189" y="218"/>
+                                <a:pt x="33186" y="0"/>
+                                <a:pt x="30611" y="0"/>
+                              </a:cubicBezTo>
+                              <a:cubicBezTo>
+                                <a:pt x="27750" y="0"/>
+                                <a:pt x="26320" y="0"/>
+                                <a:pt x="22029" y="436"/>
+                              </a:cubicBezTo>
+                              <a:cubicBezTo>
+                                <a:pt x="16879" y="1090"/>
+                                <a:pt x="12874" y="1527"/>
+                                <a:pt x="9727" y="1745"/>
+                              </a:cubicBezTo>
+                              <a:cubicBezTo>
+                                <a:pt x="8582" y="2400"/>
+                                <a:pt x="6294" y="2836"/>
+                                <a:pt x="4577" y="3054"/>
+                              </a:cubicBezTo>
+                              <a:cubicBezTo>
+                                <a:pt x="2860" y="3490"/>
+                                <a:pt x="858" y="4363"/>
+                                <a:pt x="0" y="5672"/>
+                              </a:cubicBezTo>
+                              <a:cubicBezTo>
+                                <a:pt x="0" y="6981"/>
+                                <a:pt x="0" y="8290"/>
+                                <a:pt x="0" y="10254"/>
+                              </a:cubicBezTo>
+                              <a:lnTo>
+                                <a:pt x="858" y="12654"/>
+                              </a:lnTo>
+                            </a:path>
+                          </a:pathLst>
+                        </a:custGeom>
+                        <a:noFill/>
+                        <a:ln w="36000">
+                          <a:solidFill>
+                            <a:srgbClr val="3D8A44">
+                              <a:alpha val="99999"/>
+                            </a:srgbClr>
+                          </a:solidFill>
+                          <a:prstDash val="solid"/>
+                        </a:ln>
+                      </wps:spPr>
+                      <wps:style>
+                        <a:lnRef idx="2">
+                          <a:schemeClr val="accent1">
+                            <a:shade val="50000"/>
+                          </a:schemeClr>
+                        </a:lnRef>
+                        <a:fillRef idx="1">
+                          <a:schemeClr val="accent1"/>
+                        </a:fillRef>
+                        <a:effectRef idx="0">
+                          <a:schemeClr val="accent1"/>
+                        </a:effectRef>
+                        <a:fontRef idx="minor">
+                          <a:schemeClr val="lt1"/>
+                        </a:fontRef>
+                      </wps:style>
+                      <wps:bodyPr rot="0">
+                        <a:prstTxWarp prst="textNoShape">
+                          <a:avLst/>
+                        </a:prstTxWarp>
+                        <a:noAutofit/>
+                      </wps:bodyPr>
+                    </wps:wsp>
+                  </a:graphicData>
+                </a:graphic>
+              </wp:anchor>
+            </w:drawing>
+          </mc:Choice>
+          <mc:Fallback>
+            <w:pict>
+              <v:shape id="shape 14" o:spid="_x0000_s14" style="position:absolute;z-index:11264;o:allowoverlap:true;o:allowincell:true;mso-position-horizontal-relative:text;margin-left:118.74pt;mso-position-horizontal:absolute;mso-position-vertical-relative:text;margin-top:141.77pt;mso-position-vertical:absolute;width:87.12pt;height:114.23pt;mso-wrap-distance-left:9.07pt;mso-wrap-distance-top:0.00pt;mso-wrap-distance-right:9.07pt;mso-wrap-distance-bottom:0.00pt;visibility:visible;" path="m1986,22727l1986,22727c1324,29796,1324,33838,1324,36868l1324,36868c1324,39898,1324,46968,1324,57069l1324,57069c1324,65150,2648,72727,3310,76262l3310,76262c4634,83331,6620,91412,7947,94949l7947,94949c8609,97475,12581,97475,19204,97475l19204,97475c23178,97475,28475,97475,45694,97475l45694,97475c54303,97979,67549,98988,76157,99493l76157,99493c90727,99998,94701,99998,99336,97475l99336,97475c100000,93938,100000,90907,100000,87877l100000,87877c100000,83331,100000,78787,100000,73736l100000,73736c100000,67676,100000,64646,100000,60100l100000,60100c100000,48988,100000,40907,100000,36363l100000,36363c98012,19697,96025,13634,93377,9090l93377,9090c91389,5556,89403,3030,86093,1009l86093,1009c81456,505,76819,0,70859,0l70859,0c64236,0,60926,0,50993,1009l50993,1009c39072,2523,29801,3535,22516,4039l22516,4039c19866,5556,14569,6565,10595,7069l10595,7069c6620,8079,1986,10100,0,13130l0,13130c0,16160,0,19190,0,23736l1986,29292nfe" coordsize="100000,100000" filled="f" strokecolor="#3D8A44" strokeweight="2.83pt">
+                <v:path textboxrect="0,0,100000,100000"/>
+                <v:stroke dashstyle="solid"/>
+              </v:shape>
+            </w:pict>
+          </mc:Fallback>
+        </mc:AlternateContent>
+      </w:r>
+      <w:r>
+        <w:rPr>
+          <w:b w:val="0"/>
+          <w:bCs w:val="0"/>
+          <w:highlight w:val="none"/>
+          <w:lang w:val="ru-RU" w:bidi="ru-RU"/>
+        </w:rPr>
+      </w:r>
+      <w:r>
+        <mc:AlternateContent>
+          <mc:Choice Requires="wpg">
+            <w:drawing>
+              <wp:anchor xmlns:wp="http://schemas.openxmlformats.org/drawingml/2006/wordprocessingDrawing" xmlns:wp14="http://schemas.microsoft.com/office/word/2010/wordprocessingDrawing" distT="0" distB="0" distL="115200" distR="115200" simplePos="0" relativeHeight="10240" behindDoc="0" locked="0" layoutInCell="1" allowOverlap="1">
+                <wp:simplePos x="0" y="0"/>
+                <wp:positionH relativeFrom="column">
+                  <wp:posOffset>2123506</wp:posOffset>
+                </wp:positionH>
+                <wp:positionV relativeFrom="paragraph">
+                  <wp:posOffset>2335382</wp:posOffset>
+                </wp:positionV>
+                <wp:extent cx="139211" cy="109904"/>
+                <wp:effectExtent l="18000" t="18000" r="18000" b="18000"/>
+                <wp:wrapNone/>
+                <wp:docPr id="16" name=""/>
+                <wp:cNvGraphicFramePr/>
+                <a:graphic xmlns:a="http://schemas.openxmlformats.org/drawingml/2006/main">
+                  <a:graphicData uri="http://schemas.microsoft.com/office/word/2010/wordprocessingShape">
+                    <wps:wsp>
+                      <wps:cNvPr id="0" name=""/>
+                      <wps:cNvSpPr/>
+                      <wps:spPr bwMode="auto">
+                        <a:xfrm>
+                          <a:off x="0" y="0"/>
+                          <a:ext cx="139211" cy="109903"/>
+                        </a:xfrm>
+                        <a:custGeom>
+                          <a:avLst/>
+                          <a:gdLst/>
+                          <a:ahLst/>
+                          <a:cxnLst/>
+                          <a:rect l="l" t="t" r="r" b="b"/>
+                          <a:pathLst>
+                            <a:path w="43200" h="43200" fill="none" stroke="1" extrusionOk="0">
+                              <a:moveTo>
+                                <a:pt x="0" y="17279"/>
+                              </a:moveTo>
+                              <a:cubicBezTo>
+                                <a:pt x="6821" y="5760"/>
+                                <a:pt x="20463" y="0"/>
+                                <a:pt x="31831" y="0"/>
+                              </a:cubicBezTo>
+                              <a:cubicBezTo>
+                                <a:pt x="43200" y="14400"/>
+                                <a:pt x="38652" y="31680"/>
+                                <a:pt x="25010" y="40320"/>
+                              </a:cubicBezTo>
+                              <a:quadBezTo>
+                                <a:pt x="11368" y="43200"/>
+                                <a:pt x="0" y="43200"/>
+                              </a:quadBezTo>
+                            </a:path>
+                          </a:pathLst>
+                        </a:custGeom>
+                        <a:noFill/>
+                        <a:ln w="36000">
+                          <a:solidFill>
+                            <a:srgbClr val="3D8A44">
+                              <a:alpha val="99999"/>
+                            </a:srgbClr>
+                          </a:solidFill>
+                          <a:prstDash val="solid"/>
+                        </a:ln>
+                      </wps:spPr>
+                      <wps:style>
+                        <a:lnRef idx="2">
+                          <a:schemeClr val="accent1">
+                            <a:shade val="50000"/>
+                          </a:schemeClr>
+                        </a:lnRef>
+                        <a:fillRef idx="1">
+                          <a:schemeClr val="accent1"/>
+                        </a:fillRef>
+                        <a:effectRef idx="0">
+                          <a:schemeClr val="accent1"/>
+                        </a:effectRef>
+                        <a:fontRef idx="minor">
+                          <a:schemeClr val="lt1"/>
+                        </a:fontRef>
+                      </wps:style>
+                      <wps:bodyPr rot="0">
+                        <a:prstTxWarp prst="textNoShape">
+                          <a:avLst/>
+                        </a:prstTxWarp>
+                        <a:noAutofit/>
+                      </wps:bodyPr>
+                    </wps:wsp>
+                  </a:graphicData>
+                </a:graphic>
+              </wp:anchor>
+            </w:drawing>
+          </mc:Choice>
+          <mc:Fallback>
+            <w:pict>
+              <v:shape id="shape 15" o:spid="_x0000_s15" style="position:absolute;z-index:10240;o:allowoverlap:true;o:allowincell:true;mso-position-horizontal-relative:text;margin-left:167.21pt;mso-position-horizontal:absolute;mso-position-vertical-relative:text;margin-top:183.89pt;mso-position-vertical:absolute;width:10.96pt;height:8.65pt;mso-wrap-distance-left:9.07pt;mso-wrap-distance-top:0.00pt;mso-wrap-distance-right:9.07pt;mso-wrap-distance-bottom:0.00pt;visibility:visible;" path="m0,39998l0,39998c15789,13333,47368,0,73683,0l73683,0c100000,33333,89472,73333,57894,93333l57894,93333c36841,97778,17543,100000,0,100000nfe" coordsize="100000,100000" filled="f" strokecolor="#3D8A44" strokeweight="2.83pt">
+                <v:path textboxrect="0,0,100000,100000"/>
+                <v:stroke dashstyle="solid"/>
+              </v:shape>
+            </w:pict>
+          </mc:Fallback>
+        </mc:AlternateContent>
+      </w:r>
+      <w:r>
+        <w:rPr>
+          <w:b w:val="0"/>
+          <w:bCs w:val="0"/>
+          <w:highlight w:val="none"/>
+          <w:lang w:val="ru-RU" w:bidi="ru-RU"/>
+        </w:rPr>
+      </w:r>
+      <w:r>
+        <mc:AlternateContent>
+          <mc:Choice Requires="wpg">
+            <w:drawing>
+              <wp:anchor xmlns:wp="http://schemas.openxmlformats.org/drawingml/2006/wordprocessingDrawing" xmlns:wp14="http://schemas.microsoft.com/office/word/2010/wordprocessingDrawing" distT="0" distB="0" distL="115200" distR="115200" simplePos="0" relativeHeight="9216" behindDoc="0" locked="0" layoutInCell="1" allowOverlap="1">
+                <wp:simplePos x="0" y="0"/>
+                <wp:positionH relativeFrom="column">
+                  <wp:posOffset>2130833</wp:posOffset>
+                </wp:positionH>
+                <wp:positionV relativeFrom="paragraph">
+                  <wp:posOffset>2188844</wp:posOffset>
+                </wp:positionV>
+                <wp:extent cx="7327" cy="373673"/>
+                <wp:effectExtent l="18000" t="18000" r="18000" b="18000"/>
+                <wp:wrapNone/>
+                <wp:docPr id="17" name=""/>
+                <wp:cNvGraphicFramePr/>
+                <a:graphic xmlns:a="http://schemas.openxmlformats.org/drawingml/2006/main">
+                  <a:graphicData uri="http://schemas.microsoft.com/office/word/2010/wordprocessingShape">
+                    <wps:wsp>
+                      <wps:cNvPr id="0" name=""/>
+                      <wps:cNvSpPr/>
+                      <wps:spPr bwMode="auto">
+                        <a:xfrm>
+                          <a:off x="0" y="0"/>
+                          <a:ext cx="7326" cy="373672"/>
+                        </a:xfrm>
+                        <a:custGeom>
+                          <a:avLst/>
+                          <a:gdLst/>
+                          <a:ahLst/>
+                          <a:cxnLst/>
+                          <a:rect l="l" t="t" r="r" b="b"/>
+                          <a:pathLst>
+                            <a:path w="43200" h="43200" fill="none" stroke="1" extrusionOk="0">
+                              <a:moveTo>
+                                <a:pt x="43200" y="0"/>
+                              </a:moveTo>
+                              <a:cubicBezTo>
+                                <a:pt x="0" y="6776"/>
+                                <a:pt x="0" y="16094"/>
+                                <a:pt x="0" y="22023"/>
+                              </a:cubicBezTo>
+                              <a:cubicBezTo>
+                                <a:pt x="0" y="28799"/>
+                                <a:pt x="0" y="33035"/>
+                                <a:pt x="0" y="43200"/>
+                              </a:cubicBezTo>
+                            </a:path>
+                          </a:pathLst>
+                        </a:custGeom>
+                        <a:noFill/>
+                        <a:ln w="36000">
+                          <a:solidFill>
+                            <a:srgbClr val="3D8A44">
+                              <a:alpha val="99999"/>
+                            </a:srgbClr>
+                          </a:solidFill>
+                          <a:prstDash val="solid"/>
+                        </a:ln>
+                      </wps:spPr>
+                      <wps:style>
+                        <a:lnRef idx="2">
+                          <a:schemeClr val="accent1">
+                            <a:shade val="50000"/>
+                          </a:schemeClr>
+                        </a:lnRef>
+                        <a:fillRef idx="1">
+                          <a:schemeClr val="accent1"/>
+                        </a:fillRef>
+                        <a:effectRef idx="0">
+                          <a:schemeClr val="accent1"/>
+                        </a:effectRef>
+                        <a:fontRef idx="minor">
+                          <a:schemeClr val="lt1"/>
+                        </a:fontRef>
+                      </wps:style>
+                      <wps:bodyPr rot="0">
+                        <a:prstTxWarp prst="textNoShape">
+                          <a:avLst/>
+                        </a:prstTxWarp>
+                        <a:noAutofit/>
+                      </wps:bodyPr>
+                    </wps:wsp>
+                  </a:graphicData>
+                </a:graphic>
+              </wp:anchor>
+            </w:drawing>
+          </mc:Choice>
+          <mc:Fallback>
+            <w:pict>
+              <v:shape id="shape 16" o:spid="_x0000_s16" style="position:absolute;z-index:9216;o:allowoverlap:true;o:allowincell:true;mso-position-horizontal-relative:text;margin-left:167.78pt;mso-position-horizontal:absolute;mso-position-vertical-relative:text;margin-top:172.35pt;mso-position-vertical:absolute;width:0.58pt;height:29.42pt;mso-wrap-distance-left:9.07pt;mso-wrap-distance-top:0.00pt;mso-wrap-distance-right:9.07pt;mso-wrap-distance-bottom:0.00pt;visibility:visible;" path="m100000,0l100000,0c0,15685,0,37255,0,50979l0,50979c0,66664,0,76470,0,100000nfe" coordsize="100000,100000" filled="f" strokecolor="#3D8A44" strokeweight="2.83pt">
+                <v:path textboxrect="0,0,100000,100000"/>
+                <v:stroke dashstyle="solid"/>
+              </v:shape>
+            </w:pict>
+          </mc:Fallback>
+        </mc:AlternateContent>
+      </w:r>
+      <w:r>
+        <w:rPr>
+          <w:b w:val="0"/>
+          <w:bCs w:val="0"/>
+          <w:highlight w:val="none"/>
+          <w:lang w:val="ru-RU" w:bidi="ru-RU"/>
+        </w:rPr>
+      </w:r>
+      <w:r>
+        <mc:AlternateContent>
+          <mc:Choice Requires="wpg">
+            <w:drawing>
+              <wp:anchor xmlns:wp="http://schemas.openxmlformats.org/drawingml/2006/wordprocessingDrawing" xmlns:wp14="http://schemas.microsoft.com/office/word/2010/wordprocessingDrawing" distT="0" distB="0" distL="115200" distR="115200" simplePos="0" relativeHeight="8192" behindDoc="0" locked="0" layoutInCell="1" allowOverlap="1">
+                <wp:simplePos x="0" y="0"/>
+                <wp:positionH relativeFrom="column">
+                  <wp:posOffset>2101525</wp:posOffset>
+                </wp:positionH>
+                <wp:positionV relativeFrom="paragraph">
+                  <wp:posOffset>2577171</wp:posOffset>
+                </wp:positionV>
+                <wp:extent cx="21981" cy="124557"/>
+                <wp:effectExtent l="18000" t="18000" r="18000" b="18000"/>
+                <wp:wrapNone/>
+                <wp:docPr id="18" name=""/>
+                <wp:cNvGraphicFramePr/>
+                <a:graphic xmlns:a="http://schemas.openxmlformats.org/drawingml/2006/main">
+                  <a:graphicData uri="http://schemas.microsoft.com/office/word/2010/wordprocessingShape">
+                    <wps:wsp>
+                      <wps:cNvPr id="0" name=""/>
+                      <wps:cNvSpPr/>
+                      <wps:spPr bwMode="auto">
+                        <a:xfrm>
+                          <a:off x="0" y="0"/>
+                          <a:ext cx="21980" cy="124557"/>
+                        </a:xfrm>
+                        <a:custGeom>
+                          <a:avLst/>
+                          <a:gdLst/>
+                          <a:ahLst/>
+                          <a:cxnLst/>
+                          <a:rect l="l" t="t" r="r" b="b"/>
+                          <a:pathLst>
+                            <a:path w="43200" h="43200" fill="none" stroke="1" extrusionOk="0">
+                              <a:moveTo>
+                                <a:pt x="43200" y="0"/>
+                              </a:moveTo>
+                              <a:quadBezTo>
+                                <a:pt x="14399" y="27952"/>
+                                <a:pt x="0" y="43200"/>
+                              </a:quadBezTo>
+                            </a:path>
+                          </a:pathLst>
+                        </a:custGeom>
+                        <a:noFill/>
+                        <a:ln w="36000">
+                          <a:solidFill>
+                            <a:srgbClr val="3D8A44">
+                              <a:alpha val="99999"/>
+                            </a:srgbClr>
+                          </a:solidFill>
+                          <a:prstDash val="solid"/>
+                        </a:ln>
+                      </wps:spPr>
+                      <wps:style>
+                        <a:lnRef idx="2">
+                          <a:schemeClr val="accent1">
+                            <a:shade val="50000"/>
+                          </a:schemeClr>
+                        </a:lnRef>
+                        <a:fillRef idx="1">
+                          <a:schemeClr val="accent1"/>
+                        </a:fillRef>
+                        <a:effectRef idx="0">
+                          <a:schemeClr val="accent1"/>
+                        </a:effectRef>
+                        <a:fontRef idx="minor">
+                          <a:schemeClr val="lt1"/>
+                        </a:fontRef>
+                      </wps:style>
+                      <wps:bodyPr rot="0">
+                        <a:prstTxWarp prst="textNoShape">
+                          <a:avLst/>
+                        </a:prstTxWarp>
+                        <a:noAutofit/>
+                      </wps:bodyPr>
+                    </wps:wsp>
+                  </a:graphicData>
+                </a:graphic>
+              </wp:anchor>
+            </w:drawing>
+          </mc:Choice>
+          <mc:Fallback>
+            <w:pict>
+              <v:shape id="shape 17" o:spid="_x0000_s17" style="position:absolute;z-index:8192;o:allowoverlap:true;o:allowincell:true;mso-position-horizontal-relative:text;margin-left:165.47pt;mso-position-horizontal:absolute;mso-position-vertical-relative:text;margin-top:202.93pt;mso-position-vertical:absolute;width:1.73pt;height:9.81pt;mso-wrap-distance-left:9.07pt;mso-wrap-distance-top:0.00pt;mso-wrap-distance-right:9.07pt;mso-wrap-distance-bottom:0.00pt;visibility:visible;" path="m100000,0l100000,0c55554,43136,22221,76469,0,100000nfe" coordsize="100000,100000" filled="f" strokecolor="#3D8A44" strokeweight="2.83pt">
+                <v:path textboxrect="0,0,100000,100000"/>
+                <v:stroke dashstyle="solid"/>
+              </v:shape>
+            </w:pict>
+          </mc:Fallback>
+        </mc:AlternateContent>
+      </w:r>
+      <w:r>
+        <w:rPr>
+          <w:b w:val="0"/>
+          <w:bCs w:val="0"/>
+          <w:highlight w:val="none"/>
+          <w:lang w:val="ru-RU" w:bidi="ru-RU"/>
+        </w:rPr>
+      </w:r>
+      <w:r>
+        <mc:AlternateContent>
+          <mc:Choice Requires="wpg">
+            <w:drawing>
+              <wp:anchor xmlns:wp="http://schemas.openxmlformats.org/drawingml/2006/wordprocessingDrawing" xmlns:wp14="http://schemas.microsoft.com/office/word/2010/wordprocessingDrawing" distT="0" distB="0" distL="115200" distR="115200" simplePos="0" relativeHeight="7168" behindDoc="0" locked="0" layoutInCell="1" allowOverlap="1">
+                <wp:simplePos x="0" y="0"/>
+                <wp:positionH relativeFrom="column">
+                  <wp:posOffset>1903698</wp:posOffset>
+                </wp:positionH>
+                <wp:positionV relativeFrom="paragraph">
+                  <wp:posOffset>2364690</wp:posOffset>
+                </wp:positionV>
+                <wp:extent cx="124557" cy="190500"/>
+                <wp:effectExtent l="18000" t="18000" r="18000" b="18000"/>
+                <wp:wrapNone/>
+                <wp:docPr id="19" name=""/>
+                <wp:cNvGraphicFramePr/>
+                <a:graphic xmlns:a="http://schemas.openxmlformats.org/drawingml/2006/main">
+                  <a:graphicData uri="http://schemas.microsoft.com/office/word/2010/wordprocessingShape">
+                    <wps:wsp>
+                      <wps:cNvPr id="0" name=""/>
+                      <wps:cNvSpPr/>
+                      <wps:spPr bwMode="auto">
+                        <a:xfrm>
+                          <a:off x="0" y="0"/>
+                          <a:ext cx="124557" cy="190499"/>
+                        </a:xfrm>
+                        <a:custGeom>
+                          <a:avLst/>
+                          <a:gdLst/>
+                          <a:ahLst/>
+                          <a:cxnLst/>
+                          <a:rect l="l" t="t" r="r" b="b"/>
+                          <a:pathLst>
+                            <a:path w="43200" h="43200" fill="none" stroke="1" extrusionOk="0">
+                              <a:moveTo>
+                                <a:pt x="0" y="0"/>
+                              </a:moveTo>
+                              <a:cubicBezTo>
+                                <a:pt x="10164" y="16615"/>
+                                <a:pt x="25411" y="31569"/>
+                                <a:pt x="43200" y="43200"/>
+                              </a:cubicBezTo>
+                            </a:path>
+                          </a:pathLst>
+                        </a:custGeom>
+                        <a:noFill/>
+                        <a:ln w="36000">
+                          <a:solidFill>
+                            <a:srgbClr val="3D8A44">
+                              <a:alpha val="99999"/>
+                            </a:srgbClr>
+                          </a:solidFill>
+                          <a:prstDash val="solid"/>
+                        </a:ln>
+                      </wps:spPr>
+                      <wps:style>
+                        <a:lnRef idx="2">
+                          <a:schemeClr val="accent1">
+                            <a:shade val="50000"/>
+                          </a:schemeClr>
+                        </a:lnRef>
+                        <a:fillRef idx="1">
+                          <a:schemeClr val="accent1"/>
+                        </a:fillRef>
+                        <a:effectRef idx="0">
+                          <a:schemeClr val="accent1"/>
+                        </a:effectRef>
+                        <a:fontRef idx="minor">
+                          <a:schemeClr val="lt1"/>
+                        </a:fontRef>
+                      </wps:style>
+                      <wps:bodyPr rot="0">
+                        <a:prstTxWarp prst="textNoShape">
+                          <a:avLst/>
+                        </a:prstTxWarp>
+                        <a:noAutofit/>
+                      </wps:bodyPr>
+                    </wps:wsp>
+                  </a:graphicData>
+                </a:graphic>
+              </wp:anchor>
+            </w:drawing>
+          </mc:Choice>
+          <mc:Fallback>
+            <w:pict>
+              <v:shape id="shape 18" o:spid="_x0000_s18" style="position:absolute;z-index:7168;o:allowoverlap:true;o:allowincell:true;mso-position-horizontal-relative:text;margin-left:149.90pt;mso-position-horizontal:absolute;mso-position-vertical-relative:text;margin-top:186.20pt;mso-position-vertical:absolute;width:9.81pt;height:15.00pt;mso-wrap-distance-left:9.07pt;mso-wrap-distance-top:0.00pt;mso-wrap-distance-right:9.07pt;mso-wrap-distance-bottom:0.00pt;visibility:visible;" path="m0,0l0,0c23528,38461,58822,73076,100000,100000nfe" coordsize="100000,100000" filled="f" strokecolor="#3D8A44" strokeweight="2.83pt">
+                <v:path textboxrect="0,0,100000,100000"/>
+                <v:stroke dashstyle="solid"/>
+              </v:shape>
+            </w:pict>
+          </mc:Fallback>
+        </mc:AlternateContent>
+      </w:r>
+      <w:r>
+        <w:rPr>
+          <w:b w:val="0"/>
+          <w:bCs w:val="0"/>
+          <w:highlight w:val="none"/>
+          <w:lang w:val="ru-RU" w:bidi="ru-RU"/>
+        </w:rPr>
+      </w:r>
+      <w:r>
+        <mc:AlternateContent>
+          <mc:Choice Requires="wpg">
+            <w:drawing>
+              <wp:anchor xmlns:wp="http://schemas.openxmlformats.org/drawingml/2006/wordprocessingDrawing" xmlns:wp14="http://schemas.microsoft.com/office/word/2010/wordprocessingDrawing" distT="0" distB="0" distL="115200" distR="115200" simplePos="0" relativeHeight="6144" behindDoc="0" locked="0" layoutInCell="1" allowOverlap="1">
+                <wp:simplePos x="0" y="0"/>
+                <wp:positionH relativeFrom="column">
+                  <wp:posOffset>1867064</wp:posOffset>
+                </wp:positionH>
+                <wp:positionV relativeFrom="paragraph">
+                  <wp:posOffset>2357363</wp:posOffset>
+                </wp:positionV>
+                <wp:extent cx="168519" cy="168519"/>
+                <wp:effectExtent l="18000" t="18000" r="18000" b="18000"/>
+                <wp:wrapNone/>
+                <wp:docPr id="20" name=""/>
+                <wp:cNvGraphicFramePr/>
+                <a:graphic xmlns:a="http://schemas.openxmlformats.org/drawingml/2006/main">
+                  <a:graphicData uri="http://schemas.microsoft.com/office/word/2010/wordprocessingShape">
+                    <wps:wsp>
+                      <wps:cNvPr id="0" name=""/>
+                      <wps:cNvSpPr/>
+                      <wps:spPr bwMode="auto">
+                        <a:xfrm>
+                          <a:off x="0" y="0"/>
+                          <a:ext cx="168518" cy="168518"/>
+                        </a:xfrm>
+                        <a:custGeom>
+                          <a:avLst/>
+                          <a:gdLst/>
+                          <a:ahLst/>
+                          <a:cxnLst/>
+                          <a:rect l="l" t="t" r="r" b="b"/>
+                          <a:pathLst>
+                            <a:path w="43200" h="43200" fill="none" stroke="1" extrusionOk="0">
+                              <a:moveTo>
+                                <a:pt x="43200" y="0"/>
+                              </a:moveTo>
+                              <a:cubicBezTo>
+                                <a:pt x="33808" y="1878"/>
+                                <a:pt x="22539" y="16904"/>
+                                <a:pt x="15026" y="26295"/>
+                              </a:cubicBezTo>
+                              <a:quadBezTo>
+                                <a:pt x="7513" y="33808"/>
+                                <a:pt x="0" y="43200"/>
+                              </a:quadBezTo>
+                            </a:path>
+                          </a:pathLst>
+                        </a:custGeom>
+                        <a:noFill/>
+                        <a:ln w="36000">
+                          <a:solidFill>
+                            <a:srgbClr val="3D8A44">
+                              <a:alpha val="99999"/>
+                            </a:srgbClr>
+                          </a:solidFill>
+                          <a:prstDash val="solid"/>
+                        </a:ln>
+                      </wps:spPr>
+                      <wps:style>
+                        <a:lnRef idx="2">
+                          <a:schemeClr val="accent1">
+                            <a:shade val="50000"/>
+                          </a:schemeClr>
+                        </a:lnRef>
+                        <a:fillRef idx="1">
+                          <a:schemeClr val="accent1"/>
+                        </a:fillRef>
+                        <a:effectRef idx="0">
+                          <a:schemeClr val="accent1"/>
+                        </a:effectRef>
+                        <a:fontRef idx="minor">
+                          <a:schemeClr val="lt1"/>
+                        </a:fontRef>
+                      </wps:style>
+                      <wps:bodyPr rot="0">
+                        <a:prstTxWarp prst="textNoShape">
+                          <a:avLst/>
+                        </a:prstTxWarp>
+                        <a:noAutofit/>
+                      </wps:bodyPr>
+                    </wps:wsp>
+                  </a:graphicData>
+                </a:graphic>
+              </wp:anchor>
+            </w:drawing>
+          </mc:Choice>
+          <mc:Fallback>
+            <w:pict>
+              <v:shape id="shape 19" o:spid="_x0000_s19" style="position:absolute;z-index:6144;o:allowoverlap:true;o:allowincell:true;mso-position-horizontal-relative:text;margin-left:147.01pt;mso-position-horizontal:absolute;mso-position-vertical-relative:text;margin-top:185.62pt;mso-position-vertical:absolute;width:13.27pt;height:13.27pt;mso-wrap-distance-left:9.07pt;mso-wrap-distance-top:0.00pt;mso-wrap-distance-right:9.07pt;mso-wrap-distance-bottom:0.00pt;visibility:visible;" path="m100000,0l100000,0c78259,4347,52174,39130,34782,60868l34782,60868c23188,72462,11594,85506,0,100000nfe" coordsize="100000,100000" filled="f" strokecolor="#3D8A44" strokeweight="2.83pt">
+                <v:path textboxrect="0,0,100000,100000"/>
+                <v:stroke dashstyle="solid"/>
+              </v:shape>
+            </w:pict>
+          </mc:Fallback>
+        </mc:AlternateContent>
+      </w:r>
+      <w:r>
+        <w:rPr>
+          <w:b w:val="0"/>
+          <w:bCs w:val="0"/>
+          <w:highlight w:val="none"/>
+          <w:lang w:val="ru-RU" w:bidi="ru-RU"/>
+        </w:rPr>
+      </w:r>
+      <w:r>
+        <mc:AlternateContent>
+          <mc:Choice Requires="wpg">
+            <w:drawing>
+              <wp:anchor xmlns:wp="http://schemas.openxmlformats.org/drawingml/2006/wordprocessingDrawing" xmlns:wp14="http://schemas.microsoft.com/office/word/2010/wordprocessingDrawing" distT="0" distB="0" distL="115200" distR="115200" simplePos="0" relativeHeight="5120" behindDoc="0" locked="0" layoutInCell="1" allowOverlap="1">
+                <wp:simplePos x="0" y="0"/>
+                <wp:positionH relativeFrom="column">
+                  <wp:posOffset>1933006</wp:posOffset>
+                </wp:positionH>
+                <wp:positionV relativeFrom="paragraph">
+                  <wp:posOffset>2232805</wp:posOffset>
+                </wp:positionV>
+                <wp:extent cx="36634" cy="29308"/>
+                <wp:effectExtent l="18000" t="18000" r="18000" b="18000"/>
+                <wp:wrapNone/>
+                <wp:docPr id="21" name=""/>
+                <wp:cNvGraphicFramePr/>
+                <a:graphic xmlns:a="http://schemas.openxmlformats.org/drawingml/2006/main">
+                  <a:graphicData uri="http://schemas.microsoft.com/office/word/2010/wordprocessingShape">
+                    <wps:wsp>
+                      <wps:cNvPr id="0" name=""/>
+                      <wps:cNvSpPr/>
+                      <wps:spPr bwMode="auto">
+                        <a:xfrm>
+                          <a:off x="0" y="0"/>
+                          <a:ext cx="36634" cy="29307"/>
+                        </a:xfrm>
+                        <a:custGeom>
+                          <a:avLst/>
+                          <a:gdLst/>
+                          <a:ahLst/>
+                          <a:cxnLst/>
+                          <a:rect l="l" t="t" r="r" b="b"/>
+                          <a:pathLst>
+                            <a:path w="43200" h="43200" fill="none" stroke="1" extrusionOk="0">
+                              <a:moveTo>
+                                <a:pt x="43200" y="43200"/>
+                              </a:moveTo>
+                              <a:lnTo>
+                                <a:pt x="0" y="0"/>
+                              </a:lnTo>
+                            </a:path>
+                          </a:pathLst>
+                        </a:custGeom>
+                        <a:noFill/>
+                        <a:ln w="36000">
+                          <a:solidFill>
+                            <a:srgbClr val="3D8A44">
+                              <a:alpha val="99999"/>
+                            </a:srgbClr>
+                          </a:solidFill>
+                          <a:prstDash val="solid"/>
+                        </a:ln>
+                      </wps:spPr>
+                      <wps:style>
+                        <a:lnRef idx="2">
+                          <a:schemeClr val="accent1">
+                            <a:shade val="50000"/>
+                          </a:schemeClr>
+                        </a:lnRef>
+                        <a:fillRef idx="1">
+                          <a:schemeClr val="accent1"/>
+                        </a:fillRef>
+                        <a:effectRef idx="0">
+                          <a:schemeClr val="accent1"/>
+                        </a:effectRef>
+                        <a:fontRef idx="minor">
+                          <a:schemeClr val="lt1"/>
+                        </a:fontRef>
+                      </wps:style>
+                      <wps:bodyPr rot="0">
+                        <a:prstTxWarp prst="textNoShape">
+                          <a:avLst/>
+                        </a:prstTxWarp>
+                        <a:noAutofit/>
+                      </wps:bodyPr>
+                    </wps:wsp>
+                  </a:graphicData>
+                </a:graphic>
+              </wp:anchor>
+            </w:drawing>
+          </mc:Choice>
+          <mc:Fallback>
+            <w:pict>
+              <v:shape id="shape 20" o:spid="_x0000_s20" style="position:absolute;z-index:5120;o:allowoverlap:true;o:allowincell:true;mso-position-horizontal-relative:text;margin-left:152.21pt;mso-position-horizontal:absolute;mso-position-vertical-relative:text;margin-top:175.81pt;mso-position-vertical:absolute;width:2.88pt;height:2.31pt;mso-wrap-distance-left:9.07pt;mso-wrap-distance-top:0.00pt;mso-wrap-distance-right:9.07pt;mso-wrap-distance-bottom:0.00pt;visibility:visible;" path="m100000,100000l0,0nfe" coordsize="100000,100000" filled="f" strokecolor="#3D8A44" strokeweight="2.83pt">
+                <v:path textboxrect="0,0,100000,100000"/>
+                <v:stroke dashstyle="solid"/>
+              </v:shape>
+            </w:pict>
+          </mc:Fallback>
+        </mc:AlternateContent>
+      </w:r>
+      <w:r>
+        <w:rPr>
+          <w:b w:val="0"/>
+          <w:bCs w:val="0"/>
+          <w:highlight w:val="none"/>
+          <w:lang w:val="ru-RU" w:bidi="ru-RU"/>
+        </w:rPr>
+      </w:r>
+      <w:r>
+        <mc:AlternateContent>
+          <mc:Choice Requires="wpg">
+            <w:drawing>
+              <wp:anchor xmlns:wp="http://schemas.openxmlformats.org/drawingml/2006/wordprocessingDrawing" xmlns:wp14="http://schemas.microsoft.com/office/word/2010/wordprocessingDrawing" distT="0" distB="0" distL="115200" distR="115200" simplePos="0" relativeHeight="4096" behindDoc="0" locked="0" layoutInCell="1" allowOverlap="1">
+                <wp:simplePos x="0" y="0"/>
+                <wp:positionH relativeFrom="column">
+                  <wp:posOffset>-111205</wp:posOffset>
+                </wp:positionH>
+                <wp:positionV relativeFrom="paragraph">
+                  <wp:posOffset>4225729</wp:posOffset>
+                </wp:positionV>
+                <wp:extent cx="5443904" cy="73269"/>
+                <wp:effectExtent l="18000" t="18000" r="18000" b="18000"/>
+                <wp:wrapNone/>
+                <wp:docPr id="22" name=""/>
+                <wp:cNvGraphicFramePr/>
+                <a:graphic xmlns:a="http://schemas.openxmlformats.org/drawingml/2006/main">
+                  <a:graphicData uri="http://schemas.microsoft.com/office/word/2010/wordprocessingShape">
+                    <wps:wsp>
+                      <wps:cNvPr id="0" name=""/>
+                      <wps:cNvSpPr/>
+                      <wps:spPr bwMode="auto">
+                        <a:xfrm>
+                          <a:off x="0" y="0"/>
+                          <a:ext cx="5443903" cy="73269"/>
+                        </a:xfrm>
+                        <a:custGeom>
+                          <a:avLst/>
+                          <a:gdLst/>
+                          <a:ahLst/>
+                          <a:cxnLst/>
+                          <a:rect l="l" t="t" r="r" b="b"/>
+                          <a:pathLst>
+                            <a:path w="43200" h="43200" fill="none" stroke="1" extrusionOk="0">
+                              <a:moveTo>
+                                <a:pt x="0" y="25919"/>
+                              </a:moveTo>
+                              <a:cubicBezTo>
+                                <a:pt x="348" y="34560"/>
+                                <a:pt x="755" y="38880"/>
+                                <a:pt x="2151" y="43200"/>
+                              </a:cubicBezTo>
+                              <a:cubicBezTo>
+                                <a:pt x="2848" y="43200"/>
+                                <a:pt x="6163" y="43200"/>
+                                <a:pt x="9477" y="43200"/>
+                              </a:cubicBezTo>
+                              <a:cubicBezTo>
+                                <a:pt x="13837" y="43200"/>
+                                <a:pt x="21977" y="43200"/>
+                                <a:pt x="27675" y="43200"/>
+                              </a:cubicBezTo>
+                              <a:cubicBezTo>
+                                <a:pt x="33025" y="43200"/>
+                                <a:pt x="39362" y="34560"/>
+                                <a:pt x="43025" y="25919"/>
+                              </a:cubicBezTo>
+                              <a:cubicBezTo>
+                                <a:pt x="42095" y="4319"/>
+                                <a:pt x="40758" y="0"/>
+                                <a:pt x="39420" y="0"/>
+                              </a:cubicBezTo>
+                              <a:cubicBezTo>
+                                <a:pt x="38839" y="0"/>
+                                <a:pt x="39537" y="0"/>
+                                <a:pt x="40816" y="0"/>
+                              </a:cubicBezTo>
+                              <a:quadBezTo>
+                                <a:pt x="42386" y="0"/>
+                                <a:pt x="43200" y="0"/>
+                              </a:quadBezTo>
+                            </a:path>
+                          </a:pathLst>
+                        </a:custGeom>
+                        <a:noFill/>
+                        <a:ln w="36000">
+                          <a:solidFill>
+                            <a:srgbClr val="3D8A44">
+                              <a:alpha val="99999"/>
+                            </a:srgbClr>
+                          </a:solidFill>
+                          <a:prstDash val="solid"/>
+                        </a:ln>
+                      </wps:spPr>
+                      <wps:style>
+                        <a:lnRef idx="2">
+                          <a:schemeClr val="accent1">
+                            <a:shade val="50000"/>
+                          </a:schemeClr>
+                        </a:lnRef>
+                        <a:fillRef idx="1">
+                          <a:schemeClr val="accent1"/>
+                        </a:fillRef>
+                        <a:effectRef idx="0">
+                          <a:schemeClr val="accent1"/>
+                        </a:effectRef>
+                        <a:fontRef idx="minor">
+                          <a:schemeClr val="lt1"/>
+                        </a:fontRef>
+                      </wps:style>
+                      <wps:bodyPr rot="0">
+                        <a:prstTxWarp prst="textNoShape">
+                          <a:avLst/>
+                        </a:prstTxWarp>
+                        <a:noAutofit/>
+                      </wps:bodyPr>
+                    </wps:wsp>
+                  </a:graphicData>
+                </a:graphic>
+              </wp:anchor>
+            </w:drawing>
+          </mc:Choice>
+          <mc:Fallback>
+            <w:pict>
+              <v:shape id="shape 21" o:spid="_x0000_s21" style="position:absolute;z-index:4096;o:allowoverlap:true;o:allowincell:true;mso-position-horizontal-relative:text;margin-left:-8.76pt;mso-position-horizontal:absolute;mso-position-vertical-relative:text;margin-top:332.73pt;mso-position-vertical:absolute;width:428.65pt;height:5.77pt;mso-wrap-distance-left:9.07pt;mso-wrap-distance-top:0.00pt;mso-wrap-distance-right:9.07pt;mso-wrap-distance-bottom:0.00pt;visibility:visible;" path="m0,59998l0,59998c806,80000,1748,90000,4979,100000l4979,100000c6593,100000,14266,100000,21938,100000l21938,100000c32030,100000,50873,100000,64063,100000l64063,100000c76447,100000,91116,80000,99595,59998l99595,59998c97442,9998,94347,0,91250,0l91250,0c89905,0,91521,0,94481,0l94481,0c96904,0,98744,0,100000,0nfe" coordsize="100000,100000" filled="f" strokecolor="#3D8A44" strokeweight="2.83pt">
+                <v:path textboxrect="0,0,100000,100000"/>
+                <v:stroke dashstyle="solid"/>
+              </v:shape>
+            </w:pict>
+          </mc:Fallback>
+        </mc:AlternateContent>
+      </w:r>
+      <w:r>
+        <w:rPr>
+          <w:b w:val="0"/>
+          <w:bCs w:val="0"/>
+          <w:highlight w:val="none"/>
+          <w:lang w:val="ru-RU" w:bidi="ru-RU"/>
+        </w:rPr>
+      </w:r>
+      <w:r>
+        <mc:AlternateContent>
+          <mc:Choice Requires="wpg">
+            <w:drawing>
+              <wp:anchor xmlns:wp="http://schemas.openxmlformats.org/drawingml/2006/wordprocessingDrawing" xmlns:wp14="http://schemas.microsoft.com/office/word/2010/wordprocessingDrawing" distT="0" distB="0" distL="115200" distR="115200" simplePos="0" relativeHeight="3072" behindDoc="0" locked="0" layoutInCell="1" allowOverlap="1">
+                <wp:simplePos x="0" y="0"/>
+                <wp:positionH relativeFrom="column">
+                  <wp:posOffset>350391</wp:posOffset>
+                </wp:positionH>
+                <wp:positionV relativeFrom="paragraph">
+                  <wp:posOffset>1104459</wp:posOffset>
+                </wp:positionV>
+                <wp:extent cx="483577" cy="410307"/>
+                <wp:effectExtent l="18000" t="18000" r="18000" b="18000"/>
+                <wp:wrapNone/>
+                <wp:docPr id="23" name=""/>
+                <wp:cNvGraphicFramePr/>
+                <a:graphic xmlns:a="http://schemas.openxmlformats.org/drawingml/2006/main">
+                  <a:graphicData uri="http://schemas.microsoft.com/office/word/2010/wordprocessingShape">
+                    <wps:wsp>
+                      <wps:cNvPr id="0" name=""/>
+                      <wps:cNvSpPr/>
+                      <wps:spPr bwMode="auto">
+                        <a:xfrm>
+                          <a:off x="0" y="0"/>
+                          <a:ext cx="483576" cy="410307"/>
+                        </a:xfrm>
+                        <a:custGeom>
+                          <a:avLst/>
+                          <a:gdLst/>
+                          <a:ahLst/>
+                          <a:cxnLst/>
+                          <a:rect l="l" t="t" r="r" b="b"/>
+                          <a:pathLst>
+                            <a:path w="43200" h="43200" fill="none" stroke="1" extrusionOk="0">
+                              <a:moveTo>
+                                <a:pt x="19636" y="2314"/>
+                              </a:moveTo>
+                              <a:cubicBezTo>
+                                <a:pt x="15054" y="1542"/>
+                                <a:pt x="4581" y="10028"/>
+                                <a:pt x="654" y="20057"/>
+                              </a:cubicBezTo>
+                              <a:cubicBezTo>
+                                <a:pt x="0" y="23914"/>
+                                <a:pt x="4581" y="16971"/>
+                                <a:pt x="5890" y="13114"/>
+                              </a:cubicBezTo>
+                              <a:cubicBezTo>
+                                <a:pt x="11781" y="5399"/>
+                                <a:pt x="21600" y="0"/>
+                                <a:pt x="26181" y="0"/>
+                              </a:cubicBezTo>
+                              <a:cubicBezTo>
+                                <a:pt x="31418" y="3085"/>
+                                <a:pt x="33381" y="9257"/>
+                                <a:pt x="36654" y="20057"/>
+                              </a:cubicBezTo>
+                              <a:lnTo>
+                                <a:pt x="43200" y="43200"/>
+                              </a:lnTo>
+                            </a:path>
+                          </a:pathLst>
+                        </a:custGeom>
+                        <a:noFill/>
+                        <a:ln w="36000">
+                          <a:solidFill>
+                            <a:srgbClr val="3D8A44">
+                              <a:alpha val="99999"/>
+                            </a:srgbClr>
+                          </a:solidFill>
+                          <a:prstDash val="solid"/>
+                        </a:ln>
+                      </wps:spPr>
+                      <wps:style>
+                        <a:lnRef idx="2">
+                          <a:schemeClr val="accent1">
+                            <a:shade val="50000"/>
+                          </a:schemeClr>
+                        </a:lnRef>
+                        <a:fillRef idx="1">
+                          <a:schemeClr val="accent1"/>
+                        </a:fillRef>
+                        <a:effectRef idx="0">
+                          <a:schemeClr val="accent1"/>
+                        </a:effectRef>
+                        <a:fontRef idx="minor">
+                          <a:schemeClr val="lt1"/>
+                        </a:fontRef>
+                      </wps:style>
+                      <wps:bodyPr rot="0">
+                        <a:prstTxWarp prst="textNoShape">
+                          <a:avLst/>
+                        </a:prstTxWarp>
+                        <a:noAutofit/>
+                      </wps:bodyPr>
+                    </wps:wsp>
+                  </a:graphicData>
+                </a:graphic>
+              </wp:anchor>
+            </w:drawing>
+          </mc:Choice>
+          <mc:Fallback>
+            <w:pict>
+              <v:shape id="shape 22" o:spid="_x0000_s22" style="position:absolute;z-index:3072;o:allowoverlap:true;o:allowincell:true;mso-position-horizontal-relative:text;margin-left:27.59pt;mso-position-horizontal:absolute;mso-position-vertical-relative:text;margin-top:86.97pt;mso-position-vertical:absolute;width:38.08pt;height:32.31pt;mso-wrap-distance-left:9.07pt;mso-wrap-distance-top:0.00pt;mso-wrap-distance-right:9.07pt;mso-wrap-distance-bottom:0.00pt;visibility:visible;" path="m45454,5356l45454,5356c34847,3569,10604,23213,1514,46428l1514,46428c0,55356,10604,39285,13634,30356l13634,30356c27271,12498,50000,0,60604,0l60604,0c72727,7141,77271,21428,84847,46428l100000,100000nfe" coordsize="100000,100000" filled="f" strokecolor="#3D8A44" strokeweight="2.83pt">
+                <v:path textboxrect="0,0,100000,100000"/>
+                <v:stroke dashstyle="solid"/>
+              </v:shape>
+            </w:pict>
+          </mc:Fallback>
+        </mc:AlternateContent>
+      </w:r>
+      <w:r>
+        <w:rPr>
+          <w:b w:val="0"/>
+          <w:bCs w:val="0"/>
+          <w:highlight w:val="none"/>
+          <w:lang w:val="ru-RU" w:bidi="ru-RU"/>
+        </w:rPr>
+      </w:r>
+      <w:r>
+        <mc:AlternateContent>
+          <mc:Choice Requires="wpg">
+            <w:drawing>
+              <wp:anchor xmlns:wp="http://schemas.openxmlformats.org/drawingml/2006/wordprocessingDrawing" xmlns:wp14="http://schemas.microsoft.com/office/word/2010/wordprocessingDrawing" distT="0" distB="0" distL="115200" distR="115200" simplePos="0" relativeHeight="2048" behindDoc="0" locked="0" layoutInCell="1" allowOverlap="1">
+                <wp:simplePos x="0" y="0"/>
+                <wp:positionH relativeFrom="column">
+                  <wp:posOffset>511583</wp:posOffset>
+                </wp:positionH>
+                <wp:positionV relativeFrom="paragraph">
+                  <wp:posOffset>1265652</wp:posOffset>
+                </wp:positionV>
+                <wp:extent cx="161192" cy="3546231"/>
+                <wp:effectExtent l="18000" t="18000" r="18000" b="18000"/>
+                <wp:wrapNone/>
+                <wp:docPr id="24" name=""/>
+                <wp:cNvGraphicFramePr/>
+                <a:graphic xmlns:a="http://schemas.openxmlformats.org/drawingml/2006/main">
+                  <a:graphicData uri="http://schemas.microsoft.com/office/word/2010/wordprocessingShape">
+                    <wps:wsp>
+                      <wps:cNvPr id="0" name=""/>
+                      <wps:cNvSpPr/>
+                      <wps:spPr bwMode="auto">
+                        <a:xfrm>
+                          <a:off x="0" y="0"/>
+                          <a:ext cx="161192" cy="3546230"/>
+                        </a:xfrm>
+                        <a:custGeom>
+                          <a:avLst/>
+                          <a:gdLst/>
+                          <a:ahLst/>
+                          <a:cxnLst/>
+                          <a:rect l="l" t="t" r="r" b="b"/>
+                          <a:pathLst>
+                            <a:path w="43200" h="43200" fill="none" stroke="1" extrusionOk="0">
+                              <a:moveTo>
+                                <a:pt x="11781" y="0"/>
+                              </a:moveTo>
+                              <a:cubicBezTo>
+                                <a:pt x="11781" y="446"/>
+                                <a:pt x="11781" y="1517"/>
+                                <a:pt x="11781" y="2499"/>
+                              </a:cubicBezTo>
+                              <a:cubicBezTo>
+                                <a:pt x="11781" y="7140"/>
+                                <a:pt x="13745" y="8747"/>
+                                <a:pt x="31418" y="14280"/>
+                              </a:cubicBezTo>
+                              <a:cubicBezTo>
+                                <a:pt x="37309" y="16333"/>
+                                <a:pt x="43200" y="22849"/>
+                                <a:pt x="35345" y="29008"/>
+                              </a:cubicBezTo>
+                              <a:cubicBezTo>
+                                <a:pt x="33381" y="30882"/>
+                                <a:pt x="21600" y="38023"/>
+                                <a:pt x="17672" y="40254"/>
+                              </a:cubicBezTo>
+                              <a:cubicBezTo>
+                                <a:pt x="9818" y="41950"/>
+                                <a:pt x="5890" y="42664"/>
+                                <a:pt x="3927" y="43200"/>
+                              </a:cubicBezTo>
+                              <a:lnTo>
+                                <a:pt x="0" y="42753"/>
+                              </a:lnTo>
+                            </a:path>
+                          </a:pathLst>
+                        </a:custGeom>
+                        <a:noFill/>
+                        <a:ln w="36000">
+                          <a:solidFill>
+                            <a:srgbClr val="3D8A44">
+                              <a:alpha val="99999"/>
+                            </a:srgbClr>
+                          </a:solidFill>
+                          <a:prstDash val="solid"/>
+                        </a:ln>
+                      </wps:spPr>
+                      <wps:style>
+                        <a:lnRef idx="2">
+                          <a:schemeClr val="accent1">
+                            <a:shade val="50000"/>
+                          </a:schemeClr>
+                        </a:lnRef>
+                        <a:fillRef idx="1">
+                          <a:schemeClr val="accent1"/>
+                        </a:fillRef>
+                        <a:effectRef idx="0">
+                          <a:schemeClr val="accent1"/>
+                        </a:effectRef>
+                        <a:fontRef idx="minor">
+                          <a:schemeClr val="lt1"/>
+                        </a:fontRef>
+                      </wps:style>
+                      <wps:bodyPr rot="0">
+                        <a:prstTxWarp prst="textNoShape">
+                          <a:avLst/>
+                        </a:prstTxWarp>
+                        <a:noAutofit/>
+                      </wps:bodyPr>
+                    </wps:wsp>
+                  </a:graphicData>
+                </a:graphic>
+              </wp:anchor>
+            </w:drawing>
+          </mc:Choice>
+          <mc:Fallback>
+            <w:pict>
+              <v:shape id="shape 23" o:spid="_x0000_s23" style="position:absolute;z-index:2048;o:allowoverlap:true;o:allowincell:true;mso-position-horizontal-relative:text;margin-left:40.28pt;mso-position-horizontal:absolute;mso-position-vertical-relative:text;margin-top:99.66pt;mso-position-vertical:absolute;width:12.69pt;height:279.23pt;mso-wrap-distance-left:9.07pt;mso-wrap-distance-top:0.00pt;mso-wrap-distance-right:9.07pt;mso-wrap-distance-bottom:0.00pt;visibility:visible;" path="m27271,0l27271,0c27271,1032,27271,3512,27271,5785l27271,5785c27271,16528,31817,20248,72727,33056l72727,33056c86363,37808,100000,52891,81817,67148l81817,67148c77271,71486,50000,88016,40907,93181l40907,93181c22727,97106,13634,98759,9090,100000l0,98965nfe" coordsize="100000,100000" filled="f" strokecolor="#3D8A44" strokeweight="2.83pt">
+                <v:path textboxrect="0,0,100000,100000"/>
+                <v:stroke dashstyle="solid"/>
+              </v:shape>
+            </w:pict>
+          </mc:Fallback>
+        </mc:AlternateContent>
+      </w:r>
+      <w:r>
+        <w:rPr>
+          <w:b w:val="0"/>
+          <w:bCs w:val="0"/>
+          <w:highlight w:val="none"/>
+          <w:lang w:val="ru-RU" w:bidi="ru-RU"/>
+        </w:rPr>
+        <w:t xml:space="preserve">Рассмотрим задачу глобальной условной максимизации в некотором пространстве, где </w:t>
+      </w:r>
+      <w:r>
+        <w:rPr>
+          <w:b w:val="0"/>
+          <w:bCs w:val="0"/>
+          <w:highlight w:val="none"/>
+          <w:lang w:val="en-US"/>
+        </w:rPr>
+        <w:t xml:space="preserve">XxY — </w:t>
+      </w:r>
+      <w:r>
+        <w:rPr>
+          <w:b w:val="0"/>
+          <w:bCs w:val="0"/>
+          <w:highlight w:val="none"/>
+          <w:lang w:val="ru-RU"/>
+        </w:rPr>
+        <w:t xml:space="preserve">плоскость, </w:t>
+      </w:r>
+      <w:r>
+        <w:rPr>
+          <w:b w:val="0"/>
+          <w:bCs w:val="0"/>
+          <w:highlight w:val="none"/>
+          <w:lang w:val="en-US"/>
+        </w:rPr>
+        <w:t xml:space="preserve">Z — </w:t>
+      </w:r>
+      <w:r>
+        <w:rPr>
+          <w:b w:val="0"/>
+          <w:bCs w:val="0"/>
+          <w:highlight w:val="none"/>
+          <w:lang w:val="ru-RU"/>
+        </w:rPr>
+        <w:t xml:space="preserve">значения функции. </w:t>
+      </w:r>
+      <w:r>
+        <w:rPr>
+          <w:b w:val="0"/>
+          <w:bCs w:val="0"/>
+          <w:highlight w:val="none"/>
+          <w:lang w:val="en-US"/>
+        </w:rPr>
+        <w:t xml:space="preserve">S = {s</w:t>
+      </w:r>
+      <w:r>
+        <w:rPr>
+          <w:b w:val="0"/>
+          <w:bCs w:val="0"/>
+          <w:highlight w:val="none"/>
+          <w:vertAlign w:val="subscript"/>
+          <w:lang w:val="en-US"/>
+        </w:rPr>
+        <w:t xml:space="preserve">i</w:t>
+      </w:r>
+      <w:r>
+        <w:rPr>
+          <w:b w:val="0"/>
+          <w:bCs w:val="0"/>
+          <w:highlight w:val="none"/>
+          <w:lang w:val="en-US"/>
+        </w:rPr>
+        <w:t xml:space="preserve">}, S</w:t>
+      </w:r>
+      <w:r>
+        <w:rPr>
+          <w:b w:val="0"/>
+          <w:bCs w:val="0"/>
+          <w:highlight w:val="none"/>
+          <w:vertAlign w:val="superscript"/>
+          <w:lang w:val="en-US"/>
+        </w:rPr>
+        <w:t xml:space="preserve">o</w:t>
+      </w:r>
+      <w:r>
+        <w:rPr>
+          <w:b w:val="0"/>
+          <w:bCs w:val="0"/>
+          <w:highlight w:val="none"/>
+          <w:vertAlign w:val="baseline"/>
+          <w:lang w:val="en-US"/>
+        </w:rPr>
+        <w:t xml:space="preserve"> lies in </w:t>
+      </w:r>
+      <w:r>
+        <w:rPr>
+          <w:b w:val="0"/>
+          <w:bCs w:val="0"/>
+          <w:highlight w:val="none"/>
+          <w:vertAlign w:val="baseline"/>
+          <w:lang w:val="en-US"/>
+        </w:rPr>
+        <w:t xml:space="preserve">S. S — </w:t>
+      </w:r>
+      <w:r>
+        <w:rPr>
+          <w:b w:val="0"/>
+          <w:bCs w:val="0"/>
+          <w:highlight w:val="none"/>
+          <w:vertAlign w:val="baseline"/>
+          <w:lang w:val="ru-RU"/>
+        </w:rPr>
+        <w:t xml:space="preserve">весь рой. </w:t>
+      </w:r>
+      <w:r>
+        <w:rPr>
+          <w:b w:val="0"/>
+          <w:bCs w:val="0"/>
+          <w:highlight w:val="none"/>
+          <w:lang w:val="en-US"/>
+        </w:rPr>
+        <w:t xml:space="preserve">S</w:t>
+      </w:r>
+      <w:r>
+        <w:rPr>
+          <w:b w:val="0"/>
+          <w:bCs w:val="0"/>
+          <w:highlight w:val="none"/>
+          <w:vertAlign w:val="superscript"/>
+          <w:lang w:val="en-US"/>
+        </w:rPr>
+        <w:t xml:space="preserve">o</w:t>
+      </w:r>
+      <w:r>
+        <w:rPr>
+          <w:b w:val="0"/>
+          <w:bCs w:val="0"/>
+          <w:highlight w:val="none"/>
+          <w:vertAlign w:val="baseline"/>
+          <w:lang w:val="ru-RU"/>
+        </w:rPr>
+        <w:t xml:space="preserve"> — наблюдатели. </w:t>
+      </w:r>
+      <w:r>
+        <w:rPr>
+          <w:b w:val="0"/>
+          <w:bCs w:val="0"/>
+          <w:highlight w:val="none"/>
+          <w:vertAlign w:val="baseline"/>
+          <w:lang w:val="en-US"/>
+        </w:rPr>
+        <w:t xml:space="preserve">S – </w:t>
+      </w:r>
+      <w:r>
+        <w:rPr>
+          <w:b w:val="0"/>
+          <w:bCs w:val="0"/>
+          <w:highlight w:val="none"/>
+          <w:lang w:val="en-US"/>
+        </w:rPr>
+        <w:t xml:space="preserve">S</w:t>
+      </w:r>
+      <w:r>
+        <w:rPr>
+          <w:b w:val="0"/>
+          <w:bCs w:val="0"/>
+          <w:highlight w:val="none"/>
+          <w:vertAlign w:val="superscript"/>
+          <w:lang w:val="en-US"/>
+        </w:rPr>
+        <w:t xml:space="preserve">o</w:t>
+      </w:r>
+      <w:r/>
+      <w:r>
+        <w:rPr>
+          <w:b w:val="0"/>
+          <w:bCs w:val="0"/>
+          <w:highlight w:val="none"/>
+          <w:vertAlign w:val="baseline"/>
+          <w:lang w:val="en-US"/>
+        </w:rPr>
+        <w:t xml:space="preserve"> = S</w:t>
+      </w:r>
+      <w:r>
+        <w:rPr>
+          <w:b w:val="0"/>
+          <w:bCs w:val="0"/>
+          <w:highlight w:val="none"/>
+          <w:vertAlign w:val="superscript"/>
+          <w:lang w:val="en-US"/>
+        </w:rPr>
+        <w:t xml:space="preserve">w</w:t>
+      </w:r>
+      <w:r>
+        <w:rPr>
+          <w:b w:val="0"/>
+          <w:bCs w:val="0"/>
+          <w:highlight w:val="none"/>
+          <w:vertAlign w:val="baseline"/>
+          <w:lang w:val="en-US"/>
+        </w:rPr>
+        <w:t xml:space="preserve"> — </w:t>
+      </w:r>
+      <w:r>
+        <w:rPr>
+          <w:b w:val="0"/>
+          <w:bCs w:val="0"/>
+          <w:highlight w:val="none"/>
+          <w:vertAlign w:val="baseline"/>
+          <w:lang w:val="ru-RU"/>
+        </w:rPr>
+        <w:t xml:space="preserve">рабочие пчёлы. Значения целевой функции, соответствующей </w:t>
+      </w:r>
+      <w:r>
+        <w:rPr>
+          <w:b w:val="0"/>
+          <w:bCs w:val="0"/>
+          <w:highlight w:val="none"/>
+          <w:vertAlign w:val="baseline"/>
+          <w:lang w:val="en-US"/>
+        </w:rPr>
+        <w:t xml:space="preserve">s</w:t>
+      </w:r>
+      <w:r>
+        <w:rPr>
+          <w:b w:val="0"/>
+          <w:bCs w:val="0"/>
+          <w:highlight w:val="none"/>
+          <w:vertAlign w:val="subscript"/>
+          <w:lang w:val="en-US"/>
+        </w:rPr>
+        <w:t xml:space="preserve">i</w:t>
+      </w:r>
+      <w:r>
+        <w:rPr>
+          <w:b w:val="0"/>
+          <w:bCs w:val="0"/>
+          <w:highlight w:val="none"/>
+          <w:vertAlign w:val="baseline"/>
+          <w:lang w:val="en-US"/>
+        </w:rPr>
+        <w:t xml:space="preserve"> -&gt; p</w:t>
+      </w:r>
+      <w:r>
+        <w:rPr>
+          <w:b w:val="0"/>
+          <w:bCs w:val="0"/>
+          <w:highlight w:val="none"/>
+          <w:vertAlign w:val="subscript"/>
+          <w:lang w:val="en-US"/>
+        </w:rPr>
+        <w:t xml:space="preserve">i</w:t>
+      </w:r>
+      <w:r>
+        <w:rPr>
+          <w:b w:val="0"/>
+          <w:bCs w:val="0"/>
+          <w:highlight w:val="none"/>
+          <w:vertAlign w:val="baseline"/>
+          <w:lang w:val="en-US"/>
+        </w:rPr>
+        <w:t xml:space="preserve">. A</w:t>
+      </w:r>
+      <w:r>
+        <w:rPr>
+          <w:b w:val="0"/>
+          <w:bCs w:val="0"/>
+          <w:highlight w:val="none"/>
+          <w:vertAlign w:val="superscript"/>
+          <w:lang w:val="en-US"/>
+        </w:rPr>
+        <w:t xml:space="preserve">b</w:t>
+      </w:r>
+      <w:r>
+        <w:rPr>
+          <w:b w:val="0"/>
+          <w:bCs w:val="0"/>
+          <w:highlight w:val="none"/>
+          <w:vertAlign w:val="baseline"/>
+          <w:lang w:val="en-US"/>
+        </w:rPr>
+        <w:t xml:space="preserve"> — </w:t>
+      </w:r>
+      <w:r>
+        <w:rPr>
+          <w:b w:val="0"/>
+          <w:bCs w:val="0"/>
+          <w:highlight w:val="none"/>
+          <w:vertAlign w:val="baseline"/>
+          <w:lang w:val="ru-RU"/>
+        </w:rPr>
+        <w:t xml:space="preserve">множество элитных участков. </w:t>
+      </w:r>
+      <w:r>
+        <w:rPr>
+          <w:b w:val="0"/>
+          <w:bCs w:val="0"/>
+          <w:highlight w:val="none"/>
+          <w:vertAlign w:val="baseline"/>
+          <w:lang w:val="en-US"/>
+        </w:rPr>
+        <w:t xml:space="preserve">A</w:t>
+      </w:r>
+      <w:r>
+        <w:rPr>
+          <w:b w:val="0"/>
+          <w:bCs w:val="0"/>
+          <w:highlight w:val="none"/>
+          <w:vertAlign w:val="superscript"/>
+          <w:lang w:val="en-US"/>
+        </w:rPr>
+        <w:t xml:space="preserve">p</w:t>
+      </w:r>
+      <w:r/>
+      <w:r>
+        <w:rPr>
+          <w:b w:val="0"/>
+          <w:bCs w:val="0"/>
+          <w:highlight w:val="none"/>
+          <w:vertAlign w:val="baseline"/>
+          <w:lang w:val="en-US"/>
+        </w:rPr>
+        <w:t xml:space="preserve"> — </w:t>
+      </w:r>
+      <w:r>
+        <w:rPr>
+          <w:b w:val="0"/>
+          <w:bCs w:val="0"/>
+          <w:highlight w:val="none"/>
+          <w:vertAlign w:val="baseline"/>
+          <w:lang w:val="ru-RU"/>
+        </w:rPr>
+        <w:t xml:space="preserve">множество перспективных участков. </w:t>
+      </w:r>
+      <w:r>
+        <w:rPr>
+          <w:b w:val="0"/>
+          <w:bCs w:val="0"/>
+          <w:highlight w:val="none"/>
+          <w:vertAlign w:val="baseline"/>
+          <w:lang w:val="en-US"/>
+        </w:rPr>
+        <w:t xml:space="preserve">A </w:t>
+      </w:r>
+      <w:r>
+        <w:rPr>
+          <w:b w:val="0"/>
+          <w:bCs w:val="0"/>
+          <w:highlight w:val="none"/>
+          <w:vertAlign w:val="baseline"/>
+          <w:lang w:val="ru-RU"/>
+        </w:rPr>
+        <w:t xml:space="preserve">= </w:t>
+      </w:r>
+      <w:r>
+        <w:rPr>
+          <w:b w:val="0"/>
+          <w:bCs w:val="0"/>
+          <w:highlight w:val="none"/>
+          <w:vertAlign w:val="baseline"/>
+          <w:lang w:val="en-US"/>
+        </w:rPr>
+      </w:r>
+      <w:r>
+        <w:rPr>
+          <w:b w:val="0"/>
+          <w:bCs w:val="0"/>
+          <w:highlight w:val="none"/>
+          <w:vertAlign w:val="baseline"/>
+          <w:lang w:val="en-US"/>
+        </w:rPr>
+        <w:t xml:space="preserve">A</w:t>
+      </w:r>
+      <w:r>
+        <w:rPr>
+          <w:b w:val="0"/>
+          <w:bCs w:val="0"/>
+          <w:highlight w:val="none"/>
+          <w:vertAlign w:val="superscript"/>
+          <w:lang w:val="en-US"/>
+        </w:rPr>
+        <w:t xml:space="preserve">b</w:t>
+      </w:r>
+      <w:r/>
+      <w:r>
+        <w:rPr>
+          <w:b w:val="0"/>
+          <w:bCs w:val="0"/>
+          <w:highlight w:val="none"/>
+          <w:vertAlign w:val="baseline"/>
+          <w:lang w:val="en-US"/>
+        </w:rPr>
+        <w:t xml:space="preserve"> + </w:t>
+      </w:r>
+      <w:r>
+        <w:rPr>
+          <w:b w:val="0"/>
+          <w:bCs w:val="0"/>
+          <w:highlight w:val="none"/>
+          <w:vertAlign w:val="baseline"/>
+          <w:lang w:val="en-US"/>
+        </w:rPr>
+        <w:t xml:space="preserve">A</w:t>
+      </w:r>
+      <w:r>
+        <w:rPr>
+          <w:b w:val="0"/>
+          <w:bCs w:val="0"/>
+          <w:highlight w:val="none"/>
+          <w:vertAlign w:val="superscript"/>
+          <w:lang w:val="en-US"/>
+        </w:rPr>
+        <w:t xml:space="preserve">p</w:t>
+      </w:r>
+      <w:r/>
+      <w:r>
+        <w:rPr>
+          <w:b w:val="0"/>
+          <w:bCs w:val="0"/>
+          <w:highlight w:val="none"/>
+          <w:vertAlign w:val="baseline"/>
+          <w:lang w:val="en-US"/>
+        </w:rPr>
+        <w:t xml:space="preserve"> — </w:t>
+      </w:r>
+      <w:r>
+        <w:rPr>
+          <w:b w:val="0"/>
+          <w:bCs w:val="0"/>
+          <w:highlight w:val="none"/>
+          <w:vertAlign w:val="baseline"/>
+          <w:lang w:val="ru-RU"/>
+        </w:rPr>
+        <w:t xml:space="preserve">отобранные участки</w:t>
+      </w:r>
+      <w:r>
+        <w:rPr>
+          <w:b w:val="0"/>
+          <w:bCs w:val="0"/>
+          <w:highlight w:val="none"/>
+          <w:vertAlign w:val="baseline"/>
+          <w:lang w:val="en-US"/>
+        </w:rPr>
+        <w:t xml:space="preserve">.</w:t>
+      </w:r>
+      <w:r>
+        <w:rPr>
+          <w:b w:val="0"/>
+          <w:bCs w:val="0"/>
+          <w:highlight w:val="none"/>
+          <w:vertAlign w:val="baseline"/>
+        </w:rPr>
+      </w:r>
+    </w:p>
+    <w:p>
+      <w:pPr>
+        <w:pStyle w:val="944"/>
+        <w:pBdr/>
+        <w:tabs>
+          <w:tab w:val="center" w:leader="none" w:pos="4819"/>
+        </w:tabs>
+        <w:bidi w:val="false"/>
+        <w:spacing/>
+        <w:ind w:firstLine="0" w:left="0"/>
+        <w:jc w:val="both"/>
+        <w:rPr>
+          <w:b w:val="0"/>
+          <w:bCs w:val="0"/>
+          <w:highlight w:val="none"/>
+          <w:vertAlign w:val="baseline"/>
+        </w:rPr>
+      </w:pPr>
+      <w:r>
+        <w:rPr>
+          <w:b w:val="0"/>
+          <w:bCs w:val="0"/>
+          <w:highlight w:val="none"/>
+          <w:vertAlign w:val="baseline"/>
+        </w:rPr>
+      </w:r>
+      <w:r>
+        <w:rPr>
+          <w:b w:val="0"/>
+          <w:bCs w:val="0"/>
+          <w:highlight w:val="none"/>
+          <w:vertAlign w:val="baseline"/>
+        </w:rPr>
+      </w:r>
+      <w:r>
+        <w:rPr>
+          <w:b w:val="0"/>
+          <w:bCs w:val="0"/>
+          <w:highlight w:val="none"/>
+          <w:vertAlign w:val="baseline"/>
+        </w:rPr>
+      </w:r>
+    </w:p>
+    <w:p>
+      <w:pPr>
+        <w:pStyle w:val="944"/>
+        <w:pBdr/>
+        <w:tabs>
+          <w:tab w:val="center" w:leader="none" w:pos="4819"/>
+        </w:tabs>
+        <w:bidi w:val="false"/>
+        <w:spacing/>
+        <w:ind w:firstLine="0" w:left="0"/>
+        <w:jc w:val="both"/>
+        <w:rPr>
+          <w:b w:val="0"/>
+          <w:bCs w:val="0"/>
+          <w:highlight w:val="none"/>
+          <w:vertAlign w:val="baseline"/>
+        </w:rPr>
+      </w:pPr>
+      <w:r>
+        <w:rPr>
+          <w:b w:val="0"/>
+          <w:bCs w:val="0"/>
+          <w:highlight w:val="none"/>
+          <w:vertAlign w:val="baseline"/>
+        </w:rPr>
+      </w:r>
+      <w:r>
+        <w:rPr>
+          <w:b w:val="0"/>
+          <w:bCs w:val="0"/>
+          <w:highlight w:val="none"/>
+          <w:vertAlign w:val="baseline"/>
+        </w:rPr>
+      </w:r>
+      <w:r>
+        <w:rPr>
+          <w:b w:val="0"/>
+          <w:bCs w:val="0"/>
+          <w:highlight w:val="none"/>
+          <w:vertAlign w:val="baseline"/>
+        </w:rPr>
+      </w:r>
+    </w:p>
+    <w:p>
+      <w:pPr>
+        <w:pStyle w:val="944"/>
+        <w:pBdr/>
+        <w:tabs>
+          <w:tab w:val="center" w:leader="none" w:pos="4819"/>
+        </w:tabs>
+        <w:bidi w:val="false"/>
+        <w:spacing/>
+        <w:ind w:firstLine="0" w:left="0"/>
+        <w:jc w:val="both"/>
+        <w:rPr>
+          <w:b w:val="0"/>
+          <w:bCs w:val="0"/>
+          <w:highlight w:val="none"/>
+          <w:vertAlign w:val="baseline"/>
+        </w:rPr>
+      </w:pPr>
+      <w:r>
+        <w:rPr>
+          <w:b w:val="0"/>
+          <w:bCs w:val="0"/>
+          <w:highlight w:val="none"/>
+          <w:vertAlign w:val="baseline"/>
+        </w:rPr>
+      </w:r>
+      <w:r>
+        <w:rPr>
+          <w:b w:val="0"/>
+          <w:bCs w:val="0"/>
+          <w:highlight w:val="none"/>
+          <w:vertAlign w:val="baseline"/>
+        </w:rPr>
+      </w:r>
+      <w:r>
+        <w:rPr>
+          <w:b w:val="0"/>
+          <w:bCs w:val="0"/>
+          <w:highlight w:val="none"/>
+          <w:vertAlign w:val="baseline"/>
+        </w:rPr>
+      </w:r>
+    </w:p>
+    <w:p>
+      <w:pPr>
+        <w:pStyle w:val="944"/>
+        <w:pBdr/>
+        <w:tabs>
+          <w:tab w:val="center" w:leader="none" w:pos="4819"/>
+        </w:tabs>
+        <w:bidi w:val="false"/>
+        <w:spacing/>
+        <w:ind w:firstLine="0" w:left="0"/>
+        <w:jc w:val="both"/>
+        <w:rPr>
+          <w:b w:val="0"/>
+          <w:bCs w:val="0"/>
+          <w:highlight w:val="none"/>
+          <w:vertAlign w:val="baseline"/>
+        </w:rPr>
+      </w:pPr>
+      <w:r>
+        <w:rPr>
+          <w:b w:val="0"/>
+          <w:bCs w:val="0"/>
+          <w:highlight w:val="none"/>
+          <w:vertAlign w:val="baseline"/>
+        </w:rPr>
+      </w:r>
+      <w:r>
+        <w:rPr>
+          <w:b w:val="0"/>
+          <w:bCs w:val="0"/>
+          <w:highlight w:val="none"/>
+          <w:vertAlign w:val="baseline"/>
+        </w:rPr>
+      </w:r>
+      <w:r>
+        <w:rPr>
+          <w:b w:val="0"/>
+          <w:bCs w:val="0"/>
+          <w:highlight w:val="none"/>
+          <w:vertAlign w:val="baseline"/>
+        </w:rPr>
+      </w:r>
+    </w:p>
+    <w:p>
+      <w:pPr>
+        <w:pStyle w:val="944"/>
+        <w:pBdr/>
+        <w:tabs>
+          <w:tab w:val="center" w:leader="none" w:pos="4819"/>
+        </w:tabs>
+        <w:bidi w:val="false"/>
+        <w:spacing/>
+        <w:ind w:firstLine="0" w:left="0"/>
+        <w:jc w:val="both"/>
+        <w:rPr>
+          <w:b w:val="0"/>
+          <w:bCs w:val="0"/>
+          <w:highlight w:val="none"/>
+          <w:vertAlign w:val="baseline"/>
+        </w:rPr>
+      </w:pPr>
+      <w:r>
+        <w:rPr>
+          <w:b w:val="0"/>
+          <w:bCs w:val="0"/>
+          <w:highlight w:val="none"/>
+          <w:vertAlign w:val="baseline"/>
+        </w:rPr>
+      </w:r>
+      <w:r>
+        <w:rPr>
+          <w:b w:val="0"/>
+          <w:bCs w:val="0"/>
+          <w:highlight w:val="none"/>
+          <w:vertAlign w:val="baseline"/>
+        </w:rPr>
+      </w:r>
+      <w:r>
+        <w:rPr>
+          <w:b w:val="0"/>
+          <w:bCs w:val="0"/>
+          <w:highlight w:val="none"/>
+          <w:vertAlign w:val="baseline"/>
+        </w:rPr>
+      </w:r>
+    </w:p>
+    <w:p>
+      <w:pPr>
+        <w:pStyle w:val="944"/>
+        <w:pBdr/>
+        <w:tabs>
+          <w:tab w:val="center" w:leader="none" w:pos="4819"/>
+        </w:tabs>
+        <w:bidi w:val="false"/>
+        <w:spacing/>
+        <w:ind w:firstLine="0" w:left="0"/>
+        <w:jc w:val="both"/>
+        <w:rPr>
+          <w:b w:val="0"/>
+          <w:bCs w:val="0"/>
+          <w:highlight w:val="none"/>
+          <w:vertAlign w:val="baseline"/>
+        </w:rPr>
+      </w:pPr>
+      <w:r>
+        <w:rPr>
+          <w:b w:val="0"/>
+          <w:bCs w:val="0"/>
+          <w:highlight w:val="none"/>
+          <w:vertAlign w:val="baseline"/>
+        </w:rPr>
+      </w:r>
+      <w:r>
+        <w:rPr>
+          <w:b w:val="0"/>
+          <w:bCs w:val="0"/>
+          <w:highlight w:val="none"/>
+          <w:vertAlign w:val="baseline"/>
+        </w:rPr>
+      </w:r>
+      <w:r>
+        <w:rPr>
+          <w:b w:val="0"/>
+          <w:bCs w:val="0"/>
+          <w:highlight w:val="none"/>
+          <w:vertAlign w:val="baseline"/>
+        </w:rPr>
+      </w:r>
+    </w:p>
+    <w:p>
+      <w:pPr>
+        <w:pStyle w:val="944"/>
+        <w:pBdr/>
+        <w:tabs>
+          <w:tab w:val="center" w:leader="none" w:pos="4819"/>
+        </w:tabs>
+        <w:bidi w:val="false"/>
+        <w:spacing/>
+        <w:ind w:firstLine="0" w:left="0"/>
+        <w:jc w:val="both"/>
+        <w:rPr>
+          <w:b w:val="0"/>
+          <w:bCs w:val="0"/>
+          <w:highlight w:val="none"/>
+          <w:vertAlign w:val="baseline"/>
+        </w:rPr>
+      </w:pPr>
+      <w:r>
+        <w:rPr>
+          <w:b w:val="0"/>
+          <w:bCs w:val="0"/>
+          <w:highlight w:val="none"/>
+          <w:vertAlign w:val="baseline"/>
+        </w:rPr>
+      </w:r>
+      <w:r>
+        <w:rPr>
+          <w:b w:val="0"/>
+          <w:bCs w:val="0"/>
+          <w:highlight w:val="none"/>
+          <w:vertAlign w:val="baseline"/>
+        </w:rPr>
+      </w:r>
+      <w:r>
+        <w:rPr>
+          <w:b w:val="0"/>
+          <w:bCs w:val="0"/>
+          <w:highlight w:val="none"/>
+          <w:vertAlign w:val="baseline"/>
+        </w:rPr>
+      </w:r>
+    </w:p>
+    <w:p>
+      <w:pPr>
+        <w:pStyle w:val="944"/>
+        <w:pBdr/>
+        <w:tabs>
+          <w:tab w:val="center" w:leader="none" w:pos="4819"/>
+        </w:tabs>
+        <w:bidi w:val="false"/>
+        <w:spacing/>
+        <w:ind w:firstLine="0" w:left="0"/>
+        <w:jc w:val="both"/>
+        <w:rPr>
+          <w:b w:val="0"/>
+          <w:bCs w:val="0"/>
+          <w:highlight w:val="none"/>
+          <w:vertAlign w:val="baseline"/>
+        </w:rPr>
+      </w:pPr>
+      <w:r>
+        <w:rPr>
+          <w:b w:val="0"/>
+          <w:bCs w:val="0"/>
+          <w:highlight w:val="none"/>
+          <w:vertAlign w:val="baseline"/>
+        </w:rPr>
+      </w:r>
+      <w:r>
+        <w:rPr>
+          <w:b w:val="0"/>
+          <w:bCs w:val="0"/>
+          <w:highlight w:val="none"/>
+          <w:vertAlign w:val="baseline"/>
+        </w:rPr>
+      </w:r>
+      <w:r>
+        <w:rPr>
+          <w:b w:val="0"/>
+          <w:bCs w:val="0"/>
+          <w:highlight w:val="none"/>
+          <w:vertAlign w:val="baseline"/>
+        </w:rPr>
+      </w:r>
+    </w:p>
+    <w:p>
+      <w:pPr>
+        <w:pStyle w:val="944"/>
+        <w:pBdr/>
+        <w:tabs>
+          <w:tab w:val="center" w:leader="none" w:pos="4819"/>
+        </w:tabs>
+        <w:bidi w:val="false"/>
+        <w:spacing/>
+        <w:ind w:firstLine="0" w:left="0"/>
+        <w:jc w:val="both"/>
+        <w:rPr>
+          <w:b w:val="0"/>
+          <w:bCs w:val="0"/>
+          <w:highlight w:val="none"/>
+          <w:vertAlign w:val="baseline"/>
+        </w:rPr>
+      </w:pPr>
+      <w:r>
+        <w:rPr>
+          <w:b w:val="0"/>
+          <w:bCs w:val="0"/>
+          <w:highlight w:val="none"/>
+          <w:vertAlign w:val="baseline"/>
+        </w:rPr>
+      </w:r>
+      <w:r>
+        <w:rPr>
+          <w:b w:val="0"/>
+          <w:bCs w:val="0"/>
+          <w:highlight w:val="none"/>
+          <w:vertAlign w:val="baseline"/>
+        </w:rPr>
+      </w:r>
+      <w:r>
+        <w:rPr>
+          <w:b w:val="0"/>
+          <w:bCs w:val="0"/>
+          <w:highlight w:val="none"/>
+          <w:vertAlign w:val="baseline"/>
+        </w:rPr>
+      </w:r>
+    </w:p>
+    <w:p>
+      <w:pPr>
+        <w:pStyle w:val="944"/>
+        <w:pBdr/>
+        <w:tabs>
+          <w:tab w:val="center" w:leader="none" w:pos="4819"/>
+        </w:tabs>
+        <w:bidi w:val="false"/>
+        <w:spacing/>
+        <w:ind w:firstLine="0" w:left="0"/>
+        <w:jc w:val="both"/>
+        <w:rPr>
+          <w:b w:val="0"/>
+          <w:bCs w:val="0"/>
+          <w:highlight w:val="none"/>
+          <w:vertAlign w:val="baseline"/>
+        </w:rPr>
+      </w:pPr>
+      <w:r>
+        <w:rPr>
+          <w:b w:val="0"/>
+          <w:bCs w:val="0"/>
+          <w:highlight w:val="none"/>
+          <w:vertAlign w:val="baseline"/>
+        </w:rPr>
+      </w:r>
+      <w:r>
+        <w:rPr>
+          <w:b w:val="0"/>
+          <w:bCs w:val="0"/>
+          <w:highlight w:val="none"/>
+          <w:vertAlign w:val="baseline"/>
+        </w:rPr>
+      </w:r>
+      <w:r>
+        <w:rPr>
+          <w:b w:val="0"/>
+          <w:bCs w:val="0"/>
+          <w:highlight w:val="none"/>
+          <w:vertAlign w:val="baseline"/>
+        </w:rPr>
+      </w:r>
+    </w:p>
+    <w:p>
+      <w:pPr>
+        <w:pStyle w:val="944"/>
+        <w:pBdr/>
+        <w:tabs>
+          <w:tab w:val="center" w:leader="none" w:pos="4819"/>
+        </w:tabs>
+        <w:bidi w:val="false"/>
+        <w:spacing/>
+        <w:ind w:firstLine="0" w:left="0"/>
+        <w:jc w:val="both"/>
+        <w:rPr>
+          <w:b w:val="0"/>
+          <w:bCs w:val="0"/>
+          <w:highlight w:val="none"/>
+          <w:vertAlign w:val="baseline"/>
+        </w:rPr>
+      </w:pPr>
+      <w:r>
+        <w:rPr>
+          <w:b w:val="0"/>
+          <w:bCs w:val="0"/>
+          <w:highlight w:val="none"/>
+          <w:vertAlign w:val="baseline"/>
+        </w:rPr>
+      </w:r>
+      <w:r>
+        <w:rPr>
+          <w:b w:val="0"/>
+          <w:bCs w:val="0"/>
+          <w:highlight w:val="none"/>
+          <w:vertAlign w:val="baseline"/>
+        </w:rPr>
+      </w:r>
+      <w:r>
+        <w:rPr>
+          <w:b w:val="0"/>
+          <w:bCs w:val="0"/>
+          <w:highlight w:val="none"/>
+          <w:vertAlign w:val="baseline"/>
+        </w:rPr>
+      </w:r>
+    </w:p>
+    <w:p>
+      <w:pPr>
+        <w:pStyle w:val="944"/>
+        <w:pBdr/>
+        <w:tabs>
+          <w:tab w:val="center" w:leader="none" w:pos="4819"/>
+        </w:tabs>
+        <w:bidi w:val="false"/>
+        <w:spacing/>
+        <w:ind w:firstLine="0" w:left="0"/>
+        <w:jc w:val="both"/>
+        <w:rPr>
+          <w:b w:val="0"/>
+          <w:bCs w:val="0"/>
+          <w:highlight w:val="none"/>
+          <w:vertAlign w:val="baseline"/>
+        </w:rPr>
+      </w:pPr>
+      <w:r>
+        <w:rPr>
+          <w:b w:val="0"/>
+          <w:bCs w:val="0"/>
+          <w:highlight w:val="none"/>
+          <w:vertAlign w:val="baseline"/>
+        </w:rPr>
+      </w:r>
+      <w:r>
+        <w:rPr>
+          <w:b w:val="0"/>
+          <w:bCs w:val="0"/>
+          <w:highlight w:val="none"/>
+          <w:vertAlign w:val="baseline"/>
+        </w:rPr>
+      </w:r>
+      <w:r>
+        <w:rPr>
+          <w:b w:val="0"/>
+          <w:bCs w:val="0"/>
+          <w:highlight w:val="none"/>
+          <w:vertAlign w:val="baseline"/>
+        </w:rPr>
+      </w:r>
+    </w:p>
+    <w:p>
+      <w:pPr>
+        <w:pStyle w:val="944"/>
+        <w:pBdr/>
+        <w:tabs>
+          <w:tab w:val="center" w:leader="none" w:pos="4819"/>
+        </w:tabs>
+        <w:bidi w:val="false"/>
+        <w:spacing/>
+        <w:ind w:firstLine="0" w:left="0"/>
+        <w:jc w:val="both"/>
+        <w:rPr>
+          <w:b w:val="0"/>
+          <w:bCs w:val="0"/>
+          <w:highlight w:val="none"/>
+          <w:vertAlign w:val="baseline"/>
+        </w:rPr>
+      </w:pPr>
+      <w:r>
+        <w:rPr>
+          <w:b w:val="0"/>
+          <w:bCs w:val="0"/>
+          <w:highlight w:val="none"/>
+          <w:vertAlign w:val="baseline"/>
+        </w:rPr>
+      </w:r>
+      <w:r>
+        <w:rPr>
+          <w:b w:val="0"/>
+          <w:bCs w:val="0"/>
+          <w:highlight w:val="none"/>
+          <w:vertAlign w:val="baseline"/>
+        </w:rPr>
+      </w:r>
+      <w:r>
+        <w:rPr>
+          <w:b w:val="0"/>
+          <w:bCs w:val="0"/>
+          <w:highlight w:val="none"/>
+          <w:vertAlign w:val="baseline"/>
+        </w:rPr>
+      </w:r>
+    </w:p>
+    <w:p>
+      <w:pPr>
+        <w:pStyle w:val="944"/>
+        <w:pBdr/>
+        <w:tabs>
+          <w:tab w:val="center" w:leader="none" w:pos="4819"/>
+        </w:tabs>
+        <w:bidi w:val="false"/>
+        <w:spacing/>
+        <w:ind w:firstLine="0" w:left="0"/>
+        <w:jc w:val="both"/>
+        <w:rPr>
+          <w:b w:val="0"/>
+          <w:bCs w:val="0"/>
+          <w:highlight w:val="none"/>
+          <w:vertAlign w:val="baseline"/>
+        </w:rPr>
+      </w:pPr>
+      <w:r>
+        <w:rPr>
+          <w:b w:val="0"/>
+          <w:bCs w:val="0"/>
+          <w:highlight w:val="none"/>
+          <w:vertAlign w:val="baseline"/>
+        </w:rPr>
+      </w:r>
+      <w:r>
+        <w:rPr>
+          <w:b w:val="0"/>
+          <w:bCs w:val="0"/>
+          <w:highlight w:val="none"/>
+          <w:vertAlign w:val="baseline"/>
+        </w:rPr>
+      </w:r>
+      <w:r>
+        <w:rPr>
+          <w:b w:val="0"/>
+          <w:bCs w:val="0"/>
+          <w:highlight w:val="none"/>
+          <w:vertAlign w:val="baseline"/>
+        </w:rPr>
+      </w:r>
+    </w:p>
+    <w:p>
+      <w:pPr>
+        <w:pStyle w:val="944"/>
+        <w:pBdr/>
+        <w:tabs>
+          <w:tab w:val="center" w:leader="none" w:pos="4819"/>
+        </w:tabs>
+        <w:bidi w:val="false"/>
+        <w:spacing/>
+        <w:ind w:firstLine="0" w:left="0"/>
+        <w:jc w:val="both"/>
+        <w:rPr>
+          <w:b w:val="0"/>
+          <w:bCs w:val="0"/>
+          <w:highlight w:val="none"/>
+          <w:vertAlign w:val="baseline"/>
+        </w:rPr>
+      </w:pPr>
+      <w:r>
+        <w:rPr>
+          <w:b w:val="0"/>
+          <w:bCs w:val="0"/>
+          <w:highlight w:val="none"/>
+          <w:vertAlign w:val="baseline"/>
+        </w:rPr>
+      </w:r>
+      <w:r>
+        <w:rPr>
+          <w:b w:val="0"/>
+          <w:bCs w:val="0"/>
+          <w:highlight w:val="none"/>
+          <w:vertAlign w:val="baseline"/>
+        </w:rPr>
+      </w:r>
+      <w:r>
+        <w:rPr>
+          <w:b w:val="0"/>
+          <w:bCs w:val="0"/>
+          <w:highlight w:val="none"/>
+          <w:vertAlign w:val="baseline"/>
+        </w:rPr>
+      </w:r>
+    </w:p>
+    <w:p>
+      <w:pPr>
+        <w:pStyle w:val="944"/>
+        <w:pBdr/>
+        <w:tabs>
+          <w:tab w:val="center" w:leader="none" w:pos="4819"/>
+        </w:tabs>
+        <w:bidi w:val="false"/>
+        <w:spacing/>
+        <w:ind w:firstLine="0" w:left="0"/>
+        <w:jc w:val="both"/>
+        <w:rPr>
+          <w:b w:val="0"/>
+          <w:bCs w:val="0"/>
+          <w:highlight w:val="none"/>
+          <w:vertAlign w:val="baseline"/>
+        </w:rPr>
+      </w:pPr>
+      <w:r>
+        <w:rPr>
+          <w:b w:val="0"/>
+          <w:bCs w:val="0"/>
+          <w:highlight w:val="none"/>
+          <w:vertAlign w:val="baseline"/>
+        </w:rPr>
+      </w:r>
+      <w:r>
+        <w:rPr>
+          <w:b w:val="0"/>
+          <w:bCs w:val="0"/>
+          <w:highlight w:val="none"/>
+          <w:vertAlign w:val="baseline"/>
+        </w:rPr>
+      </w:r>
+      <w:r>
+        <w:rPr>
+          <w:b w:val="0"/>
+          <w:bCs w:val="0"/>
+          <w:highlight w:val="none"/>
+          <w:vertAlign w:val="baseline"/>
+        </w:rPr>
+      </w:r>
+    </w:p>
+    <w:p>
+      <w:pPr>
+        <w:pStyle w:val="944"/>
+        <w:pBdr/>
+        <w:tabs>
+          <w:tab w:val="center" w:leader="none" w:pos="4819"/>
+        </w:tabs>
+        <w:bidi w:val="false"/>
+        <w:spacing/>
+        <w:ind w:firstLine="0" w:left="0"/>
+        <w:jc w:val="both"/>
+        <w:rPr>
+          <w:b w:val="0"/>
+          <w:bCs w:val="0"/>
+          <w:highlight w:val="none"/>
+          <w:vertAlign w:val="baseline"/>
+        </w:rPr>
+      </w:pPr>
+      <w:r>
+        <w:rPr>
+          <w:b w:val="0"/>
+          <w:bCs w:val="0"/>
+          <w:highlight w:val="none"/>
+          <w:vertAlign w:val="baseline"/>
+        </w:rPr>
+      </w:r>
+      <w:r>
+        <w:rPr>
+          <w:b w:val="0"/>
+          <w:bCs w:val="0"/>
+          <w:highlight w:val="none"/>
+          <w:vertAlign w:val="baseline"/>
+        </w:rPr>
+      </w:r>
+      <w:r>
+        <w:rPr>
+          <w:b w:val="0"/>
+          <w:bCs w:val="0"/>
+          <w:highlight w:val="none"/>
+          <w:vertAlign w:val="baseline"/>
+        </w:rPr>
+      </w:r>
+    </w:p>
+    <w:p>
+      <w:pPr>
+        <w:pStyle w:val="944"/>
+        <w:pBdr/>
+        <w:tabs>
+          <w:tab w:val="center" w:leader="none" w:pos="4819"/>
+        </w:tabs>
+        <w:bidi w:val="false"/>
+        <w:spacing/>
+        <w:ind w:firstLine="0" w:left="0"/>
+        <w:jc w:val="both"/>
+        <w:rPr>
+          <w:b w:val="0"/>
+          <w:bCs w:val="0"/>
+          <w:highlight w:val="none"/>
+          <w:vertAlign w:val="baseline"/>
+        </w:rPr>
+      </w:pPr>
+      <w:r>
+        <w:rPr>
+          <w:b w:val="0"/>
+          <w:bCs w:val="0"/>
+          <w:highlight w:val="none"/>
+          <w:vertAlign w:val="baseline"/>
+        </w:rPr>
+      </w:r>
+      <w:r>
+        <w:rPr>
+          <w:b w:val="0"/>
+          <w:bCs w:val="0"/>
+          <w:highlight w:val="none"/>
+          <w:vertAlign w:val="baseline"/>
+        </w:rPr>
+      </w:r>
+      <w:r>
+        <w:rPr>
+          <w:b w:val="0"/>
+          <w:bCs w:val="0"/>
+          <w:highlight w:val="none"/>
+          <w:vertAlign w:val="baseline"/>
+        </w:rPr>
+      </w:r>
+    </w:p>
+    <w:p>
+      <w:pPr>
+        <w:pStyle w:val="944"/>
+        <w:pBdr/>
+        <w:tabs>
+          <w:tab w:val="center" w:leader="none" w:pos="4819"/>
+        </w:tabs>
+        <w:bidi w:val="false"/>
+        <w:spacing/>
+        <w:ind w:firstLine="0" w:left="0"/>
+        <w:jc w:val="both"/>
+        <w:rPr>
+          <w:b w:val="0"/>
+          <w:bCs w:val="0"/>
+          <w:highlight w:val="none"/>
+          <w:vertAlign w:val="baseline"/>
+        </w:rPr>
+      </w:pPr>
+      <w:r>
+        <w:rPr>
+          <w:b w:val="0"/>
+          <w:bCs w:val="0"/>
+          <w:highlight w:val="none"/>
+          <w:vertAlign w:val="baseline"/>
+        </w:rPr>
+      </w:r>
+      <w:r>
+        <w:rPr>
+          <w:b w:val="0"/>
+          <w:bCs w:val="0"/>
+          <w:highlight w:val="none"/>
+          <w:vertAlign w:val="baseline"/>
+        </w:rPr>
+      </w:r>
+      <w:r>
+        <w:rPr>
+          <w:b w:val="0"/>
+          <w:bCs w:val="0"/>
+          <w:highlight w:val="none"/>
+          <w:vertAlign w:val="baseline"/>
+        </w:rPr>
+      </w:r>
+    </w:p>
+    <w:p>
+      <w:pPr>
+        <w:pStyle w:val="944"/>
+        <w:pBdr/>
+        <w:tabs>
+          <w:tab w:val="center" w:leader="none" w:pos="4819"/>
+        </w:tabs>
+        <w:bidi w:val="false"/>
+        <w:spacing/>
+        <w:ind w:firstLine="0" w:left="0"/>
+        <w:jc w:val="both"/>
+        <w:rPr>
+          <w:b w:val="0"/>
+          <w:bCs w:val="0"/>
+          <w:highlight w:val="none"/>
+          <w:vertAlign w:val="baseline"/>
+        </w:rPr>
+      </w:pPr>
+      <w:r>
+        <w:rPr>
+          <w:b w:val="0"/>
+          <w:bCs w:val="0"/>
+          <w:highlight w:val="none"/>
+          <w:vertAlign w:val="baseline"/>
+        </w:rPr>
+      </w:r>
+      <w:r>
+        <w:rPr>
+          <w:b w:val="0"/>
+          <w:bCs w:val="0"/>
+          <w:highlight w:val="none"/>
+          <w:vertAlign w:val="baseline"/>
+        </w:rPr>
+      </w:r>
+      <w:r>
+        <w:rPr>
+          <w:b w:val="0"/>
+          <w:bCs w:val="0"/>
+          <w:highlight w:val="none"/>
+          <w:vertAlign w:val="baseline"/>
+        </w:rPr>
+      </w:r>
+    </w:p>
+    <w:p>
+      <w:pPr>
+        <w:pStyle w:val="944"/>
+        <w:pBdr/>
+        <w:tabs>
+          <w:tab w:val="center" w:leader="none" w:pos="4819"/>
+        </w:tabs>
+        <w:bidi w:val="false"/>
+        <w:spacing/>
+        <w:ind w:firstLine="0" w:left="0"/>
+        <w:jc w:val="both"/>
+        <w:rPr>
+          <w:b w:val="0"/>
+          <w:bCs w:val="0"/>
+          <w:highlight w:val="none"/>
+          <w:vertAlign w:val="baseline"/>
+        </w:rPr>
+      </w:pPr>
+      <w:r>
+        <w:rPr>
+          <w:b w:val="0"/>
+          <w:bCs w:val="0"/>
+          <w:highlight w:val="none"/>
+          <w:vertAlign w:val="baseline"/>
+        </w:rPr>
+      </w:r>
+      <w:r>
+        <w:rPr>
+          <w:b w:val="0"/>
+          <w:bCs w:val="0"/>
+          <w:highlight w:val="none"/>
+          <w:vertAlign w:val="baseline"/>
+        </w:rPr>
+      </w:r>
+      <w:r>
+        <w:rPr>
+          <w:b w:val="0"/>
+          <w:bCs w:val="0"/>
+          <w:highlight w:val="none"/>
+          <w:vertAlign w:val="baseline"/>
+        </w:rPr>
+      </w:r>
+    </w:p>
+    <w:p>
+      <w:pPr>
+        <w:pStyle w:val="944"/>
+        <w:pBdr/>
+        <w:tabs>
+          <w:tab w:val="center" w:leader="none" w:pos="4819"/>
+        </w:tabs>
+        <w:bidi w:val="false"/>
+        <w:spacing/>
+        <w:ind w:firstLine="0" w:left="0"/>
+        <w:jc w:val="both"/>
+        <w:rPr>
+          <w:b w:val="0"/>
+          <w:bCs w:val="0"/>
+          <w:highlight w:val="none"/>
+          <w:vertAlign w:val="baseline"/>
+        </w:rPr>
+      </w:pPr>
+      <w:r>
+        <w:rPr>
+          <w:b w:val="0"/>
+          <w:bCs w:val="0"/>
+          <w:highlight w:val="none"/>
+          <w:vertAlign w:val="baseline"/>
+        </w:rPr>
+      </w:r>
+      <w:r>
+        <w:rPr>
+          <w:b w:val="0"/>
+          <w:bCs w:val="0"/>
+          <w:highlight w:val="none"/>
+          <w:vertAlign w:val="baseline"/>
+        </w:rPr>
+      </w:r>
+      <w:r>
+        <w:rPr>
+          <w:b w:val="0"/>
+          <w:bCs w:val="0"/>
+          <w:highlight w:val="none"/>
+          <w:vertAlign w:val="baseline"/>
+        </w:rPr>
+      </w:r>
+    </w:p>
+    <w:p>
+      <w:pPr>
+        <w:pStyle w:val="944"/>
+        <w:pBdr/>
+        <w:tabs>
+          <w:tab w:val="center" w:leader="none" w:pos="4819"/>
+        </w:tabs>
+        <w:bidi w:val="false"/>
+        <w:spacing/>
+        <w:ind w:firstLine="0" w:left="0"/>
+        <w:jc w:val="both"/>
+        <w:rPr>
+          <w:b w:val="0"/>
+          <w:bCs w:val="0"/>
+          <w:highlight w:val="none"/>
+          <w:vertAlign w:val="baseline"/>
+        </w:rPr>
+      </w:pPr>
+      <w:r>
+        <w:rPr>
+          <w:b w:val="0"/>
+          <w:bCs w:val="0"/>
+          <w:highlight w:val="none"/>
+          <w:vertAlign w:val="baseline"/>
+        </w:rPr>
+      </w:r>
+      <w:r>
+        <w:rPr>
+          <w:b w:val="0"/>
+          <w:bCs w:val="0"/>
+          <w:highlight w:val="none"/>
+          <w:vertAlign w:val="baseline"/>
+        </w:rPr>
+      </w:r>
+      <w:r>
+        <w:rPr>
+          <w:b w:val="0"/>
+          <w:bCs w:val="0"/>
+          <w:highlight w:val="none"/>
+          <w:vertAlign w:val="baseline"/>
+        </w:rPr>
+      </w:r>
+    </w:p>
+    <w:p>
+      <w:pPr>
+        <w:pStyle w:val="944"/>
+        <w:pBdr/>
+        <w:tabs>
+          <w:tab w:val="center" w:leader="none" w:pos="4819"/>
+        </w:tabs>
+        <w:bidi w:val="false"/>
+        <w:spacing/>
+        <w:ind w:firstLine="0" w:left="0"/>
+        <w:jc w:val="both"/>
+        <w:rPr>
+          <w:b w:val="0"/>
+          <w:bCs w:val="0"/>
+          <w:highlight w:val="none"/>
+          <w:vertAlign w:val="baseline"/>
+        </w:rPr>
+      </w:pPr>
+      <w:r>
+        <w:rPr>
+          <w:b w:val="0"/>
+          <w:bCs w:val="0"/>
+          <w:highlight w:val="none"/>
+          <w:vertAlign w:val="baseline"/>
+        </w:rPr>
+      </w:r>
+      <w:r>
+        <w:rPr>
+          <w:b w:val="0"/>
+          <w:bCs w:val="0"/>
+          <w:highlight w:val="none"/>
+          <w:vertAlign w:val="baseline"/>
+        </w:rPr>
+      </w:r>
+      <w:r>
+        <w:rPr>
+          <w:b w:val="0"/>
+          <w:bCs w:val="0"/>
+          <w:highlight w:val="none"/>
+          <w:vertAlign w:val="baseline"/>
+        </w:rPr>
+      </w:r>
+    </w:p>
+    <w:p>
+      <w:pPr>
+        <w:pStyle w:val="944"/>
+        <w:pBdr/>
+        <w:tabs>
+          <w:tab w:val="center" w:leader="none" w:pos="4819"/>
+        </w:tabs>
+        <w:bidi w:val="false"/>
+        <w:spacing/>
+        <w:ind w:firstLine="0" w:left="0"/>
+        <w:jc w:val="both"/>
+        <w:rPr>
+          <w:b w:val="0"/>
+          <w:bCs w:val="0"/>
+          <w:highlight w:val="none"/>
+          <w:vertAlign w:val="baseline"/>
+        </w:rPr>
+      </w:pPr>
+      <w:r>
+        <w:rPr>
+          <w:b w:val="0"/>
+          <w:bCs w:val="0"/>
+          <w:highlight w:val="none"/>
+          <w:vertAlign w:val="baseline"/>
+        </w:rPr>
+      </w:r>
+      <w:r>
+        <w:rPr>
+          <w:b w:val="0"/>
+          <w:bCs w:val="0"/>
+          <w:highlight w:val="none"/>
+          <w:vertAlign w:val="baseline"/>
+        </w:rPr>
+      </w:r>
+      <w:r>
+        <w:rPr>
+          <w:b w:val="0"/>
+          <w:bCs w:val="0"/>
+          <w:highlight w:val="none"/>
+          <w:vertAlign w:val="baseline"/>
+        </w:rPr>
+      </w:r>
+    </w:p>
+    <w:p>
+      <w:pPr>
+        <w:pStyle w:val="944"/>
+        <w:pBdr/>
+        <w:tabs>
+          <w:tab w:val="center" w:leader="none" w:pos="4819"/>
+        </w:tabs>
+        <w:bidi w:val="false"/>
+        <w:spacing/>
+        <w:ind w:firstLine="0" w:left="0"/>
+        <w:jc w:val="both"/>
+        <w:rPr>
+          <w:b w:val="0"/>
+          <w:bCs w:val="0"/>
+          <w:highlight w:val="none"/>
+          <w:vertAlign w:val="baseline"/>
+        </w:rPr>
+      </w:pPr>
+      <w:r>
+        <w:rPr>
+          <w:b w:val="0"/>
+          <w:bCs w:val="0"/>
+          <w:highlight w:val="none"/>
+          <w:vertAlign w:val="baseline"/>
+        </w:rPr>
+      </w:r>
+      <w:r>
+        <w:rPr>
+          <w:b w:val="0"/>
+          <w:bCs w:val="0"/>
+          <w:highlight w:val="none"/>
+          <w:vertAlign w:val="baseline"/>
+        </w:rPr>
+      </w:r>
+      <w:r>
+        <w:rPr>
+          <w:b w:val="0"/>
+          <w:bCs w:val="0"/>
+          <w:highlight w:val="none"/>
+          <w:vertAlign w:val="baseline"/>
+        </w:rPr>
+      </w:r>
+    </w:p>
+    <w:p>
+      <w:pPr>
+        <w:pStyle w:val="944"/>
+        <w:pBdr/>
+        <w:tabs>
+          <w:tab w:val="center" w:leader="none" w:pos="4819"/>
+        </w:tabs>
+        <w:bidi w:val="false"/>
+        <w:spacing/>
+        <w:ind w:firstLine="0" w:left="0"/>
+        <w:jc w:val="both"/>
+        <w:rPr>
+          <w:b w:val="0"/>
+          <w:bCs w:val="0"/>
+          <w:highlight w:val="none"/>
+          <w:vertAlign w:val="baseline"/>
+        </w:rPr>
+      </w:pPr>
+      <w:r>
+        <w:rPr>
+          <w:b w:val="0"/>
+          <w:bCs w:val="0"/>
+          <w:highlight w:val="none"/>
+          <w:vertAlign w:val="baseline"/>
+        </w:rPr>
+      </w:r>
+      <w:r>
+        <w:rPr>
+          <w:b w:val="0"/>
+          <w:bCs w:val="0"/>
+          <w:highlight w:val="none"/>
+          <w:vertAlign w:val="baseline"/>
+        </w:rPr>
+      </w:r>
+      <w:r>
+        <w:rPr>
+          <w:b w:val="0"/>
+          <w:bCs w:val="0"/>
+          <w:highlight w:val="none"/>
+          <w:vertAlign w:val="baseline"/>
+        </w:rPr>
+      </w:r>
+    </w:p>
+    <w:p>
+      <w:pPr>
+        <w:pStyle w:val="944"/>
+        <w:pBdr/>
+        <w:tabs>
+          <w:tab w:val="center" w:leader="none" w:pos="4819"/>
+        </w:tabs>
+        <w:bidi w:val="false"/>
+        <w:spacing/>
+        <w:ind w:firstLine="0" w:left="0"/>
+        <w:jc w:val="both"/>
+        <w:rPr>
+          <w:b w:val="0"/>
+          <w:bCs w:val="0"/>
+          <w:highlight w:val="none"/>
+          <w:vertAlign w:val="baseline"/>
+          <w:lang w:val="ru-RU"/>
+        </w:rPr>
+      </w:pPr>
+      <w:r>
+        <w:rPr>
+          <w:b w:val="0"/>
+          <w:bCs w:val="0"/>
+          <w:highlight w:val="none"/>
+          <w:vertAlign w:val="baseline"/>
+          <w:lang w:val="ru-RU"/>
+        </w:rPr>
+        <w:t xml:space="preserve">Предполагаем, что участки имеют грани, параллельные координатным осям с центрами в точках </w:t>
+      </w:r>
+      <w:r>
+        <w:rPr>
+          <w:b w:val="0"/>
+          <w:bCs w:val="0"/>
+          <w:highlight w:val="none"/>
+          <w:vertAlign w:val="baseline"/>
+          <w:lang w:val="en-US"/>
+        </w:rPr>
+        <w:t xml:space="preserve">C</w:t>
+      </w:r>
+      <w:r>
+        <w:rPr>
+          <w:b w:val="0"/>
+          <w:bCs w:val="0"/>
+          <w:highlight w:val="none"/>
+          <w:vertAlign w:val="subscript"/>
+          <w:lang w:val="en-US"/>
+        </w:rPr>
+        <w:t xml:space="preserve">i</w:t>
+      </w:r>
+      <w:r>
+        <w:rPr>
+          <w:b w:val="0"/>
+          <w:bCs w:val="0"/>
+          <w:highlight w:val="none"/>
+          <w:vertAlign w:val="superscript"/>
+          <w:lang w:val="en-US"/>
+        </w:rPr>
+        <w:t xml:space="preserve">j</w:t>
+      </w:r>
+      <w:r>
+        <w:rPr>
+          <w:b w:val="0"/>
+          <w:bCs w:val="0"/>
+          <w:highlight w:val="none"/>
+          <w:vertAlign w:val="baseline"/>
+          <w:lang w:val="en-US"/>
+        </w:rPr>
+        <w:t xml:space="preserve">. </w:t>
+      </w:r>
+      <w:r>
+        <w:rPr>
+          <w:b w:val="0"/>
+          <w:bCs w:val="0"/>
+          <w:highlight w:val="none"/>
+          <w:vertAlign w:val="baseline"/>
+          <w:lang w:val="ru-RU"/>
+        </w:rPr>
+        <w:t xml:space="preserve">Длины граней равны</w:t>
+      </w:r>
+      <w:r>
+        <w:rPr>
+          <w:b w:val="0"/>
+          <w:bCs w:val="0"/>
+          <w:highlight w:val="none"/>
+          <w:vertAlign w:val="baseline"/>
+          <w:lang w:val="en-US"/>
+        </w:rPr>
+        <w:t xml:space="preserve"> a</w:t>
+      </w:r>
+      <w:r>
+        <w:rPr>
+          <w:b w:val="0"/>
+          <w:bCs w:val="0"/>
+          <w:highlight w:val="none"/>
+          <w:vertAlign w:val="subscript"/>
+          <w:lang w:val="en-US"/>
+        </w:rPr>
+        <w:t xml:space="preserve">j</w:t>
+      </w:r>
+      <w:r>
+        <w:rPr>
+          <w:b w:val="0"/>
+          <w:bCs w:val="0"/>
+          <w:highlight w:val="none"/>
+          <w:vertAlign w:val="baseline"/>
+          <w:lang w:val="en-US"/>
+        </w:rPr>
+        <w:t xml:space="preserve">. </w:t>
+      </w:r>
+      <w:r>
+        <w:rPr>
+          <w:b w:val="0"/>
+          <w:bCs w:val="0"/>
+          <w:highlight w:val="none"/>
+          <w:vertAlign w:val="baseline"/>
+          <w:lang w:val="en-US"/>
+        </w:rPr>
+        <w:t xml:space="preserve">r</w:t>
+      </w:r>
+      <w:r>
+        <w:rPr>
+          <w:b w:val="0"/>
+          <w:bCs w:val="0"/>
+          <w:highlight w:val="none"/>
+          <w:vertAlign w:val="superscript"/>
+          <w:lang w:val="en-US"/>
+        </w:rPr>
+        <w:t xml:space="preserve">j</w:t>
+      </w:r>
+      <w:r>
+        <w:rPr>
+          <w:b w:val="0"/>
+          <w:bCs w:val="0"/>
+          <w:highlight w:val="none"/>
+          <w:vertAlign w:val="superscript"/>
+          <w:lang w:val="en-US"/>
+        </w:rPr>
+        <w:t xml:space="preserve">i</w:t>
+      </w:r>
+      <w:r>
+        <w:rPr>
+          <w:b w:val="0"/>
+          <w:bCs w:val="0"/>
+          <w:highlight w:val="none"/>
+          <w:vertAlign w:val="baseline"/>
+          <w:lang w:val="ru-RU"/>
+        </w:rPr>
+        <w:t xml:space="preserve"> — радиусы. При формировании элитных и перспективных участков может оказаться так, расстояние между их центрами может оказаться меньше некоторой заранее заданной величины </w:t>
+      </w:r>
+      <w:r>
+        <w:rPr>
+          <w:b w:val="0"/>
+          <w:bCs w:val="0"/>
+          <w:highlight w:val="none"/>
+          <w:vertAlign w:val="baseline"/>
+          <w:lang w:val="en-US"/>
+        </w:rPr>
+        <w:t xml:space="preserve">epsilon</w:t>
+      </w:r>
+      <w:r>
+        <w:rPr>
+          <w:b w:val="0"/>
+          <w:bCs w:val="0"/>
+          <w:highlight w:val="none"/>
+          <w:vertAlign w:val="baseline"/>
+          <w:lang w:val="ru-RU"/>
+        </w:rPr>
+        <w:t xml:space="preserve">. В этом случае возможны несколько вариантов действий: поставить в соответствие обеим точкам один и тот же участок, центр которого располагается либо в первой, либо во второй области, но при этом учитывается, что значение функции в этой точке должно быть максимальным; двум различным точкам поставить в соответствие два различных, но при этом пересекающихся участка.</w:t>
+      </w:r>
+      <w:r>
+        <w:rPr>
+          <w:b w:val="0"/>
+          <w:bCs w:val="0"/>
+          <w:highlight w:val="none"/>
+          <w:vertAlign w:val="baseline"/>
+        </w:rPr>
+      </w:r>
+    </w:p>
+    <w:p>
+      <w:pPr>
+        <w:pStyle w:val="944"/>
+        <w:pBdr/>
+        <w:tabs>
+          <w:tab w:val="center" w:leader="none" w:pos="4819"/>
+        </w:tabs>
+        <w:bidi w:val="false"/>
+        <w:spacing/>
+        <w:ind w:firstLine="0" w:left="0"/>
+        <w:jc w:val="both"/>
+        <w:rPr>
+          <w:b w:val="0"/>
+          <w:bCs w:val="0"/>
+          <w:highlight w:val="none"/>
+          <w:vertAlign w:val="baseline"/>
+        </w:rPr>
+      </w:pPr>
+      <w:r>
+        <w:rPr>
+          <w:b w:val="0"/>
+          <w:bCs w:val="0"/>
+          <w:highlight w:val="none"/>
+          <w:vertAlign w:val="baseline"/>
+        </w:rPr>
+      </w:r>
+      <w:r>
+        <w:rPr>
+          <w:b w:val="0"/>
+          <w:bCs w:val="0"/>
+          <w:highlight w:val="none"/>
+          <w:vertAlign w:val="baseline"/>
+        </w:rPr>
+      </w:r>
+      <w:r>
+        <w:rPr>
+          <w:b w:val="0"/>
+          <w:bCs w:val="0"/>
+          <w:highlight w:val="none"/>
+          <w:vertAlign w:val="baseline"/>
+        </w:rPr>
+      </w:r>
+    </w:p>
+    <w:p>
+      <w:pPr>
+        <w:pStyle w:val="944"/>
+        <w:pBdr/>
+        <w:tabs>
+          <w:tab w:val="center" w:leader="none" w:pos="4819"/>
+        </w:tabs>
+        <w:bidi w:val="false"/>
+        <w:spacing/>
+        <w:ind w:firstLine="0" w:left="0"/>
+        <w:jc w:val="both"/>
+        <w:rPr>
+          <w:b w:val="0"/>
+          <w:bCs w:val="0"/>
+          <w:highlight w:val="none"/>
+          <w:vertAlign w:val="baseline"/>
+          <w:lang w:val="ru-RU"/>
+        </w:rPr>
+      </w:pPr>
+      <w:r>
+        <w:rPr>
+          <w:b w:val="0"/>
+          <w:bCs w:val="0"/>
+          <w:highlight w:val="none"/>
+          <w:vertAlign w:val="baseline"/>
+          <w:lang w:val="ru-RU"/>
+        </w:rPr>
+        <w:t xml:space="preserve">Во введённых обозначениях алгоритм выглядит так:</w:t>
+      </w:r>
+      <w:r>
+        <w:rPr>
+          <w:b w:val="0"/>
+          <w:bCs w:val="0"/>
+          <w:highlight w:val="none"/>
+          <w:vertAlign w:val="baseline"/>
+          <w:lang w:val="ru-RU"/>
+        </w:rPr>
+      </w:r>
+    </w:p>
+    <w:p>
+      <w:pPr>
+        <w:pStyle w:val="944"/>
+        <w:pBdr/>
+        <w:tabs>
+          <w:tab w:val="center" w:leader="none" w:pos="4819"/>
+        </w:tabs>
+        <w:bidi w:val="false"/>
+        <w:spacing/>
+        <w:ind w:firstLine="0" w:left="0"/>
+        <w:jc w:val="both"/>
+        <w:rPr>
+          <w:b w:val="0"/>
+          <w:bCs w:val="0"/>
+          <w:highlight w:val="none"/>
+          <w:vertAlign w:val="baseline"/>
+          <w:lang w:val="ru-RU"/>
+        </w:rPr>
+      </w:pPr>
+      <w:r>
+        <w:rPr>
+          <w:b w:val="0"/>
+          <w:bCs w:val="0"/>
+          <w:highlight w:val="none"/>
+          <w:vertAlign w:val="baseline"/>
+          <w:lang w:val="ru-RU"/>
+        </w:rPr>
+      </w:r>
+      <w:r>
+        <w:rPr>
+          <w:b w:val="0"/>
+          <w:bCs w:val="0"/>
+          <w:highlight w:val="none"/>
+          <w:vertAlign w:val="baseline"/>
+          <w:lang w:val="ru-RU"/>
+        </w:rPr>
+      </w:r>
+      <w:r>
+        <w:rPr>
+          <w:b w:val="0"/>
+          <w:bCs w:val="0"/>
+          <w:highlight w:val="none"/>
+          <w:vertAlign w:val="baseline"/>
+          <w:lang w:val="ru-RU"/>
+        </w:rPr>
+      </w:r>
+    </w:p>
+    <w:p>
+      <w:pPr>
+        <w:pStyle w:val="944"/>
+        <w:pBdr/>
+        <w:tabs>
+          <w:tab w:val="center" w:leader="none" w:pos="4819"/>
+        </w:tabs>
+        <w:bidi w:val="false"/>
+        <w:spacing/>
+        <w:ind w:firstLine="0" w:left="0"/>
+        <w:jc w:val="both"/>
+        <w:rPr>
+          <w:b w:val="0"/>
+          <w:bCs w:val="0"/>
+          <w:highlight w:val="none"/>
+          <w:vertAlign w:val="baseline"/>
+        </w:rPr>
+      </w:pPr>
+      <w:r>
+        <w:rPr>
+          <w:b w:val="0"/>
+          <w:bCs w:val="0"/>
+          <w:highlight w:val="none"/>
+          <w:vertAlign w:val="baseline"/>
+          <w:lang w:val="ru-RU" w:bidi="ru-RU"/>
+        </w:rPr>
+        <w:t xml:space="preserve">1. Генерируем </w:t>
+      </w:r>
+      <w:r>
+        <w:rPr>
+          <w:b w:val="0"/>
+          <w:bCs w:val="0"/>
+          <w:highlight w:val="none"/>
+          <w:vertAlign w:val="baseline"/>
+          <w:lang w:val="en-US"/>
+        </w:rPr>
+        <w:t xml:space="preserve">x</w:t>
+      </w:r>
+      <w:r>
+        <w:rPr>
+          <w:b w:val="0"/>
+          <w:bCs w:val="0"/>
+          <w:highlight w:val="none"/>
+          <w:vertAlign w:val="subscript"/>
+          <w:lang w:val="en-US"/>
+        </w:rPr>
+        <w:t xml:space="preserve">i</w:t>
+      </w:r>
+      <w:r>
+        <w:rPr>
+          <w:b w:val="0"/>
+          <w:bCs w:val="0"/>
+          <w:highlight w:val="none"/>
+          <w:vertAlign w:val="baseline"/>
+          <w:lang w:val="en-US"/>
+        </w:rPr>
+        <w:t xml:space="preserve">, </w:t>
+      </w:r>
+      <w:r>
+        <w:rPr>
+          <w:b w:val="0"/>
+          <w:bCs w:val="0"/>
+          <w:highlight w:val="none"/>
+          <w:vertAlign w:val="baseline"/>
+          <w:lang w:val="ru-RU"/>
+        </w:rPr>
+        <w:t xml:space="preserve">равномерно распределённые в области поиска, отправляем в эти точки </w:t>
+      </w:r>
+      <w:r>
+        <w:rPr>
+          <w:b w:val="0"/>
+          <w:bCs w:val="0"/>
+          <w:highlight w:val="none"/>
+          <w:vertAlign w:val="baseline"/>
+          <w:lang w:val="en-US"/>
+        </w:rPr>
+        <w:t xml:space="preserve">|</w:t>
+      </w:r>
+      <w:r>
+        <w:rPr>
+          <w:b w:val="0"/>
+          <w:bCs w:val="0"/>
+          <w:highlight w:val="none"/>
+          <w:vertAlign w:val="baseline"/>
+          <w:lang w:val="en-US"/>
+        </w:rPr>
+        <w:t xml:space="preserve">S</w:t>
+      </w:r>
+      <w:r>
+        <w:rPr>
+          <w:b w:val="0"/>
+          <w:bCs w:val="0"/>
+          <w:highlight w:val="none"/>
+          <w:vertAlign w:val="superscript"/>
+          <w:lang w:val="en-US"/>
+        </w:rPr>
+        <w:t xml:space="preserve">o</w:t>
+      </w:r>
+      <w:r>
+        <w:rPr>
+          <w:b w:val="0"/>
+          <w:bCs w:val="0"/>
+          <w:highlight w:val="none"/>
+          <w:vertAlign w:val="baseline"/>
+          <w:lang w:val="en-US"/>
+        </w:rPr>
+        <w:t xml:space="preserve">| </w:t>
+      </w:r>
+      <w:r>
+        <w:rPr>
+          <w:b w:val="0"/>
+          <w:bCs w:val="0"/>
+          <w:highlight w:val="none"/>
+          <w:vertAlign w:val="baseline"/>
+          <w:lang w:val="ru-RU"/>
+        </w:rPr>
+        <w:t xml:space="preserve">пчёл-разведчиков. Тут же вычисляем значение целевой функции и сортируем по убыванию.</w:t>
+      </w:r>
+      <w:r>
+        <w:rPr>
+          <w:b w:val="0"/>
+          <w:bCs w:val="0"/>
+          <w:highlight w:val="none"/>
+          <w:vertAlign w:val="baseline"/>
+        </w:rPr>
+      </w:r>
+    </w:p>
+    <w:p>
+      <w:pPr>
+        <w:pStyle w:val="944"/>
+        <w:pBdr/>
+        <w:tabs>
+          <w:tab w:val="center" w:leader="none" w:pos="4819"/>
+        </w:tabs>
+        <w:bidi w:val="false"/>
+        <w:spacing/>
+        <w:ind w:firstLine="0" w:left="0"/>
+        <w:jc w:val="both"/>
+        <w:rPr>
+          <w:b w:val="0"/>
+          <w:bCs w:val="0"/>
+          <w:highlight w:val="none"/>
+          <w:vertAlign w:val="baseline"/>
+        </w:rPr>
+      </w:pPr>
+      <w:r>
+        <w:rPr>
+          <w:b w:val="0"/>
+          <w:bCs w:val="0"/>
+          <w:highlight w:val="none"/>
+          <w:vertAlign w:val="baseline"/>
+        </w:rPr>
+      </w:r>
+      <w:r>
+        <w:rPr>
+          <w:b w:val="0"/>
+          <w:bCs w:val="0"/>
+          <w:highlight w:val="none"/>
+          <w:vertAlign w:val="baseline"/>
+        </w:rPr>
+      </w:r>
+      <w:r>
+        <w:rPr>
+          <w:b w:val="0"/>
+          <w:bCs w:val="0"/>
+          <w:highlight w:val="none"/>
+          <w:vertAlign w:val="baseline"/>
+        </w:rPr>
+      </w:r>
+    </w:p>
+    <w:p>
+      <w:pPr>
+        <w:pStyle w:val="944"/>
+        <w:pBdr/>
+        <w:tabs>
+          <w:tab w:val="center" w:leader="none" w:pos="4819"/>
+        </w:tabs>
+        <w:bidi w:val="false"/>
+        <w:spacing/>
+        <w:ind w:firstLine="0" w:left="0"/>
+        <w:jc w:val="both"/>
+        <w:rPr>
+          <w:b w:val="0"/>
+          <w:bCs w:val="0"/>
+          <w:highlight w:val="none"/>
+          <w:vertAlign w:val="baseline"/>
+          <w:lang w:val="ru-RU"/>
+        </w:rPr>
+      </w:pPr>
+      <w:r>
+        <w:rPr>
+          <w:b w:val="0"/>
+          <w:bCs w:val="0"/>
+          <w:highlight w:val="none"/>
+          <w:vertAlign w:val="baseline"/>
+          <w:lang w:val="en-US"/>
+        </w:rPr>
+        <w:t xml:space="preserve">2. </w:t>
+      </w:r>
+      <w:r>
+        <w:rPr>
+          <w:b w:val="0"/>
+          <w:bCs w:val="0"/>
+          <w:highlight w:val="none"/>
+          <w:vertAlign w:val="baseline"/>
+          <w:lang w:val="ru-RU"/>
+        </w:rPr>
+        <w:t xml:space="preserve">Объявляем центры элитных и перспективных участков </w:t>
+      </w:r>
+      <w:r>
+        <w:rPr>
+          <w:b w:val="0"/>
+          <w:bCs w:val="0"/>
+          <w:highlight w:val="none"/>
+          <w:vertAlign w:val="baseline"/>
+          <w:lang w:val="en-US"/>
+        </w:rPr>
+        <w:t xml:space="preserve">x</w:t>
+      </w:r>
+      <w:r>
+        <w:rPr>
+          <w:b w:val="0"/>
+          <w:bCs w:val="0"/>
+          <w:highlight w:val="none"/>
+          <w:vertAlign w:val="subscript"/>
+          <w:lang w:val="en-US"/>
+        </w:rPr>
+        <w:t xml:space="preserve">j </w:t>
+      </w:r>
+      <w:r>
+        <w:rPr>
+          <w:b w:val="0"/>
+          <w:bCs w:val="0"/>
+          <w:highlight w:val="none"/>
+          <w:vertAlign w:val="baseline"/>
+          <w:lang w:val="ru-RU"/>
+        </w:rPr>
+        <w:t xml:space="preserve">и </w:t>
+      </w:r>
+      <w:r>
+        <w:rPr>
+          <w:b w:val="0"/>
+          <w:bCs w:val="0"/>
+          <w:highlight w:val="none"/>
+          <w:vertAlign w:val="baseline"/>
+          <w:lang w:val="en-US"/>
+        </w:rPr>
+        <w:t xml:space="preserve">x</w:t>
+      </w:r>
+      <w:r>
+        <w:rPr>
+          <w:b w:val="0"/>
+          <w:bCs w:val="0"/>
+          <w:highlight w:val="none"/>
+          <w:vertAlign w:val="subscript"/>
+          <w:lang w:val="en-US"/>
+        </w:rPr>
+        <w:t xml:space="preserve">k</w:t>
+      </w:r>
+      <w:r>
+        <w:rPr>
+          <w:b w:val="0"/>
+          <w:bCs w:val="0"/>
+          <w:highlight w:val="none"/>
+          <w:vertAlign w:val="baseline"/>
+          <w:lang w:val="en-US"/>
+        </w:rPr>
+        <w:t xml:space="preserve"> </w:t>
+      </w:r>
+      <w:r>
+        <w:rPr>
+          <w:b w:val="0"/>
+          <w:bCs w:val="0"/>
+          <w:highlight w:val="none"/>
+          <w:vertAlign w:val="baseline"/>
+          <w:lang w:val="ru-RU"/>
+        </w:rPr>
+        <w:t xml:space="preserve">соответственно</w:t>
+      </w:r>
+      <w:r>
+        <w:rPr>
+          <w:b w:val="0"/>
+          <w:bCs w:val="0"/>
+          <w:highlight w:val="none"/>
+          <w:vertAlign w:val="baseline"/>
+          <w:lang w:val="ru-RU"/>
+        </w:rPr>
+        <w:t xml:space="preserve">.</w:t>
+      </w:r>
+      <w:r>
+        <w:rPr>
+          <w:b w:val="0"/>
+          <w:bCs w:val="0"/>
+          <w:highlight w:val="none"/>
+          <w:vertAlign w:val="baseline"/>
+        </w:rPr>
+      </w:r>
+    </w:p>
+    <w:p>
+      <w:pPr>
+        <w:pStyle w:val="944"/>
+        <w:pBdr/>
+        <w:tabs>
+          <w:tab w:val="center" w:leader="none" w:pos="4819"/>
+        </w:tabs>
+        <w:bidi w:val="false"/>
+        <w:spacing/>
+        <w:ind w:firstLine="0" w:left="0"/>
+        <w:jc w:val="both"/>
+        <w:rPr>
+          <w:b w:val="0"/>
+          <w:bCs w:val="0"/>
+          <w:highlight w:val="none"/>
+          <w:vertAlign w:val="baseline"/>
+        </w:rPr>
+      </w:pPr>
+      <w:r>
+        <w:rPr>
+          <w:b w:val="0"/>
+          <w:bCs w:val="0"/>
+          <w:highlight w:val="none"/>
+          <w:vertAlign w:val="baseline"/>
+        </w:rPr>
+      </w:r>
+      <w:r>
+        <w:rPr>
+          <w:b w:val="0"/>
+          <w:bCs w:val="0"/>
+          <w:highlight w:val="none"/>
+          <w:vertAlign w:val="baseline"/>
+        </w:rPr>
+      </w:r>
+      <w:r>
+        <w:rPr>
+          <w:b w:val="0"/>
+          <w:bCs w:val="0"/>
+          <w:highlight w:val="none"/>
+          <w:vertAlign w:val="baseline"/>
+        </w:rPr>
+      </w:r>
+    </w:p>
+    <w:p>
+      <w:pPr>
+        <w:pStyle w:val="944"/>
+        <w:pBdr/>
+        <w:tabs>
+          <w:tab w:val="center" w:leader="none" w:pos="4819"/>
+        </w:tabs>
+        <w:bidi w:val="false"/>
+        <w:spacing/>
+        <w:ind w:firstLine="0" w:left="0"/>
+        <w:jc w:val="both"/>
+        <w:rPr>
+          <w:b w:val="0"/>
+          <w:bCs w:val="0"/>
+          <w:highlight w:val="none"/>
+          <w:vertAlign w:val="baseline"/>
+          <w:lang w:val="ru-RU"/>
+        </w:rPr>
+      </w:pPr>
+      <w:r>
+        <w:rPr>
+          <w:b w:val="0"/>
+          <w:bCs w:val="0"/>
+          <w:highlight w:val="none"/>
+          <w:vertAlign w:val="baseline"/>
+          <w:lang w:val="ru-RU"/>
+        </w:rPr>
+        <w:t xml:space="preserve">3. В каждый из элитных и перспективных участков отправляем </w:t>
+      </w:r>
+      <w:r>
+        <w:rPr>
+          <w:b w:val="0"/>
+          <w:bCs w:val="0"/>
+          <w:highlight w:val="none"/>
+          <w:vertAlign w:val="baseline"/>
+          <w:lang w:val="en-US"/>
+        </w:rPr>
+        <w:t xml:space="preserve">n</w:t>
+      </w:r>
+      <w:r>
+        <w:rPr>
+          <w:b w:val="0"/>
+          <w:bCs w:val="0"/>
+          <w:highlight w:val="none"/>
+          <w:vertAlign w:val="subscript"/>
+          <w:lang w:val="en-US"/>
+        </w:rPr>
+        <w:t xml:space="preserve">b</w:t>
+      </w:r>
+      <w:r>
+        <w:rPr>
+          <w:b w:val="0"/>
+          <w:bCs w:val="0"/>
+          <w:highlight w:val="none"/>
+          <w:vertAlign w:val="baseline"/>
+          <w:lang w:val="en-US"/>
+        </w:rPr>
+        <w:t xml:space="preserve"> * A</w:t>
+      </w:r>
+      <w:r>
+        <w:rPr>
+          <w:b w:val="0"/>
+          <w:bCs w:val="0"/>
+          <w:highlight w:val="none"/>
+          <w:vertAlign w:val="superscript"/>
+          <w:lang w:val="en-US"/>
+        </w:rPr>
+        <w:t xml:space="preserve">b</w:t>
+      </w:r>
+      <w:r>
+        <w:rPr>
+          <w:b w:val="0"/>
+          <w:bCs w:val="0"/>
+          <w:highlight w:val="none"/>
+          <w:vertAlign w:val="subscript"/>
+          <w:lang w:val="en-US"/>
+        </w:rPr>
+        <w:t xml:space="preserve"> </w:t>
+      </w:r>
+      <w:r>
+        <w:rPr>
+          <w:b w:val="0"/>
+          <w:bCs w:val="0"/>
+          <w:highlight w:val="none"/>
+          <w:vertAlign w:val="baseline"/>
+          <w:lang w:val="ru-RU"/>
+        </w:rPr>
+        <w:t xml:space="preserve">и </w:t>
+      </w:r>
+      <w:r>
+        <w:rPr>
+          <w:b w:val="0"/>
+          <w:bCs w:val="0"/>
+          <w:highlight w:val="none"/>
+          <w:vertAlign w:val="baseline"/>
+          <w:lang w:val="en-US"/>
+        </w:rPr>
+      </w:r>
+      <w:r>
+        <w:rPr>
+          <w:b w:val="0"/>
+          <w:bCs w:val="0"/>
+          <w:highlight w:val="none"/>
+          <w:vertAlign w:val="baseline"/>
+          <w:lang w:val="en-US"/>
+        </w:rPr>
+        <w:t xml:space="preserve">n</w:t>
+      </w:r>
+      <w:r>
+        <w:rPr>
+          <w:b w:val="0"/>
+          <w:bCs w:val="0"/>
+          <w:highlight w:val="none"/>
+          <w:vertAlign w:val="subscript"/>
+          <w:lang w:val="en-US"/>
+        </w:rPr>
+        <w:t xml:space="preserve">p</w:t>
+      </w:r>
+      <w:r>
+        <w:rPr>
+          <w:b w:val="0"/>
+          <w:bCs w:val="0"/>
+          <w:highlight w:val="none"/>
+          <w:vertAlign w:val="baseline"/>
+          <w:lang w:val="en-US"/>
+        </w:rPr>
+        <w:t xml:space="preserve"> * A</w:t>
+      </w:r>
+      <w:r>
+        <w:rPr>
+          <w:b w:val="0"/>
+          <w:bCs w:val="0"/>
+          <w:highlight w:val="none"/>
+          <w:vertAlign w:val="superscript"/>
+          <w:lang w:val="en-US"/>
+        </w:rPr>
+        <w:t xml:space="preserve">p</w:t>
+      </w:r>
+      <w:r>
+        <w:rPr>
+          <w:b w:val="0"/>
+          <w:bCs w:val="0"/>
+          <w:highlight w:val="none"/>
+          <w:vertAlign w:val="subscript"/>
+          <w:lang w:val="ru-RU"/>
+        </w:rPr>
+        <w:t xml:space="preserve"> </w:t>
+      </w:r>
+      <w:r>
+        <w:rPr>
+          <w:b w:val="0"/>
+          <w:bCs w:val="0"/>
+          <w:highlight w:val="none"/>
+          <w:vertAlign w:val="baseline"/>
+          <w:lang w:val="ru-RU"/>
+        </w:rPr>
+        <w:t xml:space="preserve">пчёл соответственно. Отправленные пчёлы равномерно распределяются по участкам.</w:t>
+      </w:r>
+      <w:r>
+        <w:rPr>
+          <w:b w:val="0"/>
+          <w:bCs w:val="0"/>
+          <w:highlight w:val="none"/>
+          <w:vertAlign w:val="baseline"/>
+        </w:rPr>
+      </w:r>
+    </w:p>
+    <w:p>
+      <w:pPr>
+        <w:pStyle w:val="944"/>
+        <w:pBdr/>
+        <w:tabs>
+          <w:tab w:val="center" w:leader="none" w:pos="4819"/>
+        </w:tabs>
+        <w:bidi w:val="false"/>
+        <w:spacing/>
+        <w:ind w:firstLine="0" w:left="0"/>
+        <w:jc w:val="both"/>
+        <w:rPr>
+          <w:b w:val="0"/>
+          <w:bCs w:val="0"/>
+          <w:highlight w:val="none"/>
+          <w:vertAlign w:val="baseline"/>
+        </w:rPr>
+      </w:pPr>
+      <w:r>
+        <w:rPr>
+          <w:b w:val="0"/>
+          <w:bCs w:val="0"/>
+          <w:highlight w:val="none"/>
+          <w:vertAlign w:val="baseline"/>
+        </w:rPr>
+      </w:r>
+      <w:r>
+        <w:rPr>
+          <w:b w:val="0"/>
+          <w:bCs w:val="0"/>
+          <w:highlight w:val="none"/>
+          <w:vertAlign w:val="baseline"/>
+        </w:rPr>
+      </w:r>
+      <w:r>
+        <w:rPr>
+          <w:b w:val="0"/>
+          <w:bCs w:val="0"/>
+          <w:highlight w:val="none"/>
+          <w:vertAlign w:val="baseline"/>
+        </w:rPr>
+      </w:r>
+    </w:p>
+    <w:p>
+      <w:pPr>
+        <w:pStyle w:val="944"/>
+        <w:pBdr/>
+        <w:tabs>
+          <w:tab w:val="center" w:leader="none" w:pos="4819"/>
+        </w:tabs>
+        <w:bidi w:val="false"/>
+        <w:spacing/>
+        <w:ind w:firstLine="0" w:left="0"/>
+        <w:jc w:val="both"/>
+        <w:rPr>
+          <w:b w:val="0"/>
+          <w:bCs w:val="0"/>
+          <w:highlight w:val="none"/>
+          <w:vertAlign w:val="baseline"/>
+          <w:lang w:val="ru-RU"/>
+        </w:rPr>
+      </w:pPr>
+      <w:r>
+        <w:rPr>
+          <w:b w:val="0"/>
+          <w:bCs w:val="0"/>
+          <w:highlight w:val="none"/>
+          <w:vertAlign w:val="baseline"/>
+          <w:lang w:val="ru-RU"/>
+        </w:rPr>
+        <w:t xml:space="preserve">4. Проверяем условие окончания итерации. Выполнено — конец, иначе — переход к шагу 2.</w:t>
+      </w:r>
+      <w:r>
+        <w:rPr>
+          <w:b w:val="0"/>
+          <w:bCs w:val="0"/>
+          <w:highlight w:val="none"/>
+          <w:vertAlign w:val="baseline"/>
+        </w:rPr>
+      </w:r>
+    </w:p>
+    <w:p>
+      <w:pPr>
+        <w:pStyle w:val="944"/>
+        <w:pBdr/>
+        <w:tabs>
+          <w:tab w:val="center" w:leader="none" w:pos="4819"/>
+        </w:tabs>
+        <w:bidi w:val="false"/>
+        <w:spacing/>
+        <w:ind w:firstLine="0" w:left="0"/>
+        <w:jc w:val="both"/>
+        <w:rPr>
+          <w:b w:val="0"/>
+          <w:bCs w:val="0"/>
+          <w:highlight w:val="none"/>
+          <w:vertAlign w:val="baseline"/>
+        </w:rPr>
+      </w:pPr>
+      <w:r>
+        <w:rPr>
+          <w:b w:val="0"/>
+          <w:bCs w:val="0"/>
+          <w:highlight w:val="none"/>
+          <w:vertAlign w:val="baseline"/>
+        </w:rPr>
+      </w:r>
+      <w:r>
+        <w:rPr>
+          <w:b w:val="0"/>
+          <w:bCs w:val="0"/>
+          <w:highlight w:val="none"/>
+          <w:vertAlign w:val="baseline"/>
+        </w:rPr>
+      </w:r>
+      <w:r>
+        <w:rPr>
+          <w:b w:val="0"/>
+          <w:bCs w:val="0"/>
+          <w:highlight w:val="none"/>
+          <w:vertAlign w:val="baseline"/>
+        </w:rPr>
+      </w:r>
+    </w:p>
+    <w:p>
+      <w:pPr>
+        <w:pStyle w:val="944"/>
+        <w:pBdr/>
+        <w:tabs>
+          <w:tab w:val="center" w:leader="none" w:pos="4819"/>
+        </w:tabs>
+        <w:bidi w:val="false"/>
+        <w:spacing/>
+        <w:ind w:firstLine="0" w:left="0"/>
+        <w:jc w:val="both"/>
+        <w:rPr>
+          <w:b w:val="0"/>
+          <w:bCs w:val="0"/>
+          <w:highlight w:val="none"/>
+          <w:vertAlign w:val="baseline"/>
+          <w:lang w:val="ru-RU"/>
+        </w:rPr>
+      </w:pPr>
+      <w:r>
+        <w:rPr>
+          <w:b w:val="0"/>
+          <w:bCs w:val="0"/>
+          <w:highlight w:val="none"/>
+          <w:vertAlign w:val="baseline"/>
+          <w:lang w:val="ru-RU"/>
+        </w:rPr>
+        <w:t xml:space="preserve">Число рабочих пчёл, число элитных и перспективных участков, число пчёл, посылаемых на участки, размеры участков — гиперпараметры.</w:t>
+      </w:r>
+      <w:r>
+        <w:rPr>
+          <w:b w:val="0"/>
+          <w:bCs w:val="0"/>
+          <w:highlight w:val="none"/>
+          <w:vertAlign w:val="baseline"/>
+          <w:lang w:val="ru-RU"/>
+        </w:rPr>
+      </w:r>
+      <w:r>
+        <w:rPr>
+          <w:b w:val="0"/>
+          <w:bCs w:val="0"/>
+          <w:highlight w:val="none"/>
+          <w:vertAlign w:val="baseline"/>
+        </w:rPr>
+      </w:r>
+    </w:p>
+    <w:p>
+      <w:pPr>
+        <w:pStyle w:val="944"/>
+        <w:pBdr/>
+        <w:tabs>
+          <w:tab w:val="center" w:leader="none" w:pos="4819"/>
+        </w:tabs>
+        <w:bidi w:val="false"/>
+        <w:spacing/>
+        <w:ind w:firstLine="0" w:left="0"/>
+        <w:jc w:val="both"/>
+        <w:rPr>
+          <w:b w:val="0"/>
+          <w:bCs w:val="0"/>
+          <w:highlight w:val="none"/>
+          <w:vertAlign w:val="baseline"/>
+        </w:rPr>
+      </w:pPr>
+      <w:r>
+        <w:rPr>
+          <w:b w:val="0"/>
+          <w:bCs w:val="0"/>
+          <w:highlight w:val="none"/>
+          <w:vertAlign w:val="baseline"/>
+        </w:rPr>
+      </w:r>
+      <w:r>
+        <w:rPr>
+          <w:b w:val="0"/>
+          <w:bCs w:val="0"/>
+          <w:highlight w:val="none"/>
+          <w:vertAlign w:val="baseline"/>
+        </w:rPr>
+      </w:r>
+      <w:r>
+        <w:rPr>
+          <w:b w:val="0"/>
+          <w:bCs w:val="0"/>
+          <w:highlight w:val="none"/>
+          <w:vertAlign w:val="baseline"/>
+        </w:rPr>
+      </w:r>
+    </w:p>
+    <w:p>
+      <w:pPr>
+        <w:pStyle w:val="944"/>
+        <w:pBdr/>
+        <w:tabs>
+          <w:tab w:val="center" w:leader="none" w:pos="4819"/>
+        </w:tabs>
+        <w:bidi w:val="false"/>
+        <w:spacing/>
+        <w:ind w:firstLine="0" w:left="0"/>
+        <w:jc w:val="both"/>
+        <w:rPr>
+          <w:b w:val="0"/>
+          <w:bCs w:val="0"/>
+          <w:highlight w:val="none"/>
+          <w:vertAlign w:val="baseline"/>
+          <w:lang w:val="ru-RU"/>
+        </w:rPr>
+      </w:pPr>
+      <w:r>
+        <w:rPr>
+          <w:b w:val="0"/>
+          <w:bCs w:val="0"/>
+          <w:highlight w:val="none"/>
+          <w:vertAlign w:val="baseline"/>
+          <w:lang w:val="ru-RU"/>
+        </w:rPr>
+        <w:t xml:space="preserve">Рассмотренная схема </w:t>
+      </w:r>
+      <w:r>
+        <w:rPr>
+          <w:b w:val="0"/>
+          <w:bCs w:val="0"/>
+          <w:highlight w:val="none"/>
+          <w:vertAlign w:val="baseline"/>
+          <w:lang w:val="en-US"/>
+        </w:rPr>
+        <w:t xml:space="preserve">B-</w:t>
+      </w:r>
+      <w:r>
+        <w:rPr>
+          <w:b w:val="0"/>
+          <w:bCs w:val="0"/>
+          <w:highlight w:val="none"/>
+          <w:vertAlign w:val="baseline"/>
+          <w:lang w:val="ru-RU"/>
+        </w:rPr>
+        <w:t xml:space="preserve">алгоритма не учитывает при размещении пчёл-разведчиков их локализацию вблизи области поиска. Некоторые фрагменты элитных и перспективных участков могут выходить за границы области. Существует несколько вариантов решения этой проблемы: введение дополнительных функций штрафа; когда участки беспрепятственно выходят за границы области поиска, значения целевой функции этих пчёл игнорируются.</w:t>
+      </w:r>
+      <w:r>
+        <w:rPr>
+          <w:b w:val="0"/>
+          <w:bCs w:val="0"/>
+          <w:highlight w:val="none"/>
+          <w:vertAlign w:val="baseline"/>
+        </w:rPr>
+      </w:r>
+    </w:p>
+    <w:p>
+      <w:pPr>
+        <w:pStyle w:val="944"/>
+        <w:pBdr/>
+        <w:tabs>
+          <w:tab w:val="center" w:leader="none" w:pos="4819"/>
+        </w:tabs>
+        <w:bidi w:val="false"/>
+        <w:spacing/>
+        <w:ind w:firstLine="0" w:left="0"/>
+        <w:jc w:val="both"/>
+        <w:rPr>
+          <w:b w:val="0"/>
+          <w:bCs w:val="0"/>
+          <w:highlight w:val="none"/>
+          <w:vertAlign w:val="baseline"/>
+        </w:rPr>
+      </w:pPr>
+      <w:r>
+        <w:rPr>
+          <w:b w:val="0"/>
+          <w:bCs w:val="0"/>
+          <w:highlight w:val="none"/>
+          <w:vertAlign w:val="baseline"/>
+        </w:rPr>
+      </w:r>
+      <w:r>
+        <w:rPr>
+          <w:b w:val="0"/>
+          <w:bCs w:val="0"/>
+          <w:highlight w:val="none"/>
+          <w:vertAlign w:val="baseline"/>
+        </w:rPr>
+      </w:r>
+      <w:r>
+        <w:rPr>
+          <w:b w:val="0"/>
+          <w:bCs w:val="0"/>
+          <w:highlight w:val="none"/>
+          <w:vertAlign w:val="baseline"/>
+        </w:rPr>
+      </w:r>
+    </w:p>
+    <w:p>
+      <w:pPr>
+        <w:pStyle w:val="944"/>
+        <w:pBdr/>
+        <w:tabs>
+          <w:tab w:val="center" w:leader="none" w:pos="4819"/>
+        </w:tabs>
+        <w:bidi w:val="false"/>
+        <w:spacing/>
+        <w:ind w:firstLine="0" w:left="0"/>
+        <w:jc w:val="both"/>
+        <w:rPr>
+          <w:b w:val="0"/>
+          <w:bCs w:val="0"/>
+          <w:highlight w:val="none"/>
+          <w:vertAlign w:val="baseline"/>
+        </w:rPr>
+      </w:pPr>
+      <w:r>
+        <w:rPr>
+          <w:b w:val="0"/>
+          <w:bCs w:val="0"/>
+          <w:highlight w:val="none"/>
+          <w:vertAlign w:val="baseline"/>
+          <w:lang w:val="ru-RU"/>
+        </w:rPr>
+        <w:t xml:space="preserve">Пчелиный алгоритм — алгоритм с вещественным кодированием бессмертных особей. Процесс изменения координат пчёл можно интерпретировать как своеобразную мутацию.</w:t>
+      </w:r>
+      <w:r>
+        <w:rPr>
+          <w:b w:val="0"/>
+          <w:bCs w:val="0"/>
+          <w:highlight w:val="none"/>
+          <w:vertAlign w:val="baseline"/>
+          <w:lang w:val="ru-RU"/>
+        </w:rPr>
+      </w:r>
+      <w:r>
+        <w:rPr>
+          <w:b w:val="0"/>
+          <w:bCs w:val="0"/>
+          <w:highlight w:val="none"/>
+          <w:vertAlign w:val="baseline"/>
+          <w:lang w:val="ru-RU"/>
         </w:rPr>
       </w:r>
     </w:p>

--- a/theory/Конспекты/lection_lessons.docx
+++ b/theory/Конспекты/lection_lessons.docx
@@ -25990,7 +25990,7 @@
           <w:b w:val="0"/>
           <w:bCs w:val="0"/>
           <w:highlight w:val="none"/>
-          <w:lang w:val="ru-RU"/>
+          <w:lang w:val="ru-RU" w:bidi="ru-RU"/>
         </w:rPr>
       </w:r>
       <w:r>
@@ -26117,8 +26117,8 @@
       </w:r>
       <w:r>
         <w:rPr>
-          <w:b w:val="0"/>
-          <w:bCs w:val="0"/>
+          <w:b/>
+          <w:bCs/>
           <w:highlight w:val="none"/>
           <w:lang w:val="ru-RU" w:bidi="ru-RU"/>
         </w:rPr>
@@ -26160,8 +26160,8 @@
       </w:r>
       <w:r>
         <w:rPr>
-          <w:b/>
-          <w:bCs/>
+          <w:b w:val="0"/>
+          <w:bCs w:val="0"/>
           <w:highlight w:val="none"/>
           <w:lang w:val="ru-RU" w:bidi="ru-RU"/>
         </w:rPr>
@@ -26206,8 +26206,8 @@
         <w:rPr>
           <w:b w:val="0"/>
           <w:bCs w:val="0"/>
-          <w:highlight w:val="yellow"/>
-          <w:lang w:val="ru-RU"/>
+          <w:highlight w:val="none"/>
+          <w:lang w:val="ru-RU" w:bidi="ru-RU"/>
         </w:rPr>
       </w:r>
       <w:r>
@@ -26339,6 +26339,14 @@
           <w:highlight w:val="none"/>
         </w:rPr>
       </w:r>
+      <w:r>
+        <w:rPr>
+          <w:b/>
+          <w:bCs/>
+          <w:highlight w:val="none"/>
+          <w:lang w:val="ru-RU" w:bidi="ru-RU"/>
+        </w:rPr>
+      </w:r>
     </w:p>
     <w:p>
       <w:pPr>
@@ -26412,7 +26420,16 @@
           <w:highlight w:val="none"/>
           <w:lang w:val="ru-RU" w:bidi="ru-RU"/>
         </w:rPr>
-        <w:t xml:space="preserve">Алгоритм пчелиной оптимизации был предложен в 2005 году. Основная идея — моделирование поведения пчёл при поиске нектара. Алгоритмы пчелиной оптимизации успешно применяются при решении задач дискретной оптимизации. Существует также высокоэффективный вариант алгоритма для решения задач непрерывной оптимизации. Среди них выделяют пчелиный алгоритм (</w:t>
+        <w:t xml:space="preserve">Алгоритм пчелиной оптимизации был предложен в 2005 году. Основная идея — моделирование поведе</w:t>
+      </w:r>
+      <w:r>
+        <w:rPr>
+          <w:b w:val="0"/>
+          <w:bCs w:val="0"/>
+          <w:highlight w:val="none"/>
+          <w:lang w:val="ru-RU" w:bidi="ru-RU"/>
+        </w:rPr>
+        <w:t xml:space="preserve">ния пчёл при поиске нектара. Алгоритмы пчелиной оптимизации успешно применяются при решении задач дискретной оптимизации. Существует также высокоэффективный вариант алгоритма для решения задач непрерывной оптимизации. Среди них выделяют пчелиный алгоритм (</w:t>
       </w:r>
       <w:r>
         <w:rPr>
@@ -26476,6 +26493,14 @@
           <w:lang w:val="ru-RU"/>
         </w:rPr>
         <w:t xml:space="preserve">Основным недостатком пчелиных алгоритмов является большое число свободных параметров.</w:t>
+      </w:r>
+      <w:r>
+        <w:rPr>
+          <w:b w:val="0"/>
+          <w:bCs w:val="0"/>
+          <w:highlight w:val="none"/>
+          <w:lang w:val="ru-RU"/>
+        </w:rPr>
       </w:r>
       <w:r>
         <w:rPr>
@@ -26564,6 +26589,14 @@
           <w:lang w:val="ru-RU"/>
         </w:rPr>
       </w:r>
+      <w:r>
+        <w:rPr>
+          <w:b w:val="0"/>
+          <w:bCs w:val="0"/>
+          <w:highlight w:val="none"/>
+          <w:lang w:val="ru-RU" w:bidi="ru-RU"/>
+        </w:rPr>
+      </w:r>
     </w:p>
     <w:p>
       <w:pPr>
@@ -26670,6 +26703,14 @@
           <w:lang w:val="ru-RU"/>
         </w:rPr>
       </w:r>
+      <w:r>
+        <w:rPr>
+          <w:b w:val="0"/>
+          <w:bCs w:val="0"/>
+          <w:highlight w:val="none"/>
+          <w:lang w:val="ru-RU"/>
+        </w:rPr>
+      </w:r>
     </w:p>
     <w:p>
       <w:pPr>
@@ -26767,6 +26808,14 @@
           <w:lang w:val="ru-RU"/>
         </w:rPr>
       </w:r>
+      <w:r>
+        <w:rPr>
+          <w:b w:val="0"/>
+          <w:bCs w:val="0"/>
+          <w:highlight w:val="none"/>
+          <w:lang w:val="ru-RU" w:bidi="ru-RU"/>
+        </w:rPr>
+      </w:r>
     </w:p>
     <w:p>
       <w:pPr>
@@ -26882,6 +26931,14 @@
           <w:lang w:val="ru-RU"/>
         </w:rPr>
       </w:r>
+      <w:r>
+        <w:rPr>
+          <w:b w:val="0"/>
+          <w:bCs w:val="0"/>
+          <w:highlight w:val="none"/>
+          <w:lang w:val="ru-RU"/>
+        </w:rPr>
+      </w:r>
     </w:p>
     <w:p>
       <w:pPr>
@@ -26988,6 +27045,14 @@
           <w:lang w:val="ru-RU" w:bidi="ru-RU"/>
         </w:rPr>
       </w:r>
+      <w:r>
+        <w:rPr>
+          <w:b w:val="0"/>
+          <w:bCs w:val="0"/>
+          <w:highlight w:val="none"/>
+          <w:lang w:val="ru-RU" w:bidi="ru-RU"/>
+        </w:rPr>
+      </w:r>
     </w:p>
     <w:p>
       <w:pPr>
@@ -27057,7 +27122,24 @@
           <w:highlight w:val="none"/>
           <w:lang w:val="ru-RU" w:bidi="ru-RU"/>
         </w:rPr>
-        <w:t xml:space="preserve">Самоорганизация пчелиного роя основывается на четырёх механизмах: положительная обратная связь на основе информации, полученной от разведчиков, пчела летит к одному из источников нектара; отрицательная обратная связь — пчела может решить, что её источник хуже других и оставить его; случайность — вероятность поиска нектара; множественность взаимодействия — информация об источнике нектара, найденном одной пчелой, передаётся многим.</w:t>
+        <w:t xml:space="preserve">Самоорганизация пчелиного роя основывается на четырёх механизмах: положительная обратная связь на основе информации, полученной от разведчиков, пчела летит к одному из источнико</w:t>
+      </w:r>
+      <w:r>
+        <w:rPr>
+          <w:b w:val="0"/>
+          <w:bCs w:val="0"/>
+          <w:highlight w:val="none"/>
+          <w:lang w:val="ru-RU" w:bidi="ru-RU"/>
+        </w:rPr>
+        <w:t xml:space="preserve">в нектара; отрицательная обратная связь — пчела может решить, что её источник хуже других и оставить его; случайность — вероятность поиска нектара; множественность взаимодействия — информация об источнике нектара, найденном одной пчелой, передаётся многим.</w:t>
+      </w:r>
+      <w:r>
+        <w:rPr>
+          <w:b w:val="0"/>
+          <w:bCs w:val="0"/>
+          <w:highlight w:val="none"/>
+          <w:lang w:val="ru-RU" w:bidi="ru-RU"/>
+        </w:rPr>
       </w:r>
       <w:r>
         <w:rPr>
@@ -27146,6 +27228,14 @@
           <w:lang w:val="ru-RU" w:bidi="ru-RU"/>
         </w:rPr>
       </w:r>
+      <w:r>
+        <w:rPr>
+          <w:b w:val="0"/>
+          <w:bCs w:val="0"/>
+          <w:highlight w:val="none"/>
+          <w:lang w:val="ru-RU" w:bidi="ru-RU"/>
+        </w:rPr>
+      </w:r>
     </w:p>
     <w:p>
       <w:pPr>
@@ -27225,6 +27315,14 @@
           <w:lang w:val="ru-RU" w:bidi="ru-RU"/>
         </w:rPr>
       </w:r>
+      <w:r>
+        <w:rPr>
+          <w:b w:val="0"/>
+          <w:bCs w:val="0"/>
+          <w:highlight w:val="none"/>
+          <w:lang w:val="ru-RU" w:bidi="ru-RU"/>
+        </w:rPr>
+      </w:r>
     </w:p>
     <w:p>
       <w:pPr>
@@ -27294,7 +27392,24 @@
           <w:highlight w:val="none"/>
           <w:lang w:val="ru-RU" w:bidi="ru-RU"/>
         </w:rPr>
-        <w:t xml:space="preserve">2. На основании значений целевой функции выделяем некоторое число элитных участков. Т.е. подобластей пространства поиска, соответствующих максимальным значениям целевой функции. Здесь же определяем некоторое число перспективных участков. Перспективные участки содержат точки, в которых значения близки к оптимальным.</w:t>
+        <w:t xml:space="preserve">2. На основании значений целевой функции выделяем некоторое </w:t>
+      </w:r>
+      <w:r>
+        <w:rPr>
+          <w:b w:val="0"/>
+          <w:bCs w:val="0"/>
+          <w:highlight w:val="none"/>
+          <w:lang w:val="ru-RU" w:bidi="ru-RU"/>
+        </w:rPr>
+        <w:t xml:space="preserve">число элитных участков. Т.е. подобластей пространства поиска, соответствующих максимальным значениям целевой функции. Здесь же определяем некоторое число перспективных участков. Перспективные участки содержат точки, в которых значения близки к оптимальным.</w:t>
+      </w:r>
+      <w:r>
+        <w:rPr>
+          <w:b w:val="0"/>
+          <w:bCs w:val="0"/>
+          <w:highlight w:val="none"/>
+          <w:lang w:val="ru-RU" w:bidi="ru-RU"/>
+        </w:rPr>
       </w:r>
       <w:r>
         <w:rPr>
@@ -27373,7 +27488,24 @@
           <w:highlight w:val="none"/>
           <w:lang w:val="ru-RU" w:bidi="ru-RU"/>
         </w:rPr>
-        <w:t xml:space="preserve">3. Отправляем некоторое число рабочих пчёл на найденные участки. Находим новые элитные и перспективные участки. При выборе учитываем результаты, полученные как разведчиками, так и рабочими пчёлами. В качестве текущего приближения принимаем точку с оптимальным значением целевой функции. При этом размер элитных и перспективных участков уменьшается с ростом числа итераций.</w:t>
+        <w:t xml:space="preserve">3. Отправляем некоторое число рабочих пчёл на найденные участки. Находим новые элитные и перспективные участки. При </w:t>
+      </w:r>
+      <w:r>
+        <w:rPr>
+          <w:b w:val="0"/>
+          <w:bCs w:val="0"/>
+          <w:highlight w:val="none"/>
+          <w:lang w:val="ru-RU" w:bidi="ru-RU"/>
+        </w:rPr>
+        <w:t xml:space="preserve">выборе учитываем результаты, полученные как разведчиками, так и рабочими пчёлами. В качестве текущего приближения принимаем точку с оптимальным значением целевой функции. При этом размер элитных и перспективных участков уменьшается с ростом числа итераций.</w:t>
+      </w:r>
+      <w:r>
+        <w:rPr>
+          <w:b w:val="0"/>
+          <w:bCs w:val="0"/>
+          <w:highlight w:val="none"/>
+          <w:lang w:val="ru-RU" w:bidi="ru-RU"/>
+        </w:rPr>
       </w:r>
       <w:r>
         <w:rPr>
@@ -27561,14 +27693,6 @@
             </w:pict>
           </mc:Fallback>
         </mc:AlternateContent>
-      </w:r>
-      <w:r>
-        <w:rPr>
-          <w:b w:val="0"/>
-          <w:bCs w:val="0"/>
-          <w:highlight w:val="none"/>
-          <w:lang w:val="ru-RU" w:bidi="ru-RU"/>
-        </w:rPr>
       </w:r>
       <w:r>
         <mc:AlternateContent>
@@ -27693,14 +27817,6 @@
             </w:pict>
           </mc:Fallback>
         </mc:AlternateContent>
-      </w:r>
-      <w:r>
-        <w:rPr>
-          <w:b w:val="0"/>
-          <w:bCs w:val="0"/>
-          <w:highlight w:val="none"/>
-          <w:lang w:val="ru-RU" w:bidi="ru-RU"/>
-        </w:rPr>
       </w:r>
       <w:r>
         <mc:AlternateContent>
@@ -27830,14 +27946,6 @@
         </mc:AlternateContent>
       </w:r>
       <w:r>
-        <w:rPr>
-          <w:b w:val="0"/>
-          <w:bCs w:val="0"/>
-          <w:highlight w:val="none"/>
-          <w:lang w:val="ru-RU" w:bidi="ru-RU"/>
-        </w:rPr>
-      </w:r>
-      <w:r>
         <mc:AlternateContent>
           <mc:Choice Requires="wpg">
             <w:drawing>
@@ -27961,14 +28069,6 @@
         </mc:AlternateContent>
       </w:r>
       <w:r>
-        <w:rPr>
-          <w:b w:val="0"/>
-          <w:bCs w:val="0"/>
-          <w:highlight w:val="none"/>
-          <w:lang w:val="ru-RU" w:bidi="ru-RU"/>
-        </w:rPr>
-      </w:r>
-      <w:r>
         <mc:AlternateContent>
           <mc:Choice Requires="wpg">
             <w:drawing>
@@ -28064,14 +28164,6 @@
             </w:pict>
           </mc:Fallback>
         </mc:AlternateContent>
-      </w:r>
-      <w:r>
-        <w:rPr>
-          <w:b w:val="0"/>
-          <w:bCs w:val="0"/>
-          <w:highlight w:val="none"/>
-          <w:lang w:val="ru-RU" w:bidi="ru-RU"/>
-        </w:rPr>
       </w:r>
       <w:r>
         <mc:AlternateContent>
@@ -28203,14 +28295,6 @@
         </mc:AlternateContent>
       </w:r>
       <w:r>
-        <w:rPr>
-          <w:b w:val="0"/>
-          <w:bCs w:val="0"/>
-          <w:highlight w:val="none"/>
-          <w:lang w:val="ru-RU" w:bidi="ru-RU"/>
-        </w:rPr>
-      </w:r>
-      <w:r>
         <mc:AlternateContent>
           <mc:Choice Requires="wpg">
             <w:drawing>
@@ -28330,14 +28414,6 @@
         </mc:AlternateContent>
       </w:r>
       <w:r>
-        <w:rPr>
-          <w:b w:val="0"/>
-          <w:bCs w:val="0"/>
-          <w:highlight w:val="none"/>
-          <w:lang w:val="ru-RU" w:bidi="ru-RU"/>
-        </w:rPr>
-      </w:r>
-      <w:r>
         <mc:AlternateContent>
           <mc:Choice Requires="wpg">
             <w:drawing>
@@ -28435,14 +28511,6 @@
         </mc:AlternateContent>
       </w:r>
       <w:r>
-        <w:rPr>
-          <w:b w:val="0"/>
-          <w:bCs w:val="0"/>
-          <w:highlight w:val="none"/>
-          <w:lang w:val="ru-RU" w:bidi="ru-RU"/>
-        </w:rPr>
-      </w:r>
-      <w:r>
         <mc:AlternateContent>
           <mc:Choice Requires="wpg">
             <w:drawing>
@@ -28467,7 +28535,7 @@
                       <wps:spPr bwMode="auto">
                         <a:xfrm>
                           <a:off x="0" y="0"/>
-                          <a:ext cx="95249" cy="219807"/>
+                          <a:ext cx="95249" cy="219806"/>
                         </a:xfrm>
                         <a:custGeom>
                           <a:avLst/>
@@ -28538,14 +28606,6 @@
             </w:pict>
           </mc:Fallback>
         </mc:AlternateContent>
-      </w:r>
-      <w:r>
-        <w:rPr>
-          <w:b w:val="0"/>
-          <w:bCs w:val="0"/>
-          <w:highlight w:val="none"/>
-          <w:lang w:val="ru-RU" w:bidi="ru-RU"/>
-        </w:rPr>
       </w:r>
       <w:r>
         <mc:AlternateContent>
@@ -28775,14 +28835,6 @@
         </mc:AlternateContent>
       </w:r>
       <w:r>
-        <w:rPr>
-          <w:b w:val="0"/>
-          <w:bCs w:val="0"/>
-          <w:highlight w:val="none"/>
-          <w:lang w:val="ru-RU" w:bidi="ru-RU"/>
-        </w:rPr>
-      </w:r>
-      <w:r>
         <mc:AlternateContent>
           <mc:Choice Requires="wpg">
             <w:drawing>
@@ -28875,14 +28927,6 @@
             </w:pict>
           </mc:Fallback>
         </mc:AlternateContent>
-      </w:r>
-      <w:r>
-        <w:rPr>
-          <w:b w:val="0"/>
-          <w:bCs w:val="0"/>
-          <w:highlight w:val="none"/>
-          <w:lang w:val="ru-RU" w:bidi="ru-RU"/>
-        </w:rPr>
       </w:r>
       <w:r>
         <mc:AlternateContent>
@@ -28980,14 +29024,6 @@
             </w:pict>
           </mc:Fallback>
         </mc:AlternateContent>
-      </w:r>
-      <w:r>
-        <w:rPr>
-          <w:b w:val="0"/>
-          <w:bCs w:val="0"/>
-          <w:highlight w:val="none"/>
-          <w:lang w:val="ru-RU" w:bidi="ru-RU"/>
-        </w:rPr>
       </w:r>
       <w:r>
         <mc:AlternateContent>
@@ -29088,14 +29124,6 @@
         </mc:AlternateContent>
       </w:r>
       <w:r>
-        <w:rPr>
-          <w:b w:val="0"/>
-          <w:bCs w:val="0"/>
-          <w:highlight w:val="none"/>
-          <w:lang w:val="ru-RU" w:bidi="ru-RU"/>
-        </w:rPr>
-      </w:r>
-      <w:r>
         <mc:AlternateContent>
           <mc:Choice Requires="wpg">
             <w:drawing>
@@ -29188,14 +29216,6 @@
             </w:pict>
           </mc:Fallback>
         </mc:AlternateContent>
-      </w:r>
-      <w:r>
-        <w:rPr>
-          <w:b w:val="0"/>
-          <w:bCs w:val="0"/>
-          <w:highlight w:val="none"/>
-          <w:lang w:val="ru-RU" w:bidi="ru-RU"/>
-        </w:rPr>
       </w:r>
       <w:r>
         <mc:AlternateContent>
@@ -29390,14 +29410,6 @@
         </mc:AlternateContent>
       </w:r>
       <w:r>
-        <w:rPr>
-          <w:b w:val="0"/>
-          <w:bCs w:val="0"/>
-          <w:highlight w:val="none"/>
-          <w:lang w:val="ru-RU" w:bidi="ru-RU"/>
-        </w:rPr>
-      </w:r>
-      <w:r>
         <mc:AlternateContent>
           <mc:Choice Requires="wpg">
             <w:drawing>
@@ -29501,14 +29513,6 @@
         </mc:AlternateContent>
       </w:r>
       <w:r>
-        <w:rPr>
-          <w:b w:val="0"/>
-          <w:bCs w:val="0"/>
-          <w:highlight w:val="none"/>
-          <w:lang w:val="ru-RU" w:bidi="ru-RU"/>
-        </w:rPr>
-      </w:r>
-      <w:r>
         <mc:AlternateContent>
           <mc:Choice Requires="wpg">
             <w:drawing>
@@ -29533,7 +29537,7 @@
                       <wps:spPr bwMode="auto">
                         <a:xfrm>
                           <a:off x="0" y="0"/>
-                          <a:ext cx="7326" cy="373672"/>
+                          <a:ext cx="7325" cy="373672"/>
                         </a:xfrm>
                         <a:custGeom>
                           <a:avLst/>
@@ -29606,14 +29610,6 @@
             </w:pict>
           </mc:Fallback>
         </mc:AlternateContent>
-      </w:r>
-      <w:r>
-        <w:rPr>
-          <w:b w:val="0"/>
-          <w:bCs w:val="0"/>
-          <w:highlight w:val="none"/>
-          <w:lang w:val="ru-RU" w:bidi="ru-RU"/>
-        </w:rPr>
       </w:r>
       <w:r>
         <mc:AlternateContent>
@@ -29707,14 +29703,6 @@
             </w:pict>
           </mc:Fallback>
         </mc:AlternateContent>
-      </w:r>
-      <w:r>
-        <w:rPr>
-          <w:b w:val="0"/>
-          <w:bCs w:val="0"/>
-          <w:highlight w:val="none"/>
-          <w:lang w:val="ru-RU" w:bidi="ru-RU"/>
-        </w:rPr>
       </w:r>
       <w:r>
         <mc:AlternateContent>
@@ -29809,14 +29797,6 @@
             </w:pict>
           </mc:Fallback>
         </mc:AlternateContent>
-      </w:r>
-      <w:r>
-        <w:rPr>
-          <w:b w:val="0"/>
-          <w:bCs w:val="0"/>
-          <w:highlight w:val="none"/>
-          <w:lang w:val="ru-RU" w:bidi="ru-RU"/>
-        </w:rPr>
       </w:r>
       <w:r>
         <mc:AlternateContent>
@@ -29917,14 +29897,6 @@
         </mc:AlternateContent>
       </w:r>
       <w:r>
-        <w:rPr>
-          <w:b w:val="0"/>
-          <w:bCs w:val="0"/>
-          <w:highlight w:val="none"/>
-          <w:lang w:val="ru-RU" w:bidi="ru-RU"/>
-        </w:rPr>
-      </w:r>
-      <w:r>
         <mc:AlternateContent>
           <mc:Choice Requires="wpg">
             <w:drawing>
@@ -30015,14 +29987,6 @@
             </w:pict>
           </mc:Fallback>
         </mc:AlternateContent>
-      </w:r>
-      <w:r>
-        <w:rPr>
-          <w:b w:val="0"/>
-          <w:bCs w:val="0"/>
-          <w:highlight w:val="none"/>
-          <w:lang w:val="ru-RU" w:bidi="ru-RU"/>
-        </w:rPr>
       </w:r>
       <w:r>
         <mc:AlternateContent>
@@ -30148,14 +30112,6 @@
         </mc:AlternateContent>
       </w:r>
       <w:r>
-        <w:rPr>
-          <w:b w:val="0"/>
-          <w:bCs w:val="0"/>
-          <w:highlight w:val="none"/>
-          <w:lang w:val="ru-RU" w:bidi="ru-RU"/>
-        </w:rPr>
-      </w:r>
-      <w:r>
         <mc:AlternateContent>
           <mc:Choice Requires="wpg">
             <w:drawing>
@@ -30266,14 +30222,6 @@
             </w:pict>
           </mc:Fallback>
         </mc:AlternateContent>
-      </w:r>
-      <w:r>
-        <w:rPr>
-          <w:b w:val="0"/>
-          <w:bCs w:val="0"/>
-          <w:highlight w:val="none"/>
-          <w:lang w:val="ru-RU" w:bidi="ru-RU"/>
-        </w:rPr>
       </w:r>
       <w:r>
         <mc:AlternateContent>
@@ -30563,7 +30511,6 @@
         </w:rPr>
         <w:t xml:space="preserve">o</w:t>
       </w:r>
-      <w:r/>
       <w:r>
         <w:rPr>
           <w:b w:val="0"/>
@@ -30704,7 +30651,6 @@
         </w:rPr>
         <w:t xml:space="preserve">p</w:t>
       </w:r>
-      <w:r/>
       <w:r>
         <w:rPr>
           <w:b w:val="0"/>
@@ -30744,15 +30690,6 @@
           <w:lang w:val="ru-RU"/>
         </w:rPr>
         <w:t xml:space="preserve">= </w:t>
-      </w:r>
-      <w:r>
-        <w:rPr>
-          <w:b w:val="0"/>
-          <w:bCs w:val="0"/>
-          <w:highlight w:val="none"/>
-          <w:vertAlign w:val="baseline"/>
-          <w:lang w:val="en-US"/>
-        </w:rPr>
       </w:r>
       <w:r>
         <w:rPr>
@@ -30774,7 +30711,6 @@
         </w:rPr>
         <w:t xml:space="preserve">b</w:t>
       </w:r>
-      <w:r/>
       <w:r>
         <w:rPr>
           <w:b w:val="0"/>
@@ -30805,7 +30741,6 @@
         </w:rPr>
         <w:t xml:space="preserve">p</w:t>
       </w:r>
-      <w:r/>
       <w:r>
         <w:rPr>
           <w:b w:val="0"/>
@@ -30842,6 +30777,15 @@
           <w:bCs w:val="0"/>
           <w:highlight w:val="none"/>
           <w:vertAlign w:val="baseline"/>
+        </w:rPr>
+      </w:r>
+      <w:r>
+        <w:rPr>
+          <w:b w:val="0"/>
+          <w:bCs w:val="0"/>
+          <w:highlight w:val="none"/>
+          <w:vertAlign w:val="baseline"/>
+          <w:lang w:val="en-US"/>
         </w:rPr>
       </w:r>
     </w:p>
@@ -32173,14 +32117,33 @@
           <w:vertAlign w:val="baseline"/>
           <w:lang w:val="ru-RU"/>
         </w:rPr>
-        <w:t xml:space="preserve">. В этом случае возможны несколько вариантов действий: поставить в соответствие обеим точкам один и тот же участок, центр которого располагается либо в первой, либо во второй области, но при этом учитывается, что значение функции в этой точке должно быть максимальным; двум различным точкам поставить в соответствие два различных, но при этом пересекающихся участка.</w:t>
-      </w:r>
-      <w:r>
-        <w:rPr>
-          <w:b w:val="0"/>
-          <w:bCs w:val="0"/>
-          <w:highlight w:val="none"/>
-          <w:vertAlign w:val="baseline"/>
+        <w:t xml:space="preserve">. В этом случае возможны несколько вариантов действий: поставить в соответствие обеим точкам один и тот же уча</w:t>
+      </w:r>
+      <w:r>
+        <w:rPr>
+          <w:b w:val="0"/>
+          <w:bCs w:val="0"/>
+          <w:highlight w:val="none"/>
+          <w:vertAlign w:val="baseline"/>
+          <w:lang w:val="ru-RU"/>
+        </w:rPr>
+        <w:t xml:space="preserve">сток, центр которого располагается либо в первой, либо во второй области, но при этом учитывается, что значение функции в этой точке должно быть максимальным; двум различным точкам поставить в соответствие два различных, но при этом пересекающихся участка.</w:t>
+      </w:r>
+      <w:r>
+        <w:rPr>
+          <w:b w:val="0"/>
+          <w:bCs w:val="0"/>
+          <w:highlight w:val="none"/>
+          <w:vertAlign w:val="baseline"/>
+        </w:rPr>
+      </w:r>
+      <w:r>
+        <w:rPr>
+          <w:b w:val="0"/>
+          <w:bCs w:val="0"/>
+          <w:highlight w:val="none"/>
+          <w:vertAlign w:val="baseline"/>
+          <w:lang w:val="ru-RU"/>
         </w:rPr>
       </w:r>
     </w:p>
@@ -32265,6 +32228,15 @@
           <w:lang w:val="ru-RU"/>
         </w:rPr>
       </w:r>
+      <w:r>
+        <w:rPr>
+          <w:b w:val="0"/>
+          <w:bCs w:val="0"/>
+          <w:highlight w:val="none"/>
+          <w:vertAlign w:val="baseline"/>
+          <w:lang w:val="ru-RU"/>
+        </w:rPr>
+      </w:r>
     </w:p>
     <w:p>
       <w:pPr>
@@ -32439,6 +32411,14 @@
           <w:vertAlign w:val="baseline"/>
         </w:rPr>
       </w:r>
+      <w:r>
+        <w:rPr>
+          <w:b w:val="0"/>
+          <w:bCs w:val="0"/>
+          <w:highlight w:val="none"/>
+          <w:vertAlign w:val="baseline"/>
+        </w:rPr>
+      </w:r>
     </w:p>
     <w:p>
       <w:pPr>
@@ -32610,6 +32590,15 @@
           <w:vertAlign w:val="baseline"/>
         </w:rPr>
       </w:r>
+      <w:r>
+        <w:rPr>
+          <w:b w:val="0"/>
+          <w:bCs w:val="0"/>
+          <w:highlight w:val="none"/>
+          <w:vertAlign w:val="baseline"/>
+          <w:lang w:val="ru-RU"/>
+        </w:rPr>
+      </w:r>
     </w:p>
     <w:p>
       <w:pPr>
@@ -32751,15 +32740,6 @@
           <w:vertAlign w:val="baseline"/>
           <w:lang w:val="en-US"/>
         </w:rPr>
-      </w:r>
-      <w:r>
-        <w:rPr>
-          <w:b w:val="0"/>
-          <w:bCs w:val="0"/>
-          <w:highlight w:val="none"/>
-          <w:vertAlign w:val="baseline"/>
-          <w:lang w:val="en-US"/>
-        </w:rPr>
         <w:t xml:space="preserve">n</w:t>
       </w:r>
       <w:r>
@@ -32818,6 +32798,15 @@
           <w:bCs w:val="0"/>
           <w:highlight w:val="none"/>
           <w:vertAlign w:val="baseline"/>
+        </w:rPr>
+      </w:r>
+      <w:r>
+        <w:rPr>
+          <w:b w:val="0"/>
+          <w:bCs w:val="0"/>
+          <w:highlight w:val="none"/>
+          <w:vertAlign w:val="baseline"/>
+          <w:lang w:val="ru-RU"/>
         </w:rPr>
       </w:r>
     </w:p>
@@ -32901,6 +32890,15 @@
           <w:vertAlign w:val="baseline"/>
         </w:rPr>
       </w:r>
+      <w:r>
+        <w:rPr>
+          <w:b w:val="0"/>
+          <w:bCs w:val="0"/>
+          <w:highlight w:val="none"/>
+          <w:vertAlign w:val="baseline"/>
+          <w:lang w:val="ru-RU"/>
+        </w:rPr>
+      </w:r>
     </w:p>
     <w:p>
       <w:pPr>
@@ -32980,15 +32978,15 @@
           <w:bCs w:val="0"/>
           <w:highlight w:val="none"/>
           <w:vertAlign w:val="baseline"/>
-          <w:lang w:val="ru-RU"/>
-        </w:rPr>
-      </w:r>
-      <w:r>
-        <w:rPr>
-          <w:b w:val="0"/>
-          <w:bCs w:val="0"/>
-          <w:highlight w:val="none"/>
-          <w:vertAlign w:val="baseline"/>
+        </w:rPr>
+      </w:r>
+      <w:r>
+        <w:rPr>
+          <w:b w:val="0"/>
+          <w:bCs w:val="0"/>
+          <w:highlight w:val="none"/>
+          <w:vertAlign w:val="baseline"/>
+          <w:lang w:val="ru-RU"/>
         </w:rPr>
       </w:r>
     </w:p>
@@ -33082,14 +33080,33 @@
           <w:vertAlign w:val="baseline"/>
           <w:lang w:val="ru-RU"/>
         </w:rPr>
-        <w:t xml:space="preserve">алгоритма не учитывает при размещении пчёл-разведчиков их локализацию вблизи области поиска. Некоторые фрагменты элитных и перспективных участков могут выходить за границы области. Существует несколько вариантов решения этой проблемы: введение дополнительных функций штрафа; когда участки беспрепятственно выходят за границы области поиска, значения целевой функции этих пчёл игнорируются.</w:t>
-      </w:r>
-      <w:r>
-        <w:rPr>
-          <w:b w:val="0"/>
-          <w:bCs w:val="0"/>
-          <w:highlight w:val="none"/>
-          <w:vertAlign w:val="baseline"/>
+        <w:t xml:space="preserve">алгоритма не учитывает при размещении пчёл-разведчиков их локализацию вблизи области поиска. Некоторые фрагменты элитных и перспектив</w:t>
+      </w:r>
+      <w:r>
+        <w:rPr>
+          <w:b w:val="0"/>
+          <w:bCs w:val="0"/>
+          <w:highlight w:val="none"/>
+          <w:vertAlign w:val="baseline"/>
+          <w:lang w:val="ru-RU"/>
+        </w:rPr>
+        <w:t xml:space="preserve">ных участков могут выходить за границы области. Существует несколько вариантов решения этой проблемы: введение дополнительных функций штрафа; когда участки беспрепятственно выходят за границы области поиска, значения целевой функции этих пчёл игнорируются.</w:t>
+      </w:r>
+      <w:r>
+        <w:rPr>
+          <w:b w:val="0"/>
+          <w:bCs w:val="0"/>
+          <w:highlight w:val="none"/>
+          <w:vertAlign w:val="baseline"/>
+        </w:rPr>
+      </w:r>
+      <w:r>
+        <w:rPr>
+          <w:b w:val="0"/>
+          <w:bCs w:val="0"/>
+          <w:highlight w:val="none"/>
+          <w:vertAlign w:val="baseline"/>
+          <w:lang w:val="ru-RU"/>
         </w:rPr>
       </w:r>
     </w:p>
@@ -33152,6 +33169,7 @@
           <w:bCs w:val="0"/>
           <w:highlight w:val="none"/>
           <w:vertAlign w:val="baseline"/>
+          <w:lang w:val="ru-RU"/>
         </w:rPr>
       </w:pPr>
       <w:r>
@@ -33170,8 +33188,2548 @@
           <w:bCs w:val="0"/>
           <w:highlight w:val="none"/>
           <w:vertAlign w:val="baseline"/>
-          <w:lang w:val="ru-RU"/>
-        </w:rPr>
+        </w:rPr>
+      </w:r>
+    </w:p>
+    <w:p>
+      <w:pPr>
+        <w:pStyle w:val="944"/>
+        <w:pBdr/>
+        <w:tabs>
+          <w:tab w:val="center" w:leader="none" w:pos="4819"/>
+        </w:tabs>
+        <w:bidi w:val="false"/>
+        <w:spacing/>
+        <w:ind w:firstLine="0" w:left="0"/>
+        <w:jc w:val="both"/>
+        <w:rPr>
+          <w:b w:val="0"/>
+          <w:bCs w:val="0"/>
+          <w:highlight w:val="none"/>
+          <w:vertAlign w:val="baseline"/>
+        </w:rPr>
+      </w:pPr>
+      <w:r>
+        <w:rPr>
+          <w:b w:val="0"/>
+          <w:bCs w:val="0"/>
+          <w:highlight w:val="none"/>
+          <w:vertAlign w:val="baseline"/>
+        </w:rPr>
+      </w:r>
+      <w:r>
+        <w:rPr>
+          <w:b w:val="0"/>
+          <w:bCs w:val="0"/>
+          <w:highlight w:val="none"/>
+          <w:vertAlign w:val="baseline"/>
+        </w:rPr>
+      </w:r>
+      <w:r>
+        <w:rPr>
+          <w:b w:val="0"/>
+          <w:bCs w:val="0"/>
+          <w:highlight w:val="none"/>
+          <w:vertAlign w:val="baseline"/>
+        </w:rPr>
+      </w:r>
+    </w:p>
+    <w:p>
+      <w:pPr>
+        <w:pStyle w:val="944"/>
+        <w:pBdr/>
+        <w:tabs>
+          <w:tab w:val="center" w:leader="none" w:pos="4819"/>
+        </w:tabs>
+        <w:bidi w:val="false"/>
+        <w:spacing/>
+        <w:ind w:firstLine="0" w:left="0"/>
+        <w:jc w:val="both"/>
+        <w:rPr>
+          <w:b w:val="0"/>
+          <w:bCs w:val="0"/>
+          <w:highlight w:val="none"/>
+          <w:vertAlign w:val="baseline"/>
+        </w:rPr>
+      </w:pPr>
+      <w:r>
+        <w:rPr>
+          <w:b w:val="0"/>
+          <w:bCs w:val="0"/>
+          <w:highlight w:val="none"/>
+          <w:vertAlign w:val="baseline"/>
+        </w:rPr>
+      </w:r>
+      <w:r>
+        <w:rPr>
+          <w:b w:val="0"/>
+          <w:bCs w:val="0"/>
+          <w:highlight w:val="none"/>
+          <w:vertAlign w:val="baseline"/>
+        </w:rPr>
+      </w:r>
+    </w:p>
+    <w:p>
+      <w:pPr>
+        <w:pStyle w:val="944"/>
+        <w:pBdr/>
+        <w:tabs>
+          <w:tab w:val="center" w:leader="none" w:pos="4819"/>
+        </w:tabs>
+        <w:bidi w:val="false"/>
+        <w:spacing/>
+        <w:ind w:firstLine="0" w:left="0"/>
+        <w:jc w:val="center"/>
+        <w:rPr>
+          <w:b/>
+          <w:bCs/>
+          <w:highlight w:val="none"/>
+          <w:vertAlign w:val="baseline"/>
+          <w:lang w:val="en-US"/>
+        </w:rPr>
+      </w:pPr>
+      <w:r>
+        <w:rPr>
+          <w:b/>
+          <w:bCs/>
+          <w:highlight w:val="none"/>
+          <w:vertAlign w:val="baseline"/>
+          <w:lang w:val="en-US"/>
+        </w:rPr>
+        <w:t xml:space="preserve">Artificial Immune System</w:t>
+      </w:r>
+      <w:r>
+        <w:rPr>
+          <w:b w:val="0"/>
+          <w:bCs w:val="0"/>
+          <w:highlight w:val="none"/>
+          <w:vertAlign w:val="baseline"/>
+        </w:rPr>
+      </w:r>
+    </w:p>
+    <w:p>
+      <w:pPr>
+        <w:pStyle w:val="944"/>
+        <w:pBdr/>
+        <w:tabs>
+          <w:tab w:val="center" w:leader="none" w:pos="4819"/>
+        </w:tabs>
+        <w:bidi w:val="false"/>
+        <w:spacing/>
+        <w:ind w:firstLine="0" w:left="0"/>
+        <w:jc w:val="center"/>
+        <w:rPr>
+          <w:b w:val="0"/>
+          <w:bCs w:val="0"/>
+          <w:highlight w:val="none"/>
+          <w:vertAlign w:val="baseline"/>
+        </w:rPr>
+      </w:pPr>
+      <w:r>
+        <w:rPr>
+          <w:b w:val="0"/>
+          <w:bCs w:val="0"/>
+          <w:highlight w:val="none"/>
+          <w:vertAlign w:val="baseline"/>
+        </w:rPr>
+      </w:r>
+      <w:r>
+        <w:rPr>
+          <w:b w:val="0"/>
+          <w:bCs w:val="0"/>
+          <w:highlight w:val="none"/>
+          <w:vertAlign w:val="baseline"/>
+        </w:rPr>
+      </w:r>
+      <w:r>
+        <w:rPr>
+          <w:b w:val="0"/>
+          <w:bCs w:val="0"/>
+          <w:highlight w:val="none"/>
+          <w:vertAlign w:val="baseline"/>
+        </w:rPr>
+      </w:r>
+    </w:p>
+    <w:p>
+      <w:pPr>
+        <w:pStyle w:val="944"/>
+        <w:pBdr/>
+        <w:tabs>
+          <w:tab w:val="center" w:leader="none" w:pos="4819"/>
+        </w:tabs>
+        <w:bidi w:val="false"/>
+        <w:spacing/>
+        <w:ind w:firstLine="0" w:left="0"/>
+        <w:jc w:val="both"/>
+        <w:rPr>
+          <w:b w:val="0"/>
+          <w:bCs w:val="0"/>
+          <w:highlight w:val="none"/>
+          <w:vertAlign w:val="baseline"/>
+          <w:lang w:val="ru-RU"/>
+        </w:rPr>
+      </w:pPr>
+      <w:r>
+        <w:rPr>
+          <w:b w:val="0"/>
+          <w:bCs w:val="0"/>
+          <w:highlight w:val="none"/>
+          <w:vertAlign w:val="baseline"/>
+          <w:lang w:val="ru-RU"/>
+        </w:rPr>
+        <w:t xml:space="preserve">Первые исследования искусственных иммунных систем относят к 70-м, однако представляющие практический интерес результат</w:t>
+      </w:r>
+      <w:r>
+        <w:rPr>
+          <w:b w:val="0"/>
+          <w:bCs w:val="0"/>
+          <w:highlight w:val="none"/>
+          <w:vertAlign w:val="baseline"/>
+          <w:lang w:val="ru-RU"/>
+        </w:rPr>
+        <w:t xml:space="preserve">ы были получены в 90-х. ИИС — это информационная технология, использующая понятия «аппарат» и некоторые результаты теоретической иммунологии для решения прикладных задач. Кроме оптимизационных задач ИИС широко используется для построения многоагентных и самоорганизующихся систем моделей коллективного интеллекта и автономных распределённых систем моделей искусственной жизни и т.д.</w:t>
+      </w:r>
+      <w:r>
+        <w:rPr>
+          <w:b w:val="0"/>
+          <w:bCs w:val="0"/>
+          <w:highlight w:val="none"/>
+          <w:vertAlign w:val="baseline"/>
+        </w:rPr>
+      </w:r>
+    </w:p>
+    <w:p>
+      <w:pPr>
+        <w:pStyle w:val="944"/>
+        <w:pBdr/>
+        <w:tabs>
+          <w:tab w:val="center" w:leader="none" w:pos="4819"/>
+        </w:tabs>
+        <w:bidi w:val="false"/>
+        <w:spacing/>
+        <w:ind w:firstLine="0" w:left="0"/>
+        <w:jc w:val="both"/>
+        <w:rPr>
+          <w:b w:val="0"/>
+          <w:bCs w:val="0"/>
+          <w:highlight w:val="none"/>
+          <w:vertAlign w:val="baseline"/>
+        </w:rPr>
+      </w:pPr>
+      <w:r>
+        <w:rPr>
+          <w:b w:val="0"/>
+          <w:bCs w:val="0"/>
+          <w:highlight w:val="none"/>
+          <w:vertAlign w:val="baseline"/>
+        </w:rPr>
+      </w:r>
+      <w:r>
+        <w:rPr>
+          <w:b w:val="0"/>
+          <w:bCs w:val="0"/>
+          <w:highlight w:val="none"/>
+          <w:vertAlign w:val="baseline"/>
+        </w:rPr>
+      </w:r>
+      <w:r>
+        <w:rPr>
+          <w:b w:val="0"/>
+          <w:bCs w:val="0"/>
+          <w:highlight w:val="none"/>
+          <w:vertAlign w:val="baseline"/>
+        </w:rPr>
+      </w:r>
+    </w:p>
+    <w:p>
+      <w:pPr>
+        <w:pStyle w:val="944"/>
+        <w:pBdr/>
+        <w:tabs>
+          <w:tab w:val="center" w:leader="none" w:pos="4819"/>
+        </w:tabs>
+        <w:bidi w:val="false"/>
+        <w:spacing/>
+        <w:ind w:firstLine="0" w:left="0"/>
+        <w:jc w:val="both"/>
+        <w:rPr>
+          <w:b w:val="0"/>
+          <w:bCs w:val="0"/>
+          <w:highlight w:val="none"/>
+          <w:vertAlign w:val="baseline"/>
+          <w:lang w:val="ru-RU"/>
+        </w:rPr>
+      </w:pPr>
+      <w:r>
+        <w:rPr>
+          <w:b w:val="0"/>
+          <w:bCs w:val="0"/>
+          <w:highlight w:val="none"/>
+          <w:vertAlign w:val="baseline"/>
+          <w:lang w:val="ru-RU"/>
+        </w:rPr>
+        <w:t xml:space="preserve">Биологическим прототипом ИИС является иммунная система человека. Основная задача иммунной системы заключается в распознавании клеток, классификации их на своих и чужих, а также в уничтожении чужеродных клеток. С более общей точки зрения, задача иммунной системы — это уничтожение любого чужеродного агента. Агенты, воспринимаемые иммуной системой как чужеродные, называются антигенами. То есть антигены — это агенты, в ответ на появление которых в организме иммунная система образует специальные реагирующие с ними антитела.</w:t>
+      </w:r>
+      <w:r>
+        <w:rPr>
+          <w:b w:val="0"/>
+          <w:bCs w:val="0"/>
+          <w:highlight w:val="none"/>
+          <w:vertAlign w:val="baseline"/>
+          <w:lang w:val="ru-RU"/>
+        </w:rPr>
+      </w:r>
+    </w:p>
+    <w:p>
+      <w:pPr>
+        <w:pStyle w:val="944"/>
+        <w:pBdr/>
+        <w:tabs>
+          <w:tab w:val="center" w:leader="none" w:pos="4819"/>
+        </w:tabs>
+        <w:bidi w:val="false"/>
+        <w:spacing/>
+        <w:ind w:firstLine="0" w:left="0"/>
+        <w:jc w:val="both"/>
+        <w:rPr>
+          <w:b w:val="0"/>
+          <w:bCs w:val="0"/>
+          <w:highlight w:val="none"/>
+          <w:vertAlign w:val="baseline"/>
+          <w:lang w:val="ru-RU" w:bidi="ru-RU"/>
+        </w:rPr>
+      </w:pPr>
+      <w:r>
+        <w:rPr>
+          <w:b w:val="0"/>
+          <w:bCs w:val="0"/>
+          <w:highlight w:val="none"/>
+          <w:vertAlign w:val="baseline"/>
+          <w:lang w:val="ru-RU" w:bidi="ru-RU"/>
+        </w:rPr>
+      </w:r>
+      <w:r>
+        <w:rPr>
+          <w:b w:val="0"/>
+          <w:bCs w:val="0"/>
+          <w:highlight w:val="none"/>
+          <w:vertAlign w:val="baseline"/>
+          <w:lang w:val="ru-RU" w:bidi="ru-RU"/>
+        </w:rPr>
+        <w:t xml:space="preserve">При попадании антитела в организм формируется ответ. Формируются первичный иммунный ответ и вторичный иммунный ответ на антигены, уже известные системе.</w:t>
+      </w:r>
+      <w:r>
+        <w:rPr>
+          <w:b w:val="0"/>
+          <w:bCs w:val="0"/>
+          <w:highlight w:val="none"/>
+          <w:vertAlign w:val="baseline"/>
+          <w:lang w:val="ru-RU"/>
+        </w:rPr>
+      </w:r>
+    </w:p>
+    <w:p>
+      <w:pPr>
+        <w:pStyle w:val="944"/>
+        <w:pBdr/>
+        <w:tabs>
+          <w:tab w:val="center" w:leader="none" w:pos="4819"/>
+        </w:tabs>
+        <w:bidi w:val="false"/>
+        <w:spacing/>
+        <w:ind w:firstLine="0" w:left="0"/>
+        <w:jc w:val="both"/>
+        <w:rPr>
+          <w:b w:val="0"/>
+          <w:bCs w:val="0"/>
+          <w:highlight w:val="none"/>
+          <w:vertAlign w:val="baseline"/>
+          <w:lang w:val="ru-RU"/>
+        </w:rPr>
+      </w:pPr>
+      <w:r>
+        <w:rPr>
+          <w:b w:val="0"/>
+          <w:bCs w:val="0"/>
+          <w:highlight w:val="none"/>
+          <w:vertAlign w:val="baseline"/>
+          <w:lang w:val="ru-RU"/>
+        </w:rPr>
+      </w:r>
+      <w:r>
+        <w:rPr>
+          <w:b w:val="0"/>
+          <w:bCs w:val="0"/>
+          <w:highlight w:val="none"/>
+          <w:vertAlign w:val="baseline"/>
+          <w:lang w:val="ru-RU"/>
+        </w:rPr>
+      </w:r>
+      <w:r>
+        <w:rPr>
+          <w:b w:val="0"/>
+          <w:bCs w:val="0"/>
+          <w:highlight w:val="none"/>
+          <w:vertAlign w:val="baseline"/>
+          <w:lang w:val="ru-RU"/>
+        </w:rPr>
+      </w:r>
+    </w:p>
+    <w:p>
+      <w:pPr>
+        <w:pStyle w:val="944"/>
+        <w:pBdr/>
+        <w:tabs>
+          <w:tab w:val="center" w:leader="none" w:pos="4819"/>
+        </w:tabs>
+        <w:bidi w:val="false"/>
+        <w:spacing/>
+        <w:ind w:firstLine="0" w:left="0"/>
+        <w:jc w:val="both"/>
+        <w:rPr>
+          <w:b w:val="0"/>
+          <w:bCs w:val="0"/>
+          <w:highlight w:val="none"/>
+          <w:vertAlign w:val="baseline"/>
+          <w:lang w:val="ru-RU" w:bidi="ru-RU"/>
+        </w:rPr>
+      </w:pPr>
+      <w:r>
+        <w:rPr>
+          <w:b w:val="0"/>
+          <w:bCs w:val="0"/>
+          <w:highlight w:val="none"/>
+          <w:vertAlign w:val="baseline"/>
+          <w:lang w:val="ru-RU" w:bidi="ru-RU"/>
+        </w:rPr>
+        <w:t xml:space="preserve">Первичный иммунный ответ формируется по схеме:</w:t>
+      </w:r>
+      <w:r>
+        <w:rPr>
+          <w:b w:val="0"/>
+          <w:bCs w:val="0"/>
+          <w:highlight w:val="none"/>
+          <w:vertAlign w:val="baseline"/>
+          <w:lang w:val="ru-RU" w:bidi="ru-RU"/>
+        </w:rPr>
+      </w:r>
+      <w:r>
+        <w:rPr>
+          <w:b w:val="0"/>
+          <w:bCs w:val="0"/>
+          <w:highlight w:val="none"/>
+          <w:vertAlign w:val="baseline"/>
+          <w:lang w:val="ru-RU"/>
+        </w:rPr>
+      </w:r>
+    </w:p>
+    <w:p>
+      <w:pPr>
+        <w:pStyle w:val="944"/>
+        <w:pBdr/>
+        <w:tabs>
+          <w:tab w:val="center" w:leader="none" w:pos="4819"/>
+        </w:tabs>
+        <w:bidi w:val="false"/>
+        <w:spacing/>
+        <w:ind w:firstLine="0" w:left="0"/>
+        <w:jc w:val="both"/>
+        <w:rPr>
+          <w:b w:val="0"/>
+          <w:bCs w:val="0"/>
+          <w:highlight w:val="none"/>
+          <w:vertAlign w:val="baseline"/>
+          <w:lang w:val="ru-RU" w:bidi="ru-RU"/>
+        </w:rPr>
+      </w:pPr>
+      <w:r>
+        <w:rPr>
+          <w:b w:val="0"/>
+          <w:bCs w:val="0"/>
+          <w:highlight w:val="none"/>
+          <w:vertAlign w:val="baseline"/>
+          <w:lang w:val="ru-RU" w:bidi="ru-RU"/>
+        </w:rPr>
+        <w:t xml:space="preserve">1. Создаётся антитело в ответ на вторжение новых антигенов</w:t>
+      </w:r>
+      <w:r>
+        <w:rPr>
+          <w:b w:val="0"/>
+          <w:bCs w:val="0"/>
+          <w:highlight w:val="none"/>
+          <w:vertAlign w:val="baseline"/>
+          <w:lang w:val="ru-RU" w:bidi="ru-RU"/>
+        </w:rPr>
+      </w:r>
+      <w:r>
+        <w:rPr>
+          <w:b w:val="0"/>
+          <w:bCs w:val="0"/>
+          <w:highlight w:val="none"/>
+          <w:vertAlign w:val="baseline"/>
+          <w:lang w:val="ru-RU"/>
+        </w:rPr>
+      </w:r>
+    </w:p>
+    <w:p>
+      <w:pPr>
+        <w:pStyle w:val="944"/>
+        <w:pBdr/>
+        <w:tabs>
+          <w:tab w:val="center" w:leader="none" w:pos="4819"/>
+        </w:tabs>
+        <w:bidi w:val="false"/>
+        <w:spacing/>
+        <w:ind w:firstLine="0" w:left="0"/>
+        <w:jc w:val="both"/>
+        <w:rPr>
+          <w:b w:val="0"/>
+          <w:bCs w:val="0"/>
+          <w:highlight w:val="none"/>
+          <w:vertAlign w:val="baseline"/>
+          <w:lang w:val="ru-RU" w:bidi="ru-RU"/>
+        </w:rPr>
+      </w:pPr>
+      <w:r>
+        <w:rPr>
+          <w:b w:val="0"/>
+          <w:bCs w:val="0"/>
+          <w:highlight w:val="none"/>
+          <w:vertAlign w:val="baseline"/>
+          <w:lang w:val="ru-RU" w:bidi="ru-RU"/>
+        </w:rPr>
+        <w:t xml:space="preserve">2. Адаптация антител</w:t>
+      </w:r>
+      <w:r>
+        <w:rPr>
+          <w:b w:val="0"/>
+          <w:bCs w:val="0"/>
+          <w:highlight w:val="none"/>
+          <w:vertAlign w:val="baseline"/>
+          <w:lang w:val="ru-RU" w:bidi="ru-RU"/>
+        </w:rPr>
+      </w:r>
+      <w:r>
+        <w:rPr>
+          <w:b w:val="0"/>
+          <w:bCs w:val="0"/>
+          <w:highlight w:val="none"/>
+          <w:vertAlign w:val="baseline"/>
+          <w:lang w:val="ru-RU"/>
+        </w:rPr>
+      </w:r>
+    </w:p>
+    <w:p>
+      <w:pPr>
+        <w:pStyle w:val="944"/>
+        <w:pBdr/>
+        <w:tabs>
+          <w:tab w:val="center" w:leader="none" w:pos="4819"/>
+        </w:tabs>
+        <w:bidi w:val="false"/>
+        <w:spacing/>
+        <w:ind w:firstLine="0" w:left="0"/>
+        <w:jc w:val="both"/>
+        <w:rPr>
+          <w:b w:val="0"/>
+          <w:bCs w:val="0"/>
+          <w:highlight w:val="none"/>
+          <w:vertAlign w:val="baseline"/>
+          <w:lang w:val="ru-RU" w:bidi="ru-RU"/>
+        </w:rPr>
+      </w:pPr>
+      <w:r>
+        <w:rPr>
+          <w:b w:val="0"/>
+          <w:bCs w:val="0"/>
+          <w:highlight w:val="none"/>
+          <w:vertAlign w:val="baseline"/>
+          <w:lang w:val="ru-RU" w:bidi="ru-RU"/>
+        </w:rPr>
+        <w:t xml:space="preserve">3. Клонирование наилучших</w:t>
+      </w:r>
+      <w:r>
+        <w:rPr>
+          <w:b w:val="0"/>
+          <w:bCs w:val="0"/>
+          <w:highlight w:val="none"/>
+          <w:vertAlign w:val="baseline"/>
+          <w:lang w:val="ru-RU" w:bidi="ru-RU"/>
+        </w:rPr>
+      </w:r>
+      <w:r>
+        <w:rPr>
+          <w:b w:val="0"/>
+          <w:bCs w:val="0"/>
+          <w:highlight w:val="none"/>
+          <w:vertAlign w:val="baseline"/>
+          <w:lang w:val="ru-RU"/>
+        </w:rPr>
+      </w:r>
+    </w:p>
+    <w:p>
+      <w:pPr>
+        <w:pStyle w:val="944"/>
+        <w:pBdr/>
+        <w:tabs>
+          <w:tab w:val="center" w:leader="none" w:pos="4819"/>
+        </w:tabs>
+        <w:bidi w:val="false"/>
+        <w:spacing/>
+        <w:ind w:firstLine="0" w:left="0"/>
+        <w:jc w:val="both"/>
+        <w:rPr>
+          <w:b w:val="0"/>
+          <w:bCs w:val="0"/>
+          <w:highlight w:val="none"/>
+          <w:vertAlign w:val="baseline"/>
+          <w:lang w:val="ru-RU"/>
+        </w:rPr>
+      </w:pPr>
+      <w:r>
+        <w:rPr>
+          <w:b w:val="0"/>
+          <w:bCs w:val="0"/>
+          <w:highlight w:val="none"/>
+          <w:vertAlign w:val="baseline"/>
+          <w:lang w:val="ru-RU"/>
+        </w:rPr>
+      </w:r>
+      <w:r>
+        <w:rPr>
+          <w:b w:val="0"/>
+          <w:bCs w:val="0"/>
+          <w:highlight w:val="none"/>
+          <w:vertAlign w:val="baseline"/>
+          <w:lang w:val="ru-RU"/>
+        </w:rPr>
+      </w:r>
+      <w:r>
+        <w:rPr>
+          <w:b w:val="0"/>
+          <w:bCs w:val="0"/>
+          <w:highlight w:val="none"/>
+          <w:vertAlign w:val="baseline"/>
+          <w:lang w:val="ru-RU"/>
+        </w:rPr>
+      </w:r>
+    </w:p>
+    <w:p>
+      <w:pPr>
+        <w:pStyle w:val="944"/>
+        <w:pBdr/>
+        <w:tabs>
+          <w:tab w:val="center" w:leader="none" w:pos="4819"/>
+        </w:tabs>
+        <w:bidi w:val="false"/>
+        <w:spacing/>
+        <w:ind w:firstLine="0" w:left="0"/>
+        <w:jc w:val="both"/>
+        <w:rPr>
+          <w:b w:val="0"/>
+          <w:bCs w:val="0"/>
+          <w:highlight w:val="none"/>
+          <w:vertAlign w:val="baseline"/>
+          <w:lang w:val="ru-RU"/>
+        </w:rPr>
+      </w:pPr>
+      <w:r>
+        <w:rPr>
+          <w:b w:val="0"/>
+          <w:bCs w:val="0"/>
+          <w:highlight w:val="none"/>
+          <w:vertAlign w:val="baseline"/>
+          <w:lang w:val="ru-RU" w:bidi="ru-RU"/>
+        </w:rPr>
+        <w:t xml:space="preserve">Вторичный иммунный ответ использует </w:t>
+      </w:r>
+      <w:r>
+        <w:rPr>
+          <w:b w:val="0"/>
+          <w:bCs w:val="0"/>
+          <w:highlight w:val="none"/>
+          <w:vertAlign w:val="baseline"/>
+          <w:lang w:val="ru-RU" w:bidi="ru-RU"/>
+        </w:rPr>
+        <w:t xml:space="preserve">иммунную память. То есть наилучшие антитела, выработанные ранее при первом контакте с чужеродными клетками. Для использования в информационных технологиях наибольший интерес представляют функции, реализуемые посредством лимфоцитов. Лимфоциты — главные клетки иммунной системы, вырабатывающие антитела в ответ на вторжение антигенов. По функциональным признакам различают несколько типов лимфоцитов, главными из которых являются </w:t>
+      </w:r>
+      <w:r>
+        <w:rPr>
+          <w:b w:val="0"/>
+          <w:bCs w:val="0"/>
+          <w:highlight w:val="none"/>
+          <w:vertAlign w:val="baseline"/>
+          <w:lang w:val="en-US"/>
+        </w:rPr>
+        <w:t xml:space="preserve">B-</w:t>
+      </w:r>
+      <w:r>
+        <w:rPr>
+          <w:b w:val="0"/>
+          <w:bCs w:val="0"/>
+          <w:highlight w:val="none"/>
+          <w:vertAlign w:val="baseline"/>
+          <w:lang w:val="ru-RU"/>
+        </w:rPr>
+        <w:t xml:space="preserve">лимфоциты, осуществляющие распознавание антигенов и выработку антител, </w:t>
+      </w:r>
+      <w:r>
+        <w:rPr>
+          <w:b w:val="0"/>
+          <w:bCs w:val="0"/>
+          <w:highlight w:val="none"/>
+          <w:vertAlign w:val="baseline"/>
+          <w:lang w:val="ru-RU"/>
+        </w:rPr>
+        <w:t xml:space="preserve">живущие относительно долго и хранящие в себе информацию о чужеродных клетках. При распознавании антигенов совпадение образа антигена с антителом может быть неполным. Мера близости антигена и антитела носит название «аффинность». Известно несколько теорий, объясняющих механизм производства антител иммунной системы. Наиболее известной является клонально-селекционная теория, в соответствии с которой при распознавании биклетками антигенов они стимулируются и начинают синтезировать антитела с той же специфичностью, то есть предназначенной для борьбы с данным антигеном путём клонирования. При этом число клонов пропорционально уровню стимуляции билимфоцита. Процесс, который вызывает клонирование только тех клеток, которые синтезируют нужный тип антител, называют клональным отбором. Можно сказать, что клональный отбор создаёт подпопуляцию биклеток, предназначенных для борьбы с соответствующим антигеном. После подавления антигена большая часть биклеток разрушается, а оставшиеся реализуют функцию иммунной памяти. Так, что последующее воздействие похожего антигена приводит к быстрой иммунной реакции. При проектировании ИИС также широко используются элементы теории идиотипической иммунной сети, согласно которой иммунный ответ. Иммунный ответ основывается не только на взаимодействии биклеток и антигенов, но и на взаимодействии биклеток между собой. С точки зрения информационных технологий, первичный иммунный ответ соответствует обучению иммунной системы распознаванию соответствующего антигена, а вторичный иммунный ответ отнесению новых антигенов к одной из известных групп.</w:t>
+      </w:r>
+      <w:r>
+        <w:rPr>
+          <w:b w:val="0"/>
+          <w:bCs w:val="0"/>
+          <w:highlight w:val="none"/>
+          <w:vertAlign w:val="baseline"/>
+          <w:lang w:val="ru-RU"/>
+        </w:rPr>
+      </w:r>
+    </w:p>
+    <w:p>
+      <w:pPr>
+        <w:pStyle w:val="944"/>
+        <w:pBdr/>
+        <w:tabs>
+          <w:tab w:val="center" w:leader="none" w:pos="4819"/>
+        </w:tabs>
+        <w:bidi w:val="false"/>
+        <w:spacing/>
+        <w:ind w:firstLine="0" w:left="0"/>
+        <w:jc w:val="both"/>
+        <w:rPr>
+          <w:b w:val="0"/>
+          <w:bCs w:val="0"/>
+          <w:highlight w:val="none"/>
+          <w:vertAlign w:val="baseline"/>
+          <w:lang w:val="ru-RU"/>
+        </w:rPr>
+      </w:pPr>
+      <w:r>
+        <w:rPr>
+          <w:b w:val="0"/>
+          <w:bCs w:val="0"/>
+          <w:highlight w:val="none"/>
+          <w:vertAlign w:val="baseline"/>
+          <w:lang w:val="ru-RU"/>
+        </w:rPr>
+      </w:r>
+      <w:r>
+        <w:rPr>
+          <w:b w:val="0"/>
+          <w:bCs w:val="0"/>
+          <w:highlight w:val="none"/>
+          <w:vertAlign w:val="baseline"/>
+          <w:lang w:val="ru-RU"/>
+        </w:rPr>
+      </w:r>
+      <w:r>
+        <w:rPr>
+          <w:b w:val="0"/>
+          <w:bCs w:val="0"/>
+          <w:highlight w:val="none"/>
+          <w:vertAlign w:val="baseline"/>
+          <w:lang w:val="ru-RU"/>
+        </w:rPr>
+      </w:r>
+    </w:p>
+    <w:p>
+      <w:pPr>
+        <w:pStyle w:val="944"/>
+        <w:pBdr/>
+        <w:tabs>
+          <w:tab w:val="center" w:leader="none" w:pos="4819"/>
+        </w:tabs>
+        <w:bidi w:val="false"/>
+        <w:spacing/>
+        <w:ind w:firstLine="0" w:left="0"/>
+        <w:jc w:val="both"/>
+        <w:rPr>
+          <w:b w:val="0"/>
+          <w:bCs w:val="0"/>
+          <w:highlight w:val="none"/>
+          <w:vertAlign w:val="baseline"/>
+          <w:lang w:val="ru-RU"/>
+        </w:rPr>
+      </w:pPr>
+      <w:r>
+        <w:rPr>
+          <w:b w:val="0"/>
+          <w:bCs w:val="0"/>
+          <w:highlight w:val="none"/>
+          <w:vertAlign w:val="baseline"/>
+          <w:lang w:val="ru-RU" w:bidi="ru-RU"/>
+        </w:rPr>
+        <w:t xml:space="preserve">Оптимизационные методы используют идеи ИИС, рассматривая антиген как подлежащую решению задачу, а антитела как векторы, соответствующие решению конкретной задачи. Известно значительное число математических моделей иммунной системы в целом, а также её различных компонентов. Для решения прикладных задач с помощью алгоритмов ИИС используют методы клонального отбора, иммунной сети, отрицательного отбора, библиотеки генов и другие.</w:t>
+      </w:r>
+      <w:r>
+        <w:rPr>
+          <w:b w:val="0"/>
+          <w:bCs w:val="0"/>
+          <w:highlight w:val="none"/>
+          <w:vertAlign w:val="baseline"/>
+          <w:lang w:val="ru-RU" w:bidi="ru-RU"/>
+        </w:rPr>
+        <w:t xml:space="preserve"> Рассмотрим модель оптимизации с помощью искусственной иммунной сети. Обозначим через </w:t>
+      </w:r>
+      <w:r>
+        <w:rPr>
+          <w:b w:val="0"/>
+          <w:bCs w:val="0"/>
+          <w:highlight w:val="none"/>
+          <w:vertAlign w:val="baseline"/>
+          <w:lang w:val="en-US"/>
+        </w:rPr>
+        <w:t xml:space="preserve">S</w:t>
+      </w:r>
+      <w:r>
+        <w:rPr>
+          <w:b w:val="0"/>
+          <w:bCs w:val="0"/>
+          <w:highlight w:val="none"/>
+          <w:vertAlign w:val="superscript"/>
+          <w:lang w:val="en-US"/>
+        </w:rPr>
+        <w:t xml:space="preserve">b</w:t>
+      </w:r>
+      <w:r>
+        <w:rPr>
+          <w:b w:val="0"/>
+          <w:bCs w:val="0"/>
+          <w:highlight w:val="none"/>
+          <w:vertAlign w:val="baseline"/>
+          <w:lang w:val="en-US"/>
+        </w:rPr>
+        <w:t xml:space="preserve">={S</w:t>
+      </w:r>
+      <w:r>
+        <w:rPr>
+          <w:b w:val="0"/>
+          <w:bCs w:val="0"/>
+          <w:highlight w:val="none"/>
+          <w:vertAlign w:val="superscript"/>
+          <w:lang w:val="en-US"/>
+        </w:rPr>
+        <w:t xml:space="preserve">b</w:t>
+      </w:r>
+      <w:r>
+        <w:rPr>
+          <w:b w:val="0"/>
+          <w:bCs w:val="0"/>
+          <w:highlight w:val="none"/>
+          <w:vertAlign w:val="subscript"/>
+          <w:lang w:val="en-US"/>
+        </w:rPr>
+        <w:t xml:space="preserve">i</w:t>
+      </w:r>
+      <w:r>
+        <w:rPr>
+          <w:b w:val="0"/>
+          <w:bCs w:val="0"/>
+          <w:highlight w:val="none"/>
+          <w:vertAlign w:val="baseline"/>
+          <w:lang w:val="en-US"/>
+        </w:rPr>
+        <w:t xml:space="preserve">} </w:t>
+      </w:r>
+      <w:r>
+        <w:rPr>
+          <w:b w:val="0"/>
+          <w:bCs w:val="0"/>
+          <w:highlight w:val="none"/>
+          <w:vertAlign w:val="baseline"/>
+          <w:lang w:val="ru-RU"/>
+        </w:rPr>
+        <w:t xml:space="preserve">популяцию антител, а через </w:t>
+      </w:r>
+      <w:r>
+        <w:rPr>
+          <w:b w:val="0"/>
+          <w:bCs w:val="0"/>
+          <w:highlight w:val="none"/>
+          <w:vertAlign w:val="baseline"/>
+          <w:lang w:val="en-US"/>
+        </w:rPr>
+        <w:t xml:space="preserve">S</w:t>
+      </w:r>
+      <w:r>
+        <w:rPr>
+          <w:b w:val="0"/>
+          <w:bCs w:val="0"/>
+          <w:highlight w:val="none"/>
+          <w:vertAlign w:val="superscript"/>
+          <w:lang w:val="en-US"/>
+        </w:rPr>
+        <w:t xml:space="preserve">g</w:t>
+      </w:r>
+      <w:r>
+        <w:rPr>
+          <w:b w:val="0"/>
+          <w:bCs w:val="0"/>
+          <w:highlight w:val="none"/>
+          <w:vertAlign w:val="baseline"/>
+          <w:lang w:val="en-US"/>
+        </w:rPr>
+        <w:t xml:space="preserve">={</w:t>
+      </w:r>
+      <w:r>
+        <w:rPr>
+          <w:b w:val="0"/>
+          <w:bCs w:val="0"/>
+          <w:highlight w:val="none"/>
+          <w:vertAlign w:val="baseline"/>
+          <w:lang w:val="en-US"/>
+        </w:rPr>
+        <w:t xml:space="preserve">S</w:t>
+      </w:r>
+      <w:r>
+        <w:rPr>
+          <w:b w:val="0"/>
+          <w:bCs w:val="0"/>
+          <w:highlight w:val="none"/>
+          <w:vertAlign w:val="superscript"/>
+          <w:lang w:val="en-US"/>
+        </w:rPr>
+        <w:t xml:space="preserve">g</w:t>
+      </w:r>
+      <w:r>
+        <w:rPr>
+          <w:b w:val="0"/>
+          <w:bCs w:val="0"/>
+          <w:highlight w:val="none"/>
+          <w:vertAlign w:val="subscript"/>
+          <w:lang w:val="en-US"/>
+        </w:rPr>
+        <w:t xml:space="preserve">i</w:t>
+      </w:r>
+      <w:r>
+        <w:rPr>
+          <w:b w:val="0"/>
+          <w:bCs w:val="0"/>
+          <w:highlight w:val="none"/>
+          <w:vertAlign w:val="baseline"/>
+          <w:lang w:val="en-US"/>
+        </w:rPr>
+        <w:t xml:space="preserve">} </w:t>
+      </w:r>
+      <w:r>
+        <w:rPr>
+          <w:b w:val="0"/>
+          <w:bCs w:val="0"/>
+          <w:highlight w:val="none"/>
+          <w:vertAlign w:val="baseline"/>
+          <w:lang w:val="ru-RU"/>
+        </w:rPr>
+        <w:t xml:space="preserve">популяцию антигенов. Текущие координаты антител и антигенов обозначим через </w:t>
+      </w:r>
+      <w:r>
+        <w:rPr>
+          <w:b w:val="0"/>
+          <w:bCs w:val="0"/>
+          <w:highlight w:val="none"/>
+          <w:vertAlign w:val="baseline"/>
+          <w:lang w:val="en-US"/>
+        </w:rPr>
+        <w:t xml:space="preserve">X</w:t>
+      </w:r>
+      <w:r>
+        <w:rPr>
+          <w:b w:val="0"/>
+          <w:bCs w:val="0"/>
+          <w:highlight w:val="none"/>
+          <w:vertAlign w:val="superscript"/>
+          <w:lang w:val="en-US"/>
+        </w:rPr>
+        <w:t xml:space="preserve">b</w:t>
+      </w:r>
+      <w:r>
+        <w:rPr>
+          <w:b w:val="0"/>
+          <w:bCs w:val="0"/>
+          <w:highlight w:val="none"/>
+          <w:vertAlign w:val="subscript"/>
+          <w:lang w:val="en-US"/>
+        </w:rPr>
+        <w:t xml:space="preserve">i</w:t>
+      </w:r>
+      <w:r>
+        <w:rPr>
+          <w:b w:val="0"/>
+          <w:bCs w:val="0"/>
+          <w:highlight w:val="none"/>
+          <w:vertAlign w:val="baseline"/>
+          <w:lang w:val="en-US"/>
+        </w:rPr>
+        <w:t xml:space="preserve">={X</w:t>
+      </w:r>
+      <w:r>
+        <w:rPr>
+          <w:b w:val="0"/>
+          <w:bCs w:val="0"/>
+          <w:highlight w:val="none"/>
+          <w:vertAlign w:val="superscript"/>
+          <w:lang w:val="en-US"/>
+        </w:rPr>
+        <w:t xml:space="preserve">b</w:t>
+      </w:r>
+      <w:r>
+        <w:rPr>
+          <w:b w:val="0"/>
+          <w:bCs w:val="0"/>
+          <w:highlight w:val="none"/>
+          <w:vertAlign w:val="subscript"/>
+          <w:lang w:val="en-US"/>
+        </w:rPr>
+        <w:t xml:space="preserve">i</w:t>
+      </w:r>
+      <w:r>
+        <w:rPr>
+          <w:b w:val="0"/>
+          <w:bCs w:val="0"/>
+          <w:highlight w:val="none"/>
+          <w:vertAlign w:val="subscript"/>
+          <w:lang w:val="ru-RU"/>
+        </w:rPr>
+        <w:t xml:space="preserve">k</w:t>
+      </w:r>
+      <w:r>
+        <w:rPr>
+          <w:b w:val="0"/>
+          <w:bCs w:val="0"/>
+          <w:highlight w:val="none"/>
+          <w:vertAlign w:val="baseline"/>
+          <w:lang w:val="en-US"/>
+        </w:rPr>
+        <w:t xml:space="preserve">}</w:t>
+      </w:r>
+      <w:r/>
+      <w:r>
+        <w:rPr>
+          <w:b w:val="0"/>
+          <w:bCs w:val="0"/>
+          <w:highlight w:val="none"/>
+          <w:vertAlign w:val="baseline"/>
+          <w:lang w:val="en-US"/>
+        </w:rPr>
+        <w:t xml:space="preserve"> </w:t>
+      </w:r>
+      <w:r>
+        <w:rPr>
+          <w:b w:val="0"/>
+          <w:bCs w:val="0"/>
+          <w:highlight w:val="none"/>
+          <w:vertAlign w:val="baseline"/>
+          <w:lang w:val="ru-RU"/>
+        </w:rPr>
+        <w:t xml:space="preserve">и </w:t>
+      </w:r>
+      <w:r>
+        <w:rPr>
+          <w:b w:val="0"/>
+          <w:bCs w:val="0"/>
+          <w:highlight w:val="none"/>
+          <w:vertAlign w:val="baseline"/>
+          <w:lang w:val="en-US"/>
+        </w:rPr>
+        <w:t xml:space="preserve">X</w:t>
+      </w:r>
+      <w:r>
+        <w:rPr>
+          <w:b w:val="0"/>
+          <w:bCs w:val="0"/>
+          <w:highlight w:val="none"/>
+          <w:vertAlign w:val="superscript"/>
+          <w:lang w:val="en-US"/>
+        </w:rPr>
+        <w:t xml:space="preserve">g</w:t>
+      </w:r>
+      <w:r>
+        <w:rPr>
+          <w:b w:val="0"/>
+          <w:bCs w:val="0"/>
+          <w:highlight w:val="none"/>
+          <w:vertAlign w:val="baseline"/>
+          <w:lang w:val="en-US"/>
+        </w:rPr>
+        <w:t xml:space="preserve">={</w:t>
+      </w:r>
+      <w:r>
+        <w:rPr>
+          <w:b w:val="0"/>
+          <w:bCs w:val="0"/>
+          <w:highlight w:val="none"/>
+          <w:vertAlign w:val="baseline"/>
+          <w:lang w:val="en-US"/>
+        </w:rPr>
+        <w:t xml:space="preserve">X</w:t>
+      </w:r>
+      <w:r>
+        <w:rPr>
+          <w:b w:val="0"/>
+          <w:bCs w:val="0"/>
+          <w:highlight w:val="none"/>
+          <w:vertAlign w:val="superscript"/>
+          <w:lang w:val="en-US"/>
+        </w:rPr>
+        <w:t xml:space="preserve">g</w:t>
+      </w:r>
+      <w:r>
+        <w:rPr>
+          <w:b w:val="0"/>
+          <w:bCs w:val="0"/>
+          <w:highlight w:val="none"/>
+          <w:vertAlign w:val="subscript"/>
+          <w:lang w:val="en-US"/>
+        </w:rPr>
+        <w:t xml:space="preserve">ij</w:t>
+      </w:r>
+      <w:r>
+        <w:rPr>
+          <w:b w:val="0"/>
+          <w:bCs w:val="0"/>
+          <w:highlight w:val="none"/>
+          <w:vertAlign w:val="baseline"/>
+          <w:lang w:val="en-US"/>
+        </w:rPr>
+        <w:t xml:space="preserve">}</w:t>
+      </w:r>
+      <w:r/>
+      <w:r>
+        <w:rPr>
+          <w:b w:val="0"/>
+          <w:bCs w:val="0"/>
+          <w:highlight w:val="none"/>
+          <w:vertAlign w:val="baseline"/>
+          <w:lang w:val="ru-RU"/>
+        </w:rPr>
+        <w:t xml:space="preserve"> соответственно.</w:t>
+      </w:r>
+      <w:r>
+        <w:rPr>
+          <w:b w:val="0"/>
+          <w:bCs w:val="0"/>
+          <w:highlight w:val="none"/>
+          <w:vertAlign w:val="baseline"/>
+          <w:lang w:val="en-US"/>
+        </w:rPr>
+        <w:t xml:space="preserve"> </w:t>
+      </w:r>
+      <w:r>
+        <w:rPr>
+          <w:b w:val="0"/>
+          <w:bCs w:val="0"/>
+          <w:highlight w:val="none"/>
+          <w:vertAlign w:val="baseline"/>
+          <w:lang w:val="ru-RU"/>
+        </w:rPr>
+        <w:t xml:space="preserve">Аффинность определяется как расстояние (метрику) </w:t>
+      </w:r>
+      <w:r>
+        <w:rPr>
+          <w:b w:val="0"/>
+          <w:bCs w:val="0"/>
+          <w:highlight w:val="none"/>
+          <w:vertAlign w:val="baseline"/>
+          <w:lang w:val="en-US"/>
+        </w:rPr>
+        <w:t xml:space="preserve">p</w:t>
+      </w:r>
+      <w:r>
+        <w:rPr>
+          <w:b w:val="0"/>
+          <w:bCs w:val="0"/>
+          <w:highlight w:val="none"/>
+          <w:vertAlign w:val="baseline"/>
+          <w:lang w:val="ru-RU"/>
+        </w:rPr>
+        <w:t xml:space="preserve"> между соответствующими векторами, при этом различают </w:t>
+      </w:r>
+      <w:r>
+        <w:rPr>
+          <w:b w:val="0"/>
+          <w:bCs w:val="0"/>
+          <w:highlight w:val="none"/>
+          <w:vertAlign w:val="baseline"/>
+          <w:lang w:val="en-US"/>
+        </w:rPr>
+        <w:t xml:space="preserve">b</w:t>
+      </w:r>
+      <w:r>
+        <w:rPr>
+          <w:b w:val="0"/>
+          <w:bCs w:val="0"/>
+          <w:highlight w:val="none"/>
+          <w:vertAlign w:val="baseline"/>
+          <w:lang w:val="ru-RU"/>
+        </w:rPr>
+        <w:t xml:space="preserve">-</w:t>
+      </w:r>
+      <w:r>
+        <w:rPr>
+          <w:b w:val="0"/>
+          <w:bCs w:val="0"/>
+          <w:highlight w:val="none"/>
+          <w:vertAlign w:val="baseline"/>
+          <w:lang w:val="en-US"/>
+        </w:rPr>
+        <w:t xml:space="preserve">g </w:t>
+      </w:r>
+      <w:r>
+        <w:rPr>
+          <w:b w:val="0"/>
+          <w:bCs w:val="0"/>
+          <w:highlight w:val="none"/>
+          <w:vertAlign w:val="baseline"/>
+          <w:lang w:val="ru-RU"/>
+        </w:rPr>
+        <w:t xml:space="preserve">аффинность и </w:t>
+      </w:r>
+      <w:r>
+        <w:rPr>
+          <w:b w:val="0"/>
+          <w:bCs w:val="0"/>
+          <w:highlight w:val="none"/>
+          <w:vertAlign w:val="baseline"/>
+          <w:lang w:val="en-US"/>
+        </w:rPr>
+        <w:t xml:space="preserve">b-b </w:t>
+      </w:r>
+      <w:r>
+        <w:rPr>
+          <w:b w:val="0"/>
+          <w:bCs w:val="0"/>
+          <w:highlight w:val="none"/>
+          <w:vertAlign w:val="baseline"/>
+          <w:lang w:val="ru-RU"/>
+        </w:rPr>
+        <w:t xml:space="preserve">аффинность, то есть аффинность двух антител.</w:t>
+      </w:r>
+      <w:r>
+        <w:rPr>
+          <w:b w:val="0"/>
+          <w:bCs w:val="0"/>
+          <w:highlight w:val="none"/>
+          <w:vertAlign w:val="baseline"/>
+          <w:lang w:val="en-US"/>
+        </w:rPr>
+        <w:t xml:space="preserve"> </w:t>
+      </w:r>
+      <w:r>
+        <w:rPr>
+          <w:b w:val="0"/>
+          <w:bCs w:val="0"/>
+          <w:highlight w:val="none"/>
+          <w:vertAlign w:val="baseline"/>
+          <w:lang w:val="ru-RU"/>
+        </w:rPr>
+        <w:t xml:space="preserve">Чем меньше </w:t>
+      </w:r>
+      <w:r>
+        <w:rPr>
+          <w:b w:val="0"/>
+          <w:bCs w:val="0"/>
+          <w:highlight w:val="none"/>
+          <w:vertAlign w:val="baseline"/>
+          <w:lang w:val="en-US"/>
+        </w:rPr>
+        <w:t xml:space="preserve">p</w:t>
+      </w:r>
+      <w:r>
+        <w:rPr>
+          <w:b w:val="0"/>
+          <w:bCs w:val="0"/>
+          <w:highlight w:val="none"/>
+          <w:vertAlign w:val="baseline"/>
+          <w:lang w:val="ru-RU"/>
+        </w:rPr>
+        <w:t xml:space="preserve">, тем больше аффинность связей между клетками. Совокупность всех расстояний образует</w:t>
+      </w:r>
+      <w:r>
+        <w:rPr>
+          <w:b w:val="0"/>
+          <w:bCs w:val="0"/>
+          <w:highlight w:val="none"/>
+          <w:vertAlign w:val="baseline"/>
+          <w:lang w:val="en-US"/>
+        </w:rPr>
+        <w:t xml:space="preserve"> </w:t>
+      </w:r>
+      <w:r>
+        <w:rPr>
+          <w:b w:val="0"/>
+          <w:bCs w:val="0"/>
+          <w:highlight w:val="none"/>
+          <w:vertAlign w:val="baseline"/>
+          <w:lang w:val="ru-RU"/>
+        </w:rPr>
+        <w:t xml:space="preserve">множества</w:t>
+      </w:r>
+      <w:r>
+        <w:rPr>
+          <w:b w:val="0"/>
+          <w:bCs w:val="0"/>
+          <w:highlight w:val="none"/>
+          <w:vertAlign w:val="baseline"/>
+          <w:lang w:val="ru-RU"/>
+        </w:rPr>
+        <w:t xml:space="preserve"> </w:t>
+      </w:r>
+      <w:r>
+        <w:rPr>
+          <w:b w:val="0"/>
+          <w:bCs w:val="0"/>
+          <w:highlight w:val="none"/>
+          <w:vertAlign w:val="baseline"/>
+          <w:lang w:val="en-US"/>
+        </w:rPr>
+        <w:t xml:space="preserve">R</w:t>
+      </w:r>
+      <w:r>
+        <w:rPr>
+          <w:b w:val="0"/>
+          <w:bCs w:val="0"/>
+          <w:highlight w:val="none"/>
+          <w:vertAlign w:val="superscript"/>
+          <w:lang w:val="en-US"/>
+        </w:rPr>
+        <w:t xml:space="preserve">bb</w:t>
+      </w:r>
+      <w:r>
+        <w:rPr>
+          <w:b w:val="0"/>
+          <w:bCs w:val="0"/>
+          <w:highlight w:val="none"/>
+          <w:vertAlign w:val="superscript"/>
+          <w:lang w:val="ru-RU"/>
+        </w:rPr>
+        <w:t xml:space="preserve"> </w:t>
+      </w:r>
+      <w:r>
+        <w:rPr>
+          <w:b w:val="0"/>
+          <w:bCs w:val="0"/>
+          <w:highlight w:val="none"/>
+          <w:vertAlign w:val="baseline"/>
+          <w:lang w:val="ru-RU"/>
+        </w:rPr>
+        <w:t xml:space="preserve">и </w:t>
+      </w:r>
+      <w:r>
+        <w:rPr>
+          <w:b w:val="0"/>
+          <w:bCs w:val="0"/>
+          <w:highlight w:val="none"/>
+          <w:vertAlign w:val="baseline"/>
+          <w:lang w:val="en-US"/>
+        </w:rPr>
+        <w:t xml:space="preserve">R</w:t>
+      </w:r>
+      <w:r>
+        <w:rPr>
+          <w:b w:val="0"/>
+          <w:bCs w:val="0"/>
+          <w:highlight w:val="none"/>
+          <w:vertAlign w:val="superscript"/>
+          <w:lang w:val="en-US"/>
+        </w:rPr>
+        <w:t xml:space="preserve">bg</w:t>
+      </w:r>
+      <w:r>
+        <w:rPr>
+          <w:b w:val="0"/>
+          <w:bCs w:val="0"/>
+          <w:highlight w:val="none"/>
+          <w:vertAlign w:val="baseline"/>
+          <w:lang w:val="en-US"/>
+        </w:rPr>
+        <w:t xml:space="preserve">.</w:t>
+      </w:r>
+      <w:r>
+        <w:rPr>
+          <w:b w:val="0"/>
+          <w:bCs w:val="0"/>
+          <w:highlight w:val="none"/>
+          <w:vertAlign w:val="baseline"/>
+          <w:lang w:val="ru-RU"/>
+        </w:rPr>
+        <w:t xml:space="preserve"> В случае бинарного кодирования в качестве меры близости используется расстояние Хэмминга. В случае вещесственного кодирования — Евклидова норма. </w:t>
+      </w:r>
+      <w:r>
+        <w:rPr>
+          <w:b w:val="0"/>
+          <w:bCs w:val="0"/>
+          <w:highlight w:val="none"/>
+          <w:vertAlign w:val="baseline"/>
+        </w:rPr>
+      </w:r>
+    </w:p>
+    <w:p>
+      <w:pPr>
+        <w:pStyle w:val="944"/>
+        <w:pBdr/>
+        <w:tabs>
+          <w:tab w:val="center" w:leader="none" w:pos="4819"/>
+        </w:tabs>
+        <w:bidi w:val="false"/>
+        <w:spacing/>
+        <w:ind w:firstLine="0" w:left="0"/>
+        <w:jc w:val="both"/>
+        <w:rPr>
+          <w:b w:val="0"/>
+          <w:bCs w:val="0"/>
+          <w:highlight w:val="none"/>
+          <w:vertAlign w:val="baseline"/>
+          <w:lang w:val="ru-RU"/>
+        </w:rPr>
+      </w:pPr>
+      <w:r>
+        <w:rPr>
+          <w:b w:val="0"/>
+          <w:bCs w:val="0"/>
+          <w:highlight w:val="none"/>
+          <w:vertAlign w:val="baseline"/>
+          <w:lang w:val="ru-RU"/>
+        </w:rPr>
+        <w:t xml:space="preserve">Таким образом, иммунную сеть можно представить в виде кортежа </w:t>
+      </w:r>
+      <w:r>
+        <w:rPr>
+          <w:b w:val="0"/>
+          <w:bCs w:val="0"/>
+          <w:highlight w:val="none"/>
+          <w:vertAlign w:val="baseline"/>
+          <w:lang w:val="en-US"/>
+        </w:rPr>
+        <w:t xml:space="preserve">&lt;Sb, Sg, Rbb, Rbg, Sm, nb, nc, bs, bb, br, bn&gt;. Sm — </w:t>
+      </w:r>
+      <w:r>
+        <w:rPr>
+          <w:b w:val="0"/>
+          <w:bCs w:val="0"/>
+          <w:highlight w:val="none"/>
+          <w:vertAlign w:val="baseline"/>
+          <w:lang w:val="ru-RU"/>
+        </w:rPr>
+        <w:t xml:space="preserve">множество антител, являющихся клетками памяти иммунной сети и данной множество является подмножеством </w:t>
+      </w:r>
+      <w:r>
+        <w:rPr>
+          <w:b w:val="0"/>
+          <w:bCs w:val="0"/>
+          <w:highlight w:val="none"/>
+          <w:vertAlign w:val="baseline"/>
+          <w:lang w:val="en-US"/>
+        </w:rPr>
+        <w:t xml:space="preserve">Sb</w:t>
+      </w:r>
+      <w:r>
+        <w:rPr>
+          <w:b w:val="0"/>
+          <w:bCs w:val="0"/>
+          <w:highlight w:val="none"/>
+          <w:vertAlign w:val="baseline"/>
+          <w:lang w:val="ru-RU"/>
+        </w:rPr>
+        <w:t xml:space="preserve">. </w:t>
+      </w:r>
+      <w:r>
+        <w:rPr>
+          <w:b w:val="0"/>
+          <w:bCs w:val="0"/>
+          <w:highlight w:val="none"/>
+          <w:vertAlign w:val="baseline"/>
+          <w:lang w:val="en-US"/>
+        </w:rPr>
+        <w:t xml:space="preserve">nb </w:t>
+      </w:r>
+      <w:r>
+        <w:rPr>
+          <w:b w:val="0"/>
+          <w:bCs w:val="0"/>
+          <w:highlight w:val="none"/>
+          <w:vertAlign w:val="baseline"/>
+          <w:lang w:val="ru-RU"/>
+        </w:rPr>
+        <w:t xml:space="preserve">— число лучших антител, отбираемых для клонирования и мутаций из </w:t>
+      </w:r>
+      <w:r>
+        <w:rPr>
+          <w:b w:val="0"/>
+          <w:bCs w:val="0"/>
+          <w:highlight w:val="none"/>
+          <w:vertAlign w:val="baseline"/>
+          <w:lang w:val="en-US"/>
+        </w:rPr>
+        <w:t xml:space="preserve">Sb</w:t>
+      </w:r>
+      <w:r>
+        <w:rPr>
+          <w:b w:val="0"/>
+          <w:bCs w:val="0"/>
+          <w:highlight w:val="none"/>
+          <w:vertAlign w:val="baseline"/>
+          <w:lang w:val="ru-RU"/>
+        </w:rPr>
+        <w:t xml:space="preserve">. </w:t>
+      </w:r>
+      <w:r>
+        <w:rPr>
+          <w:b w:val="0"/>
+          <w:bCs w:val="0"/>
+          <w:highlight w:val="none"/>
+          <w:vertAlign w:val="baseline"/>
+          <w:lang w:val="en-US"/>
+        </w:rPr>
+        <w:t xml:space="preserve">nc — </w:t>
+      </w:r>
+      <w:r>
+        <w:rPr>
+          <w:b w:val="0"/>
+          <w:bCs w:val="0"/>
+          <w:highlight w:val="none"/>
+          <w:vertAlign w:val="baseline"/>
+          <w:lang w:val="ru-RU"/>
+        </w:rPr>
+        <w:t xml:space="preserve">число клонов, создаваемых в каждом из отобранных антител. </w:t>
+      </w:r>
+      <w:r>
+        <w:rPr>
+          <w:b w:val="0"/>
+          <w:bCs w:val="0"/>
+          <w:highlight w:val="none"/>
+          <w:vertAlign w:val="baseline"/>
+          <w:lang w:val="en-US"/>
+        </w:rPr>
+        <w:t xml:space="preserve">bs —</w:t>
+      </w:r>
+      <w:r>
+        <w:rPr>
+          <w:b w:val="0"/>
+          <w:bCs w:val="0"/>
+          <w:highlight w:val="none"/>
+          <w:vertAlign w:val="baseline"/>
+          <w:lang w:val="ru-RU"/>
+        </w:rPr>
+        <w:t xml:space="preserve"> степень селекции, то есть относительное число улучшенных антител, отбираемых из множества клонированных клеток. </w:t>
+      </w:r>
+      <w:r>
+        <w:rPr>
+          <w:b w:val="0"/>
+          <w:bCs w:val="0"/>
+          <w:highlight w:val="none"/>
+          <w:vertAlign w:val="baseline"/>
+          <w:lang w:val="en-US"/>
+        </w:rPr>
+        <w:t xml:space="preserve">bb </w:t>
+      </w:r>
+      <w:r>
+        <w:rPr>
+          <w:b w:val="0"/>
+          <w:bCs w:val="0"/>
+          <w:highlight w:val="none"/>
+          <w:vertAlign w:val="baseline"/>
+          <w:lang w:val="ru-RU"/>
+        </w:rPr>
+        <w:t xml:space="preserve">— </w:t>
+      </w:r>
+      <w:r>
+        <w:rPr>
+          <w:b w:val="0"/>
+          <w:bCs w:val="0"/>
+          <w:highlight w:val="none"/>
+          <w:vertAlign w:val="baseline"/>
+          <w:lang w:val="ru-RU"/>
+        </w:rPr>
+        <w:t xml:space="preserve">пороговый коэфициент гибели. </w:t>
+      </w:r>
+      <w:r>
+        <w:rPr>
+          <w:b w:val="0"/>
+          <w:bCs w:val="0"/>
+          <w:highlight w:val="none"/>
+          <w:vertAlign w:val="baseline"/>
+          <w:lang w:val="en-US"/>
+        </w:rPr>
+        <w:t xml:space="preserve">br — </w:t>
+      </w:r>
+      <w:r>
+        <w:rPr>
+          <w:b w:val="0"/>
+          <w:bCs w:val="0"/>
+          <w:highlight w:val="none"/>
+          <w:vertAlign w:val="baseline"/>
+          <w:lang w:val="ru-RU"/>
+        </w:rPr>
+        <w:t xml:space="preserve">пороговый коэффициент сжатия. </w:t>
+      </w:r>
+      <w:r>
+        <w:rPr>
+          <w:b w:val="0"/>
+          <w:bCs w:val="0"/>
+          <w:highlight w:val="none"/>
+          <w:vertAlign w:val="baseline"/>
+          <w:lang w:val="en-US"/>
+        </w:rPr>
+        <w:t xml:space="preserve">bn — </w:t>
+      </w:r>
+      <w:r>
+        <w:rPr>
+          <w:b w:val="0"/>
+          <w:bCs w:val="0"/>
+          <w:highlight w:val="none"/>
+          <w:vertAlign w:val="baseline"/>
+          <w:lang w:val="ru-RU"/>
+        </w:rPr>
+        <w:t xml:space="preserve">коэффициент обновления иммунной сети.</w:t>
+      </w:r>
+      <w:r>
+        <w:rPr>
+          <w:b w:val="0"/>
+          <w:bCs w:val="0"/>
+          <w:highlight w:val="none"/>
+          <w:vertAlign w:val="baseline"/>
+        </w:rPr>
+      </w:r>
+    </w:p>
+    <w:p>
+      <w:pPr>
+        <w:pStyle w:val="944"/>
+        <w:pBdr/>
+        <w:tabs>
+          <w:tab w:val="center" w:leader="none" w:pos="4819"/>
+        </w:tabs>
+        <w:bidi w:val="false"/>
+        <w:spacing/>
+        <w:ind w:firstLine="0" w:left="0"/>
+        <w:jc w:val="both"/>
+        <w:rPr>
+          <w:b w:val="0"/>
+          <w:bCs w:val="0"/>
+          <w:highlight w:val="none"/>
+          <w:vertAlign w:val="baseline"/>
+        </w:rPr>
+      </w:pPr>
+      <w:r>
+        <w:rPr>
+          <w:b w:val="0"/>
+          <w:bCs w:val="0"/>
+          <w:highlight w:val="none"/>
+          <w:vertAlign w:val="baseline"/>
+        </w:rPr>
+      </w:r>
+      <w:r>
+        <w:rPr>
+          <w:b w:val="0"/>
+          <w:bCs w:val="0"/>
+          <w:highlight w:val="none"/>
+          <w:vertAlign w:val="baseline"/>
+        </w:rPr>
+      </w:r>
+      <w:r>
+        <w:rPr>
+          <w:b w:val="0"/>
+          <w:bCs w:val="0"/>
+          <w:highlight w:val="none"/>
+          <w:vertAlign w:val="baseline"/>
+        </w:rPr>
+      </w:r>
+    </w:p>
+    <w:p>
+      <w:pPr>
+        <w:pStyle w:val="944"/>
+        <w:pBdr/>
+        <w:tabs>
+          <w:tab w:val="center" w:leader="none" w:pos="4819"/>
+        </w:tabs>
+        <w:bidi w:val="false"/>
+        <w:spacing/>
+        <w:ind w:firstLine="0" w:left="0"/>
+        <w:jc w:val="both"/>
+        <w:rPr>
+          <w:b w:val="0"/>
+          <w:bCs w:val="0"/>
+          <w:highlight w:val="none"/>
+          <w:vertAlign w:val="baseline"/>
+          <w:lang w:val="ru-RU"/>
+        </w:rPr>
+      </w:pPr>
+      <w:r>
+        <w:rPr>
+          <w:b w:val="0"/>
+          <w:bCs w:val="0"/>
+          <w:highlight w:val="none"/>
+          <w:vertAlign w:val="baseline"/>
+          <w:lang w:val="ru-RU"/>
+        </w:rPr>
+        <w:t xml:space="preserve">Рассмотрим в этих терминах алгоритм работы ИИС:</w:t>
+      </w:r>
+      <w:r>
+        <w:rPr>
+          <w:b w:val="0"/>
+          <w:bCs w:val="0"/>
+          <w:highlight w:val="none"/>
+          <w:vertAlign w:val="baseline"/>
+        </w:rPr>
+      </w:r>
+    </w:p>
+    <w:p>
+      <w:pPr>
+        <w:pStyle w:val="944"/>
+        <w:pBdr/>
+        <w:tabs>
+          <w:tab w:val="center" w:leader="none" w:pos="4819"/>
+        </w:tabs>
+        <w:bidi w:val="false"/>
+        <w:spacing/>
+        <w:ind w:firstLine="0" w:left="0"/>
+        <w:jc w:val="both"/>
+        <w:rPr>
+          <w:b w:val="0"/>
+          <w:bCs w:val="0"/>
+          <w:highlight w:val="none"/>
+          <w:vertAlign w:val="baseline"/>
+          <w:lang w:val="en-US"/>
+        </w:rPr>
+      </w:pPr>
+      <w:r>
+        <w:rPr>
+          <w:b w:val="0"/>
+          <w:bCs w:val="0"/>
+          <w:highlight w:val="none"/>
+          <w:vertAlign w:val="baseline"/>
+          <w:lang w:val="ru-RU"/>
+        </w:rPr>
+        <w:t xml:space="preserve">1. Инициализация популяций </w:t>
+      </w:r>
+      <w:r>
+        <w:rPr>
+          <w:b w:val="0"/>
+          <w:bCs w:val="0"/>
+          <w:highlight w:val="none"/>
+          <w:vertAlign w:val="baseline"/>
+          <w:lang w:val="en-US"/>
+        </w:rPr>
+        <w:t xml:space="preserve">Sb </w:t>
+      </w:r>
+      <w:r>
+        <w:rPr>
+          <w:b w:val="0"/>
+          <w:bCs w:val="0"/>
+          <w:highlight w:val="none"/>
+          <w:vertAlign w:val="baseline"/>
+          <w:lang w:val="ru-RU"/>
+        </w:rPr>
+        <w:t xml:space="preserve">и </w:t>
+      </w:r>
+      <w:r>
+        <w:rPr>
+          <w:b w:val="0"/>
+          <w:bCs w:val="0"/>
+          <w:highlight w:val="none"/>
+          <w:vertAlign w:val="baseline"/>
+          <w:lang w:val="en-US"/>
+        </w:rPr>
+        <w:t xml:space="preserve">Sg.</w:t>
+      </w:r>
+      <w:r>
+        <w:rPr>
+          <w:b w:val="0"/>
+          <w:bCs w:val="0"/>
+          <w:highlight w:val="none"/>
+          <w:vertAlign w:val="baseline"/>
+        </w:rPr>
+      </w:r>
+    </w:p>
+    <w:p>
+      <w:pPr>
+        <w:pStyle w:val="944"/>
+        <w:pBdr/>
+        <w:tabs>
+          <w:tab w:val="center" w:leader="none" w:pos="4819"/>
+        </w:tabs>
+        <w:bidi w:val="false"/>
+        <w:spacing/>
+        <w:ind w:firstLine="0" w:left="0"/>
+        <w:jc w:val="both"/>
+        <w:rPr>
+          <w:b w:val="0"/>
+          <w:bCs w:val="0"/>
+          <w:highlight w:val="none"/>
+          <w:vertAlign w:val="baseline"/>
+          <w:lang w:val="ru-RU"/>
+        </w:rPr>
+      </w:pPr>
+      <w:r>
+        <w:rPr>
+          <w:b w:val="0"/>
+          <w:bCs w:val="0"/>
+          <w:highlight w:val="none"/>
+          <w:vertAlign w:val="baseline"/>
+          <w:lang w:val="en-US"/>
+        </w:rPr>
+        <w:t xml:space="preserve">2. </w:t>
+      </w:r>
+      <w:r>
+        <w:rPr>
+          <w:b w:val="0"/>
+          <w:bCs w:val="0"/>
+          <w:highlight w:val="none"/>
+          <w:vertAlign w:val="baseline"/>
+          <w:lang w:val="ru-RU"/>
+        </w:rPr>
+        <w:t xml:space="preserve">Для каждого из антигенов </w:t>
+      </w:r>
+      <w:r>
+        <w:rPr>
+          <w:b w:val="0"/>
+          <w:bCs w:val="0"/>
+          <w:highlight w:val="none"/>
+          <w:vertAlign w:val="baseline"/>
+          <w:lang w:val="en-US"/>
+        </w:rPr>
+        <w:t xml:space="preserve">Sgi </w:t>
+      </w:r>
+      <w:r>
+        <w:rPr>
+          <w:b w:val="0"/>
+          <w:bCs w:val="0"/>
+          <w:highlight w:val="none"/>
+          <w:vertAlign w:val="baseline"/>
+          <w:lang w:val="ru-RU"/>
+        </w:rPr>
+        <w:t xml:space="preserve">выполняем следующие действия:</w:t>
+      </w:r>
+      <w:r>
+        <w:rPr>
+          <w:b w:val="0"/>
+          <w:bCs w:val="0"/>
+          <w:highlight w:val="none"/>
+          <w:vertAlign w:val="baseline"/>
+          <w:lang w:val="ru-RU"/>
+        </w:rPr>
+      </w:r>
+      <w:r>
+        <w:rPr>
+          <w:b w:val="0"/>
+          <w:bCs w:val="0"/>
+          <w:highlight w:val="none"/>
+          <w:vertAlign w:val="baseline"/>
+        </w:rPr>
+      </w:r>
+    </w:p>
+    <w:p>
+      <w:pPr>
+        <w:pStyle w:val="944"/>
+        <w:pBdr/>
+        <w:tabs>
+          <w:tab w:val="center" w:leader="none" w:pos="4819"/>
+        </w:tabs>
+        <w:bidi w:val="false"/>
+        <w:spacing/>
+        <w:ind w:firstLine="0" w:left="0"/>
+        <w:jc w:val="both"/>
+        <w:rPr>
+          <w:b w:val="0"/>
+          <w:bCs w:val="0"/>
+          <w:highlight w:val="none"/>
+          <w:vertAlign w:val="baseline"/>
+          <w:lang w:val="ru-RU"/>
+        </w:rPr>
+      </w:pPr>
+      <w:r>
+        <w:rPr>
+          <w:b w:val="0"/>
+          <w:bCs w:val="0"/>
+          <w:highlight w:val="none"/>
+          <w:vertAlign w:val="baseline"/>
+          <w:lang w:val="ru-RU"/>
+        </w:rPr>
+        <w:t xml:space="preserve">2.1. Вычисляем </w:t>
+      </w:r>
+      <w:r>
+        <w:rPr>
+          <w:b w:val="0"/>
+          <w:bCs w:val="0"/>
+          <w:highlight w:val="none"/>
+          <w:vertAlign w:val="baseline"/>
+          <w:lang w:val="en-US"/>
+        </w:rPr>
+        <w:t xml:space="preserve">bg-</w:t>
+      </w:r>
+      <w:r>
+        <w:rPr>
+          <w:b w:val="0"/>
+          <w:bCs w:val="0"/>
+          <w:highlight w:val="none"/>
+          <w:vertAlign w:val="baseline"/>
+          <w:lang w:val="ru-RU"/>
+        </w:rPr>
+        <w:t xml:space="preserve">аффинность антигена и </w:t>
+      </w:r>
+      <w:r>
+        <w:rPr>
+          <w:b w:val="0"/>
+          <w:bCs w:val="0"/>
+          <w:highlight w:val="none"/>
+          <w:vertAlign w:val="baseline"/>
+          <w:lang w:val="en-US"/>
+        </w:rPr>
+        <w:t xml:space="preserve">Sgi </w:t>
+      </w:r>
+      <w:r>
+        <w:rPr>
+          <w:b w:val="0"/>
+          <w:bCs w:val="0"/>
+          <w:highlight w:val="none"/>
+          <w:vertAlign w:val="baseline"/>
+          <w:lang w:val="ru-RU"/>
+        </w:rPr>
+        <w:t xml:space="preserve">со всеми антителами сети </w:t>
+      </w:r>
+      <w:r>
+        <w:rPr>
+          <w:b w:val="0"/>
+          <w:bCs w:val="0"/>
+          <w:highlight w:val="none"/>
+          <w:vertAlign w:val="baseline"/>
+          <w:lang w:val="en-US"/>
+        </w:rPr>
+        <w:t xml:space="preserve">Sbj. </w:t>
+      </w:r>
+      <w:r>
+        <w:rPr>
+          <w:b w:val="0"/>
+          <w:bCs w:val="0"/>
+          <w:highlight w:val="none"/>
+          <w:vertAlign w:val="baseline"/>
+          <w:lang w:val="ru-RU"/>
+        </w:rPr>
+        <w:t xml:space="preserve">И отбираем среди указанных антител </w:t>
+      </w:r>
+      <w:r>
+        <w:rPr>
+          <w:b w:val="0"/>
+          <w:bCs w:val="0"/>
+          <w:highlight w:val="none"/>
+          <w:vertAlign w:val="baseline"/>
+          <w:lang w:val="en-US"/>
+        </w:rPr>
+        <w:t xml:space="preserve">nb </w:t>
+      </w:r>
+      <w:r>
+        <w:rPr>
+          <w:b w:val="0"/>
+          <w:bCs w:val="0"/>
+          <w:highlight w:val="none"/>
+          <w:vertAlign w:val="baseline"/>
+          <w:lang w:val="ru-RU"/>
+        </w:rPr>
+        <w:t xml:space="preserve">агентов с максимальной аффинностью.</w:t>
+      </w:r>
+      <w:r>
+        <w:rPr>
+          <w:b w:val="0"/>
+          <w:bCs w:val="0"/>
+          <w:highlight w:val="none"/>
+          <w:vertAlign w:val="baseline"/>
+        </w:rPr>
+      </w:r>
+    </w:p>
+    <w:p>
+      <w:pPr>
+        <w:pStyle w:val="944"/>
+        <w:pBdr/>
+        <w:tabs>
+          <w:tab w:val="center" w:leader="none" w:pos="4819"/>
+        </w:tabs>
+        <w:bidi w:val="false"/>
+        <w:spacing/>
+        <w:ind w:firstLine="0" w:left="0"/>
+        <w:jc w:val="both"/>
+        <w:rPr>
+          <w:b w:val="0"/>
+          <w:bCs w:val="0"/>
+          <w:highlight w:val="none"/>
+          <w:vertAlign w:val="baseline"/>
+          <w:lang w:val="ru-RU"/>
+        </w:rPr>
+      </w:pPr>
+      <w:r>
+        <w:rPr>
+          <w:b w:val="0"/>
+          <w:bCs w:val="0"/>
+          <w:highlight w:val="none"/>
+          <w:vertAlign w:val="baseline"/>
+          <w:lang w:val="ru-RU"/>
+        </w:rPr>
+        <w:t xml:space="preserve">2.2. Клонируем отобранные антитела с коэффициентом клонирования, пропорциональным аффинности</w:t>
+      </w:r>
+      <w:r>
+        <w:rPr>
+          <w:b w:val="0"/>
+          <w:bCs w:val="0"/>
+          <w:highlight w:val="none"/>
+          <w:vertAlign w:val="baseline"/>
+          <w:lang w:val="ru-RU"/>
+        </w:rPr>
+        <w:t xml:space="preserve"> так, чтобы общее число клонов равнялось произведению </w:t>
+      </w:r>
+      <w:r>
+        <w:rPr>
+          <w:b w:val="0"/>
+          <w:bCs w:val="0"/>
+          <w:highlight w:val="none"/>
+          <w:vertAlign w:val="baseline"/>
+          <w:lang w:val="en-US"/>
+        </w:rPr>
+        <w:t xml:space="preserve">nb </w:t>
+      </w:r>
+      <w:r>
+        <w:rPr>
+          <w:b w:val="0"/>
+          <w:bCs w:val="0"/>
+          <w:highlight w:val="none"/>
+          <w:vertAlign w:val="baseline"/>
+          <w:lang w:val="ru-RU"/>
+        </w:rPr>
+        <w:t xml:space="preserve">на </w:t>
+      </w:r>
+      <w:r>
+        <w:rPr>
+          <w:b w:val="0"/>
+          <w:bCs w:val="0"/>
+          <w:highlight w:val="none"/>
+          <w:vertAlign w:val="baseline"/>
+          <w:lang w:val="en-US"/>
+        </w:rPr>
+        <w:t xml:space="preserve">nc</w:t>
+      </w:r>
+      <w:r>
+        <w:rPr>
+          <w:b w:val="0"/>
+          <w:bCs w:val="0"/>
+          <w:highlight w:val="none"/>
+          <w:vertAlign w:val="baseline"/>
+          <w:lang w:val="ru-RU"/>
+        </w:rPr>
+        <w:t xml:space="preserve">.</w:t>
+      </w:r>
+      <w:r>
+        <w:rPr>
+          <w:b w:val="0"/>
+          <w:bCs w:val="0"/>
+          <w:highlight w:val="none"/>
+          <w:vertAlign w:val="baseline"/>
+        </w:rPr>
+      </w:r>
+    </w:p>
+    <w:p>
+      <w:pPr>
+        <w:pStyle w:val="944"/>
+        <w:pBdr/>
+        <w:tabs>
+          <w:tab w:val="center" w:leader="none" w:pos="4819"/>
+        </w:tabs>
+        <w:bidi w:val="false"/>
+        <w:spacing/>
+        <w:ind w:firstLine="0" w:left="0"/>
+        <w:jc w:val="both"/>
+        <w:rPr>
+          <w:b w:val="0"/>
+          <w:bCs w:val="0"/>
+          <w:highlight w:val="none"/>
+          <w:vertAlign w:val="baseline"/>
+          <w:lang w:val="en-US"/>
+        </w:rPr>
+      </w:pPr>
+      <w:r>
+        <w:rPr>
+          <w:b w:val="0"/>
+          <w:bCs w:val="0"/>
+          <w:highlight w:val="none"/>
+          <w:vertAlign w:val="baseline"/>
+          <w:lang w:val="ru-RU"/>
+        </w:rPr>
+        <w:t xml:space="preserve">2.3. Вычисляем для полученных антител их аффинность с антигеном и выбираем </w:t>
+      </w:r>
+      <w:r>
+        <w:rPr>
+          <w:b w:val="0"/>
+          <w:bCs w:val="0"/>
+          <w:highlight w:val="none"/>
+          <w:vertAlign w:val="baseline"/>
+          <w:lang w:val="en-US"/>
+        </w:rPr>
+        <w:t xml:space="preserve">n </w:t>
+      </w:r>
+      <w:r>
+        <w:rPr>
+          <w:b w:val="0"/>
+          <w:bCs w:val="0"/>
+          <w:highlight w:val="none"/>
+          <w:vertAlign w:val="baseline"/>
+          <w:lang w:val="ru-RU"/>
+        </w:rPr>
+        <w:t xml:space="preserve">антител, имеющих максимальную аффинность. Помещаем их в множество клеток памяти. </w:t>
+      </w:r>
+      <w:r>
+        <w:rPr>
+          <w:b w:val="0"/>
+          <w:bCs w:val="0"/>
+          <w:highlight w:val="none"/>
+          <w:vertAlign w:val="baseline"/>
+          <w:lang w:val="en-US"/>
+        </w:rPr>
+        <w:t xml:space="preserve">n = </w:t>
+      </w:r>
+      <w:r>
+        <w:rPr>
+          <w:b w:val="0"/>
+          <w:bCs w:val="0"/>
+          <w:highlight w:val="none"/>
+          <w:vertAlign w:val="baseline"/>
+          <w:lang w:val="en-US"/>
+        </w:rPr>
+        <w:t xml:space="preserve">bc * nb * nc. </w:t>
+      </w:r>
+      <w:r>
+        <w:rPr>
+          <w:b w:val="0"/>
+          <w:bCs w:val="0"/>
+          <w:highlight w:val="none"/>
+          <w:vertAlign w:val="baseline"/>
+          <w:lang w:val="ru-RU"/>
+        </w:rPr>
+        <w:t xml:space="preserve">Удаляем из популяции </w:t>
+      </w:r>
+      <w:r>
+        <w:rPr>
+          <w:b w:val="0"/>
+          <w:bCs w:val="0"/>
+          <w:highlight w:val="none"/>
+          <w:vertAlign w:val="baseline"/>
+          <w:lang w:val="en-US"/>
+        </w:rPr>
+        <w:t xml:space="preserve">Sm </w:t>
+      </w:r>
+      <w:r>
+        <w:rPr>
+          <w:b w:val="0"/>
+          <w:bCs w:val="0"/>
+          <w:highlight w:val="none"/>
+          <w:vertAlign w:val="baseline"/>
+          <w:lang w:val="ru-RU"/>
+        </w:rPr>
+        <w:t xml:space="preserve">клеток памяти те клетки, аффинность которых ниже пороговой величины </w:t>
+      </w:r>
+      <w:r>
+        <w:rPr>
+          <w:b w:val="0"/>
+          <w:bCs w:val="0"/>
+          <w:highlight w:val="none"/>
+          <w:vertAlign w:val="baseline"/>
+          <w:lang w:val="en-US"/>
+        </w:rPr>
+        <w:t xml:space="preserve">bb.</w:t>
+      </w:r>
+      <w:r>
+        <w:rPr>
+          <w:b w:val="0"/>
+          <w:bCs w:val="0"/>
+          <w:highlight w:val="none"/>
+          <w:vertAlign w:val="baseline"/>
+        </w:rPr>
+      </w:r>
+    </w:p>
+    <w:p>
+      <w:pPr>
+        <w:pStyle w:val="944"/>
+        <w:pBdr/>
+        <w:tabs>
+          <w:tab w:val="center" w:leader="none" w:pos="4819"/>
+        </w:tabs>
+        <w:bidi w:val="false"/>
+        <w:spacing/>
+        <w:ind w:firstLine="0" w:left="0"/>
+        <w:jc w:val="both"/>
+        <w:rPr>
+          <w:b w:val="0"/>
+          <w:bCs w:val="0"/>
+          <w:highlight w:val="none"/>
+          <w:vertAlign w:val="baseline"/>
+          <w:lang w:val="en-US"/>
+        </w:rPr>
+      </w:pPr>
+      <w:r>
+        <w:rPr>
+          <w:b w:val="0"/>
+          <w:bCs w:val="0"/>
+          <w:highlight w:val="none"/>
+          <w:vertAlign w:val="baseline"/>
+          <w:lang w:val="ru-RU"/>
+        </w:rPr>
+        <w:t xml:space="preserve">2.4. Вычисляем аффинность всех клеток скоректированной популяции </w:t>
+      </w:r>
+      <w:r>
+        <w:rPr>
+          <w:b w:val="0"/>
+          <w:bCs w:val="0"/>
+          <w:highlight w:val="none"/>
+          <w:vertAlign w:val="baseline"/>
+          <w:lang w:val="en-US"/>
+        </w:rPr>
+        <w:t xml:space="preserve">Sm</w:t>
+      </w:r>
+      <w:r>
+        <w:rPr>
+          <w:b w:val="0"/>
+          <w:bCs w:val="0"/>
+          <w:highlight w:val="none"/>
+          <w:vertAlign w:val="baseline"/>
+          <w:lang w:val="ru-RU"/>
+        </w:rPr>
+        <w:t xml:space="preserve"> и удаляем из популяции тех, аффинность которых ниже величины порога </w:t>
+      </w:r>
+      <w:r>
+        <w:rPr>
+          <w:b w:val="0"/>
+          <w:bCs w:val="0"/>
+          <w:highlight w:val="none"/>
+          <w:vertAlign w:val="baseline"/>
+          <w:lang w:val="en-US"/>
+        </w:rPr>
+        <w:t xml:space="preserve">br.</w:t>
+      </w:r>
+      <w:r>
+        <w:rPr>
+          <w:b w:val="0"/>
+          <w:bCs w:val="0"/>
+          <w:highlight w:val="none"/>
+          <w:vertAlign w:val="baseline"/>
+          <w:lang w:val="ru-RU"/>
+        </w:rPr>
+        <w:t xml:space="preserve"> Расширяем популяцию </w:t>
+      </w:r>
+      <w:r>
+        <w:rPr>
+          <w:b w:val="0"/>
+          <w:bCs w:val="0"/>
+          <w:highlight w:val="none"/>
+          <w:vertAlign w:val="baseline"/>
+          <w:lang w:val="en-US"/>
+        </w:rPr>
+        <w:t xml:space="preserve">Sb</w:t>
+      </w:r>
+      <w:r>
+        <w:rPr>
+          <w:b w:val="0"/>
+          <w:bCs w:val="0"/>
+          <w:highlight w:val="none"/>
+          <w:vertAlign w:val="baseline"/>
+          <w:lang w:val="ru-RU"/>
+        </w:rPr>
+        <w:t xml:space="preserve"> агентами популяции </w:t>
+      </w:r>
+      <w:r>
+        <w:rPr>
+          <w:b w:val="0"/>
+          <w:bCs w:val="0"/>
+          <w:highlight w:val="none"/>
+          <w:vertAlign w:val="baseline"/>
+          <w:lang w:val="en-US"/>
+        </w:rPr>
+        <w:t xml:space="preserve">Sm.</w:t>
+      </w:r>
+      <w:r>
+        <w:rPr>
+          <w:b w:val="0"/>
+          <w:bCs w:val="0"/>
+          <w:highlight w:val="none"/>
+          <w:vertAlign w:val="baseline"/>
+        </w:rPr>
+      </w:r>
+    </w:p>
+    <w:p>
+      <w:pPr>
+        <w:pStyle w:val="944"/>
+        <w:pBdr/>
+        <w:tabs>
+          <w:tab w:val="center" w:leader="none" w:pos="4819"/>
+        </w:tabs>
+        <w:bidi w:val="false"/>
+        <w:spacing/>
+        <w:ind w:firstLine="0" w:left="0"/>
+        <w:jc w:val="both"/>
+        <w:rPr>
+          <w:b w:val="0"/>
+          <w:bCs w:val="0"/>
+          <w:highlight w:val="none"/>
+          <w:vertAlign w:val="baseline"/>
+          <w:lang w:val="en-US"/>
+        </w:rPr>
+      </w:pPr>
+      <w:r>
+        <w:rPr>
+          <w:b w:val="0"/>
+          <w:bCs w:val="0"/>
+          <w:highlight w:val="none"/>
+          <w:vertAlign w:val="baseline"/>
+          <w:lang w:val="en-US"/>
+        </w:rPr>
+        <w:t xml:space="preserve">3. </w:t>
+      </w:r>
+      <w:r>
+        <w:rPr>
+          <w:b w:val="0"/>
+          <w:bCs w:val="0"/>
+          <w:highlight w:val="none"/>
+          <w:vertAlign w:val="baseline"/>
+          <w:lang w:val="ru-RU"/>
+        </w:rPr>
+        <w:t xml:space="preserve">Вычисляем аффинность агентов расширенной популяции и удаляем тех, величина аффинности которых ниже порога </w:t>
+      </w:r>
+      <w:r>
+        <w:rPr>
+          <w:b w:val="0"/>
+          <w:bCs w:val="0"/>
+          <w:highlight w:val="none"/>
+          <w:vertAlign w:val="baseline"/>
+          <w:lang w:val="en-US"/>
+        </w:rPr>
+        <w:t xml:space="preserve">br.</w:t>
+      </w:r>
+      <w:r>
+        <w:rPr>
+          <w:b w:val="0"/>
+          <w:bCs w:val="0"/>
+          <w:highlight w:val="none"/>
+          <w:vertAlign w:val="baseline"/>
+        </w:rPr>
+      </w:r>
+    </w:p>
+    <w:p>
+      <w:pPr>
+        <w:pStyle w:val="944"/>
+        <w:pBdr/>
+        <w:tabs>
+          <w:tab w:val="center" w:leader="none" w:pos="4819"/>
+        </w:tabs>
+        <w:bidi w:val="false"/>
+        <w:spacing/>
+        <w:ind w:firstLine="0" w:left="0"/>
+        <w:jc w:val="both"/>
+        <w:rPr>
+          <w:b w:val="0"/>
+          <w:bCs w:val="0"/>
+          <w:highlight w:val="none"/>
+          <w:vertAlign w:val="baseline"/>
+          <w:lang w:val="ru-RU"/>
+        </w:rPr>
+      </w:pPr>
+      <w:r>
+        <w:rPr>
+          <w:b w:val="0"/>
+          <w:bCs w:val="0"/>
+          <w:highlight w:val="none"/>
+          <w:vertAlign w:val="baseline"/>
+          <w:lang w:val="en-US"/>
+        </w:rPr>
+        <w:t xml:space="preserve">4. </w:t>
+      </w:r>
+      <w:r>
+        <w:rPr>
+          <w:b w:val="0"/>
+          <w:bCs w:val="0"/>
+          <w:highlight w:val="none"/>
+          <w:vertAlign w:val="baseline"/>
+          <w:lang w:val="ru-RU"/>
+        </w:rPr>
+        <w:t xml:space="preserve">Заменяем </w:t>
+      </w:r>
+      <w:r>
+        <w:rPr>
+          <w:b w:val="0"/>
+          <w:bCs w:val="0"/>
+          <w:highlight w:val="none"/>
+          <w:vertAlign w:val="baseline"/>
+          <w:lang w:val="en-US"/>
+        </w:rPr>
+        <w:t xml:space="preserve">bn </w:t>
+      </w:r>
+      <w:r>
+        <w:rPr>
+          <w:b w:val="0"/>
+          <w:bCs w:val="0"/>
+          <w:highlight w:val="none"/>
+          <w:vertAlign w:val="baseline"/>
+          <w:lang w:val="ru-RU"/>
+        </w:rPr>
+        <w:t xml:space="preserve">процентом худших новыми случайно сгенерированными клетками.</w:t>
+      </w:r>
+      <w:r>
+        <w:rPr>
+          <w:b w:val="0"/>
+          <w:bCs w:val="0"/>
+          <w:highlight w:val="none"/>
+          <w:vertAlign w:val="baseline"/>
+        </w:rPr>
+      </w:r>
+    </w:p>
+    <w:p>
+      <w:pPr>
+        <w:pStyle w:val="944"/>
+        <w:pBdr/>
+        <w:tabs>
+          <w:tab w:val="center" w:leader="none" w:pos="4819"/>
+        </w:tabs>
+        <w:bidi w:val="false"/>
+        <w:spacing/>
+        <w:ind w:firstLine="0" w:left="0"/>
+        <w:jc w:val="both"/>
+        <w:rPr>
+          <w:b w:val="0"/>
+          <w:bCs w:val="0"/>
+          <w:highlight w:val="none"/>
+          <w:vertAlign w:val="baseline"/>
+          <w:lang w:val="ru-RU"/>
+        </w:rPr>
+      </w:pPr>
+      <w:r>
+        <w:rPr>
+          <w:b w:val="0"/>
+          <w:bCs w:val="0"/>
+          <w:highlight w:val="none"/>
+          <w:vertAlign w:val="baseline"/>
+          <w:lang w:val="ru-RU"/>
+        </w:rPr>
+        <w:t xml:space="preserve">5. Проверяем условие останова. В зависимости от результата либо возврат к шагу 2, иначе — выход из алгоритма.</w:t>
+      </w:r>
+      <w:r>
+        <w:rPr>
+          <w:b w:val="0"/>
+          <w:bCs w:val="0"/>
+          <w:highlight w:val="none"/>
+          <w:vertAlign w:val="baseline"/>
+        </w:rPr>
+      </w:r>
+    </w:p>
+    <w:p>
+      <w:pPr>
+        <w:pStyle w:val="944"/>
+        <w:pBdr/>
+        <w:tabs>
+          <w:tab w:val="center" w:leader="none" w:pos="4819"/>
+        </w:tabs>
+        <w:bidi w:val="false"/>
+        <w:spacing/>
+        <w:ind w:firstLine="0" w:left="0"/>
+        <w:jc w:val="both"/>
+        <w:rPr>
+          <w:b w:val="0"/>
+          <w:bCs w:val="0"/>
+          <w:highlight w:val="none"/>
+          <w:vertAlign w:val="baseline"/>
+        </w:rPr>
+      </w:pPr>
+      <w:r>
+        <w:rPr>
+          <w:b w:val="0"/>
+          <w:bCs w:val="0"/>
+          <w:highlight w:val="none"/>
+          <w:vertAlign w:val="baseline"/>
+        </w:rPr>
+      </w:r>
+      <w:r>
+        <w:rPr>
+          <w:b w:val="0"/>
+          <w:bCs w:val="0"/>
+          <w:highlight w:val="none"/>
+          <w:vertAlign w:val="baseline"/>
+        </w:rPr>
+      </w:r>
+      <w:r>
+        <w:rPr>
+          <w:b w:val="0"/>
+          <w:bCs w:val="0"/>
+          <w:highlight w:val="none"/>
+          <w:vertAlign w:val="baseline"/>
+        </w:rPr>
+      </w:r>
+    </w:p>
+    <w:p>
+      <w:pPr>
+        <w:pStyle w:val="944"/>
+        <w:pBdr/>
+        <w:tabs>
+          <w:tab w:val="center" w:leader="none" w:pos="4819"/>
+        </w:tabs>
+        <w:bidi w:val="false"/>
+        <w:spacing/>
+        <w:ind w:firstLine="0" w:left="0"/>
+        <w:jc w:val="both"/>
+        <w:rPr>
+          <w:b w:val="0"/>
+          <w:bCs w:val="0"/>
+          <w:highlight w:val="none"/>
+          <w:vertAlign w:val="baseline"/>
+        </w:rPr>
+      </w:pPr>
+      <w:r>
+        <w:rPr>
+          <w:b w:val="0"/>
+          <w:bCs w:val="0"/>
+          <w:highlight w:val="none"/>
+          <w:vertAlign w:val="baseline"/>
+          <w:lang w:val="ru-RU"/>
+        </w:rPr>
+        <w:t xml:space="preserve">Базовый алгоритм иммунной оптимизации — это частный случай алгоритма функционирования иммунной сети в предположении что имеется один антиген — искомое значение целевой функции и </w:t>
+      </w:r>
+      <w:r>
+        <w:rPr>
+          <w:b w:val="0"/>
+          <w:bCs w:val="0"/>
+          <w:highlight w:val="none"/>
+          <w:vertAlign w:val="baseline"/>
+          <w:lang w:val="en-US"/>
+        </w:rPr>
+        <w:t xml:space="preserve">bg</w:t>
+      </w:r>
+      <w:r>
+        <w:rPr>
+          <w:b w:val="0"/>
+          <w:bCs w:val="0"/>
+          <w:highlight w:val="none"/>
+          <w:vertAlign w:val="baseline"/>
+          <w:lang w:val="ru-RU"/>
+        </w:rPr>
+        <w:t xml:space="preserve">-аффинность антитела к этому антигену равна соответствующему значению </w:t>
+      </w:r>
+      <w:r>
+        <w:rPr>
+          <w:b w:val="0"/>
+          <w:bCs w:val="0"/>
+          <w:highlight w:val="none"/>
+          <w:vertAlign w:val="baseline"/>
+          <w:lang w:val="en-US"/>
+        </w:rPr>
+        <w:t xml:space="preserve">fitness-</w:t>
+      </w:r>
+      <w:r>
+        <w:rPr>
+          <w:b w:val="0"/>
+          <w:bCs w:val="0"/>
+          <w:highlight w:val="none"/>
+          <w:vertAlign w:val="baseline"/>
+          <w:lang w:val="ru-RU"/>
+        </w:rPr>
+        <w:t xml:space="preserve">функции.</w:t>
       </w:r>
       <w:r>
         <w:rPr>

--- a/theory/Конспекты/lection_lessons.docx
+++ b/theory/Конспекты/lection_lessons.docx
@@ -26337,6 +26337,7 @@
           <w:b/>
           <w:bCs/>
           <w:highlight w:val="none"/>
+          <w:lang w:val="ru-RU" w:bidi="ru-RU"/>
         </w:rPr>
       </w:r>
       <w:r>
@@ -26586,7 +26587,7 @@
           <w:b w:val="0"/>
           <w:bCs w:val="0"/>
           <w:highlight w:val="none"/>
-          <w:lang w:val="ru-RU"/>
+          <w:lang w:val="ru-RU" w:bidi="ru-RU"/>
         </w:rPr>
       </w:r>
       <w:r>
@@ -26805,7 +26806,7 @@
           <w:b w:val="0"/>
           <w:bCs w:val="0"/>
           <w:highlight w:val="none"/>
-          <w:lang w:val="ru-RU"/>
+          <w:lang w:val="ru-RU" w:bidi="ru-RU"/>
         </w:rPr>
       </w:r>
       <w:r>
@@ -30777,6 +30778,7 @@
           <w:bCs w:val="0"/>
           <w:highlight w:val="none"/>
           <w:vertAlign w:val="baseline"/>
+          <w:lang w:val="en-US"/>
         </w:rPr>
       </w:r>
       <w:r>
@@ -32135,6 +32137,7 @@
           <w:bCs w:val="0"/>
           <w:highlight w:val="none"/>
           <w:vertAlign w:val="baseline"/>
+          <w:lang w:val="ru-RU"/>
         </w:rPr>
       </w:r>
       <w:r>
@@ -32588,6 +32591,7 @@
           <w:bCs w:val="0"/>
           <w:highlight w:val="none"/>
           <w:vertAlign w:val="baseline"/>
+          <w:lang w:val="ru-RU"/>
         </w:rPr>
       </w:r>
       <w:r>
@@ -32798,6 +32802,7 @@
           <w:bCs w:val="0"/>
           <w:highlight w:val="none"/>
           <w:vertAlign w:val="baseline"/>
+          <w:lang w:val="ru-RU"/>
         </w:rPr>
       </w:r>
       <w:r>
@@ -32888,6 +32893,7 @@
           <w:bCs w:val="0"/>
           <w:highlight w:val="none"/>
           <w:vertAlign w:val="baseline"/>
+          <w:lang w:val="ru-RU"/>
         </w:rPr>
       </w:r>
       <w:r>
@@ -32978,6 +32984,7 @@
           <w:bCs w:val="0"/>
           <w:highlight w:val="none"/>
           <w:vertAlign w:val="baseline"/>
+          <w:lang w:val="ru-RU"/>
         </w:rPr>
       </w:r>
       <w:r>
@@ -33098,6 +33105,7 @@
           <w:bCs w:val="0"/>
           <w:highlight w:val="none"/>
           <w:vertAlign w:val="baseline"/>
+          <w:lang w:val="ru-RU"/>
         </w:rPr>
       </w:r>
       <w:r>
@@ -33188,6 +33196,16 @@
           <w:bCs w:val="0"/>
           <w:highlight w:val="none"/>
           <w:vertAlign w:val="baseline"/>
+          <w:lang w:val="ru-RU"/>
+        </w:rPr>
+      </w:r>
+      <w:r>
+        <w:rPr>
+          <w:b w:val="0"/>
+          <w:bCs w:val="0"/>
+          <w:highlight w:val="none"/>
+          <w:vertAlign w:val="baseline"/>
+          <w:lang w:val="ru-RU"/>
         </w:rPr>
       </w:r>
     </w:p>
@@ -33268,6 +33286,14 @@
           <w:vertAlign w:val="baseline"/>
         </w:rPr>
       </w:r>
+      <w:r>
+        <w:rPr>
+          <w:b w:val="0"/>
+          <w:bCs w:val="0"/>
+          <w:highlight w:val="none"/>
+          <w:vertAlign w:val="baseline"/>
+        </w:rPr>
+      </w:r>
     </w:p>
     <w:p>
       <w:pPr>
@@ -33300,10 +33326,20 @@
       </w:r>
       <w:r>
         <w:rPr>
-          <w:b w:val="0"/>
-          <w:bCs w:val="0"/>
-          <w:highlight w:val="none"/>
-          <w:vertAlign w:val="baseline"/>
+          <w:b/>
+          <w:bCs/>
+          <w:highlight w:val="none"/>
+          <w:vertAlign w:val="baseline"/>
+          <w:lang w:val="en-US"/>
+        </w:rPr>
+      </w:r>
+      <w:r>
+        <w:rPr>
+          <w:b/>
+          <w:bCs/>
+          <w:highlight w:val="none"/>
+          <w:vertAlign w:val="baseline"/>
+          <w:lang w:val="en-US"/>
         </w:rPr>
       </w:r>
     </w:p>
@@ -33387,14 +33423,34 @@
           <w:vertAlign w:val="baseline"/>
           <w:lang w:val="ru-RU"/>
         </w:rPr>
-        <w:t xml:space="preserve">ы были получены в 90-х. ИИС — это информационная технология, использующая понятия «аппарат» и некоторые результаты теоретической иммунологии для решения прикладных задач. Кроме оптимизационных задач ИИС широко используется для построения многоагентных и самоорганизующихся систем моделей коллективного интеллекта и автономных распределённых систем моделей искусственной жизни и т.д.</w:t>
-      </w:r>
-      <w:r>
-        <w:rPr>
-          <w:b w:val="0"/>
-          <w:bCs w:val="0"/>
-          <w:highlight w:val="none"/>
-          <w:vertAlign w:val="baseline"/>
+        <w:t xml:space="preserve">ы были получены в 90-х. ИИС — это информационная технология, использующая понятия «аппарат» и некоторые результаты теоретическ</w:t>
+      </w:r>
+      <w:r>
+        <w:rPr>
+          <w:b w:val="0"/>
+          <w:bCs w:val="0"/>
+          <w:highlight w:val="none"/>
+          <w:vertAlign w:val="baseline"/>
+          <w:lang w:val="ru-RU"/>
+        </w:rPr>
+        <w:t xml:space="preserve">ой иммунологии для решения прикладных задач. Кроме оптимизационных задач ИИС широко используется для построения многоагентных и самоорганизующихся систем моделей коллективного интеллекта и автономных распределённых систем моделей искусственной жизни и т.д.</w:t>
+      </w:r>
+      <w:r>
+        <w:rPr>
+          <w:b w:val="0"/>
+          <w:bCs w:val="0"/>
+          <w:highlight w:val="none"/>
+          <w:vertAlign w:val="baseline"/>
+          <w:lang w:val="ru-RU"/>
+        </w:rPr>
+      </w:r>
+      <w:r>
+        <w:rPr>
+          <w:b w:val="0"/>
+          <w:bCs w:val="0"/>
+          <w:highlight w:val="none"/>
+          <w:vertAlign w:val="baseline"/>
+          <w:lang w:val="ru-RU"/>
         </w:rPr>
       </w:r>
     </w:p>
@@ -33468,7 +33524,36 @@
           <w:vertAlign w:val="baseline"/>
           <w:lang w:val="ru-RU"/>
         </w:rPr>
-        <w:t xml:space="preserve">Биологическим прототипом ИИС является иммунная система человека. Основная задача иммунной системы заключается в распознавании клеток, классификации их на своих и чужих, а также в уничтожении чужеродных клеток. С более общей точки зрения, задача иммунной системы — это уничтожение любого чужеродного агента. Агенты, воспринимаемые иммуной системой как чужеродные, называются антигенами. То есть антигены — это агенты, в ответ на появление которых в организме иммунная система образует специальные реагирующие с ними антитела.</w:t>
+        <w:t xml:space="preserve">Биологически</w:t>
+      </w:r>
+      <w:r>
+        <w:rPr>
+          <w:b w:val="0"/>
+          <w:bCs w:val="0"/>
+          <w:highlight w:val="none"/>
+          <w:vertAlign w:val="baseline"/>
+          <w:lang w:val="ru-RU"/>
+        </w:rPr>
+        <w:t xml:space="preserve">м прототипом ИИС является иммунная система человека. Основная задача иммунной системы заключается в распознавании клеток, классификации их на своих и чужих, а также в уничтожении чужеродных клеток. С более общей точки зрения, задача иммунной системы — это </w:t>
+      </w:r>
+      <w:r>
+        <w:rPr>
+          <w:b w:val="0"/>
+          <w:bCs w:val="0"/>
+          <w:highlight w:val="none"/>
+          <w:vertAlign w:val="baseline"/>
+          <w:lang w:val="ru-RU"/>
+        </w:rPr>
+        <w:t xml:space="preserve">уничтожение любого чужеродного агента. Агенты, воспринимаемые иммуной системой как чужеродные, называются антигенами. То есть антигены — это агенты, в ответ на появление которых в организме иммунная система образует специальные реагирующие с ними антитела.</w:t>
+      </w:r>
+      <w:r>
+        <w:rPr>
+          <w:b w:val="0"/>
+          <w:bCs w:val="0"/>
+          <w:highlight w:val="none"/>
+          <w:vertAlign w:val="baseline"/>
+          <w:lang w:val="ru-RU"/>
+        </w:rPr>
       </w:r>
       <w:r>
         <w:rPr>
@@ -33524,7 +33609,16 @@
           <w:bCs w:val="0"/>
           <w:highlight w:val="none"/>
           <w:vertAlign w:val="baseline"/>
-          <w:lang w:val="ru-RU"/>
+          <w:lang w:val="ru-RU" w:bidi="ru-RU"/>
+        </w:rPr>
+      </w:r>
+      <w:r>
+        <w:rPr>
+          <w:b w:val="0"/>
+          <w:bCs w:val="0"/>
+          <w:highlight w:val="none"/>
+          <w:vertAlign w:val="baseline"/>
+          <w:lang w:val="ru-RU" w:bidi="ru-RU"/>
         </w:rPr>
       </w:r>
     </w:p>
@@ -33619,7 +33713,7 @@
           <w:bCs w:val="0"/>
           <w:highlight w:val="none"/>
           <w:vertAlign w:val="baseline"/>
-          <w:lang w:val="ru-RU"/>
+          <w:lang w:val="ru-RU" w:bidi="ru-RU"/>
         </w:rPr>
       </w:r>
     </w:p>
@@ -33667,7 +33761,7 @@
           <w:bCs w:val="0"/>
           <w:highlight w:val="none"/>
           <w:vertAlign w:val="baseline"/>
-          <w:lang w:val="ru-RU"/>
+          <w:lang w:val="ru-RU" w:bidi="ru-RU"/>
         </w:rPr>
       </w:r>
     </w:p>
@@ -33715,7 +33809,7 @@
           <w:bCs w:val="0"/>
           <w:highlight w:val="none"/>
           <w:vertAlign w:val="baseline"/>
-          <w:lang w:val="ru-RU"/>
+          <w:lang w:val="ru-RU" w:bidi="ru-RU"/>
         </w:rPr>
       </w:r>
     </w:p>
@@ -33763,7 +33857,7 @@
           <w:bCs w:val="0"/>
           <w:highlight w:val="none"/>
           <w:vertAlign w:val="baseline"/>
-          <w:lang w:val="ru-RU"/>
+          <w:lang w:val="ru-RU" w:bidi="ru-RU"/>
         </w:rPr>
       </w:r>
     </w:p>
@@ -33851,7 +33945,17 @@
           <w:vertAlign w:val="baseline"/>
           <w:lang w:val="ru-RU" w:bidi="ru-RU"/>
         </w:rPr>
-        <w:t xml:space="preserve">иммунную память. То есть наилучшие антитела, выработанные ранее при первом контакте с чужеродными клетками. Для использования в информационных технологиях наибольший интерес представляют функции, реализуемые посредством лимфоцитов. Лимфоциты — главные клетки иммунной системы, вырабатывающие антитела в ответ на вторжение антигенов. По функциональным признакам различают несколько типов лимфоцитов, главными из которых являются </w:t>
+        <w:t xml:space="preserve">иммунную память. То есть наилучшие антитела, выработанные ранее при первом контакте с чужеродными клетками. Для использования в информационных технологиях наибольший интере</w:t>
+      </w:r>
+      <w:r>
+        <w:rPr>
+          <w:b w:val="0"/>
+          <w:bCs w:val="0"/>
+          <w:highlight w:val="none"/>
+          <w:vertAlign w:val="baseline"/>
+          <w:lang w:val="ru-RU" w:bidi="ru-RU"/>
+        </w:rPr>
+        <w:t xml:space="preserve">с представляют функции, реализуемые посредством лимфоцитов. Лимфоциты — главные клетки иммунной системы, вырабатывающие антитела в ответ на вторжение антигенов. По функциональным признакам различают несколько типов лимфоцитов, главными из которых являются </w:t>
       </w:r>
       <w:r>
         <w:rPr>
@@ -33881,7 +33985,76 @@
           <w:vertAlign w:val="baseline"/>
           <w:lang w:val="ru-RU"/>
         </w:rPr>
-        <w:t xml:space="preserve">живущие относительно долго и хранящие в себе информацию о чужеродных клетках. При распознавании антигенов совпадение образа антигена с антителом может быть неполным. Мера близости антигена и антитела носит название «аффинность». Известно несколько теорий, объясняющих механизм производства антител иммунной системы. Наиболее известной является клонально-селекционная теория, в соответствии с которой при распознавании биклетками антигенов они стимулируются и начинают синтезировать антитела с той же специфичностью, то есть предназначенной для борьбы с данным антигеном путём клонирования. При этом число клонов пропорционально уровню стимуляции билимфоцита. Процесс, который вызывает клонирование только тех клеток, которые синтезируют нужный тип антител, называют клональным отбором. Можно сказать, что клональный отбор создаёт подпопуляцию биклеток, предназначенных для борьбы с соответствующим антигеном. После подавления антигена большая часть биклеток разрушается, а оставшиеся реализуют функцию иммунной памяти. Так, что последующее воздействие похожего антигена приводит к быстрой иммунной реакции. При проектировании ИИС также широко используются элементы теории идиотипической иммунной сети, согласно которой иммунный ответ. Иммунный ответ основывается не только на взаимодействии биклеток и антигенов, но и на взаимодействии биклеток между собой. С точки зрения информационных технологий, первичный иммунный ответ соответствует обучению иммунной системы распознаванию соответствующего антигена, а вторичный иммунный ответ отнесению новых антигенов к одной из известных групп.</w:t>
+        <w:t xml:space="preserve">живущие относительно долго и хранящие в себе инфор</w:t>
+      </w:r>
+      <w:r>
+        <w:rPr>
+          <w:b w:val="0"/>
+          <w:bCs w:val="0"/>
+          <w:highlight w:val="none"/>
+          <w:vertAlign w:val="baseline"/>
+          <w:lang w:val="ru-RU"/>
+        </w:rPr>
+        <w:t xml:space="preserve">мацию о чужеродных клетках. При распознавании антигенов совпадение образа антигена с антителом может быть неполным. Мера близости антигена и антитела носит название «аффинность». Известно несколько теорий, объясняющих механизм производства антител иммунной</w:t>
+      </w:r>
+      <w:r>
+        <w:rPr>
+          <w:b w:val="0"/>
+          <w:bCs w:val="0"/>
+          <w:highlight w:val="none"/>
+          <w:vertAlign w:val="baseline"/>
+          <w:lang w:val="ru-RU"/>
+        </w:rPr>
+        <w:t xml:space="preserve"> системы. Наиболее известной является клонально-селекционная теория, в соответствии с которой при распознавании биклетками антигенов они стимулируются и начинают синтезировать антитела с той же специфичностью, то есть предназначенной для борьбы с данным ан</w:t>
+      </w:r>
+      <w:r>
+        <w:rPr>
+          <w:b w:val="0"/>
+          <w:bCs w:val="0"/>
+          <w:highlight w:val="none"/>
+          <w:vertAlign w:val="baseline"/>
+          <w:lang w:val="ru-RU"/>
+        </w:rPr>
+        <w:t xml:space="preserve">тигеном путём клонирования. При этом число клонов пропорционально уровню стимуляции билимфоцита. Процесс, который вызывает клонирование только тех клеток, которые синтезируют нужный тип антител, называют клональным отбором. Можно сказать, что клональный от</w:t>
+      </w:r>
+      <w:r>
+        <w:rPr>
+          <w:b w:val="0"/>
+          <w:bCs w:val="0"/>
+          <w:highlight w:val="none"/>
+          <w:vertAlign w:val="baseline"/>
+          <w:lang w:val="ru-RU"/>
+        </w:rPr>
+        <w:t xml:space="preserve">бор создаёт подпопуляцию биклеток, предназначенных для борьбы с соответствующим антигеном. После подавления антигена большая часть биклеток разрушается, а оставшиеся реализуют функцию иммунной памяти. Так, что последующее воздействие похожего антигена прив</w:t>
+      </w:r>
+      <w:r>
+        <w:rPr>
+          <w:b w:val="0"/>
+          <w:bCs w:val="0"/>
+          <w:highlight w:val="none"/>
+          <w:vertAlign w:val="baseline"/>
+          <w:lang w:val="ru-RU"/>
+        </w:rPr>
+        <w:t xml:space="preserve">одит к быстрой иммунной реакции. При проектировании ИИС также широко используются элементы теории идиотипической иммунной сети, согласно которой иммунный ответ. Иммунный ответ основывается не только на взаимодействии биклеток и антигенов, но и на взаимодей</w:t>
+      </w:r>
+      <w:r>
+        <w:rPr>
+          <w:b w:val="0"/>
+          <w:bCs w:val="0"/>
+          <w:highlight w:val="none"/>
+          <w:vertAlign w:val="baseline"/>
+          <w:lang w:val="ru-RU"/>
+        </w:rPr>
+        <w:t xml:space="preserve">ствии биклеток между собой. С точки зрения информационных технологий, первичный иммунный ответ соответствует обучению иммунной системы распознаванию соответствующего антигена, а вторичный иммунный ответ отнесению новых антигенов к одной из известных групп.</w:t>
+      </w:r>
+      <w:r>
+        <w:rPr>
+          <w:b w:val="0"/>
+          <w:bCs w:val="0"/>
+          <w:highlight w:val="none"/>
+          <w:vertAlign w:val="baseline"/>
+          <w:lang w:val="ru-RU"/>
+        </w:rPr>
       </w:r>
       <w:r>
         <w:rPr>
@@ -33967,7 +34140,7 @@
           <w:vertAlign w:val="baseline"/>
           <w:lang w:val="ru-RU" w:bidi="ru-RU"/>
         </w:rPr>
-        <w:t xml:space="preserve">Оптимизационные методы используют идеи ИИС, рассматривая антиген как подлежащую решению задачу, а антитела как векторы, соответствующие решению конкретной задачи. Известно значительное число математических моделей иммунной системы в целом, а также её различных компонентов. Для решения прикладных задач с помощью алгоритмов ИИС используют методы клонального отбора, иммунной сети, отрицательного отбора, библиотеки генов и другие.</w:t>
+        <w:t xml:space="preserve">Оптимизационные методы используют идеи ИИС, рассматривая антиген как подлежащую решению задачу, а антитела как векторы, соответствующие решению конкретной задачи. Известно зн</w:t>
       </w:r>
       <w:r>
         <w:rPr>
@@ -33977,6 +34150,16 @@
           <w:vertAlign w:val="baseline"/>
           <w:lang w:val="ru-RU" w:bidi="ru-RU"/>
         </w:rPr>
+        <w:t xml:space="preserve">ачительное число математических моделей иммунной системы в целом, а также её различных компонентов. Для решения прикладных задач с помощью алгоритмов ИИС используют методы клонального отбора, иммунной сети, отрицательного отбора, библиотеки генов и другие.</w:t>
+      </w:r>
+      <w:r>
+        <w:rPr>
+          <w:b w:val="0"/>
+          <w:bCs w:val="0"/>
+          <w:highlight w:val="none"/>
+          <w:vertAlign w:val="baseline"/>
+          <w:lang w:val="ru-RU" w:bidi="ru-RU"/>
+        </w:rPr>
         <w:t xml:space="preserve"> Рассмотрим модель оптимизации с помощью искусственной иммунной сети. Обозначим через </w:t>
       </w:r>
       <w:r>
@@ -34209,7 +34392,6 @@
         </w:rPr>
         <w:t xml:space="preserve">}</w:t>
       </w:r>
-      <w:r/>
       <w:r>
         <w:rPr>
           <w:b w:val="0"/>
@@ -34300,7 +34482,6 @@
         </w:rPr>
         <w:t xml:space="preserve">}</w:t>
       </w:r>
-      <w:r/>
       <w:r>
         <w:rPr>
           <w:b w:val="0"/>
@@ -34567,6 +34748,16 @@
           <w:bCs w:val="0"/>
           <w:highlight w:val="none"/>
           <w:vertAlign w:val="baseline"/>
+          <w:lang w:val="ru-RU"/>
+        </w:rPr>
+      </w:r>
+      <w:r>
+        <w:rPr>
+          <w:b w:val="0"/>
+          <w:bCs w:val="0"/>
+          <w:highlight w:val="none"/>
+          <w:vertAlign w:val="baseline"/>
+          <w:lang w:val="ru-RU"/>
         </w:rPr>
       </w:r>
     </w:p>
@@ -34795,6 +34986,16 @@
           <w:bCs w:val="0"/>
           <w:highlight w:val="none"/>
           <w:vertAlign w:val="baseline"/>
+          <w:lang w:val="ru-RU"/>
+        </w:rPr>
+      </w:r>
+      <w:r>
+        <w:rPr>
+          <w:b w:val="0"/>
+          <w:bCs w:val="0"/>
+          <w:highlight w:val="none"/>
+          <w:vertAlign w:val="baseline"/>
+          <w:lang w:val="ru-RU"/>
         </w:rPr>
       </w:r>
     </w:p>
@@ -34876,6 +35077,16 @@
           <w:bCs w:val="0"/>
           <w:highlight w:val="none"/>
           <w:vertAlign w:val="baseline"/>
+          <w:lang w:val="ru-RU"/>
+        </w:rPr>
+      </w:r>
+      <w:r>
+        <w:rPr>
+          <w:b w:val="0"/>
+          <w:bCs w:val="0"/>
+          <w:highlight w:val="none"/>
+          <w:vertAlign w:val="baseline"/>
+          <w:lang w:val="ru-RU"/>
         </w:rPr>
       </w:r>
     </w:p>
@@ -34944,6 +35155,16 @@
           <w:bCs w:val="0"/>
           <w:highlight w:val="none"/>
           <w:vertAlign w:val="baseline"/>
+          <w:lang w:val="en-US"/>
+        </w:rPr>
+      </w:r>
+      <w:r>
+        <w:rPr>
+          <w:b w:val="0"/>
+          <w:bCs w:val="0"/>
+          <w:highlight w:val="none"/>
+          <w:vertAlign w:val="baseline"/>
+          <w:lang w:val="en-US"/>
         </w:rPr>
       </w:r>
     </w:p>
@@ -35021,6 +35242,7 @@
           <w:bCs w:val="0"/>
           <w:highlight w:val="none"/>
           <w:vertAlign w:val="baseline"/>
+          <w:lang w:val="ru-RU"/>
         </w:rPr>
       </w:r>
     </w:p>
@@ -35139,6 +35361,16 @@
           <w:bCs w:val="0"/>
           <w:highlight w:val="none"/>
           <w:vertAlign w:val="baseline"/>
+          <w:lang w:val="ru-RU"/>
+        </w:rPr>
+      </w:r>
+      <w:r>
+        <w:rPr>
+          <w:b w:val="0"/>
+          <w:bCs w:val="0"/>
+          <w:highlight w:val="none"/>
+          <w:vertAlign w:val="baseline"/>
+          <w:lang w:val="ru-RU"/>
         </w:rPr>
       </w:r>
     </w:p>
@@ -35227,6 +35459,16 @@
           <w:bCs w:val="0"/>
           <w:highlight w:val="none"/>
           <w:vertAlign w:val="baseline"/>
+          <w:lang w:val="ru-RU"/>
+        </w:rPr>
+      </w:r>
+      <w:r>
+        <w:rPr>
+          <w:b w:val="0"/>
+          <w:bCs w:val="0"/>
+          <w:highlight w:val="none"/>
+          <w:vertAlign w:val="baseline"/>
+          <w:lang w:val="ru-RU"/>
         </w:rPr>
       </w:r>
     </w:p>
@@ -35345,6 +35587,16 @@
           <w:bCs w:val="0"/>
           <w:highlight w:val="none"/>
           <w:vertAlign w:val="baseline"/>
+          <w:lang w:val="en-US"/>
+        </w:rPr>
+      </w:r>
+      <w:r>
+        <w:rPr>
+          <w:b w:val="0"/>
+          <w:bCs w:val="0"/>
+          <w:highlight w:val="none"/>
+          <w:vertAlign w:val="baseline"/>
+          <w:lang w:val="en-US"/>
         </w:rPr>
       </w:r>
     </w:p>
@@ -35453,6 +35705,16 @@
           <w:bCs w:val="0"/>
           <w:highlight w:val="none"/>
           <w:vertAlign w:val="baseline"/>
+          <w:lang w:val="en-US"/>
+        </w:rPr>
+      </w:r>
+      <w:r>
+        <w:rPr>
+          <w:b w:val="0"/>
+          <w:bCs w:val="0"/>
+          <w:highlight w:val="none"/>
+          <w:vertAlign w:val="baseline"/>
+          <w:lang w:val="en-US"/>
         </w:rPr>
       </w:r>
     </w:p>
@@ -35511,6 +35773,16 @@
           <w:bCs w:val="0"/>
           <w:highlight w:val="none"/>
           <w:vertAlign w:val="baseline"/>
+          <w:lang w:val="en-US"/>
+        </w:rPr>
+      </w:r>
+      <w:r>
+        <w:rPr>
+          <w:b w:val="0"/>
+          <w:bCs w:val="0"/>
+          <w:highlight w:val="none"/>
+          <w:vertAlign w:val="baseline"/>
+          <w:lang w:val="en-US"/>
         </w:rPr>
       </w:r>
     </w:p>
@@ -35579,6 +35851,16 @@
           <w:bCs w:val="0"/>
           <w:highlight w:val="none"/>
           <w:vertAlign w:val="baseline"/>
+          <w:lang w:val="ru-RU"/>
+        </w:rPr>
+      </w:r>
+      <w:r>
+        <w:rPr>
+          <w:b w:val="0"/>
+          <w:bCs w:val="0"/>
+          <w:highlight w:val="none"/>
+          <w:vertAlign w:val="baseline"/>
+          <w:lang w:val="ru-RU"/>
         </w:rPr>
       </w:r>
     </w:p>
@@ -35617,6 +35899,16 @@
           <w:bCs w:val="0"/>
           <w:highlight w:val="none"/>
           <w:vertAlign w:val="baseline"/>
+          <w:lang w:val="ru-RU"/>
+        </w:rPr>
+      </w:r>
+      <w:r>
+        <w:rPr>
+          <w:b w:val="0"/>
+          <w:bCs w:val="0"/>
+          <w:highlight w:val="none"/>
+          <w:vertAlign w:val="baseline"/>
+          <w:lang w:val="ru-RU"/>
         </w:rPr>
       </w:r>
     </w:p>
@@ -35679,6 +35971,7 @@
           <w:bCs w:val="0"/>
           <w:highlight w:val="none"/>
           <w:vertAlign w:val="baseline"/>
+          <w:lang w:val="ru-RU"/>
         </w:rPr>
       </w:pPr>
       <w:r>
@@ -35737,7 +36030,4338 @@
           <w:bCs w:val="0"/>
           <w:highlight w:val="none"/>
           <w:vertAlign w:val="baseline"/>
-          <w:lang w:val="ru-RU"/>
+        </w:rPr>
+      </w:r>
+      <w:r>
+        <w:rPr>
+          <w:b w:val="0"/>
+          <w:bCs w:val="0"/>
+          <w:highlight w:val="none"/>
+          <w:vertAlign w:val="baseline"/>
+          <w:lang w:val="ru-RU"/>
+        </w:rPr>
+      </w:r>
+    </w:p>
+    <w:p>
+      <w:pPr>
+        <w:pStyle w:val="944"/>
+        <w:pBdr/>
+        <w:tabs>
+          <w:tab w:val="center" w:leader="none" w:pos="4819"/>
+        </w:tabs>
+        <w:bidi w:val="false"/>
+        <w:spacing/>
+        <w:ind w:firstLine="0" w:left="0"/>
+        <w:jc w:val="both"/>
+        <w:rPr>
+          <w:b w:val="0"/>
+          <w:bCs w:val="0"/>
+          <w:highlight w:val="none"/>
+          <w:vertAlign w:val="baseline"/>
+        </w:rPr>
+      </w:pPr>
+      <w:r>
+        <w:rPr>
+          <w:b w:val="0"/>
+          <w:bCs w:val="0"/>
+          <w:highlight w:val="none"/>
+          <w:vertAlign w:val="baseline"/>
+        </w:rPr>
+      </w:r>
+      <w:r>
+        <w:rPr>
+          <w:b w:val="0"/>
+          <w:bCs w:val="0"/>
+          <w:highlight w:val="none"/>
+          <w:vertAlign w:val="baseline"/>
+        </w:rPr>
+      </w:r>
+      <w:r>
+        <w:rPr>
+          <w:b w:val="0"/>
+          <w:bCs w:val="0"/>
+          <w:highlight w:val="none"/>
+          <w:vertAlign w:val="baseline"/>
+        </w:rPr>
+      </w:r>
+    </w:p>
+    <w:p>
+      <w:pPr>
+        <w:pStyle w:val="944"/>
+        <w:pBdr/>
+        <w:tabs>
+          <w:tab w:val="center" w:leader="none" w:pos="4819"/>
+        </w:tabs>
+        <w:bidi w:val="false"/>
+        <w:spacing/>
+        <w:ind w:firstLine="0" w:left="0"/>
+        <w:jc w:val="center"/>
+        <w:rPr>
+          <w:b w:val="0"/>
+          <w:bCs w:val="0"/>
+          <w:highlight w:val="none"/>
+          <w:vertAlign w:val="baseline"/>
+          <w:lang w:val="ru-RU"/>
+        </w:rPr>
+      </w:pPr>
+      <w:r>
+        <w:rPr>
+          <w:b/>
+          <w:bCs/>
+          <w:highlight w:val="none"/>
+          <w:vertAlign w:val="baseline"/>
+          <w:lang w:val="ru-RU"/>
+        </w:rPr>
+        <w:t xml:space="preserve">Алгоритм бактериальной оптимизации</w:t>
+      </w:r>
+      <w:r>
+        <w:rPr>
+          <w:b w:val="0"/>
+          <w:bCs w:val="0"/>
+          <w:highlight w:val="none"/>
+          <w:vertAlign w:val="baseline"/>
+        </w:rPr>
+      </w:r>
+      <w:r>
+        <w:rPr>
+          <w:b w:val="0"/>
+          <w:bCs w:val="0"/>
+          <w:highlight w:val="none"/>
+          <w:vertAlign w:val="baseline"/>
+          <w:lang w:val="ru-RU"/>
+        </w:rPr>
+      </w:r>
+    </w:p>
+    <w:p>
+      <w:pPr>
+        <w:pStyle w:val="944"/>
+        <w:pBdr/>
+        <w:tabs>
+          <w:tab w:val="center" w:leader="none" w:pos="4819"/>
+        </w:tabs>
+        <w:bidi w:val="false"/>
+        <w:spacing/>
+        <w:ind w:firstLine="0" w:left="0"/>
+        <w:jc w:val="center"/>
+        <w:rPr>
+          <w:b w:val="0"/>
+          <w:bCs w:val="0"/>
+          <w:highlight w:val="none"/>
+          <w:vertAlign w:val="baseline"/>
+        </w:rPr>
+      </w:pPr>
+      <w:r>
+        <w:rPr>
+          <w:b w:val="0"/>
+          <w:bCs w:val="0"/>
+          <w:highlight w:val="none"/>
+          <w:vertAlign w:val="baseline"/>
+        </w:rPr>
+      </w:r>
+      <w:r>
+        <w:rPr>
+          <w:b w:val="0"/>
+          <w:bCs w:val="0"/>
+          <w:highlight w:val="none"/>
+          <w:vertAlign w:val="baseline"/>
+        </w:rPr>
+      </w:r>
+      <w:r>
+        <w:rPr>
+          <w:b w:val="0"/>
+          <w:bCs w:val="0"/>
+          <w:highlight w:val="none"/>
+          <w:vertAlign w:val="baseline"/>
+        </w:rPr>
+      </w:r>
+    </w:p>
+    <w:p>
+      <w:pPr>
+        <w:pStyle w:val="944"/>
+        <w:pBdr/>
+        <w:tabs>
+          <w:tab w:val="center" w:leader="none" w:pos="4819"/>
+        </w:tabs>
+        <w:bidi w:val="false"/>
+        <w:spacing/>
+        <w:ind w:firstLine="0" w:left="0"/>
+        <w:jc w:val="both"/>
+        <w:rPr>
+          <w:b w:val="0"/>
+          <w:bCs w:val="0"/>
+          <w:highlight w:val="none"/>
+          <w:vertAlign w:val="baseline"/>
+          <w:lang w:val="ru-RU"/>
+        </w:rPr>
+      </w:pPr>
+      <w:r>
+        <w:rPr>
+          <w:b w:val="0"/>
+          <w:bCs w:val="0"/>
+          <w:highlight w:val="none"/>
+          <w:vertAlign w:val="baseline"/>
+          <w:lang w:val="ru-RU"/>
+        </w:rPr>
+        <w:t xml:space="preserve">Поведение бактерий являетс</w:t>
+      </w:r>
+      <w:r>
+        <w:rPr>
+          <w:b w:val="0"/>
+          <w:bCs w:val="0"/>
+          <w:highlight w:val="none"/>
+          <w:vertAlign w:val="baseline"/>
+          <w:lang w:val="ru-RU"/>
+        </w:rPr>
+        <w:t xml:space="preserve">я источником новых подходов к разработке популяционных алгоритмов поисковой оптимизации. Общее название таких алгоритмов — алгоритмы бактериальной оптимизации. Известны примеры использования таких алгоритмов для решения прикладных задач из различных предме</w:t>
+      </w:r>
+      <w:r>
+        <w:rPr>
+          <w:b w:val="0"/>
+          <w:bCs w:val="0"/>
+          <w:highlight w:val="none"/>
+          <w:vertAlign w:val="baseline"/>
+          <w:lang w:val="ru-RU"/>
+        </w:rPr>
+        <w:t xml:space="preserve">тных областей. Так, они эффективно применяются для решения задач оптимального управления динамической системой или обучение нейросети. Первый алгоритм бактериальной оптимизации был предложен в 2002 году. Рассмотрим биологические предпосылки данного метода.</w:t>
+      </w:r>
+      <w:r>
+        <w:rPr>
+          <w:b w:val="0"/>
+          <w:bCs w:val="0"/>
+          <w:highlight w:val="none"/>
+          <w:vertAlign w:val="baseline"/>
+        </w:rPr>
+      </w:r>
+      <w:r>
+        <w:rPr>
+          <w:b w:val="0"/>
+          <w:bCs w:val="0"/>
+          <w:highlight w:val="none"/>
+          <w:vertAlign w:val="baseline"/>
+          <w:lang w:val="ru-RU"/>
+        </w:rPr>
+      </w:r>
+    </w:p>
+    <w:p>
+      <w:pPr>
+        <w:pStyle w:val="944"/>
+        <w:pBdr/>
+        <w:tabs>
+          <w:tab w:val="center" w:leader="none" w:pos="4819"/>
+        </w:tabs>
+        <w:bidi w:val="false"/>
+        <w:spacing/>
+        <w:ind w:firstLine="0" w:left="0"/>
+        <w:jc w:val="both"/>
+        <w:rPr>
+          <w:b w:val="0"/>
+          <w:bCs w:val="0"/>
+          <w:highlight w:val="none"/>
+          <w:vertAlign w:val="baseline"/>
+        </w:rPr>
+      </w:pPr>
+      <w:r>
+        <w:rPr>
+          <w:b w:val="0"/>
+          <w:bCs w:val="0"/>
+          <w:highlight w:val="none"/>
+          <w:vertAlign w:val="baseline"/>
+        </w:rPr>
+      </w:r>
+      <w:r>
+        <w:rPr>
+          <w:b w:val="0"/>
+          <w:bCs w:val="0"/>
+          <w:highlight w:val="none"/>
+          <w:vertAlign w:val="baseline"/>
+        </w:rPr>
+      </w:r>
+      <w:r>
+        <w:rPr>
+          <w:b w:val="0"/>
+          <w:bCs w:val="0"/>
+          <w:highlight w:val="none"/>
+          <w:vertAlign w:val="baseline"/>
+        </w:rPr>
+      </w:r>
+    </w:p>
+    <w:p>
+      <w:pPr>
+        <w:pStyle w:val="944"/>
+        <w:pBdr/>
+        <w:tabs>
+          <w:tab w:val="center" w:leader="none" w:pos="4819"/>
+        </w:tabs>
+        <w:bidi w:val="false"/>
+        <w:spacing/>
+        <w:ind w:firstLine="0" w:left="0"/>
+        <w:jc w:val="both"/>
+        <w:rPr>
+          <w:b w:val="0"/>
+          <w:bCs w:val="0"/>
+          <w:highlight w:val="none"/>
+          <w:vertAlign w:val="baseline"/>
+          <w:lang w:val="ru-RU"/>
+        </w:rPr>
+      </w:pPr>
+      <w:r>
+        <w:rPr>
+          <w:b w:val="0"/>
+          <w:bCs w:val="0"/>
+          <w:highlight w:val="none"/>
+          <w:vertAlign w:val="baseline"/>
+          <w:lang w:val="ru-RU"/>
+        </w:rPr>
+      </w:r>
+      <w:r>
+        <w:rPr>
+          <w:rFonts w:hint="default" w:ascii="Arial" w:hAnsi="Arial" w:eastAsia="Arial" w:cs="Arial"/>
+          <w:b w:val="0"/>
+          <w:bCs w:val="0"/>
+          <w:highlight w:val="none"/>
+          <w:vertAlign w:val="baseline"/>
+          <w:lang w:val="ru-RU"/>
+        </w:rPr>
+        <w:t xml:space="preserve">•</w:t>
+      </w:r>
+      <w:r>
+        <w:rPr>
+          <w:b w:val="0"/>
+          <w:bCs w:val="0"/>
+          <w:highlight w:val="none"/>
+          <w:vertAlign w:val="baseline"/>
+          <w:lang w:val="ru-RU"/>
+        </w:rPr>
+        <w:t xml:space="preserve"> Бактерия совершает движение, которое называется плаванием.</w:t>
+      </w:r>
+      <w:r>
+        <w:rPr>
+          <w:b w:val="0"/>
+          <w:bCs w:val="0"/>
+          <w:highlight w:val="none"/>
+          <w:vertAlign w:val="baseline"/>
+          <w:lang w:val="ru-RU"/>
+        </w:rPr>
+      </w:r>
+      <w:r>
+        <w:rPr>
+          <w:b w:val="0"/>
+          <w:bCs w:val="0"/>
+          <w:highlight w:val="none"/>
+          <w:vertAlign w:val="baseline"/>
+          <w:lang w:val="ru-RU"/>
+        </w:rPr>
+      </w:r>
+    </w:p>
+    <w:p>
+      <w:pPr>
+        <w:pStyle w:val="944"/>
+        <w:pBdr/>
+        <w:tabs>
+          <w:tab w:val="center" w:leader="none" w:pos="4819"/>
+        </w:tabs>
+        <w:bidi w:val="false"/>
+        <w:spacing/>
+        <w:ind w:firstLine="0" w:left="0"/>
+        <w:jc w:val="both"/>
+        <w:rPr>
+          <w:b w:val="0"/>
+          <w:bCs w:val="0"/>
+          <w:highlight w:val="none"/>
+          <w:vertAlign w:val="baseline"/>
+          <w:lang w:val="ru-RU"/>
+        </w:rPr>
+      </w:pPr>
+      <w:r>
+        <w:rPr>
+          <w:b w:val="0"/>
+          <w:bCs w:val="0"/>
+          <w:highlight w:val="none"/>
+          <w:vertAlign w:val="baseline"/>
+          <w:lang w:val="ru-RU"/>
+        </w:rPr>
+      </w:r>
+      <w:r>
+        <w:rPr>
+          <w:rFonts w:hint="default" w:ascii="Arial" w:hAnsi="Arial" w:eastAsia="Arial" w:cs="Arial"/>
+          <w:b w:val="0"/>
+          <w:bCs w:val="0"/>
+          <w:highlight w:val="none"/>
+          <w:vertAlign w:val="baseline"/>
+          <w:lang w:val="ru-RU"/>
+        </w:rPr>
+        <w:t xml:space="preserve">•</w:t>
+      </w:r>
+      <w:r>
+        <w:rPr>
+          <w:b w:val="0"/>
+          <w:bCs w:val="0"/>
+          <w:highlight w:val="none"/>
+          <w:vertAlign w:val="baseline"/>
+          <w:lang w:val="ru-RU"/>
+        </w:rPr>
+        <w:t xml:space="preserve"> Разворачивание бактерии называется кувырок.</w:t>
+      </w:r>
+      <w:r>
+        <w:rPr>
+          <w:b w:val="0"/>
+          <w:bCs w:val="0"/>
+          <w:highlight w:val="none"/>
+          <w:vertAlign w:val="baseline"/>
+        </w:rPr>
+      </w:r>
+      <w:r>
+        <w:rPr>
+          <w:b w:val="0"/>
+          <w:bCs w:val="0"/>
+          <w:highlight w:val="none"/>
+          <w:vertAlign w:val="baseline"/>
+          <w:lang w:val="ru-RU"/>
+        </w:rPr>
+      </w:r>
+    </w:p>
+    <w:p>
+      <w:pPr>
+        <w:pStyle w:val="944"/>
+        <w:pBdr/>
+        <w:tabs>
+          <w:tab w:val="center" w:leader="none" w:pos="4819"/>
+        </w:tabs>
+        <w:bidi w:val="false"/>
+        <w:spacing/>
+        <w:ind w:firstLine="0" w:left="0"/>
+        <w:jc w:val="both"/>
+        <w:rPr>
+          <w:b w:val="0"/>
+          <w:bCs w:val="0"/>
+          <w:highlight w:val="none"/>
+          <w:vertAlign w:val="baseline"/>
+          <w:lang w:val="ru-RU"/>
+        </w:rPr>
+      </w:pPr>
+      <w:r>
+        <w:rPr>
+          <w:b w:val="0"/>
+          <w:bCs w:val="0"/>
+          <w:highlight w:val="none"/>
+          <w:vertAlign w:val="baseline"/>
+          <w:lang w:val="ru-RU"/>
+        </w:rPr>
+      </w:r>
+      <w:r>
+        <w:rPr>
+          <w:rFonts w:hint="default" w:ascii="Arial" w:hAnsi="Arial" w:eastAsia="Arial" w:cs="Arial"/>
+          <w:b w:val="0"/>
+          <w:bCs w:val="0"/>
+          <w:highlight w:val="none"/>
+          <w:vertAlign w:val="baseline"/>
+          <w:lang w:val="ru-RU"/>
+        </w:rPr>
+        <w:t xml:space="preserve">•</w:t>
+      </w:r>
+      <w:r>
+        <w:rPr>
+          <w:b w:val="0"/>
+          <w:bCs w:val="0"/>
+          <w:highlight w:val="none"/>
+          <w:vertAlign w:val="baseline"/>
+          <w:lang w:val="ru-RU"/>
+        </w:rPr>
+        <w:t xml:space="preserve"> Общее поведение бактерии обусловлено механизмом, который называется хемотаксис.</w:t>
+      </w:r>
+      <w:r>
+        <w:rPr>
+          <w:b w:val="0"/>
+          <w:bCs w:val="0"/>
+          <w:highlight w:val="none"/>
+          <w:vertAlign w:val="baseline"/>
+        </w:rPr>
+      </w:r>
+      <w:r>
+        <w:rPr>
+          <w:b w:val="0"/>
+          <w:bCs w:val="0"/>
+          <w:highlight w:val="none"/>
+          <w:vertAlign w:val="baseline"/>
+          <w:lang w:val="ru-RU"/>
+        </w:rPr>
+      </w:r>
+    </w:p>
+    <w:p>
+      <w:pPr>
+        <w:pStyle w:val="944"/>
+        <w:pBdr/>
+        <w:tabs>
+          <w:tab w:val="center" w:leader="none" w:pos="4819"/>
+        </w:tabs>
+        <w:bidi w:val="false"/>
+        <w:spacing/>
+        <w:ind w:firstLine="0" w:left="0"/>
+        <w:jc w:val="both"/>
+        <w:rPr>
+          <w:b w:val="0"/>
+          <w:bCs w:val="0"/>
+          <w:highlight w:val="none"/>
+          <w:vertAlign w:val="baseline"/>
+          <w:lang w:val="ru-RU"/>
+        </w:rPr>
+      </w:pPr>
+      <w:r>
+        <w:rPr>
+          <w:b w:val="0"/>
+          <w:bCs w:val="0"/>
+          <w:highlight w:val="none"/>
+          <w:vertAlign w:val="baseline"/>
+          <w:lang w:val="ru-RU"/>
+        </w:rPr>
+      </w:r>
+      <w:r>
+        <w:rPr>
+          <w:rFonts w:hint="default" w:ascii="Arial" w:hAnsi="Arial" w:eastAsia="Arial" w:cs="Arial"/>
+          <w:b w:val="0"/>
+          <w:bCs w:val="0"/>
+          <w:highlight w:val="none"/>
+          <w:vertAlign w:val="baseline"/>
+          <w:lang w:val="ru-RU"/>
+        </w:rPr>
+        <w:t xml:space="preserve">•</w:t>
+      </w:r>
+      <w:r>
+        <w:rPr>
+          <w:b w:val="0"/>
+          <w:bCs w:val="0"/>
+          <w:highlight w:val="none"/>
+          <w:vertAlign w:val="baseline"/>
+          <w:lang w:val="ru-RU"/>
+        </w:rPr>
+        <w:t xml:space="preserve"> Хемотаксис — двигательная реакция микроорганизма на химический раздражитель. </w:t>
+      </w:r>
+      <w:r>
+        <w:rPr>
+          <w:b w:val="0"/>
+          <w:bCs w:val="0"/>
+          <w:highlight w:val="none"/>
+          <w:vertAlign w:val="baseline"/>
+          <w:lang w:val="ru-RU"/>
+        </w:rPr>
+        <w:t xml:space="preserve">Данный механизм позволяет бактерии двигаться в направлении аттрактантов (питательных веществ) в противополжном направлении от репилентов (вредных для бактерии веществ).</w:t>
+      </w:r>
+      <w:r>
+        <w:rPr>
+          <w:b w:val="0"/>
+          <w:bCs w:val="0"/>
+          <w:highlight w:val="none"/>
+          <w:vertAlign w:val="baseline"/>
+          <w:lang w:val="ru-RU"/>
+        </w:rPr>
+      </w:r>
+      <w:r>
+        <w:rPr>
+          <w:b w:val="0"/>
+          <w:bCs w:val="0"/>
+          <w:highlight w:val="none"/>
+          <w:vertAlign w:val="baseline"/>
+          <w:lang w:val="ru-RU"/>
+        </w:rPr>
+      </w:r>
+    </w:p>
+    <w:p>
+      <w:pPr>
+        <w:pStyle w:val="944"/>
+        <w:pBdr/>
+        <w:tabs>
+          <w:tab w:val="center" w:leader="none" w:pos="4819"/>
+        </w:tabs>
+        <w:bidi w:val="false"/>
+        <w:spacing/>
+        <w:ind w:firstLine="0" w:left="0"/>
+        <w:jc w:val="both"/>
+        <w:rPr>
+          <w:b w:val="0"/>
+          <w:bCs w:val="0"/>
+          <w:highlight w:val="none"/>
+          <w:vertAlign w:val="baseline"/>
+          <w:lang w:val="ru-RU"/>
+        </w:rPr>
+      </w:pPr>
+      <w:r>
+        <w:rPr>
+          <w:b w:val="0"/>
+          <w:bCs w:val="0"/>
+          <w:highlight w:val="none"/>
+          <w:vertAlign w:val="baseline"/>
+          <w:lang w:val="ru-RU"/>
+        </w:rPr>
+        <w:t xml:space="preserve">Если у выбранной бактерии направление движения соответствует увеличению концентрации аттрактанта, то время до следующего кувырка увеличивается.</w:t>
+      </w:r>
+      <w:r>
+        <w:rPr>
+          <w:b w:val="0"/>
+          <w:bCs w:val="0"/>
+          <w:highlight w:val="none"/>
+          <w:vertAlign w:val="baseline"/>
+          <w:lang w:val="ru-RU"/>
+        </w:rPr>
+        <w:t xml:space="preserve"> В результате бактерия совершает движение к полезным ве</w:t>
+      </w:r>
+      <w:r>
+        <w:rPr>
+          <w:b w:val="0"/>
+          <w:bCs w:val="0"/>
+          <w:highlight w:val="none"/>
+          <w:vertAlign w:val="baseline"/>
+          <w:lang w:val="ru-RU"/>
+        </w:rPr>
+        <w:t xml:space="preserve">ществам от вредных. А продолжение движения в нужном направлении увеличивается. Таким образом, бактериальный хемотаксис можно определить как сложное сочетание плавания и кувырков, позволяющее бактерии удерживаться в местах высокой концентрации питательных в</w:t>
+      </w:r>
+      <w:r>
+        <w:rPr>
+          <w:b w:val="0"/>
+          <w:bCs w:val="0"/>
+          <w:highlight w:val="none"/>
+          <w:vertAlign w:val="baseline"/>
+          <w:lang w:val="ru-RU"/>
+        </w:rPr>
+        <w:t xml:space="preserve">еществ и избегать неприемлемой концентрации вредоносных веществ. В контексте задачи поисковой оптимизации хемотаксис можно интерпретировать как механизм оптимизации использования бактерии известных пищевых ресурсов и поиска новых потенциально более ценных.</w:t>
+      </w:r>
+      <w:r>
+        <w:rPr>
+          <w:b w:val="0"/>
+          <w:bCs w:val="0"/>
+          <w:highlight w:val="none"/>
+          <w:vertAlign w:val="baseline"/>
+        </w:rPr>
+      </w:r>
+      <w:r>
+        <w:rPr>
+          <w:b w:val="0"/>
+          <w:bCs w:val="0"/>
+          <w:highlight w:val="none"/>
+          <w:vertAlign w:val="baseline"/>
+          <w:lang w:val="ru-RU"/>
+        </w:rPr>
+      </w:r>
+    </w:p>
+    <w:p>
+      <w:pPr>
+        <w:pStyle w:val="944"/>
+        <w:pBdr/>
+        <w:tabs>
+          <w:tab w:val="center" w:leader="none" w:pos="4819"/>
+        </w:tabs>
+        <w:bidi w:val="false"/>
+        <w:spacing/>
+        <w:ind w:firstLine="0" w:left="0"/>
+        <w:jc w:val="both"/>
+        <w:rPr>
+          <w:b w:val="0"/>
+          <w:bCs w:val="0"/>
+          <w:highlight w:val="none"/>
+          <w:vertAlign w:val="baseline"/>
+        </w:rPr>
+      </w:pPr>
+      <w:r>
+        <w:rPr>
+          <w:b w:val="0"/>
+          <w:bCs w:val="0"/>
+          <w:highlight w:val="none"/>
+          <w:vertAlign w:val="baseline"/>
+          <w:lang w:val="ru-RU"/>
+        </w:rPr>
+      </w:r>
+      <w:r>
+        <w:rPr>
+          <w:b w:val="0"/>
+          <w:bCs w:val="0"/>
+          <w:highlight w:val="none"/>
+          <w:vertAlign w:val="baseline"/>
+          <w:lang w:val="ru-RU"/>
+        </w:rPr>
+      </w:r>
+      <w:r>
+        <w:rPr>
+          <w:b w:val="0"/>
+          <w:bCs w:val="0"/>
+          <w:highlight w:val="none"/>
+          <w:vertAlign w:val="baseline"/>
+        </w:rPr>
+      </w:r>
+    </w:p>
+    <w:p>
+      <w:pPr>
+        <w:pStyle w:val="944"/>
+        <w:pBdr/>
+        <w:tabs>
+          <w:tab w:val="center" w:leader="none" w:pos="4819"/>
+        </w:tabs>
+        <w:bidi w:val="false"/>
+        <w:spacing/>
+        <w:ind w:firstLine="0" w:left="0"/>
+        <w:jc w:val="both"/>
+        <w:rPr>
+          <w:b w:val="0"/>
+          <w:bCs w:val="0"/>
+          <w:highlight w:val="none"/>
+          <w:vertAlign w:val="baseline"/>
+          <w:lang w:val="ru-RU"/>
+        </w:rPr>
+      </w:pPr>
+      <w:r>
+        <w:rPr>
+          <w:b w:val="0"/>
+          <w:bCs w:val="0"/>
+          <w:highlight w:val="none"/>
+          <w:vertAlign w:val="baseline"/>
+          <w:lang w:val="ru-RU"/>
+        </w:rPr>
+        <w:t xml:space="preserve">Рассмотрим канонический алгоритм бактериальной оптимизации. Будем полагать, что значение </w:t>
+      </w:r>
+      <w:r>
+        <w:rPr>
+          <w:b w:val="0"/>
+          <w:bCs w:val="0"/>
+          <w:highlight w:val="none"/>
+          <w:vertAlign w:val="baseline"/>
+          <w:lang w:val="en-US"/>
+        </w:rPr>
+        <w:t xml:space="preserve">fitness-</w:t>
+      </w:r>
+      <w:r>
+        <w:rPr>
+          <w:b w:val="0"/>
+          <w:bCs w:val="0"/>
+          <w:highlight w:val="none"/>
+          <w:vertAlign w:val="baseline"/>
+          <w:lang w:val="ru-RU"/>
+        </w:rPr>
+        <w:t xml:space="preserve">функции </w:t>
+      </w:r>
+      <w:r>
+        <w:rPr>
+          <w:b w:val="0"/>
+          <w:bCs w:val="0"/>
+          <w:highlight w:val="none"/>
+          <w:vertAlign w:val="baseline"/>
+          <w:lang w:val="en-US"/>
+        </w:rPr>
+        <w:t xml:space="preserve">F </w:t>
+      </w:r>
+      <w:r>
+        <w:rPr>
+          <w:b w:val="0"/>
+          <w:bCs w:val="0"/>
+          <w:highlight w:val="none"/>
+          <w:vertAlign w:val="baseline"/>
+          <w:lang w:val="ru-RU"/>
+        </w:rPr>
+        <w:t xml:space="preserve">будет максимизировано</w:t>
+      </w:r>
+      <w:r>
+        <w:rPr>
+          <w:b w:val="0"/>
+          <w:bCs w:val="0"/>
+          <w:highlight w:val="none"/>
+          <w:vertAlign w:val="baseline"/>
+          <w:lang w:val="en-US"/>
+        </w:rPr>
+        <w:t xml:space="preserve">. </w:t>
+      </w:r>
+      <w:r>
+        <w:rPr>
+          <w:b w:val="0"/>
+          <w:bCs w:val="0"/>
+          <w:highlight w:val="none"/>
+          <w:vertAlign w:val="baseline"/>
+          <w:lang w:val="ru-RU"/>
+        </w:rPr>
+        <w:t xml:space="preserve">Канонический алгоритм бактериальной оптимизации (</w:t>
+      </w:r>
+      <w:r>
+        <w:rPr>
+          <w:b w:val="0"/>
+          <w:bCs w:val="0"/>
+          <w:highlight w:val="none"/>
+          <w:vertAlign w:val="baseline"/>
+          <w:lang w:val="en-US"/>
+        </w:rPr>
+        <w:t xml:space="preserve">BFO — </w:t>
+      </w:r>
+      <w:r>
+        <w:rPr>
+          <w:b w:val="0"/>
+          <w:bCs w:val="0"/>
+          <w:highlight w:val="none"/>
+          <w:vertAlign w:val="baseline"/>
+          <w:lang w:val="en-US"/>
+        </w:rPr>
+        <w:t xml:space="preserve">bacterial forwarding optimization</w:t>
+      </w:r>
+      <w:r>
+        <w:rPr>
+          <w:b w:val="0"/>
+          <w:bCs w:val="0"/>
+          <w:highlight w:val="none"/>
+          <w:vertAlign w:val="baseline"/>
+          <w:lang w:val="ru-RU"/>
+        </w:rPr>
+        <w:t xml:space="preserve">)</w:t>
+      </w:r>
+      <w:r>
+        <w:rPr>
+          <w:b w:val="0"/>
+          <w:bCs w:val="0"/>
+          <w:highlight w:val="none"/>
+          <w:vertAlign w:val="baseline"/>
+          <w:lang w:val="en-US"/>
+        </w:rPr>
+        <w:t xml:space="preserve"> </w:t>
+      </w:r>
+      <w:r>
+        <w:rPr>
+          <w:b w:val="0"/>
+          <w:bCs w:val="0"/>
+          <w:highlight w:val="none"/>
+          <w:vertAlign w:val="baseline"/>
+          <w:lang w:val="ru-RU"/>
+        </w:rPr>
+        <w:t xml:space="preserve">основан на </w:t>
+      </w:r>
+      <w:r>
+        <w:rPr>
+          <w:b w:val="0"/>
+          <w:bCs w:val="0"/>
+          <w:highlight w:val="none"/>
+          <w:vertAlign w:val="baseline"/>
+          <w:lang w:val="ru-RU"/>
+        </w:rPr>
+        <w:t xml:space="preserve">трёх основных механизмах: хемотаксис, репродукция, ликвидация рассеивания.</w:t>
+      </w:r>
+      <w:r>
+        <w:rPr>
+          <w:b w:val="0"/>
+          <w:bCs w:val="0"/>
+          <w:highlight w:val="none"/>
+          <w:vertAlign w:val="baseline"/>
+          <w:lang w:val="ru-RU"/>
+        </w:rPr>
+        <w:t xml:space="preserve"> </w:t>
+      </w:r>
+      <w:r>
+        <w:rPr>
+          <w:b w:val="0"/>
+          <w:bCs w:val="0"/>
+          <w:highlight w:val="none"/>
+          <w:vertAlign w:val="baseline"/>
+          <w:lang w:val="ru-RU"/>
+        </w:rPr>
+        <w:t xml:space="preserve">Пусть </w:t>
+      </w:r>
+      <w:r>
+        <w:rPr>
+          <w:b w:val="0"/>
+          <w:bCs w:val="0"/>
+          <w:highlight w:val="none"/>
+          <w:vertAlign w:val="baseline"/>
+          <w:lang w:val="en-US"/>
+        </w:rPr>
+        <w:t xml:space="preserve">Xirl(t) — </w:t>
+      </w:r>
+      <w:r>
+        <w:rPr>
+          <w:b w:val="0"/>
+          <w:bCs w:val="0"/>
+          <w:highlight w:val="none"/>
+          <w:vertAlign w:val="baseline"/>
+          <w:lang w:val="ru-RU"/>
+        </w:rPr>
+        <w:t xml:space="preserve">вектор текущего положения бактерии </w:t>
+      </w:r>
+      <w:r>
+        <w:rPr>
+          <w:b w:val="0"/>
+          <w:bCs w:val="0"/>
+          <w:highlight w:val="none"/>
+          <w:vertAlign w:val="baseline"/>
+          <w:lang w:val="en-US"/>
+        </w:rPr>
+        <w:t xml:space="preserve">Si</w:t>
+      </w:r>
+      <w:r>
+        <w:rPr>
+          <w:b w:val="0"/>
+          <w:bCs w:val="0"/>
+          <w:highlight w:val="none"/>
+          <w:vertAlign w:val="baseline"/>
+          <w:lang w:val="ru-RU"/>
+        </w:rPr>
+        <w:t xml:space="preserve"> </w:t>
+      </w:r>
+      <w:r>
+        <w:rPr>
+          <w:b w:val="0"/>
+          <w:bCs w:val="0"/>
+          <w:highlight w:val="none"/>
+          <w:vertAlign w:val="baseline"/>
+          <w:lang w:val="en-US"/>
+        </w:rPr>
+        <w:t xml:space="preserve">(</w:t>
+      </w:r>
+      <w:r>
+        <w:rPr>
+          <w:b w:val="0"/>
+          <w:bCs w:val="0"/>
+          <w:highlight w:val="none"/>
+          <w:vertAlign w:val="baseline"/>
+          <w:lang w:val="en-US"/>
+        </w:rPr>
+        <w:t xml:space="preserve">belongs to S)</w:t>
+      </w:r>
+      <w:r>
+        <w:rPr>
+          <w:b w:val="0"/>
+          <w:bCs w:val="0"/>
+          <w:highlight w:val="none"/>
+          <w:vertAlign w:val="baseline"/>
+          <w:lang w:val="en-US"/>
+        </w:rPr>
+        <w:t xml:space="preserve"> </w:t>
+      </w:r>
+      <w:r>
+        <w:rPr>
+          <w:b w:val="0"/>
+          <w:bCs w:val="0"/>
+          <w:highlight w:val="none"/>
+          <w:vertAlign w:val="baseline"/>
+          <w:lang w:val="ru-RU"/>
+        </w:rPr>
+        <w:t xml:space="preserve">на шаге </w:t>
+      </w:r>
+      <w:r>
+        <w:rPr>
+          <w:b w:val="0"/>
+          <w:bCs w:val="0"/>
+          <w:highlight w:val="none"/>
+          <w:vertAlign w:val="baseline"/>
+          <w:lang w:val="en-US"/>
+        </w:rPr>
+        <w:t xml:space="preserve">t </w:t>
+      </w:r>
+      <w:r>
+        <w:rPr>
+          <w:b w:val="0"/>
+          <w:bCs w:val="0"/>
+          <w:highlight w:val="none"/>
+          <w:vertAlign w:val="baseline"/>
+          <w:lang w:val="ru-RU"/>
+        </w:rPr>
+        <w:t xml:space="preserve">хемотаксиса, </w:t>
+      </w:r>
+      <w:r>
+        <w:rPr>
+          <w:b w:val="0"/>
+          <w:bCs w:val="0"/>
+          <w:highlight w:val="none"/>
+          <w:vertAlign w:val="baseline"/>
+          <w:lang w:val="en-US"/>
+        </w:rPr>
+        <w:t xml:space="preserve">r-</w:t>
+      </w:r>
+      <w:r>
+        <w:rPr>
+          <w:b w:val="0"/>
+          <w:bCs w:val="0"/>
+          <w:highlight w:val="none"/>
+          <w:vertAlign w:val="baseline"/>
+          <w:lang w:val="ru-RU"/>
+        </w:rPr>
+        <w:t xml:space="preserve">ом шаге репродукции и </w:t>
+      </w:r>
+      <w:r>
+        <w:rPr>
+          <w:b w:val="0"/>
+          <w:bCs w:val="0"/>
+          <w:highlight w:val="none"/>
+          <w:vertAlign w:val="baseline"/>
+          <w:lang w:val="en-US"/>
+        </w:rPr>
+        <w:t xml:space="preserve">l-</w:t>
+      </w:r>
+      <w:r>
+        <w:rPr>
+          <w:b w:val="0"/>
+          <w:bCs w:val="0"/>
+          <w:highlight w:val="none"/>
+          <w:vertAlign w:val="baseline"/>
+          <w:lang w:val="ru-RU"/>
+        </w:rPr>
+        <w:t xml:space="preserve">том шаге ликвидации рассеивания. </w:t>
+      </w:r>
+      <w:r>
+        <w:rPr>
+          <w:b w:val="0"/>
+          <w:bCs w:val="0"/>
+          <w:highlight w:val="none"/>
+          <w:vertAlign w:val="baseline"/>
+          <w:lang w:val="en-US"/>
+        </w:rPr>
+        <w:t xml:space="preserve">t: </w:t>
+      </w:r>
+      <w:r>
+        <w:rPr>
+          <w:b w:val="0"/>
+          <w:bCs w:val="0"/>
+          <w:highlight w:val="none"/>
+          <w:vertAlign w:val="baseline"/>
+          <w:lang w:val="ru-RU"/>
+        </w:rPr>
+        <w:t xml:space="preserve">от 1 до </w:t>
+      </w:r>
+      <w:r>
+        <w:rPr>
+          <w:b w:val="0"/>
+          <w:bCs w:val="0"/>
+          <w:highlight w:val="none"/>
+          <w:vertAlign w:val="baseline"/>
+          <w:lang w:val="en-US"/>
+        </w:rPr>
+        <w:t xml:space="preserve">t~, r: о</w:t>
+      </w:r>
+      <w:r>
+        <w:rPr>
+          <w:b w:val="0"/>
+          <w:bCs w:val="0"/>
+          <w:highlight w:val="none"/>
+          <w:vertAlign w:val="baseline"/>
+          <w:lang w:val="ru-RU"/>
+        </w:rPr>
+        <w:t xml:space="preserve">т 1 до </w:t>
+      </w:r>
+      <w:r>
+        <w:rPr>
+          <w:b w:val="0"/>
+          <w:bCs w:val="0"/>
+          <w:highlight w:val="none"/>
+          <w:vertAlign w:val="baseline"/>
+          <w:lang w:val="en-US"/>
+        </w:rPr>
+        <w:t xml:space="preserve">t~r,</w:t>
+      </w:r>
+      <w:r>
+        <w:rPr>
+          <w:b w:val="0"/>
+          <w:bCs w:val="0"/>
+          <w:highlight w:val="none"/>
+          <w:vertAlign w:val="baseline"/>
+          <w:lang w:val="ru-RU"/>
+        </w:rPr>
+        <w:t xml:space="preserve"> l</w:t>
+      </w:r>
+      <w:r>
+        <w:rPr>
+          <w:b w:val="0"/>
+          <w:bCs w:val="0"/>
+          <w:highlight w:val="none"/>
+          <w:vertAlign w:val="baseline"/>
+          <w:lang w:val="en-US"/>
+        </w:rPr>
+        <w:t xml:space="preserve">: </w:t>
+      </w:r>
+      <w:r>
+        <w:rPr>
+          <w:b w:val="0"/>
+          <w:bCs w:val="0"/>
+          <w:highlight w:val="none"/>
+          <w:vertAlign w:val="baseline"/>
+          <w:lang w:val="ru-RU"/>
+        </w:rPr>
+        <w:t xml:space="preserve">от 1 до </w:t>
+      </w:r>
+      <w:r>
+        <w:rPr>
+          <w:b w:val="0"/>
+          <w:bCs w:val="0"/>
+          <w:highlight w:val="none"/>
+          <w:vertAlign w:val="baseline"/>
+          <w:lang w:val="en-US"/>
+        </w:rPr>
+        <w:t xml:space="preserve">t~l.</w:t>
+      </w:r>
+      <w:r>
+        <w:rPr>
+          <w:b w:val="0"/>
+          <w:bCs w:val="0"/>
+          <w:highlight w:val="none"/>
+          <w:vertAlign w:val="baseline"/>
+          <w:lang w:val="en-US"/>
+        </w:rPr>
+        <w:t xml:space="preserve"> </w:t>
+      </w:r>
+      <w:r>
+        <w:rPr>
+          <w:b w:val="0"/>
+          <w:bCs w:val="0"/>
+          <w:highlight w:val="none"/>
+          <w:vertAlign w:val="baseline"/>
+          <w:lang w:val="ru-RU"/>
+        </w:rPr>
+        <w:t xml:space="preserve">Число бактерий всегда чётно.</w:t>
+      </w:r>
+      <w:r>
+        <w:rPr>
+          <w:b w:val="0"/>
+          <w:bCs w:val="0"/>
+          <w:highlight w:val="none"/>
+          <w:vertAlign w:val="baseline"/>
+          <w:lang w:val="en-US"/>
+        </w:rPr>
+        <w:t xml:space="preserve"> t с</w:t>
+      </w:r>
+      <w:r>
+        <w:rPr>
+          <w:b w:val="0"/>
+          <w:bCs w:val="0"/>
+          <w:highlight w:val="none"/>
+          <w:vertAlign w:val="baseline"/>
+          <w:lang w:val="ru-RU"/>
+        </w:rPr>
+        <w:t xml:space="preserve"> тильдами — это общее число шагов хемотаксиса, репродукции и ликвидации рассеивания соответственно.</w:t>
+      </w:r>
+      <w:r>
+        <w:rPr>
+          <w:b w:val="0"/>
+          <w:bCs w:val="0"/>
+          <w:highlight w:val="none"/>
+          <w:vertAlign w:val="baseline"/>
+          <w:lang w:val="ru-RU"/>
+        </w:rPr>
+      </w:r>
+      <w:r>
+        <w:rPr>
+          <w:b w:val="0"/>
+          <w:bCs w:val="0"/>
+          <w:highlight w:val="none"/>
+          <w:vertAlign w:val="baseline"/>
+          <w:lang w:val="ru-RU"/>
+        </w:rPr>
+      </w:r>
+    </w:p>
+    <w:p>
+      <w:pPr>
+        <w:pStyle w:val="944"/>
+        <w:pBdr/>
+        <w:tabs>
+          <w:tab w:val="center" w:leader="none" w:pos="4819"/>
+        </w:tabs>
+        <w:bidi w:val="false"/>
+        <w:spacing/>
+        <w:ind w:firstLine="0" w:left="0"/>
+        <w:jc w:val="both"/>
+        <w:rPr>
+          <w:b w:val="0"/>
+          <w:bCs w:val="0"/>
+          <w:highlight w:val="none"/>
+          <w:vertAlign w:val="baseline"/>
+          <w:lang w:val="ru-RU"/>
+        </w:rPr>
+      </w:pPr>
+      <w:r>
+        <w:rPr>
+          <w:b w:val="0"/>
+          <w:bCs w:val="0"/>
+          <w:highlight w:val="none"/>
+          <w:vertAlign w:val="baseline"/>
+          <w:lang w:val="ru-RU"/>
+        </w:rPr>
+      </w:r>
+      <w:r>
+        <w:rPr>
+          <w:b w:val="0"/>
+          <w:bCs w:val="0"/>
+          <w:highlight w:val="none"/>
+          <w:vertAlign w:val="baseline"/>
+          <w:lang w:val="ru-RU"/>
+        </w:rPr>
+      </w:r>
+      <w:r>
+        <w:rPr>
+          <w:b w:val="0"/>
+          <w:bCs w:val="0"/>
+          <w:highlight w:val="none"/>
+          <w:vertAlign w:val="baseline"/>
+          <w:lang w:val="ru-RU"/>
+        </w:rPr>
+      </w:r>
+    </w:p>
+    <w:p>
+      <w:pPr>
+        <w:pStyle w:val="944"/>
+        <w:pBdr/>
+        <w:tabs>
+          <w:tab w:val="center" w:leader="none" w:pos="4819"/>
+        </w:tabs>
+        <w:bidi w:val="false"/>
+        <w:spacing/>
+        <w:ind w:firstLine="0" w:left="0"/>
+        <w:jc w:val="both"/>
+        <w:rPr>
+          <w:b w:val="0"/>
+          <w:bCs w:val="0"/>
+          <w:highlight w:val="none"/>
+          <w:vertAlign w:val="baseline"/>
+          <w:lang w:val="ru-RU"/>
+        </w:rPr>
+      </w:pPr>
+      <w:r>
+        <w:rPr>
+          <w:b w:val="0"/>
+          <w:bCs w:val="0"/>
+          <w:highlight w:val="none"/>
+          <w:vertAlign w:val="baseline"/>
+          <w:lang w:val="ru-RU" w:bidi="ru-RU"/>
+        </w:rPr>
+        <w:t xml:space="preserve">1) Хемотаксис — процедура хемотаксиса реализует локальную оптимизацию алгоритма.</w:t>
+      </w:r>
+      <w:r>
+        <w:rPr>
+          <w:b w:val="0"/>
+          <w:bCs w:val="0"/>
+          <w:highlight w:val="none"/>
+          <w:vertAlign w:val="baseline"/>
+          <w:lang w:val="ru-RU" w:bidi="ru-RU"/>
+        </w:rPr>
+        <w:t xml:space="preserve"> Следующее положение частицы </w:t>
+      </w:r>
+      <w:r>
+        <w:rPr>
+          <w:b w:val="0"/>
+          <w:bCs w:val="0"/>
+          <w:highlight w:val="none"/>
+          <w:vertAlign w:val="baseline"/>
+          <w:lang w:val="en-US"/>
+        </w:rPr>
+        <w:t xml:space="preserve">Si, </w:t>
+      </w:r>
+      <w:r>
+        <w:rPr>
+          <w:b w:val="0"/>
+          <w:bCs w:val="0"/>
+          <w:highlight w:val="none"/>
+          <w:vertAlign w:val="baseline"/>
+          <w:lang w:val="ru-RU"/>
+        </w:rPr>
+        <w:t xml:space="preserve">то есть положение на шаге </w:t>
+      </w:r>
+      <w:r>
+        <w:rPr>
+          <w:b w:val="0"/>
+          <w:bCs w:val="0"/>
+          <w:highlight w:val="none"/>
+          <w:vertAlign w:val="baseline"/>
+          <w:lang w:val="en-US"/>
+        </w:rPr>
+        <w:t xml:space="preserve">t+1 </w:t>
+      </w:r>
+      <w:r>
+        <w:rPr>
+          <w:b w:val="0"/>
+          <w:bCs w:val="0"/>
+          <w:highlight w:val="none"/>
+          <w:vertAlign w:val="baseline"/>
+          <w:lang w:val="ru-RU"/>
+        </w:rPr>
+        <w:t xml:space="preserve">определяет формула:</w:t>
+      </w:r>
+      <w:r>
+        <w:rPr>
+          <w:b w:val="0"/>
+          <w:bCs w:val="0"/>
+          <w:highlight w:val="none"/>
+          <w:vertAlign w:val="baseline"/>
+        </w:rPr>
+      </w:r>
+      <w:r>
+        <w:rPr>
+          <w:b w:val="0"/>
+          <w:bCs w:val="0"/>
+          <w:highlight w:val="none"/>
+          <w:vertAlign w:val="baseline"/>
+          <w:lang w:val="ru-RU"/>
+        </w:rPr>
+      </w:r>
+    </w:p>
+    <w:p>
+      <w:pPr>
+        <w:pStyle w:val="944"/>
+        <w:pBdr/>
+        <w:tabs>
+          <w:tab w:val="center" w:leader="none" w:pos="4819"/>
+        </w:tabs>
+        <w:bidi w:val="false"/>
+        <w:spacing/>
+        <w:ind w:firstLine="0" w:left="0"/>
+        <w:jc w:val="both"/>
+        <w:rPr>
+          <w:b w:val="0"/>
+          <w:bCs w:val="0"/>
+          <w:highlight w:val="none"/>
+          <w:vertAlign w:val="baseline"/>
+          <w:lang w:val="en-US"/>
+        </w:rPr>
+      </w:pPr>
+      <w:r>
+        <w:rPr>
+          <w:b w:val="0"/>
+          <w:bCs w:val="0"/>
+          <w:highlight w:val="none"/>
+          <w:vertAlign w:val="subscript"/>
+          <w:lang w:val="en-US"/>
+        </w:rPr>
+      </w:r>
+      <w:r>
+        <w:rPr>
+          <w:b w:val="0"/>
+          <w:bCs w:val="0"/>
+          <w:highlight w:val="none"/>
+          <w:vertAlign w:val="subscript"/>
+          <w:lang w:val="en-US"/>
+        </w:rPr>
+      </w:r>
+      <w:r>
+        <w:rPr>
+          <w:b w:val="0"/>
+          <w:bCs w:val="0"/>
+          <w:highlight w:val="none"/>
+          <w:vertAlign w:val="baseline"/>
+          <w:lang w:val="en-US"/>
+        </w:rPr>
+      </w:r>
+    </w:p>
+    <w:p>
+      <w:pPr>
+        <w:pStyle w:val="944"/>
+        <w:pBdr/>
+        <w:tabs>
+          <w:tab w:val="center" w:leader="none" w:pos="4819"/>
+        </w:tabs>
+        <w:bidi w:val="false"/>
+        <w:spacing/>
+        <w:ind w:firstLine="0" w:left="0"/>
+        <w:jc w:val="center"/>
+        <w:rPr>
+          <w:b w:val="0"/>
+          <w:bCs w:val="0"/>
+          <w:highlight w:val="none"/>
+          <w:vertAlign w:val="subscript"/>
+          <w:lang w:val="en-US"/>
+        </w:rPr>
+      </w:pPr>
+      <w:r>
+        <w:rPr>
+          <w:b w:val="0"/>
+          <w:bCs w:val="0"/>
+          <w:highlight w:val="none"/>
+          <w:vertAlign w:val="baseline"/>
+          <w:lang w:val="ru-RU"/>
+        </w:rPr>
+      </w:r>
+      <w:r>
+        <w:rPr>
+          <w:b w:val="0"/>
+          <w:bCs w:val="0"/>
+          <w:highlight w:val="none"/>
+          <w:vertAlign w:val="baseline"/>
+          <w:lang w:val="en-US"/>
+        </w:rPr>
+        <w:t xml:space="preserve">X’irl = Xirl + lambda * Vi / || Vi ||</w:t>
+      </w:r>
+      <w:r>
+        <w:rPr>
+          <w:b w:val="0"/>
+          <w:bCs w:val="0"/>
+          <w:highlight w:val="none"/>
+          <w:vertAlign w:val="subscript"/>
+          <w:lang w:val="en-US"/>
+        </w:rPr>
+        <w:t xml:space="preserve">E</w:t>
+      </w:r>
+      <w:r>
+        <w:rPr>
+          <w:b w:val="0"/>
+          <w:bCs w:val="0"/>
+          <w:highlight w:val="none"/>
+          <w:vertAlign w:val="baseline"/>
+        </w:rPr>
+      </w:r>
+      <w:r>
+        <w:rPr>
+          <w:b w:val="0"/>
+          <w:bCs w:val="0"/>
+          <w:highlight w:val="none"/>
+          <w:vertAlign w:val="subscript"/>
+          <w:lang w:val="en-US"/>
+        </w:rPr>
+      </w:r>
+    </w:p>
+    <w:p>
+      <w:pPr>
+        <w:pStyle w:val="944"/>
+        <w:pBdr/>
+        <w:tabs>
+          <w:tab w:val="center" w:leader="none" w:pos="4819"/>
+        </w:tabs>
+        <w:bidi w:val="false"/>
+        <w:spacing/>
+        <w:ind w:firstLine="0" w:left="0"/>
+        <w:jc w:val="both"/>
+        <w:rPr>
+          <w:b w:val="0"/>
+          <w:bCs w:val="0"/>
+          <w:highlight w:val="none"/>
+          <w:vertAlign w:val="baseline"/>
+        </w:rPr>
+      </w:pPr>
+      <w:r>
+        <w:rPr>
+          <w:b w:val="0"/>
+          <w:bCs w:val="0"/>
+          <w:highlight w:val="none"/>
+          <w:vertAlign w:val="baseline"/>
+          <w:lang w:val="en-US"/>
+        </w:rPr>
+      </w:r>
+      <w:r>
+        <w:rPr>
+          <w:b w:val="0"/>
+          <w:bCs w:val="0"/>
+          <w:highlight w:val="none"/>
+          <w:vertAlign w:val="baseline"/>
+          <w:lang w:val="en-US"/>
+        </w:rPr>
+      </w:r>
+      <w:r>
+        <w:rPr>
+          <w:b w:val="0"/>
+          <w:bCs w:val="0"/>
+          <w:highlight w:val="none"/>
+          <w:vertAlign w:val="baseline"/>
+        </w:rPr>
+      </w:r>
+    </w:p>
+    <w:p>
+      <w:pPr>
+        <w:pStyle w:val="944"/>
+        <w:pBdr/>
+        <w:tabs>
+          <w:tab w:val="center" w:leader="none" w:pos="4819"/>
+        </w:tabs>
+        <w:bidi w:val="false"/>
+        <w:spacing/>
+        <w:ind w:firstLine="0" w:left="0"/>
+        <w:jc w:val="both"/>
+        <w:rPr>
+          <w:lang w:val="ru-RU"/>
+        </w:rPr>
+      </w:pPr>
+      <w:r>
+        <w:rPr>
+          <w:b w:val="0"/>
+          <w:bCs w:val="0"/>
+          <w:highlight w:val="none"/>
+          <w:vertAlign w:val="baseline"/>
+          <w:lang w:val="en-US"/>
+        </w:rPr>
+        <w:t xml:space="preserve">Vi — </w:t>
+      </w:r>
+      <w:r>
+        <w:rPr>
+          <w:lang w:val="ru-RU"/>
+        </w:rPr>
+        <w:t xml:space="preserve">текущий направляющий вектор шага хемотаксиса. </w:t>
+      </w:r>
+      <w:r>
+        <w:rPr>
+          <w:lang w:val="en-US"/>
+        </w:rPr>
+        <w:t xml:space="preserve">lambda — </w:t>
+      </w:r>
+      <w:r>
+        <w:rPr>
+          <w:lang w:val="ru-RU"/>
+        </w:rPr>
+        <w:t xml:space="preserve">текущая величина этого шага. </w:t>
+      </w:r>
+      <w:r>
+        <w:rPr>
+          <w:b w:val="0"/>
+          <w:bCs w:val="0"/>
+          <w:highlight w:val="none"/>
+          <w:vertAlign w:val="baseline"/>
+          <w:lang w:val="en-US"/>
+        </w:rPr>
+        <w:t xml:space="preserve">|| Vi ||</w:t>
+      </w:r>
+      <w:r>
+        <w:rPr>
+          <w:b w:val="0"/>
+          <w:bCs w:val="0"/>
+          <w:highlight w:val="none"/>
+          <w:vertAlign w:val="subscript"/>
+          <w:lang w:val="en-US"/>
+        </w:rPr>
+        <w:t xml:space="preserve">E</w:t>
+      </w:r>
+      <w:r>
+        <w:rPr>
+          <w:lang w:val="en-US"/>
+        </w:rPr>
+        <w:t xml:space="preserve"> — </w:t>
+      </w:r>
+      <w:r>
+        <w:rPr>
+          <w:lang w:val="ru-RU"/>
+        </w:rPr>
+        <w:t xml:space="preserve">Евклидова норма вектора.</w:t>
+      </w:r>
+      <w:r>
+        <w:rPr>
+          <w:b w:val="0"/>
+          <w:bCs w:val="0"/>
+          <w:highlight w:val="none"/>
+          <w:vertAlign w:val="baseline"/>
+          <w:lang w:val="en-US"/>
+        </w:rPr>
+      </w:r>
+      <w:r>
+        <w:rPr>
+          <w:lang w:val="ru-RU"/>
+        </w:rPr>
+      </w:r>
+    </w:p>
+    <w:p>
+      <w:pPr>
+        <w:pStyle w:val="944"/>
+        <w:pBdr/>
+        <w:tabs>
+          <w:tab w:val="center" w:leader="none" w:pos="4819"/>
+        </w:tabs>
+        <w:bidi w:val="false"/>
+        <w:spacing/>
+        <w:ind w:firstLine="0" w:left="0"/>
+        <w:jc w:val="both"/>
+        <w:rPr>
+          <w:b w:val="0"/>
+          <w:bCs w:val="0"/>
+          <w:highlight w:val="none"/>
+          <w:vertAlign w:val="baseline"/>
+          <w:lang w:val="en-US"/>
+        </w:rPr>
+      </w:pPr>
+      <w:r>
+        <w:rPr>
+          <w:highlight w:val="none"/>
+          <w:lang w:val="ru-RU"/>
+        </w:rPr>
+      </w:r>
+      <w:r>
+        <w:rPr>
+          <w:highlight w:val="none"/>
+          <w:lang w:val="ru-RU"/>
+        </w:rPr>
+      </w:r>
+      <w:r>
+        <w:rPr>
+          <w:b w:val="0"/>
+          <w:bCs w:val="0"/>
+          <w:highlight w:val="none"/>
+          <w:vertAlign w:val="baseline"/>
+          <w:lang w:val="en-US"/>
+        </w:rPr>
+      </w:r>
+    </w:p>
+    <w:p>
+      <w:pPr>
+        <w:pStyle w:val="944"/>
+        <w:pBdr/>
+        <w:tabs>
+          <w:tab w:val="center" w:leader="none" w:pos="4819"/>
+        </w:tabs>
+        <w:bidi w:val="false"/>
+        <w:spacing/>
+        <w:ind w:firstLine="0" w:left="0"/>
+        <w:jc w:val="both"/>
+        <w:rPr>
+          <w:highlight w:val="none"/>
+          <w:lang w:val="ru-RU"/>
+        </w:rPr>
+      </w:pPr>
+      <w:r>
+        <w:rPr>
+          <w:lang w:val="ru-RU"/>
+        </w:rPr>
+        <w:t xml:space="preserve">При плавании</w:t>
+      </w:r>
+      <w:r>
+        <w:rPr>
+          <w:lang w:val="ru-RU"/>
+        </w:rPr>
+        <w:t xml:space="preserve"> бактерии вектор </w:t>
+      </w:r>
+      <w:r>
+        <w:rPr>
+          <w:lang w:val="en-US"/>
+        </w:rPr>
+        <w:t xml:space="preserve">Vi </w:t>
+      </w:r>
+      <w:r>
+        <w:rPr>
+          <w:lang w:val="ru-RU"/>
+        </w:rPr>
+        <w:t xml:space="preserve">неизменен, то есть </w:t>
+      </w:r>
+      <w:r>
+        <w:rPr>
+          <w:lang w:val="en-US"/>
+        </w:rPr>
+        <w:t xml:space="preserve">V’i = Vi. </w:t>
+      </w:r>
+      <w:r>
+        <w:rPr>
+          <w:lang w:val="ru-RU"/>
+        </w:rPr>
+        <w:t xml:space="preserve">При кувырке вектор </w:t>
+      </w:r>
+      <w:r>
+        <w:rPr>
+          <w:lang w:val="en-US"/>
+        </w:rPr>
+        <w:t xml:space="preserve">V’i </w:t>
+      </w:r>
+      <w:r>
+        <w:rPr>
+          <w:lang w:val="ru-RU"/>
+        </w:rPr>
+        <w:t xml:space="preserve">есть случайный вектор </w:t>
+      </w:r>
+      <w:r>
+        <w:rPr>
+          <w:lang w:val="ru-RU"/>
+        </w:rPr>
+        <w:t xml:space="preserve">из </w:t>
+      </w:r>
+      <w:r>
+        <w:rPr>
+          <w:lang w:val="en-US"/>
+        </w:rPr>
+        <w:t xml:space="preserve">U</w:t>
+      </w:r>
+      <w:r>
+        <w:rPr>
+          <w:vertAlign w:val="subscript"/>
+          <w:lang w:val="en-US"/>
+        </w:rPr>
+        <w:t xml:space="preserve">|X|</w:t>
+      </w:r>
+      <w:r>
+        <w:rPr>
+          <w:lang w:val="ru-RU"/>
+        </w:rPr>
+        <w:t xml:space="preserve">(</w:t>
+      </w:r>
+      <w:r>
+        <w:rPr>
+          <w:lang w:val="en-US"/>
+        </w:rPr>
+        <w:t xml:space="preserve">-1;1</w:t>
+      </w:r>
+      <w:r>
+        <w:rPr>
+          <w:lang w:val="ru-RU"/>
+        </w:rPr>
+        <w:t xml:space="preserve">)</w:t>
+      </w:r>
+      <w:r>
+        <w:rPr>
+          <w:lang w:val="en-US"/>
+        </w:rPr>
+        <w:t xml:space="preserve">. </w:t>
+      </w:r>
+      <w:r>
+        <w:rPr>
+          <w:lang w:val="ru-RU"/>
+        </w:rPr>
+        <w:t xml:space="preserve">Плавание каждой из бактерий продолжается пока происходит увеличение значений </w:t>
+      </w:r>
+      <w:r>
+        <w:rPr>
+          <w:lang w:val="en-US"/>
+        </w:rPr>
+        <w:t xml:space="preserve">fitness-</w:t>
+      </w:r>
+      <w:r>
+        <w:rPr>
+          <w:lang w:val="ru-RU"/>
+        </w:rPr>
+        <w:t xml:space="preserve">функции. Величина шага </w:t>
+      </w:r>
+      <w:r>
+        <w:rPr>
+          <w:lang w:val="en-US"/>
+        </w:rPr>
+        <w:t xml:space="preserve">lambda </w:t>
+      </w:r>
+      <w:r>
+        <w:rPr>
+          <w:lang w:val="ru-RU"/>
+        </w:rPr>
+        <w:t xml:space="preserve">может меняться в процесс поиска, уменьшаясь с ростом числа итераций.</w:t>
+      </w:r>
+      <w:r>
+        <w:rPr>
+          <w:highlight w:val="none"/>
+          <w:lang w:val="ru-RU"/>
+        </w:rPr>
+      </w:r>
+      <w:r>
+        <w:rPr>
+          <w:highlight w:val="none"/>
+          <w:lang w:val="ru-RU"/>
+        </w:rPr>
+      </w:r>
+    </w:p>
+    <w:p>
+      <w:pPr>
+        <w:pStyle w:val="944"/>
+        <w:pBdr/>
+        <w:tabs>
+          <w:tab w:val="center" w:leader="none" w:pos="4819"/>
+        </w:tabs>
+        <w:bidi w:val="false"/>
+        <w:spacing/>
+        <w:ind w:firstLine="0" w:left="0"/>
+        <w:jc w:val="both"/>
+        <w:rPr>
+          <w:highlight w:val="none"/>
+          <w:lang w:val="ru-RU"/>
+        </w:rPr>
+      </w:pPr>
+      <w:r>
+        <w:rPr>
+          <w:highlight w:val="none"/>
+          <w:lang w:val="ru-RU"/>
+        </w:rPr>
+      </w:r>
+      <w:r>
+        <w:rPr>
+          <w:highlight w:val="none"/>
+          <w:lang w:val="ru-RU"/>
+        </w:rPr>
+      </w:r>
+      <w:r>
+        <w:rPr>
+          <w:highlight w:val="none"/>
+          <w:lang w:val="ru-RU"/>
+        </w:rPr>
+      </w:r>
+    </w:p>
+    <w:p>
+      <w:pPr>
+        <w:pStyle w:val="944"/>
+        <w:pBdr/>
+        <w:tabs>
+          <w:tab w:val="center" w:leader="none" w:pos="4819"/>
+        </w:tabs>
+        <w:bidi w:val="false"/>
+        <w:spacing/>
+        <w:ind w:firstLine="0" w:left="0"/>
+        <w:jc w:val="both"/>
+        <w:rPr>
+          <w:highlight w:val="none"/>
+          <w:lang w:val="ru-RU" w:bidi="ru-RU"/>
+        </w:rPr>
+      </w:pPr>
+      <w:r>
+        <w:rPr>
+          <w:highlight w:val="none"/>
+          <w:lang w:val="ru-RU" w:bidi="ru-RU"/>
+        </w:rPr>
+        <w:t xml:space="preserve">2) Репродукция — имеет своей целью ускорение сходимости. Каждой бактерии присвоим состояние здоровья </w:t>
+      </w:r>
+      <w:r>
+        <w:rPr>
+          <w:highlight w:val="none"/>
+          <w:lang w:val="en-US"/>
+        </w:rPr>
+        <w:t xml:space="preserve">h. </w:t>
+      </w:r>
+      <w:r>
+        <w:rPr>
+          <w:highlight w:val="none"/>
+          <w:lang w:val="ru-RU" w:bidi="ru-RU"/>
+        </w:rPr>
+        <w:t xml:space="preserve">Будем вычислять состояние здоровья так:</w:t>
+      </w:r>
+      <w:r>
+        <w:rPr>
+          <w:highlight w:val="none"/>
+          <w:lang w:val="ru-RU"/>
+        </w:rPr>
+      </w:r>
+      <w:r>
+        <w:rPr>
+          <w:highlight w:val="none"/>
+          <w:lang w:val="ru-RU" w:bidi="ru-RU"/>
+        </w:rPr>
+      </w:r>
+    </w:p>
+    <w:p>
+      <w:pPr>
+        <w:pStyle w:val="944"/>
+        <w:pBdr/>
+        <w:tabs>
+          <w:tab w:val="center" w:leader="none" w:pos="4819"/>
+        </w:tabs>
+        <w:bidi w:val="false"/>
+        <w:spacing/>
+        <w:ind w:firstLine="0" w:left="0"/>
+        <w:jc w:val="both"/>
+        <w:rPr>
+          <w:highlight w:val="none"/>
+          <w:lang w:val="ru-RU"/>
+        </w:rPr>
+      </w:pPr>
+      <w:r>
+        <w:rPr>
+          <w:highlight w:val="none"/>
+          <w:lang w:val="ru-RU"/>
+        </w:rPr>
+      </w:r>
+      <w:r>
+        <w:rPr>
+          <w:highlight w:val="none"/>
+          <w:lang w:val="ru-RU"/>
+        </w:rPr>
+      </w:r>
+      <w:r>
+        <w:rPr>
+          <w:highlight w:val="none"/>
+          <w:lang w:val="ru-RU"/>
+        </w:rPr>
+      </w:r>
+    </w:p>
+    <w:p>
+      <w:pPr>
+        <w:pStyle w:val="944"/>
+        <w:pBdr/>
+        <w:tabs>
+          <w:tab w:val="center" w:leader="none" w:pos="4819"/>
+        </w:tabs>
+        <w:bidi w:val="false"/>
+        <w:spacing/>
+        <w:ind w:firstLine="0" w:left="0"/>
+        <w:jc w:val="center"/>
+        <w:rPr>
+          <w:highlight w:val="none"/>
+          <w:lang w:val="en-US"/>
+        </w:rPr>
+      </w:pPr>
+      <w:r>
+        <w:rPr>
+          <w:highlight w:val="none"/>
+          <w:lang w:val="en-US"/>
+        </w:rPr>
+        <w:t xml:space="preserve">hi = sum from tau = 1 to t ( Firl(tau) ), i from 1 to |S|</w:t>
+      </w:r>
+      <w:r>
+        <w:rPr>
+          <w:highlight w:val="none"/>
+          <w:lang w:val="ru-RU"/>
+        </w:rPr>
+      </w:r>
+      <w:r>
+        <w:rPr>
+          <w:highlight w:val="none"/>
+          <w:lang w:val="en-US"/>
+        </w:rPr>
+      </w:r>
+    </w:p>
+    <w:p>
+      <w:pPr>
+        <w:pStyle w:val="944"/>
+        <w:pBdr/>
+        <w:tabs>
+          <w:tab w:val="center" w:leader="none" w:pos="4819"/>
+        </w:tabs>
+        <w:bidi w:val="false"/>
+        <w:spacing/>
+        <w:ind w:firstLine="0" w:left="0"/>
+        <w:jc w:val="center"/>
+        <w:rPr>
+          <w:highlight w:val="none"/>
+          <w:lang w:val="ru-RU"/>
+        </w:rPr>
+      </w:pPr>
+      <w:r>
+        <w:rPr>
+          <w:highlight w:val="none"/>
+          <w:lang w:val="ru-RU"/>
+        </w:rPr>
+      </w:r>
+      <w:r>
+        <w:rPr>
+          <w:highlight w:val="none"/>
+          <w:lang w:val="ru-RU"/>
+        </w:rPr>
+      </w:r>
+      <w:r>
+        <w:rPr>
+          <w:highlight w:val="none"/>
+          <w:lang w:val="ru-RU"/>
+        </w:rPr>
+      </w:r>
+    </w:p>
+    <w:p>
+      <w:pPr>
+        <w:pStyle w:val="944"/>
+        <w:pBdr/>
+        <w:tabs>
+          <w:tab w:val="center" w:leader="none" w:pos="4819"/>
+        </w:tabs>
+        <w:bidi w:val="false"/>
+        <w:spacing/>
+        <w:ind w:firstLine="0" w:left="0"/>
+        <w:jc w:val="both"/>
+        <w:rPr>
+          <w:highlight w:val="none"/>
+          <w:lang w:val="ru-RU"/>
+        </w:rPr>
+      </w:pPr>
+      <w:r>
+        <w:rPr>
+          <w:highlight w:val="none"/>
+          <w:lang w:val="ru-RU" w:bidi="ru-RU"/>
+        </w:rPr>
+        <w:t xml:space="preserve">Текущее состояние здоровья — сумма текущих значений </w:t>
+      </w:r>
+      <w:r>
+        <w:rPr>
+          <w:highlight w:val="none"/>
+          <w:lang w:val="en-US"/>
+        </w:rPr>
+        <w:t xml:space="preserve">F.</w:t>
+      </w:r>
+      <w:r>
+        <w:rPr>
+          <w:highlight w:val="none"/>
+          <w:lang w:val="ru-RU" w:bidi="ru-RU"/>
+        </w:rPr>
+        <w:t xml:space="preserve"> Сортируем бактерии в порядке убывания состояния их здоровья и представляем результат в виде линейного списка. Механизм репродукции состоит в том, что на </w:t>
+      </w:r>
+      <w:r>
+        <w:rPr>
+          <w:highlight w:val="none"/>
+          <w:lang w:val="en-US"/>
+        </w:rPr>
+        <w:t xml:space="preserve">r+1-</w:t>
+      </w:r>
+      <w:r>
+        <w:rPr>
+          <w:highlight w:val="none"/>
+          <w:lang w:val="ru-RU"/>
+        </w:rPr>
+        <w:t xml:space="preserve">ом шаге репродукции наиболее слабая половина бактерий исключается из списка, то есть погибает. А каждый из агентов первой половины расщепляется на две одинаковых с одинаковыми координатами. В результате этой репродукции число бактерий остаётся неизменным.</w:t>
+      </w:r>
+      <w:r>
+        <w:rPr>
+          <w:highlight w:val="none"/>
+          <w:lang w:val="ru-RU"/>
+        </w:rPr>
+      </w:r>
+      <w:r>
+        <w:rPr>
+          <w:highlight w:val="none"/>
+          <w:lang w:val="ru-RU"/>
+        </w:rPr>
+      </w:r>
+    </w:p>
+    <w:p>
+      <w:pPr>
+        <w:pStyle w:val="944"/>
+        <w:pBdr/>
+        <w:tabs>
+          <w:tab w:val="center" w:leader="none" w:pos="4819"/>
+        </w:tabs>
+        <w:bidi w:val="false"/>
+        <w:spacing/>
+        <w:ind w:firstLine="0" w:left="0"/>
+        <w:jc w:val="both"/>
+        <w:rPr>
+          <w:highlight w:val="none"/>
+          <w:lang w:val="ru-RU"/>
+        </w:rPr>
+      </w:pPr>
+      <w:r>
+        <w:rPr>
+          <w:highlight w:val="none"/>
+          <w:lang w:val="ru-RU"/>
+        </w:rPr>
+      </w:r>
+      <w:r>
+        <w:rPr>
+          <w:highlight w:val="none"/>
+          <w:lang w:val="ru-RU"/>
+        </w:rPr>
+      </w:r>
+      <w:r>
+        <w:rPr>
+          <w:highlight w:val="none"/>
+          <w:lang w:val="ru-RU"/>
+        </w:rPr>
+      </w:r>
+    </w:p>
+    <w:p>
+      <w:pPr>
+        <w:pStyle w:val="944"/>
+        <w:pBdr/>
+        <w:tabs>
+          <w:tab w:val="center" w:leader="none" w:pos="4819"/>
+        </w:tabs>
+        <w:bidi w:val="false"/>
+        <w:spacing/>
+        <w:ind w:firstLine="0" w:left="0"/>
+        <w:jc w:val="both"/>
+        <w:rPr>
+          <w:highlight w:val="none"/>
+          <w:lang w:val="ru-RU"/>
+        </w:rPr>
+      </w:pPr>
+      <w:r>
+        <w:rPr>
+          <w:highlight w:val="none"/>
+          <w:lang w:val="ru-RU" w:bidi="ru-RU"/>
+        </w:rPr>
+        <w:t xml:space="preserve">3) Ликвидация рассеивания — в общем случае рассмотренных процедур хемотаксиса и репродукции недостаточно для отыскания глобального оптимума, поскольку данные процед</w:t>
+      </w:r>
+      <w:r>
+        <w:rPr>
+          <w:highlight w:val="none"/>
+          <w:lang w:val="ru-RU" w:bidi="ru-RU"/>
+        </w:rPr>
+        <w:t xml:space="preserve">уры не позволяют бактериям покидать локальные оптимумы. Механизм ликвидации рассеивания призван преодолеть этот недостаток. Данный механизм включается после выполнения определённого числа процедур репродукции и состоит в следующем: с заданной вероятностью </w:t>
+      </w:r>
+      <w:r>
+        <w:rPr>
+          <w:highlight w:val="none"/>
+          <w:lang w:val="en-US"/>
+        </w:rPr>
+        <w:t xml:space="preserve">ksie </w:t>
+      </w:r>
+      <w:r>
+        <w:rPr>
+          <w:highlight w:val="none"/>
+          <w:lang w:val="ru-RU"/>
+        </w:rPr>
+        <w:t xml:space="preserve">случайным образом выбираем </w:t>
+      </w:r>
+      <w:r>
+        <w:rPr>
+          <w:highlight w:val="none"/>
+          <w:lang w:val="en-US"/>
+        </w:rPr>
+        <w:t xml:space="preserve">n б</w:t>
+      </w:r>
+      <w:r>
+        <w:rPr>
+          <w:highlight w:val="none"/>
+          <w:lang w:val="ru-RU"/>
+        </w:rPr>
+        <w:t xml:space="preserve">актерий</w:t>
+      </w:r>
+      <w:r>
+        <w:rPr>
+          <w:highlight w:val="none"/>
+          <w:lang w:val="en-US"/>
+        </w:rPr>
+        <w:t xml:space="preserve"> ( </w:t>
+      </w:r>
+      <w:r>
+        <w:rPr>
+          <w:highlight w:val="none"/>
+          <w:lang w:val="en-US"/>
+        </w:rPr>
+        <w:t xml:space="preserve">n &lt; |S| )</w:t>
+      </w:r>
+      <w:r>
+        <w:rPr>
+          <w:highlight w:val="none"/>
+          <w:lang w:val="ru-RU"/>
+        </w:rPr>
+        <w:t xml:space="preserve"> и вместо каждой из уничтоженны</w:t>
+      </w:r>
+      <w:r>
+        <w:rPr>
+          <w:highlight w:val="none"/>
+          <w:lang w:val="ru-RU"/>
+        </w:rPr>
+        <w:t xml:space="preserve">х бактерий случайным образом создаём новую с тем же номером в произвольной точке в области поиска. Число бактерий в колонии в результате выполнения операции рассеивания остаётся неизменным. Запишем более строго общую схему процедуры ликвидации рассеивания:</w:t>
+      </w:r>
+      <w:r>
+        <w:rPr>
+          <w:highlight w:val="none"/>
+          <w:lang w:val="ru-RU"/>
+        </w:rPr>
+      </w:r>
+      <w:r>
+        <w:rPr>
+          <w:highlight w:val="none"/>
+          <w:lang w:val="ru-RU"/>
+        </w:rPr>
+      </w:r>
+    </w:p>
+    <w:p>
+      <w:pPr>
+        <w:pStyle w:val="944"/>
+        <w:pBdr/>
+        <w:tabs>
+          <w:tab w:val="center" w:leader="none" w:pos="4819"/>
+        </w:tabs>
+        <w:bidi w:val="false"/>
+        <w:spacing/>
+        <w:ind w:firstLine="0" w:left="0"/>
+        <w:jc w:val="both"/>
+        <w:rPr>
+          <w:highlight w:val="none"/>
+          <w:lang w:val="ru-RU"/>
+        </w:rPr>
+      </w:pPr>
+      <w:r>
+        <w:rPr>
+          <w:highlight w:val="none"/>
+          <w:lang w:val="ru-RU"/>
+        </w:rPr>
+      </w:r>
+      <w:r>
+        <w:rPr>
+          <w:highlight w:val="none"/>
+          <w:lang w:val="ru-RU"/>
+        </w:rPr>
+      </w:r>
+      <w:r>
+        <w:rPr>
+          <w:highlight w:val="none"/>
+          <w:lang w:val="ru-RU"/>
+        </w:rPr>
+      </w:r>
+    </w:p>
+    <w:p>
+      <w:pPr>
+        <w:pStyle w:val="944"/>
+        <w:pBdr/>
+        <w:tabs>
+          <w:tab w:val="center" w:leader="none" w:pos="4819"/>
+        </w:tabs>
+        <w:bidi w:val="false"/>
+        <w:spacing/>
+        <w:ind w:firstLine="0" w:left="0"/>
+        <w:jc w:val="both"/>
+        <w:rPr>
+          <w:highlight w:val="none"/>
+          <w:lang w:val="en-US"/>
+        </w:rPr>
+      </w:pPr>
+      <w:r>
+        <w:rPr>
+          <w:highlight w:val="none"/>
+          <w:lang w:val="ru-RU"/>
+        </w:rPr>
+        <w:t xml:space="preserve">1. Полагаем </w:t>
+      </w:r>
+      <w:r>
+        <w:rPr>
+          <w:highlight w:val="none"/>
+          <w:lang w:val="en-US"/>
+        </w:rPr>
+        <w:t xml:space="preserve">j = 1</w:t>
+      </w:r>
+      <w:r>
+        <w:rPr>
+          <w:highlight w:val="none"/>
+          <w:lang w:val="ru-RU"/>
+        </w:rPr>
+      </w:r>
+      <w:r>
+        <w:rPr>
+          <w:highlight w:val="none"/>
+          <w:lang w:val="en-US"/>
+        </w:rPr>
+      </w:r>
+    </w:p>
+    <w:p>
+      <w:pPr>
+        <w:pStyle w:val="944"/>
+        <w:pBdr/>
+        <w:tabs>
+          <w:tab w:val="center" w:leader="none" w:pos="4819"/>
+        </w:tabs>
+        <w:bidi w:val="false"/>
+        <w:spacing/>
+        <w:ind w:firstLine="0" w:left="0"/>
+        <w:jc w:val="both"/>
+        <w:rPr>
+          <w:highlight w:val="none"/>
+          <w:lang w:val="ru-RU"/>
+        </w:rPr>
+      </w:pPr>
+      <w:r>
+        <w:rPr>
+          <w:highlight w:val="none"/>
+          <w:lang w:val="en-US"/>
+        </w:rPr>
+        <w:t xml:space="preserve">2. </w:t>
+      </w:r>
+      <w:r>
+        <w:rPr>
+          <w:highlight w:val="none"/>
+          <w:lang w:val="ru-RU"/>
+        </w:rPr>
+        <w:t xml:space="preserve">Генерируем натуральное случайное число от 1 до </w:t>
+      </w:r>
+      <w:r>
+        <w:rPr>
+          <w:highlight w:val="none"/>
+          <w:lang w:val="en-US"/>
+        </w:rPr>
+        <w:t xml:space="preserve">S, </w:t>
+      </w:r>
+      <w:r>
+        <w:rPr>
+          <w:highlight w:val="none"/>
+          <w:lang w:val="ru-RU"/>
+        </w:rPr>
+        <w:t xml:space="preserve">а также вещественное число в интервале (0;</w:t>
+      </w:r>
+      <w:r>
+        <w:rPr>
+          <w:highlight w:val="none"/>
+          <w:lang w:val="en-US"/>
+        </w:rPr>
+        <w:t xml:space="preserve">1</w:t>
+      </w:r>
+      <w:r>
+        <w:rPr>
+          <w:highlight w:val="none"/>
+          <w:lang w:val="ru-RU"/>
+        </w:rPr>
+        <w:t xml:space="preserve">)</w:t>
+      </w:r>
+      <w:r>
+        <w:rPr>
+          <w:highlight w:val="none"/>
+          <w:lang w:val="ru-RU"/>
+        </w:rPr>
+      </w:r>
+      <w:r>
+        <w:rPr>
+          <w:highlight w:val="none"/>
+          <w:lang w:val="ru-RU"/>
+        </w:rPr>
+      </w:r>
+    </w:p>
+    <w:p>
+      <w:pPr>
+        <w:pStyle w:val="944"/>
+        <w:pBdr/>
+        <w:tabs>
+          <w:tab w:val="center" w:leader="none" w:pos="4819"/>
+        </w:tabs>
+        <w:bidi w:val="false"/>
+        <w:spacing/>
+        <w:ind w:firstLine="0" w:left="0"/>
+        <w:jc w:val="both"/>
+        <w:rPr>
+          <w:highlight w:val="none"/>
+          <w:lang w:val="ru-RU"/>
+        </w:rPr>
+      </w:pPr>
+      <w:r>
+        <w:rPr>
+          <w:highlight w:val="none"/>
+          <w:lang w:val="en-US"/>
+        </w:rPr>
+        <w:t xml:space="preserve">3. </w:t>
+      </w:r>
+      <w:r>
+        <w:rPr>
+          <w:highlight w:val="none"/>
+          <w:lang w:val="ru-RU"/>
+        </w:rPr>
+        <w:t xml:space="preserve">Если </w:t>
+      </w:r>
+      <w:r>
+        <w:rPr>
+          <w:highlight w:val="none"/>
+          <w:lang w:val="en-US"/>
+        </w:rPr>
+        <w:t xml:space="preserve">uj &gt; ksi</w:t>
+      </w:r>
+      <w:r>
+        <w:t xml:space="preserve">e, </w:t>
+      </w:r>
+      <w:r>
+        <w:rPr>
+          <w:lang w:val="ru-RU"/>
+        </w:rPr>
+        <w:t xml:space="preserve">то новые координаты бактерий определяем так: </w:t>
+      </w:r>
+      <w:r>
+        <w:rPr>
+          <w:lang w:val="en-US"/>
+        </w:rPr>
+        <w:t xml:space="preserve">Xijrlk = U</w:t>
+      </w:r>
+      <w:r>
+        <w:rPr>
+          <w:vertAlign w:val="subscript"/>
+          <w:lang w:val="en-US"/>
+        </w:rPr>
+        <w:t xml:space="preserve">l</w:t>
+      </w:r>
+      <w:r>
+        <w:rPr>
+          <w:lang w:val="en-US"/>
+        </w:rPr>
+        <w:t xml:space="preserve">(xk-, xk+), </w:t>
+      </w:r>
+      <w:r>
+        <w:rPr>
+          <w:lang w:val="ru-RU"/>
+        </w:rPr>
+        <w:t xml:space="preserve">где </w:t>
+      </w:r>
+      <w:r>
+        <w:rPr>
+          <w:lang w:val="en-US"/>
+        </w:rPr>
+        <w:t xml:space="preserve">xk- </w:t>
+      </w:r>
+      <w:r>
+        <w:rPr>
+          <w:lang w:val="ru-RU"/>
+        </w:rPr>
+        <w:t xml:space="preserve">и </w:t>
+      </w:r>
+      <w:r>
+        <w:rPr>
+          <w:lang w:val="en-US"/>
+        </w:rPr>
+        <w:t xml:space="preserve">xk+ </w:t>
+      </w:r>
+      <w:r>
+        <w:rPr>
+          <w:lang w:val="ru-RU"/>
+        </w:rPr>
+        <w:t xml:space="preserve">являются минимальной и максимальной координатами области поиска</w:t>
+      </w:r>
+      <w:r>
+        <w:rPr>
+          <w:highlight w:val="none"/>
+          <w:lang w:val="ru-RU"/>
+        </w:rPr>
+      </w:r>
+      <w:r>
+        <w:rPr>
+          <w:highlight w:val="none"/>
+          <w:lang w:val="ru-RU"/>
+        </w:rPr>
+      </w:r>
+    </w:p>
+    <w:p>
+      <w:pPr>
+        <w:pStyle w:val="944"/>
+        <w:pBdr/>
+        <w:tabs>
+          <w:tab w:val="center" w:leader="none" w:pos="4819"/>
+        </w:tabs>
+        <w:bidi w:val="false"/>
+        <w:spacing/>
+        <w:ind w:firstLine="0" w:left="0"/>
+        <w:jc w:val="both"/>
+        <w:rPr>
+          <w:highlight w:val="none"/>
+          <w:lang w:val="ru-RU"/>
+        </w:rPr>
+      </w:pPr>
+      <w:r>
+        <w:rPr>
+          <w:highlight w:val="none"/>
+          <w:lang w:val="ru-RU" w:bidi="ru-RU"/>
+        </w:rPr>
+        <w:t xml:space="preserve">4. </w:t>
+      </w:r>
+      <w:r>
+        <w:rPr>
+          <w:highlight w:val="none"/>
+          <w:lang w:val="en-US"/>
+        </w:rPr>
+        <w:t xml:space="preserve">j += 1, </w:t>
+      </w:r>
+      <w:r>
+        <w:rPr>
+          <w:highlight w:val="none"/>
+          <w:lang w:val="ru-RU"/>
+        </w:rPr>
+        <w:t xml:space="preserve">пока не будет уничтожено </w:t>
+      </w:r>
+      <w:r>
+        <w:rPr>
+          <w:highlight w:val="none"/>
+          <w:lang w:val="en-US"/>
+        </w:rPr>
+        <w:t xml:space="preserve">n б</w:t>
+      </w:r>
+      <w:r>
+        <w:rPr>
+          <w:highlight w:val="none"/>
+          <w:lang w:val="ru-RU"/>
+        </w:rPr>
+        <w:t xml:space="preserve">актерий</w:t>
+      </w:r>
+      <w:r>
+        <w:rPr>
+          <w:highlight w:val="none"/>
+          <w:lang w:val="ru-RU"/>
+        </w:rPr>
+      </w:r>
+      <w:r>
+        <w:rPr>
+          <w:highlight w:val="none"/>
+          <w:lang w:val="ru-RU"/>
+        </w:rPr>
+      </w:r>
+    </w:p>
+    <w:p>
+      <w:pPr>
+        <w:pStyle w:val="944"/>
+        <w:pBdr/>
+        <w:tabs>
+          <w:tab w:val="center" w:leader="none" w:pos="4819"/>
+        </w:tabs>
+        <w:bidi w:val="false"/>
+        <w:spacing/>
+        <w:ind w:firstLine="0" w:left="0"/>
+        <w:jc w:val="both"/>
+        <w:rPr>
+          <w:highlight w:val="none"/>
+          <w:lang w:val="ru-RU"/>
+        </w:rPr>
+      </w:pPr>
+      <w:r>
+        <w:rPr>
+          <w:highlight w:val="none"/>
+          <w:lang w:val="ru-RU"/>
+        </w:rPr>
+      </w:r>
+      <w:r>
+        <w:rPr>
+          <w:highlight w:val="none"/>
+          <w:lang w:val="ru-RU"/>
+        </w:rPr>
+      </w:r>
+      <w:r>
+        <w:rPr>
+          <w:highlight w:val="none"/>
+          <w:lang w:val="ru-RU"/>
+        </w:rPr>
+      </w:r>
+    </w:p>
+    <w:p>
+      <w:pPr>
+        <w:pStyle w:val="944"/>
+        <w:pBdr/>
+        <w:tabs>
+          <w:tab w:val="center" w:leader="none" w:pos="4819"/>
+        </w:tabs>
+        <w:bidi w:val="false"/>
+        <w:spacing/>
+        <w:ind w:firstLine="0" w:left="0"/>
+        <w:jc w:val="both"/>
+        <w:rPr>
+          <w:highlight w:val="none"/>
+          <w:lang w:val="ru-RU"/>
+        </w:rPr>
+      </w:pPr>
+      <w:r>
+        <w:rPr>
+          <w:highlight w:val="none"/>
+          <w:lang w:val="ru-RU" w:bidi="ru-RU"/>
+        </w:rPr>
+        <w:t xml:space="preserve">Инициализация популяции, то есть определение начальных положений вектора </w:t>
+      </w:r>
+      <w:r>
+        <w:rPr>
+          <w:highlight w:val="none"/>
+          <w:lang w:val="en-US"/>
+        </w:rPr>
+        <w:t xml:space="preserve">X</w:t>
+      </w:r>
+      <w:r>
+        <w:rPr>
+          <w:highlight w:val="none"/>
+          <w:vertAlign w:val="subscript"/>
+          <w:lang w:val="en-US"/>
+        </w:rPr>
+        <w:t xml:space="preserve">i00</w:t>
+      </w:r>
+      <w:r>
+        <w:rPr>
+          <w:highlight w:val="none"/>
+          <w:lang w:val="en-US"/>
+        </w:rPr>
+        <w:t xml:space="preserve"> </w:t>
+      </w:r>
+      <w:r>
+        <w:rPr>
+          <w:highlight w:val="none"/>
+          <w:lang w:val="ru-RU"/>
+        </w:rPr>
+        <w:t xml:space="preserve">осуществляется по схеме, аналогичной третьему шагу ликвидации рассеивания. Свободными являются следующие параметры: </w:t>
+      </w:r>
+      <w:r>
+        <w:rPr>
+          <w:highlight w:val="none"/>
+          <w:lang w:val="en-US"/>
+        </w:rPr>
+        <w:t xml:space="preserve">t~, t~l, t~r. lambda — </w:t>
+      </w:r>
+      <w:r>
+        <w:rPr>
+          <w:highlight w:val="none"/>
+          <w:lang w:val="ru-RU"/>
+        </w:rPr>
+        <w:t xml:space="preserve">свободный параметр алгоритма. </w:t>
+      </w:r>
+      <w:r>
+        <w:rPr>
+          <w:highlight w:val="none"/>
+          <w:lang w:val="en-US"/>
+        </w:rPr>
+        <w:t xml:space="preserve">ksie — </w:t>
+      </w:r>
+      <w:r>
+        <w:rPr>
+          <w:highlight w:val="none"/>
+          <w:lang w:val="ru-RU"/>
+        </w:rPr>
+        <w:t xml:space="preserve">свободный параметр</w:t>
+      </w:r>
+      <w:r>
+        <w:rPr>
+          <w:highlight w:val="none"/>
+          <w:lang w:val="en-US"/>
+        </w:rPr>
+        <w:t xml:space="preserve">. </w:t>
+      </w:r>
+      <w:r>
+        <w:rPr>
+          <w:highlight w:val="none"/>
+          <w:lang w:val="en-US"/>
+        </w:rPr>
+        <w:t xml:space="preserve">n — </w:t>
+      </w:r>
+      <w:r>
+        <w:rPr>
+          <w:highlight w:val="none"/>
+          <w:lang w:val="ru-RU"/>
+        </w:rPr>
+        <w:t xml:space="preserve">также свободный параметр. Диапазон, определяющий координаты бактерий — свободный параметр. Координаты бактерий, создаваемые в процессе ликвидации рассеивания, — свободные параметры.</w:t>
+      </w:r>
+      <w:r>
+        <w:rPr>
+          <w:highlight w:val="none"/>
+          <w:lang w:val="ru-RU"/>
+        </w:rPr>
+      </w:r>
+      <w:r>
+        <w:rPr>
+          <w:highlight w:val="none"/>
+          <w:lang w:val="ru-RU"/>
+        </w:rPr>
+      </w:r>
+    </w:p>
+    <w:p>
+      <w:pPr>
+        <w:pStyle w:val="944"/>
+        <w:pBdr/>
+        <w:tabs>
+          <w:tab w:val="center" w:leader="none" w:pos="4819"/>
+        </w:tabs>
+        <w:bidi w:val="false"/>
+        <w:spacing/>
+        <w:ind w:firstLine="0" w:left="0"/>
+        <w:jc w:val="both"/>
+        <w:rPr>
+          <w:highlight w:val="none"/>
+          <w:lang w:val="ru-RU"/>
+        </w:rPr>
+      </w:pPr>
+      <w:r>
+        <w:rPr>
+          <w:highlight w:val="none"/>
+          <w:lang w:val="ru-RU"/>
+        </w:rPr>
+      </w:r>
+      <w:r>
+        <w:rPr>
+          <w:highlight w:val="none"/>
+          <w:lang w:val="ru-RU"/>
+        </w:rPr>
+      </w:r>
+      <w:r>
+        <w:rPr>
+          <w:highlight w:val="none"/>
+          <w:lang w:val="ru-RU"/>
+        </w:rPr>
+      </w:r>
+    </w:p>
+    <w:p>
+      <w:pPr>
+        <w:pStyle w:val="944"/>
+        <w:pBdr/>
+        <w:tabs>
+          <w:tab w:val="center" w:leader="none" w:pos="4819"/>
+        </w:tabs>
+        <w:bidi w:val="false"/>
+        <w:spacing/>
+        <w:ind w:firstLine="0" w:left="0"/>
+        <w:jc w:val="center"/>
+        <w:rPr>
+          <w:b/>
+          <w:bCs/>
+          <w:highlight w:val="none"/>
+          <w:lang w:val="ru-RU" w:bidi="ru-RU"/>
+        </w:rPr>
+      </w:pPr>
+      <w:r>
+        <w:rPr>
+          <w:b/>
+          <w:bCs/>
+          <w:highlight w:val="none"/>
+          <w:lang w:val="ru-RU" w:bidi="ru-RU"/>
+        </w:rPr>
+        <w:t xml:space="preserve">Гибридизация популяционных алгоритмов</w:t>
+      </w:r>
+      <w:r>
+        <w:rPr>
+          <w:highlight w:val="none"/>
+          <w:lang w:val="ru-RU"/>
+        </w:rPr>
+      </w:r>
+      <w:r>
+        <w:rPr>
+          <w:b/>
+          <w:bCs/>
+          <w:highlight w:val="none"/>
+          <w:lang w:val="ru-RU" w:bidi="ru-RU"/>
+        </w:rPr>
+      </w:r>
+    </w:p>
+    <w:p>
+      <w:pPr>
+        <w:pStyle w:val="944"/>
+        <w:pBdr/>
+        <w:tabs>
+          <w:tab w:val="center" w:leader="none" w:pos="4819"/>
+        </w:tabs>
+        <w:bidi w:val="false"/>
+        <w:spacing/>
+        <w:ind w:firstLine="0" w:left="0"/>
+        <w:jc w:val="center"/>
+        <w:rPr>
+          <w:highlight w:val="none"/>
+          <w:lang w:val="ru-RU"/>
+        </w:rPr>
+      </w:pPr>
+      <w:r>
+        <w:rPr>
+          <w:highlight w:val="none"/>
+          <w:lang w:val="ru-RU"/>
+        </w:rPr>
+      </w:r>
+      <w:r>
+        <w:rPr>
+          <w:highlight w:val="none"/>
+          <w:lang w:val="ru-RU"/>
+        </w:rPr>
+      </w:r>
+      <w:r>
+        <w:rPr>
+          <w:highlight w:val="none"/>
+          <w:lang w:val="ru-RU"/>
+        </w:rPr>
+      </w:r>
+    </w:p>
+    <w:p>
+      <w:pPr>
+        <w:pStyle w:val="944"/>
+        <w:pBdr/>
+        <w:tabs>
+          <w:tab w:val="center" w:leader="none" w:pos="4819"/>
+        </w:tabs>
+        <w:bidi w:val="false"/>
+        <w:spacing/>
+        <w:ind w:firstLine="0" w:left="0"/>
+        <w:jc w:val="both"/>
+        <w:rPr>
+          <w:b w:val="0"/>
+          <w:bCs w:val="0"/>
+          <w:highlight w:val="none"/>
+          <w:lang w:val="ru-RU" w:bidi="ru-RU"/>
+        </w:rPr>
+      </w:pPr>
+      <w:r>
+        <w:rPr>
+          <w:b w:val="0"/>
+          <w:bCs w:val="0"/>
+          <w:highlight w:val="none"/>
+          <w:lang w:val="ru-RU" w:bidi="ru-RU"/>
+        </w:rPr>
+        <w:t xml:space="preserve">Опыт решения сложных прикладных задач глобальной оптимизации показ</w:t>
+      </w:r>
+      <w:r>
+        <w:rPr>
+          <w:b w:val="0"/>
+          <w:bCs w:val="0"/>
+          <w:highlight w:val="none"/>
+          <w:lang w:val="ru-RU" w:bidi="ru-RU"/>
+        </w:rPr>
+        <w:t xml:space="preserve">ывает, что применение одного алгоритма оптимизации далеко не всегда приводит к успеху. В гибридных комбинированных алгоритмах объединяющие различные (гетерогенные) либо одинаковые (гомогенные) алгоритмы, но с разными значениями параметров, преимущество одн</w:t>
+      </w:r>
+      <w:r>
+        <w:rPr>
+          <w:b w:val="0"/>
+          <w:bCs w:val="0"/>
+          <w:highlight w:val="none"/>
+          <w:lang w:val="ru-RU" w:bidi="ru-RU"/>
+        </w:rPr>
+        <w:t xml:space="preserve">ого алгоритма могут компенсировать недостатки другого. Поэтому гибридизация популяционных алгоритмов является одним из основных путей к повышению эффективности решения оптимизационных задач. Методы комбинирования алгоритмов часто называют гиперэвристиками.</w:t>
+      </w:r>
+      <w:r>
+        <w:rPr>
+          <w:b w:val="0"/>
+          <w:bCs w:val="0"/>
+          <w:highlight w:val="none"/>
+        </w:rPr>
+      </w:r>
+      <w:r>
+        <w:rPr>
+          <w:b w:val="0"/>
+          <w:bCs w:val="0"/>
+          <w:highlight w:val="none"/>
+          <w:lang w:val="ru-RU" w:bidi="ru-RU"/>
+        </w:rPr>
+      </w:r>
+    </w:p>
+    <w:p>
+      <w:pPr>
+        <w:pStyle w:val="944"/>
+        <w:pBdr/>
+        <w:tabs>
+          <w:tab w:val="center" w:leader="none" w:pos="4819"/>
+        </w:tabs>
+        <w:bidi w:val="false"/>
+        <w:spacing/>
+        <w:ind w:firstLine="0" w:left="0"/>
+        <w:jc w:val="both"/>
+        <w:rPr>
+          <w:b w:val="0"/>
+          <w:bCs w:val="0"/>
+          <w:highlight w:val="none"/>
+        </w:rPr>
+      </w:pPr>
+      <w:r>
+        <w:rPr>
+          <w:b w:val="0"/>
+          <w:bCs w:val="0"/>
+          <w:highlight w:val="none"/>
+        </w:rPr>
+      </w:r>
+      <w:r>
+        <w:rPr>
+          <w:b w:val="0"/>
+          <w:bCs w:val="0"/>
+          <w:highlight w:val="none"/>
+        </w:rPr>
+      </w:r>
+      <w:r>
+        <w:rPr>
+          <w:b w:val="0"/>
+          <w:bCs w:val="0"/>
+          <w:highlight w:val="none"/>
+        </w:rPr>
+      </w:r>
+    </w:p>
+    <w:p>
+      <w:pPr>
+        <w:pStyle w:val="944"/>
+        <w:pBdr/>
+        <w:tabs>
+          <w:tab w:val="center" w:leader="none" w:pos="4819"/>
+        </w:tabs>
+        <w:bidi w:val="false"/>
+        <w:spacing/>
+        <w:ind w:firstLine="0" w:left="0"/>
+        <w:jc w:val="center"/>
+        <w:rPr>
+          <w:b/>
+          <w:bCs/>
+          <w:highlight w:val="none"/>
+          <w:lang w:val="ru-RU" w:bidi="ru-RU"/>
+        </w:rPr>
+      </w:pPr>
+      <w:r>
+        <w:rPr>
+          <w:b/>
+          <w:bCs/>
+          <w:highlight w:val="none"/>
+          <w:lang w:val="ru-RU" w:bidi="ru-RU"/>
+        </w:rPr>
+        <w:t xml:space="preserve">Общие принципы гибридизации</w:t>
+      </w:r>
+      <w:r>
+        <w:rPr>
+          <w:b w:val="0"/>
+          <w:bCs w:val="0"/>
+          <w:highlight w:val="none"/>
+        </w:rPr>
+      </w:r>
+      <w:r>
+        <w:rPr>
+          <w:b/>
+          <w:bCs/>
+          <w:highlight w:val="none"/>
+          <w:lang w:val="ru-RU" w:bidi="ru-RU"/>
+        </w:rPr>
+      </w:r>
+    </w:p>
+    <w:p>
+      <w:pPr>
+        <w:pStyle w:val="944"/>
+        <w:pBdr/>
+        <w:tabs>
+          <w:tab w:val="center" w:leader="none" w:pos="4819"/>
+        </w:tabs>
+        <w:bidi w:val="false"/>
+        <w:spacing/>
+        <w:ind w:firstLine="0" w:left="0"/>
+        <w:jc w:val="both"/>
+        <w:rPr>
+          <w:b w:val="0"/>
+          <w:bCs w:val="0"/>
+          <w:highlight w:val="none"/>
+        </w:rPr>
+      </w:pPr>
+      <w:r>
+        <w:rPr>
+          <w:b w:val="0"/>
+          <w:bCs w:val="0"/>
+          <w:highlight w:val="none"/>
+        </w:rPr>
+      </w:r>
+      <w:r>
+        <w:rPr>
+          <w:b w:val="0"/>
+          <w:bCs w:val="0"/>
+          <w:highlight w:val="none"/>
+        </w:rPr>
+      </w:r>
+      <w:r>
+        <w:rPr>
+          <w:b w:val="0"/>
+          <w:bCs w:val="0"/>
+          <w:highlight w:val="none"/>
+        </w:rPr>
+      </w:r>
+    </w:p>
+    <w:p>
+      <w:pPr>
+        <w:pStyle w:val="944"/>
+        <w:pBdr/>
+        <w:tabs>
+          <w:tab w:val="center" w:leader="none" w:pos="4819"/>
+        </w:tabs>
+        <w:bidi w:val="false"/>
+        <w:spacing/>
+        <w:ind w:firstLine="0" w:left="0"/>
+        <w:jc w:val="both"/>
+        <w:rPr>
+          <w:b w:val="0"/>
+          <w:bCs w:val="0"/>
+          <w:highlight w:val="none"/>
+          <w:lang w:val="ru-RU"/>
+        </w:rPr>
+      </w:pPr>
+      <w:r>
+        <w:rPr>
+          <w:b w:val="0"/>
+          <w:bCs w:val="0"/>
+          <w:highlight w:val="none"/>
+          <w:lang w:val="ru-RU" w:bidi="ru-RU"/>
+        </w:rPr>
+        <w:t xml:space="preserve">Можно предложить значительное число </w:t>
+      </w:r>
+      <w:r>
+        <w:rPr>
+          <w:b w:val="0"/>
+          <w:bCs w:val="0"/>
+          <w:highlight w:val="none"/>
+          <w:lang w:val="ru-RU"/>
+        </w:rPr>
+        <w:t xml:space="preserve">способов гибридизации поисковых алгоритмов в общем и популяционных в частности. Рассмотрим три различных классификации:</w:t>
+      </w:r>
+      <w:r>
+        <w:rPr>
+          <w:b w:val="0"/>
+          <w:bCs w:val="0"/>
+          <w:highlight w:val="none"/>
+        </w:rPr>
+      </w:r>
+    </w:p>
+    <w:p>
+      <w:pPr>
+        <w:pStyle w:val="944"/>
+        <w:pBdr/>
+        <w:tabs>
+          <w:tab w:val="center" w:leader="none" w:pos="4819"/>
+        </w:tabs>
+        <w:bidi w:val="false"/>
+        <w:spacing/>
+        <w:ind w:firstLine="0" w:left="0"/>
+        <w:jc w:val="both"/>
+        <w:rPr>
+          <w:b w:val="0"/>
+          <w:bCs w:val="0"/>
+          <w:highlight w:val="none"/>
+        </w:rPr>
+      </w:pPr>
+      <w:r>
+        <w:rPr>
+          <w:b w:val="0"/>
+          <w:bCs w:val="0"/>
+          <w:highlight w:val="none"/>
+        </w:rPr>
+      </w:r>
+      <w:r>
+        <w:rPr>
+          <w:b w:val="0"/>
+          <w:bCs w:val="0"/>
+          <w:highlight w:val="none"/>
+        </w:rPr>
+      </w:r>
+      <w:r>
+        <w:rPr>
+          <w:b w:val="0"/>
+          <w:bCs w:val="0"/>
+          <w:highlight w:val="none"/>
+        </w:rPr>
+      </w:r>
+    </w:p>
+    <w:p>
+      <w:pPr>
+        <w:pStyle w:val="944"/>
+        <w:pBdr/>
+        <w:tabs>
+          <w:tab w:val="center" w:leader="none" w:pos="4819"/>
+        </w:tabs>
+        <w:bidi w:val="false"/>
+        <w:spacing/>
+        <w:ind w:firstLine="0" w:left="0"/>
+        <w:jc w:val="both"/>
+        <w:rPr>
+          <w:b w:val="0"/>
+          <w:bCs w:val="0"/>
+          <w:highlight w:val="none"/>
+          <w:lang w:val="en-US"/>
+        </w:rPr>
+      </w:pPr>
+      <w:r>
+        <w:rPr>
+          <w:b w:val="0"/>
+          <w:bCs w:val="0"/>
+          <w:highlight w:val="none"/>
+          <w:lang w:val="ru-RU"/>
+        </w:rPr>
+        <w:t xml:space="preserve">1. Одноуровневая классификация Ванга</w:t>
+      </w:r>
+      <w:r>
+        <w:rPr>
+          <w:b w:val="0"/>
+          <w:bCs w:val="0"/>
+          <w:highlight w:val="none"/>
+          <w:lang w:val="en-US"/>
+        </w:rPr>
+        <w:t xml:space="preserve">.</w:t>
+      </w:r>
+      <w:r>
+        <w:rPr>
+          <w:b w:val="0"/>
+          <w:bCs w:val="0"/>
+          <w:highlight w:val="none"/>
+        </w:rPr>
+      </w:r>
+    </w:p>
+    <w:p>
+      <w:pPr>
+        <w:pStyle w:val="944"/>
+        <w:pBdr/>
+        <w:tabs>
+          <w:tab w:val="center" w:leader="none" w:pos="4819"/>
+        </w:tabs>
+        <w:bidi w:val="false"/>
+        <w:spacing/>
+        <w:ind w:firstLine="0" w:left="0"/>
+        <w:jc w:val="both"/>
+        <w:rPr>
+          <w:b w:val="0"/>
+          <w:bCs w:val="0"/>
+          <w:highlight w:val="none"/>
+          <w:lang w:val="ru-RU"/>
+        </w:rPr>
+      </w:pPr>
+      <w:r>
+        <w:rPr>
+          <w:b w:val="0"/>
+          <w:bCs w:val="0"/>
+          <w:highlight w:val="none"/>
+          <w:lang w:val="en-US"/>
+        </w:rPr>
+        <w:t xml:space="preserve">2. </w:t>
+      </w:r>
+      <w:r>
+        <w:rPr>
+          <w:b w:val="0"/>
+          <w:bCs w:val="0"/>
+          <w:highlight w:val="none"/>
+          <w:lang w:val="ru-RU"/>
+        </w:rPr>
+        <w:t xml:space="preserve">Двухуровневая классификация Эль-Абда и Камела.</w:t>
+      </w:r>
+      <w:r>
+        <w:rPr>
+          <w:b w:val="0"/>
+          <w:bCs w:val="0"/>
+          <w:highlight w:val="none"/>
+        </w:rPr>
+      </w:r>
+    </w:p>
+    <w:p>
+      <w:pPr>
+        <w:pStyle w:val="944"/>
+        <w:pBdr/>
+        <w:tabs>
+          <w:tab w:val="center" w:leader="none" w:pos="4819"/>
+        </w:tabs>
+        <w:bidi w:val="false"/>
+        <w:spacing/>
+        <w:ind w:firstLine="0" w:left="0"/>
+        <w:jc w:val="both"/>
+        <w:rPr>
+          <w:b w:val="0"/>
+          <w:bCs w:val="0"/>
+          <w:highlight w:val="none"/>
+          <w:lang w:val="ru-RU"/>
+        </w:rPr>
+      </w:pPr>
+      <w:r>
+        <w:rPr>
+          <w:b w:val="0"/>
+          <w:bCs w:val="0"/>
+          <w:highlight w:val="none"/>
+          <w:lang w:val="ru-RU"/>
+        </w:rPr>
+        <w:t xml:space="preserve">3. Четырёхуровневая классификация Рэидла.</w:t>
+      </w:r>
+      <w:r>
+        <w:rPr>
+          <w:b w:val="0"/>
+          <w:bCs w:val="0"/>
+          <w:highlight w:val="none"/>
+        </w:rPr>
+      </w:r>
+    </w:p>
+    <w:p>
+      <w:pPr>
+        <w:pStyle w:val="944"/>
+        <w:pBdr/>
+        <w:tabs>
+          <w:tab w:val="center" w:leader="none" w:pos="4819"/>
+        </w:tabs>
+        <w:bidi w:val="false"/>
+        <w:spacing/>
+        <w:ind w:firstLine="0" w:left="0"/>
+        <w:jc w:val="both"/>
+        <w:rPr>
+          <w:b w:val="0"/>
+          <w:bCs w:val="0"/>
+          <w:highlight w:val="none"/>
+        </w:rPr>
+      </w:pPr>
+      <w:r>
+        <w:rPr>
+          <w:b w:val="0"/>
+          <w:bCs w:val="0"/>
+          <w:highlight w:val="none"/>
+        </w:rPr>
+      </w:r>
+      <w:r>
+        <w:rPr>
+          <w:b w:val="0"/>
+          <w:bCs w:val="0"/>
+          <w:highlight w:val="none"/>
+        </w:rPr>
+      </w:r>
+      <w:r>
+        <w:rPr>
+          <w:b w:val="0"/>
+          <w:bCs w:val="0"/>
+          <w:highlight w:val="none"/>
+        </w:rPr>
+      </w:r>
+    </w:p>
+    <w:p>
+      <w:pPr>
+        <w:pStyle w:val="944"/>
+        <w:pBdr/>
+        <w:tabs>
+          <w:tab w:val="center" w:leader="none" w:pos="4819"/>
+        </w:tabs>
+        <w:bidi w:val="false"/>
+        <w:spacing/>
+        <w:ind w:firstLine="0" w:left="0"/>
+        <w:jc w:val="both"/>
+        <w:rPr>
+          <w:b w:val="0"/>
+          <w:bCs w:val="0"/>
+          <w:highlight w:val="none"/>
+          <w:lang w:val="ru-RU"/>
+        </w:rPr>
+      </w:pPr>
+      <w:r>
+        <w:rPr>
+          <w:b w:val="0"/>
+          <w:bCs w:val="0"/>
+          <w:highlight w:val="none"/>
+          <w:lang w:val="ru-RU"/>
+        </w:rPr>
+        <w:t xml:space="preserve">1. В соответствии с этой классификацией выделяют три категории гибридных алгоритмов:</w:t>
+      </w:r>
+      <w:r>
+        <w:rPr>
+          <w:b w:val="0"/>
+          <w:bCs w:val="0"/>
+          <w:highlight w:val="none"/>
+          <w:lang w:val="ru-RU"/>
+        </w:rPr>
+      </w:r>
+    </w:p>
+    <w:p>
+      <w:pPr>
+        <w:pStyle w:val="944"/>
+        <w:pBdr/>
+        <w:tabs>
+          <w:tab w:val="center" w:leader="none" w:pos="4819"/>
+        </w:tabs>
+        <w:bidi w:val="false"/>
+        <w:spacing/>
+        <w:ind w:firstLine="0" w:left="0"/>
+        <w:jc w:val="both"/>
+        <w:rPr>
+          <w:b w:val="0"/>
+          <w:bCs w:val="0"/>
+          <w:highlight w:val="none"/>
+          <w:lang w:val="ru-RU"/>
+        </w:rPr>
+      </w:pPr>
+      <w:r>
+        <w:rPr>
+          <w:b w:val="0"/>
+          <w:bCs w:val="0"/>
+          <w:highlight w:val="none"/>
+          <w:lang w:val="ru-RU" w:bidi="ru-RU"/>
+        </w:rPr>
+      </w:r>
+      <w:r>
+        <w:rPr>
+          <w:b w:val="0"/>
+          <w:bCs w:val="0"/>
+          <w:highlight w:val="none"/>
+          <w:lang w:val="ru-RU" w:bidi="ru-RU"/>
+        </w:rPr>
+      </w:r>
+      <w:r>
+        <w:rPr>
+          <w:b w:val="0"/>
+          <w:bCs w:val="0"/>
+          <w:highlight w:val="none"/>
+          <w:lang w:val="ru-RU"/>
+        </w:rPr>
+      </w:r>
+    </w:p>
+    <w:p>
+      <w:pPr>
+        <w:pStyle w:val="944"/>
+        <w:pBdr/>
+        <w:tabs>
+          <w:tab w:val="center" w:leader="none" w:pos="4819"/>
+        </w:tabs>
+        <w:bidi w:val="false"/>
+        <w:spacing/>
+        <w:ind w:firstLine="0" w:left="0"/>
+        <w:jc w:val="both"/>
+        <w:rPr>
+          <w:b w:val="0"/>
+          <w:bCs w:val="0"/>
+          <w:highlight w:val="none"/>
+          <w:lang w:val="en-US"/>
+        </w:rPr>
+      </w:pPr>
+      <w:r>
+        <w:rPr>
+          <w:b w:val="0"/>
+          <w:bCs w:val="0"/>
+          <w:highlight w:val="none"/>
+          <w:lang w:val="ru-RU"/>
+        </w:rPr>
+        <w:t xml:space="preserve">1.1</w:t>
+      </w:r>
+      <w:r>
+        <w:rPr>
+          <w:b w:val="0"/>
+          <w:bCs w:val="0"/>
+          <w:highlight w:val="none"/>
+          <w:lang w:val="en-US"/>
+        </w:rPr>
+        <w:t xml:space="preserve">.</w:t>
+      </w:r>
+      <w:r>
+        <w:rPr>
+          <w:b w:val="0"/>
+          <w:bCs w:val="0"/>
+          <w:highlight w:val="none"/>
+          <w:lang w:val="ru-RU"/>
+        </w:rPr>
+        <w:t xml:space="preserve"> </w:t>
+      </w:r>
+      <w:r>
+        <w:rPr>
+          <w:b w:val="0"/>
+          <w:bCs w:val="0"/>
+          <w:highlight w:val="none"/>
+          <w:lang w:val="ru-RU"/>
+        </w:rPr>
+        <w:t xml:space="preserve">Вложенные алгоритмы</w:t>
+      </w:r>
+      <w:r>
+        <w:rPr>
+          <w:b w:val="0"/>
+          <w:bCs w:val="0"/>
+          <w:highlight w:val="none"/>
+        </w:rPr>
+      </w:r>
+    </w:p>
+    <w:p>
+      <w:pPr>
+        <w:pStyle w:val="944"/>
+        <w:pBdr/>
+        <w:tabs>
+          <w:tab w:val="center" w:leader="none" w:pos="4819"/>
+        </w:tabs>
+        <w:bidi w:val="false"/>
+        <w:spacing/>
+        <w:ind w:firstLine="0" w:left="0"/>
+        <w:jc w:val="both"/>
+        <w:rPr>
+          <w:b w:val="0"/>
+          <w:bCs w:val="0"/>
+          <w:highlight w:val="none"/>
+          <w:lang w:val="ru-RU"/>
+        </w:rPr>
+      </w:pPr>
+      <w:r>
+        <w:rPr>
+          <w:b w:val="0"/>
+          <w:bCs w:val="0"/>
+          <w:highlight w:val="none"/>
+          <w:lang w:val="en-US"/>
+        </w:rPr>
+        <w:t xml:space="preserve">1.2. </w:t>
+      </w:r>
+      <w:r>
+        <w:rPr>
+          <w:b w:val="0"/>
+          <w:bCs w:val="0"/>
+          <w:highlight w:val="none"/>
+          <w:lang w:val="ru-RU"/>
+        </w:rPr>
+        <w:t xml:space="preserve">Алгоритмы типа препроцессор-постпроцессор.</w:t>
+      </w:r>
+      <w:r>
+        <w:rPr>
+          <w:b w:val="0"/>
+          <w:bCs w:val="0"/>
+          <w:highlight w:val="none"/>
+        </w:rPr>
+      </w:r>
+    </w:p>
+    <w:p>
+      <w:pPr>
+        <w:pStyle w:val="944"/>
+        <w:pBdr/>
+        <w:tabs>
+          <w:tab w:val="center" w:leader="none" w:pos="4819"/>
+        </w:tabs>
+        <w:bidi w:val="false"/>
+        <w:spacing/>
+        <w:ind w:firstLine="0" w:left="0"/>
+        <w:jc w:val="both"/>
+        <w:rPr>
+          <w:b w:val="0"/>
+          <w:bCs w:val="0"/>
+          <w:highlight w:val="none"/>
+          <w:lang w:val="ru-RU"/>
+        </w:rPr>
+      </w:pPr>
+      <w:r>
+        <w:rPr>
+          <w:b w:val="0"/>
+          <w:bCs w:val="0"/>
+          <w:highlight w:val="none"/>
+          <w:lang w:val="ru-RU"/>
+        </w:rPr>
+        <w:t xml:space="preserve">1.3. Коалгоритмы.</w:t>
+      </w:r>
+      <w:r>
+        <w:rPr>
+          <w:b w:val="0"/>
+          <w:bCs w:val="0"/>
+          <w:highlight w:val="none"/>
+        </w:rPr>
+      </w:r>
+    </w:p>
+    <w:p>
+      <w:pPr>
+        <w:pStyle w:val="944"/>
+        <w:pBdr/>
+        <w:tabs>
+          <w:tab w:val="center" w:leader="none" w:pos="4819"/>
+        </w:tabs>
+        <w:bidi w:val="false"/>
+        <w:spacing/>
+        <w:ind w:firstLine="0" w:left="0"/>
+        <w:jc w:val="both"/>
+        <w:rPr>
+          <w:b w:val="0"/>
+          <w:bCs w:val="0"/>
+          <w:highlight w:val="none"/>
+        </w:rPr>
+      </w:pPr>
+      <w:r>
+        <w:rPr>
+          <w:b w:val="0"/>
+          <w:bCs w:val="0"/>
+          <w:highlight w:val="none"/>
+        </w:rPr>
+      </w:r>
+      <w:r>
+        <w:rPr>
+          <w:b w:val="0"/>
+          <w:bCs w:val="0"/>
+          <w:highlight w:val="none"/>
+        </w:rPr>
+      </w:r>
+      <w:r>
+        <w:rPr>
+          <w:b w:val="0"/>
+          <w:bCs w:val="0"/>
+          <w:highlight w:val="none"/>
+        </w:rPr>
+      </w:r>
+    </w:p>
+    <w:p>
+      <w:pPr>
+        <w:pStyle w:val="944"/>
+        <w:pBdr/>
+        <w:tabs>
+          <w:tab w:val="center" w:leader="none" w:pos="4819"/>
+        </w:tabs>
+        <w:bidi w:val="false"/>
+        <w:spacing/>
+        <w:ind w:firstLine="0" w:left="0"/>
+        <w:jc w:val="both"/>
+        <w:rPr>
+          <w:b w:val="0"/>
+          <w:bCs w:val="0"/>
+          <w:highlight w:val="none"/>
+          <w:lang w:val="ru-RU"/>
+        </w:rPr>
+      </w:pPr>
+      <w:r>
+        <w:rPr>
+          <w:b w:val="0"/>
+          <w:bCs w:val="0"/>
+          <w:highlight w:val="none"/>
+          <w:lang w:val="ru-RU"/>
+        </w:rPr>
+        <w:t xml:space="preserve">В категории методов гибридизации вложения выделяют высокоуровневую и низкоуровневую оптимизацию. Высокоуровневая гибридизация предполагает слабую связь объединяемых алгоритмов. Обычно основывается на комбинировании популяционного алгоритма глобального поиска и некоторого алгоритма локального поиска (необязательно популяционного). Отличительным признаком высокоуровневой гибридизации является то, что объединяемые алгоритмы</w:t>
+      </w:r>
+      <w:r>
+        <w:rPr>
+          <w:b w:val="0"/>
+          <w:bCs w:val="0"/>
+          <w:highlight w:val="none"/>
+          <w:lang w:val="ru-RU"/>
+        </w:rPr>
+        <w:t xml:space="preserve"> в гибриде сохраняют значительную автономность, то есть относительно легко можно выделить каждый из используемых алгоритмов. При низкоуровневой гибридизации комбинируемые алгоритмы интегрированы настолько, что выделить составляющую итогового алгоритма практически невозможно.</w:t>
+      </w:r>
+      <w:r>
+        <w:rPr>
+          <w:b w:val="0"/>
+          <w:bCs w:val="0"/>
+          <w:highlight w:val="none"/>
+          <w:lang w:val="ru-RU"/>
+        </w:rPr>
+      </w:r>
+    </w:p>
+    <w:p>
+      <w:pPr>
+        <w:pStyle w:val="944"/>
+        <w:pBdr/>
+        <w:tabs>
+          <w:tab w:val="center" w:leader="none" w:pos="4819"/>
+        </w:tabs>
+        <w:bidi w:val="false"/>
+        <w:spacing/>
+        <w:ind w:firstLine="0" w:left="0"/>
+        <w:jc w:val="both"/>
+        <w:rPr>
+          <w:b w:val="0"/>
+          <w:bCs w:val="0"/>
+          <w:highlight w:val="none"/>
+          <w:lang w:val="ru-RU"/>
+        </w:rPr>
+      </w:pPr>
+      <w:r>
+        <w:rPr>
+          <w:b w:val="0"/>
+          <w:bCs w:val="0"/>
+          <w:highlight w:val="none"/>
+          <w:lang w:val="ru-RU"/>
+        </w:rPr>
+      </w:r>
+      <w:r>
+        <w:rPr>
+          <w:b w:val="0"/>
+          <w:bCs w:val="0"/>
+          <w:highlight w:val="none"/>
+          <w:lang w:val="ru-RU"/>
+        </w:rPr>
+      </w:r>
+      <w:r>
+        <w:rPr>
+          <w:b w:val="0"/>
+          <w:bCs w:val="0"/>
+          <w:highlight w:val="none"/>
+          <w:lang w:val="ru-RU"/>
+        </w:rPr>
+      </w:r>
+    </w:p>
+    <w:p>
+      <w:pPr>
+        <w:pStyle w:val="944"/>
+        <w:pBdr/>
+        <w:tabs>
+          <w:tab w:val="center" w:leader="none" w:pos="4819"/>
+        </w:tabs>
+        <w:bidi w:val="false"/>
+        <w:spacing/>
+        <w:ind w:firstLine="0" w:left="0"/>
+        <w:jc w:val="both"/>
+        <w:rPr>
+          <w:b w:val="0"/>
+          <w:bCs w:val="0"/>
+          <w:highlight w:val="none"/>
+          <w:lang w:val="ru-RU"/>
+        </w:rPr>
+      </w:pPr>
+      <w:r>
+        <w:rPr>
+          <w:b w:val="0"/>
+          <w:bCs w:val="0"/>
+          <w:highlight w:val="none"/>
+          <w:lang w:val="ru-RU"/>
+        </w:rPr>
+        <w:t xml:space="preserve">Гибридизация по типу препроцессор-постпроцессор является самой распространённой. Обычно используют два алгоритма, функционирующих последовательно (можно использовать и более двух алгоритмов). Выделяют два класса методов гибридизации типа препроцессор-постпроцессор: последовательная предполагает фиксированный порядок использования объединяемых алгоритмов; конвейерная гибридизация — более двух алгоритмов исполняются последовательно, а очерёдность включения в работу того или иного алгоритма определяется с помощью адаптивной стратегии.</w:t>
+      </w:r>
+      <w:r>
+        <w:rPr>
+          <w:b w:val="0"/>
+          <w:bCs w:val="0"/>
+          <w:highlight w:val="none"/>
+        </w:rPr>
+      </w:r>
+      <w:r/>
+    </w:p>
+    <w:p>
+      <w:pPr>
+        <w:pStyle w:val="944"/>
+        <w:pBdr/>
+        <w:tabs>
+          <w:tab w:val="center" w:leader="none" w:pos="4819"/>
+        </w:tabs>
+        <w:bidi w:val="false"/>
+        <w:spacing/>
+        <w:ind w:firstLine="0" w:left="0"/>
+        <w:jc w:val="both"/>
+        <w:rPr>
+          <w:b w:val="0"/>
+          <w:bCs w:val="0"/>
+          <w:highlight w:val="none"/>
+        </w:rPr>
+      </w:pPr>
+      <w:r>
+        <w:rPr>
+          <w:b w:val="0"/>
+          <w:bCs w:val="0"/>
+          <w:highlight w:val="none"/>
+        </w:rPr>
+      </w:r>
+      <w:r>
+        <w:rPr>
+          <w:b w:val="0"/>
+          <w:bCs w:val="0"/>
+          <w:highlight w:val="none"/>
+        </w:rPr>
+      </w:r>
+      <w:r>
+        <w:rPr>
+          <w:b w:val="0"/>
+          <w:bCs w:val="0"/>
+          <w:highlight w:val="none"/>
+        </w:rPr>
+      </w:r>
+    </w:p>
+    <w:p>
+      <w:pPr>
+        <w:pStyle w:val="944"/>
+        <w:pBdr/>
+        <w:tabs>
+          <w:tab w:val="center" w:leader="none" w:pos="4819"/>
+        </w:tabs>
+        <w:bidi w:val="false"/>
+        <w:spacing/>
+        <w:ind w:firstLine="0" w:left="0"/>
+        <w:jc w:val="both"/>
+        <w:rPr>
+          <w:b w:val="0"/>
+          <w:bCs w:val="0"/>
+          <w:highlight w:val="none"/>
+          <w:lang w:val="ru-RU"/>
+        </w:rPr>
+      </w:pPr>
+      <w:r>
+        <w:rPr>
+          <w:b w:val="0"/>
+          <w:bCs w:val="0"/>
+          <w:highlight w:val="none"/>
+          <w:lang w:val="ru-RU"/>
+        </w:rPr>
+        <w:t xml:space="preserve">Коалгоритмическая гибридизация предполагает, что объединяемые алгоритмы</w:t>
+      </w:r>
+      <w:r>
+        <w:rPr>
+          <w:b w:val="0"/>
+          <w:bCs w:val="0"/>
+          <w:highlight w:val="none"/>
+          <w:lang w:val="ru-RU"/>
+        </w:rPr>
+        <w:t xml:space="preserve"> как минимум на логическом уровне выполняются параллельно, например, обмениваясь решениями.</w:t>
+      </w:r>
+      <w:r>
+        <w:rPr>
+          <w:b w:val="0"/>
+          <w:bCs w:val="0"/>
+          <w:highlight w:val="none"/>
+        </w:rPr>
+      </w:r>
+    </w:p>
+    <w:p>
+      <w:pPr>
+        <w:pStyle w:val="944"/>
+        <w:pBdr/>
+        <w:tabs>
+          <w:tab w:val="center" w:leader="none" w:pos="4819"/>
+        </w:tabs>
+        <w:bidi w:val="false"/>
+        <w:spacing/>
+        <w:ind w:firstLine="0" w:left="0"/>
+        <w:jc w:val="both"/>
+        <w:rPr>
+          <w:b w:val="0"/>
+          <w:bCs w:val="0"/>
+          <w:highlight w:val="none"/>
+        </w:rPr>
+      </w:pPr>
+      <w:r>
+        <w:rPr>
+          <w:b w:val="0"/>
+          <w:bCs w:val="0"/>
+          <w:highlight w:val="none"/>
+          <w:lang w:val="ru-RU"/>
+        </w:rPr>
+      </w:r>
+      <w:r>
+        <w:rPr>
+          <w:b w:val="0"/>
+          <w:bCs w:val="0"/>
+          <w:highlight w:val="none"/>
+          <w:lang w:val="ru-RU"/>
+        </w:rPr>
+      </w:r>
+      <w:r>
+        <w:rPr>
+          <w:b w:val="0"/>
+          <w:bCs w:val="0"/>
+          <w:highlight w:val="none"/>
+          <w:lang w:val="ru-RU"/>
+        </w:rPr>
+      </w:r>
+    </w:p>
+    <w:p>
+      <w:pPr>
+        <w:pStyle w:val="944"/>
+        <w:pBdr/>
+        <w:tabs>
+          <w:tab w:val="center" w:leader="none" w:pos="4819"/>
+        </w:tabs>
+        <w:bidi w:val="false"/>
+        <w:spacing/>
+        <w:ind w:firstLine="0" w:left="0"/>
+        <w:jc w:val="both"/>
+        <w:rPr>
+          <w:b w:val="0"/>
+          <w:bCs w:val="0"/>
+          <w:highlight w:val="none"/>
+          <w:lang w:val="ru-RU"/>
+        </w:rPr>
+      </w:pPr>
+      <w:r>
+        <w:rPr>
+          <w:b w:val="0"/>
+          <w:bCs w:val="0"/>
+          <w:highlight w:val="none"/>
+          <w:lang w:val="ru-RU"/>
+        </w:rPr>
+        <w:t xml:space="preserve">Отметим, что классификация Ванга не различает гибридные алгоритмы по порядку (то есть последовательному и параллельному выполнению входящих в них алгоритмов).</w:t>
+      </w:r>
+      <w:r>
+        <w:rPr>
+          <w:b w:val="0"/>
+          <w:bCs w:val="0"/>
+          <w:highlight w:val="none"/>
+          <w:lang w:val="ru-RU"/>
+        </w:rPr>
+      </w:r>
+    </w:p>
+    <w:p>
+      <w:pPr>
+        <w:pStyle w:val="944"/>
+        <w:pBdr/>
+        <w:tabs>
+          <w:tab w:val="center" w:leader="none" w:pos="4819"/>
+        </w:tabs>
+        <w:bidi w:val="false"/>
+        <w:spacing/>
+        <w:ind w:firstLine="0" w:left="0"/>
+        <w:jc w:val="both"/>
+        <w:rPr>
+          <w:b w:val="0"/>
+          <w:bCs w:val="0"/>
+          <w:highlight w:val="none"/>
+          <w:lang w:val="ru-RU"/>
+        </w:rPr>
+      </w:pPr>
+      <w:r>
+        <w:rPr>
+          <w:b w:val="0"/>
+          <w:bCs w:val="0"/>
+          <w:highlight w:val="none"/>
+          <w:lang w:val="ru-RU"/>
+        </w:rPr>
+      </w:r>
+      <w:r>
+        <w:rPr>
+          <w:b w:val="0"/>
+          <w:bCs w:val="0"/>
+          <w:highlight w:val="none"/>
+          <w:lang w:val="ru-RU"/>
+        </w:rPr>
+      </w:r>
+      <w:r>
+        <w:rPr>
+          <w:b w:val="0"/>
+          <w:bCs w:val="0"/>
+          <w:highlight w:val="none"/>
+          <w:lang w:val="ru-RU"/>
+        </w:rPr>
+      </w:r>
+    </w:p>
+    <w:p>
+      <w:pPr>
+        <w:pStyle w:val="944"/>
+        <w:pBdr/>
+        <w:tabs>
+          <w:tab w:val="center" w:leader="none" w:pos="4819"/>
+        </w:tabs>
+        <w:bidi w:val="false"/>
+        <w:spacing/>
+        <w:ind w:firstLine="0" w:left="0"/>
+        <w:jc w:val="both"/>
+        <w:rPr>
+          <w:b w:val="0"/>
+          <w:bCs w:val="0"/>
+          <w:highlight w:val="none"/>
+          <w:lang w:val="ru-RU" w:bidi="ru-RU"/>
+        </w:rPr>
+      </w:pPr>
+      <w:r>
+        <w:rPr>
+          <w:b w:val="0"/>
+          <w:bCs w:val="0"/>
+          <w:highlight w:val="none"/>
+          <w:lang w:val="ru-RU" w:bidi="ru-RU"/>
+        </w:rPr>
+        <w:t xml:space="preserve">2. По данной классификации алгоритмы можно разделить на гомогенные и гетерогенные. Алгоритмы из данных категорий могут выполняться как последовательно, так и параллельно. Также алгоритмы могут подразделяться по способу декомпозиции пространства поиска: неявная декомпозиция, явная и гибридная (комбинирует явную и неявную). В случае последовательного поиска алгоритмы (гомогенные, то есть одни и те же алгоритмы, но с разными гиперпараметрами) функционируют последовательно так, что результат поиска</w:t>
+      </w:r>
+      <w:r>
+        <w:rPr>
+          <w:b w:val="0"/>
+          <w:bCs w:val="0"/>
+          <w:highlight w:val="none"/>
+          <w:lang w:val="ru-RU" w:bidi="ru-RU"/>
+        </w:rPr>
+        <w:t xml:space="preserve"> предыдущего алгоритма становятся исходными данными для последующего. В случае параллельного поиска каждый из алгоритмов реализует все стадии поиска, оптимизируя свои значения за счёт эпизодического получения информации от других алгоритмов. Неявная декомпозиция основана на том, что каждый из алгоритмов ищет решение в своей подобласти пространства решений, но эти подобласти не заданы в явном виде. Явная декомпозиция — подобласти задаются явно.</w:t>
+      </w:r>
+      <w:r>
+        <w:rPr>
+          <w:b w:val="0"/>
+          <w:bCs w:val="0"/>
+          <w:highlight w:val="none"/>
+          <w:lang w:val="ru-RU"/>
+        </w:rPr>
+      </w:r>
+    </w:p>
+    <w:p>
+      <w:pPr>
+        <w:pStyle w:val="944"/>
+        <w:pBdr/>
+        <w:tabs>
+          <w:tab w:val="center" w:leader="none" w:pos="4819"/>
+        </w:tabs>
+        <w:bidi w:val="false"/>
+        <w:spacing/>
+        <w:ind w:firstLine="0" w:left="0"/>
+        <w:jc w:val="both"/>
+        <w:rPr>
+          <w:b w:val="0"/>
+          <w:bCs w:val="0"/>
+          <w:highlight w:val="none"/>
+          <w:lang w:val="ru-RU"/>
+        </w:rPr>
+      </w:pPr>
+      <w:r>
+        <w:rPr>
+          <w:b w:val="0"/>
+          <w:bCs w:val="0"/>
+          <w:highlight w:val="none"/>
+          <w:lang w:val="ru-RU"/>
+        </w:rPr>
+      </w:r>
+      <w:r>
+        <w:rPr>
+          <w:b w:val="0"/>
+          <w:bCs w:val="0"/>
+          <w:highlight w:val="none"/>
+          <w:lang w:val="ru-RU"/>
+        </w:rPr>
+      </w:r>
+      <w:r>
+        <w:rPr>
+          <w:b w:val="0"/>
+          <w:bCs w:val="0"/>
+          <w:highlight w:val="none"/>
+          <w:lang w:val="ru-RU"/>
+        </w:rPr>
+      </w:r>
+    </w:p>
+    <w:p>
+      <w:pPr>
+        <w:pStyle w:val="944"/>
+        <w:pBdr/>
+        <w:tabs>
+          <w:tab w:val="center" w:leader="none" w:pos="4819"/>
+        </w:tabs>
+        <w:bidi w:val="false"/>
+        <w:spacing/>
+        <w:ind w:firstLine="0" w:left="0"/>
+        <w:jc w:val="both"/>
+        <w:rPr>
+          <w:b w:val="0"/>
+          <w:bCs w:val="0"/>
+          <w:highlight w:val="none"/>
+          <w:lang w:val="ru-RU" w:bidi="ru-RU"/>
+        </w:rPr>
+      </w:pPr>
+      <w:r>
+        <w:rPr>
+          <w:b w:val="0"/>
+          <w:bCs w:val="0"/>
+          <w:highlight w:val="none"/>
+          <w:lang w:val="ru-RU" w:bidi="ru-RU"/>
+        </w:rPr>
+        <w:t xml:space="preserve">3. </w:t>
+      </w:r>
+      <w:r>
+        <w:rPr>
+          <w:b w:val="0"/>
+          <w:bCs w:val="0"/>
+          <w:highlight w:val="none"/>
+          <w:lang w:val="ru-RU" w:bidi="ru-RU"/>
+        </w:rPr>
+        <w:t xml:space="preserve">Классификация основана на следующих признаках: тип гибридизируемых алгоритмов, уровень гибридизации, порядок выполнения и стратегия управления. Рассмотрим более подробно каждый из перечисленных признаков. По типу гибридизируемых алгоритмов: многоагентные алгоритмы оптимизации, многоагентные алгоритмы в сочетании с проблемно-ориентированными и многоагентные алгоритмы в сочетании с алгоритмами теории исследования операций или алгоритмами ИИ (подразделяются на точные алгоритмы и алгоритмы «мягких» вычислений — алгоритмы, основанные на нечёткой логике). Уровень гибридизации: высокоуровневая и низкоуровневая гибридизация. Порядок выполнения комбинируемых алгоритмов: последовательный, параллельный и чередующийся. Стратегия выполнения: интегративный и кооперативный способы управления (кооперативные подразделяются на гомогенные и гетерогенные). При использовании интегративной стратегии один из алгоритмом считается зависимым или вложенным компонентом другого. Кооперативная стратегия предполагает, что гибридизируемые алгоритмы обмениваются информацией, но не являются частью друг друга (островная модель параллелизма).</w:t>
+      </w:r>
+      <w:r>
+        <w:rPr>
+          <w:b w:val="0"/>
+          <w:bCs w:val="0"/>
+          <w:highlight w:val="none"/>
+          <w:lang w:val="ru-RU"/>
+        </w:rPr>
+      </w:r>
+    </w:p>
+    <w:p>
+      <w:pPr>
+        <w:pStyle w:val="944"/>
+        <w:pBdr/>
+        <w:tabs>
+          <w:tab w:val="center" w:leader="none" w:pos="4819"/>
+        </w:tabs>
+        <w:bidi w:val="false"/>
+        <w:spacing/>
+        <w:ind w:firstLine="0" w:left="0"/>
+        <w:jc w:val="both"/>
+        <w:rPr>
+          <w:b w:val="0"/>
+          <w:bCs w:val="0"/>
+          <w:highlight w:val="none"/>
+          <w:lang w:val="ru-RU"/>
+        </w:rPr>
+      </w:pPr>
+      <w:r>
+        <w:rPr>
+          <w:b w:val="0"/>
+          <w:bCs w:val="0"/>
+          <w:highlight w:val="none"/>
+          <w:lang w:val="ru-RU"/>
+        </w:rPr>
+      </w:r>
+      <w:r>
+        <w:rPr>
+          <w:b w:val="0"/>
+          <w:bCs w:val="0"/>
+          <w:highlight w:val="none"/>
+          <w:lang w:val="ru-RU"/>
+        </w:rPr>
+      </w:r>
+      <w:r>
+        <w:rPr>
+          <w:b w:val="0"/>
+          <w:bCs w:val="0"/>
+          <w:highlight w:val="none"/>
+          <w:lang w:val="ru-RU"/>
+        </w:rPr>
+      </w:r>
+    </w:p>
+    <w:p>
+      <w:pPr>
+        <w:pStyle w:val="944"/>
+        <w:pBdr/>
+        <w:tabs>
+          <w:tab w:val="center" w:leader="none" w:pos="4819"/>
+        </w:tabs>
+        <w:bidi w:val="false"/>
+        <w:spacing/>
+        <w:ind w:firstLine="0" w:left="0"/>
+        <w:jc w:val="center"/>
+        <w:rPr>
+          <w:b/>
+          <w:bCs/>
+          <w:highlight w:val="none"/>
+          <w:lang w:val="ru-RU" w:bidi="ru-RU"/>
+        </w:rPr>
+      </w:pPr>
+      <w:r>
+        <w:rPr>
+          <w:b/>
+          <w:bCs/>
+          <w:highlight w:val="none"/>
+          <w:lang w:val="ru-RU" w:bidi="ru-RU"/>
+        </w:rPr>
+        <w:t xml:space="preserve">Вложенные алгоритмы</w:t>
+      </w:r>
+      <w:r>
+        <w:rPr>
+          <w:b/>
+          <w:bCs/>
+          <w:highlight w:val="none"/>
+        </w:rPr>
+      </w:r>
+    </w:p>
+    <w:p>
+      <w:pPr>
+        <w:pStyle w:val="944"/>
+        <w:pBdr/>
+        <w:tabs>
+          <w:tab w:val="center" w:leader="none" w:pos="4819"/>
+        </w:tabs>
+        <w:bidi w:val="false"/>
+        <w:spacing/>
+        <w:ind w:firstLine="0" w:left="0"/>
+        <w:jc w:val="center"/>
+        <w:rPr>
+          <w:b/>
+          <w:bCs/>
+          <w:highlight w:val="none"/>
+        </w:rPr>
+      </w:pPr>
+      <w:r>
+        <w:rPr>
+          <w:b/>
+          <w:bCs/>
+          <w:highlight w:val="none"/>
+        </w:rPr>
+      </w:r>
+      <w:r>
+        <w:rPr>
+          <w:b/>
+          <w:bCs/>
+          <w:highlight w:val="none"/>
+        </w:rPr>
+      </w:r>
+      <w:r>
+        <w:rPr>
+          <w:b/>
+          <w:bCs/>
+          <w:highlight w:val="none"/>
+        </w:rPr>
+      </w:r>
+    </w:p>
+    <w:p>
+      <w:pPr>
+        <w:pStyle w:val="944"/>
+        <w:pBdr/>
+        <w:tabs>
+          <w:tab w:val="center" w:leader="none" w:pos="4819"/>
+        </w:tabs>
+        <w:bidi w:val="false"/>
+        <w:spacing/>
+        <w:ind w:firstLine="0" w:left="0"/>
+        <w:jc w:val="both"/>
+        <w:rPr>
+          <w:b w:val="0"/>
+          <w:bCs w:val="0"/>
+          <w:highlight w:val="none"/>
+          <w:lang w:val="ru-RU" w:bidi="ru-RU"/>
+        </w:rPr>
+      </w:pPr>
+      <w:r>
+        <w:rPr>
+          <w:b w:val="0"/>
+          <w:bCs w:val="0"/>
+          <w:i/>
+          <w:iCs/>
+          <w:highlight w:val="none"/>
+          <w:lang w:val="ru-RU" w:bidi="ru-RU"/>
+        </w:rPr>
+        <w:t xml:space="preserve">Высокоуровневая гибридизация вложения.</w:t>
+      </w:r>
+      <w:r>
+        <w:rPr>
+          <w:b w:val="0"/>
+          <w:bCs w:val="0"/>
+          <w:highlight w:val="none"/>
+          <w:lang w:val="ru-RU" w:bidi="ru-RU"/>
+        </w:rPr>
+        <w:t xml:space="preserve"> Выделяют два класса высокоуровневой гибридизации: последовательная и разделения пространства поиска.</w:t>
+      </w:r>
+      <w:r>
+        <w:rPr>
+          <w:b w:val="0"/>
+          <w:bCs w:val="0"/>
+          <w:highlight w:val="none"/>
+          <w:lang w:val="ru-RU" w:bidi="ru-RU"/>
+        </w:rPr>
+      </w:r>
+    </w:p>
+    <w:p>
+      <w:pPr>
+        <w:pStyle w:val="944"/>
+        <w:pBdr/>
+        <w:tabs>
+          <w:tab w:val="center" w:leader="none" w:pos="4819"/>
+        </w:tabs>
+        <w:bidi w:val="false"/>
+        <w:spacing/>
+        <w:ind w:firstLine="0" w:left="0"/>
+        <w:jc w:val="both"/>
+        <w:rPr>
+          <w:b w:val="0"/>
+          <w:bCs w:val="0"/>
+          <w:highlight w:val="none"/>
+          <w:lang w:val="ru-RU" w:bidi="ru-RU"/>
+        </w:rPr>
+      </w:pPr>
+      <w:r>
+        <w:rPr>
+          <w:b w:val="0"/>
+          <w:bCs w:val="0"/>
+          <w:highlight w:val="none"/>
+          <w:lang w:val="ru-RU" w:bidi="ru-RU"/>
+        </w:rPr>
+      </w:r>
+      <w:r>
+        <w:rPr>
+          <w:b w:val="0"/>
+          <w:bCs w:val="0"/>
+          <w:highlight w:val="none"/>
+          <w:lang w:val="ru-RU" w:bidi="ru-RU"/>
+        </w:rPr>
+      </w:r>
+      <w:r>
+        <w:rPr>
+          <w:b w:val="0"/>
+          <w:bCs w:val="0"/>
+          <w:highlight w:val="none"/>
+          <w:lang w:val="ru-RU" w:bidi="ru-RU"/>
+        </w:rPr>
+      </w:r>
+    </w:p>
+    <w:p>
+      <w:pPr>
+        <w:pStyle w:val="944"/>
+        <w:pBdr/>
+        <w:tabs>
+          <w:tab w:val="center" w:leader="none" w:pos="4819"/>
+        </w:tabs>
+        <w:bidi w:val="false"/>
+        <w:spacing/>
+        <w:ind w:firstLine="0" w:left="0"/>
+        <w:jc w:val="both"/>
+        <w:rPr>
+          <w:b w:val="0"/>
+          <w:bCs w:val="0"/>
+          <w:highlight w:val="none"/>
+          <w:lang w:val="ru-RU" w:bidi="ru-RU"/>
+        </w:rPr>
+      </w:pPr>
+      <w:r>
+        <w:rPr>
+          <w:b w:val="0"/>
+          <w:bCs w:val="0"/>
+          <w:highlight w:val="none"/>
+          <w:lang w:val="ru-RU" w:bidi="ru-RU"/>
+        </w:rPr>
+        <w:t xml:space="preserve">Общая схема:</w:t>
+      </w:r>
+      <w:r>
+        <w:rPr>
+          <w:b w:val="0"/>
+          <w:bCs w:val="0"/>
+          <w:highlight w:val="none"/>
+        </w:rPr>
+      </w:r>
+      <w:r/>
+    </w:p>
+    <w:p>
+      <w:pPr>
+        <w:pStyle w:val="944"/>
+        <w:pBdr/>
+        <w:tabs>
+          <w:tab w:val="center" w:leader="none" w:pos="4819"/>
+        </w:tabs>
+        <w:bidi w:val="false"/>
+        <w:spacing/>
+        <w:ind w:firstLine="0" w:left="0"/>
+        <w:jc w:val="both"/>
+        <w:rPr>
+          <w:b w:val="0"/>
+          <w:bCs w:val="0"/>
+          <w:highlight w:val="none"/>
+        </w:rPr>
+      </w:pPr>
+      <w:r>
+        <w:rPr>
+          <w:b w:val="0"/>
+          <w:bCs w:val="0"/>
+          <w:highlight w:val="none"/>
+        </w:rPr>
+      </w:r>
+      <w:r>
+        <w:rPr>
+          <w:b w:val="0"/>
+          <w:bCs w:val="0"/>
+          <w:highlight w:val="none"/>
+        </w:rPr>
+      </w:r>
+      <w:r>
+        <w:rPr>
+          <w:b w:val="0"/>
+          <w:bCs w:val="0"/>
+          <w:highlight w:val="none"/>
+        </w:rPr>
+      </w:r>
+    </w:p>
+    <w:p>
+      <w:pPr>
+        <w:pStyle w:val="944"/>
+        <w:pBdr/>
+        <w:tabs>
+          <w:tab w:val="center" w:leader="none" w:pos="4819"/>
+        </w:tabs>
+        <w:bidi w:val="false"/>
+        <w:spacing/>
+        <w:ind w:firstLine="0" w:left="0"/>
+        <w:jc w:val="both"/>
+        <w:rPr>
+          <w:b w:val="0"/>
+          <w:bCs w:val="0"/>
+          <w:highlight w:val="none"/>
+          <w:lang w:val="ru-RU" w:bidi="ru-RU"/>
+        </w:rPr>
+      </w:pPr>
+      <w:r>
+        <w:rPr>
+          <w:b w:val="0"/>
+          <w:bCs w:val="0"/>
+          <w:highlight w:val="none"/>
+          <w:lang w:val="ru-RU" w:bidi="ru-RU"/>
+        </w:rPr>
+        <w:t xml:space="preserve">1. Инициализация агентов популяционного алгоритма.</w:t>
+      </w:r>
+      <w:r>
+        <w:rPr>
+          <w:b w:val="0"/>
+          <w:bCs w:val="0"/>
+          <w:highlight w:val="none"/>
+        </w:rPr>
+      </w:r>
+    </w:p>
+    <w:p>
+      <w:pPr>
+        <w:pStyle w:val="944"/>
+        <w:pBdr/>
+        <w:tabs>
+          <w:tab w:val="center" w:leader="none" w:pos="4819"/>
+        </w:tabs>
+        <w:bidi w:val="false"/>
+        <w:spacing/>
+        <w:ind w:firstLine="0" w:left="0"/>
+        <w:jc w:val="both"/>
+        <w:rPr>
+          <w:b w:val="0"/>
+          <w:bCs w:val="0"/>
+          <w:highlight w:val="none"/>
+          <w:lang w:val="ru-RU" w:bidi="ru-RU"/>
+        </w:rPr>
+      </w:pPr>
+      <w:r>
+        <w:rPr>
+          <w:b w:val="0"/>
+          <w:bCs w:val="0"/>
+          <w:highlight w:val="none"/>
+          <w:lang w:val="ru-RU" w:bidi="ru-RU"/>
+        </w:rPr>
+        <w:t xml:space="preserve">2. Выполнение фиксированного числа итераций алгоритма (обычно одной бывает достаточно).</w:t>
+      </w:r>
+      <w:r>
+        <w:rPr>
+          <w:b w:val="0"/>
+          <w:bCs w:val="0"/>
+          <w:highlight w:val="none"/>
+        </w:rPr>
+      </w:r>
+    </w:p>
+    <w:p>
+      <w:pPr>
+        <w:pStyle w:val="944"/>
+        <w:pBdr/>
+        <w:tabs>
+          <w:tab w:val="center" w:leader="none" w:pos="4819"/>
+        </w:tabs>
+        <w:bidi w:val="false"/>
+        <w:spacing/>
+        <w:ind w:firstLine="0" w:left="0"/>
+        <w:jc w:val="both"/>
+        <w:rPr>
+          <w:b w:val="0"/>
+          <w:bCs w:val="0"/>
+          <w:highlight w:val="none"/>
+          <w:lang w:val="ru-RU" w:bidi="ru-RU"/>
+        </w:rPr>
+      </w:pPr>
+      <w:r>
+        <w:rPr>
+          <w:b w:val="0"/>
+          <w:bCs w:val="0"/>
+          <w:highlight w:val="none"/>
+          <w:lang w:val="ru-RU" w:bidi="ru-RU"/>
+        </w:rPr>
+        <w:t xml:space="preserve">3. Исходя из текущих положений координат осуществление локального поиска с помощью гибридизируемого алгоритма. Найденные координаты принимаем равными лучшим найденным решением.</w:t>
+      </w:r>
+      <w:r>
+        <w:rPr>
+          <w:b w:val="0"/>
+          <w:bCs w:val="0"/>
+          <w:highlight w:val="none"/>
+          <w:lang w:val="ru-RU" w:bidi="ru-RU"/>
+        </w:rPr>
+      </w:r>
+      <w:r>
+        <w:rPr>
+          <w:b w:val="0"/>
+          <w:bCs w:val="0"/>
+          <w:highlight w:val="none"/>
+          <w:lang w:val="ru-RU" w:bidi="ru-RU"/>
+        </w:rPr>
+      </w:r>
+    </w:p>
+    <w:p>
+      <w:pPr>
+        <w:pStyle w:val="944"/>
+        <w:pBdr/>
+        <w:tabs>
+          <w:tab w:val="center" w:leader="none" w:pos="4819"/>
+        </w:tabs>
+        <w:bidi w:val="false"/>
+        <w:spacing/>
+        <w:ind w:firstLine="0" w:left="0"/>
+        <w:jc w:val="both"/>
+        <w:rPr>
+          <w:b w:val="0"/>
+          <w:bCs w:val="0"/>
+          <w:highlight w:val="none"/>
+          <w:lang w:val="ru-RU" w:bidi="ru-RU"/>
+        </w:rPr>
+      </w:pPr>
+      <w:r>
+        <w:rPr>
+          <w:b w:val="0"/>
+          <w:bCs w:val="0"/>
+          <w:highlight w:val="none"/>
+          <w:lang w:val="ru-RU" w:bidi="ru-RU"/>
+        </w:rPr>
+        <w:t xml:space="preserve">4. Если выполены условия окончания, то алгоритм заканчивает работу, иначе — возвращается к шагу 2.</w:t>
+      </w:r>
+      <w:r>
+        <w:rPr>
+          <w:b w:val="0"/>
+          <w:bCs w:val="0"/>
+          <w:highlight w:val="none"/>
+          <w:lang w:val="ru-RU" w:bidi="ru-RU"/>
+        </w:rPr>
+      </w:r>
+    </w:p>
+    <w:p>
+      <w:pPr>
+        <w:pStyle w:val="944"/>
+        <w:pBdr/>
+        <w:tabs>
+          <w:tab w:val="center" w:leader="none" w:pos="4819"/>
+        </w:tabs>
+        <w:bidi w:val="false"/>
+        <w:spacing/>
+        <w:ind w:firstLine="0" w:left="0"/>
+        <w:jc w:val="both"/>
+        <w:rPr>
+          <w:b w:val="0"/>
+          <w:bCs w:val="0"/>
+          <w:highlight w:val="none"/>
+          <w:lang w:val="ru-RU" w:bidi="ru-RU"/>
+        </w:rPr>
+      </w:pPr>
+      <w:r>
+        <w:rPr>
+          <w:b w:val="0"/>
+          <w:bCs w:val="0"/>
+          <w:highlight w:val="none"/>
+          <w:lang w:val="ru-RU" w:bidi="ru-RU"/>
+        </w:rPr>
+      </w:r>
+      <w:r>
+        <w:rPr>
+          <w:b w:val="0"/>
+          <w:bCs w:val="0"/>
+          <w:highlight w:val="none"/>
+          <w:lang w:val="ru-RU" w:bidi="ru-RU"/>
+        </w:rPr>
+      </w:r>
+      <w:r>
+        <w:rPr>
+          <w:b w:val="0"/>
+          <w:bCs w:val="0"/>
+          <w:highlight w:val="none"/>
+          <w:lang w:val="ru-RU" w:bidi="ru-RU"/>
+        </w:rPr>
+      </w:r>
+    </w:p>
+    <w:p>
+      <w:pPr>
+        <w:pStyle w:val="944"/>
+        <w:pBdr/>
+        <w:tabs>
+          <w:tab w:val="center" w:leader="none" w:pos="4819"/>
+        </w:tabs>
+        <w:bidi w:val="false"/>
+        <w:spacing/>
+        <w:ind w:firstLine="0" w:left="0"/>
+        <w:jc w:val="both"/>
+        <w:rPr>
+          <w:b w:val="0"/>
+          <w:bCs w:val="0"/>
+          <w:highlight w:val="none"/>
+          <w:lang w:val="ru-RU" w:bidi="ru-RU"/>
+        </w:rPr>
+      </w:pPr>
+      <w:r>
+        <w:rPr>
+          <w:b w:val="0"/>
+          <w:bCs w:val="0"/>
+          <w:highlight w:val="none"/>
+          <w:lang w:val="ru-RU" w:bidi="ru-RU"/>
+        </w:rPr>
+        <w:t xml:space="preserve">В рассматриваемой схеме основная задача первого алгоритма обеспечить исследование пространства поиска. Целесообразно использовать модификацию алгоритма, обеспечивающую принудительное удаление близких друг к другу агентов популяции. Для этого близких агентов объединяют в кластеры и приспособленность кластеризованных агентов снижают путём деления их приспособленности на число агентов в кластере, что стимулирует удаление решений друг от друга и повышает относительную приспособленность агентов, не входящих в кластер. В качестве недостатка такого подхода можно выделить появление ещё одного свободного параметра (диаметр кластера). С точки зрения распараллеливания построенный по такой схеме алгоритм может быть реализован путём решения каждой из задач локальной оптимизации на своём процессоре.</w:t>
+      </w:r>
+      <w:r>
+        <w:rPr>
+          <w:b w:val="0"/>
+          <w:bCs w:val="0"/>
+          <w:highlight w:val="none"/>
+          <w:lang w:val="ru-RU" w:bidi="ru-RU"/>
+        </w:rPr>
+      </w:r>
+      <w:r>
+        <w:rPr>
+          <w:b w:val="0"/>
+          <w:bCs w:val="0"/>
+          <w:highlight w:val="none"/>
+          <w:lang w:val="ru-RU" w:bidi="ru-RU"/>
         </w:rPr>
       </w:r>
     </w:p>
